--- a/documents/praca_dyplomowa_ver1.1.docx
+++ b/documents/praca_dyplomowa_ver1.1.docx
@@ -4,7 +4,7 @@
   <w:body>
     <w:p>
       <w:pPr>
-        <w:pStyle w:val="Title"/>
+        <w:pStyle w:val="Tytu"/>
         <w:spacing w:before="240" w:after="120"/>
         <w:rPr>
           <w:rFonts w:ascii="Arial" w:hAnsi="Arial" w:cs="Arial"/>
@@ -98,27 +98,6 @@
           <w:szCs w:val="20"/>
         </w:rPr>
         <w:t>WERSJA: 1.2</w:t>
-      </w:r>
-    </w:p>
-    <w:p>
-      <w:pPr>
-        <w:pStyle w:val="Normal"/>
-        <w:rPr>
-          <w:rFonts w:ascii="Arial" w:hAnsi="Arial" w:cs="Arial"/>
-          <w:bCs/>
-          <w:strike/>
-          <w:sz w:val="20"/>
-          <w:szCs w:val="20"/>
-        </w:rPr>
-      </w:pPr>
-      <w:r>
-        <w:rPr>
-          <w:rFonts w:cs="Arial" w:ascii="Arial" w:hAnsi="Arial"/>
-          <w:bCs/>
-          <w:strike/>
-          <w:sz w:val="20"/>
-          <w:szCs w:val="20"/>
-        </w:rPr>
       </w:r>
     </w:p>
     <w:p>
@@ -133,10 +112,40 @@
           <w:docGrid w:type="default" w:linePitch="360" w:charSpace="0"/>
         </w:sectPr>
         <w:pStyle w:val="Normal"/>
+        <w:rPr>
+          <w:rFonts w:ascii="Arial" w:hAnsi="Arial" w:cs="Arial"/>
+          <w:bCs/>
+          <w:strike/>
+          <w:sz w:val="20"/>
+          <w:szCs w:val="20"/>
+        </w:rPr>
+      </w:pPr>
+      <w:r>
+        <w:rPr>
+          <w:rFonts w:cs="Arial" w:ascii="Arial" w:hAnsi="Arial"/>
+          <w:bCs/>
+          <w:strike/>
+          <w:sz w:val="20"/>
+          <w:szCs w:val="20"/>
+        </w:rPr>
+      </w:r>
+    </w:p>
+    <w:p>
+      <w:pPr>
+        <w:pStyle w:val="Tytu"/>
+        <w:rPr/>
+      </w:pPr>
+      <w:r>
+        <w:rPr/>
+        <w:t xml:space="preserve">STRESZCZENIE </w:t>
+      </w:r>
+    </w:p>
+    <w:p>
+      <w:pPr>
+        <w:pStyle w:val="Normal"/>
         <w:spacing w:lineRule="auto" w:line="360" w:before="0" w:after="120"/>
         <w:rPr>
           <w:rFonts w:ascii="Arial" w:hAnsi="Arial" w:cs="Arial"/>
-          <w:bCs/>
           <w:i/>
           <w:i/>
           <w:sz w:val="16"/>
@@ -151,47 +160,15 @@
           <w:sz w:val="16"/>
           <w:szCs w:val="20"/>
         </w:rPr>
-      </w:r>
-    </w:p>
-    <w:p>
-      <w:pPr>
-        <w:pStyle w:val="Title"/>
-        <w:rPr/>
-      </w:pPr>
-      <w:r>
-        <w:rPr/>
-        <w:t xml:space="preserve">STRESZCZENIE </w:t>
-      </w:r>
-    </w:p>
-    <w:p>
-      <w:pPr>
-        <w:pStyle w:val="Normal"/>
-        <w:spacing w:lineRule="auto" w:line="360" w:before="0" w:after="120"/>
-        <w:rPr>
-          <w:rFonts w:ascii="Arial" w:hAnsi="Arial" w:cs="Arial"/>
-          <w:i/>
+        <w:t>(</w:t>
+      </w:r>
+      <w:r>
+        <w:rPr>
+          <w:rFonts w:cs="Arial" w:ascii="Arial" w:hAnsi="Arial"/>
           <w:i/>
           <w:sz w:val="16"/>
           <w:szCs w:val="20"/>
         </w:rPr>
-      </w:pPr>
-      <w:r>
-        <w:rPr>
-          <w:rFonts w:cs="Arial" w:ascii="Arial" w:hAnsi="Arial"/>
-          <w:bCs/>
-          <w:i/>
-          <w:sz w:val="16"/>
-          <w:szCs w:val="20"/>
-        </w:rPr>
-        <w:t>(</w:t>
-      </w:r>
-      <w:r>
-        <w:rPr>
-          <w:rFonts w:cs="Arial" w:ascii="Arial" w:hAnsi="Arial"/>
-          <w:i/>
-          <w:sz w:val="16"/>
-          <w:szCs w:val="20"/>
-        </w:rPr>
         <w:t>strona nr 3 – numer widoczny)</w:t>
       </w:r>
     </w:p>
@@ -214,7 +191,53 @@
           <w:sz w:val="20"/>
           <w:szCs w:val="20"/>
         </w:rPr>
-        <w:t xml:space="preserve">Celem niniejszej pracy było stworzenie dwuosobowej gry VR w ramach przetestowania najnowszej technologii zainstalowanej w Laboratorium Zanurzonej Wizualizacji Przestrzennej na terenie Wydziału Elektroniki, Telekomunikacji i Informatyki Politechniki Gdańskiej. Gra została stworzona w silniku Unreal Engine, w wersji 5.6.x i </w:t>
+        <w:t xml:space="preserve">Celem niniejszej pracy było stworzenie dwuosobowej gry </w:t>
+      </w:r>
+      <w:r>
+        <w:rPr>
+          <w:rFonts w:cs="Arial" w:ascii="Arial" w:hAnsi="Arial"/>
+          <w:sz w:val="20"/>
+          <w:szCs w:val="20"/>
+        </w:rPr>
+        <w:t>w wirtualnej rzeczywistości (ang.</w:t>
+      </w:r>
+      <w:r>
+        <w:rPr>
+          <w:rFonts w:cs="Arial" w:ascii="Arial" w:hAnsi="Arial"/>
+          <w:i/>
+          <w:iCs/>
+          <w:sz w:val="20"/>
+          <w:szCs w:val="20"/>
+        </w:rPr>
+        <w:t xml:space="preserve"> virtual reality VR</w:t>
+      </w:r>
+      <w:r>
+        <w:rPr>
+          <w:rFonts w:cs="Arial" w:ascii="Arial" w:hAnsi="Arial"/>
+          <w:i w:val="false"/>
+          <w:iCs w:val="false"/>
+          <w:sz w:val="20"/>
+          <w:szCs w:val="20"/>
+        </w:rPr>
+        <w:t>)</w:t>
+      </w:r>
+      <w:r>
+        <w:rPr>
+          <w:rFonts w:cs="Arial" w:ascii="Arial" w:hAnsi="Arial"/>
+          <w:i/>
+          <w:iCs/>
+          <w:sz w:val="20"/>
+          <w:szCs w:val="20"/>
+        </w:rPr>
+        <w:t xml:space="preserve"> </w:t>
+      </w:r>
+      <w:r>
+        <w:rPr>
+          <w:rFonts w:cs="Arial" w:ascii="Arial" w:hAnsi="Arial"/>
+          <w:sz w:val="20"/>
+          <w:szCs w:val="20"/>
+        </w:rPr>
+        <w:t xml:space="preserve">w ramach przetestowania najnowszej technologii zainstalowanej w Laboratorium Zanurzonej Wizualizacji Przestrzennej na terenie Wydziału Elektroniki, Telekomunikacji i Informatyki Politechniki Gdańskiej. Gra została stworzona w silniku Unreal Engine w wersji 5.6.x i </w:t>
       </w:r>
       <w:r>
         <w:rPr>
@@ -224,7 +247,37 @@
           <w:sz w:val="20"/>
           <w:szCs w:val="20"/>
         </w:rPr>
-        <w:t>wykorzystywała specjalną bibliotekę, dzięki której można było uruchomić grę w LZWP</w:t>
+        <w:t xml:space="preserve">wykorzystywała specjalną bibliotekę, dzięki której można było uruchomić grę w </w:t>
+      </w:r>
+      <w:r>
+        <w:rPr>
+          <w:rFonts w:cs="Arial" w:ascii="Arial" w:hAnsi="Arial"/>
+          <w:b w:val="false"/>
+          <w:bCs w:val="false"/>
+          <w:sz w:val="20"/>
+          <w:szCs w:val="20"/>
+        </w:rPr>
+        <w:t>Laboratorium Zanurzonej Wizualizacji Przestrzennej (</w:t>
+      </w:r>
+      <w:r>
+        <w:rPr>
+          <w:rFonts w:cs="Arial" w:ascii="Arial" w:hAnsi="Arial"/>
+          <w:b w:val="false"/>
+          <w:bCs w:val="false"/>
+          <w:sz w:val="20"/>
+          <w:szCs w:val="20"/>
+        </w:rPr>
+        <w:t>LZWP</w:t>
+      </w:r>
+      <w:r>
+        <w:rPr>
+          <w:rFonts w:cs="Arial" w:ascii="Arial" w:hAnsi="Arial"/>
+          <w:b w:val="false"/>
+          <w:bCs w:val="false"/>
+          <w:sz w:val="20"/>
+          <w:szCs w:val="20"/>
+        </w:rPr>
+        <w:t>)</w:t>
       </w:r>
       <w:r>
         <w:rPr>
@@ -330,6 +383,7 @@
         <w:rPr>
           <w:rFonts w:ascii="Arial" w:hAnsi="Arial" w:cs="Arial"/>
           <w:b/>
+          <w:b/>
           <w:sz w:val="20"/>
           <w:szCs w:val="20"/>
           <w:lang w:val="en-GB"/>
@@ -403,8 +457,185 @@
     </w:p>
     <w:p>
       <w:pPr>
-        <w:pStyle w:val="Title"/>
-        <w:rPr>
+        <w:pStyle w:val="Normal"/>
+        <w:spacing w:lineRule="auto" w:line="360" w:before="0" w:after="120"/>
+        <w:jc w:val="both"/>
+        <w:rPr>
+          <w:rFonts w:ascii="Arial" w:hAnsi="Arial" w:cs="Arial"/>
+          <w:sz w:val="20"/>
+          <w:szCs w:val="20"/>
+          <w:lang w:val="en-GB"/>
+        </w:rPr>
+      </w:pPr>
+      <w:r>
+        <w:rPr/>
+      </w:r>
+    </w:p>
+    <w:p>
+      <w:pPr>
+        <w:pStyle w:val="Normal"/>
+        <w:spacing w:lineRule="auto" w:line="360" w:before="0" w:after="120"/>
+        <w:jc w:val="both"/>
+        <w:rPr>
+          <w:rFonts w:ascii="Arial" w:hAnsi="Arial" w:cs="Arial"/>
+          <w:sz w:val="20"/>
+          <w:szCs w:val="20"/>
+          <w:lang w:val="en-GB"/>
+        </w:rPr>
+      </w:pPr>
+      <w:r>
+        <w:rPr/>
+      </w:r>
+    </w:p>
+    <w:p>
+      <w:pPr>
+        <w:pStyle w:val="Normal"/>
+        <w:spacing w:lineRule="auto" w:line="360" w:before="0" w:after="120"/>
+        <w:jc w:val="both"/>
+        <w:rPr>
+          <w:rFonts w:ascii="Arial" w:hAnsi="Arial" w:cs="Arial"/>
+          <w:sz w:val="20"/>
+          <w:szCs w:val="20"/>
+          <w:lang w:val="en-GB"/>
+        </w:rPr>
+      </w:pPr>
+      <w:r>
+        <w:rPr/>
+      </w:r>
+    </w:p>
+    <w:p>
+      <w:pPr>
+        <w:pStyle w:val="Normal"/>
+        <w:spacing w:lineRule="auto" w:line="360" w:before="0" w:after="120"/>
+        <w:jc w:val="both"/>
+        <w:rPr>
+          <w:rFonts w:ascii="Arial" w:hAnsi="Arial" w:cs="Arial"/>
+          <w:sz w:val="20"/>
+          <w:szCs w:val="20"/>
+          <w:lang w:val="en-GB"/>
+        </w:rPr>
+      </w:pPr>
+      <w:r>
+        <w:rPr/>
+      </w:r>
+    </w:p>
+    <w:p>
+      <w:pPr>
+        <w:pStyle w:val="Normal"/>
+        <w:spacing w:lineRule="auto" w:line="360" w:before="0" w:after="120"/>
+        <w:jc w:val="both"/>
+        <w:rPr>
+          <w:rFonts w:ascii="Arial" w:hAnsi="Arial" w:cs="Arial"/>
+          <w:sz w:val="20"/>
+          <w:szCs w:val="20"/>
+          <w:lang w:val="en-GB"/>
+        </w:rPr>
+      </w:pPr>
+      <w:r>
+        <w:rPr/>
+      </w:r>
+    </w:p>
+    <w:p>
+      <w:pPr>
+        <w:pStyle w:val="Normal"/>
+        <w:spacing w:lineRule="auto" w:line="360" w:before="0" w:after="120"/>
+        <w:jc w:val="both"/>
+        <w:rPr>
+          <w:rFonts w:ascii="Arial" w:hAnsi="Arial" w:cs="Arial"/>
+          <w:sz w:val="20"/>
+          <w:szCs w:val="20"/>
+          <w:lang w:val="en-GB"/>
+        </w:rPr>
+      </w:pPr>
+      <w:r>
+        <w:rPr/>
+      </w:r>
+    </w:p>
+    <w:p>
+      <w:pPr>
+        <w:pStyle w:val="Normal"/>
+        <w:spacing w:lineRule="auto" w:line="360" w:before="0" w:after="120"/>
+        <w:jc w:val="both"/>
+        <w:rPr>
+          <w:rFonts w:ascii="Arial" w:hAnsi="Arial" w:cs="Arial"/>
+          <w:sz w:val="20"/>
+          <w:szCs w:val="20"/>
+          <w:lang w:val="en-GB"/>
+        </w:rPr>
+      </w:pPr>
+      <w:r>
+        <w:rPr/>
+      </w:r>
+    </w:p>
+    <w:p>
+      <w:pPr>
+        <w:pStyle w:val="Normal"/>
+        <w:spacing w:lineRule="auto" w:line="360" w:before="0" w:after="120"/>
+        <w:jc w:val="both"/>
+        <w:rPr>
+          <w:rFonts w:ascii="Arial" w:hAnsi="Arial" w:cs="Arial"/>
+          <w:sz w:val="20"/>
+          <w:szCs w:val="20"/>
+          <w:lang w:val="en-GB"/>
+        </w:rPr>
+      </w:pPr>
+      <w:r>
+        <w:rPr/>
+      </w:r>
+    </w:p>
+    <w:p>
+      <w:pPr>
+        <w:pStyle w:val="Normal"/>
+        <w:spacing w:lineRule="auto" w:line="360" w:before="0" w:after="120"/>
+        <w:jc w:val="both"/>
+        <w:rPr>
+          <w:rFonts w:ascii="Arial" w:hAnsi="Arial" w:cs="Arial"/>
+          <w:sz w:val="20"/>
+          <w:szCs w:val="20"/>
+          <w:lang w:val="en-GB"/>
+        </w:rPr>
+      </w:pPr>
+      <w:r>
+        <w:rPr/>
+      </w:r>
+    </w:p>
+    <w:p>
+      <w:pPr>
+        <w:pStyle w:val="Normal"/>
+        <w:spacing w:lineRule="auto" w:line="360" w:before="0" w:after="120"/>
+        <w:jc w:val="both"/>
+        <w:rPr>
+          <w:rFonts w:ascii="Arial" w:hAnsi="Arial" w:cs="Arial"/>
+          <w:sz w:val="20"/>
+          <w:szCs w:val="20"/>
+          <w:lang w:val="en-GB"/>
+        </w:rPr>
+      </w:pPr>
+      <w:r>
+        <w:rPr/>
+      </w:r>
+    </w:p>
+    <w:p>
+      <w:pPr>
+        <w:pStyle w:val="Normal"/>
+        <w:spacing w:lineRule="auto" w:line="360" w:before="0" w:after="120"/>
+        <w:jc w:val="both"/>
+        <w:rPr>
+          <w:rFonts w:ascii="Arial" w:hAnsi="Arial" w:cs="Arial"/>
+          <w:sz w:val="20"/>
+          <w:szCs w:val="20"/>
+          <w:lang w:val="en-GB"/>
+        </w:rPr>
+      </w:pPr>
+      <w:r>
+        <w:rPr/>
+      </w:r>
+    </w:p>
+    <w:p>
+      <w:pPr>
+        <w:pStyle w:val="Tytu"/>
+        <w:rPr>
+          <w:b w:val="false"/>
           <w:b w:val="false"/>
           <w:sz w:val="20"/>
           <w:lang w:val="en-GB"/>
@@ -433,36 +664,7 @@
         </w:rPr>
       </w:pPr>
       <w:r>
-        <w:rPr>
-          <w:rFonts w:cs="Arial" w:ascii="Arial" w:hAnsi="Arial"/>
-          <w:sz w:val="20"/>
-          <w:szCs w:val="20"/>
-          <w:lang w:val="en-GB"/>
-        </w:rPr>
-        <w:t>The aim of this thesis was to develop a two-player VR game as a means of testing the latest technology installed in the Immersive Spatial Visualization Laboratory at the Faculty of Electronics, Telecomunications and Informatics of Gdańsk University of Technology. The game was created by using Unreal Engine version 5.6.x and utilized a dedicated library that enabled it to run within the laboratory environment. The gameplay is based on cooperative interaction between two players, who must work together to defeat ghosts – completion of the game is not possible without collaboration.</w:t>
-      </w:r>
-    </w:p>
-    <w:p>
-      <w:pPr>
-        <w:pStyle w:val="Normal"/>
-        <w:spacing w:lineRule="auto" w:line="360" w:before="0" w:after="120"/>
-        <w:ind w:firstLine="708"/>
-        <w:jc w:val="both"/>
-        <w:rPr>
-          <w:rFonts w:ascii="Arial" w:hAnsi="Arial" w:cs="Arial"/>
-          <w:sz w:val="20"/>
-          <w:szCs w:val="20"/>
-          <w:lang w:val="en-GB"/>
-        </w:rPr>
-      </w:pPr>
-      <w:r>
-        <w:rPr>
-          <w:rFonts w:cs="Arial" w:ascii="Arial" w:hAnsi="Arial"/>
-          <w:sz w:val="20"/>
-          <w:szCs w:val="20"/>
-          <w:lang w:val="en-GB"/>
-        </w:rPr>
-        <w:t>This thesis describes the process of becoming familiar with the characteristics of the new LZWP software and developing the game tailored to it, covering stages from initial concepts and gameplay planning to the analysis and testing of image synchronization within the laboratory itself.</w:t>
+        <w:rPr/>
       </w:r>
     </w:p>
     <w:p>
@@ -481,39 +683,22 @@
         </w:sectPr>
         <w:pStyle w:val="Normal"/>
         <w:spacing w:lineRule="auto" w:line="360" w:before="0" w:after="120"/>
-        <w:rPr>
-          <w:rFonts w:ascii="Arial" w:hAnsi="Arial" w:cs="Arial"/>
-          <w:b/>
-          <w:sz w:val="20"/>
-          <w:szCs w:val="20"/>
-          <w:lang w:val="en-GB"/>
-        </w:rPr>
-      </w:pPr>
-      <w:r>
-        <w:rPr>
-          <w:rFonts w:cs="Arial" w:ascii="Arial" w:hAnsi="Arial"/>
-          <w:b/>
-          <w:sz w:val="20"/>
-          <w:szCs w:val="20"/>
-          <w:lang w:val="en-GB"/>
-        </w:rPr>
-        <w:t xml:space="preserve">Keywords:  </w:t>
-      </w:r>
-      <w:r>
-        <w:rPr>
-          <w:rFonts w:cs="Arial" w:ascii="Arial" w:hAnsi="Arial"/>
-          <w:b w:val="false"/>
-          <w:bCs w:val="false"/>
-          <w:sz w:val="20"/>
-          <w:szCs w:val="20"/>
-          <w:lang w:val="en-GB"/>
-        </w:rPr>
-        <w:t>VR, unreal engine, unreal, game, CAVE</w:t>
-      </w:r>
-    </w:p>
-    <w:p>
-      <w:pPr>
-        <w:pStyle w:val="TOCHeading"/>
+        <w:ind w:firstLine="708"/>
+        <w:jc w:val="both"/>
+        <w:rPr>
+          <w:rFonts w:ascii="Arial" w:hAnsi="Arial" w:cs="Arial"/>
+          <w:sz w:val="20"/>
+          <w:szCs w:val="20"/>
+          <w:lang w:val="en-GB"/>
+        </w:rPr>
+      </w:pPr>
+      <w:r>
+        <w:rPr/>
+      </w:r>
+    </w:p>
+    <w:p>
+      <w:pPr>
+        <w:pStyle w:val="Nagwekspisutreci"/>
         <w:rPr/>
       </w:pPr>
       <w:r>
@@ -531,7 +716,7 @@
       <w:sdtContent>
         <w:p>
           <w:pPr>
-            <w:pStyle w:val="TOC1"/>
+            <w:pStyle w:val="Spistreci1"/>
             <w:tabs>
               <w:tab w:val="clear" w:pos="426"/>
               <w:tab w:val="clear" w:pos="9060"/>
@@ -546,6 +731,7 @@
             <w:rPr>
               <w:webHidden/>
               <w:rStyle w:val="Czeindeksu"/>
+              <w:vanish w:val="false"/>
             </w:rPr>
             <w:instrText xml:space="preserve"> TOC \z \o "1-3" \u \h</w:instrText>
           </w:r>
@@ -553,6 +739,7 @@
             <w:rPr>
               <w:webHidden/>
               <w:rStyle w:val="Czeindeksu"/>
+              <w:vanish w:val="false"/>
             </w:rPr>
             <w:fldChar w:fldCharType="separate"/>
           </w:r>
@@ -561,6 +748,7 @@
               <w:rPr>
                 <w:webHidden/>
                 <w:rStyle w:val="Czeindeksu"/>
+                <w:vanish w:val="false"/>
               </w:rPr>
               <w:t>WYKAZ WAŻNIEJSZYCH OZNACZEŃ I SKRÓTÓW</w:t>
               <w:tab/>
@@ -570,7 +758,7 @@
         </w:p>
         <w:p>
           <w:pPr>
-            <w:pStyle w:val="TOC1"/>
+            <w:pStyle w:val="Spistreci1"/>
             <w:tabs>
               <w:tab w:val="clear" w:pos="426"/>
               <w:tab w:val="clear" w:pos="9060"/>
@@ -583,6 +771,7 @@
               <w:rPr>
                 <w:webHidden/>
                 <w:rStyle w:val="Czeindeksu"/>
+                <w:vanish w:val="false"/>
               </w:rPr>
               <w:t>1. WSTĘP I CEL PRACY</w:t>
               <w:tab/>
@@ -592,7 +781,7 @@
         </w:p>
         <w:p>
           <w:pPr>
-            <w:pStyle w:val="TOC1"/>
+            <w:pStyle w:val="Spistreci1"/>
             <w:tabs>
               <w:tab w:val="clear" w:pos="426"/>
               <w:tab w:val="clear" w:pos="9060"/>
@@ -605,6 +794,7 @@
               <w:rPr>
                 <w:webHidden/>
                 <w:rStyle w:val="Czeindeksu"/>
+                <w:vanish w:val="false"/>
               </w:rPr>
               <w:t>2. WIRTUALNA RZECZYWISTOŚĆ (Zofia Drożdż)</w:t>
               <w:tab/>
@@ -614,7 +804,7 @@
         </w:p>
         <w:p>
           <w:pPr>
-            <w:pStyle w:val="TOC2"/>
+            <w:pStyle w:val="Spistreci2"/>
             <w:tabs>
               <w:tab w:val="clear" w:pos="993"/>
               <w:tab w:val="clear" w:pos="9060"/>
@@ -627,6 +817,7 @@
               <w:rPr>
                 <w:webHidden/>
                 <w:rStyle w:val="Czeindeksu"/>
+                <w:vanish w:val="false"/>
               </w:rPr>
               <w:t>2.1. Historia rozwoju rzeczywistości wirtualnej (ewentualnie imię i nazwisko autora podrozdziału w przypadku pracy zbiorowej)</w:t>
               <w:tab/>
@@ -636,7 +827,7 @@
         </w:p>
         <w:p>
           <w:pPr>
-            <w:pStyle w:val="TOC2"/>
+            <w:pStyle w:val="Spistreci2"/>
             <w:tabs>
               <w:tab w:val="clear" w:pos="993"/>
               <w:tab w:val="clear" w:pos="9060"/>
@@ -649,6 +840,7 @@
               <w:rPr>
                 <w:webHidden/>
                 <w:rStyle w:val="Czeindeksu"/>
+                <w:vanish w:val="false"/>
               </w:rPr>
               <w:t>2.2. Nowoczesne rozwiązania dla technologii wirtualnej rzeczywistości (ewentualnie imię i nazwisko autora podrozdziału w przypadku pracy zbiorowej)</w:t>
               <w:tab/>
@@ -658,7 +850,7 @@
         </w:p>
         <w:p>
           <w:pPr>
-            <w:pStyle w:val="TOC1"/>
+            <w:pStyle w:val="Spistreci1"/>
             <w:tabs>
               <w:tab w:val="clear" w:pos="426"/>
               <w:tab w:val="clear" w:pos="9060"/>
@@ -671,6 +863,7 @@
               <w:rPr>
                 <w:webHidden/>
                 <w:rStyle w:val="Czeindeksu"/>
+                <w:vanish w:val="false"/>
               </w:rPr>
               <w:t>3. CHARAKETRYSTYKA INSTALACJI TYPU BIGCAVE</w:t>
               <w:tab/>
@@ -680,7 +873,7 @@
         </w:p>
         <w:p>
           <w:pPr>
-            <w:pStyle w:val="TOC2"/>
+            <w:pStyle w:val="Spistreci2"/>
             <w:tabs>
               <w:tab w:val="clear" w:pos="993"/>
               <w:tab w:val="clear" w:pos="9060"/>
@@ -693,6 +886,7 @@
               <w:rPr>
                 <w:webHidden/>
                 <w:rStyle w:val="Czeindeksu"/>
+                <w:vanish w:val="false"/>
               </w:rPr>
               <w:t>3.1. Zasady działania Laboratorium Zanurzonej Wizualizacji Przestrzennej (ewentualnie imię i nazwisko autora podrozdziału w przypadku pracy zbiorowej)</w:t>
               <w:tab/>
@@ -702,7 +896,7 @@
         </w:p>
         <w:p>
           <w:pPr>
-            <w:pStyle w:val="TOC2"/>
+            <w:pStyle w:val="Spistreci2"/>
             <w:tabs>
               <w:tab w:val="clear" w:pos="993"/>
               <w:tab w:val="clear" w:pos="9060"/>
@@ -715,6 +909,7 @@
               <w:rPr>
                 <w:webHidden/>
                 <w:rStyle w:val="Czeindeksu"/>
+                <w:vanish w:val="false"/>
               </w:rPr>
               <w:t>3.2. Narzędzia używane do tworzenia aplikacji dla LZWP (ewentualnie imię i nazwisko autora podrozdziału w przypadku pracy zbiorowej)</w:t>
               <w:tab/>
@@ -724,7 +919,7 @@
         </w:p>
         <w:p>
           <w:pPr>
-            <w:pStyle w:val="TOC1"/>
+            <w:pStyle w:val="Spistreci1"/>
             <w:tabs>
               <w:tab w:val="clear" w:pos="426"/>
               <w:tab w:val="clear" w:pos="9060"/>
@@ -737,6 +932,7 @@
               <w:rPr>
                 <w:webHidden/>
                 <w:rStyle w:val="Czeindeksu"/>
+                <w:vanish w:val="false"/>
               </w:rPr>
               <w:t>4. SPECYFIKACJA I ANALIZA WYMAGAŃ</w:t>
               <w:tab/>
@@ -746,7 +942,7 @@
         </w:p>
         <w:p>
           <w:pPr>
-            <w:pStyle w:val="TOC2"/>
+            <w:pStyle w:val="Spistreci2"/>
             <w:tabs>
               <w:tab w:val="clear" w:pos="993"/>
               <w:tab w:val="clear" w:pos="9060"/>
@@ -759,6 +955,7 @@
               <w:rPr>
                 <w:webHidden/>
                 <w:rStyle w:val="Czeindeksu"/>
+                <w:vanish w:val="false"/>
               </w:rPr>
               <w:t>4.1. Specyfikacja wymagań (Zofia Drożdż)</w:t>
               <w:tab/>
@@ -768,7 +965,7 @@
         </w:p>
         <w:p>
           <w:pPr>
-            <w:pStyle w:val="TOC3"/>
+            <w:pStyle w:val="Spistreci3"/>
             <w:tabs>
               <w:tab w:val="clear" w:pos="1701"/>
               <w:tab w:val="clear" w:pos="9060"/>
@@ -781,6 +978,7 @@
               <w:rPr>
                 <w:webHidden/>
                 <w:rStyle w:val="Czeindeksu"/>
+                <w:vanish w:val="false"/>
               </w:rPr>
               <w:t>4.1.1. Cel i przeznaczenie projektu</w:t>
               <w:tab/>
@@ -790,7 +988,7 @@
         </w:p>
         <w:p>
           <w:pPr>
-            <w:pStyle w:val="TOC3"/>
+            <w:pStyle w:val="Spistreci3"/>
             <w:tabs>
               <w:tab w:val="clear" w:pos="1701"/>
               <w:tab w:val="clear" w:pos="9060"/>
@@ -803,6 +1001,7 @@
               <w:rPr>
                 <w:webHidden/>
                 <w:rStyle w:val="Czeindeksu"/>
+                <w:vanish w:val="false"/>
               </w:rPr>
               <w:t>4.1.2. Kontekst realizacji projektu</w:t>
               <w:tab/>
@@ -812,7 +1011,7 @@
         </w:p>
         <w:p>
           <w:pPr>
-            <w:pStyle w:val="TOC3"/>
+            <w:pStyle w:val="Spistreci3"/>
             <w:tabs>
               <w:tab w:val="clear" w:pos="1701"/>
               <w:tab w:val="clear" w:pos="9060"/>
@@ -825,6 +1024,7 @@
               <w:rPr>
                 <w:webHidden/>
                 <w:rStyle w:val="Czeindeksu"/>
+                <w:vanish w:val="false"/>
               </w:rPr>
               <w:t>4.1.3. Ogólna charakterystyka systemu (?)</w:t>
               <w:tab/>
@@ -834,7 +1034,7 @@
         </w:p>
         <w:p>
           <w:pPr>
-            <w:pStyle w:val="TOC2"/>
+            <w:pStyle w:val="Spistreci2"/>
             <w:tabs>
               <w:tab w:val="clear" w:pos="993"/>
               <w:tab w:val="clear" w:pos="9060"/>
@@ -847,6 +1047,7 @@
               <w:rPr>
                 <w:webHidden/>
                 <w:rStyle w:val="Czeindeksu"/>
+                <w:vanish w:val="false"/>
               </w:rPr>
               <w:t>4.2. Analiza wymagań funkcjonalnych (ewentualnie imię i nazwisko autora podrozdziału w przypadku pracy zbiorowej)</w:t>
               <w:tab/>
@@ -856,7 +1057,7 @@
         </w:p>
         <w:p>
           <w:pPr>
-            <w:pStyle w:val="TOC2"/>
+            <w:pStyle w:val="Spistreci2"/>
             <w:tabs>
               <w:tab w:val="clear" w:pos="993"/>
               <w:tab w:val="clear" w:pos="9060"/>
@@ -869,6 +1070,7 @@
               <w:rPr>
                 <w:webHidden/>
                 <w:rStyle w:val="Czeindeksu"/>
+                <w:vanish w:val="false"/>
               </w:rPr>
               <w:t>4.3. Analiza wymagań użytkowych (ewentualnie imię i nazwisko autora podrozdziału w przypadku pracy zbiorowej)</w:t>
               <w:tab/>
@@ -878,7 +1080,7 @@
         </w:p>
         <w:p>
           <w:pPr>
-            <w:pStyle w:val="TOC2"/>
+            <w:pStyle w:val="Spistreci2"/>
             <w:tabs>
               <w:tab w:val="clear" w:pos="993"/>
               <w:tab w:val="clear" w:pos="9060"/>
@@ -891,6 +1093,7 @@
               <w:rPr>
                 <w:webHidden/>
                 <w:rStyle w:val="Czeindeksu"/>
+                <w:vanish w:val="false"/>
               </w:rPr>
               <w:t>4.4. Kryteria akceptacji (Zofia Drożdż)</w:t>
               <w:tab/>
@@ -900,7 +1103,7 @@
         </w:p>
         <w:p>
           <w:pPr>
-            <w:pStyle w:val="TOC2"/>
+            <w:pStyle w:val="Spistreci2"/>
             <w:tabs>
               <w:tab w:val="clear" w:pos="993"/>
               <w:tab w:val="clear" w:pos="9060"/>
@@ -913,6 +1116,7 @@
               <w:rPr>
                 <w:webHidden/>
                 <w:rStyle w:val="Czeindeksu"/>
+                <w:vanish w:val="false"/>
               </w:rPr>
               <w:t>4.5. Analiza ryzyka (Zofia Drożdż)</w:t>
               <w:tab/>
@@ -922,7 +1126,7 @@
         </w:p>
         <w:p>
           <w:pPr>
-            <w:pStyle w:val="TOC2"/>
+            <w:pStyle w:val="Spistreci2"/>
             <w:tabs>
               <w:tab w:val="clear" w:pos="993"/>
               <w:tab w:val="clear" w:pos="9060"/>
@@ -935,6 +1139,7 @@
               <w:rPr>
                 <w:webHidden/>
                 <w:rStyle w:val="Czeindeksu"/>
+                <w:vanish w:val="false"/>
               </w:rPr>
               <w:t>4.6. Wybór środowiska implementacji (ewentualnie imię i nazwisko autora podrozdziału w przypadku pracy zbiorowej)</w:t>
               <w:tab/>
@@ -944,7 +1149,7 @@
         </w:p>
         <w:p>
           <w:pPr>
-            <w:pStyle w:val="TOC2"/>
+            <w:pStyle w:val="Spistreci2"/>
             <w:tabs>
               <w:tab w:val="clear" w:pos="993"/>
               <w:tab w:val="clear" w:pos="9060"/>
@@ -957,6 +1162,7 @@
               <w:rPr>
                 <w:webHidden/>
                 <w:rStyle w:val="Czeindeksu"/>
+                <w:vanish w:val="false"/>
               </w:rPr>
               <w:t>4.7. Rozszerzalność (ewentualnie imię i nazwisko autora podrozdziału w przypadku pracy zbiorowej)</w:t>
               <w:tab/>
@@ -966,7 +1172,7 @@
         </w:p>
         <w:p>
           <w:pPr>
-            <w:pStyle w:val="TOC2"/>
+            <w:pStyle w:val="Spistreci2"/>
             <w:tabs>
               <w:tab w:val="clear" w:pos="993"/>
               <w:tab w:val="clear" w:pos="9060"/>
@@ -979,6 +1185,7 @@
               <w:rPr>
                 <w:webHidden/>
                 <w:rStyle w:val="Czeindeksu"/>
+                <w:vanish w:val="false"/>
               </w:rPr>
               <w:t>4.8. Planowany sposób realizacji projektu (ewentualnie imię i nazwisko autora podrozdziału w przypadku pracy zbiorowej)</w:t>
               <w:tab/>
@@ -988,7 +1195,7 @@
         </w:p>
         <w:p>
           <w:pPr>
-            <w:pStyle w:val="TOC3"/>
+            <w:pStyle w:val="Spistreci3"/>
             <w:tabs>
               <w:tab w:val="clear" w:pos="1701"/>
               <w:tab w:val="clear" w:pos="9060"/>
@@ -1001,6 +1208,7 @@
               <w:rPr>
                 <w:webHidden/>
                 <w:rStyle w:val="Czeindeksu"/>
+                <w:vanish w:val="false"/>
               </w:rPr>
               <w:t>4.8.1. Członkowie zespołu projektowego</w:t>
               <w:tab/>
@@ -1010,7 +1218,7 @@
         </w:p>
         <w:p>
           <w:pPr>
-            <w:pStyle w:val="TOC2"/>
+            <w:pStyle w:val="Spistreci2"/>
             <w:tabs>
               <w:tab w:val="clear" w:pos="993"/>
               <w:tab w:val="clear" w:pos="9060"/>
@@ -1023,6 +1231,7 @@
               <w:rPr>
                 <w:webHidden/>
                 <w:rStyle w:val="Czeindeksu"/>
+                <w:vanish w:val="false"/>
               </w:rPr>
               <w:t>4.9. Planowany harmonogram realizacji projektu (ewentualnie imię i nazwisko autora podrozdziału w przypadku pracy zbiorowej)</w:t>
               <w:tab/>
@@ -1032,7 +1241,7 @@
         </w:p>
         <w:p>
           <w:pPr>
-            <w:pStyle w:val="TOC1"/>
+            <w:pStyle w:val="Spistreci1"/>
             <w:tabs>
               <w:tab w:val="clear" w:pos="426"/>
               <w:tab w:val="clear" w:pos="9060"/>
@@ -1045,6 +1254,7 @@
               <w:rPr>
                 <w:webHidden/>
                 <w:rStyle w:val="Czeindeksu"/>
+                <w:vanish w:val="false"/>
               </w:rPr>
               <w:t>5. PROJEKT SYSTEMU</w:t>
               <w:tab/>
@@ -1054,7 +1264,7 @@
         </w:p>
         <w:p>
           <w:pPr>
-            <w:pStyle w:val="TOC2"/>
+            <w:pStyle w:val="Spistreci2"/>
             <w:tabs>
               <w:tab w:val="clear" w:pos="993"/>
               <w:tab w:val="clear" w:pos="9060"/>
@@ -1067,6 +1277,7 @@
               <w:rPr>
                 <w:webHidden/>
                 <w:rStyle w:val="Czeindeksu"/>
+                <w:vanish w:val="false"/>
               </w:rPr>
               <w:t>5.1. Architektura systemu (ewentualnie imię i nazwisko autora podrozdziału w przypadku pracy zbiorowej)</w:t>
               <w:tab/>
@@ -1076,7 +1287,7 @@
         </w:p>
         <w:p>
           <w:pPr>
-            <w:pStyle w:val="TOC2"/>
+            <w:pStyle w:val="Spistreci2"/>
             <w:tabs>
               <w:tab w:val="clear" w:pos="993"/>
               <w:tab w:val="clear" w:pos="9060"/>
@@ -1089,6 +1300,7 @@
               <w:rPr>
                 <w:webHidden/>
                 <w:rStyle w:val="Czeindeksu"/>
+                <w:vanish w:val="false"/>
               </w:rPr>
               <w:t>5.2. Przypadki użycia (ewentualnie imię i nazwisko autora podrozdziału w przypadku pracy zbiorowej)</w:t>
               <w:tab/>
@@ -1098,7 +1310,7 @@
         </w:p>
         <w:p>
           <w:pPr>
-            <w:pStyle w:val="TOC2"/>
+            <w:pStyle w:val="Spistreci2"/>
             <w:tabs>
               <w:tab w:val="clear" w:pos="993"/>
               <w:tab w:val="clear" w:pos="9060"/>
@@ -1111,6 +1323,7 @@
               <w:rPr>
                 <w:webHidden/>
                 <w:rStyle w:val="Czeindeksu"/>
+                <w:vanish w:val="false"/>
               </w:rPr>
               <w:t>5.3. Diagram klas (ewentualnie imię i nazwisko autora podrozdziału w przypadku pracy zbiorowej)</w:t>
               <w:tab/>
@@ -1120,7 +1333,7 @@
         </w:p>
         <w:p>
           <w:pPr>
-            <w:pStyle w:val="TOC1"/>
+            <w:pStyle w:val="Spistreci1"/>
             <w:tabs>
               <w:tab w:val="clear" w:pos="426"/>
               <w:tab w:val="clear" w:pos="9060"/>
@@ -1133,6 +1346,7 @@
               <w:rPr>
                 <w:webHidden/>
                 <w:rStyle w:val="Czeindeksu"/>
+                <w:vanish w:val="false"/>
               </w:rPr>
               <w:t>6. IMPLEMENTACJA, TESTOWANIE, WERYFIKACJA I WALIDACJA</w:t>
               <w:tab/>
@@ -1142,7 +1356,7 @@
         </w:p>
         <w:p>
           <w:pPr>
-            <w:pStyle w:val="TOC2"/>
+            <w:pStyle w:val="Spistreci2"/>
             <w:tabs>
               <w:tab w:val="clear" w:pos="993"/>
               <w:tab w:val="clear" w:pos="9060"/>
@@ -1155,6 +1369,7 @@
               <w:rPr>
                 <w:webHidden/>
                 <w:rStyle w:val="Czeindeksu"/>
+                <w:vanish w:val="false"/>
               </w:rPr>
               <w:t>6.1. Implementacja systemu (ewentualnie imię i nazwisko autora podrozdziału w przypadku pracy zbiorowej)</w:t>
               <w:tab/>
@@ -1164,7 +1379,7 @@
         </w:p>
         <w:p>
           <w:pPr>
-            <w:pStyle w:val="TOC2"/>
+            <w:pStyle w:val="Spistreci2"/>
             <w:tabs>
               <w:tab w:val="clear" w:pos="993"/>
               <w:tab w:val="clear" w:pos="9060"/>
@@ -1177,6 +1392,7 @@
               <w:rPr>
                 <w:webHidden/>
                 <w:rStyle w:val="Czeindeksu"/>
+                <w:vanish w:val="false"/>
               </w:rPr>
               <w:t>6.2. Testowanie (ewentualnie imię i nazwisko autora podrozdziału w przypadku pracy zbiorowej)</w:t>
               <w:tab/>
@@ -1186,7 +1402,7 @@
         </w:p>
         <w:p>
           <w:pPr>
-            <w:pStyle w:val="TOC2"/>
+            <w:pStyle w:val="Spistreci2"/>
             <w:tabs>
               <w:tab w:val="clear" w:pos="993"/>
               <w:tab w:val="clear" w:pos="9060"/>
@@ -1199,6 +1415,7 @@
               <w:rPr>
                 <w:webHidden/>
                 <w:rStyle w:val="Czeindeksu"/>
+                <w:vanish w:val="false"/>
               </w:rPr>
               <w:t>6.3. Weryfikacja założeń aplikacji (ewentualnie imię i nazwisko autora podrozdziału w przypadku pracy zbiorowej)</w:t>
               <w:tab/>
@@ -1208,7 +1425,7 @@
         </w:p>
         <w:p>
           <w:pPr>
-            <w:pStyle w:val="TOC2"/>
+            <w:pStyle w:val="Spistreci2"/>
             <w:tabs>
               <w:tab w:val="clear" w:pos="993"/>
               <w:tab w:val="clear" w:pos="9060"/>
@@ -1221,6 +1438,7 @@
               <w:rPr>
                 <w:webHidden/>
                 <w:rStyle w:val="Czeindeksu"/>
+                <w:vanish w:val="false"/>
               </w:rPr>
               <w:t>6.4. Walidacja w środowisku docelowym (ewentualnie imię i nazwisko autora podrozdziału w przypadku pracy zbiorowej)</w:t>
               <w:tab/>
@@ -1230,7 +1448,7 @@
         </w:p>
         <w:p>
           <w:pPr>
-            <w:pStyle w:val="TOC1"/>
+            <w:pStyle w:val="Spistreci1"/>
             <w:tabs>
               <w:tab w:val="clear" w:pos="426"/>
               <w:tab w:val="clear" w:pos="9060"/>
@@ -1243,6 +1461,7 @@
               <w:rPr>
                 <w:webHidden/>
                 <w:rStyle w:val="Czeindeksu"/>
+                <w:vanish w:val="false"/>
               </w:rPr>
               <w:t>7. TESTOWANIE I OPINIA OSÓB TRZECICH</w:t>
               <w:tab/>
@@ -1252,7 +1471,7 @@
         </w:p>
         <w:p>
           <w:pPr>
-            <w:pStyle w:val="TOC2"/>
+            <w:pStyle w:val="Spistreci2"/>
             <w:tabs>
               <w:tab w:val="clear" w:pos="993"/>
               <w:tab w:val="clear" w:pos="9060"/>
@@ -1265,6 +1484,7 @@
               <w:rPr>
                 <w:webHidden/>
                 <w:rStyle w:val="Czeindeksu"/>
+                <w:vanish w:val="false"/>
               </w:rPr>
               <w:t>7.1. Opis przeprowadzonego badania (ewentualnie imię i nazwisko autora podrozdziału w przypadku pracy zbiorowej)</w:t>
               <w:tab/>
@@ -1274,7 +1494,7 @@
         </w:p>
         <w:p>
           <w:pPr>
-            <w:pStyle w:val="TOC2"/>
+            <w:pStyle w:val="Spistreci2"/>
             <w:tabs>
               <w:tab w:val="clear" w:pos="993"/>
               <w:tab w:val="clear" w:pos="9060"/>
@@ -1287,6 +1507,7 @@
               <w:rPr>
                 <w:webHidden/>
                 <w:rStyle w:val="Czeindeksu"/>
+                <w:vanish w:val="false"/>
               </w:rPr>
               <w:t>7.2. Wyniki badania i wnioski (ewentualnie imię i nazwisko autora podrozdziału w przypadku pracy zbiorowej)</w:t>
               <w:tab/>
@@ -1296,7 +1517,7 @@
         </w:p>
         <w:p>
           <w:pPr>
-            <w:pStyle w:val="TOC1"/>
+            <w:pStyle w:val="Spistreci1"/>
             <w:tabs>
               <w:tab w:val="clear" w:pos="426"/>
               <w:tab w:val="clear" w:pos="9060"/>
@@ -1309,6 +1530,7 @@
               <w:rPr>
                 <w:webHidden/>
                 <w:rStyle w:val="Czeindeksu"/>
+                <w:vanish w:val="false"/>
               </w:rPr>
               <w:t>8. PODSUMOWANIE</w:t>
               <w:tab/>
@@ -1318,7 +1540,7 @@
         </w:p>
         <w:p>
           <w:pPr>
-            <w:pStyle w:val="TOC1"/>
+            <w:pStyle w:val="Spistreci1"/>
             <w:tabs>
               <w:tab w:val="clear" w:pos="426"/>
               <w:tab w:val="clear" w:pos="9060"/>
@@ -1331,6 +1553,7 @@
               <w:rPr>
                 <w:webHidden/>
                 <w:rStyle w:val="Czeindeksu"/>
+                <w:vanish w:val="false"/>
               </w:rPr>
               <w:t>WYKAZ LITERATURY</w:t>
               <w:tab/>
@@ -1340,7 +1563,7 @@
         </w:p>
         <w:p>
           <w:pPr>
-            <w:pStyle w:val="TOC1"/>
+            <w:pStyle w:val="Spistreci1"/>
             <w:tabs>
               <w:tab w:val="clear" w:pos="426"/>
               <w:tab w:val="clear" w:pos="9060"/>
@@ -1353,6 +1576,7 @@
               <w:rPr>
                 <w:webHidden/>
                 <w:rStyle w:val="Czeindeksu"/>
+                <w:vanish w:val="false"/>
               </w:rPr>
               <w:t>Załącznik nr 1/Dodatek A: Tytuł załącznika nr 1/dodatku A</w:t>
             </w:r>
@@ -1398,16 +1622,16 @@
     </w:sdt>
     <w:p>
       <w:pPr>
-        <w:pStyle w:val="Heading1"/>
+        <w:pStyle w:val="Nagwek1"/>
         <w:rPr>
           <w:lang w:val="pl-PL"/>
         </w:rPr>
       </w:pPr>
       <w:bookmarkStart w:id="1" w:name="__RefHeading___Toc617_343945465"/>
-      <w:bookmarkStart w:id="2" w:name="_Toc516556278"/>
-      <w:bookmarkStart w:id="3" w:name="_Toc516650486"/>
-      <w:bookmarkStart w:id="4" w:name="_Toc518369837"/>
-      <w:bookmarkStart w:id="5" w:name="_Toc518373993"/>
+      <w:bookmarkStart w:id="2" w:name="_Toc518373993"/>
+      <w:bookmarkStart w:id="3" w:name="_Toc518369837"/>
+      <w:bookmarkStart w:id="4" w:name="_Toc516650486"/>
+      <w:bookmarkStart w:id="5" w:name="_Toc516556278"/>
       <w:bookmarkEnd w:id="1"/>
       <w:r>
         <w:rPr>
@@ -1439,13 +1663,46 @@
       <w:r>
         <w:rPr>
           <w:rFonts w:cs="Arial" w:ascii="Arial" w:hAnsi="Arial"/>
+          <w:i w:val="false"/>
+          <w:iCs w:val="false"/>
+          <w:sz w:val="20"/>
+          <w:szCs w:val="20"/>
+          <w:lang w:val="en-GB"/>
+        </w:rPr>
+        <w:t>VR (</w:t>
+      </w:r>
+      <w:r>
+        <w:rPr>
+          <w:rFonts w:cs="Arial" w:ascii="Arial" w:hAnsi="Arial"/>
+          <w:i w:val="false"/>
+          <w:iCs w:val="false"/>
+          <w:sz w:val="20"/>
+          <w:szCs w:val="20"/>
+          <w:lang w:val="en-GB"/>
+        </w:rPr>
+        <w:t xml:space="preserve">ang. </w:t>
+      </w:r>
+      <w:r>
+        <w:rPr>
+          <w:rFonts w:cs="Arial" w:ascii="Arial" w:hAnsi="Arial"/>
           <w:i/>
           <w:iCs/>
           <w:sz w:val="20"/>
           <w:szCs w:val="20"/>
           <w:lang w:val="en-GB"/>
         </w:rPr>
-        <w:t>VR (Virtual Reality) – rzeczywistość wirtualna</w:t>
+        <w:t>Virtual Reality</w:t>
+      </w:r>
+      <w:r>
+        <w:rPr>
+          <w:rFonts w:cs="Arial" w:ascii="Arial" w:hAnsi="Arial"/>
+          <w:i w:val="false"/>
+          <w:iCs w:val="false"/>
+          <w:sz w:val="20"/>
+          <w:szCs w:val="20"/>
+          <w:lang w:val="en-GB"/>
+        </w:rPr>
+        <w:t>) – rzeczywistość wirtualna</w:t>
       </w:r>
     </w:p>
     <w:p>
@@ -1467,13 +1724,57 @@
       <w:r>
         <w:rPr>
           <w:rFonts w:cs="Arial" w:ascii="Arial" w:hAnsi="Arial"/>
+          <w:i w:val="false"/>
+          <w:iCs w:val="false"/>
+          <w:sz w:val="20"/>
+          <w:szCs w:val="20"/>
+          <w:lang w:val="en-GB"/>
+        </w:rPr>
+        <w:t>CAVE (</w:t>
+      </w:r>
+      <w:r>
+        <w:rPr>
+          <w:rFonts w:cs="Arial" w:ascii="Arial" w:hAnsi="Arial"/>
+          <w:i w:val="false"/>
+          <w:iCs w:val="false"/>
+          <w:sz w:val="20"/>
+          <w:szCs w:val="20"/>
+          <w:lang w:val="en-GB"/>
+        </w:rPr>
+        <w:t>ang.</w:t>
+      </w:r>
+      <w:r>
+        <w:rPr>
+          <w:rFonts w:cs="Arial" w:ascii="Arial" w:hAnsi="Arial"/>
           <w:i/>
           <w:iCs/>
           <w:sz w:val="20"/>
           <w:szCs w:val="20"/>
           <w:lang w:val="en-GB"/>
         </w:rPr>
-        <w:t>CAVE (cave automatic virtual environment) – immersyjne środowisko wirtualnej rzeczywistości</w:t>
+        <w:t xml:space="preserve"> </w:t>
+      </w:r>
+      <w:r>
+        <w:rPr>
+          <w:rFonts w:cs="Arial" w:ascii="Arial" w:hAnsi="Arial"/>
+          <w:i/>
+          <w:iCs/>
+          <w:sz w:val="20"/>
+          <w:szCs w:val="20"/>
+          <w:lang w:val="en-GB"/>
+        </w:rPr>
+        <w:t>cave automatic virtual environment</w:t>
+      </w:r>
+      <w:r>
+        <w:rPr>
+          <w:rFonts w:cs="Arial" w:ascii="Arial" w:hAnsi="Arial"/>
+          <w:i w:val="false"/>
+          <w:iCs w:val="false"/>
+          <w:sz w:val="20"/>
+          <w:szCs w:val="20"/>
+          <w:lang w:val="en-GB"/>
+        </w:rPr>
+        <w:t>) – immersyjne środowisko wirtualnej rzeczywistości</w:t>
       </w:r>
     </w:p>
     <w:p>
@@ -1486,17 +1787,16 @@
         </w:tabs>
         <w:spacing w:lineRule="auto" w:line="360"/>
         <w:rPr>
-          <w:rFonts w:ascii="Arial" w:hAnsi="Arial" w:cs="Arial"/>
-          <w:sz w:val="20"/>
-          <w:szCs w:val="20"/>
-          <w:lang w:val="en-GB"/>
-        </w:rPr>
-      </w:pPr>
-      <w:r>
-        <w:rPr>
-          <w:rFonts w:cs="Arial" w:ascii="Arial" w:hAnsi="Arial"/>
-          <w:i/>
-          <w:iCs/>
+          <w:i w:val="false"/>
+          <w:i w:val="false"/>
+          <w:iCs w:val="false"/>
+        </w:rPr>
+      </w:pPr>
+      <w:r>
+        <w:rPr>
+          <w:rFonts w:cs="Arial" w:ascii="Arial" w:hAnsi="Arial"/>
+          <w:i w:val="false"/>
+          <w:iCs w:val="false"/>
           <w:sz w:val="20"/>
           <w:szCs w:val="20"/>
           <w:lang w:val="en-GB"/>
@@ -1523,32 +1823,554 @@
       <w:r>
         <w:rPr>
           <w:rFonts w:cs="Arial" w:ascii="Arial" w:hAnsi="Arial"/>
+          <w:i w:val="false"/>
+          <w:iCs w:val="false"/>
+          <w:sz w:val="20"/>
+          <w:szCs w:val="20"/>
+          <w:lang w:val="en-GB"/>
+        </w:rPr>
+        <w:t>fps (ang.</w:t>
+      </w:r>
+      <w:r>
+        <w:rPr>
+          <w:rFonts w:cs="Arial" w:ascii="Arial" w:hAnsi="Arial"/>
           <w:i/>
           <w:iCs/>
           <w:sz w:val="20"/>
           <w:szCs w:val="20"/>
           <w:lang w:val="en-GB"/>
         </w:rPr>
-        <w:t>fps (ang. frames per second) – liczba klatek na sekundę</w:t>
-      </w:r>
-    </w:p>
-    <w:p>
-      <w:pPr>
-        <w:pStyle w:val="Heading1"/>
+        <w:t xml:space="preserve"> frames per second</w:t>
+      </w:r>
+      <w:r>
+        <w:rPr>
+          <w:rFonts w:cs="Arial" w:ascii="Arial" w:hAnsi="Arial"/>
+          <w:i w:val="false"/>
+          <w:iCs w:val="false"/>
+          <w:sz w:val="20"/>
+          <w:szCs w:val="20"/>
+          <w:lang w:val="en-GB"/>
+        </w:rPr>
+        <w:t>) – liczba klatek na sekundę</w:t>
+      </w:r>
+    </w:p>
+    <w:p>
+      <w:pPr>
+        <w:pStyle w:val="Normal"/>
+        <w:tabs>
+          <w:tab w:val="clear" w:pos="708"/>
+          <w:tab w:val="left" w:pos="426" w:leader="none"/>
+          <w:tab w:val="left" w:pos="709" w:leader="none"/>
+        </w:tabs>
+        <w:spacing w:lineRule="auto" w:line="360"/>
+        <w:rPr>
+          <w:rFonts w:ascii="Arial" w:hAnsi="Arial" w:cs="Arial"/>
+          <w:sz w:val="20"/>
+          <w:szCs w:val="20"/>
+          <w:lang w:val="en-GB"/>
+        </w:rPr>
+      </w:pPr>
+      <w:r>
+        <w:rPr/>
+      </w:r>
+    </w:p>
+    <w:p>
+      <w:pPr>
+        <w:pStyle w:val="Normal"/>
+        <w:tabs>
+          <w:tab w:val="clear" w:pos="708"/>
+          <w:tab w:val="left" w:pos="426" w:leader="none"/>
+          <w:tab w:val="left" w:pos="709" w:leader="none"/>
+        </w:tabs>
+        <w:spacing w:lineRule="auto" w:line="360"/>
+        <w:rPr>
+          <w:rFonts w:ascii="Arial" w:hAnsi="Arial" w:cs="Arial"/>
+          <w:sz w:val="20"/>
+          <w:szCs w:val="20"/>
+          <w:lang w:val="en-GB"/>
+        </w:rPr>
+      </w:pPr>
+      <w:r>
+        <w:rPr/>
+      </w:r>
+    </w:p>
+    <w:p>
+      <w:pPr>
+        <w:pStyle w:val="Normal"/>
+        <w:tabs>
+          <w:tab w:val="clear" w:pos="708"/>
+          <w:tab w:val="left" w:pos="426" w:leader="none"/>
+          <w:tab w:val="left" w:pos="709" w:leader="none"/>
+        </w:tabs>
+        <w:spacing w:lineRule="auto" w:line="360"/>
+        <w:rPr>
+          <w:rFonts w:ascii="Arial" w:hAnsi="Arial" w:cs="Arial"/>
+          <w:sz w:val="20"/>
+          <w:szCs w:val="20"/>
+          <w:lang w:val="en-GB"/>
+        </w:rPr>
+      </w:pPr>
+      <w:r>
+        <w:rPr/>
+      </w:r>
+    </w:p>
+    <w:p>
+      <w:pPr>
+        <w:pStyle w:val="Normal"/>
+        <w:tabs>
+          <w:tab w:val="clear" w:pos="708"/>
+          <w:tab w:val="left" w:pos="426" w:leader="none"/>
+          <w:tab w:val="left" w:pos="709" w:leader="none"/>
+        </w:tabs>
+        <w:spacing w:lineRule="auto" w:line="360"/>
+        <w:rPr>
+          <w:rFonts w:ascii="Arial" w:hAnsi="Arial" w:cs="Arial"/>
+          <w:sz w:val="20"/>
+          <w:szCs w:val="20"/>
+          <w:lang w:val="en-GB"/>
+        </w:rPr>
+      </w:pPr>
+      <w:r>
+        <w:rPr/>
+      </w:r>
+    </w:p>
+    <w:p>
+      <w:pPr>
+        <w:pStyle w:val="Normal"/>
+        <w:tabs>
+          <w:tab w:val="clear" w:pos="708"/>
+          <w:tab w:val="left" w:pos="426" w:leader="none"/>
+          <w:tab w:val="left" w:pos="709" w:leader="none"/>
+        </w:tabs>
+        <w:spacing w:lineRule="auto" w:line="360"/>
+        <w:rPr>
+          <w:rFonts w:ascii="Arial" w:hAnsi="Arial" w:cs="Arial"/>
+          <w:sz w:val="20"/>
+          <w:szCs w:val="20"/>
+          <w:lang w:val="en-GB"/>
+        </w:rPr>
+      </w:pPr>
+      <w:r>
+        <w:rPr/>
+      </w:r>
+    </w:p>
+    <w:p>
+      <w:pPr>
+        <w:pStyle w:val="Normal"/>
+        <w:tabs>
+          <w:tab w:val="clear" w:pos="708"/>
+          <w:tab w:val="left" w:pos="426" w:leader="none"/>
+          <w:tab w:val="left" w:pos="709" w:leader="none"/>
+        </w:tabs>
+        <w:spacing w:lineRule="auto" w:line="360"/>
+        <w:rPr>
+          <w:rFonts w:ascii="Arial" w:hAnsi="Arial" w:cs="Arial"/>
+          <w:sz w:val="20"/>
+          <w:szCs w:val="20"/>
+          <w:lang w:val="en-GB"/>
+        </w:rPr>
+      </w:pPr>
+      <w:r>
+        <w:rPr/>
+      </w:r>
+    </w:p>
+    <w:p>
+      <w:pPr>
+        <w:pStyle w:val="Normal"/>
+        <w:tabs>
+          <w:tab w:val="clear" w:pos="708"/>
+          <w:tab w:val="left" w:pos="426" w:leader="none"/>
+          <w:tab w:val="left" w:pos="709" w:leader="none"/>
+        </w:tabs>
+        <w:spacing w:lineRule="auto" w:line="360"/>
+        <w:rPr>
+          <w:rFonts w:ascii="Arial" w:hAnsi="Arial" w:cs="Arial"/>
+          <w:sz w:val="20"/>
+          <w:szCs w:val="20"/>
+          <w:lang w:val="en-GB"/>
+        </w:rPr>
+      </w:pPr>
+      <w:r>
+        <w:rPr/>
+      </w:r>
+    </w:p>
+    <w:p>
+      <w:pPr>
+        <w:pStyle w:val="Normal"/>
+        <w:tabs>
+          <w:tab w:val="clear" w:pos="708"/>
+          <w:tab w:val="left" w:pos="426" w:leader="none"/>
+          <w:tab w:val="left" w:pos="709" w:leader="none"/>
+        </w:tabs>
+        <w:spacing w:lineRule="auto" w:line="360"/>
+        <w:rPr>
+          <w:rFonts w:ascii="Arial" w:hAnsi="Arial" w:cs="Arial"/>
+          <w:sz w:val="20"/>
+          <w:szCs w:val="20"/>
+          <w:lang w:val="en-GB"/>
+        </w:rPr>
+      </w:pPr>
+      <w:r>
+        <w:rPr/>
+      </w:r>
+    </w:p>
+    <w:p>
+      <w:pPr>
+        <w:pStyle w:val="Normal"/>
+        <w:tabs>
+          <w:tab w:val="clear" w:pos="708"/>
+          <w:tab w:val="left" w:pos="426" w:leader="none"/>
+          <w:tab w:val="left" w:pos="709" w:leader="none"/>
+        </w:tabs>
+        <w:spacing w:lineRule="auto" w:line="360"/>
+        <w:rPr>
+          <w:rFonts w:ascii="Arial" w:hAnsi="Arial" w:cs="Arial"/>
+          <w:sz w:val="20"/>
+          <w:szCs w:val="20"/>
+          <w:lang w:val="en-GB"/>
+        </w:rPr>
+      </w:pPr>
+      <w:r>
+        <w:rPr/>
+      </w:r>
+    </w:p>
+    <w:p>
+      <w:pPr>
+        <w:pStyle w:val="Normal"/>
+        <w:tabs>
+          <w:tab w:val="clear" w:pos="708"/>
+          <w:tab w:val="left" w:pos="426" w:leader="none"/>
+          <w:tab w:val="left" w:pos="709" w:leader="none"/>
+        </w:tabs>
+        <w:spacing w:lineRule="auto" w:line="360"/>
+        <w:rPr>
+          <w:rFonts w:ascii="Arial" w:hAnsi="Arial" w:cs="Arial"/>
+          <w:sz w:val="20"/>
+          <w:szCs w:val="20"/>
+          <w:lang w:val="en-GB"/>
+        </w:rPr>
+      </w:pPr>
+      <w:r>
+        <w:rPr/>
+      </w:r>
+    </w:p>
+    <w:p>
+      <w:pPr>
+        <w:pStyle w:val="Normal"/>
+        <w:tabs>
+          <w:tab w:val="clear" w:pos="708"/>
+          <w:tab w:val="left" w:pos="426" w:leader="none"/>
+          <w:tab w:val="left" w:pos="709" w:leader="none"/>
+        </w:tabs>
+        <w:spacing w:lineRule="auto" w:line="360"/>
+        <w:rPr>
+          <w:rFonts w:ascii="Arial" w:hAnsi="Arial" w:cs="Arial"/>
+          <w:sz w:val="20"/>
+          <w:szCs w:val="20"/>
+          <w:lang w:val="en-GB"/>
+        </w:rPr>
+      </w:pPr>
+      <w:r>
+        <w:rPr/>
+      </w:r>
+    </w:p>
+    <w:p>
+      <w:pPr>
+        <w:pStyle w:val="Normal"/>
+        <w:tabs>
+          <w:tab w:val="clear" w:pos="708"/>
+          <w:tab w:val="left" w:pos="426" w:leader="none"/>
+          <w:tab w:val="left" w:pos="709" w:leader="none"/>
+        </w:tabs>
+        <w:spacing w:lineRule="auto" w:line="360"/>
+        <w:rPr>
+          <w:rFonts w:ascii="Arial" w:hAnsi="Arial" w:cs="Arial"/>
+          <w:sz w:val="20"/>
+          <w:szCs w:val="20"/>
+          <w:lang w:val="en-GB"/>
+        </w:rPr>
+      </w:pPr>
+      <w:r>
+        <w:rPr/>
+      </w:r>
+    </w:p>
+    <w:p>
+      <w:pPr>
+        <w:pStyle w:val="Normal"/>
+        <w:tabs>
+          <w:tab w:val="clear" w:pos="708"/>
+          <w:tab w:val="left" w:pos="426" w:leader="none"/>
+          <w:tab w:val="left" w:pos="709" w:leader="none"/>
+        </w:tabs>
+        <w:spacing w:lineRule="auto" w:line="360"/>
+        <w:rPr>
+          <w:rFonts w:ascii="Arial" w:hAnsi="Arial" w:cs="Arial"/>
+          <w:sz w:val="20"/>
+          <w:szCs w:val="20"/>
+          <w:lang w:val="en-GB"/>
+        </w:rPr>
+      </w:pPr>
+      <w:r>
+        <w:rPr/>
+      </w:r>
+    </w:p>
+    <w:p>
+      <w:pPr>
+        <w:pStyle w:val="Normal"/>
+        <w:tabs>
+          <w:tab w:val="clear" w:pos="708"/>
+          <w:tab w:val="left" w:pos="426" w:leader="none"/>
+          <w:tab w:val="left" w:pos="709" w:leader="none"/>
+        </w:tabs>
+        <w:spacing w:lineRule="auto" w:line="360"/>
+        <w:rPr>
+          <w:rFonts w:ascii="Arial" w:hAnsi="Arial" w:cs="Arial"/>
+          <w:sz w:val="20"/>
+          <w:szCs w:val="20"/>
+          <w:lang w:val="en-GB"/>
+        </w:rPr>
+      </w:pPr>
+      <w:r>
+        <w:rPr/>
+      </w:r>
+    </w:p>
+    <w:p>
+      <w:pPr>
+        <w:pStyle w:val="Normal"/>
+        <w:tabs>
+          <w:tab w:val="clear" w:pos="708"/>
+          <w:tab w:val="left" w:pos="426" w:leader="none"/>
+          <w:tab w:val="left" w:pos="709" w:leader="none"/>
+        </w:tabs>
+        <w:spacing w:lineRule="auto" w:line="360"/>
+        <w:rPr>
+          <w:rFonts w:ascii="Arial" w:hAnsi="Arial" w:cs="Arial"/>
+          <w:sz w:val="20"/>
+          <w:szCs w:val="20"/>
+          <w:lang w:val="en-GB"/>
+        </w:rPr>
+      </w:pPr>
+      <w:r>
+        <w:rPr/>
+      </w:r>
+    </w:p>
+    <w:p>
+      <w:pPr>
+        <w:pStyle w:val="Normal"/>
+        <w:tabs>
+          <w:tab w:val="clear" w:pos="708"/>
+          <w:tab w:val="left" w:pos="426" w:leader="none"/>
+          <w:tab w:val="left" w:pos="709" w:leader="none"/>
+        </w:tabs>
+        <w:spacing w:lineRule="auto" w:line="360"/>
+        <w:rPr>
+          <w:rFonts w:ascii="Arial" w:hAnsi="Arial" w:cs="Arial"/>
+          <w:sz w:val="20"/>
+          <w:szCs w:val="20"/>
+          <w:lang w:val="en-GB"/>
+        </w:rPr>
+      </w:pPr>
+      <w:r>
+        <w:rPr/>
+      </w:r>
+    </w:p>
+    <w:p>
+      <w:pPr>
+        <w:pStyle w:val="Normal"/>
+        <w:tabs>
+          <w:tab w:val="clear" w:pos="708"/>
+          <w:tab w:val="left" w:pos="426" w:leader="none"/>
+          <w:tab w:val="left" w:pos="709" w:leader="none"/>
+        </w:tabs>
+        <w:spacing w:lineRule="auto" w:line="360"/>
+        <w:rPr>
+          <w:rFonts w:ascii="Arial" w:hAnsi="Arial" w:cs="Arial"/>
+          <w:sz w:val="20"/>
+          <w:szCs w:val="20"/>
+          <w:lang w:val="en-GB"/>
+        </w:rPr>
+      </w:pPr>
+      <w:r>
+        <w:rPr/>
+      </w:r>
+    </w:p>
+    <w:p>
+      <w:pPr>
+        <w:pStyle w:val="Normal"/>
+        <w:tabs>
+          <w:tab w:val="clear" w:pos="708"/>
+          <w:tab w:val="left" w:pos="426" w:leader="none"/>
+          <w:tab w:val="left" w:pos="709" w:leader="none"/>
+        </w:tabs>
+        <w:spacing w:lineRule="auto" w:line="360"/>
+        <w:rPr>
+          <w:rFonts w:ascii="Arial" w:hAnsi="Arial" w:cs="Arial"/>
+          <w:sz w:val="20"/>
+          <w:szCs w:val="20"/>
+          <w:lang w:val="en-GB"/>
+        </w:rPr>
+      </w:pPr>
+      <w:r>
+        <w:rPr/>
+      </w:r>
+    </w:p>
+    <w:p>
+      <w:pPr>
+        <w:pStyle w:val="Normal"/>
+        <w:tabs>
+          <w:tab w:val="clear" w:pos="708"/>
+          <w:tab w:val="left" w:pos="426" w:leader="none"/>
+          <w:tab w:val="left" w:pos="709" w:leader="none"/>
+        </w:tabs>
+        <w:spacing w:lineRule="auto" w:line="360"/>
+        <w:rPr>
+          <w:rFonts w:ascii="Arial" w:hAnsi="Arial" w:cs="Arial"/>
+          <w:sz w:val="20"/>
+          <w:szCs w:val="20"/>
+          <w:lang w:val="en-GB"/>
+        </w:rPr>
+      </w:pPr>
+      <w:r>
+        <w:rPr/>
+      </w:r>
+    </w:p>
+    <w:p>
+      <w:pPr>
+        <w:pStyle w:val="Normal"/>
+        <w:tabs>
+          <w:tab w:val="clear" w:pos="708"/>
+          <w:tab w:val="left" w:pos="426" w:leader="none"/>
+          <w:tab w:val="left" w:pos="709" w:leader="none"/>
+        </w:tabs>
+        <w:spacing w:lineRule="auto" w:line="360"/>
+        <w:rPr>
+          <w:rFonts w:ascii="Arial" w:hAnsi="Arial" w:cs="Arial"/>
+          <w:sz w:val="20"/>
+          <w:szCs w:val="20"/>
+          <w:lang w:val="en-GB"/>
+        </w:rPr>
+      </w:pPr>
+      <w:r>
+        <w:rPr/>
+      </w:r>
+    </w:p>
+    <w:p>
+      <w:pPr>
+        <w:pStyle w:val="Normal"/>
+        <w:tabs>
+          <w:tab w:val="clear" w:pos="708"/>
+          <w:tab w:val="left" w:pos="426" w:leader="none"/>
+          <w:tab w:val="left" w:pos="709" w:leader="none"/>
+        </w:tabs>
+        <w:spacing w:lineRule="auto" w:line="360"/>
+        <w:rPr>
+          <w:rFonts w:ascii="Arial" w:hAnsi="Arial" w:cs="Arial"/>
+          <w:sz w:val="20"/>
+          <w:szCs w:val="20"/>
+          <w:lang w:val="en-GB"/>
+        </w:rPr>
+      </w:pPr>
+      <w:r>
+        <w:rPr/>
+      </w:r>
+    </w:p>
+    <w:p>
+      <w:pPr>
+        <w:pStyle w:val="Normal"/>
+        <w:tabs>
+          <w:tab w:val="clear" w:pos="708"/>
+          <w:tab w:val="left" w:pos="426" w:leader="none"/>
+          <w:tab w:val="left" w:pos="709" w:leader="none"/>
+        </w:tabs>
+        <w:spacing w:lineRule="auto" w:line="360"/>
+        <w:rPr>
+          <w:rFonts w:ascii="Arial" w:hAnsi="Arial" w:cs="Arial"/>
+          <w:sz w:val="20"/>
+          <w:szCs w:val="20"/>
+          <w:lang w:val="en-GB"/>
+        </w:rPr>
+      </w:pPr>
+      <w:r>
+        <w:rPr/>
+      </w:r>
+    </w:p>
+    <w:p>
+      <w:pPr>
+        <w:pStyle w:val="Normal"/>
+        <w:tabs>
+          <w:tab w:val="clear" w:pos="708"/>
+          <w:tab w:val="left" w:pos="426" w:leader="none"/>
+          <w:tab w:val="left" w:pos="709" w:leader="none"/>
+        </w:tabs>
+        <w:spacing w:lineRule="auto" w:line="360"/>
+        <w:rPr>
+          <w:rFonts w:ascii="Arial" w:hAnsi="Arial" w:cs="Arial"/>
+          <w:sz w:val="20"/>
+          <w:szCs w:val="20"/>
+          <w:lang w:val="en-GB"/>
+        </w:rPr>
+      </w:pPr>
+      <w:r>
+        <w:rPr/>
+      </w:r>
+    </w:p>
+    <w:p>
+      <w:pPr>
+        <w:pStyle w:val="Normal"/>
+        <w:tabs>
+          <w:tab w:val="clear" w:pos="708"/>
+          <w:tab w:val="left" w:pos="426" w:leader="none"/>
+          <w:tab w:val="left" w:pos="709" w:leader="none"/>
+        </w:tabs>
+        <w:spacing w:lineRule="auto" w:line="360"/>
+        <w:rPr>
+          <w:rFonts w:ascii="Arial" w:hAnsi="Arial" w:cs="Arial"/>
+          <w:sz w:val="20"/>
+          <w:szCs w:val="20"/>
+          <w:lang w:val="en-GB"/>
+        </w:rPr>
+      </w:pPr>
+      <w:r>
+        <w:rPr/>
+      </w:r>
+    </w:p>
+    <w:p>
+      <w:pPr>
+        <w:pStyle w:val="Normal"/>
+        <w:tabs>
+          <w:tab w:val="clear" w:pos="708"/>
+          <w:tab w:val="left" w:pos="426" w:leader="none"/>
+          <w:tab w:val="left" w:pos="709" w:leader="none"/>
+        </w:tabs>
+        <w:spacing w:lineRule="auto" w:line="360"/>
+        <w:rPr>
+          <w:rFonts w:ascii="Arial" w:hAnsi="Arial" w:cs="Arial"/>
+          <w:sz w:val="20"/>
+          <w:szCs w:val="20"/>
+          <w:lang w:val="en-GB"/>
+        </w:rPr>
+      </w:pPr>
+      <w:r>
+        <w:rPr/>
+      </w:r>
+    </w:p>
+    <w:p>
+      <w:pPr>
+        <w:pStyle w:val="Nagwek1"/>
         <w:numPr>
           <w:ilvl w:val="0"/>
           <w:numId w:val="1"/>
         </w:numPr>
-        <w:ind w:hanging="426" w:left="426"/>
+        <w:ind w:left="426" w:hanging="426"/>
         <w:rPr>
           <w:lang w:val="en-GB"/>
         </w:rPr>
       </w:pPr>
       <w:bookmarkStart w:id="6" w:name="__RefHeading___Toc619_343945465"/>
-      <w:bookmarkStart w:id="7" w:name="_Toc516556279"/>
-      <w:bookmarkStart w:id="8" w:name="_Toc516650487"/>
-      <w:bookmarkStart w:id="9" w:name="_Toc518369838"/>
-      <w:bookmarkStart w:id="10" w:name="_Toc518373994"/>
+      <w:bookmarkStart w:id="7" w:name="_Toc518373994"/>
+      <w:bookmarkStart w:id="8" w:name="_Toc518369838"/>
+      <w:bookmarkStart w:id="9" w:name="_Toc516650487"/>
+      <w:bookmarkStart w:id="10" w:name="_Toc516556279"/>
       <w:bookmarkEnd w:id="6"/>
       <w:r>
         <w:rPr>
@@ -1575,7 +2397,13 @@
         <w:rPr>
           <w:lang w:val="pl-PL" w:eastAsia="en-US"/>
         </w:rPr>
-        <w:t xml:space="preserve">Na przestrzeni ostatnich lat systemy oparte na technologii VR zyskały popularność, w szczególności tzw. zestawy nagłowne (ang. </w:t>
+        <w:t xml:space="preserve">Na przestrzeni ostatnich lat systemy oparte na technologii </w:t>
+      </w:r>
+      <w:r>
+        <w:rPr>
+          <w:lang w:val="pl-PL" w:eastAsia="en-US"/>
+        </w:rPr>
+        <w:t xml:space="preserve">wirtualnej rzeczywistości (and. </w:t>
       </w:r>
       <w:r>
         <w:rPr>
@@ -1583,30 +2411,19 @@
           <w:iCs/>
           <w:lang w:val="pl-PL" w:eastAsia="en-US"/>
         </w:rPr>
-        <w:t>VR headset</w:t>
+        <w:t>VR</w:t>
       </w:r>
       <w:r>
         <w:rPr>
           <w:lang w:val="pl-PL" w:eastAsia="en-US"/>
         </w:rPr>
-        <w:t xml:space="preserve">). Możliwości takiego rozwiązania są jednak ograniczone i nie pozwalają na pełną immersję w wirtualną rzeczywistość – gracz nie widzi w świecie ani swojego ciała, ani prawdziwych ciał swoich współgraczy, jedynie ich awatary; przestrzeń, po której gracz może się poruszać jest często bardzo ograniczona, przez co w rzeczywistości albo gracz biega w miejscu dla symulacji ruchu, albo gra odpowiednio manipuluje wyświetlaną przestrzenią tak, aby gracz mógł się poruszać tylko po ograniczonej przestrzeni; okulary VR będące najpopularniejszym rozwiązaniem na korzystanie z technologii VR, są sporym obciążeniem dla osoby grającej, co ogranicza swobodę. Dużo droższym, aczkolwiek wygodniejszym i bardziej immersyjnym rozwiązaniem są instalacje typu CAVE [1].  Przykładowa konstrukcja tego rodzaju znajduje się w Laboratorium Zanurzonej Wirtualizacji Przestrzennej na Politechnice Gdańskiej. W instalacji w LZWP ściany są półprzezroczyste, a za nimi znajduje się szereg projektorów generujący stereoskopowy obraz w odpowiednim miejscu w przestrzeni na podstawie ruchu gałek ocznych użytkownika. Ruch ten jest śledzony przez specjalne, nieobciążające okulary. Korzystanie z takiej instalacji jest dużo bardziej swobodne niż w przypadku zestawu nagłownego oraz jest bardziej zbliżone do doświadczeń w świecie rzeczywistym. </w:t>
-      </w:r>
-    </w:p>
-    <w:p>
-      <w:pPr>
-        <w:pStyle w:val="Normal"/>
-        <w:spacing w:lineRule="auto" w:line="360" w:before="0" w:after="120"/>
-        <w:ind w:firstLine="708"/>
-        <w:jc w:val="both"/>
+        <w:t>)</w:t>
+      </w:r>
+      <w:r>
         <w:rPr>
           <w:lang w:val="pl-PL" w:eastAsia="en-US"/>
         </w:rPr>
-      </w:pPr>
-      <w:r>
-        <w:rPr>
-          <w:lang w:val="pl-PL" w:eastAsia="en-US"/>
-        </w:rPr>
-        <w:t xml:space="preserve">Dotychczasowa technologia zainstalowana w LZWP była przeznaczona do korzystania tylko przez jedną osobę w danym momencie (ang. </w:t>
+        <w:t xml:space="preserve"> zyskały popularność, w szczególności tzw. zestawy nagłowne (ang. </w:t>
       </w:r>
       <w:r>
         <w:rPr>
@@ -1614,13 +2431,93 @@
           <w:iCs/>
           <w:lang w:val="pl-PL" w:eastAsia="en-US"/>
         </w:rPr>
-        <w:t>one-user CAVE-type system</w:t>
+        <w:t>VR headset</w:t>
       </w:r>
       <w:r>
         <w:rPr>
           <w:lang w:val="pl-PL" w:eastAsia="en-US"/>
         </w:rPr>
-        <w:t xml:space="preserve">). Dla każdego z oczu użytkownika generowany był osobny obraz, każdy w 30 fps. W przypadku korzystania z laboratorium przez dwie osoby jednocześnie, na wytworzenie obrazu dla pojedynczego oka każdego z graczy pozostawało jedynie 15 fps, co wpływało negatywnie na płynność i komfort użytkowania. Podejmowano wiele prób optymalnego wykorzystania istniejącego systemu do prezentowania treści dla dwóch osób jednocześnie. Wymagało to jednak używania dodatkowego sprzętu, np. noszenia przez każdego z graczy dwóch par okularów [1]. </w:t>
+        <w:t xml:space="preserve">). Możliwości takiego rozwiązania są jednak ograniczone i nie pozwalają na pełną immersję w wirtualną rzeczywistość – gracz nie widzi w świecie ani swojego ciała, ani prawdziwych ciał swoich współgraczy, jedynie ich awatary; przestrzeń, po której gracz może się poruszać jest często bardzo ograniczona, przez co w rzeczywistości albo gracz biega w miejscu dla symulacji ruchu, albo gra odpowiednio manipuluje wyświetlaną przestrzenią tak, aby gracz mógł się poruszać tylko po ograniczonej przestrzeni; </w:t>
+      </w:r>
+      <w:r>
+        <w:rPr>
+          <w:lang w:val="pl-PL" w:eastAsia="en-US"/>
+        </w:rPr>
+        <w:t>gogle</w:t>
+      </w:r>
+      <w:r>
+        <w:rPr>
+          <w:lang w:val="pl-PL" w:eastAsia="en-US"/>
+        </w:rPr>
+        <w:t xml:space="preserve"> VR będące najpopularniejszym rozwiązaniem na korzystanie z technologii VR, są sporym obciążeniem dla osoby grającej, co ogranicza swobodę. Dużo droższym, aczkolwiek wygodniejszym i bardziej immersyjnym rozwiązaniem są instalacje t</w:t>
+      </w:r>
+      <w:r>
+        <w:rPr>
+          <w:lang w:val="pl-PL" w:eastAsia="en-US"/>
+        </w:rPr>
+        <w:t>akie jak</w:t>
+      </w:r>
+      <w:r>
+        <w:rPr>
+          <w:lang w:val="pl-PL" w:eastAsia="en-US"/>
+        </w:rPr>
+        <w:t xml:space="preserve"> </w:t>
+      </w:r>
+      <w:r>
+        <w:rPr>
+          <w:lang w:val="pl-PL" w:eastAsia="en-US"/>
+        </w:rPr>
+        <w:t>jaskinie VR</w:t>
+      </w:r>
+      <w:r>
+        <w:rPr>
+          <w:lang w:val="pl-PL" w:eastAsia="en-US"/>
+        </w:rPr>
+        <w:t xml:space="preserve"> </w:t>
+      </w:r>
+      <w:r>
+        <w:rPr>
+          <w:lang w:val="pl-PL" w:eastAsia="en-US"/>
+        </w:rPr>
+        <w:t>(ang.</w:t>
+      </w:r>
+      <w:r>
+        <w:rPr>
+          <w:i/>
+          <w:iCs/>
+          <w:lang w:val="pl-PL" w:eastAsia="en-US"/>
+        </w:rPr>
+        <w:t xml:space="preserve"> cave automatic virtual environment CAVE</w:t>
+      </w:r>
+      <w:r>
+        <w:rPr>
+          <w:i w:val="false"/>
+          <w:iCs w:val="false"/>
+          <w:lang w:val="pl-PL" w:eastAsia="en-US"/>
+        </w:rPr>
+        <w:t>)</w:t>
+      </w:r>
+      <w:r>
+        <w:rPr>
+          <w:i/>
+          <w:iCs/>
+          <w:lang w:val="pl-PL" w:eastAsia="en-US"/>
+        </w:rPr>
+        <w:t xml:space="preserve"> </w:t>
+      </w:r>
+      <w:r>
+        <w:rPr>
+          <w:i/>
+          <w:iCs/>
+          <w:lang w:val="pl-PL" w:eastAsia="en-US"/>
+        </w:rPr>
+        <w:t xml:space="preserve"> </w:t>
+      </w:r>
+      <w:r>
+        <w:rPr>
+          <w:lang w:val="pl-PL" w:eastAsia="en-US"/>
+        </w:rPr>
+        <w:t xml:space="preserve">[1].  Przykładowa konstrukcja tego rodzaju znajduje się w Laboratorium Zanurzonej Wirtualizacji Przestrzennej na Politechnice Gdańskiej. Korzystanie z takiej instalacji jest dużo bardziej swobodne niż w przypadku zestawu nagłownego oraz jest bardziej zbliżone do doświadczeń w świecie rzeczywistym. </w:t>
       </w:r>
     </w:p>
     <w:p>
@@ -1637,7 +2534,7 @@
         <w:rPr>
           <w:lang w:val="pl-PL" w:eastAsia="en-US"/>
         </w:rPr>
-        <w:t>Aktualnie zamontowano w LZWP nowy system dla instalacji typu CAVE, dostosowany dla dwóch osób. Nowe rozwiązanie pozwala na generowanie obrazu w 30 fps dla każdego z czterech oczu. Projekt ten powstał, aby móc przetestować nowo zainstalowaną technologię. Wytworzona w ramach tego projektu gra będzie mogła służyć jako przykładowa aplikacja do prezentowania możliwości laboratorium podczas np. dni otwartych Politechniki Gdańskiej.</w:t>
+        <w:t>W ramach niniejszej pracy dyplomowej zespół projektowy postanowił stworzyć przykładową aplikację docelowo wykorzystywaną w LZWP, umożliwiającą obsługę dwóch osób jednocześnie. Aby zaprezentować możliwości synchronizacji akcji obu użytkowników, zadecydowano, że aplikacja będzie grą dwuosobową w wirtualnej rzeczywistości o pokonywaniu duchów, wymagającą kooperacji pomiędzy dwoma graczami.</w:t>
       </w:r>
     </w:p>
     <w:p>
@@ -1654,36 +2551,26 @@
         <w:rPr>
           <w:lang w:val="pl-PL" w:eastAsia="en-US"/>
         </w:rPr>
-        <w:t xml:space="preserve">Głównym elementem gry o pogromcach duchów, powstającej w ramach tej pracy, jest kooperacja. Aby pojawiający się w przestrzeni duch mógł zostać pokonany, obie osoby grające muszą go zaatakować w tym samym momencie, co będzie wymagać dobrej komunikacji pomiędzy nimi oraz odpowiedniej synchronizacji obrazów. Jeśli tylko jedna osoba zaatakuje ducha, ten zacznie się poruszać w stronę atakującego i zacznie przyspieszać. W ten sposób gracze będą bardziej zmotywowani do współpracy. Gra ma na celu jak najdłuższe utrzymanie się w grze przy zadanej na początku rozgrywki liczbie żyć. </w:t>
-      </w:r>
-    </w:p>
-    <w:p>
-      <w:pPr>
-        <w:pStyle w:val="Normal"/>
-        <w:spacing w:lineRule="auto" w:line="360" w:before="0" w:after="120"/>
-        <w:ind w:firstLine="708"/>
-        <w:jc w:val="both"/>
+        <w:t xml:space="preserve">W rozdziale drugim pracy </w:t>
+      </w:r>
+      <w:r>
         <w:rPr>
           <w:lang w:val="pl-PL" w:eastAsia="en-US"/>
         </w:rPr>
-      </w:pPr>
-      <w:r>
-        <w:rPr>
-          <w:lang w:val="pl-PL" w:eastAsia="en-US"/>
-        </w:rPr>
-        <w:t>W rozdziale drugim pracy...</w:t>
-      </w:r>
-    </w:p>
-    <w:p>
-      <w:pPr>
-        <w:pStyle w:val="Heading1"/>
+        <w:t>dokładniej wyjaśniono definicję wirtualnej rzeczywistości, opisano historię rozwoju tej technologii oraz obecne rozwiązania.</w:t>
+      </w:r>
+    </w:p>
+    <w:p>
+      <w:pPr>
+        <w:pStyle w:val="Nagwek1"/>
         <w:numPr>
           <w:ilvl w:val="0"/>
           <w:numId w:val="1"/>
         </w:numPr>
-        <w:ind w:hanging="426" w:left="426"/>
-        <w:jc w:val="both"/>
-        <w:rPr>
+        <w:ind w:left="426" w:hanging="426"/>
+        <w:jc w:val="both"/>
+        <w:rPr>
+          <w:b w:val="false"/>
           <w:b w:val="false"/>
           <w:sz w:val="20"/>
           <w:lang w:val="pl-PL"/>
@@ -1698,10 +2585,10 @@
         </w:rPr>
         <w:t>WIRTUALNA RZECZYWISTOŚĆ</w:t>
       </w:r>
-      <w:bookmarkStart w:id="12" w:name="_Toc516556280"/>
-      <w:bookmarkStart w:id="13" w:name="_Toc516650488"/>
-      <w:bookmarkStart w:id="14" w:name="_Toc518369839"/>
-      <w:bookmarkStart w:id="15" w:name="_Toc518373995"/>
+      <w:bookmarkStart w:id="12" w:name="_Toc518373995"/>
+      <w:bookmarkStart w:id="13" w:name="_Toc518369839"/>
+      <w:bookmarkStart w:id="14" w:name="_Toc516650488"/>
+      <w:bookmarkStart w:id="15" w:name="_Toc516556280"/>
       <w:r>
         <w:rPr>
           <w:lang w:val="pl-PL"/>
@@ -1714,23 +2601,7 @@
           <w:sz w:val="20"/>
           <w:lang w:val="pl-PL"/>
         </w:rPr>
-        <w:t>(</w:t>
-      </w:r>
-      <w:r>
-        <w:rPr>
-          <w:b w:val="false"/>
-          <w:sz w:val="20"/>
-          <w:lang w:val="pl-PL"/>
-        </w:rPr>
-        <w:t>Zofia Drożdż</w:t>
-      </w:r>
-      <w:r>
-        <w:rPr>
-          <w:b w:val="false"/>
-          <w:sz w:val="20"/>
-          <w:lang w:val="pl-PL"/>
-        </w:rPr>
-        <w:t>)</w:t>
+        <w:t>(Zofia Drożdż)</w:t>
       </w:r>
       <w:bookmarkEnd w:id="12"/>
       <w:bookmarkEnd w:id="13"/>
@@ -1757,26 +2628,17 @@
           <w:szCs w:val="20"/>
           <w:lang w:val="en-GB"/>
         </w:rPr>
-        <w:t xml:space="preserve">Ogólnie o tym czym jest rzeczywistość wirtualna, o czym będzie rozdział. </w:t>
-      </w:r>
-      <w:r>
-        <w:rPr>
-          <w:rFonts w:cs="Arial" w:ascii="Arial" w:hAnsi="Arial"/>
-          <w:sz w:val="20"/>
-          <w:szCs w:val="20"/>
-          <w:lang w:val="en-GB"/>
-        </w:rPr>
-        <w:t>Xxxxxxxx xxxxxxx xxxxxxxx xxxxxxxxxxxx xxxxxxxx x xxxxxxxxx. Xxxxx xxxxxxxxx xxxx xxxxxx xxxxx. Xxxxxxxx xxxxxxx xxxxxxxx xxxxxxxxxxxx xxxxxxxx x xxxxxxxxx. Xxxxxxxx xxxxxxx xxxxxxxx xxxxxxxxxxxx xxxxxxxx x xxxxxxxxx.</w:t>
-      </w:r>
-    </w:p>
-    <w:p>
-      <w:pPr>
-        <w:pStyle w:val="Heading2"/>
+        <w:t>Ogólnie o tym czym jest rzeczywistość wirtualna, o czym będzie rozdział. Xxxxxxxx xxxxxxx xxxxxxxx xxxxxxxxxxxx xxxxxxxx x xxxxxxxxx. Xxxxx xxxxxxxxx xxxx xxxxxx xxxxx. Xxxxxxxx xxxxxxx xxxxxxxx xxxxxxxxxxxx xxxxxxxx x xxxxxxxxx. Xxxxxxxx xxxxxxx xxxxxxxx xxxxxxxxxxxx xxxxxxxx x xxxxxxxxx.</w:t>
+      </w:r>
+    </w:p>
+    <w:p>
+      <w:pPr>
+        <w:pStyle w:val="Nagwek2"/>
         <w:numPr>
           <w:ilvl w:val="1"/>
           <w:numId w:val="1"/>
         </w:numPr>
-        <w:ind w:hanging="426" w:left="426"/>
+        <w:ind w:left="426" w:hanging="426"/>
         <w:jc w:val="both"/>
         <w:rPr>
           <w:lang w:val="pl-PL"/>
@@ -1790,10 +2652,10 @@
         </w:rPr>
         <w:t>Historia rozwoju rzeczywistości wirtualnej</w:t>
       </w:r>
-      <w:bookmarkStart w:id="17" w:name="_Toc516556281"/>
-      <w:bookmarkStart w:id="18" w:name="_Toc516650489"/>
-      <w:bookmarkStart w:id="19" w:name="_Toc518369840"/>
-      <w:bookmarkStart w:id="20" w:name="_Toc518373996"/>
+      <w:bookmarkStart w:id="17" w:name="_Toc518373996"/>
+      <w:bookmarkStart w:id="18" w:name="_Toc518369840"/>
+      <w:bookmarkStart w:id="19" w:name="_Toc516650489"/>
+      <w:bookmarkStart w:id="20" w:name="_Toc516556281"/>
       <w:r>
         <w:rPr>
           <w:lang w:val="pl-PL"/>
@@ -1832,26 +2694,17 @@
           <w:szCs w:val="20"/>
           <w:lang w:val="en-GB"/>
         </w:rPr>
-        <w:t xml:space="preserve">Po kolei od pierwszych systemów do tego co mamy dzisiaj (na podstawie “Virtual Reality Technology”). </w:t>
-      </w:r>
-      <w:r>
-        <w:rPr>
-          <w:rFonts w:cs="Arial" w:ascii="Arial" w:hAnsi="Arial"/>
-          <w:sz w:val="20"/>
-          <w:szCs w:val="20"/>
-          <w:lang w:val="en-GB"/>
-        </w:rPr>
-        <w:t>Xxxxxxxx xxxxxxx xxxxxxxx xxxxxxxxxxxx xxxxxxxx x xxxxxxxxx. Xxxxx xxxxxxxxx xxxx xxxxxx xxxxx. Xxxxxxxx xxxxxxx xxxxxxxx xxxxxxxxxxxx xxxxxxxx x xxxxxxxxx. Xxxxxxxx xxxxxxx xxxxxxxx xxxxxxxxxxxx xxxxxxxx x xxxxxxxxx.</w:t>
-      </w:r>
-    </w:p>
-    <w:p>
-      <w:pPr>
-        <w:pStyle w:val="Heading2"/>
+        <w:t>Po kolei od pierwszych systemów do tego co mamy dzisiaj (na podstawie “Virtual Reality Technology”). Xxxxxxxx xxxxxxx xxxxxxxx xxxxxxxxxxxx xxxxxxxx x xxxxxxxxx. Xxxxx xxxxxxxxx xxxx xxxxxx xxxxx. Xxxxxxxx xxxxxxx xxxxxxxx xxxxxxxxxxxx xxxxxxxx x xxxxxxxxx. Xxxxxxxx xxxxxxx xxxxxxxx xxxxxxxxxxxx xxxxxxxx x xxxxxxxxx.</w:t>
+      </w:r>
+    </w:p>
+    <w:p>
+      <w:pPr>
+        <w:pStyle w:val="Nagwek2"/>
         <w:numPr>
           <w:ilvl w:val="1"/>
           <w:numId w:val="1"/>
         </w:numPr>
-        <w:ind w:hanging="426" w:left="426"/>
+        <w:ind w:left="426" w:hanging="426"/>
         <w:jc w:val="both"/>
         <w:rPr>
           <w:lang w:val="pl-PL"/>
@@ -1865,10 +2718,10 @@
         </w:rPr>
         <w:t>Nowoczesne rozwiązania dla technologii wirtualnej rzeczywistości</w:t>
       </w:r>
-      <w:bookmarkStart w:id="22" w:name="_Toc516556283"/>
-      <w:bookmarkStart w:id="23" w:name="_Toc516650491"/>
-      <w:bookmarkStart w:id="24" w:name="_Toc518369842"/>
-      <w:bookmarkStart w:id="25" w:name="_Toc518373998"/>
+      <w:bookmarkStart w:id="22" w:name="_Toc518373998"/>
+      <w:bookmarkStart w:id="23" w:name="_Toc518369842"/>
+      <w:bookmarkStart w:id="24" w:name="_Toc516650491"/>
+      <w:bookmarkStart w:id="25" w:name="_Toc516556283"/>
       <w:r>
         <w:rPr>
           <w:lang w:val="pl-PL"/>
@@ -1907,35 +2760,26 @@
           <w:szCs w:val="20"/>
           <w:lang w:val="en-GB"/>
         </w:rPr>
-        <w:t xml:space="preserve">Jakie są teraz rodzaje, czego się używa, wspomnieć o CAVE. </w:t>
-      </w:r>
-      <w:r>
-        <w:rPr>
-          <w:rFonts w:cs="Arial" w:ascii="Arial" w:hAnsi="Arial"/>
-          <w:sz w:val="20"/>
-          <w:szCs w:val="20"/>
-          <w:lang w:val="en-GB"/>
-        </w:rPr>
-        <w:t>Xxxxxxxx xxxxxxx xxxxxxxx xxxxxxxxxxxx xxxxxxxx x xxxxxxxxx. Xxxxx xxxxxxxxx xxxx xxxxxx xxxxx. Xxxxxxxx xxxxxxx xxxxxxxx xxxxxxxxxxxx xxxxxxxx x xxxxxxxxx. Xxxxxxxx xxxxxxx xxxxxxxx xxxxxxxxxxxx xxxxxxxx x xxxxxxxxx.</w:t>
-      </w:r>
-    </w:p>
-    <w:p>
-      <w:pPr>
-        <w:pStyle w:val="Heading1"/>
+        <w:t>Jakie są teraz rodzaje, czego się używa, wspomnieć o CAVE. Xxxxxxxx xxxxxxx xxxxxxxx xxxxxxxxxxxx xxxxxxxx x xxxxxxxxx. Xxxxx xxxxxxxxx xxxx xxxxxx xxxxx. Xxxxxxxx xxxxxxx xxxxxxxx xxxxxxxxxxxx xxxxxxxx x xxxxxxxxx. Xxxxxxxx xxxxxxx xxxxxxxx xxxxxxxxxxxx xxxxxxxx x xxxxxxxxx.</w:t>
+      </w:r>
+    </w:p>
+    <w:p>
+      <w:pPr>
+        <w:pStyle w:val="Nagwek1"/>
         <w:numPr>
           <w:ilvl w:val="0"/>
           <w:numId w:val="1"/>
         </w:numPr>
-        <w:ind w:hanging="426" w:left="426"/>
+        <w:ind w:left="426" w:hanging="426"/>
         <w:rPr>
           <w:lang w:val="en-GB"/>
         </w:rPr>
       </w:pPr>
       <w:bookmarkStart w:id="26" w:name="__RefHeading___Toc629_343945465"/>
-      <w:bookmarkStart w:id="27" w:name="_Toc516556284"/>
-      <w:bookmarkStart w:id="28" w:name="_Toc516650492"/>
-      <w:bookmarkStart w:id="29" w:name="_Toc518369843"/>
-      <w:bookmarkStart w:id="30" w:name="_Toc518373999"/>
+      <w:bookmarkStart w:id="27" w:name="_Toc518373999"/>
+      <w:bookmarkStart w:id="28" w:name="_Toc518369843"/>
+      <w:bookmarkStart w:id="29" w:name="_Toc516650492"/>
+      <w:bookmarkStart w:id="30" w:name="_Toc516556284"/>
       <w:bookmarkEnd w:id="26"/>
       <w:r>
         <w:rPr>
@@ -1974,26 +2818,17 @@
           <w:szCs w:val="20"/>
           <w:lang w:val="en-GB"/>
         </w:rPr>
-        <w:t xml:space="preserve">Opisać jak działa na przykładzie LZWP. </w:t>
-      </w:r>
-      <w:r>
-        <w:rPr>
-          <w:rFonts w:cs="Arial" w:ascii="Arial" w:hAnsi="Arial"/>
-          <w:sz w:val="20"/>
-          <w:szCs w:val="20"/>
-          <w:lang w:val="en-GB"/>
-        </w:rPr>
-        <w:t>Xxxxxxxx xxxxxxx xxxxxxxx xxxxxxxxxxxx xxxxxxxx x xxxxxxxxx. Xxxxx xxxxxxxxx xxxx xxxxxx xxxxx. Xxxxxxxx xxxxxxx xxxxxxxx xxxxxxxxxxxx xxxxxxxx x xxxxxxxxx. Xxxxxxxx xxxxxxx xxxxxxxx xxxxxxxxxxxx xxxxxxxx x xxxxxxxxx.</w:t>
-      </w:r>
-    </w:p>
-    <w:p>
-      <w:pPr>
-        <w:pStyle w:val="Heading2"/>
+        <w:t>Opisać jak działa na przykładzie LZWP. Xxxxxxxx xxxxxxx xxxxxxxx xxxxxxxxxxxx xxxxxxxx x xxxxxxxxx. Xxxxx xxxxxxxxx xxxx xxxxxx xxxxx. Xxxxxxxx xxxxxxx xxxxxxxx xxxxxxxxxxxx xxxxxxxx x xxxxxxxxx. Xxxxxxxx xxxxxxx xxxxxxxx xxxxxxxxxxxx xxxxxxxx x xxxxxxxxx.</w:t>
+      </w:r>
+    </w:p>
+    <w:p>
+      <w:pPr>
+        <w:pStyle w:val="Nagwek2"/>
         <w:numPr>
           <w:ilvl w:val="1"/>
           <w:numId w:val="1"/>
         </w:numPr>
-        <w:ind w:hanging="426" w:left="426"/>
+        <w:ind w:left="426" w:hanging="426"/>
         <w:jc w:val="both"/>
         <w:rPr>
           <w:lang w:val="pl-PL"/>
@@ -2007,10 +2842,10 @@
         </w:rPr>
         <w:t>Zasady działania Laboratorium Zanurzonej Wizualizacji Przestrzennej</w:t>
       </w:r>
-      <w:bookmarkStart w:id="32" w:name="_Toc516556281_kopia_1"/>
-      <w:bookmarkStart w:id="33" w:name="_Toc516650489_kopia_1"/>
-      <w:bookmarkStart w:id="34" w:name="_Toc518369840_kopia_1"/>
-      <w:bookmarkStart w:id="35" w:name="_Toc518373996_kopia_1"/>
+      <w:bookmarkStart w:id="32" w:name="_Toc518373996_kopia_1"/>
+      <w:bookmarkStart w:id="33" w:name="_Toc518369840_kopia_1"/>
+      <w:bookmarkStart w:id="34" w:name="_Toc516650489_kopia_1"/>
+      <w:bookmarkStart w:id="35" w:name="_Toc516556281_kopia_1"/>
       <w:r>
         <w:rPr>
           <w:lang w:val="pl-PL"/>
@@ -2054,12 +2889,12 @@
     </w:p>
     <w:p>
       <w:pPr>
-        <w:pStyle w:val="Heading2"/>
+        <w:pStyle w:val="Nagwek2"/>
         <w:numPr>
           <w:ilvl w:val="1"/>
           <w:numId w:val="1"/>
         </w:numPr>
-        <w:ind w:hanging="426" w:left="426"/>
+        <w:ind w:left="426" w:hanging="426"/>
         <w:jc w:val="both"/>
         <w:rPr>
           <w:lang w:val="pl-PL"/>
@@ -2073,10 +2908,10 @@
         </w:rPr>
         <w:t>Narzędzia używane do tworzenia aplikacji dla LZWP</w:t>
       </w:r>
-      <w:bookmarkStart w:id="37" w:name="_Toc516556281_kopia_1_kopia_1"/>
-      <w:bookmarkStart w:id="38" w:name="_Toc516650489_kopia_1_kopia_1"/>
-      <w:bookmarkStart w:id="39" w:name="_Toc518369840_kopia_1_kopia_1"/>
-      <w:bookmarkStart w:id="40" w:name="_Toc518373996_kopia_1_kopia_1"/>
+      <w:bookmarkStart w:id="37" w:name="_Toc518373996_kopia_1_kopia_1"/>
+      <w:bookmarkStart w:id="38" w:name="_Toc518369840_kopia_1_kopia_1"/>
+      <w:bookmarkStart w:id="39" w:name="_Toc516650489_kopia_1_kopia_1"/>
+      <w:bookmarkStart w:id="40" w:name="_Toc516556281_kopia_1_kopia_1"/>
       <w:r>
         <w:rPr>
           <w:lang w:val="pl-PL"/>
@@ -2120,12 +2955,12 @@
     </w:p>
     <w:p>
       <w:pPr>
-        <w:pStyle w:val="Heading1"/>
+        <w:pStyle w:val="Nagwek1"/>
         <w:numPr>
           <w:ilvl w:val="0"/>
           <w:numId w:val="1"/>
         </w:numPr>
-        <w:ind w:hanging="426" w:left="426"/>
+        <w:ind w:left="426" w:hanging="426"/>
         <w:rPr>
           <w:highlight w:val="none"/>
           <w:shd w:fill="81D41A" w:val="clear"/>
@@ -2166,12 +3001,12 @@
     </w:p>
     <w:p>
       <w:pPr>
-        <w:pStyle w:val="Heading2"/>
+        <w:pStyle w:val="Nagwek2"/>
         <w:numPr>
           <w:ilvl w:val="1"/>
           <w:numId w:val="1"/>
         </w:numPr>
-        <w:ind w:hanging="426" w:left="426"/>
+        <w:ind w:left="426" w:hanging="426"/>
         <w:jc w:val="both"/>
         <w:rPr>
           <w:lang w:val="pl-PL"/>
@@ -2185,10 +3020,10 @@
         </w:rPr>
         <w:t>Specyfikacja wymagań</w:t>
       </w:r>
-      <w:bookmarkStart w:id="43" w:name="_Toc516556281_kopia_1_kopia_3"/>
-      <w:bookmarkStart w:id="44" w:name="_Toc516650489_kopia_1_kopia_3"/>
-      <w:bookmarkStart w:id="45" w:name="_Toc518369840_kopia_1_kopia_3"/>
-      <w:bookmarkStart w:id="46" w:name="_Toc518373996_kopia_1_kopia_3"/>
+      <w:bookmarkStart w:id="43" w:name="_Toc518373996_kopia_1_kopia_3"/>
+      <w:bookmarkStart w:id="44" w:name="_Toc518369840_kopia_1_kopia_3"/>
+      <w:bookmarkStart w:id="45" w:name="_Toc516650489_kopia_1_kopia_3"/>
+      <w:bookmarkStart w:id="46" w:name="_Toc516556281_kopia_1_kopia_3"/>
       <w:r>
         <w:rPr>
           <w:lang w:val="pl-PL"/>
@@ -2200,21 +3035,7 @@
           <w:b w:val="false"/>
           <w:lang w:val="pl-PL"/>
         </w:rPr>
-        <w:t>(</w:t>
-      </w:r>
-      <w:r>
-        <w:rPr>
-          <w:b w:val="false"/>
-          <w:lang w:val="pl-PL"/>
-        </w:rPr>
-        <w:t>Zofia Drożdż</w:t>
-      </w:r>
-      <w:r>
-        <w:rPr>
-          <w:b w:val="false"/>
-          <w:lang w:val="pl-PL"/>
-        </w:rPr>
-        <w:t>)</w:t>
+        <w:t>(Zofia Drożdż)</w:t>
       </w:r>
       <w:bookmarkEnd w:id="43"/>
       <w:bookmarkEnd w:id="44"/>
@@ -2246,21 +3067,21 @@
     </w:p>
     <w:p>
       <w:pPr>
-        <w:pStyle w:val="Heading3"/>
+        <w:pStyle w:val="Nagwek3"/>
         <w:numPr>
           <w:ilvl w:val="2"/>
           <w:numId w:val="1"/>
         </w:numPr>
-        <w:ind w:hanging="709" w:left="709"/>
+        <w:ind w:left="709" w:hanging="709"/>
         <w:rPr>
           <w:lang w:val="pl-PL" w:eastAsia="en-US" w:bidi="ar-SA"/>
         </w:rPr>
       </w:pPr>
       <w:bookmarkStart w:id="47" w:name="__RefHeading___Toc625_343945465_kopia_1"/>
-      <w:bookmarkStart w:id="48" w:name="_Toc516556282_kopia_1"/>
-      <w:bookmarkStart w:id="49" w:name="_Toc516650490_kopia_1"/>
-      <w:bookmarkStart w:id="50" w:name="_Toc518369841_kopia_1"/>
-      <w:bookmarkStart w:id="51" w:name="_Toc518373997_kopia_1"/>
+      <w:bookmarkStart w:id="48" w:name="_Toc518373997_kopia_1"/>
+      <w:bookmarkStart w:id="49" w:name="_Toc518369841_kopia_1"/>
+      <w:bookmarkStart w:id="50" w:name="_Toc516650490_kopia_1"/>
+      <w:bookmarkStart w:id="51" w:name="_Toc516556282_kopia_1"/>
       <w:bookmarkEnd w:id="47"/>
       <w:r>
         <w:rPr>
@@ -2301,12 +3122,12 @@
     </w:p>
     <w:p>
       <w:pPr>
-        <w:pStyle w:val="Heading3"/>
+        <w:pStyle w:val="Nagwek3"/>
         <w:numPr>
           <w:ilvl w:val="2"/>
           <w:numId w:val="1"/>
         </w:numPr>
-        <w:ind w:hanging="709" w:left="709"/>
+        <w:ind w:left="709" w:hanging="709"/>
         <w:rPr>
           <w:lang w:val="en-GB"/>
         </w:rPr>
@@ -2345,21 +3166,21 @@
     </w:p>
     <w:p>
       <w:pPr>
-        <w:pStyle w:val="Heading3"/>
+        <w:pStyle w:val="Nagwek3"/>
         <w:numPr>
           <w:ilvl w:val="2"/>
           <w:numId w:val="1"/>
         </w:numPr>
-        <w:ind w:hanging="709" w:left="709"/>
+        <w:ind w:left="709" w:hanging="709"/>
         <w:rPr>
           <w:lang w:val="en-GB"/>
         </w:rPr>
       </w:pPr>
       <w:bookmarkStart w:id="53" w:name="__RefHeading___Toc625_343945465_kopia_5"/>
-      <w:bookmarkStart w:id="54" w:name="_Toc516556282_kopia_6"/>
-      <w:bookmarkStart w:id="55" w:name="_Toc516650490_kopia_6"/>
-      <w:bookmarkStart w:id="56" w:name="_Toc518369841_kopia_6"/>
-      <w:bookmarkStart w:id="57" w:name="_Toc518373997_kopia_6"/>
+      <w:bookmarkStart w:id="54" w:name="_Toc518373997_kopia_6"/>
+      <w:bookmarkStart w:id="55" w:name="_Toc518369841_kopia_6"/>
+      <w:bookmarkStart w:id="56" w:name="_Toc516650490_kopia_6"/>
+      <w:bookmarkStart w:id="57" w:name="_Toc516556282_kopia_6"/>
       <w:bookmarkEnd w:id="53"/>
       <w:r>
         <w:rPr>
@@ -2375,13 +3196,7 @@
         <w:rPr>
           <w:lang w:val="en-GB"/>
         </w:rPr>
-        <w:t xml:space="preserve">gólna charakterystyka systemu </w:t>
-      </w:r>
-      <w:r>
-        <w:rPr>
-          <w:lang w:val="en-GB"/>
-        </w:rPr>
-        <w:t>(?)</w:t>
+        <w:t>gólna charakterystyka systemu (?)</w:t>
       </w:r>
     </w:p>
     <w:p>
@@ -2409,12 +3224,12 @@
     </w:p>
     <w:p>
       <w:pPr>
-        <w:pStyle w:val="Heading2"/>
+        <w:pStyle w:val="Nagwek2"/>
         <w:numPr>
           <w:ilvl w:val="1"/>
           <w:numId w:val="1"/>
         </w:numPr>
-        <w:ind w:hanging="426" w:left="426"/>
+        <w:ind w:left="426" w:hanging="426"/>
         <w:jc w:val="both"/>
         <w:rPr>
           <w:lang w:val="pl-PL"/>
@@ -2428,10 +3243,10 @@
         </w:rPr>
         <w:t>Analiza wymagań funkcjonalnych</w:t>
       </w:r>
-      <w:bookmarkStart w:id="59" w:name="_Toc516556281_kopia_1_kopia_4"/>
-      <w:bookmarkStart w:id="60" w:name="_Toc516650489_kopia_1_kopia_4"/>
-      <w:bookmarkStart w:id="61" w:name="_Toc518369840_kopia_1_kopia_4"/>
-      <w:bookmarkStart w:id="62" w:name="_Toc518373996_kopia_1_kopia_4"/>
+      <w:bookmarkStart w:id="59" w:name="_Toc518373996_kopia_1_kopia_4"/>
+      <w:bookmarkStart w:id="60" w:name="_Toc518369840_kopia_1_kopia_4"/>
+      <w:bookmarkStart w:id="61" w:name="_Toc516650489_kopia_1_kopia_4"/>
+      <w:bookmarkStart w:id="62" w:name="_Toc516556281_kopia_1_kopia_4"/>
       <w:r>
         <w:rPr>
           <w:lang w:val="pl-PL"/>
@@ -2475,12 +3290,12 @@
     </w:p>
     <w:p>
       <w:pPr>
-        <w:pStyle w:val="Heading2"/>
+        <w:pStyle w:val="Nagwek2"/>
         <w:numPr>
           <w:ilvl w:val="1"/>
           <w:numId w:val="1"/>
         </w:numPr>
-        <w:ind w:hanging="426" w:left="426"/>
+        <w:ind w:left="426" w:hanging="426"/>
         <w:jc w:val="both"/>
         <w:rPr>
           <w:lang w:val="pl-PL"/>
@@ -2494,10 +3309,10 @@
         </w:rPr>
         <w:t>Analiza wymagań użytkowych</w:t>
       </w:r>
-      <w:bookmarkStart w:id="64" w:name="_Toc516556281_kopia_1_kopia_5"/>
-      <w:bookmarkStart w:id="65" w:name="_Toc516650489_kopia_1_kopia_5"/>
-      <w:bookmarkStart w:id="66" w:name="_Toc518369840_kopia_1_kopia_5"/>
-      <w:bookmarkStart w:id="67" w:name="_Toc518373996_kopia_1_kopia_5"/>
+      <w:bookmarkStart w:id="64" w:name="_Toc518373996_kopia_1_kopia_5"/>
+      <w:bookmarkStart w:id="65" w:name="_Toc518369840_kopia_1_kopia_5"/>
+      <w:bookmarkStart w:id="66" w:name="_Toc516650489_kopia_1_kopia_5"/>
+      <w:bookmarkStart w:id="67" w:name="_Toc516556281_kopia_1_kopia_5"/>
       <w:r>
         <w:rPr>
           <w:lang w:val="pl-PL"/>
@@ -2541,12 +3356,12 @@
     </w:p>
     <w:p>
       <w:pPr>
-        <w:pStyle w:val="Heading2"/>
+        <w:pStyle w:val="Nagwek2"/>
         <w:numPr>
           <w:ilvl w:val="1"/>
           <w:numId w:val="1"/>
         </w:numPr>
-        <w:ind w:hanging="426" w:left="426"/>
+        <w:ind w:left="426" w:hanging="426"/>
         <w:jc w:val="both"/>
         <w:rPr>
           <w:lang w:val="pl-PL"/>
@@ -2560,10 +3375,10 @@
         </w:rPr>
         <w:t>Kryteria akceptacji</w:t>
       </w:r>
-      <w:bookmarkStart w:id="69" w:name="_Toc516556281_kopia_1_kopia_6"/>
-      <w:bookmarkStart w:id="70" w:name="_Toc516650489_kopia_1_kopia_6"/>
-      <w:bookmarkStart w:id="71" w:name="_Toc518369840_kopia_1_kopia_6"/>
-      <w:bookmarkStart w:id="72" w:name="_Toc518373996_kopia_1_kopia_6"/>
+      <w:bookmarkStart w:id="69" w:name="_Toc518373996_kopia_1_kopia_6"/>
+      <w:bookmarkStart w:id="70" w:name="_Toc518369840_kopia_1_kopia_6"/>
+      <w:bookmarkStart w:id="71" w:name="_Toc516650489_kopia_1_kopia_6"/>
+      <w:bookmarkStart w:id="72" w:name="_Toc516556281_kopia_1_kopia_6"/>
       <w:r>
         <w:rPr>
           <w:lang w:val="pl-PL"/>
@@ -2575,21 +3390,7 @@
           <w:b w:val="false"/>
           <w:lang w:val="pl-PL"/>
         </w:rPr>
-        <w:t>(</w:t>
-      </w:r>
-      <w:r>
-        <w:rPr>
-          <w:b w:val="false"/>
-          <w:lang w:val="pl-PL"/>
-        </w:rPr>
-        <w:t>Zofia Drożdż</w:t>
-      </w:r>
-      <w:r>
-        <w:rPr>
-          <w:b w:val="false"/>
-          <w:lang w:val="pl-PL"/>
-        </w:rPr>
-        <w:t>)</w:t>
+        <w:t>(Zofia Drożdż)</w:t>
       </w:r>
       <w:bookmarkEnd w:id="69"/>
       <w:bookmarkEnd w:id="70"/>
@@ -2621,12 +3422,12 @@
     </w:p>
     <w:p>
       <w:pPr>
-        <w:pStyle w:val="Heading2"/>
+        <w:pStyle w:val="Nagwek2"/>
         <w:numPr>
           <w:ilvl w:val="1"/>
           <w:numId w:val="1"/>
         </w:numPr>
-        <w:ind w:hanging="426" w:left="426"/>
+        <w:ind w:left="426" w:hanging="426"/>
         <w:jc w:val="both"/>
         <w:rPr>
           <w:lang w:val="pl-PL"/>
@@ -2640,10 +3441,10 @@
         </w:rPr>
         <w:t>Analiza ryzyka</w:t>
       </w:r>
-      <w:bookmarkStart w:id="74" w:name="_Toc516556281_kopia_1_kopia_7_kopia_1"/>
-      <w:bookmarkStart w:id="75" w:name="_Toc516650489_kopia_1_kopia_7_kopia_1"/>
-      <w:bookmarkStart w:id="76" w:name="_Toc518369840_kopia_1_kopia_7_kopia_1"/>
-      <w:bookmarkStart w:id="77" w:name="_Toc518373996_kopia_1_kopia_7_kopia_1"/>
+      <w:bookmarkStart w:id="74" w:name="_Toc518373996_kopia_1_kopia_7_kopia_1"/>
+      <w:bookmarkStart w:id="75" w:name="_Toc518369840_kopia_1_kopia_7_kopia_1"/>
+      <w:bookmarkStart w:id="76" w:name="_Toc516650489_kopia_1_kopia_7_kopia_1"/>
+      <w:bookmarkStart w:id="77" w:name="_Toc516556281_kopia_1_kopia_7_kopia_1"/>
       <w:r>
         <w:rPr>
           <w:lang w:val="pl-PL"/>
@@ -2655,21 +3456,7 @@
           <w:b w:val="false"/>
           <w:lang w:val="pl-PL"/>
         </w:rPr>
-        <w:t>(</w:t>
-      </w:r>
-      <w:r>
-        <w:rPr>
-          <w:b w:val="false"/>
-          <w:lang w:val="pl-PL"/>
-        </w:rPr>
-        <w:t>Zofia Drożdż</w:t>
-      </w:r>
-      <w:r>
-        <w:rPr>
-          <w:b w:val="false"/>
-          <w:lang w:val="pl-PL"/>
-        </w:rPr>
-        <w:t>)</w:t>
+        <w:t>(Zofia Drożdż)</w:t>
       </w:r>
       <w:bookmarkEnd w:id="74"/>
       <w:bookmarkEnd w:id="75"/>
@@ -2701,12 +3488,12 @@
     </w:p>
     <w:p>
       <w:pPr>
-        <w:pStyle w:val="Heading2"/>
+        <w:pStyle w:val="Nagwek2"/>
         <w:numPr>
           <w:ilvl w:val="1"/>
           <w:numId w:val="1"/>
         </w:numPr>
-        <w:ind w:hanging="426" w:left="426"/>
+        <w:ind w:left="426" w:hanging="426"/>
         <w:jc w:val="both"/>
         <w:rPr>
           <w:lang w:val="pl-PL"/>
@@ -2720,10 +3507,10 @@
         </w:rPr>
         <w:t>Wybór środowiska implementacji</w:t>
       </w:r>
-      <w:bookmarkStart w:id="79" w:name="_Toc516556281_kopia_1_kopia_7"/>
-      <w:bookmarkStart w:id="80" w:name="_Toc516650489_kopia_1_kopia_7"/>
-      <w:bookmarkStart w:id="81" w:name="_Toc518369840_kopia_1_kopia_7"/>
-      <w:bookmarkStart w:id="82" w:name="_Toc518373996_kopia_1_kopia_7"/>
+      <w:bookmarkStart w:id="79" w:name="_Toc518373996_kopia_1_kopia_7"/>
+      <w:bookmarkStart w:id="80" w:name="_Toc518369840_kopia_1_kopia_7"/>
+      <w:bookmarkStart w:id="81" w:name="_Toc516650489_kopia_1_kopia_7"/>
+      <w:bookmarkStart w:id="82" w:name="_Toc516556281_kopia_1_kopia_7"/>
       <w:r>
         <w:rPr>
           <w:lang w:val="pl-PL"/>
@@ -2767,12 +3554,12 @@
     </w:p>
     <w:p>
       <w:pPr>
-        <w:pStyle w:val="Heading2"/>
+        <w:pStyle w:val="Nagwek2"/>
         <w:numPr>
           <w:ilvl w:val="1"/>
           <w:numId w:val="1"/>
         </w:numPr>
-        <w:ind w:hanging="426" w:left="426"/>
+        <w:ind w:left="426" w:hanging="426"/>
         <w:jc w:val="both"/>
         <w:rPr>
           <w:lang w:val="pl-PL"/>
@@ -2786,10 +3573,10 @@
         </w:rPr>
         <w:t>Rozszerzalność</w:t>
       </w:r>
-      <w:bookmarkStart w:id="84" w:name="_Toc516556281_kopia_1_kopia_8"/>
-      <w:bookmarkStart w:id="85" w:name="_Toc516650489_kopia_1_kopia_8"/>
-      <w:bookmarkStart w:id="86" w:name="_Toc518369840_kopia_1_kopia_8"/>
-      <w:bookmarkStart w:id="87" w:name="_Toc518373996_kopia_1_kopia_8"/>
+      <w:bookmarkStart w:id="84" w:name="_Toc518373996_kopia_1_kopia_8"/>
+      <w:bookmarkStart w:id="85" w:name="_Toc518369840_kopia_1_kopia_8"/>
+      <w:bookmarkStart w:id="86" w:name="_Toc516650489_kopia_1_kopia_8"/>
+      <w:bookmarkStart w:id="87" w:name="_Toc516556281_kopia_1_kopia_8"/>
       <w:r>
         <w:rPr>
           <w:lang w:val="pl-PL"/>
@@ -2833,12 +3620,12 @@
     </w:p>
     <w:p>
       <w:pPr>
-        <w:pStyle w:val="Heading2"/>
+        <w:pStyle w:val="Nagwek2"/>
         <w:numPr>
           <w:ilvl w:val="1"/>
           <w:numId w:val="1"/>
         </w:numPr>
-        <w:ind w:hanging="426" w:left="426"/>
+        <w:ind w:left="426" w:hanging="426"/>
         <w:jc w:val="both"/>
         <w:rPr>
           <w:lang w:val="pl-PL"/>
@@ -2852,10 +3639,10 @@
         </w:rPr>
         <w:t>Planowany sposób realizacji projektu</w:t>
       </w:r>
-      <w:bookmarkStart w:id="89" w:name="_Toc516556281_kopia_1_kopia_9"/>
-      <w:bookmarkStart w:id="90" w:name="_Toc516650489_kopia_1_kopia_9"/>
-      <w:bookmarkStart w:id="91" w:name="_Toc518369840_kopia_1_kopia_9"/>
-      <w:bookmarkStart w:id="92" w:name="_Toc518373996_kopia_1_kopia_9"/>
+      <w:bookmarkStart w:id="89" w:name="_Toc518373996_kopia_1_kopia_9"/>
+      <w:bookmarkStart w:id="90" w:name="_Toc518369840_kopia_1_kopia_9"/>
+      <w:bookmarkStart w:id="91" w:name="_Toc516650489_kopia_1_kopia_9"/>
+      <w:bookmarkStart w:id="92" w:name="_Toc516556281_kopia_1_kopia_9"/>
       <w:r>
         <w:rPr>
           <w:lang w:val="pl-PL"/>
@@ -2899,12 +3686,12 @@
     </w:p>
     <w:p>
       <w:pPr>
-        <w:pStyle w:val="Heading3"/>
+        <w:pStyle w:val="Nagwek3"/>
         <w:numPr>
           <w:ilvl w:val="2"/>
           <w:numId w:val="1"/>
         </w:numPr>
-        <w:ind w:hanging="709" w:left="709"/>
+        <w:ind w:left="709" w:hanging="709"/>
         <w:rPr>
           <w:lang w:val="en-GB"/>
         </w:rPr>
@@ -2938,26 +3725,17 @@
           <w:szCs w:val="20"/>
           <w:lang w:val="en-GB"/>
         </w:rPr>
-        <w:t xml:space="preserve">Tu powinny być nasze fotki :) A opis jak w pierwszym pliku na RPI. </w:t>
-      </w:r>
-      <w:r>
-        <w:rPr>
-          <w:rFonts w:cs="Arial" w:ascii="Arial" w:hAnsi="Arial"/>
-          <w:sz w:val="20"/>
-          <w:szCs w:val="20"/>
-          <w:lang w:val="en-GB"/>
-        </w:rPr>
-        <w:t>Xxxxxxxx xxxxxxx xxxxxxxx xxxxxxxxxxxx xxxxxxxx x xxxxxxxxx. Xxxxx xxxxxxxxx xxxx xxxxxx xxxxx. Xxxxxxxx xxxxxxx xxxxxxxx xxxxxxxxxxxx xxxxxxxx x xxxxxxxxx. Xxxxxxxx xxxxxxx xxxxxxxx xxxxxxxxxxxx xxxxxxxx x xxxxxxxxx.</w:t>
-      </w:r>
-    </w:p>
-    <w:p>
-      <w:pPr>
-        <w:pStyle w:val="Heading2"/>
+        <w:t>Tu powinny być nasze fotki :) A opis jak w pierwszym pliku na RPI. Xxxxxxxx xxxxxxx xxxxxxxx xxxxxxxxxxxx xxxxxxxx x xxxxxxxxx. Xxxxx xxxxxxxxx xxxx xxxxxx xxxxx. Xxxxxxxx xxxxxxx xxxxxxxx xxxxxxxxxxxx xxxxxxxx x xxxxxxxxx. Xxxxxxxx xxxxxxx xxxxxxxx xxxxxxxxxxxx xxxxxxxx x xxxxxxxxx.</w:t>
+      </w:r>
+    </w:p>
+    <w:p>
+      <w:pPr>
+        <w:pStyle w:val="Nagwek2"/>
         <w:numPr>
           <w:ilvl w:val="1"/>
           <w:numId w:val="1"/>
         </w:numPr>
-        <w:ind w:hanging="426" w:left="426"/>
+        <w:ind w:left="426" w:hanging="426"/>
         <w:jc w:val="both"/>
         <w:rPr>
           <w:lang w:val="pl-PL"/>
@@ -2971,21 +3749,15 @@
         </w:rPr>
         <w:t>Planowany harmonogram realizacji</w:t>
       </w:r>
-      <w:bookmarkStart w:id="95" w:name="_Toc516556281_kopia_1_kopia_9_kopia_3_ko"/>
-      <w:bookmarkStart w:id="96" w:name="_Toc516650489_kopia_1_kopia_9_kopia_3_ko"/>
-      <w:bookmarkStart w:id="97" w:name="_Toc518369840_kopia_1_kopia_9_kopia_3_ko"/>
-      <w:bookmarkStart w:id="98" w:name="_Toc518373996_kopia_1_kopia_9_kopia_3_ko"/>
-      <w:r>
-        <w:rPr>
-          <w:lang w:val="pl-PL"/>
-        </w:rPr>
-        <w:t xml:space="preserve"> </w:t>
-      </w:r>
-      <w:r>
-        <w:rPr>
-          <w:lang w:val="pl-PL"/>
-        </w:rPr>
-        <w:t xml:space="preserve">projektu </w:t>
+      <w:bookmarkStart w:id="95" w:name="_Toc518373996_kopia_1_kopia_9_kopia_3_ko"/>
+      <w:bookmarkStart w:id="96" w:name="_Toc518369840_kopia_1_kopia_9_kopia_3_ko"/>
+      <w:bookmarkStart w:id="97" w:name="_Toc516650489_kopia_1_kopia_9_kopia_3_ko"/>
+      <w:bookmarkStart w:id="98" w:name="_Toc516556281_kopia_1_kopia_9_kopia_3_ko"/>
+      <w:r>
+        <w:rPr>
+          <w:lang w:val="pl-PL"/>
+        </w:rPr>
+        <w:t xml:space="preserve"> projektu </w:t>
       </w:r>
       <w:r>
         <w:rPr>
@@ -3019,26 +3791,17 @@
           <w:szCs w:val="20"/>
           <w:lang w:val="en-GB"/>
         </w:rPr>
-        <w:t xml:space="preserve">Nie można uwzględniać wakacji! </w:t>
-      </w:r>
-      <w:r>
-        <w:rPr>
-          <w:rFonts w:cs="Arial" w:ascii="Arial" w:hAnsi="Arial"/>
-          <w:sz w:val="20"/>
-          <w:szCs w:val="20"/>
-          <w:lang w:val="en-GB"/>
-        </w:rPr>
-        <w:t>Xxxxxxxx xxxxxxx xxxxxxxx xxxxxxxxxxxx xxxxxxxx x xxxxxxxxx. Xxxxx xxxxxxxxx xxxx xxxxxx xxxxx. Xxxxxxxx xxxxxxx xxxxxxxx xxxxxxxxxxxx xxxxxxxx x xxxxxxxxx. Xxxxxxxx xxxxxxx xxxxxxxx xxxxxxxxxxxx xxxxxxxx x xxxxxxxxx.</w:t>
-      </w:r>
-    </w:p>
-    <w:p>
-      <w:pPr>
-        <w:pStyle w:val="Heading1"/>
+        <w:t>Nie można uwzględniać wakacji! Xxxxxxxx xxxxxxx xxxxxxxx xxxxxxxxxxxx xxxxxxxx x xxxxxxxxx. Xxxxx xxxxxxxxx xxxx xxxxxx xxxxx. Xxxxxxxx xxxxxxx xxxxxxxx xxxxxxxxxxxx xxxxxxxx x xxxxxxxxx. Xxxxxxxx xxxxxxx xxxxxxxx xxxxxxxxxxxx xxxxxxxx x xxxxxxxxx.</w:t>
+      </w:r>
+    </w:p>
+    <w:p>
+      <w:pPr>
+        <w:pStyle w:val="Nagwek1"/>
         <w:numPr>
           <w:ilvl w:val="0"/>
           <w:numId w:val="1"/>
         </w:numPr>
-        <w:ind w:hanging="426" w:left="426"/>
+        <w:ind w:left="426" w:hanging="426"/>
         <w:rPr>
           <w:highlight w:val="none"/>
           <w:shd w:fill="81D41A" w:val="clear"/>
@@ -3079,12 +3842,12 @@
     </w:p>
     <w:p>
       <w:pPr>
-        <w:pStyle w:val="Heading2"/>
+        <w:pStyle w:val="Nagwek2"/>
         <w:numPr>
           <w:ilvl w:val="1"/>
           <w:numId w:val="1"/>
         </w:numPr>
-        <w:ind w:hanging="426" w:left="426"/>
+        <w:ind w:left="426" w:hanging="426"/>
         <w:jc w:val="both"/>
         <w:rPr>
           <w:lang w:val="pl-PL"/>
@@ -3098,10 +3861,10 @@
         </w:rPr>
         <w:t>Architektura systemu</w:t>
       </w:r>
-      <w:bookmarkStart w:id="101" w:name="_Toc516556281_kopia_1_kopia_9_kopia_1"/>
-      <w:bookmarkStart w:id="102" w:name="_Toc516650489_kopia_1_kopia_9_kopia_1"/>
-      <w:bookmarkStart w:id="103" w:name="_Toc518369840_kopia_1_kopia_9_kopia_1"/>
-      <w:bookmarkStart w:id="104" w:name="_Toc518373996_kopia_1_kopia_9_kopia_1"/>
+      <w:bookmarkStart w:id="101" w:name="_Toc518373996_kopia_1_kopia_9_kopia_1"/>
+      <w:bookmarkStart w:id="102" w:name="_Toc518369840_kopia_1_kopia_9_kopia_1"/>
+      <w:bookmarkStart w:id="103" w:name="_Toc516650489_kopia_1_kopia_9_kopia_1"/>
+      <w:bookmarkStart w:id="104" w:name="_Toc516556281_kopia_1_kopia_9_kopia_1"/>
       <w:r>
         <w:rPr>
           <w:lang w:val="pl-PL"/>
@@ -3145,12 +3908,12 @@
     </w:p>
     <w:p>
       <w:pPr>
-        <w:pStyle w:val="Heading2"/>
+        <w:pStyle w:val="Nagwek2"/>
         <w:numPr>
           <w:ilvl w:val="1"/>
           <w:numId w:val="1"/>
         </w:numPr>
-        <w:ind w:hanging="426" w:left="426"/>
+        <w:ind w:left="426" w:hanging="426"/>
         <w:jc w:val="both"/>
         <w:rPr>
           <w:lang w:val="pl-PL"/>
@@ -3164,10 +3927,10 @@
         </w:rPr>
         <w:t>Przypadki użycia</w:t>
       </w:r>
-      <w:bookmarkStart w:id="106" w:name="_Toc516556281_kopia_1_kopia_9_kopia_2"/>
-      <w:bookmarkStart w:id="107" w:name="_Toc516650489_kopia_1_kopia_9_kopia_2"/>
-      <w:bookmarkStart w:id="108" w:name="_Toc518369840_kopia_1_kopia_9_kopia_2"/>
-      <w:bookmarkStart w:id="109" w:name="_Toc518373996_kopia_1_kopia_9_kopia_2"/>
+      <w:bookmarkStart w:id="106" w:name="_Toc518373996_kopia_1_kopia_9_kopia_2"/>
+      <w:bookmarkStart w:id="107" w:name="_Toc518369840_kopia_1_kopia_9_kopia_2"/>
+      <w:bookmarkStart w:id="108" w:name="_Toc516650489_kopia_1_kopia_9_kopia_2"/>
+      <w:bookmarkStart w:id="109" w:name="_Toc516556281_kopia_1_kopia_9_kopia_2"/>
       <w:r>
         <w:rPr>
           <w:lang w:val="pl-PL"/>
@@ -3211,12 +3974,12 @@
     </w:p>
     <w:p>
       <w:pPr>
-        <w:pStyle w:val="Heading2"/>
+        <w:pStyle w:val="Nagwek2"/>
         <w:numPr>
           <w:ilvl w:val="1"/>
           <w:numId w:val="1"/>
         </w:numPr>
-        <w:ind w:hanging="426" w:left="426"/>
+        <w:ind w:left="426" w:hanging="426"/>
         <w:jc w:val="both"/>
         <w:rPr>
           <w:lang w:val="pl-PL"/>
@@ -3230,10 +3993,10 @@
         </w:rPr>
         <w:t>Diagram klas</w:t>
       </w:r>
-      <w:bookmarkStart w:id="111" w:name="_Toc516556281_kopia_1_kopia_9_kopia_3"/>
-      <w:bookmarkStart w:id="112" w:name="_Toc516650489_kopia_1_kopia_9_kopia_3"/>
-      <w:bookmarkStart w:id="113" w:name="_Toc518369840_kopia_1_kopia_9_kopia_3"/>
-      <w:bookmarkStart w:id="114" w:name="_Toc518373996_kopia_1_kopia_9_kopia_3"/>
+      <w:bookmarkStart w:id="111" w:name="_Toc518373996_kopia_1_kopia_9_kopia_3"/>
+      <w:bookmarkStart w:id="112" w:name="_Toc518369840_kopia_1_kopia_9_kopia_3"/>
+      <w:bookmarkStart w:id="113" w:name="_Toc516650489_kopia_1_kopia_9_kopia_3"/>
+      <w:bookmarkStart w:id="114" w:name="_Toc516556281_kopia_1_kopia_9_kopia_3"/>
       <w:r>
         <w:rPr>
           <w:lang w:val="pl-PL"/>
@@ -3277,12 +4040,12 @@
     </w:p>
     <w:p>
       <w:pPr>
-        <w:pStyle w:val="Heading1"/>
+        <w:pStyle w:val="Nagwek1"/>
         <w:numPr>
           <w:ilvl w:val="0"/>
           <w:numId w:val="1"/>
         </w:numPr>
-        <w:ind w:hanging="426" w:left="426"/>
+        <w:ind w:left="426" w:hanging="426"/>
         <w:rPr>
           <w:lang w:val="en-GB"/>
         </w:rPr>
@@ -3293,13 +4056,7 @@
         <w:rPr>
           <w:lang w:val="en-GB"/>
         </w:rPr>
-        <w:t xml:space="preserve">IMPLEMENTACJA, TESTOWANIE, </w:t>
-      </w:r>
-      <w:r>
-        <w:rPr>
-          <w:lang w:val="en-GB"/>
-        </w:rPr>
-        <w:t>WERYFIKACJA I WALIDACJA</w:t>
+        <w:t>IMPLEMENTACJA, TESTOWANIE, WERYFIKACJA I WALIDACJA</w:t>
       </w:r>
     </w:p>
     <w:p>
@@ -3327,12 +4084,12 @@
     </w:p>
     <w:p>
       <w:pPr>
-        <w:pStyle w:val="Heading2"/>
+        <w:pStyle w:val="Nagwek2"/>
         <w:numPr>
           <w:ilvl w:val="1"/>
           <w:numId w:val="1"/>
         </w:numPr>
-        <w:ind w:hanging="426" w:left="426"/>
+        <w:ind w:left="426" w:hanging="426"/>
         <w:jc w:val="both"/>
         <w:rPr>
           <w:lang w:val="pl-PL"/>
@@ -3346,10 +4103,10 @@
         </w:rPr>
         <w:t>Implementacja systemu</w:t>
       </w:r>
-      <w:bookmarkStart w:id="117" w:name="_Toc516556281_kopia_1_kopia_9_kopia_3_k1"/>
-      <w:bookmarkStart w:id="118" w:name="_Toc516650489_kopia_1_kopia_9_kopia_3_k1"/>
-      <w:bookmarkStart w:id="119" w:name="_Toc518369840_kopia_1_kopia_9_kopia_3_k1"/>
-      <w:bookmarkStart w:id="120" w:name="_Toc518373996_kopia_1_kopia_9_kopia_3_k1"/>
+      <w:bookmarkStart w:id="117" w:name="_Toc518373996_kopia_1_kopia_9_kopia_3_k1"/>
+      <w:bookmarkStart w:id="118" w:name="_Toc518369840_kopia_1_kopia_9_kopia_3_k1"/>
+      <w:bookmarkStart w:id="119" w:name="_Toc516650489_kopia_1_kopia_9_kopia_3_k1"/>
+      <w:bookmarkStart w:id="120" w:name="_Toc516556281_kopia_1_kopia_9_kopia_3_k1"/>
       <w:r>
         <w:rPr>
           <w:lang w:val="pl-PL"/>
@@ -3393,12 +4150,12 @@
     </w:p>
     <w:p>
       <w:pPr>
-        <w:pStyle w:val="Heading2"/>
+        <w:pStyle w:val="Nagwek2"/>
         <w:numPr>
           <w:ilvl w:val="1"/>
           <w:numId w:val="1"/>
         </w:numPr>
-        <w:ind w:hanging="426" w:left="426"/>
+        <w:ind w:left="426" w:hanging="426"/>
         <w:jc w:val="both"/>
         <w:rPr>
           <w:lang w:val="pl-PL"/>
@@ -3412,10 +4169,10 @@
         </w:rPr>
         <w:t>Testowanie</w:t>
       </w:r>
-      <w:bookmarkStart w:id="122" w:name="_Toc516556281_kopia_1_kopia_9_kopia_3_k2"/>
-      <w:bookmarkStart w:id="123" w:name="_Toc516650489_kopia_1_kopia_9_kopia_3_k2"/>
-      <w:bookmarkStart w:id="124" w:name="_Toc518369840_kopia_1_kopia_9_kopia_3_k2"/>
-      <w:bookmarkStart w:id="125" w:name="_Toc518373996_kopia_1_kopia_9_kopia_3_k2"/>
+      <w:bookmarkStart w:id="122" w:name="_Toc518373996_kopia_1_kopia_9_kopia_3_k2"/>
+      <w:bookmarkStart w:id="123" w:name="_Toc518369840_kopia_1_kopia_9_kopia_3_k2"/>
+      <w:bookmarkStart w:id="124" w:name="_Toc516650489_kopia_1_kopia_9_kopia_3_k2"/>
+      <w:bookmarkStart w:id="125" w:name="_Toc516556281_kopia_1_kopia_9_kopia_3_k2"/>
       <w:r>
         <w:rPr>
           <w:lang w:val="pl-PL"/>
@@ -3459,12 +4216,12 @@
     </w:p>
     <w:p>
       <w:pPr>
-        <w:pStyle w:val="Heading2"/>
+        <w:pStyle w:val="Nagwek2"/>
         <w:numPr>
           <w:ilvl w:val="1"/>
           <w:numId w:val="1"/>
         </w:numPr>
-        <w:ind w:hanging="426" w:left="426"/>
+        <w:ind w:left="426" w:hanging="426"/>
         <w:jc w:val="both"/>
         <w:rPr>
           <w:lang w:val="pl-PL"/>
@@ -3478,10 +4235,10 @@
         </w:rPr>
         <w:t>Weryfikacja założeń aplikacji</w:t>
       </w:r>
-      <w:bookmarkStart w:id="127" w:name="_Toc516556281_kopia_1_kopia_9_kopia_3_k3"/>
-      <w:bookmarkStart w:id="128" w:name="_Toc516650489_kopia_1_kopia_9_kopia_3_k3"/>
-      <w:bookmarkStart w:id="129" w:name="_Toc518369840_kopia_1_kopia_9_kopia_3_k3"/>
-      <w:bookmarkStart w:id="130" w:name="_Toc518373996_kopia_1_kopia_9_kopia_3_k3"/>
+      <w:bookmarkStart w:id="127" w:name="_Toc518373996_kopia_1_kopia_9_kopia_3_k3"/>
+      <w:bookmarkStart w:id="128" w:name="_Toc518369840_kopia_1_kopia_9_kopia_3_k3"/>
+      <w:bookmarkStart w:id="129" w:name="_Toc516650489_kopia_1_kopia_9_kopia_3_k3"/>
+      <w:bookmarkStart w:id="130" w:name="_Toc516556281_kopia_1_kopia_9_kopia_3_k3"/>
       <w:r>
         <w:rPr>
           <w:lang w:val="pl-PL"/>
@@ -3525,12 +4282,12 @@
     </w:p>
     <w:p>
       <w:pPr>
-        <w:pStyle w:val="Heading2"/>
+        <w:pStyle w:val="Nagwek2"/>
         <w:numPr>
           <w:ilvl w:val="1"/>
           <w:numId w:val="1"/>
         </w:numPr>
-        <w:ind w:hanging="426" w:left="426"/>
+        <w:ind w:left="426" w:hanging="426"/>
         <w:jc w:val="both"/>
         <w:rPr>
           <w:lang w:val="pl-PL"/>
@@ -3544,10 +4301,10 @@
         </w:rPr>
         <w:t>Walidacja w środowisku docelowym</w:t>
       </w:r>
-      <w:bookmarkStart w:id="132" w:name="_Toc516556281_kopia_1_kopia_9_kopia_3_k4"/>
-      <w:bookmarkStart w:id="133" w:name="_Toc516650489_kopia_1_kopia_9_kopia_3_k4"/>
-      <w:bookmarkStart w:id="134" w:name="_Toc518369840_kopia_1_kopia_9_kopia_3_k4"/>
-      <w:bookmarkStart w:id="135" w:name="_Toc518373996_kopia_1_kopia_9_kopia_3_k4"/>
+      <w:bookmarkStart w:id="132" w:name="_Toc518373996_kopia_1_kopia_9_kopia_3_k4"/>
+      <w:bookmarkStart w:id="133" w:name="_Toc518369840_kopia_1_kopia_9_kopia_3_k4"/>
+      <w:bookmarkStart w:id="134" w:name="_Toc516650489_kopia_1_kopia_9_kopia_3_k4"/>
+      <w:bookmarkStart w:id="135" w:name="_Toc516556281_kopia_1_kopia_9_kopia_3_k4"/>
       <w:r>
         <w:rPr>
           <w:lang w:val="pl-PL"/>
@@ -3591,12 +4348,12 @@
     </w:p>
     <w:p>
       <w:pPr>
-        <w:pStyle w:val="Heading1"/>
+        <w:pStyle w:val="Nagwek1"/>
         <w:numPr>
           <w:ilvl w:val="0"/>
           <w:numId w:val="1"/>
         </w:numPr>
-        <w:ind w:hanging="426" w:left="426"/>
+        <w:ind w:left="426" w:hanging="426"/>
         <w:rPr>
           <w:lang w:val="en-GB"/>
         </w:rPr>
@@ -3635,12 +4392,12 @@
     </w:p>
     <w:p>
       <w:pPr>
-        <w:pStyle w:val="Heading2"/>
+        <w:pStyle w:val="Nagwek2"/>
         <w:numPr>
           <w:ilvl w:val="1"/>
           <w:numId w:val="1"/>
         </w:numPr>
-        <w:ind w:hanging="426" w:left="426"/>
+        <w:ind w:left="426" w:hanging="426"/>
         <w:jc w:val="both"/>
         <w:rPr>
           <w:lang w:val="pl-PL"/>
@@ -3654,10 +4411,10 @@
         </w:rPr>
         <w:t>Opis przeprowadzonego badania</w:t>
       </w:r>
-      <w:bookmarkStart w:id="138" w:name="_Toc516556281_kopia_1_kopia_9_kopia_3_k5"/>
-      <w:bookmarkStart w:id="139" w:name="_Toc516650489_kopia_1_kopia_9_kopia_3_k5"/>
-      <w:bookmarkStart w:id="140" w:name="_Toc518369840_kopia_1_kopia_9_kopia_3_k5"/>
-      <w:bookmarkStart w:id="141" w:name="_Toc518373996_kopia_1_kopia_9_kopia_3_k5"/>
+      <w:bookmarkStart w:id="138" w:name="_Toc518373996_kopia_1_kopia_9_kopia_3_k5"/>
+      <w:bookmarkStart w:id="139" w:name="_Toc518369840_kopia_1_kopia_9_kopia_3_k5"/>
+      <w:bookmarkStart w:id="140" w:name="_Toc516650489_kopia_1_kopia_9_kopia_3_k5"/>
+      <w:bookmarkStart w:id="141" w:name="_Toc516556281_kopia_1_kopia_9_kopia_3_k5"/>
       <w:r>
         <w:rPr>
           <w:lang w:val="pl-PL"/>
@@ -3701,12 +4458,12 @@
     </w:p>
     <w:p>
       <w:pPr>
-        <w:pStyle w:val="Heading2"/>
+        <w:pStyle w:val="Nagwek2"/>
         <w:numPr>
           <w:ilvl w:val="1"/>
           <w:numId w:val="1"/>
         </w:numPr>
-        <w:ind w:hanging="426" w:left="426"/>
+        <w:ind w:left="426" w:hanging="426"/>
         <w:jc w:val="both"/>
         <w:rPr>
           <w:lang w:val="pl-PL"/>
@@ -3720,10 +4477,10 @@
         </w:rPr>
         <w:t>Wyniki badania i wnioski</w:t>
       </w:r>
-      <w:bookmarkStart w:id="143" w:name="_Toc516556281_kopia_1_kopia_9_kopia_3_k6"/>
-      <w:bookmarkStart w:id="144" w:name="_Toc516650489_kopia_1_kopia_9_kopia_3_k6"/>
-      <w:bookmarkStart w:id="145" w:name="_Toc518369840_kopia_1_kopia_9_kopia_3_k6"/>
-      <w:bookmarkStart w:id="146" w:name="_Toc518373996_kopia_1_kopia_9_kopia_3_k6"/>
+      <w:bookmarkStart w:id="143" w:name="_Toc518373996_kopia_1_kopia_9_kopia_3_k6"/>
+      <w:bookmarkStart w:id="144" w:name="_Toc518369840_kopia_1_kopia_9_kopia_3_k6"/>
+      <w:bookmarkStart w:id="145" w:name="_Toc516650489_kopia_1_kopia_9_kopia_3_k6"/>
+      <w:bookmarkStart w:id="146" w:name="_Toc516556281_kopia_1_kopia_9_kopia_3_k6"/>
       <w:r>
         <w:rPr>
           <w:lang w:val="pl-PL"/>
@@ -3767,12 +4524,12 @@
     </w:p>
     <w:p>
       <w:pPr>
-        <w:pStyle w:val="Heading1"/>
+        <w:pStyle w:val="Nagwek1"/>
         <w:numPr>
           <w:ilvl w:val="0"/>
           <w:numId w:val="1"/>
         </w:numPr>
-        <w:ind w:hanging="426" w:left="426"/>
+        <w:ind w:left="426" w:hanging="426"/>
         <w:rPr>
           <w:lang w:val="en-GB"/>
         </w:rPr>
@@ -3823,24 +4580,12 @@
         </w:rPr>
       </w:pPr>
       <w:r>
-        <w:rPr/>
-      </w:r>
-    </w:p>
-    <w:p>
-      <w:pPr>
-        <w:pStyle w:val="Normal"/>
-        <w:spacing w:lineRule="auto" w:line="360" w:before="0" w:after="120"/>
-        <w:ind w:firstLine="708"/>
-        <w:jc w:val="both"/>
-        <w:rPr>
-          <w:rFonts w:ascii="Arial" w:hAnsi="Arial" w:cs="Arial"/>
-          <w:sz w:val="20"/>
-          <w:szCs w:val="20"/>
-          <w:lang w:val="en-GB"/>
-        </w:rPr>
-      </w:pPr>
-      <w:r>
-        <w:rPr/>
+        <w:rPr>
+          <w:rFonts w:cs="Arial" w:ascii="Arial" w:hAnsi="Arial"/>
+          <w:sz w:val="20"/>
+          <w:szCs w:val="20"/>
+          <w:lang w:val="en-GB"/>
+        </w:rPr>
       </w:r>
     </w:p>
     <w:p>
@@ -3869,21 +4614,26 @@
         </w:rPr>
       </w:pPr>
       <w:r>
-        <w:rPr/>
-      </w:r>
-    </w:p>
-    <w:p>
-      <w:pPr>
-        <w:pStyle w:val="Heading1"/>
+        <w:rPr>
+          <w:rFonts w:cs="Arial" w:ascii="Arial" w:hAnsi="Arial"/>
+          <w:sz w:val="20"/>
+          <w:szCs w:val="20"/>
+          <w:lang w:val="en-GB"/>
+        </w:rPr>
+      </w:r>
+    </w:p>
+    <w:p>
+      <w:pPr>
+        <w:pStyle w:val="Nagwek1"/>
         <w:rPr>
           <w:lang w:val="en-GB"/>
         </w:rPr>
       </w:pPr>
       <w:bookmarkStart w:id="148" w:name="__RefHeading___Toc631_343945465"/>
-      <w:bookmarkStart w:id="149" w:name="_Toc516556285"/>
-      <w:bookmarkStart w:id="150" w:name="_Toc516650493"/>
-      <w:bookmarkStart w:id="151" w:name="_Toc518369844"/>
-      <w:bookmarkStart w:id="152" w:name="_Toc518374000"/>
+      <w:bookmarkStart w:id="149" w:name="_Toc518374000"/>
+      <w:bookmarkStart w:id="150" w:name="_Toc518369844"/>
+      <w:bookmarkStart w:id="151" w:name="_Toc516650493"/>
+      <w:bookmarkStart w:id="152" w:name="_Toc516556285"/>
       <w:bookmarkEnd w:id="148"/>
       <w:r>
         <w:rPr>
@@ -3904,7 +4654,7 @@
           <w:tab w:val="left" w:pos="426" w:leader="none"/>
         </w:tabs>
         <w:spacing w:lineRule="auto" w:line="360"/>
-        <w:ind w:hanging="425" w:left="425"/>
+        <w:ind w:left="425" w:hanging="425"/>
         <w:jc w:val="both"/>
         <w:rPr>
           <w:rFonts w:ascii="Arial" w:hAnsi="Arial" w:cs="Arial"/>
@@ -3955,7 +4705,7 @@
           <w:tab w:val="left" w:pos="426" w:leader="none"/>
         </w:tabs>
         <w:spacing w:lineRule="auto" w:line="360"/>
-        <w:ind w:hanging="425" w:left="425"/>
+        <w:ind w:left="425" w:hanging="425"/>
         <w:jc w:val="both"/>
         <w:rPr>
           <w:rFonts w:ascii="Arial" w:hAnsi="Arial" w:cs="Arial"/>
@@ -3983,7 +4733,7 @@
           <w:tab w:val="left" w:pos="426" w:leader="none"/>
         </w:tabs>
         <w:spacing w:lineRule="auto" w:line="360"/>
-        <w:ind w:hanging="425" w:left="425"/>
+        <w:ind w:left="425" w:hanging="425"/>
         <w:jc w:val="both"/>
         <w:rPr>
           <w:rFonts w:ascii="Arial" w:hAnsi="Arial" w:cs="Arial"/>
@@ -4023,7 +4773,7 @@
           <w:tab w:val="left" w:pos="426" w:leader="none"/>
         </w:tabs>
         <w:spacing w:lineRule="auto" w:line="360"/>
-        <w:ind w:hanging="425" w:left="425"/>
+        <w:ind w:left="425" w:hanging="425"/>
         <w:jc w:val="both"/>
         <w:rPr>
           <w:rFonts w:ascii="Arial" w:hAnsi="Arial" w:cs="Arial"/>
@@ -4045,16 +4795,16 @@
     </w:p>
     <w:p>
       <w:pPr>
-        <w:pStyle w:val="Heading1"/>
+        <w:pStyle w:val="Nagwek1"/>
         <w:rPr>
           <w:lang w:val="pl-PL"/>
         </w:rPr>
       </w:pPr>
       <w:bookmarkStart w:id="153" w:name="__RefHeading___Toc633_343945465"/>
       <w:bookmarkStart w:id="154" w:name="_Toc518374001"/>
-      <w:bookmarkStart w:id="155" w:name="_Toc516556286"/>
+      <w:bookmarkStart w:id="155" w:name="_Toc518369845"/>
       <w:bookmarkStart w:id="156" w:name="_Toc516650494"/>
-      <w:bookmarkStart w:id="157" w:name="_Toc518369845"/>
+      <w:bookmarkStart w:id="157" w:name="_Toc516556286"/>
       <w:bookmarkEnd w:id="153"/>
       <w:r>
         <w:rPr>
@@ -4064,7 +4814,7 @@
       </w:r>
       <w:r>
         <w:rPr>
-          <w:rStyle w:val="FootnoteReference"/>
+          <w:rStyle w:val="Zakotwiczenieprzypisudolnego"/>
           <w:lang w:val="pl-PL"/>
         </w:rPr>
         <w:footnoteReference w:id="2"/>
@@ -4073,7 +4823,7 @@
         <w:rPr>
           <w:lang w:val="pl-PL"/>
         </w:rPr>
-        <w:t>: Tytuł załącznika nr 1/dodatku</w:t>
+        <w:t>: Tytuł załącznika nr 1/dodatk</w:t>
       </w:r>
       <w:bookmarkEnd w:id="155"/>
       <w:bookmarkEnd w:id="156"/>
@@ -4082,14 +4832,14 @@
         <w:rPr>
           <w:lang w:val="pl-PL"/>
         </w:rPr>
-        <w:t xml:space="preserve"> </w:t>
+        <w:t>u</w:t>
       </w:r>
       <w:bookmarkEnd w:id="154"/>
       <w:r>
         <w:rPr>
           <w:lang w:val="pl-PL"/>
         </w:rPr>
-        <w:t>A</w:t>
+        <w:t xml:space="preserve"> A</w:t>
       </w:r>
       <w:r>
         <w:rPr>
@@ -4135,13 +4885,7 @@
         </w:rPr>
       </w:pPr>
       <w:r>
-        <w:rPr>
-          <w:rFonts w:cs="Arial" w:ascii="Arial" w:hAnsi="Arial"/>
-          <w:color w:val="000000"/>
-          <w:sz w:val="20"/>
-          <w:szCs w:val="20"/>
-          <w:lang w:val="en-GB"/>
-        </w:rPr>
+        <w:rPr/>
       </w:r>
     </w:p>
     <w:sectPr>
@@ -4170,7 +4914,7 @@
 <w:ftr xmlns:o="urn:schemas-microsoft-com:office:office" xmlns:r="http://schemas.openxmlformats.org/officeDocument/2006/relationships" xmlns:v="urn:schemas-microsoft-com:vml" xmlns:w="http://schemas.openxmlformats.org/wordprocessingml/2006/main" xmlns:w10="urn:schemas-microsoft-com:office:word" xmlns:wp="http://schemas.openxmlformats.org/drawingml/2006/wordprocessingDrawing" xmlns:wps="http://schemas.microsoft.com/office/word/2010/wordprocessingShape" xmlns:wpg="http://schemas.microsoft.com/office/word/2010/wordprocessingGroup" xmlns:mc="http://schemas.openxmlformats.org/markup-compatibility/2006" xmlns:wp14="http://schemas.microsoft.com/office/word/2010/wordprocessingDrawing" xmlns:w14="http://schemas.microsoft.com/office/word/2010/wordml" xmlns:w15="http://schemas.microsoft.com/office/word/2012/wordml" mc:Ignorable="w14 wp14 w15">
   <w:p>
     <w:pPr>
-      <w:pStyle w:val="Footer"/>
+      <w:pStyle w:val="Stopka"/>
       <w:rPr/>
     </w:pPr>
     <w:r>
@@ -4184,7 +4928,7 @@
 <w:ftr xmlns:o="urn:schemas-microsoft-com:office:office" xmlns:r="http://schemas.openxmlformats.org/officeDocument/2006/relationships" xmlns:v="urn:schemas-microsoft-com:vml" xmlns:w="http://schemas.openxmlformats.org/wordprocessingml/2006/main" xmlns:w10="urn:schemas-microsoft-com:office:word" xmlns:wp="http://schemas.openxmlformats.org/drawingml/2006/wordprocessingDrawing" xmlns:wps="http://schemas.microsoft.com/office/word/2010/wordprocessingShape" xmlns:wpg="http://schemas.microsoft.com/office/word/2010/wordprocessingGroup" xmlns:mc="http://schemas.openxmlformats.org/markup-compatibility/2006" xmlns:wp14="http://schemas.microsoft.com/office/word/2010/wordprocessingDrawing" xmlns:w14="http://schemas.microsoft.com/office/word/2010/wordml" xmlns:w15="http://schemas.microsoft.com/office/word/2012/wordml" mc:Ignorable="w14 wp14 w15">
   <w:p>
     <w:pPr>
-      <w:pStyle w:val="Footer"/>
+      <w:pStyle w:val="Stopka"/>
       <w:rPr/>
     </w:pPr>
     <w:r>
@@ -4198,7 +4942,7 @@
 <w:ftr xmlns:o="urn:schemas-microsoft-com:office:office" xmlns:r="http://schemas.openxmlformats.org/officeDocument/2006/relationships" xmlns:v="urn:schemas-microsoft-com:vml" xmlns:w="http://schemas.openxmlformats.org/wordprocessingml/2006/main" xmlns:w10="urn:schemas-microsoft-com:office:word" xmlns:wp="http://schemas.openxmlformats.org/drawingml/2006/wordprocessingDrawing" xmlns:wps="http://schemas.microsoft.com/office/word/2010/wordprocessingShape" xmlns:wpg="http://schemas.microsoft.com/office/word/2010/wordprocessingGroup" xmlns:mc="http://schemas.openxmlformats.org/markup-compatibility/2006" xmlns:wp14="http://schemas.microsoft.com/office/word/2010/wordprocessingDrawing" xmlns:w14="http://schemas.microsoft.com/office/word/2010/wordml" xmlns:w15="http://schemas.microsoft.com/office/word/2012/wordml" mc:Ignorable="w14 wp14 w15">
   <w:p>
     <w:pPr>
-      <w:pStyle w:val="Footer"/>
+      <w:pStyle w:val="Stopka"/>
       <w:jc w:val="center"/>
       <w:rPr>
         <w:rFonts w:ascii="Arial" w:hAnsi="Arial" w:cs="Arial"/>
@@ -4219,7 +4963,7 @@
     </w:r>
     <w:r>
       <w:rPr/>
-      <w:t>13</w:t>
+      <w:t>14</w:t>
     </w:r>
     <w:r>
       <w:rPr/>
@@ -4233,7 +4977,7 @@
 <w:ftr xmlns:o="urn:schemas-microsoft-com:office:office" xmlns:r="http://schemas.openxmlformats.org/officeDocument/2006/relationships" xmlns:v="urn:schemas-microsoft-com:vml" xmlns:w="http://schemas.openxmlformats.org/wordprocessingml/2006/main" xmlns:w10="urn:schemas-microsoft-com:office:word" xmlns:wp="http://schemas.openxmlformats.org/drawingml/2006/wordprocessingDrawing" xmlns:wps="http://schemas.microsoft.com/office/word/2010/wordprocessingShape" xmlns:wpg="http://schemas.microsoft.com/office/word/2010/wordprocessingGroup" xmlns:mc="http://schemas.openxmlformats.org/markup-compatibility/2006" xmlns:wp14="http://schemas.microsoft.com/office/word/2010/wordprocessingDrawing" xmlns:w14="http://schemas.microsoft.com/office/word/2010/wordml" xmlns:w15="http://schemas.microsoft.com/office/word/2012/wordml" mc:Ignorable="w14 wp14 w15">
   <w:p>
     <w:pPr>
-      <w:pStyle w:val="Footer"/>
+      <w:pStyle w:val="Stopka"/>
       <w:jc w:val="center"/>
       <w:rPr>
         <w:rFonts w:ascii="Arial" w:hAnsi="Arial" w:cs="Arial"/>
@@ -4254,7 +4998,7 @@
     </w:r>
     <w:r>
       <w:rPr/>
-      <w:t>13</w:t>
+      <w:t>14</w:t>
     </w:r>
     <w:r>
       <w:rPr/>
@@ -4268,7 +5012,7 @@
 <w:ftr xmlns:o="urn:schemas-microsoft-com:office:office" xmlns:r="http://schemas.openxmlformats.org/officeDocument/2006/relationships" xmlns:v="urn:schemas-microsoft-com:vml" xmlns:w="http://schemas.openxmlformats.org/wordprocessingml/2006/main" xmlns:w10="urn:schemas-microsoft-com:office:word" xmlns:wp="http://schemas.openxmlformats.org/drawingml/2006/wordprocessingDrawing" xmlns:wps="http://schemas.microsoft.com/office/word/2010/wordprocessingShape" xmlns:wpg="http://schemas.microsoft.com/office/word/2010/wordprocessingGroup" xmlns:mc="http://schemas.openxmlformats.org/markup-compatibility/2006" xmlns:wp14="http://schemas.microsoft.com/office/word/2010/wordprocessingDrawing" xmlns:w14="http://schemas.microsoft.com/office/word/2010/wordml" xmlns:w15="http://schemas.microsoft.com/office/word/2012/wordml" mc:Ignorable="w14 wp14 w15">
   <w:p>
     <w:pPr>
-      <w:pStyle w:val="Footer"/>
+      <w:pStyle w:val="Stopka"/>
       <w:jc w:val="center"/>
       <w:rPr>
         <w:rFonts w:ascii="Arial" w:hAnsi="Arial" w:cs="Arial"/>
@@ -4303,7 +5047,7 @@
 <w:ftr xmlns:o="urn:schemas-microsoft-com:office:office" xmlns:r="http://schemas.openxmlformats.org/officeDocument/2006/relationships" xmlns:v="urn:schemas-microsoft-com:vml" xmlns:w="http://schemas.openxmlformats.org/wordprocessingml/2006/main" xmlns:w10="urn:schemas-microsoft-com:office:word" xmlns:wp="http://schemas.openxmlformats.org/drawingml/2006/wordprocessingDrawing" xmlns:wps="http://schemas.microsoft.com/office/word/2010/wordprocessingShape" xmlns:wpg="http://schemas.microsoft.com/office/word/2010/wordprocessingGroup" xmlns:mc="http://schemas.openxmlformats.org/markup-compatibility/2006" xmlns:wp14="http://schemas.microsoft.com/office/word/2010/wordprocessingDrawing" xmlns:w14="http://schemas.microsoft.com/office/word/2010/wordml" xmlns:w15="http://schemas.microsoft.com/office/word/2012/wordml" mc:Ignorable="w14 wp14 w15">
   <w:p>
     <w:pPr>
-      <w:pStyle w:val="Footer"/>
+      <w:pStyle w:val="Stopka"/>
       <w:jc w:val="center"/>
       <w:rPr>
         <w:rFonts w:ascii="Arial" w:hAnsi="Arial" w:cs="Arial"/>
@@ -4324,7 +5068,7 @@
     </w:r>
     <w:r>
       <w:rPr/>
-      <w:t>14</w:t>
+      <w:t>15</w:t>
     </w:r>
     <w:r>
       <w:rPr/>
@@ -4338,7 +5082,7 @@
 <w:ftr xmlns:o="urn:schemas-microsoft-com:office:office" xmlns:r="http://schemas.openxmlformats.org/officeDocument/2006/relationships" xmlns:v="urn:schemas-microsoft-com:vml" xmlns:w="http://schemas.openxmlformats.org/wordprocessingml/2006/main" xmlns:w10="urn:schemas-microsoft-com:office:word" xmlns:wp="http://schemas.openxmlformats.org/drawingml/2006/wordprocessingDrawing" xmlns:wps="http://schemas.microsoft.com/office/word/2010/wordprocessingShape" xmlns:wpg="http://schemas.microsoft.com/office/word/2010/wordprocessingGroup" xmlns:mc="http://schemas.openxmlformats.org/markup-compatibility/2006" xmlns:wp14="http://schemas.microsoft.com/office/word/2010/wordprocessingDrawing" xmlns:w14="http://schemas.microsoft.com/office/word/2010/wordml" xmlns:w15="http://schemas.microsoft.com/office/word/2012/wordml" mc:Ignorable="w14 wp14 w15">
   <w:p>
     <w:pPr>
-      <w:pStyle w:val="Footer"/>
+      <w:pStyle w:val="Stopka"/>
       <w:jc w:val="center"/>
       <w:rPr>
         <w:rFonts w:ascii="Arial" w:hAnsi="Arial" w:cs="Arial"/>
@@ -4359,7 +5103,7 @@
     </w:r>
     <w:r>
       <w:rPr/>
-      <w:t>14</w:t>
+      <w:t>15</w:t>
     </w:r>
     <w:r>
       <w:rPr/>
@@ -4373,7 +5117,7 @@
 <w:ftr xmlns:o="urn:schemas-microsoft-com:office:office" xmlns:r="http://schemas.openxmlformats.org/officeDocument/2006/relationships" xmlns:v="urn:schemas-microsoft-com:vml" xmlns:w="http://schemas.openxmlformats.org/wordprocessingml/2006/main" xmlns:w10="urn:schemas-microsoft-com:office:word" xmlns:wp="http://schemas.openxmlformats.org/drawingml/2006/wordprocessingDrawing" xmlns:wps="http://schemas.microsoft.com/office/word/2010/wordprocessingShape" xmlns:wpg="http://schemas.microsoft.com/office/word/2010/wordprocessingGroup" xmlns:mc="http://schemas.openxmlformats.org/markup-compatibility/2006" xmlns:wp14="http://schemas.microsoft.com/office/word/2010/wordprocessingDrawing" xmlns:w14="http://schemas.microsoft.com/office/word/2010/wordml" xmlns:w15="http://schemas.microsoft.com/office/word/2012/wordml" mc:Ignorable="w14 wp14 w15">
   <w:p>
     <w:pPr>
-      <w:pStyle w:val="Footer"/>
+      <w:pStyle w:val="Stopka"/>
       <w:jc w:val="center"/>
       <w:rPr>
         <w:rFonts w:ascii="Arial" w:hAnsi="Arial" w:cs="Arial"/>
@@ -4406,7 +5150,7 @@
         <w:sz w:val="16"/>
         <w:rFonts w:cs="Arial" w:ascii="Arial" w:hAnsi="Arial"/>
       </w:rPr>
-      <w:t>3</w:t>
+      <w:t>4</w:t>
     </w:r>
     <w:r>
       <w:rPr>
@@ -4423,7 +5167,7 @@
 <w:ftr xmlns:o="urn:schemas-microsoft-com:office:office" xmlns:r="http://schemas.openxmlformats.org/officeDocument/2006/relationships" xmlns:v="urn:schemas-microsoft-com:vml" xmlns:w="http://schemas.openxmlformats.org/wordprocessingml/2006/main" xmlns:w10="urn:schemas-microsoft-com:office:word" xmlns:wp="http://schemas.openxmlformats.org/drawingml/2006/wordprocessingDrawing" xmlns:wps="http://schemas.microsoft.com/office/word/2010/wordprocessingShape" xmlns:wpg="http://schemas.microsoft.com/office/word/2010/wordprocessingGroup" xmlns:mc="http://schemas.openxmlformats.org/markup-compatibility/2006" xmlns:wp14="http://schemas.microsoft.com/office/word/2010/wordprocessingDrawing" xmlns:w14="http://schemas.microsoft.com/office/word/2010/wordml" xmlns:w15="http://schemas.microsoft.com/office/word/2012/wordml" mc:Ignorable="w14 wp14 w15">
   <w:p>
     <w:pPr>
-      <w:pStyle w:val="Footer"/>
+      <w:pStyle w:val="Stopka"/>
       <w:jc w:val="center"/>
       <w:rPr>
         <w:rFonts w:ascii="Arial" w:hAnsi="Arial" w:cs="Arial"/>
@@ -4456,7 +5200,7 @@
         <w:sz w:val="16"/>
         <w:rFonts w:cs="Arial" w:ascii="Arial" w:hAnsi="Arial"/>
       </w:rPr>
-      <w:t>3</w:t>
+      <w:t>4</w:t>
     </w:r>
     <w:r>
       <w:rPr>
@@ -4473,7 +5217,7 @@
 <w:ftr xmlns:o="urn:schemas-microsoft-com:office:office" xmlns:r="http://schemas.openxmlformats.org/officeDocument/2006/relationships" xmlns:v="urn:schemas-microsoft-com:vml" xmlns:w="http://schemas.openxmlformats.org/wordprocessingml/2006/main" xmlns:w10="urn:schemas-microsoft-com:office:word" xmlns:wp="http://schemas.openxmlformats.org/drawingml/2006/wordprocessingDrawing" xmlns:wps="http://schemas.microsoft.com/office/word/2010/wordprocessingShape" xmlns:wpg="http://schemas.microsoft.com/office/word/2010/wordprocessingGroup" xmlns:mc="http://schemas.openxmlformats.org/markup-compatibility/2006" xmlns:wp14="http://schemas.microsoft.com/office/word/2010/wordprocessingDrawing" xmlns:w14="http://schemas.microsoft.com/office/word/2010/wordml" xmlns:w15="http://schemas.microsoft.com/office/word/2012/wordml" mc:Ignorable="w14 wp14 w15">
   <w:p>
     <w:pPr>
-      <w:pStyle w:val="Footer"/>
+      <w:pStyle w:val="Stopka"/>
       <w:rPr/>
     </w:pPr>
     <w:r>
@@ -4487,7 +5231,7 @@
 <w:ftr xmlns:o="urn:schemas-microsoft-com:office:office" xmlns:r="http://schemas.openxmlformats.org/officeDocument/2006/relationships" xmlns:v="urn:schemas-microsoft-com:vml" xmlns:w="http://schemas.openxmlformats.org/wordprocessingml/2006/main" xmlns:w10="urn:schemas-microsoft-com:office:word" xmlns:wp="http://schemas.openxmlformats.org/drawingml/2006/wordprocessingDrawing" xmlns:wps="http://schemas.microsoft.com/office/word/2010/wordprocessingShape" xmlns:wpg="http://schemas.microsoft.com/office/word/2010/wordprocessingGroup" xmlns:mc="http://schemas.openxmlformats.org/markup-compatibility/2006" xmlns:wp14="http://schemas.microsoft.com/office/word/2010/wordprocessingDrawing" xmlns:w14="http://schemas.microsoft.com/office/word/2010/wordml" xmlns:w15="http://schemas.microsoft.com/office/word/2012/wordml" mc:Ignorable="w14 wp14 w15">
   <w:p>
     <w:pPr>
-      <w:pStyle w:val="Footer"/>
+      <w:pStyle w:val="Stopka"/>
       <w:jc w:val="center"/>
       <w:rPr>
         <w:rFonts w:ascii="Arial" w:hAnsi="Arial" w:cs="Arial"/>
@@ -4508,7 +5252,7 @@
     </w:r>
     <w:r>
       <w:rPr/>
-      <w:t>5</w:t>
+      <w:t>6</w:t>
     </w:r>
     <w:r>
       <w:rPr/>
@@ -4522,7 +5266,7 @@
 <w:ftr xmlns:o="urn:schemas-microsoft-com:office:office" xmlns:r="http://schemas.openxmlformats.org/officeDocument/2006/relationships" xmlns:v="urn:schemas-microsoft-com:vml" xmlns:w="http://schemas.openxmlformats.org/wordprocessingml/2006/main" xmlns:w10="urn:schemas-microsoft-com:office:word" xmlns:wp="http://schemas.openxmlformats.org/drawingml/2006/wordprocessingDrawing" xmlns:wps="http://schemas.microsoft.com/office/word/2010/wordprocessingShape" xmlns:wpg="http://schemas.microsoft.com/office/word/2010/wordprocessingGroup" xmlns:mc="http://schemas.openxmlformats.org/markup-compatibility/2006" xmlns:wp14="http://schemas.microsoft.com/office/word/2010/wordprocessingDrawing" xmlns:w14="http://schemas.microsoft.com/office/word/2010/wordml" xmlns:w15="http://schemas.microsoft.com/office/word/2012/wordml" mc:Ignorable="w14 wp14 w15">
   <w:p>
     <w:pPr>
-      <w:pStyle w:val="Footer"/>
+      <w:pStyle w:val="Stopka"/>
       <w:jc w:val="center"/>
       <w:rPr>
         <w:rFonts w:ascii="Arial" w:hAnsi="Arial" w:cs="Arial"/>
@@ -4543,7 +5287,7 @@
     </w:r>
     <w:r>
       <w:rPr/>
-      <w:t>5</w:t>
+      <w:t>6</w:t>
     </w:r>
     <w:r>
       <w:rPr/>
@@ -4557,7 +5301,7 @@
 <w:ftr xmlns:o="urn:schemas-microsoft-com:office:office" xmlns:r="http://schemas.openxmlformats.org/officeDocument/2006/relationships" xmlns:v="urn:schemas-microsoft-com:vml" xmlns:w="http://schemas.openxmlformats.org/wordprocessingml/2006/main" xmlns:w10="urn:schemas-microsoft-com:office:word" xmlns:wp="http://schemas.openxmlformats.org/drawingml/2006/wordprocessingDrawing" xmlns:wps="http://schemas.microsoft.com/office/word/2010/wordprocessingShape" xmlns:wpg="http://schemas.microsoft.com/office/word/2010/wordprocessingGroup" xmlns:mc="http://schemas.openxmlformats.org/markup-compatibility/2006" xmlns:wp14="http://schemas.microsoft.com/office/word/2010/wordprocessingDrawing" xmlns:w14="http://schemas.microsoft.com/office/word/2010/wordml" xmlns:w15="http://schemas.microsoft.com/office/word/2012/wordml" mc:Ignorable="w14 wp14 w15">
   <w:p>
     <w:pPr>
-      <w:pStyle w:val="Footer"/>
+      <w:pStyle w:val="Stopka"/>
       <w:rPr/>
     </w:pPr>
     <w:r>
@@ -4571,7 +5315,7 @@
 <w:ftr xmlns:o="urn:schemas-microsoft-com:office:office" xmlns:r="http://schemas.openxmlformats.org/officeDocument/2006/relationships" xmlns:v="urn:schemas-microsoft-com:vml" xmlns:w="http://schemas.openxmlformats.org/wordprocessingml/2006/main" xmlns:w10="urn:schemas-microsoft-com:office:word" xmlns:wp="http://schemas.openxmlformats.org/drawingml/2006/wordprocessingDrawing" xmlns:wps="http://schemas.microsoft.com/office/word/2010/wordprocessingShape" xmlns:wpg="http://schemas.microsoft.com/office/word/2010/wordprocessingGroup" xmlns:mc="http://schemas.openxmlformats.org/markup-compatibility/2006" xmlns:wp14="http://schemas.microsoft.com/office/word/2010/wordprocessingDrawing" xmlns:w14="http://schemas.microsoft.com/office/word/2010/wordml" xmlns:w15="http://schemas.microsoft.com/office/word/2012/wordml" mc:Ignorable="w14 wp14 w15">
   <w:p>
     <w:pPr>
-      <w:pStyle w:val="Footer"/>
+      <w:pStyle w:val="Stopka"/>
       <w:jc w:val="center"/>
       <w:rPr>
         <w:rFonts w:ascii="Arial" w:hAnsi="Arial" w:cs="Arial"/>
@@ -4592,7 +5336,7 @@
     </w:r>
     <w:r>
       <w:rPr/>
-      <w:t>12</w:t>
+      <w:t>13</w:t>
     </w:r>
     <w:r>
       <w:rPr/>
@@ -4606,7 +5350,7 @@
 <w:ftr xmlns:o="urn:schemas-microsoft-com:office:office" xmlns:r="http://schemas.openxmlformats.org/officeDocument/2006/relationships" xmlns:v="urn:schemas-microsoft-com:vml" xmlns:w="http://schemas.openxmlformats.org/wordprocessingml/2006/main" xmlns:w10="urn:schemas-microsoft-com:office:word" xmlns:wp="http://schemas.openxmlformats.org/drawingml/2006/wordprocessingDrawing" xmlns:wps="http://schemas.microsoft.com/office/word/2010/wordprocessingShape" xmlns:wpg="http://schemas.microsoft.com/office/word/2010/wordprocessingGroup" xmlns:mc="http://schemas.openxmlformats.org/markup-compatibility/2006" xmlns:wp14="http://schemas.microsoft.com/office/word/2010/wordprocessingDrawing" xmlns:w14="http://schemas.microsoft.com/office/word/2010/wordml" xmlns:w15="http://schemas.microsoft.com/office/word/2012/wordml" mc:Ignorable="w14 wp14 w15">
   <w:p>
     <w:pPr>
-      <w:pStyle w:val="Footer"/>
+      <w:pStyle w:val="Stopka"/>
       <w:jc w:val="center"/>
       <w:rPr>
         <w:rFonts w:ascii="Arial" w:hAnsi="Arial" w:cs="Arial"/>
@@ -4627,7 +5371,7 @@
     </w:r>
     <w:r>
       <w:rPr/>
-      <w:t>12</w:t>
+      <w:t>13</w:t>
     </w:r>
     <w:r>
       <w:rPr/>
@@ -4666,7 +5410,7 @@
   <w:footnote w:id="2">
     <w:p>
       <w:pPr>
-        <w:pStyle w:val="FootnoteText"/>
+        <w:pStyle w:val="Przypisdolny"/>
         <w:rPr>
           <w:rFonts w:ascii="Arial" w:hAnsi="Arial" w:cs="Arial"/>
           <w:sz w:val="16"/>
@@ -4698,7 +5442,7 @@
 <w:hdr xmlns:o="urn:schemas-microsoft-com:office:office" xmlns:r="http://schemas.openxmlformats.org/officeDocument/2006/relationships" xmlns:v="urn:schemas-microsoft-com:vml" xmlns:w="http://schemas.openxmlformats.org/wordprocessingml/2006/main" xmlns:w10="urn:schemas-microsoft-com:office:word" xmlns:wp="http://schemas.openxmlformats.org/drawingml/2006/wordprocessingDrawing" xmlns:wps="http://schemas.microsoft.com/office/word/2010/wordprocessingShape" xmlns:wpg="http://schemas.microsoft.com/office/word/2010/wordprocessingGroup" xmlns:mc="http://schemas.openxmlformats.org/markup-compatibility/2006" xmlns:wp14="http://schemas.microsoft.com/office/word/2010/wordprocessingDrawing" xmlns:w14="http://schemas.microsoft.com/office/word/2010/wordml" xmlns:w15="http://schemas.microsoft.com/office/word/2012/wordml" mc:Ignorable="w14 wp14 w15">
   <w:p>
     <w:pPr>
-      <w:pStyle w:val="Header"/>
+      <w:pStyle w:val="Gwka"/>
       <w:rPr/>
     </w:pPr>
     <w:r>
@@ -4712,7 +5456,7 @@
 <w:hdr xmlns:o="urn:schemas-microsoft-com:office:office" xmlns:r="http://schemas.openxmlformats.org/officeDocument/2006/relationships" xmlns:v="urn:schemas-microsoft-com:vml" xmlns:w="http://schemas.openxmlformats.org/wordprocessingml/2006/main" xmlns:w10="urn:schemas-microsoft-com:office:word" xmlns:wp="http://schemas.openxmlformats.org/drawingml/2006/wordprocessingDrawing" xmlns:wps="http://schemas.microsoft.com/office/word/2010/wordprocessingShape" xmlns:wpg="http://schemas.microsoft.com/office/word/2010/wordprocessingGroup" xmlns:mc="http://schemas.openxmlformats.org/markup-compatibility/2006" xmlns:wp14="http://schemas.microsoft.com/office/word/2010/wordprocessingDrawing" xmlns:w14="http://schemas.microsoft.com/office/word/2010/wordml" xmlns:w15="http://schemas.microsoft.com/office/word/2012/wordml" mc:Ignorable="w14 wp14 w15">
   <w:p>
     <w:pPr>
-      <w:pStyle w:val="Header"/>
+      <w:pStyle w:val="Gwka"/>
       <w:rPr/>
     </w:pPr>
     <w:r>
@@ -4726,7 +5470,7 @@
 <w:hdr xmlns:o="urn:schemas-microsoft-com:office:office" xmlns:r="http://schemas.openxmlformats.org/officeDocument/2006/relationships" xmlns:v="urn:schemas-microsoft-com:vml" xmlns:w="http://schemas.openxmlformats.org/wordprocessingml/2006/main" xmlns:w10="urn:schemas-microsoft-com:office:word" xmlns:wp="http://schemas.openxmlformats.org/drawingml/2006/wordprocessingDrawing" xmlns:wps="http://schemas.microsoft.com/office/word/2010/wordprocessingShape" xmlns:wpg="http://schemas.microsoft.com/office/word/2010/wordprocessingGroup" xmlns:mc="http://schemas.openxmlformats.org/markup-compatibility/2006" xmlns:wp14="http://schemas.microsoft.com/office/word/2010/wordprocessingDrawing" xmlns:w14="http://schemas.microsoft.com/office/word/2010/wordml" xmlns:w15="http://schemas.microsoft.com/office/word/2012/wordml" mc:Ignorable="w14 wp14 w15">
   <w:p>
     <w:pPr>
-      <w:pStyle w:val="Header"/>
+      <w:pStyle w:val="Gwka"/>
       <w:rPr/>
     </w:pPr>
     <w:r>
@@ -5165,7 +5909,7 @@
       <w:lang w:val="pl-PL" w:eastAsia="en-US" w:bidi="ar-SA"/>
     </w:rPr>
   </w:style>
-  <w:style w:type="paragraph" w:styleId="Heading1">
+  <w:style w:type="paragraph" w:styleId="Nagwek1">
     <w:name w:val="Heading 1"/>
     <w:basedOn w:val="Normal"/>
     <w:next w:val="Normal"/>
@@ -5188,7 +5932,7 @@
       <w:lang w:val="x-none"/>
     </w:rPr>
   </w:style>
-  <w:style w:type="paragraph" w:styleId="Heading2">
+  <w:style w:type="paragraph" w:styleId="Nagwek2">
     <w:name w:val="Heading 2"/>
     <w:basedOn w:val="Normal"/>
     <w:link w:val="Nagwek2Znak"/>
@@ -5209,7 +5953,7 @@
       <w:lang w:val="x-none" w:eastAsia="x-none"/>
     </w:rPr>
   </w:style>
-  <w:style w:type="paragraph" w:styleId="Heading3">
+  <w:style w:type="paragraph" w:styleId="Nagwek3">
     <w:name w:val="Heading 3"/>
     <w:basedOn w:val="Normal"/>
     <w:next w:val="Normal"/>
@@ -5392,13 +6136,13 @@
       <w:vertAlign w:val="superscript"/>
     </w:rPr>
   </w:style>
-  <w:style w:type="character" w:styleId="FootnoteReference">
+  <w:style w:type="character" w:styleId="Zakotwiczenieprzypisudolnego">
     <w:name w:val="Footnote Reference"/>
     <w:rPr>
       <w:vertAlign w:val="superscript"/>
     </w:rPr>
   </w:style>
-  <w:style w:type="character" w:styleId="Hyperlink">
+  <w:style w:type="character" w:styleId="Czeinternetowe">
     <w:name w:val="Hyperlink"/>
     <w:uiPriority w:val="99"/>
     <w:rsid w:val="000c4900"/>
@@ -5435,7 +6179,7 @@
     <w:qFormat/>
     <w:rPr/>
   </w:style>
-  <w:style w:type="character" w:styleId="Emphasis">
+  <w:style w:type="character" w:styleId="Wyrnienie">
     <w:name w:val="Emphasis"/>
     <w:qFormat/>
     <w:rPr>
@@ -5446,9 +6190,11 @@
   <w:style w:type="character" w:styleId="Znakiprzypiswkocowych">
     <w:name w:val="Znaki przypisów końcowych"/>
     <w:qFormat/>
-    <w:rPr/>
+    <w:rPr>
+      <w:vertAlign w:val="superscript"/>
+    </w:rPr>
   </w:style>
-  <w:style w:type="character" w:styleId="EndnoteReference">
+  <w:style w:type="character" w:styleId="Zakotwiczenieprzypisukocowego">
     <w:name w:val="Endnote Reference"/>
     <w:rPr>
       <w:vertAlign w:val="superscript"/>
@@ -5457,7 +6203,7 @@
   <w:style w:type="paragraph" w:styleId="Nagwek">
     <w:name w:val="Nagłówek"/>
     <w:basedOn w:val="Normal"/>
-    <w:next w:val="BodyText"/>
+    <w:next w:val="Tretekstu"/>
     <w:qFormat/>
     <w:pPr>
       <w:keepNext w:val="true"/>
@@ -5469,7 +6215,7 @@
       <w:szCs w:val="28"/>
     </w:rPr>
   </w:style>
-  <w:style w:type="paragraph" w:styleId="BodyText">
+  <w:style w:type="paragraph" w:styleId="Tretekstu">
     <w:name w:val="Body Text"/>
     <w:basedOn w:val="Normal"/>
     <w:link w:val="TekstpodstawowyZnak"/>
@@ -5477,7 +6223,7 @@
     <w:rsid w:val="00b87c5d"/>
     <w:pPr>
       <w:spacing w:lineRule="auto" w:line="360"/>
-      <w:ind w:hanging="0" w:right="178"/>
+      <w:ind w:right="178" w:hanging="0"/>
       <w:jc w:val="both"/>
     </w:pPr>
     <w:rPr>
@@ -5487,15 +6233,15 @@
       <w:lang w:val="x-none" w:eastAsia="x-none"/>
     </w:rPr>
   </w:style>
-  <w:style w:type="paragraph" w:styleId="List">
+  <w:style w:type="paragraph" w:styleId="Lista">
     <w:name w:val="List"/>
-    <w:basedOn w:val="BodyText"/>
+    <w:basedOn w:val="Tretekstu"/>
     <w:pPr/>
     <w:rPr>
       <w:rFonts w:cs="Arial"/>
     </w:rPr>
   </w:style>
-  <w:style w:type="paragraph" w:styleId="Caption">
+  <w:style w:type="paragraph" w:styleId="Podpis">
     <w:name w:val="Caption"/>
     <w:basedOn w:val="Normal"/>
     <w:qFormat/>
@@ -5529,7 +6275,7 @@
     <w:pPr/>
     <w:rPr/>
   </w:style>
-  <w:style w:type="paragraph" w:styleId="Header">
+  <w:style w:type="paragraph" w:styleId="Gwka">
     <w:name w:val="Header"/>
     <w:basedOn w:val="Normal"/>
     <w:link w:val="NagwekZnak"/>
@@ -5547,7 +6293,7 @@
       <w:lang w:val="x-none"/>
     </w:rPr>
   </w:style>
-  <w:style w:type="paragraph" w:styleId="Footer">
+  <w:style w:type="paragraph" w:styleId="Stopka">
     <w:name w:val="Footer"/>
     <w:basedOn w:val="Normal"/>
     <w:link w:val="StopkaZnak"/>
@@ -5623,7 +6369,7 @@
     <w:qFormat/>
     <w:rsid w:val="00107ae7"/>
     <w:pPr>
-      <w:ind w:hanging="0" w:left="708"/>
+      <w:ind w:left="708" w:hanging="0"/>
     </w:pPr>
     <w:rPr/>
   </w:style>
@@ -5680,15 +6426,15 @@
       <w:lang w:val="x-none"/>
     </w:rPr>
   </w:style>
-  <w:style w:type="paragraph" w:styleId="IndexHeading">
+  <w:style w:type="paragraph" w:styleId="Nagwekindeksu">
     <w:name w:val="Index Heading"/>
     <w:basedOn w:val="Nagwek"/>
     <w:pPr/>
     <w:rPr/>
   </w:style>
-  <w:style w:type="paragraph" w:styleId="TOCHeading">
+  <w:style w:type="paragraph" w:styleId="Nagwekspisutreci">
     <w:name w:val="TOC Heading"/>
-    <w:basedOn w:val="Heading1"/>
+    <w:basedOn w:val="Nagwek1"/>
     <w:next w:val="Normal"/>
     <w:uiPriority w:val="39"/>
     <w:qFormat/>
@@ -5701,7 +6447,7 @@
       <w:lang w:val="en-GB"/>
     </w:rPr>
   </w:style>
-  <w:style w:type="paragraph" w:styleId="FootnoteText">
+  <w:style w:type="paragraph" w:styleId="Przypisdolny">
     <w:name w:val="Footnote Text"/>
     <w:basedOn w:val="Normal"/>
     <w:link w:val="TekstprzypisudolnegoZnak"/>
@@ -5719,7 +6465,7 @@
       <w:lang w:val="x-none" w:eastAsia="x-none"/>
     </w:rPr>
   </w:style>
-  <w:style w:type="paragraph" w:styleId="TOC1">
+  <w:style w:type="paragraph" w:styleId="Spistreci1">
     <w:name w:val="TOC 1"/>
     <w:basedOn w:val="Normal"/>
     <w:next w:val="Normal"/>
@@ -5734,7 +6480,7 @@
         <w:tab w:val="right" w:pos="9060" w:leader="dot"/>
       </w:tabs>
       <w:spacing w:lineRule="auto" w:line="360" w:before="0" w:after="120"/>
-      <w:ind w:hanging="426" w:left="426"/>
+      <w:ind w:left="426" w:hanging="426"/>
       <w:jc w:val="both"/>
     </w:pPr>
     <w:rPr>
@@ -5743,7 +6489,7 @@
       <w:szCs w:val="20"/>
     </w:rPr>
   </w:style>
-  <w:style w:type="paragraph" w:styleId="TOC2">
+  <w:style w:type="paragraph" w:styleId="Spistreci2">
     <w:name w:val="TOC 2"/>
     <w:basedOn w:val="Normal"/>
     <w:next w:val="Normal"/>
@@ -5758,14 +6504,14 @@
         <w:tab w:val="right" w:pos="9060" w:leader="dot"/>
       </w:tabs>
       <w:spacing w:lineRule="auto" w:line="360" w:before="0" w:after="120"/>
-      <w:ind w:hanging="567" w:left="993"/>
+      <w:ind w:left="993" w:hanging="567"/>
       <w:jc w:val="both"/>
     </w:pPr>
     <w:rPr/>
   </w:style>
-  <w:style w:type="paragraph" w:styleId="Title">
+  <w:style w:type="paragraph" w:styleId="Tytu">
     <w:name w:val="Title"/>
-    <w:basedOn w:val="TOCHeading"/>
+    <w:basedOn w:val="Nagwekspisutreci"/>
     <w:next w:val="Normal"/>
     <w:link w:val="TytuZnak"/>
     <w:uiPriority w:val="10"/>
@@ -5782,7 +6528,7 @@
       <w:lang w:val="pl-PL"/>
     </w:rPr>
   </w:style>
-  <w:style w:type="paragraph" w:styleId="TOC3">
+  <w:style w:type="paragraph" w:styleId="Spistreci3">
     <w:name w:val="TOC 3"/>
     <w:basedOn w:val="Normal"/>
     <w:next w:val="Normal"/>
@@ -5797,7 +6543,7 @@
         <w:tab w:val="right" w:pos="9060" w:leader="dot"/>
       </w:tabs>
       <w:spacing w:lineRule="auto" w:line="360" w:before="0" w:after="100"/>
-      <w:ind w:firstLine="593" w:left="400"/>
+      <w:ind w:left="400" w:firstLine="593"/>
       <w:jc w:val="both"/>
     </w:pPr>
     <w:rPr>

--- a/documents/praca_dyplomowa_ver1.1.docx
+++ b/documents/praca_dyplomowa_ver1.1.docx
@@ -4,7 +4,7 @@
   <w:body>
     <w:p>
       <w:pPr>
-        <w:pStyle w:val="Tytu"/>
+        <w:pStyle w:val="Title"/>
         <w:spacing w:before="240" w:after="120"/>
         <w:rPr>
           <w:rFonts w:ascii="Arial" w:hAnsi="Arial" w:cs="Arial"/>
@@ -73,31 +73,6 @@
           <w:sz w:val="20"/>
           <w:szCs w:val="20"/>
         </w:rPr>
-      </w:r>
-    </w:p>
-    <w:p>
-      <w:pPr>
-        <w:pStyle w:val="Normal"/>
-        <w:spacing w:before="240" w:after="120"/>
-        <w:rPr>
-          <w:rFonts w:ascii="Arial" w:hAnsi="Arial" w:cs="Arial"/>
-          <w:bCs/>
-          <w:strike w:val="false"/>
-          <w:dstrike w:val="false"/>
-          <w:sz w:val="20"/>
-          <w:szCs w:val="20"/>
-        </w:rPr>
-      </w:pPr>
-      <w:r>
-        <w:rPr>
-          <w:rFonts w:cs="Arial" w:ascii="Arial" w:hAnsi="Arial"/>
-          <w:bCs/>
-          <w:strike w:val="false"/>
-          <w:dstrike w:val="false"/>
-          <w:sz w:val="20"/>
-          <w:szCs w:val="20"/>
-        </w:rPr>
-        <w:t>WERSJA: 1.2</w:t>
       </w:r>
     </w:p>
     <w:p>
@@ -112,10 +87,12 @@
           <w:docGrid w:type="default" w:linePitch="360" w:charSpace="0"/>
         </w:sectPr>
         <w:pStyle w:val="Normal"/>
+        <w:spacing w:before="240" w:after="120"/>
         <w:rPr>
           <w:rFonts w:ascii="Arial" w:hAnsi="Arial" w:cs="Arial"/>
           <w:bCs/>
-          <w:strike/>
+          <w:strike w:val="false"/>
+          <w:dstrike w:val="false"/>
           <w:sz w:val="20"/>
           <w:szCs w:val="20"/>
         </w:rPr>
@@ -124,15 +101,17 @@
         <w:rPr>
           <w:rFonts w:cs="Arial" w:ascii="Arial" w:hAnsi="Arial"/>
           <w:bCs/>
-          <w:strike/>
-          <w:sz w:val="20"/>
-          <w:szCs w:val="20"/>
-        </w:rPr>
-      </w:r>
-    </w:p>
-    <w:p>
-      <w:pPr>
-        <w:pStyle w:val="Tytu"/>
+          <w:strike w:val="false"/>
+          <w:dstrike w:val="false"/>
+          <w:sz w:val="20"/>
+          <w:szCs w:val="20"/>
+        </w:rPr>
+        <w:t>WERSJA: 1.2</w:t>
+      </w:r>
+    </w:p>
+    <w:p>
+      <w:pPr>
+        <w:pStyle w:val="Title"/>
         <w:rPr/>
       </w:pPr>
       <w:r>
@@ -191,15 +170,7 @@
           <w:sz w:val="20"/>
           <w:szCs w:val="20"/>
         </w:rPr>
-        <w:t xml:space="preserve">Celem niniejszej pracy było stworzenie dwuosobowej gry </w:t>
-      </w:r>
-      <w:r>
-        <w:rPr>
-          <w:rFonts w:cs="Arial" w:ascii="Arial" w:hAnsi="Arial"/>
-          <w:sz w:val="20"/>
-          <w:szCs w:val="20"/>
-        </w:rPr>
-        <w:t>w wirtualnej rzeczywistości (ang.</w:t>
+        <w:t>Celem niniejszej pracy było stworzenie dwuosobowej gry w wirtualnej rzeczywistości (ang.</w:t>
       </w:r>
       <w:r>
         <w:rPr>
@@ -247,7 +218,126 @@
           <w:sz w:val="20"/>
           <w:szCs w:val="20"/>
         </w:rPr>
-        <w:t xml:space="preserve">wykorzystywała specjalną bibliotekę, dzięki której można było uruchomić grę w </w:t>
+        <w:t>wykorzystywała specjalną bibliotekę, dzięki której można było uruchomić grę w Laboratorium Zanurzonej Wizualizacji Przestrzennej (LZWP)</w:t>
+      </w:r>
+      <w:r>
+        <w:rPr>
+          <w:rFonts w:cs="Arial" w:ascii="Arial" w:hAnsi="Arial"/>
+          <w:sz w:val="20"/>
+          <w:szCs w:val="20"/>
+        </w:rPr>
+        <w:t>. Rozgrywka polega na wspólnym pokonywaniu duchów przez dwóch graczy – bez kooperacji nie jest możliwe ukończenie gry.</w:t>
+      </w:r>
+    </w:p>
+    <w:p>
+      <w:pPr>
+        <w:pStyle w:val="Normal"/>
+        <w:spacing w:lineRule="auto" w:line="360" w:before="0" w:after="120"/>
+        <w:ind w:firstLine="708"/>
+        <w:jc w:val="both"/>
+        <w:rPr>
+          <w:rFonts w:ascii="Arial" w:hAnsi="Arial" w:cs="Arial"/>
+          <w:sz w:val="20"/>
+          <w:szCs w:val="20"/>
+          <w:lang w:val="en-GB"/>
+        </w:rPr>
+      </w:pPr>
+      <w:r>
+        <w:rPr>
+          <w:rFonts w:cs="Arial" w:ascii="Arial" w:hAnsi="Arial"/>
+          <w:sz w:val="20"/>
+          <w:szCs w:val="20"/>
+        </w:rPr>
+        <w:t xml:space="preserve">Praca ta opisuje proces zapoznawania się z charakterystyką nowego oprogramowania LZWP oraz tworzenia gry dostosowanej pod to oprogramowanie – od ogólnych konceptów i planowania rozgrywki po analizę i testowanie synchronizacji obrazów w samym laboratorium. </w:t>
+      </w:r>
+    </w:p>
+    <w:p>
+      <w:pPr>
+        <w:pStyle w:val="Normal"/>
+        <w:spacing w:lineRule="auto" w:line="360" w:before="0" w:after="120"/>
+        <w:ind w:firstLine="708"/>
+        <w:jc w:val="both"/>
+        <w:rPr>
+          <w:rFonts w:ascii="Arial" w:hAnsi="Arial" w:cs="Arial"/>
+          <w:sz w:val="20"/>
+          <w:szCs w:val="20"/>
+          <w:lang w:val="en-GB"/>
+        </w:rPr>
+      </w:pPr>
+      <w:r>
+        <w:rPr>
+          <w:rFonts w:cs="Arial" w:ascii="Arial" w:hAnsi="Arial"/>
+          <w:sz w:val="20"/>
+          <w:szCs w:val="20"/>
+        </w:rPr>
+        <w:t>Jakub Barwa był odpowiedzialny za …</w:t>
+      </w:r>
+    </w:p>
+    <w:p>
+      <w:pPr>
+        <w:pStyle w:val="Normal"/>
+        <w:spacing w:lineRule="auto" w:line="360" w:before="0" w:after="120"/>
+        <w:ind w:firstLine="708"/>
+        <w:jc w:val="both"/>
+        <w:rPr>
+          <w:rFonts w:ascii="Arial" w:hAnsi="Arial" w:cs="Arial"/>
+          <w:sz w:val="20"/>
+          <w:szCs w:val="20"/>
+          <w:lang w:val="en-GB"/>
+        </w:rPr>
+      </w:pPr>
+      <w:r>
+        <w:rPr>
+          <w:rFonts w:cs="Arial" w:ascii="Arial" w:hAnsi="Arial"/>
+          <w:sz w:val="20"/>
+          <w:szCs w:val="20"/>
+        </w:rPr>
+        <w:t>Zofia Drożdż była odpowiedzialna za …</w:t>
+      </w:r>
+    </w:p>
+    <w:p>
+      <w:pPr>
+        <w:pStyle w:val="Normal"/>
+        <w:spacing w:lineRule="auto" w:line="360" w:before="0" w:after="120"/>
+        <w:ind w:firstLine="708"/>
+        <w:jc w:val="both"/>
+        <w:rPr>
+          <w:rFonts w:ascii="Arial" w:hAnsi="Arial" w:cs="Arial"/>
+          <w:sz w:val="20"/>
+          <w:szCs w:val="20"/>
+          <w:lang w:val="en-GB"/>
+        </w:rPr>
+      </w:pPr>
+      <w:r>
+        <w:rPr>
+          <w:rFonts w:cs="Arial" w:ascii="Arial" w:hAnsi="Arial"/>
+          <w:sz w:val="20"/>
+          <w:szCs w:val="20"/>
+        </w:rPr>
+        <w:t>Piotr Staszko był odpowiedzialny za ...</w:t>
+      </w:r>
+    </w:p>
+    <w:p>
+      <w:pPr>
+        <w:pStyle w:val="Normal"/>
+        <w:spacing w:lineRule="auto" w:line="360" w:before="0" w:after="120"/>
+        <w:rPr>
+          <w:rFonts w:ascii="Arial" w:hAnsi="Arial" w:cs="Arial"/>
+          <w:b/>
+          <w:sz w:val="20"/>
+          <w:szCs w:val="20"/>
+          <w:lang w:val="en-GB"/>
+        </w:rPr>
+      </w:pPr>
+      <w:r>
+        <w:rPr>
+          <w:rFonts w:cs="Arial" w:ascii="Arial" w:hAnsi="Arial"/>
+          <w:b/>
+          <w:sz w:val="20"/>
+          <w:szCs w:val="20"/>
+          <w:lang w:val="en-GB"/>
+        </w:rPr>
+        <w:t xml:space="preserve">Słowa kluczowe: </w:t>
       </w:r>
       <w:r>
         <w:rPr>
@@ -256,156 +346,6 @@
           <w:bCs w:val="false"/>
           <w:sz w:val="20"/>
           <w:szCs w:val="20"/>
-        </w:rPr>
-        <w:t>Laboratorium Zanurzonej Wizualizacji Przestrzennej (</w:t>
-      </w:r>
-      <w:r>
-        <w:rPr>
-          <w:rFonts w:cs="Arial" w:ascii="Arial" w:hAnsi="Arial"/>
-          <w:b w:val="false"/>
-          <w:bCs w:val="false"/>
-          <w:sz w:val="20"/>
-          <w:szCs w:val="20"/>
-        </w:rPr>
-        <w:t>LZWP</w:t>
-      </w:r>
-      <w:r>
-        <w:rPr>
-          <w:rFonts w:cs="Arial" w:ascii="Arial" w:hAnsi="Arial"/>
-          <w:b w:val="false"/>
-          <w:bCs w:val="false"/>
-          <w:sz w:val="20"/>
-          <w:szCs w:val="20"/>
-        </w:rPr>
-        <w:t>)</w:t>
-      </w:r>
-      <w:r>
-        <w:rPr>
-          <w:rFonts w:cs="Arial" w:ascii="Arial" w:hAnsi="Arial"/>
-          <w:sz w:val="20"/>
-          <w:szCs w:val="20"/>
-        </w:rPr>
-        <w:t>. Rozgrywka polega na wspólnym pokonywaniu duchów przez dwóch graczy – bez kooperacji nie jest możliwe ukończenie gry.</w:t>
-      </w:r>
-    </w:p>
-    <w:p>
-      <w:pPr>
-        <w:pStyle w:val="Normal"/>
-        <w:spacing w:lineRule="auto" w:line="360" w:before="0" w:after="120"/>
-        <w:ind w:firstLine="708"/>
-        <w:jc w:val="both"/>
-        <w:rPr>
-          <w:rFonts w:ascii="Arial" w:hAnsi="Arial" w:cs="Arial"/>
-          <w:sz w:val="20"/>
-          <w:szCs w:val="20"/>
-          <w:lang w:val="en-GB"/>
-        </w:rPr>
-      </w:pPr>
-      <w:r>
-        <w:rPr>
-          <w:rFonts w:cs="Arial" w:ascii="Arial" w:hAnsi="Arial"/>
-          <w:sz w:val="20"/>
-          <w:szCs w:val="20"/>
-        </w:rPr>
-        <w:t xml:space="preserve">Praca ta opisuje proces zapoznawania się z charakterystyką nowego oprogramowania LZWP oraz tworzenia gry dostosowanej pod to oprogramowanie – od ogólnych konceptów i planowania rozgrywki po analizę i testowanie synchronizacji obrazów w samym laboratorium. </w:t>
-      </w:r>
-    </w:p>
-    <w:p>
-      <w:pPr>
-        <w:pStyle w:val="Normal"/>
-        <w:spacing w:lineRule="auto" w:line="360" w:before="0" w:after="120"/>
-        <w:ind w:firstLine="708"/>
-        <w:jc w:val="both"/>
-        <w:rPr>
-          <w:rFonts w:ascii="Arial" w:hAnsi="Arial" w:cs="Arial"/>
-          <w:sz w:val="20"/>
-          <w:szCs w:val="20"/>
-          <w:lang w:val="en-GB"/>
-        </w:rPr>
-      </w:pPr>
-      <w:r>
-        <w:rPr>
-          <w:rFonts w:cs="Arial" w:ascii="Arial" w:hAnsi="Arial"/>
-          <w:sz w:val="20"/>
-          <w:szCs w:val="20"/>
-        </w:rPr>
-        <w:t>Jakub Barwa był odpowiedzialny za …</w:t>
-      </w:r>
-    </w:p>
-    <w:p>
-      <w:pPr>
-        <w:pStyle w:val="Normal"/>
-        <w:spacing w:lineRule="auto" w:line="360" w:before="0" w:after="120"/>
-        <w:ind w:firstLine="708"/>
-        <w:jc w:val="both"/>
-        <w:rPr>
-          <w:rFonts w:ascii="Arial" w:hAnsi="Arial" w:cs="Arial"/>
-          <w:sz w:val="20"/>
-          <w:szCs w:val="20"/>
-          <w:lang w:val="en-GB"/>
-        </w:rPr>
-      </w:pPr>
-      <w:r>
-        <w:rPr>
-          <w:rFonts w:cs="Arial" w:ascii="Arial" w:hAnsi="Arial"/>
-          <w:sz w:val="20"/>
-          <w:szCs w:val="20"/>
-        </w:rPr>
-        <w:t>Zofia Drożdż była odpowiedzialna za …</w:t>
-      </w:r>
-    </w:p>
-    <w:p>
-      <w:pPr>
-        <w:pStyle w:val="Normal"/>
-        <w:spacing w:lineRule="auto" w:line="360" w:before="0" w:after="120"/>
-        <w:ind w:firstLine="708"/>
-        <w:jc w:val="both"/>
-        <w:rPr>
-          <w:rFonts w:ascii="Arial" w:hAnsi="Arial" w:cs="Arial"/>
-          <w:sz w:val="20"/>
-          <w:szCs w:val="20"/>
-          <w:lang w:val="en-GB"/>
-        </w:rPr>
-      </w:pPr>
-      <w:r>
-        <w:rPr>
-          <w:rFonts w:cs="Arial" w:ascii="Arial" w:hAnsi="Arial"/>
-          <w:sz w:val="20"/>
-          <w:szCs w:val="20"/>
-        </w:rPr>
-        <w:t>Piotr Staszko był odpowiedzialny za ...</w:t>
-      </w:r>
-    </w:p>
-    <w:p>
-      <w:pPr>
-        <w:pStyle w:val="Normal"/>
-        <w:spacing w:lineRule="auto" w:line="360" w:before="0" w:after="120"/>
-        <w:rPr>
-          <w:rFonts w:ascii="Arial" w:hAnsi="Arial" w:cs="Arial"/>
-          <w:b/>
-          <w:b/>
-          <w:sz w:val="20"/>
-          <w:szCs w:val="20"/>
-          <w:lang w:val="en-GB"/>
-        </w:rPr>
-      </w:pPr>
-      <w:r>
-        <w:rPr>
-          <w:rFonts w:cs="Arial" w:ascii="Arial" w:hAnsi="Arial"/>
-          <w:b/>
-          <w:sz w:val="20"/>
-          <w:szCs w:val="20"/>
-          <w:lang w:val="en-GB"/>
-        </w:rPr>
-        <w:t xml:space="preserve">Słowa kluczowe: </w:t>
-      </w:r>
-      <w:r>
-        <w:rPr>
-          <w:rFonts w:cs="Arial" w:ascii="Arial" w:hAnsi="Arial"/>
-          <w:b w:val="false"/>
-          <w:bCs w:val="false"/>
-          <w:sz w:val="20"/>
-          <w:szCs w:val="20"/>
           <w:lang w:val="en-GB"/>
         </w:rPr>
         <w:t>VR, unreal engine, unreal, gra, CAVE</w:t>
@@ -468,174 +408,270 @@
         </w:rPr>
       </w:pPr>
       <w:r>
-        <w:rPr/>
-      </w:r>
-    </w:p>
-    <w:p>
-      <w:pPr>
-        <w:pStyle w:val="Normal"/>
-        <w:spacing w:lineRule="auto" w:line="360" w:before="0" w:after="120"/>
-        <w:jc w:val="both"/>
-        <w:rPr>
-          <w:rFonts w:ascii="Arial" w:hAnsi="Arial" w:cs="Arial"/>
-          <w:sz w:val="20"/>
-          <w:szCs w:val="20"/>
-          <w:lang w:val="en-GB"/>
-        </w:rPr>
-      </w:pPr>
-      <w:r>
-        <w:rPr/>
-      </w:r>
-    </w:p>
-    <w:p>
-      <w:pPr>
-        <w:pStyle w:val="Normal"/>
-        <w:spacing w:lineRule="auto" w:line="360" w:before="0" w:after="120"/>
-        <w:jc w:val="both"/>
-        <w:rPr>
-          <w:rFonts w:ascii="Arial" w:hAnsi="Arial" w:cs="Arial"/>
-          <w:sz w:val="20"/>
-          <w:szCs w:val="20"/>
-          <w:lang w:val="en-GB"/>
-        </w:rPr>
-      </w:pPr>
-      <w:r>
-        <w:rPr/>
-      </w:r>
-    </w:p>
-    <w:p>
-      <w:pPr>
-        <w:pStyle w:val="Normal"/>
-        <w:spacing w:lineRule="auto" w:line="360" w:before="0" w:after="120"/>
-        <w:jc w:val="both"/>
-        <w:rPr>
-          <w:rFonts w:ascii="Arial" w:hAnsi="Arial" w:cs="Arial"/>
-          <w:sz w:val="20"/>
-          <w:szCs w:val="20"/>
-          <w:lang w:val="en-GB"/>
-        </w:rPr>
-      </w:pPr>
-      <w:r>
-        <w:rPr/>
-      </w:r>
-    </w:p>
-    <w:p>
-      <w:pPr>
-        <w:pStyle w:val="Normal"/>
-        <w:spacing w:lineRule="auto" w:line="360" w:before="0" w:after="120"/>
-        <w:jc w:val="both"/>
-        <w:rPr>
-          <w:rFonts w:ascii="Arial" w:hAnsi="Arial" w:cs="Arial"/>
-          <w:sz w:val="20"/>
-          <w:szCs w:val="20"/>
-          <w:lang w:val="en-GB"/>
-        </w:rPr>
-      </w:pPr>
-      <w:r>
-        <w:rPr/>
-      </w:r>
-    </w:p>
-    <w:p>
-      <w:pPr>
-        <w:pStyle w:val="Normal"/>
-        <w:spacing w:lineRule="auto" w:line="360" w:before="0" w:after="120"/>
-        <w:jc w:val="both"/>
-        <w:rPr>
-          <w:rFonts w:ascii="Arial" w:hAnsi="Arial" w:cs="Arial"/>
-          <w:sz w:val="20"/>
-          <w:szCs w:val="20"/>
-          <w:lang w:val="en-GB"/>
-        </w:rPr>
-      </w:pPr>
-      <w:r>
-        <w:rPr/>
-      </w:r>
-    </w:p>
-    <w:p>
-      <w:pPr>
-        <w:pStyle w:val="Normal"/>
-        <w:spacing w:lineRule="auto" w:line="360" w:before="0" w:after="120"/>
-        <w:jc w:val="both"/>
-        <w:rPr>
-          <w:rFonts w:ascii="Arial" w:hAnsi="Arial" w:cs="Arial"/>
-          <w:sz w:val="20"/>
-          <w:szCs w:val="20"/>
-          <w:lang w:val="en-GB"/>
-        </w:rPr>
-      </w:pPr>
-      <w:r>
-        <w:rPr/>
-      </w:r>
-    </w:p>
-    <w:p>
-      <w:pPr>
-        <w:pStyle w:val="Normal"/>
-        <w:spacing w:lineRule="auto" w:line="360" w:before="0" w:after="120"/>
-        <w:jc w:val="both"/>
-        <w:rPr>
-          <w:rFonts w:ascii="Arial" w:hAnsi="Arial" w:cs="Arial"/>
-          <w:sz w:val="20"/>
-          <w:szCs w:val="20"/>
-          <w:lang w:val="en-GB"/>
-        </w:rPr>
-      </w:pPr>
-      <w:r>
-        <w:rPr/>
-      </w:r>
-    </w:p>
-    <w:p>
-      <w:pPr>
-        <w:pStyle w:val="Normal"/>
-        <w:spacing w:lineRule="auto" w:line="360" w:before="0" w:after="120"/>
-        <w:jc w:val="both"/>
-        <w:rPr>
-          <w:rFonts w:ascii="Arial" w:hAnsi="Arial" w:cs="Arial"/>
-          <w:sz w:val="20"/>
-          <w:szCs w:val="20"/>
-          <w:lang w:val="en-GB"/>
-        </w:rPr>
-      </w:pPr>
-      <w:r>
-        <w:rPr/>
-      </w:r>
-    </w:p>
-    <w:p>
-      <w:pPr>
-        <w:pStyle w:val="Normal"/>
-        <w:spacing w:lineRule="auto" w:line="360" w:before="0" w:after="120"/>
-        <w:jc w:val="both"/>
-        <w:rPr>
-          <w:rFonts w:ascii="Arial" w:hAnsi="Arial" w:cs="Arial"/>
-          <w:sz w:val="20"/>
-          <w:szCs w:val="20"/>
-          <w:lang w:val="en-GB"/>
-        </w:rPr>
-      </w:pPr>
-      <w:r>
-        <w:rPr/>
-      </w:r>
-    </w:p>
-    <w:p>
-      <w:pPr>
-        <w:pStyle w:val="Normal"/>
-        <w:spacing w:lineRule="auto" w:line="360" w:before="0" w:after="120"/>
-        <w:jc w:val="both"/>
-        <w:rPr>
-          <w:rFonts w:ascii="Arial" w:hAnsi="Arial" w:cs="Arial"/>
-          <w:sz w:val="20"/>
-          <w:szCs w:val="20"/>
-          <w:lang w:val="en-GB"/>
-        </w:rPr>
-      </w:pPr>
-      <w:r>
-        <w:rPr/>
-      </w:r>
-    </w:p>
-    <w:p>
-      <w:pPr>
-        <w:pStyle w:val="Tytu"/>
-        <w:rPr>
-          <w:b w:val="false"/>
+        <w:rPr>
+          <w:rFonts w:cs="Arial" w:ascii="Arial" w:hAnsi="Arial"/>
+          <w:sz w:val="20"/>
+          <w:szCs w:val="20"/>
+          <w:lang w:val="en-GB"/>
+        </w:rPr>
+      </w:r>
+    </w:p>
+    <w:p>
+      <w:pPr>
+        <w:pStyle w:val="Normal"/>
+        <w:spacing w:lineRule="auto" w:line="360" w:before="0" w:after="120"/>
+        <w:jc w:val="both"/>
+        <w:rPr>
+          <w:rFonts w:ascii="Arial" w:hAnsi="Arial" w:cs="Arial"/>
+          <w:sz w:val="20"/>
+          <w:szCs w:val="20"/>
+          <w:lang w:val="en-GB"/>
+        </w:rPr>
+      </w:pPr>
+      <w:r>
+        <w:rPr>
+          <w:rFonts w:cs="Arial" w:ascii="Arial" w:hAnsi="Arial"/>
+          <w:sz w:val="20"/>
+          <w:szCs w:val="20"/>
+          <w:lang w:val="en-GB"/>
+        </w:rPr>
+      </w:r>
+    </w:p>
+    <w:p>
+      <w:pPr>
+        <w:pStyle w:val="Normal"/>
+        <w:spacing w:lineRule="auto" w:line="360" w:before="0" w:after="120"/>
+        <w:jc w:val="both"/>
+        <w:rPr>
+          <w:rFonts w:ascii="Arial" w:hAnsi="Arial" w:cs="Arial"/>
+          <w:sz w:val="20"/>
+          <w:szCs w:val="20"/>
+          <w:lang w:val="en-GB"/>
+        </w:rPr>
+      </w:pPr>
+      <w:r>
+        <w:rPr>
+          <w:rFonts w:cs="Arial" w:ascii="Arial" w:hAnsi="Arial"/>
+          <w:sz w:val="20"/>
+          <w:szCs w:val="20"/>
+          <w:lang w:val="en-GB"/>
+        </w:rPr>
+      </w:r>
+    </w:p>
+    <w:p>
+      <w:pPr>
+        <w:pStyle w:val="Normal"/>
+        <w:spacing w:lineRule="auto" w:line="360" w:before="0" w:after="120"/>
+        <w:jc w:val="both"/>
+        <w:rPr>
+          <w:rFonts w:ascii="Arial" w:hAnsi="Arial" w:cs="Arial"/>
+          <w:sz w:val="20"/>
+          <w:szCs w:val="20"/>
+          <w:lang w:val="en-GB"/>
+        </w:rPr>
+      </w:pPr>
+      <w:r>
+        <w:rPr>
+          <w:rFonts w:cs="Arial" w:ascii="Arial" w:hAnsi="Arial"/>
+          <w:sz w:val="20"/>
+          <w:szCs w:val="20"/>
+          <w:lang w:val="en-GB"/>
+        </w:rPr>
+      </w:r>
+    </w:p>
+    <w:p>
+      <w:pPr>
+        <w:pStyle w:val="Normal"/>
+        <w:spacing w:lineRule="auto" w:line="360" w:before="0" w:after="120"/>
+        <w:jc w:val="both"/>
+        <w:rPr>
+          <w:rFonts w:ascii="Arial" w:hAnsi="Arial" w:cs="Arial"/>
+          <w:sz w:val="20"/>
+          <w:szCs w:val="20"/>
+          <w:lang w:val="en-GB"/>
+        </w:rPr>
+      </w:pPr>
+      <w:r>
+        <w:rPr>
+          <w:rFonts w:cs="Arial" w:ascii="Arial" w:hAnsi="Arial"/>
+          <w:sz w:val="20"/>
+          <w:szCs w:val="20"/>
+          <w:lang w:val="en-GB"/>
+        </w:rPr>
+      </w:r>
+    </w:p>
+    <w:p>
+      <w:pPr>
+        <w:pStyle w:val="Normal"/>
+        <w:spacing w:lineRule="auto" w:line="360" w:before="0" w:after="120"/>
+        <w:jc w:val="both"/>
+        <w:rPr>
+          <w:rFonts w:ascii="Arial" w:hAnsi="Arial" w:cs="Arial"/>
+          <w:sz w:val="20"/>
+          <w:szCs w:val="20"/>
+          <w:lang w:val="en-GB"/>
+        </w:rPr>
+      </w:pPr>
+      <w:r>
+        <w:rPr>
+          <w:rFonts w:cs="Arial" w:ascii="Arial" w:hAnsi="Arial"/>
+          <w:sz w:val="20"/>
+          <w:szCs w:val="20"/>
+          <w:lang w:val="en-GB"/>
+        </w:rPr>
+      </w:r>
+    </w:p>
+    <w:p>
+      <w:pPr>
+        <w:pStyle w:val="Normal"/>
+        <w:spacing w:lineRule="auto" w:line="360" w:before="0" w:after="120"/>
+        <w:jc w:val="both"/>
+        <w:rPr>
+          <w:rFonts w:ascii="Arial" w:hAnsi="Arial" w:cs="Arial"/>
+          <w:sz w:val="20"/>
+          <w:szCs w:val="20"/>
+          <w:lang w:val="en-GB"/>
+        </w:rPr>
+      </w:pPr>
+      <w:r>
+        <w:rPr>
+          <w:rFonts w:cs="Arial" w:ascii="Arial" w:hAnsi="Arial"/>
+          <w:sz w:val="20"/>
+          <w:szCs w:val="20"/>
+          <w:lang w:val="en-GB"/>
+        </w:rPr>
+      </w:r>
+    </w:p>
+    <w:p>
+      <w:pPr>
+        <w:pStyle w:val="Normal"/>
+        <w:spacing w:lineRule="auto" w:line="360" w:before="0" w:after="120"/>
+        <w:jc w:val="both"/>
+        <w:rPr>
+          <w:rFonts w:ascii="Arial" w:hAnsi="Arial" w:cs="Arial"/>
+          <w:sz w:val="20"/>
+          <w:szCs w:val="20"/>
+          <w:lang w:val="en-GB"/>
+        </w:rPr>
+      </w:pPr>
+      <w:r>
+        <w:rPr>
+          <w:rFonts w:cs="Arial" w:ascii="Arial" w:hAnsi="Arial"/>
+          <w:sz w:val="20"/>
+          <w:szCs w:val="20"/>
+          <w:lang w:val="en-GB"/>
+        </w:rPr>
+      </w:r>
+    </w:p>
+    <w:p>
+      <w:pPr>
+        <w:pStyle w:val="Normal"/>
+        <w:spacing w:lineRule="auto" w:line="360" w:before="0" w:after="120"/>
+        <w:jc w:val="both"/>
+        <w:rPr>
+          <w:rFonts w:ascii="Arial" w:hAnsi="Arial" w:cs="Arial"/>
+          <w:sz w:val="20"/>
+          <w:szCs w:val="20"/>
+          <w:lang w:val="en-GB"/>
+        </w:rPr>
+      </w:pPr>
+      <w:r>
+        <w:rPr>
+          <w:rFonts w:cs="Arial" w:ascii="Arial" w:hAnsi="Arial"/>
+          <w:sz w:val="20"/>
+          <w:szCs w:val="20"/>
+          <w:lang w:val="en-GB"/>
+        </w:rPr>
+      </w:r>
+    </w:p>
+    <w:p>
+      <w:pPr>
+        <w:pStyle w:val="Normal"/>
+        <w:spacing w:lineRule="auto" w:line="360" w:before="0" w:after="120"/>
+        <w:jc w:val="both"/>
+        <w:rPr>
+          <w:rFonts w:ascii="Arial" w:hAnsi="Arial" w:cs="Arial"/>
+          <w:sz w:val="20"/>
+          <w:szCs w:val="20"/>
+          <w:lang w:val="en-GB"/>
+        </w:rPr>
+      </w:pPr>
+      <w:r>
+        <w:rPr>
+          <w:rFonts w:cs="Arial" w:ascii="Arial" w:hAnsi="Arial"/>
+          <w:sz w:val="20"/>
+          <w:szCs w:val="20"/>
+          <w:lang w:val="en-GB"/>
+        </w:rPr>
+      </w:r>
+    </w:p>
+    <w:p>
+      <w:pPr>
+        <w:pStyle w:val="Normal"/>
+        <w:spacing w:lineRule="auto" w:line="360" w:before="0" w:after="120"/>
+        <w:jc w:val="both"/>
+        <w:rPr>
+          <w:rFonts w:ascii="Arial" w:hAnsi="Arial" w:cs="Arial"/>
+          <w:sz w:val="20"/>
+          <w:szCs w:val="20"/>
+          <w:lang w:val="en-GB"/>
+        </w:rPr>
+      </w:pPr>
+      <w:r>
+        <w:rPr>
+          <w:rFonts w:cs="Arial" w:ascii="Arial" w:hAnsi="Arial"/>
+          <w:sz w:val="20"/>
+          <w:szCs w:val="20"/>
+          <w:lang w:val="en-GB"/>
+        </w:rPr>
+      </w:r>
+    </w:p>
+    <w:p>
+      <w:pPr>
+        <w:pStyle w:val="Normal"/>
+        <w:spacing w:lineRule="auto" w:line="360" w:before="0" w:after="120"/>
+        <w:jc w:val="both"/>
+        <w:rPr>
+          <w:rFonts w:ascii="Arial" w:hAnsi="Arial" w:cs="Arial"/>
+          <w:sz w:val="20"/>
+          <w:szCs w:val="20"/>
+          <w:lang w:val="en-GB"/>
+        </w:rPr>
+      </w:pPr>
+      <w:r>
+        <w:rPr>
+          <w:rFonts w:cs="Arial" w:ascii="Arial" w:hAnsi="Arial"/>
+          <w:sz w:val="20"/>
+          <w:szCs w:val="20"/>
+          <w:lang w:val="en-GB"/>
+        </w:rPr>
+      </w:r>
+    </w:p>
+    <w:p>
+      <w:pPr>
+        <w:pStyle w:val="Normal"/>
+        <w:spacing w:lineRule="auto" w:line="360" w:before="0" w:after="120"/>
+        <w:jc w:val="both"/>
+        <w:rPr>
+          <w:rFonts w:ascii="Arial" w:hAnsi="Arial" w:cs="Arial"/>
+          <w:sz w:val="20"/>
+          <w:szCs w:val="20"/>
+          <w:lang w:val="en-GB"/>
+        </w:rPr>
+      </w:pPr>
+      <w:r>
+        <w:rPr>
+          <w:rFonts w:cs="Arial" w:ascii="Arial" w:hAnsi="Arial"/>
+          <w:sz w:val="20"/>
+          <w:szCs w:val="20"/>
+          <w:lang w:val="en-GB"/>
+        </w:rPr>
+      </w:r>
+    </w:p>
+    <w:p>
+      <w:pPr>
+        <w:pStyle w:val="Title"/>
+        <w:rPr>
           <w:b w:val="false"/>
           <w:sz w:val="20"/>
           <w:lang w:val="en-GB"/>
@@ -648,23 +684,6 @@
           <w:b/>
         </w:rPr>
         <w:t xml:space="preserve">ABSTRACT </w:t>
-      </w:r>
-    </w:p>
-    <w:p>
-      <w:pPr>
-        <w:pStyle w:val="Normal"/>
-        <w:spacing w:lineRule="auto" w:line="360" w:before="0" w:after="120"/>
-        <w:ind w:firstLine="708"/>
-        <w:jc w:val="both"/>
-        <w:rPr>
-          <w:rFonts w:ascii="Arial" w:hAnsi="Arial" w:cs="Arial"/>
-          <w:sz w:val="20"/>
-          <w:szCs w:val="20"/>
-          <w:lang w:val="en-GB"/>
-        </w:rPr>
-      </w:pPr>
-      <w:r>
-        <w:rPr/>
       </w:r>
     </w:p>
     <w:p>
@@ -693,12 +712,17 @@
         </w:rPr>
       </w:pPr>
       <w:r>
-        <w:rPr/>
-      </w:r>
-    </w:p>
-    <w:p>
-      <w:pPr>
-        <w:pStyle w:val="Nagwekspisutreci"/>
+        <w:rPr>
+          <w:rFonts w:cs="Arial" w:ascii="Arial" w:hAnsi="Arial"/>
+          <w:sz w:val="20"/>
+          <w:szCs w:val="20"/>
+          <w:lang w:val="en-GB"/>
+        </w:rPr>
+      </w:r>
+    </w:p>
+    <w:p>
+      <w:pPr>
+        <w:pStyle w:val="TOCHeading"/>
         <w:rPr/>
       </w:pPr>
       <w:r>
@@ -716,7 +740,7 @@
       <w:sdtContent>
         <w:p>
           <w:pPr>
-            <w:pStyle w:val="Spistreci1"/>
+            <w:pStyle w:val="TOC1"/>
             <w:tabs>
               <w:tab w:val="clear" w:pos="426"/>
               <w:tab w:val="clear" w:pos="9060"/>
@@ -751,6 +775,12 @@
                 <w:vanish w:val="false"/>
               </w:rPr>
               <w:t>WYKAZ WAŻNIEJSZYCH OZNACZEŃ I SKRÓTÓW</w:t>
+            </w:r>
+            <w:r>
+              <w:rPr>
+                <w:rStyle w:val="Czeindeksu"/>
+                <w:vanish w:val="false"/>
+              </w:rPr>
               <w:tab/>
               <w:t>6</w:t>
             </w:r>
@@ -758,7 +788,7 @@
         </w:p>
         <w:p>
           <w:pPr>
-            <w:pStyle w:val="Spistreci1"/>
+            <w:pStyle w:val="TOC1"/>
             <w:tabs>
               <w:tab w:val="clear" w:pos="426"/>
               <w:tab w:val="clear" w:pos="9060"/>
@@ -781,7 +811,7 @@
         </w:p>
         <w:p>
           <w:pPr>
-            <w:pStyle w:val="Spistreci1"/>
+            <w:pStyle w:val="TOC1"/>
             <w:tabs>
               <w:tab w:val="clear" w:pos="426"/>
               <w:tab w:val="clear" w:pos="9060"/>
@@ -804,7 +834,7 @@
         </w:p>
         <w:p>
           <w:pPr>
-            <w:pStyle w:val="Spistreci2"/>
+            <w:pStyle w:val="TOC2"/>
             <w:tabs>
               <w:tab w:val="clear" w:pos="993"/>
               <w:tab w:val="clear" w:pos="9060"/>
@@ -827,7 +857,7 @@
         </w:p>
         <w:p>
           <w:pPr>
-            <w:pStyle w:val="Spistreci2"/>
+            <w:pStyle w:val="TOC2"/>
             <w:tabs>
               <w:tab w:val="clear" w:pos="993"/>
               <w:tab w:val="clear" w:pos="9060"/>
@@ -850,7 +880,7 @@
         </w:p>
         <w:p>
           <w:pPr>
-            <w:pStyle w:val="Spistreci1"/>
+            <w:pStyle w:val="TOC1"/>
             <w:tabs>
               <w:tab w:val="clear" w:pos="426"/>
               <w:tab w:val="clear" w:pos="9060"/>
@@ -873,7 +903,7 @@
         </w:p>
         <w:p>
           <w:pPr>
-            <w:pStyle w:val="Spistreci2"/>
+            <w:pStyle w:val="TOC2"/>
             <w:tabs>
               <w:tab w:val="clear" w:pos="993"/>
               <w:tab w:val="clear" w:pos="9060"/>
@@ -896,7 +926,7 @@
         </w:p>
         <w:p>
           <w:pPr>
-            <w:pStyle w:val="Spistreci2"/>
+            <w:pStyle w:val="TOC2"/>
             <w:tabs>
               <w:tab w:val="clear" w:pos="993"/>
               <w:tab w:val="clear" w:pos="9060"/>
@@ -919,7 +949,7 @@
         </w:p>
         <w:p>
           <w:pPr>
-            <w:pStyle w:val="Spistreci1"/>
+            <w:pStyle w:val="TOC1"/>
             <w:tabs>
               <w:tab w:val="clear" w:pos="426"/>
               <w:tab w:val="clear" w:pos="9060"/>
@@ -942,7 +972,7 @@
         </w:p>
         <w:p>
           <w:pPr>
-            <w:pStyle w:val="Spistreci2"/>
+            <w:pStyle w:val="TOC2"/>
             <w:tabs>
               <w:tab w:val="clear" w:pos="993"/>
               <w:tab w:val="clear" w:pos="9060"/>
@@ -965,7 +995,7 @@
         </w:p>
         <w:p>
           <w:pPr>
-            <w:pStyle w:val="Spistreci3"/>
+            <w:pStyle w:val="TOC3"/>
             <w:tabs>
               <w:tab w:val="clear" w:pos="1701"/>
               <w:tab w:val="clear" w:pos="9060"/>
@@ -988,7 +1018,7 @@
         </w:p>
         <w:p>
           <w:pPr>
-            <w:pStyle w:val="Spistreci3"/>
+            <w:pStyle w:val="TOC3"/>
             <w:tabs>
               <w:tab w:val="clear" w:pos="1701"/>
               <w:tab w:val="clear" w:pos="9060"/>
@@ -1011,7 +1041,7 @@
         </w:p>
         <w:p>
           <w:pPr>
-            <w:pStyle w:val="Spistreci3"/>
+            <w:pStyle w:val="TOC3"/>
             <w:tabs>
               <w:tab w:val="clear" w:pos="1701"/>
               <w:tab w:val="clear" w:pos="9060"/>
@@ -1034,7 +1064,7 @@
         </w:p>
         <w:p>
           <w:pPr>
-            <w:pStyle w:val="Spistreci2"/>
+            <w:pStyle w:val="TOC2"/>
             <w:tabs>
               <w:tab w:val="clear" w:pos="993"/>
               <w:tab w:val="clear" w:pos="9060"/>
@@ -1057,7 +1087,7 @@
         </w:p>
         <w:p>
           <w:pPr>
-            <w:pStyle w:val="Spistreci2"/>
+            <w:pStyle w:val="TOC2"/>
             <w:tabs>
               <w:tab w:val="clear" w:pos="993"/>
               <w:tab w:val="clear" w:pos="9060"/>
@@ -1080,7 +1110,7 @@
         </w:p>
         <w:p>
           <w:pPr>
-            <w:pStyle w:val="Spistreci2"/>
+            <w:pStyle w:val="TOC2"/>
             <w:tabs>
               <w:tab w:val="clear" w:pos="993"/>
               <w:tab w:val="clear" w:pos="9060"/>
@@ -1103,7 +1133,7 @@
         </w:p>
         <w:p>
           <w:pPr>
-            <w:pStyle w:val="Spistreci2"/>
+            <w:pStyle w:val="TOC2"/>
             <w:tabs>
               <w:tab w:val="clear" w:pos="993"/>
               <w:tab w:val="clear" w:pos="9060"/>
@@ -1126,7 +1156,7 @@
         </w:p>
         <w:p>
           <w:pPr>
-            <w:pStyle w:val="Spistreci2"/>
+            <w:pStyle w:val="TOC2"/>
             <w:tabs>
               <w:tab w:val="clear" w:pos="993"/>
               <w:tab w:val="clear" w:pos="9060"/>
@@ -1149,7 +1179,7 @@
         </w:p>
         <w:p>
           <w:pPr>
-            <w:pStyle w:val="Spistreci2"/>
+            <w:pStyle w:val="TOC2"/>
             <w:tabs>
               <w:tab w:val="clear" w:pos="993"/>
               <w:tab w:val="clear" w:pos="9060"/>
@@ -1172,7 +1202,7 @@
         </w:p>
         <w:p>
           <w:pPr>
-            <w:pStyle w:val="Spistreci2"/>
+            <w:pStyle w:val="TOC2"/>
             <w:tabs>
               <w:tab w:val="clear" w:pos="993"/>
               <w:tab w:val="clear" w:pos="9060"/>
@@ -1195,7 +1225,7 @@
         </w:p>
         <w:p>
           <w:pPr>
-            <w:pStyle w:val="Spistreci3"/>
+            <w:pStyle w:val="TOC3"/>
             <w:tabs>
               <w:tab w:val="clear" w:pos="1701"/>
               <w:tab w:val="clear" w:pos="9060"/>
@@ -1218,7 +1248,7 @@
         </w:p>
         <w:p>
           <w:pPr>
-            <w:pStyle w:val="Spistreci2"/>
+            <w:pStyle w:val="TOC2"/>
             <w:tabs>
               <w:tab w:val="clear" w:pos="993"/>
               <w:tab w:val="clear" w:pos="9060"/>
@@ -1241,7 +1271,7 @@
         </w:p>
         <w:p>
           <w:pPr>
-            <w:pStyle w:val="Spistreci1"/>
+            <w:pStyle w:val="TOC1"/>
             <w:tabs>
               <w:tab w:val="clear" w:pos="426"/>
               <w:tab w:val="clear" w:pos="9060"/>
@@ -1264,7 +1294,7 @@
         </w:p>
         <w:p>
           <w:pPr>
-            <w:pStyle w:val="Spistreci2"/>
+            <w:pStyle w:val="TOC2"/>
             <w:tabs>
               <w:tab w:val="clear" w:pos="993"/>
               <w:tab w:val="clear" w:pos="9060"/>
@@ -1287,7 +1317,7 @@
         </w:p>
         <w:p>
           <w:pPr>
-            <w:pStyle w:val="Spistreci2"/>
+            <w:pStyle w:val="TOC2"/>
             <w:tabs>
               <w:tab w:val="clear" w:pos="993"/>
               <w:tab w:val="clear" w:pos="9060"/>
@@ -1310,7 +1340,7 @@
         </w:p>
         <w:p>
           <w:pPr>
-            <w:pStyle w:val="Spistreci2"/>
+            <w:pStyle w:val="TOC2"/>
             <w:tabs>
               <w:tab w:val="clear" w:pos="993"/>
               <w:tab w:val="clear" w:pos="9060"/>
@@ -1333,7 +1363,7 @@
         </w:p>
         <w:p>
           <w:pPr>
-            <w:pStyle w:val="Spistreci1"/>
+            <w:pStyle w:val="TOC1"/>
             <w:tabs>
               <w:tab w:val="clear" w:pos="426"/>
               <w:tab w:val="clear" w:pos="9060"/>
@@ -1356,7 +1386,7 @@
         </w:p>
         <w:p>
           <w:pPr>
-            <w:pStyle w:val="Spistreci2"/>
+            <w:pStyle w:val="TOC2"/>
             <w:tabs>
               <w:tab w:val="clear" w:pos="993"/>
               <w:tab w:val="clear" w:pos="9060"/>
@@ -1379,7 +1409,7 @@
         </w:p>
         <w:p>
           <w:pPr>
-            <w:pStyle w:val="Spistreci2"/>
+            <w:pStyle w:val="TOC2"/>
             <w:tabs>
               <w:tab w:val="clear" w:pos="993"/>
               <w:tab w:val="clear" w:pos="9060"/>
@@ -1402,7 +1432,7 @@
         </w:p>
         <w:p>
           <w:pPr>
-            <w:pStyle w:val="Spistreci2"/>
+            <w:pStyle w:val="TOC2"/>
             <w:tabs>
               <w:tab w:val="clear" w:pos="993"/>
               <w:tab w:val="clear" w:pos="9060"/>
@@ -1425,7 +1455,7 @@
         </w:p>
         <w:p>
           <w:pPr>
-            <w:pStyle w:val="Spistreci2"/>
+            <w:pStyle w:val="TOC2"/>
             <w:tabs>
               <w:tab w:val="clear" w:pos="993"/>
               <w:tab w:val="clear" w:pos="9060"/>
@@ -1448,7 +1478,7 @@
         </w:p>
         <w:p>
           <w:pPr>
-            <w:pStyle w:val="Spistreci1"/>
+            <w:pStyle w:val="TOC1"/>
             <w:tabs>
               <w:tab w:val="clear" w:pos="426"/>
               <w:tab w:val="clear" w:pos="9060"/>
@@ -1471,7 +1501,7 @@
         </w:p>
         <w:p>
           <w:pPr>
-            <w:pStyle w:val="Spistreci2"/>
+            <w:pStyle w:val="TOC2"/>
             <w:tabs>
               <w:tab w:val="clear" w:pos="993"/>
               <w:tab w:val="clear" w:pos="9060"/>
@@ -1494,7 +1524,7 @@
         </w:p>
         <w:p>
           <w:pPr>
-            <w:pStyle w:val="Spistreci2"/>
+            <w:pStyle w:val="TOC2"/>
             <w:tabs>
               <w:tab w:val="clear" w:pos="993"/>
               <w:tab w:val="clear" w:pos="9060"/>
@@ -1517,7 +1547,7 @@
         </w:p>
         <w:p>
           <w:pPr>
-            <w:pStyle w:val="Spistreci1"/>
+            <w:pStyle w:val="TOC1"/>
             <w:tabs>
               <w:tab w:val="clear" w:pos="426"/>
               <w:tab w:val="clear" w:pos="9060"/>
@@ -1540,7 +1570,7 @@
         </w:p>
         <w:p>
           <w:pPr>
-            <w:pStyle w:val="Spistreci1"/>
+            <w:pStyle w:val="TOC1"/>
             <w:tabs>
               <w:tab w:val="clear" w:pos="426"/>
               <w:tab w:val="clear" w:pos="9060"/>
@@ -1563,7 +1593,7 @@
         </w:p>
         <w:p>
           <w:pPr>
-            <w:pStyle w:val="Spistreci1"/>
+            <w:pStyle w:val="TOC1"/>
             <w:tabs>
               <w:tab w:val="clear" w:pos="426"/>
               <w:tab w:val="clear" w:pos="9060"/>
@@ -1622,16 +1652,16 @@
     </w:sdt>
     <w:p>
       <w:pPr>
-        <w:pStyle w:val="Nagwek1"/>
+        <w:pStyle w:val="Heading1"/>
         <w:rPr>
           <w:lang w:val="pl-PL"/>
         </w:rPr>
       </w:pPr>
       <w:bookmarkStart w:id="1" w:name="__RefHeading___Toc617_343945465"/>
-      <w:bookmarkStart w:id="2" w:name="_Toc518373993"/>
-      <w:bookmarkStart w:id="3" w:name="_Toc518369837"/>
-      <w:bookmarkStart w:id="4" w:name="_Toc516650486"/>
-      <w:bookmarkStart w:id="5" w:name="_Toc516556278"/>
+      <w:bookmarkStart w:id="2" w:name="_Toc516556278"/>
+      <w:bookmarkStart w:id="3" w:name="_Toc516650486"/>
+      <w:bookmarkStart w:id="4" w:name="_Toc518369837"/>
+      <w:bookmarkStart w:id="5" w:name="_Toc518373993"/>
       <w:bookmarkEnd w:id="1"/>
       <w:r>
         <w:rPr>
@@ -1669,18 +1699,7 @@
           <w:szCs w:val="20"/>
           <w:lang w:val="en-GB"/>
         </w:rPr>
-        <w:t>VR (</w:t>
-      </w:r>
-      <w:r>
-        <w:rPr>
-          <w:rFonts w:cs="Arial" w:ascii="Arial" w:hAnsi="Arial"/>
-          <w:i w:val="false"/>
-          <w:iCs w:val="false"/>
-          <w:sz w:val="20"/>
-          <w:szCs w:val="20"/>
-          <w:lang w:val="en-GB"/>
-        </w:rPr>
-        <w:t xml:space="preserve">ang. </w:t>
+        <w:t xml:space="preserve">VR (ang. </w:t>
       </w:r>
       <w:r>
         <w:rPr>
@@ -1730,18 +1749,7 @@
           <w:szCs w:val="20"/>
           <w:lang w:val="en-GB"/>
         </w:rPr>
-        <w:t>CAVE (</w:t>
-      </w:r>
-      <w:r>
-        <w:rPr>
-          <w:rFonts w:cs="Arial" w:ascii="Arial" w:hAnsi="Arial"/>
-          <w:i w:val="false"/>
-          <w:iCs w:val="false"/>
-          <w:sz w:val="20"/>
-          <w:szCs w:val="20"/>
-          <w:lang w:val="en-GB"/>
-        </w:rPr>
-        <w:t>ang.</w:t>
+        <w:t>CAVE (ang.</w:t>
       </w:r>
       <w:r>
         <w:rPr>
@@ -1752,18 +1760,7 @@
           <w:szCs w:val="20"/>
           <w:lang w:val="en-GB"/>
         </w:rPr>
-        <w:t xml:space="preserve"> </w:t>
-      </w:r>
-      <w:r>
-        <w:rPr>
-          <w:rFonts w:cs="Arial" w:ascii="Arial" w:hAnsi="Arial"/>
-          <w:i/>
-          <w:iCs/>
-          <w:sz w:val="20"/>
-          <w:szCs w:val="20"/>
-          <w:lang w:val="en-GB"/>
-        </w:rPr>
-        <w:t>cave automatic virtual environment</w:t>
+        <w:t xml:space="preserve"> cave automatic virtual environment</w:t>
       </w:r>
       <w:r>
         <w:rPr>
@@ -1871,7 +1868,12 @@
         </w:rPr>
       </w:pPr>
       <w:r>
-        <w:rPr/>
+        <w:rPr>
+          <w:rFonts w:cs="Arial" w:ascii="Arial" w:hAnsi="Arial"/>
+          <w:sz w:val="20"/>
+          <w:szCs w:val="20"/>
+          <w:lang w:val="en-GB"/>
+        </w:rPr>
       </w:r>
     </w:p>
     <w:p>
@@ -1891,7 +1893,12 @@
         </w:rPr>
       </w:pPr>
       <w:r>
-        <w:rPr/>
+        <w:rPr>
+          <w:rFonts w:cs="Arial" w:ascii="Arial" w:hAnsi="Arial"/>
+          <w:sz w:val="20"/>
+          <w:szCs w:val="20"/>
+          <w:lang w:val="en-GB"/>
+        </w:rPr>
       </w:r>
     </w:p>
     <w:p>
@@ -1911,7 +1918,12 @@
         </w:rPr>
       </w:pPr>
       <w:r>
-        <w:rPr/>
+        <w:rPr>
+          <w:rFonts w:cs="Arial" w:ascii="Arial" w:hAnsi="Arial"/>
+          <w:sz w:val="20"/>
+          <w:szCs w:val="20"/>
+          <w:lang w:val="en-GB"/>
+        </w:rPr>
       </w:r>
     </w:p>
     <w:p>
@@ -1931,7 +1943,12 @@
         </w:rPr>
       </w:pPr>
       <w:r>
-        <w:rPr/>
+        <w:rPr>
+          <w:rFonts w:cs="Arial" w:ascii="Arial" w:hAnsi="Arial"/>
+          <w:sz w:val="20"/>
+          <w:szCs w:val="20"/>
+          <w:lang w:val="en-GB"/>
+        </w:rPr>
       </w:r>
     </w:p>
     <w:p>
@@ -1951,7 +1968,12 @@
         </w:rPr>
       </w:pPr>
       <w:r>
-        <w:rPr/>
+        <w:rPr>
+          <w:rFonts w:cs="Arial" w:ascii="Arial" w:hAnsi="Arial"/>
+          <w:sz w:val="20"/>
+          <w:szCs w:val="20"/>
+          <w:lang w:val="en-GB"/>
+        </w:rPr>
       </w:r>
     </w:p>
     <w:p>
@@ -1971,7 +1993,12 @@
         </w:rPr>
       </w:pPr>
       <w:r>
-        <w:rPr/>
+        <w:rPr>
+          <w:rFonts w:cs="Arial" w:ascii="Arial" w:hAnsi="Arial"/>
+          <w:sz w:val="20"/>
+          <w:szCs w:val="20"/>
+          <w:lang w:val="en-GB"/>
+        </w:rPr>
       </w:r>
     </w:p>
     <w:p>
@@ -1991,7 +2018,12 @@
         </w:rPr>
       </w:pPr>
       <w:r>
-        <w:rPr/>
+        <w:rPr>
+          <w:rFonts w:cs="Arial" w:ascii="Arial" w:hAnsi="Arial"/>
+          <w:sz w:val="20"/>
+          <w:szCs w:val="20"/>
+          <w:lang w:val="en-GB"/>
+        </w:rPr>
       </w:r>
     </w:p>
     <w:p>
@@ -2011,7 +2043,12 @@
         </w:rPr>
       </w:pPr>
       <w:r>
-        <w:rPr/>
+        <w:rPr>
+          <w:rFonts w:cs="Arial" w:ascii="Arial" w:hAnsi="Arial"/>
+          <w:sz w:val="20"/>
+          <w:szCs w:val="20"/>
+          <w:lang w:val="en-GB"/>
+        </w:rPr>
       </w:r>
     </w:p>
     <w:p>
@@ -2031,7 +2068,12 @@
         </w:rPr>
       </w:pPr>
       <w:r>
-        <w:rPr/>
+        <w:rPr>
+          <w:rFonts w:cs="Arial" w:ascii="Arial" w:hAnsi="Arial"/>
+          <w:sz w:val="20"/>
+          <w:szCs w:val="20"/>
+          <w:lang w:val="en-GB"/>
+        </w:rPr>
       </w:r>
     </w:p>
     <w:p>
@@ -2051,7 +2093,12 @@
         </w:rPr>
       </w:pPr>
       <w:r>
-        <w:rPr/>
+        <w:rPr>
+          <w:rFonts w:cs="Arial" w:ascii="Arial" w:hAnsi="Arial"/>
+          <w:sz w:val="20"/>
+          <w:szCs w:val="20"/>
+          <w:lang w:val="en-GB"/>
+        </w:rPr>
       </w:r>
     </w:p>
     <w:p>
@@ -2071,7 +2118,12 @@
         </w:rPr>
       </w:pPr>
       <w:r>
-        <w:rPr/>
+        <w:rPr>
+          <w:rFonts w:cs="Arial" w:ascii="Arial" w:hAnsi="Arial"/>
+          <w:sz w:val="20"/>
+          <w:szCs w:val="20"/>
+          <w:lang w:val="en-GB"/>
+        </w:rPr>
       </w:r>
     </w:p>
     <w:p>
@@ -2091,7 +2143,12 @@
         </w:rPr>
       </w:pPr>
       <w:r>
-        <w:rPr/>
+        <w:rPr>
+          <w:rFonts w:cs="Arial" w:ascii="Arial" w:hAnsi="Arial"/>
+          <w:sz w:val="20"/>
+          <w:szCs w:val="20"/>
+          <w:lang w:val="en-GB"/>
+        </w:rPr>
       </w:r>
     </w:p>
     <w:p>
@@ -2111,7 +2168,12 @@
         </w:rPr>
       </w:pPr>
       <w:r>
-        <w:rPr/>
+        <w:rPr>
+          <w:rFonts w:cs="Arial" w:ascii="Arial" w:hAnsi="Arial"/>
+          <w:sz w:val="20"/>
+          <w:szCs w:val="20"/>
+          <w:lang w:val="en-GB"/>
+        </w:rPr>
       </w:r>
     </w:p>
     <w:p>
@@ -2131,7 +2193,12 @@
         </w:rPr>
       </w:pPr>
       <w:r>
-        <w:rPr/>
+        <w:rPr>
+          <w:rFonts w:cs="Arial" w:ascii="Arial" w:hAnsi="Arial"/>
+          <w:sz w:val="20"/>
+          <w:szCs w:val="20"/>
+          <w:lang w:val="en-GB"/>
+        </w:rPr>
       </w:r>
     </w:p>
     <w:p>
@@ -2151,7 +2218,12 @@
         </w:rPr>
       </w:pPr>
       <w:r>
-        <w:rPr/>
+        <w:rPr>
+          <w:rFonts w:cs="Arial" w:ascii="Arial" w:hAnsi="Arial"/>
+          <w:sz w:val="20"/>
+          <w:szCs w:val="20"/>
+          <w:lang w:val="en-GB"/>
+        </w:rPr>
       </w:r>
     </w:p>
     <w:p>
@@ -2171,7 +2243,12 @@
         </w:rPr>
       </w:pPr>
       <w:r>
-        <w:rPr/>
+        <w:rPr>
+          <w:rFonts w:cs="Arial" w:ascii="Arial" w:hAnsi="Arial"/>
+          <w:sz w:val="20"/>
+          <w:szCs w:val="20"/>
+          <w:lang w:val="en-GB"/>
+        </w:rPr>
       </w:r>
     </w:p>
     <w:p>
@@ -2191,7 +2268,12 @@
         </w:rPr>
       </w:pPr>
       <w:r>
-        <w:rPr/>
+        <w:rPr>
+          <w:rFonts w:cs="Arial" w:ascii="Arial" w:hAnsi="Arial"/>
+          <w:sz w:val="20"/>
+          <w:szCs w:val="20"/>
+          <w:lang w:val="en-GB"/>
+        </w:rPr>
       </w:r>
     </w:p>
     <w:p>
@@ -2211,7 +2293,12 @@
         </w:rPr>
       </w:pPr>
       <w:r>
-        <w:rPr/>
+        <w:rPr>
+          <w:rFonts w:cs="Arial" w:ascii="Arial" w:hAnsi="Arial"/>
+          <w:sz w:val="20"/>
+          <w:szCs w:val="20"/>
+          <w:lang w:val="en-GB"/>
+        </w:rPr>
       </w:r>
     </w:p>
     <w:p>
@@ -2231,7 +2318,12 @@
         </w:rPr>
       </w:pPr>
       <w:r>
-        <w:rPr/>
+        <w:rPr>
+          <w:rFonts w:cs="Arial" w:ascii="Arial" w:hAnsi="Arial"/>
+          <w:sz w:val="20"/>
+          <w:szCs w:val="20"/>
+          <w:lang w:val="en-GB"/>
+        </w:rPr>
       </w:r>
     </w:p>
     <w:p>
@@ -2251,7 +2343,12 @@
         </w:rPr>
       </w:pPr>
       <w:r>
-        <w:rPr/>
+        <w:rPr>
+          <w:rFonts w:cs="Arial" w:ascii="Arial" w:hAnsi="Arial"/>
+          <w:sz w:val="20"/>
+          <w:szCs w:val="20"/>
+          <w:lang w:val="en-GB"/>
+        </w:rPr>
       </w:r>
     </w:p>
     <w:p>
@@ -2271,7 +2368,12 @@
         </w:rPr>
       </w:pPr>
       <w:r>
-        <w:rPr/>
+        <w:rPr>
+          <w:rFonts w:cs="Arial" w:ascii="Arial" w:hAnsi="Arial"/>
+          <w:sz w:val="20"/>
+          <w:szCs w:val="20"/>
+          <w:lang w:val="en-GB"/>
+        </w:rPr>
       </w:r>
     </w:p>
     <w:p>
@@ -2291,7 +2393,12 @@
         </w:rPr>
       </w:pPr>
       <w:r>
-        <w:rPr/>
+        <w:rPr>
+          <w:rFonts w:cs="Arial" w:ascii="Arial" w:hAnsi="Arial"/>
+          <w:sz w:val="20"/>
+          <w:szCs w:val="20"/>
+          <w:lang w:val="en-GB"/>
+        </w:rPr>
       </w:r>
     </w:p>
     <w:p>
@@ -2311,7 +2418,12 @@
         </w:rPr>
       </w:pPr>
       <w:r>
-        <w:rPr/>
+        <w:rPr>
+          <w:rFonts w:cs="Arial" w:ascii="Arial" w:hAnsi="Arial"/>
+          <w:sz w:val="20"/>
+          <w:szCs w:val="20"/>
+          <w:lang w:val="en-GB"/>
+        </w:rPr>
       </w:r>
     </w:p>
     <w:p>
@@ -2331,7 +2443,12 @@
         </w:rPr>
       </w:pPr>
       <w:r>
-        <w:rPr/>
+        <w:rPr>
+          <w:rFonts w:cs="Arial" w:ascii="Arial" w:hAnsi="Arial"/>
+          <w:sz w:val="20"/>
+          <w:szCs w:val="20"/>
+          <w:lang w:val="en-GB"/>
+        </w:rPr>
       </w:r>
     </w:p>
     <w:p>
@@ -2351,26 +2468,156 @@
         </w:rPr>
       </w:pPr>
       <w:r>
-        <w:rPr/>
-      </w:r>
-    </w:p>
-    <w:p>
-      <w:pPr>
-        <w:pStyle w:val="Nagwek1"/>
+        <w:rPr>
+          <w:rFonts w:cs="Arial" w:ascii="Arial" w:hAnsi="Arial"/>
+          <w:sz w:val="20"/>
+          <w:szCs w:val="20"/>
+          <w:lang w:val="en-GB"/>
+        </w:rPr>
+      </w:r>
+    </w:p>
+    <w:p>
+      <w:pPr>
+        <w:pStyle w:val="Normal"/>
+        <w:tabs>
+          <w:tab w:val="clear" w:pos="708"/>
+          <w:tab w:val="left" w:pos="426" w:leader="none"/>
+          <w:tab w:val="left" w:pos="709" w:leader="none"/>
+        </w:tabs>
+        <w:spacing w:lineRule="auto" w:line="360"/>
+        <w:rPr>
+          <w:rFonts w:ascii="Arial" w:hAnsi="Arial" w:cs="Arial"/>
+          <w:sz w:val="20"/>
+          <w:szCs w:val="20"/>
+          <w:lang w:val="en-GB"/>
+        </w:rPr>
+      </w:pPr>
+      <w:r>
+        <w:rPr>
+          <w:rFonts w:cs="Arial" w:ascii="Arial" w:hAnsi="Arial"/>
+          <w:sz w:val="20"/>
+          <w:szCs w:val="20"/>
+          <w:lang w:val="en-GB"/>
+        </w:rPr>
+      </w:r>
+    </w:p>
+    <w:p>
+      <w:pPr>
+        <w:pStyle w:val="Normal"/>
+        <w:tabs>
+          <w:tab w:val="clear" w:pos="708"/>
+          <w:tab w:val="left" w:pos="426" w:leader="none"/>
+          <w:tab w:val="left" w:pos="709" w:leader="none"/>
+        </w:tabs>
+        <w:spacing w:lineRule="auto" w:line="360"/>
+        <w:rPr>
+          <w:rFonts w:ascii="Arial" w:hAnsi="Arial" w:cs="Arial"/>
+          <w:sz w:val="20"/>
+          <w:szCs w:val="20"/>
+          <w:lang w:val="en-GB"/>
+        </w:rPr>
+      </w:pPr>
+      <w:r>
+        <w:rPr>
+          <w:rFonts w:cs="Arial" w:ascii="Arial" w:hAnsi="Arial"/>
+          <w:sz w:val="20"/>
+          <w:szCs w:val="20"/>
+          <w:lang w:val="en-GB"/>
+        </w:rPr>
+      </w:r>
+    </w:p>
+    <w:p>
+      <w:pPr>
+        <w:pStyle w:val="Normal"/>
+        <w:tabs>
+          <w:tab w:val="clear" w:pos="708"/>
+          <w:tab w:val="left" w:pos="426" w:leader="none"/>
+          <w:tab w:val="left" w:pos="709" w:leader="none"/>
+        </w:tabs>
+        <w:spacing w:lineRule="auto" w:line="360"/>
+        <w:rPr>
+          <w:rFonts w:ascii="Arial" w:hAnsi="Arial" w:cs="Arial"/>
+          <w:sz w:val="20"/>
+          <w:szCs w:val="20"/>
+          <w:lang w:val="en-GB"/>
+        </w:rPr>
+      </w:pPr>
+      <w:r>
+        <w:rPr>
+          <w:rFonts w:cs="Arial" w:ascii="Arial" w:hAnsi="Arial"/>
+          <w:sz w:val="20"/>
+          <w:szCs w:val="20"/>
+          <w:lang w:val="en-GB"/>
+        </w:rPr>
+      </w:r>
+    </w:p>
+    <w:p>
+      <w:pPr>
+        <w:pStyle w:val="Normal"/>
+        <w:tabs>
+          <w:tab w:val="clear" w:pos="708"/>
+          <w:tab w:val="left" w:pos="426" w:leader="none"/>
+          <w:tab w:val="left" w:pos="709" w:leader="none"/>
+        </w:tabs>
+        <w:spacing w:lineRule="auto" w:line="360"/>
+        <w:rPr>
+          <w:rFonts w:ascii="Arial" w:hAnsi="Arial" w:cs="Arial"/>
+          <w:sz w:val="20"/>
+          <w:szCs w:val="20"/>
+          <w:lang w:val="en-GB"/>
+        </w:rPr>
+      </w:pPr>
+      <w:r>
+        <w:rPr>
+          <w:rFonts w:cs="Arial" w:ascii="Arial" w:hAnsi="Arial"/>
+          <w:sz w:val="20"/>
+          <w:szCs w:val="20"/>
+          <w:lang w:val="en-GB"/>
+        </w:rPr>
+      </w:r>
+    </w:p>
+    <w:p>
+      <w:pPr>
+        <w:pStyle w:val="Normal"/>
+        <w:tabs>
+          <w:tab w:val="clear" w:pos="708"/>
+          <w:tab w:val="left" w:pos="426" w:leader="none"/>
+          <w:tab w:val="left" w:pos="709" w:leader="none"/>
+        </w:tabs>
+        <w:spacing w:lineRule="auto" w:line="360"/>
+        <w:rPr>
+          <w:rFonts w:ascii="Arial" w:hAnsi="Arial" w:cs="Arial"/>
+          <w:sz w:val="20"/>
+          <w:szCs w:val="20"/>
+          <w:lang w:val="en-GB"/>
+        </w:rPr>
+      </w:pPr>
+      <w:r>
+        <w:rPr>
+          <w:rFonts w:cs="Arial" w:ascii="Arial" w:hAnsi="Arial"/>
+          <w:sz w:val="20"/>
+          <w:szCs w:val="20"/>
+          <w:lang w:val="en-GB"/>
+        </w:rPr>
+      </w:r>
+    </w:p>
+    <w:p>
+      <w:pPr>
+        <w:pStyle w:val="Heading1"/>
         <w:numPr>
           <w:ilvl w:val="0"/>
           <w:numId w:val="1"/>
         </w:numPr>
-        <w:ind w:left="426" w:hanging="426"/>
+        <w:ind w:hanging="426" w:left="426"/>
         <w:rPr>
           <w:lang w:val="en-GB"/>
         </w:rPr>
       </w:pPr>
       <w:bookmarkStart w:id="6" w:name="__RefHeading___Toc619_343945465"/>
-      <w:bookmarkStart w:id="7" w:name="_Toc518373994"/>
-      <w:bookmarkStart w:id="8" w:name="_Toc518369838"/>
-      <w:bookmarkStart w:id="9" w:name="_Toc516650487"/>
-      <w:bookmarkStart w:id="10" w:name="_Toc516556279"/>
+      <w:bookmarkStart w:id="7" w:name="_Toc516556279"/>
+      <w:bookmarkStart w:id="8" w:name="_Toc516650487"/>
+      <w:bookmarkStart w:id="9" w:name="_Toc518369838"/>
+      <w:bookmarkStart w:id="10" w:name="_Toc518373994"/>
       <w:bookmarkEnd w:id="6"/>
       <w:r>
         <w:rPr>
@@ -2397,13 +2644,7 @@
         <w:rPr>
           <w:lang w:val="pl-PL" w:eastAsia="en-US"/>
         </w:rPr>
-        <w:t xml:space="preserve">Na przestrzeni ostatnich lat systemy oparte na technologii </w:t>
-      </w:r>
-      <w:r>
-        <w:rPr>
-          <w:lang w:val="pl-PL" w:eastAsia="en-US"/>
-        </w:rPr>
-        <w:t xml:space="preserve">wirtualnej rzeczywistości (and. </w:t>
+        <w:t xml:space="preserve">Na przestrzeni ostatnich lat systemy oparte na technologii wirtualnej rzeczywistości (and. </w:t>
       </w:r>
       <w:r>
         <w:rPr>
@@ -2417,13 +2658,7 @@
         <w:rPr>
           <w:lang w:val="pl-PL" w:eastAsia="en-US"/>
         </w:rPr>
-        <w:t>)</w:t>
-      </w:r>
-      <w:r>
-        <w:rPr>
-          <w:lang w:val="pl-PL" w:eastAsia="en-US"/>
-        </w:rPr>
-        <w:t xml:space="preserve"> zyskały popularność, w szczególności tzw. zestawy nagłowne (ang. </w:t>
+        <w:t xml:space="preserve">) zyskały popularność, w szczególności tzw. zestawy nagłowne (ang. </w:t>
       </w:r>
       <w:r>
         <w:rPr>
@@ -2437,49 +2672,7 @@
         <w:rPr>
           <w:lang w:val="pl-PL" w:eastAsia="en-US"/>
         </w:rPr>
-        <w:t xml:space="preserve">). Możliwości takiego rozwiązania są jednak ograniczone i nie pozwalają na pełną immersję w wirtualną rzeczywistość – gracz nie widzi w świecie ani swojego ciała, ani prawdziwych ciał swoich współgraczy, jedynie ich awatary; przestrzeń, po której gracz może się poruszać jest często bardzo ograniczona, przez co w rzeczywistości albo gracz biega w miejscu dla symulacji ruchu, albo gra odpowiednio manipuluje wyświetlaną przestrzenią tak, aby gracz mógł się poruszać tylko po ograniczonej przestrzeni; </w:t>
-      </w:r>
-      <w:r>
-        <w:rPr>
-          <w:lang w:val="pl-PL" w:eastAsia="en-US"/>
-        </w:rPr>
-        <w:t>gogle</w:t>
-      </w:r>
-      <w:r>
-        <w:rPr>
-          <w:lang w:val="pl-PL" w:eastAsia="en-US"/>
-        </w:rPr>
-        <w:t xml:space="preserve"> VR będące najpopularniejszym rozwiązaniem na korzystanie z technologii VR, są sporym obciążeniem dla osoby grającej, co ogranicza swobodę. Dużo droższym, aczkolwiek wygodniejszym i bardziej immersyjnym rozwiązaniem są instalacje t</w:t>
-      </w:r>
-      <w:r>
-        <w:rPr>
-          <w:lang w:val="pl-PL" w:eastAsia="en-US"/>
-        </w:rPr>
-        <w:t>akie jak</w:t>
-      </w:r>
-      <w:r>
-        <w:rPr>
-          <w:lang w:val="pl-PL" w:eastAsia="en-US"/>
-        </w:rPr>
-        <w:t xml:space="preserve"> </w:t>
-      </w:r>
-      <w:r>
-        <w:rPr>
-          <w:lang w:val="pl-PL" w:eastAsia="en-US"/>
-        </w:rPr>
-        <w:t>jaskinie VR</w:t>
-      </w:r>
-      <w:r>
-        <w:rPr>
-          <w:lang w:val="pl-PL" w:eastAsia="en-US"/>
-        </w:rPr>
-        <w:t xml:space="preserve"> </w:t>
-      </w:r>
-      <w:r>
-        <w:rPr>
-          <w:lang w:val="pl-PL" w:eastAsia="en-US"/>
-        </w:rPr>
-        <w:t>(ang.</w:t>
+        <w:t>). Możliwości takiego rozwiązania są jednak ograniczone i nie pozwalają na pełną immersję w wirtualną rzeczywistość – gracz nie widzi w świecie ani swojego ciała, ani prawdziwych ciał swoich współgraczy, jedynie ich awatary; przestrzeń, po której gracz może się poruszać jest często bardzo ograniczona, przez co w rzeczywistości albo gracz biega w miejscu dla symulacji ruchu, albo gra odpowiednio manipuluje wyświetlaną przestrzenią tak, aby gracz mógł się poruszać tylko po ograniczonej przestrzeni; gogle VR będące najpopularniejszym rozwiązaniem na korzystanie z technologii VR, są sporym obciążeniem dla osoby grającej, co ogranicza swobodę. Dużo droższym, aczkolwiek wygodniejszym i bardziej immersyjnym rozwiązaniem są instalacje takie jak jaskinie VR (ang.</w:t>
       </w:r>
       <w:r>
         <w:rPr>
@@ -2503,21 +2696,30 @@
           <w:iCs/>
           <w:lang w:val="pl-PL" w:eastAsia="en-US"/>
         </w:rPr>
-        <w:t xml:space="preserve"> </w:t>
-      </w:r>
-      <w:r>
-        <w:rPr>
-          <w:i/>
-          <w:iCs/>
+        <w:t xml:space="preserve">  </w:t>
+      </w:r>
+      <w:r>
+        <w:rPr>
           <w:lang w:val="pl-PL" w:eastAsia="en-US"/>
         </w:rPr>
-        <w:t xml:space="preserve"> </w:t>
-      </w:r>
-      <w:r>
+        <w:t xml:space="preserve">[1].  Przykładowa konstrukcja tego rodzaju znajduje się w Laboratorium Zanurzonej Wirtualizacji Przestrzennej na Politechnice Gdańskiej. Korzystanie z takiej instalacji jest dużo bardziej swobodne niż w przypadku zestawu nagłownego oraz jest bardziej zbliżone do doświadczeń w świecie rzeczywistym. </w:t>
+      </w:r>
+    </w:p>
+    <w:p>
+      <w:pPr>
+        <w:pStyle w:val="Normal"/>
+        <w:spacing w:lineRule="auto" w:line="360" w:before="0" w:after="120"/>
+        <w:ind w:firstLine="708"/>
+        <w:jc w:val="both"/>
         <w:rPr>
           <w:lang w:val="pl-PL" w:eastAsia="en-US"/>
         </w:rPr>
-        <w:t xml:space="preserve">[1].  Przykładowa konstrukcja tego rodzaju znajduje się w Laboratorium Zanurzonej Wirtualizacji Przestrzennej na Politechnice Gdańskiej. Korzystanie z takiej instalacji jest dużo bardziej swobodne niż w przypadku zestawu nagłownego oraz jest bardziej zbliżone do doświadczeń w świecie rzeczywistym. </w:t>
+      </w:pPr>
+      <w:r>
+        <w:rPr>
+          <w:lang w:val="pl-PL" w:eastAsia="en-US"/>
+        </w:rPr>
+        <w:t>W ramach niniejszej pracy dyplomowej zespół projektowy postanowił stworzyć przykładową aplikację docelowo wykorzystywaną w LZWP, umożliwiającą obsługę dwóch osób jednocześnie. Aby zaprezentować możliwości synchronizacji akcji obu użytkowników, zadecydowano, że aplikacja będzie grą dwuosobową w wirtualnej rzeczywistości o pokonywaniu duchów, wymagającą kooperacji pomiędzy dwoma graczami.</w:t>
       </w:r>
     </w:p>
     <w:p>
@@ -2534,43 +2736,37 @@
         <w:rPr>
           <w:lang w:val="pl-PL" w:eastAsia="en-US"/>
         </w:rPr>
-        <w:t>W ramach niniejszej pracy dyplomowej zespół projektowy postanowił stworzyć przykładową aplikację docelowo wykorzystywaną w LZWP, umożliwiającą obsługę dwóch osób jednocześnie. Aby zaprezentować możliwości synchronizacji akcji obu użytkowników, zadecydowano, że aplikacja będzie grą dwuosobową w wirtualnej rzeczywistości o pokonywaniu duchów, wymagającą kooperacji pomiędzy dwoma graczami.</w:t>
-      </w:r>
-    </w:p>
-    <w:p>
-      <w:pPr>
-        <w:pStyle w:val="Normal"/>
-        <w:spacing w:lineRule="auto" w:line="360" w:before="0" w:after="120"/>
-        <w:ind w:firstLine="708"/>
-        <w:jc w:val="both"/>
+        <w:t xml:space="preserve">W rozdziale drugim pracy dokładniej wyjaśniono definicję wirtualnej rzeczywistości, opisano historię rozwoju tej technologii oraz obecne rozwiązania. </w:t>
+      </w:r>
+      <w:r>
         <w:rPr>
           <w:lang w:val="pl-PL" w:eastAsia="en-US"/>
         </w:rPr>
-      </w:pPr>
+        <w:t xml:space="preserve">Rozdział trzeci poświęcony został szczegółowej charakterystyce rodzaju instalacji jaskiń VR – BigCAVE, dla którego tworzona była gra. W rozdziale czwartym doprecyzowano cele pracy, przeprowadzono analizę wymagań funkcjonalnych oraz analizę ryzyka, a także przedstawiono planowany sposób realizacji projektu i harmonogram pracy. </w:t>
+      </w:r>
       <w:r>
         <w:rPr>
           <w:lang w:val="pl-PL" w:eastAsia="en-US"/>
         </w:rPr>
-        <w:t xml:space="preserve">W rozdziale drugim pracy </w:t>
+        <w:t xml:space="preserve">Rozdział piąty zawiera ogólny projekt systemu. Szczegóły procesu implementacji oraz weryfikowania uzyskanych rozwiązań przedstawiono w rozdziale szóstym. W rozdziale siódmym opisano przebieg badania doświadczeń osób trzecich korzystających z systemu i wyciągnięto wnioski z uzyskanych odpowiedzi. Ogólne wnioski i </w:t>
       </w:r>
       <w:r>
         <w:rPr>
           <w:lang w:val="pl-PL" w:eastAsia="en-US"/>
         </w:rPr>
-        <w:t>dokładniej wyjaśniono definicję wirtualnej rzeczywistości, opisano historię rozwoju tej technologii oraz obecne rozwiązania.</w:t>
-      </w:r>
-    </w:p>
-    <w:p>
-      <w:pPr>
-        <w:pStyle w:val="Nagwek1"/>
+        <w:t>rozliczenie przebiegu pracy nad projektem zawarto w podsumowaniu.</w:t>
+      </w:r>
+    </w:p>
+    <w:p>
+      <w:pPr>
+        <w:pStyle w:val="Heading1"/>
         <w:numPr>
           <w:ilvl w:val="0"/>
           <w:numId w:val="1"/>
         </w:numPr>
-        <w:ind w:left="426" w:hanging="426"/>
-        <w:jc w:val="both"/>
-        <w:rPr>
-          <w:b w:val="false"/>
+        <w:ind w:hanging="426" w:left="426"/>
+        <w:jc w:val="both"/>
+        <w:rPr>
           <w:b w:val="false"/>
           <w:sz w:val="20"/>
           <w:lang w:val="pl-PL"/>
@@ -2585,10 +2781,10 @@
         </w:rPr>
         <w:t>WIRTUALNA RZECZYWISTOŚĆ</w:t>
       </w:r>
-      <w:bookmarkStart w:id="12" w:name="_Toc518373995"/>
-      <w:bookmarkStart w:id="13" w:name="_Toc518369839"/>
-      <w:bookmarkStart w:id="14" w:name="_Toc516650488"/>
-      <w:bookmarkStart w:id="15" w:name="_Toc516556280"/>
+      <w:bookmarkStart w:id="12" w:name="_Toc516556280"/>
+      <w:bookmarkStart w:id="13" w:name="_Toc516650488"/>
+      <w:bookmarkStart w:id="14" w:name="_Toc518369839"/>
+      <w:bookmarkStart w:id="15" w:name="_Toc518373995"/>
       <w:r>
         <w:rPr>
           <w:lang w:val="pl-PL"/>
@@ -2615,30 +2811,70 @@
         <w:ind w:firstLine="708"/>
         <w:jc w:val="both"/>
         <w:rPr>
-          <w:rFonts w:ascii="Arial" w:hAnsi="Arial" w:cs="Arial"/>
-          <w:sz w:val="20"/>
-          <w:szCs w:val="20"/>
-          <w:lang w:val="en-GB"/>
-        </w:rPr>
-      </w:pPr>
-      <w:r>
-        <w:rPr>
-          <w:rFonts w:cs="Arial" w:ascii="Arial" w:hAnsi="Arial"/>
-          <w:sz w:val="20"/>
-          <w:szCs w:val="20"/>
-          <w:lang w:val="en-GB"/>
-        </w:rPr>
-        <w:t>Ogólnie o tym czym jest rzeczywistość wirtualna, o czym będzie rozdział. Xxxxxxxx xxxxxxx xxxxxxxx xxxxxxxxxxxx xxxxxxxx x xxxxxxxxx. Xxxxx xxxxxxxxx xxxx xxxxxx xxxxx. Xxxxxxxx xxxxxxx xxxxxxxx xxxxxxxxxxxx xxxxxxxx x xxxxxxxxx. Xxxxxxxx xxxxxxx xxxxxxxx xxxxxxxxxxxx xxxxxxxx x xxxxxxxxx.</w:t>
-      </w:r>
-    </w:p>
-    <w:p>
-      <w:pPr>
-        <w:pStyle w:val="Nagwek2"/>
+          <w:lang w:val="pl-PL" w:eastAsia="en-US" w:bidi="ar-SA"/>
+        </w:rPr>
+      </w:pPr>
+      <w:r>
+        <w:rPr>
+          <w:lang w:val="pl-PL" w:eastAsia="en-US" w:bidi="ar-SA"/>
+        </w:rPr>
+        <w:t xml:space="preserve">Choć obecnie technologia rzeczywistości wirtualnej jest bardzo rozpowszechniona, wiele osób błędnie ją definiuje. </w:t>
+      </w:r>
+      <w:r>
+        <w:rPr>
+          <w:lang w:val="pl-PL" w:eastAsia="en-US" w:bidi="ar-SA"/>
+        </w:rPr>
+        <w:t xml:space="preserve">Pojęcia, z którymi najczęściej mylona jest wirtualna rzeczywistość to teleobecność (ang. </w:t>
+      </w:r>
+      <w:r>
+        <w:rPr>
+          <w:i/>
+          <w:iCs/>
+          <w:lang w:val="pl-PL" w:eastAsia="en-US" w:bidi="ar-SA"/>
+        </w:rPr>
+        <w:t>telepresence</w:t>
+      </w:r>
+      <w:r>
+        <w:rPr>
+          <w:i w:val="false"/>
+          <w:iCs w:val="false"/>
+          <w:lang w:val="pl-PL" w:eastAsia="en-US" w:bidi="ar-SA"/>
+        </w:rPr>
+        <w:t xml:space="preserve">), czyli technika, dzięki której użytkownik czuje się, jakby był w odległym miejscu bez zmiany lokalizacji oraz rzeczywistość rozszerzona (ang. </w:t>
+      </w:r>
+      <w:r>
+        <w:rPr>
+          <w:i/>
+          <w:iCs/>
+          <w:lang w:val="pl-PL" w:eastAsia="en-US" w:bidi="ar-SA"/>
+        </w:rPr>
+        <w:t>augmented reality AR</w:t>
+      </w:r>
+      <w:r>
+        <w:rPr>
+          <w:i w:val="false"/>
+          <w:iCs w:val="false"/>
+          <w:lang w:val="pl-PL" w:eastAsia="en-US" w:bidi="ar-SA"/>
+        </w:rPr>
+        <w:t xml:space="preserve">), w której elementy wirtualne współtworzą środowisko użytkownika wraz z elementami rzeczywistymi. To, co wyróżnia wirtualną rzeczywistość od wyżej wymienionych rozwiązań </w:t>
+      </w:r>
+      <w:r>
+        <w:rPr>
+          <w:i w:val="false"/>
+          <w:iCs w:val="false"/>
+          <w:lang w:val="pl-PL" w:eastAsia="en-US" w:bidi="ar-SA"/>
+        </w:rPr>
+        <w:t>to przede wszystkim całkowicie syntetyczne środowisko oraz responsywność systemu w czasie rzeczywistym na działania użytkownika [2]. Co więcej, interakcja użytkownika z systemem zachodzi poprzez różne kanały sensoryczne – wdoświadczenie wirtualnej rzeczywistości zaangażowane są wzrok, dźwięk, ruch, zapach, a nawet smak.</w:t>
+      </w:r>
+    </w:p>
+    <w:p>
+      <w:pPr>
+        <w:pStyle w:val="Heading2"/>
         <w:numPr>
           <w:ilvl w:val="1"/>
           <w:numId w:val="1"/>
         </w:numPr>
-        <w:ind w:left="426" w:hanging="426"/>
+        <w:ind w:hanging="426" w:left="426"/>
         <w:jc w:val="both"/>
         <w:rPr>
           <w:lang w:val="pl-PL"/>
@@ -2652,23 +2888,10 @@
         </w:rPr>
         <w:t>Historia rozwoju rzeczywistości wirtualnej</w:t>
       </w:r>
-      <w:bookmarkStart w:id="17" w:name="_Toc518373996"/>
-      <w:bookmarkStart w:id="18" w:name="_Toc518369840"/>
-      <w:bookmarkStart w:id="19" w:name="_Toc516650489"/>
-      <w:bookmarkStart w:id="20" w:name="_Toc516556281"/>
-      <w:r>
-        <w:rPr>
-          <w:lang w:val="pl-PL"/>
-        </w:rPr>
-        <w:t xml:space="preserve"> </w:t>
-      </w:r>
-      <w:r>
-        <w:rPr>
-          <w:b w:val="false"/>
-          <w:lang w:val="pl-PL"/>
-        </w:rPr>
-        <w:t>(ewentualnie imię i nazwisko autora podrozdziału w przypadku pracy zbiorowej)</w:t>
-      </w:r>
+      <w:bookmarkStart w:id="17" w:name="_Toc516556281"/>
+      <w:bookmarkStart w:id="18" w:name="_Toc516650489"/>
+      <w:bookmarkStart w:id="19" w:name="_Toc518369840"/>
+      <w:bookmarkStart w:id="20" w:name="_Toc518373996"/>
       <w:bookmarkEnd w:id="17"/>
       <w:bookmarkEnd w:id="18"/>
       <w:bookmarkEnd w:id="19"/>
@@ -2681,30 +2904,417 @@
         <w:ind w:firstLine="708"/>
         <w:jc w:val="both"/>
         <w:rPr>
-          <w:rFonts w:ascii="Arial" w:hAnsi="Arial" w:cs="Arial"/>
-          <w:sz w:val="20"/>
-          <w:szCs w:val="20"/>
-          <w:lang w:val="en-GB"/>
-        </w:rPr>
-      </w:pPr>
-      <w:r>
-        <w:rPr>
-          <w:rFonts w:cs="Arial" w:ascii="Arial" w:hAnsi="Arial"/>
-          <w:sz w:val="20"/>
-          <w:szCs w:val="20"/>
-          <w:lang w:val="en-GB"/>
-        </w:rPr>
-        <w:t>Po kolei od pierwszych systemów do tego co mamy dzisiaj (na podstawie “Virtual Reality Technology”). Xxxxxxxx xxxxxxx xxxxxxxx xxxxxxxxxxxx xxxxxxxx x xxxxxxxxx. Xxxxx xxxxxxxxx xxxx xxxxxx xxxxx. Xxxxxxxx xxxxxxx xxxxxxxx xxxxxxxxxxxx xxxxxxxx x xxxxxxxxx. Xxxxxxxx xxxxxxx xxxxxxxx xxxxxxxxxxxx xxxxxxxx x xxxxxxxxx.</w:t>
-      </w:r>
-    </w:p>
-    <w:p>
-      <w:pPr>
-        <w:pStyle w:val="Nagwek2"/>
+          <w:lang w:val="pl-PL" w:eastAsia="en-US" w:bidi="ar-SA"/>
+        </w:rPr>
+      </w:pPr>
+      <w:r>
+        <w:rPr>
+          <w:lang w:val="pl-PL" w:eastAsia="en-US" w:bidi="ar-SA"/>
+        </w:rPr>
+        <w:t xml:space="preserve">Pierwsze kroki ku osiągnięciu technologii VR, jaką znamy dzisiaj, poczyniono już w latach 60. XX wieku. Jako początki wirtualnej rzeczywistości określa się wynalazek Amerykanina Mortona Heilinga nazwany przez niego Sensorama [2]. Maszyna ta pozwalała na doświadczenie symulacji jazdy motocyklem przez Nowy Jork i była dostosowana do tego, aby wpływać na większość ludzkich zmysłów. </w:t>
+      </w:r>
+      <w:r>
+        <w:rPr>
+          <w:lang w:val="pl-PL" w:eastAsia="en-US" w:bidi="ar-SA"/>
+        </w:rPr>
+        <w:t xml:space="preserve">Oprócz trójwymiarowego obrazu wideo Sensorama oferowała również dźwięk stereo, zapachy adekwatne do tego, co działo się na obrazie, efekt powiewu wiatru osiągany dzięki małym wiatrakom ustawionym przy głowie użytkownika oraz wibrujące siedzisko [2].  </w:t>
+      </w:r>
+    </w:p>
+    <w:p>
+      <w:pPr>
+        <w:pStyle w:val="Normal"/>
+        <w:spacing w:lineRule="auto" w:line="360" w:before="0" w:after="120"/>
+        <w:ind w:firstLine="708"/>
+        <w:jc w:val="both"/>
+        <w:rPr>
+          <w:lang w:val="pl-PL" w:eastAsia="en-US" w:bidi="ar-SA"/>
+        </w:rPr>
+      </w:pPr>
+      <w:r>
+        <w:rPr>
+          <w:lang w:val="pl-PL" w:eastAsia="en-US" w:bidi="ar-SA"/>
+        </w:rPr>
+        <w:drawing>
+          <wp:anchor behindDoc="0" distT="0" distB="0" distL="0" distR="0" simplePos="0" locked="0" layoutInCell="0" allowOverlap="1" relativeHeight="2">
+            <wp:simplePos x="0" y="0"/>
+            <wp:positionH relativeFrom="column">
+              <wp:posOffset>884555</wp:posOffset>
+            </wp:positionH>
+            <wp:positionV relativeFrom="paragraph">
+              <wp:posOffset>86995</wp:posOffset>
+            </wp:positionV>
+            <wp:extent cx="3782060" cy="4840605"/>
+            <wp:effectExtent l="0" t="0" r="0" b="0"/>
+            <wp:wrapSquare wrapText="largest"/>
+            <wp:docPr id="1" name="Obraz1" descr=""/>
+            <wp:cNvGraphicFramePr>
+              <a:graphicFrameLocks xmlns:a="http://schemas.openxmlformats.org/drawingml/2006/main" noChangeAspect="1"/>
+            </wp:cNvGraphicFramePr>
+            <a:graphic xmlns:a="http://schemas.openxmlformats.org/drawingml/2006/main">
+              <a:graphicData uri="http://schemas.openxmlformats.org/drawingml/2006/picture">
+                <pic:pic xmlns:pic="http://schemas.openxmlformats.org/drawingml/2006/picture">
+                  <pic:nvPicPr>
+                    <pic:cNvPr id="1" name="Obraz1" descr=""/>
+                    <pic:cNvPicPr>
+                      <a:picLocks noChangeAspect="1" noChangeArrowheads="1"/>
+                    </pic:cNvPicPr>
+                  </pic:nvPicPr>
+                  <pic:blipFill>
+                    <a:blip r:embed="rId8"/>
+                    <a:stretch>
+                      <a:fillRect/>
+                    </a:stretch>
+                  </pic:blipFill>
+                  <pic:spPr bwMode="auto">
+                    <a:xfrm>
+                      <a:off x="0" y="0"/>
+                      <a:ext cx="3782060" cy="4840605"/>
+                    </a:xfrm>
+                    <a:prstGeom prst="rect">
+                      <a:avLst/>
+                    </a:prstGeom>
+                  </pic:spPr>
+                </pic:pic>
+              </a:graphicData>
+            </a:graphic>
+          </wp:anchor>
+        </w:drawing>
+      </w:r>
+    </w:p>
+    <w:p>
+      <w:pPr>
+        <w:pStyle w:val="Normal"/>
+        <w:spacing w:lineRule="auto" w:line="360" w:before="0" w:after="120"/>
+        <w:ind w:firstLine="708"/>
+        <w:jc w:val="both"/>
+        <w:rPr>
+          <w:lang w:val="pl-PL" w:eastAsia="en-US" w:bidi="ar-SA"/>
+        </w:rPr>
+      </w:pPr>
+      <w:r>
+        <w:rPr>
+          <w:lang w:val="pl-PL" w:eastAsia="en-US" w:bidi="ar-SA"/>
+        </w:rPr>
+      </w:r>
+    </w:p>
+    <w:p>
+      <w:pPr>
+        <w:pStyle w:val="Normal"/>
+        <w:spacing w:lineRule="auto" w:line="360" w:before="0" w:after="120"/>
+        <w:ind w:firstLine="708"/>
+        <w:jc w:val="both"/>
+        <w:rPr>
+          <w:lang w:val="pl-PL" w:eastAsia="en-US" w:bidi="ar-SA"/>
+        </w:rPr>
+      </w:pPr>
+      <w:r>
+        <w:rPr>
+          <w:lang w:val="pl-PL" w:eastAsia="en-US" w:bidi="ar-SA"/>
+        </w:rPr>
+      </w:r>
+    </w:p>
+    <w:p>
+      <w:pPr>
+        <w:pStyle w:val="Normal"/>
+        <w:spacing w:lineRule="auto" w:line="360" w:before="0" w:after="120"/>
+        <w:ind w:firstLine="708"/>
+        <w:jc w:val="both"/>
+        <w:rPr>
+          <w:lang w:val="pl-PL" w:eastAsia="en-US" w:bidi="ar-SA"/>
+        </w:rPr>
+      </w:pPr>
+      <w:r>
+        <w:rPr>
+          <w:lang w:val="pl-PL" w:eastAsia="en-US" w:bidi="ar-SA"/>
+        </w:rPr>
+      </w:r>
+    </w:p>
+    <w:p>
+      <w:pPr>
+        <w:pStyle w:val="Normal"/>
+        <w:spacing w:lineRule="auto" w:line="360" w:before="0" w:after="120"/>
+        <w:ind w:firstLine="708"/>
+        <w:jc w:val="both"/>
+        <w:rPr>
+          <w:lang w:val="pl-PL" w:eastAsia="en-US" w:bidi="ar-SA"/>
+        </w:rPr>
+      </w:pPr>
+      <w:r>
+        <w:rPr>
+          <w:lang w:val="pl-PL" w:eastAsia="en-US" w:bidi="ar-SA"/>
+        </w:rPr>
+      </w:r>
+    </w:p>
+    <w:p>
+      <w:pPr>
+        <w:pStyle w:val="Normal"/>
+        <w:spacing w:lineRule="auto" w:line="360" w:before="0" w:after="120"/>
+        <w:ind w:firstLine="708"/>
+        <w:jc w:val="both"/>
+        <w:rPr>
+          <w:lang w:val="pl-PL" w:eastAsia="en-US" w:bidi="ar-SA"/>
+        </w:rPr>
+      </w:pPr>
+      <w:r>
+        <w:rPr>
+          <w:lang w:val="pl-PL" w:eastAsia="en-US" w:bidi="ar-SA"/>
+        </w:rPr>
+      </w:r>
+    </w:p>
+    <w:p>
+      <w:pPr>
+        <w:pStyle w:val="Normal"/>
+        <w:spacing w:lineRule="auto" w:line="360" w:before="0" w:after="120"/>
+        <w:ind w:firstLine="708"/>
+        <w:jc w:val="both"/>
+        <w:rPr>
+          <w:lang w:val="pl-PL" w:eastAsia="en-US" w:bidi="ar-SA"/>
+        </w:rPr>
+      </w:pPr>
+      <w:r>
+        <w:rPr>
+          <w:lang w:val="pl-PL" w:eastAsia="en-US" w:bidi="ar-SA"/>
+        </w:rPr>
+      </w:r>
+    </w:p>
+    <w:p>
+      <w:pPr>
+        <w:pStyle w:val="Normal"/>
+        <w:spacing w:lineRule="auto" w:line="360" w:before="0" w:after="120"/>
+        <w:ind w:firstLine="708"/>
+        <w:jc w:val="both"/>
+        <w:rPr>
+          <w:lang w:val="pl-PL" w:eastAsia="en-US" w:bidi="ar-SA"/>
+        </w:rPr>
+      </w:pPr>
+      <w:r>
+        <w:rPr>
+          <w:lang w:val="pl-PL" w:eastAsia="en-US" w:bidi="ar-SA"/>
+        </w:rPr>
+      </w:r>
+    </w:p>
+    <w:p>
+      <w:pPr>
+        <w:pStyle w:val="Normal"/>
+        <w:spacing w:lineRule="auto" w:line="360" w:before="0" w:after="120"/>
+        <w:ind w:firstLine="708"/>
+        <w:jc w:val="both"/>
+        <w:rPr>
+          <w:lang w:val="pl-PL" w:eastAsia="en-US" w:bidi="ar-SA"/>
+        </w:rPr>
+      </w:pPr>
+      <w:r>
+        <w:rPr>
+          <w:lang w:val="pl-PL" w:eastAsia="en-US" w:bidi="ar-SA"/>
+        </w:rPr>
+      </w:r>
+    </w:p>
+    <w:p>
+      <w:pPr>
+        <w:pStyle w:val="Normal"/>
+        <w:spacing w:lineRule="auto" w:line="360" w:before="0" w:after="120"/>
+        <w:ind w:firstLine="708"/>
+        <w:jc w:val="both"/>
+        <w:rPr>
+          <w:lang w:val="pl-PL" w:eastAsia="en-US" w:bidi="ar-SA"/>
+        </w:rPr>
+      </w:pPr>
+      <w:r>
+        <w:rPr>
+          <w:lang w:val="pl-PL" w:eastAsia="en-US" w:bidi="ar-SA"/>
+        </w:rPr>
+      </w:r>
+    </w:p>
+    <w:p>
+      <w:pPr>
+        <w:pStyle w:val="Normal"/>
+        <w:spacing w:lineRule="auto" w:line="360" w:before="0" w:after="120"/>
+        <w:ind w:firstLine="708"/>
+        <w:jc w:val="both"/>
+        <w:rPr>
+          <w:lang w:val="pl-PL" w:eastAsia="en-US" w:bidi="ar-SA"/>
+        </w:rPr>
+      </w:pPr>
+      <w:r>
+        <w:rPr>
+          <w:lang w:val="pl-PL" w:eastAsia="en-US" w:bidi="ar-SA"/>
+        </w:rPr>
+      </w:r>
+    </w:p>
+    <w:p>
+      <w:pPr>
+        <w:pStyle w:val="Normal"/>
+        <w:spacing w:lineRule="auto" w:line="360" w:before="0" w:after="120"/>
+        <w:ind w:firstLine="708"/>
+        <w:jc w:val="both"/>
+        <w:rPr>
+          <w:lang w:val="pl-PL" w:eastAsia="en-US" w:bidi="ar-SA"/>
+        </w:rPr>
+      </w:pPr>
+      <w:r>
+        <w:rPr>
+          <w:lang w:val="pl-PL" w:eastAsia="en-US" w:bidi="ar-SA"/>
+        </w:rPr>
+      </w:r>
+    </w:p>
+    <w:p>
+      <w:pPr>
+        <w:pStyle w:val="Normal"/>
+        <w:spacing w:lineRule="auto" w:line="360" w:before="0" w:after="120"/>
+        <w:ind w:firstLine="708"/>
+        <w:jc w:val="both"/>
+        <w:rPr>
+          <w:lang w:val="pl-PL" w:eastAsia="en-US" w:bidi="ar-SA"/>
+        </w:rPr>
+      </w:pPr>
+      <w:r>
+        <w:rPr>
+          <w:lang w:val="pl-PL" w:eastAsia="en-US" w:bidi="ar-SA"/>
+        </w:rPr>
+      </w:r>
+    </w:p>
+    <w:p>
+      <w:pPr>
+        <w:pStyle w:val="Normal"/>
+        <w:spacing w:lineRule="auto" w:line="360" w:before="0" w:after="120"/>
+        <w:ind w:firstLine="708"/>
+        <w:jc w:val="both"/>
+        <w:rPr>
+          <w:lang w:val="pl-PL" w:eastAsia="en-US" w:bidi="ar-SA"/>
+        </w:rPr>
+      </w:pPr>
+      <w:r>
+        <w:rPr>
+          <w:lang w:val="pl-PL" w:eastAsia="en-US" w:bidi="ar-SA"/>
+        </w:rPr>
+      </w:r>
+    </w:p>
+    <w:p>
+      <w:pPr>
+        <w:pStyle w:val="Normal"/>
+        <w:spacing w:lineRule="auto" w:line="360" w:before="0" w:after="120"/>
+        <w:ind w:firstLine="708"/>
+        <w:jc w:val="both"/>
+        <w:rPr>
+          <w:lang w:val="pl-PL" w:eastAsia="en-US" w:bidi="ar-SA"/>
+        </w:rPr>
+      </w:pPr>
+      <w:r>
+        <w:rPr>
+          <w:lang w:val="pl-PL" w:eastAsia="en-US" w:bidi="ar-SA"/>
+        </w:rPr>
+      </w:r>
+    </w:p>
+    <w:p>
+      <w:pPr>
+        <w:pStyle w:val="Normal"/>
+        <w:spacing w:lineRule="auto" w:line="360" w:before="0" w:after="120"/>
+        <w:ind w:firstLine="708"/>
+        <w:jc w:val="center"/>
+        <w:rPr>
+          <w:lang w:val="pl-PL" w:eastAsia="en-US" w:bidi="ar-SA"/>
+        </w:rPr>
+      </w:pPr>
+      <w:r>
+        <w:rPr>
+          <w:lang w:val="pl-PL" w:eastAsia="en-US" w:bidi="ar-SA"/>
+        </w:rPr>
+        <w:t>Rysunek 2.1: Maszyna Sensorama</w:t>
+      </w:r>
+      <w:r>
+        <w:rPr>
+          <w:rStyle w:val="FootnoteReference"/>
+          <w:lang w:val="pl-PL" w:eastAsia="en-US" w:bidi="ar-SA"/>
+        </w:rPr>
+        <w:footnoteReference w:id="2"/>
+      </w:r>
+    </w:p>
+    <w:p>
+      <w:pPr>
+        <w:pStyle w:val="Normal"/>
+        <w:spacing w:lineRule="auto" w:line="360" w:before="0" w:after="120"/>
+        <w:ind w:hanging="0"/>
+        <w:jc w:val="both"/>
+        <w:rPr>
+          <w:lang w:val="pl-PL" w:eastAsia="en-US" w:bidi="ar-SA"/>
+        </w:rPr>
+      </w:pPr>
+      <w:r>
+        <w:rPr>
+          <w:lang w:val="pl-PL" w:eastAsia="en-US" w:bidi="ar-SA"/>
+        </w:rPr>
+        <w:tab/>
+        <w:t xml:space="preserve">Niedaleko stała Sensorama od niedługo później opracowywanych zestawów nagłownych (ang. </w:t>
+      </w:r>
+      <w:r>
+        <w:rPr>
+          <w:i/>
+          <w:iCs/>
+          <w:lang w:val="pl-PL" w:eastAsia="en-US" w:bidi="ar-SA"/>
+        </w:rPr>
+        <w:t>head-mounted display HMD</w:t>
+      </w:r>
+      <w:r>
+        <w:rPr>
+          <w:i w:val="false"/>
+          <w:iCs w:val="false"/>
+          <w:lang w:val="pl-PL" w:eastAsia="en-US" w:bidi="ar-SA"/>
+        </w:rPr>
+        <w:t>)</w:t>
+      </w:r>
+      <w:r>
+        <w:rPr>
+          <w:lang w:val="pl-PL" w:eastAsia="en-US" w:bidi="ar-SA"/>
+        </w:rPr>
+        <w:t xml:space="preserve">. Sam Heilig zaprojektował maskę symulującą wirtualną rzeczywistość. </w:t>
+      </w:r>
+      <w:r>
+        <w:rPr>
+          <w:lang w:val="pl-PL" w:eastAsia="en-US" w:bidi="ar-SA"/>
+        </w:rPr>
+        <w:t xml:space="preserve">Jego projekt był następnie kontynuowany przez Ivana Sutherlanda, który wzbogacił maskę Heiliga o dwa kineskopy – to rozwiązanie jest stosowane nawet w dzisiejszych zestawach nagłownych. Co więcej, Sutherland postanowił zastąpić analogowe zdjęcia generowanymi komputerowo obrazami. </w:t>
+      </w:r>
+    </w:p>
+    <w:p>
+      <w:pPr>
+        <w:pStyle w:val="Normal"/>
+        <w:spacing w:lineRule="auto" w:line="360" w:before="0" w:after="120"/>
+        <w:ind w:hanging="0"/>
+        <w:jc w:val="center"/>
+        <w:rPr>
+          <w:lang w:val="pl-PL" w:eastAsia="en-US" w:bidi="ar-SA"/>
+        </w:rPr>
+      </w:pPr>
+      <w:r>
+        <w:rPr>
+          <w:lang w:val="pl-PL" w:eastAsia="en-US" w:bidi="ar-SA"/>
+        </w:rPr>
+      </w:r>
+    </w:p>
+    <w:p>
+      <w:pPr>
+        <w:pStyle w:val="Normal"/>
+        <w:spacing w:lineRule="auto" w:line="360" w:before="0" w:after="120"/>
+        <w:ind w:firstLine="708"/>
+        <w:jc w:val="both"/>
+        <w:rPr>
+          <w:lang w:val="pl-PL" w:eastAsia="en-US" w:bidi="ar-SA"/>
+        </w:rPr>
+      </w:pPr>
+      <w:r>
+        <w:rPr>
+          <w:lang w:val="pl-PL" w:eastAsia="en-US" w:bidi="ar-SA"/>
+        </w:rPr>
+      </w:r>
+    </w:p>
+    <w:p>
+      <w:pPr>
+        <w:pStyle w:val="Heading2"/>
         <w:numPr>
           <w:ilvl w:val="1"/>
           <w:numId w:val="1"/>
         </w:numPr>
-        <w:ind w:left="426" w:hanging="426"/>
+        <w:ind w:hanging="426" w:left="426"/>
         <w:jc w:val="both"/>
         <w:rPr>
           <w:lang w:val="pl-PL"/>
@@ -2718,10 +3328,10 @@
         </w:rPr>
         <w:t>Nowoczesne rozwiązania dla technologii wirtualnej rzeczywistości</w:t>
       </w:r>
-      <w:bookmarkStart w:id="22" w:name="_Toc518373998"/>
-      <w:bookmarkStart w:id="23" w:name="_Toc518369842"/>
-      <w:bookmarkStart w:id="24" w:name="_Toc516650491"/>
-      <w:bookmarkStart w:id="25" w:name="_Toc516556283"/>
+      <w:bookmarkStart w:id="22" w:name="_Toc516556283"/>
+      <w:bookmarkStart w:id="23" w:name="_Toc516650491"/>
+      <w:bookmarkStart w:id="24" w:name="_Toc518369842"/>
+      <w:bookmarkStart w:id="25" w:name="_Toc518373998"/>
       <w:r>
         <w:rPr>
           <w:lang w:val="pl-PL"/>
@@ -2765,21 +3375,21 @@
     </w:p>
     <w:p>
       <w:pPr>
-        <w:pStyle w:val="Nagwek1"/>
+        <w:pStyle w:val="Heading1"/>
         <w:numPr>
           <w:ilvl w:val="0"/>
           <w:numId w:val="1"/>
         </w:numPr>
-        <w:ind w:left="426" w:hanging="426"/>
+        <w:ind w:hanging="426" w:left="426"/>
         <w:rPr>
           <w:lang w:val="en-GB"/>
         </w:rPr>
       </w:pPr>
       <w:bookmarkStart w:id="26" w:name="__RefHeading___Toc629_343945465"/>
-      <w:bookmarkStart w:id="27" w:name="_Toc518373999"/>
-      <w:bookmarkStart w:id="28" w:name="_Toc518369843"/>
-      <w:bookmarkStart w:id="29" w:name="_Toc516650492"/>
-      <w:bookmarkStart w:id="30" w:name="_Toc516556284"/>
+      <w:bookmarkStart w:id="27" w:name="_Toc516556284"/>
+      <w:bookmarkStart w:id="28" w:name="_Toc516650492"/>
+      <w:bookmarkStart w:id="29" w:name="_Toc518369843"/>
+      <w:bookmarkStart w:id="30" w:name="_Toc518373999"/>
       <w:bookmarkEnd w:id="26"/>
       <w:r>
         <w:rPr>
@@ -2823,12 +3433,12 @@
     </w:p>
     <w:p>
       <w:pPr>
-        <w:pStyle w:val="Nagwek2"/>
+        <w:pStyle w:val="Heading2"/>
         <w:numPr>
           <w:ilvl w:val="1"/>
           <w:numId w:val="1"/>
         </w:numPr>
-        <w:ind w:left="426" w:hanging="426"/>
+        <w:ind w:hanging="426" w:left="426"/>
         <w:jc w:val="both"/>
         <w:rPr>
           <w:lang w:val="pl-PL"/>
@@ -2842,10 +3452,10 @@
         </w:rPr>
         <w:t>Zasady działania Laboratorium Zanurzonej Wizualizacji Przestrzennej</w:t>
       </w:r>
-      <w:bookmarkStart w:id="32" w:name="_Toc518373996_kopia_1"/>
-      <w:bookmarkStart w:id="33" w:name="_Toc518369840_kopia_1"/>
-      <w:bookmarkStart w:id="34" w:name="_Toc516650489_kopia_1"/>
-      <w:bookmarkStart w:id="35" w:name="_Toc516556281_kopia_1"/>
+      <w:bookmarkStart w:id="32" w:name="_Toc516556281_kopia_1"/>
+      <w:bookmarkStart w:id="33" w:name="_Toc516650489_kopia_1"/>
+      <w:bookmarkStart w:id="34" w:name="_Toc518369840_kopia_1"/>
+      <w:bookmarkStart w:id="35" w:name="_Toc518373996_kopia_1"/>
       <w:r>
         <w:rPr>
           <w:lang w:val="pl-PL"/>
@@ -2889,12 +3499,12 @@
     </w:p>
     <w:p>
       <w:pPr>
-        <w:pStyle w:val="Nagwek2"/>
+        <w:pStyle w:val="Heading2"/>
         <w:numPr>
           <w:ilvl w:val="1"/>
           <w:numId w:val="1"/>
         </w:numPr>
-        <w:ind w:left="426" w:hanging="426"/>
+        <w:ind w:hanging="426" w:left="426"/>
         <w:jc w:val="both"/>
         <w:rPr>
           <w:lang w:val="pl-PL"/>
@@ -2908,10 +3518,10 @@
         </w:rPr>
         <w:t>Narzędzia używane do tworzenia aplikacji dla LZWP</w:t>
       </w:r>
-      <w:bookmarkStart w:id="37" w:name="_Toc518373996_kopia_1_kopia_1"/>
-      <w:bookmarkStart w:id="38" w:name="_Toc518369840_kopia_1_kopia_1"/>
-      <w:bookmarkStart w:id="39" w:name="_Toc516650489_kopia_1_kopia_1"/>
-      <w:bookmarkStart w:id="40" w:name="_Toc516556281_kopia_1_kopia_1"/>
+      <w:bookmarkStart w:id="37" w:name="_Toc516556281_kopia_1_kopia_1"/>
+      <w:bookmarkStart w:id="38" w:name="_Toc516650489_kopia_1_kopia_1"/>
+      <w:bookmarkStart w:id="39" w:name="_Toc518369840_kopia_1_kopia_1"/>
+      <w:bookmarkStart w:id="40" w:name="_Toc518373996_kopia_1_kopia_1"/>
       <w:r>
         <w:rPr>
           <w:lang w:val="pl-PL"/>
@@ -2955,12 +3565,12 @@
     </w:p>
     <w:p>
       <w:pPr>
-        <w:pStyle w:val="Nagwek1"/>
+        <w:pStyle w:val="Heading1"/>
         <w:numPr>
           <w:ilvl w:val="0"/>
           <w:numId w:val="1"/>
         </w:numPr>
-        <w:ind w:left="426" w:hanging="426"/>
+        <w:ind w:hanging="426" w:left="426"/>
         <w:rPr>
           <w:highlight w:val="none"/>
           <w:shd w:fill="81D41A" w:val="clear"/>
@@ -3001,12 +3611,12 @@
     </w:p>
     <w:p>
       <w:pPr>
-        <w:pStyle w:val="Nagwek2"/>
+        <w:pStyle w:val="Heading2"/>
         <w:numPr>
           <w:ilvl w:val="1"/>
           <w:numId w:val="1"/>
         </w:numPr>
-        <w:ind w:left="426" w:hanging="426"/>
+        <w:ind w:hanging="426" w:left="426"/>
         <w:jc w:val="both"/>
         <w:rPr>
           <w:lang w:val="pl-PL"/>
@@ -3020,10 +3630,10 @@
         </w:rPr>
         <w:t>Specyfikacja wymagań</w:t>
       </w:r>
-      <w:bookmarkStart w:id="43" w:name="_Toc518373996_kopia_1_kopia_3"/>
-      <w:bookmarkStart w:id="44" w:name="_Toc518369840_kopia_1_kopia_3"/>
-      <w:bookmarkStart w:id="45" w:name="_Toc516650489_kopia_1_kopia_3"/>
-      <w:bookmarkStart w:id="46" w:name="_Toc516556281_kopia_1_kopia_3"/>
+      <w:bookmarkStart w:id="43" w:name="_Toc516556281_kopia_1_kopia_3"/>
+      <w:bookmarkStart w:id="44" w:name="_Toc516650489_kopia_1_kopia_3"/>
+      <w:bookmarkStart w:id="45" w:name="_Toc518369840_kopia_1_kopia_3"/>
+      <w:bookmarkStart w:id="46" w:name="_Toc518373996_kopia_1_kopia_3"/>
       <w:r>
         <w:rPr>
           <w:lang w:val="pl-PL"/>
@@ -3067,21 +3677,21 @@
     </w:p>
     <w:p>
       <w:pPr>
-        <w:pStyle w:val="Nagwek3"/>
+        <w:pStyle w:val="Heading3"/>
         <w:numPr>
           <w:ilvl w:val="2"/>
           <w:numId w:val="1"/>
         </w:numPr>
-        <w:ind w:left="709" w:hanging="709"/>
+        <w:ind w:hanging="709" w:left="709"/>
         <w:rPr>
           <w:lang w:val="pl-PL" w:eastAsia="en-US" w:bidi="ar-SA"/>
         </w:rPr>
       </w:pPr>
       <w:bookmarkStart w:id="47" w:name="__RefHeading___Toc625_343945465_kopia_1"/>
-      <w:bookmarkStart w:id="48" w:name="_Toc518373997_kopia_1"/>
-      <w:bookmarkStart w:id="49" w:name="_Toc518369841_kopia_1"/>
-      <w:bookmarkStart w:id="50" w:name="_Toc516650490_kopia_1"/>
-      <w:bookmarkStart w:id="51" w:name="_Toc516556282_kopia_1"/>
+      <w:bookmarkStart w:id="48" w:name="_Toc516556282_kopia_1"/>
+      <w:bookmarkStart w:id="49" w:name="_Toc516650490_kopia_1"/>
+      <w:bookmarkStart w:id="50" w:name="_Toc518369841_kopia_1"/>
+      <w:bookmarkStart w:id="51" w:name="_Toc518373997_kopia_1"/>
       <w:bookmarkEnd w:id="47"/>
       <w:r>
         <w:rPr>
@@ -3122,12 +3732,12 @@
     </w:p>
     <w:p>
       <w:pPr>
-        <w:pStyle w:val="Nagwek3"/>
+        <w:pStyle w:val="Heading3"/>
         <w:numPr>
           <w:ilvl w:val="2"/>
           <w:numId w:val="1"/>
         </w:numPr>
-        <w:ind w:left="709" w:hanging="709"/>
+        <w:ind w:hanging="709" w:left="709"/>
         <w:rPr>
           <w:lang w:val="en-GB"/>
         </w:rPr>
@@ -3166,21 +3776,21 @@
     </w:p>
     <w:p>
       <w:pPr>
-        <w:pStyle w:val="Nagwek3"/>
+        <w:pStyle w:val="Heading3"/>
         <w:numPr>
           <w:ilvl w:val="2"/>
           <w:numId w:val="1"/>
         </w:numPr>
-        <w:ind w:left="709" w:hanging="709"/>
+        <w:ind w:hanging="709" w:left="709"/>
         <w:rPr>
           <w:lang w:val="en-GB"/>
         </w:rPr>
       </w:pPr>
       <w:bookmarkStart w:id="53" w:name="__RefHeading___Toc625_343945465_kopia_5"/>
-      <w:bookmarkStart w:id="54" w:name="_Toc518373997_kopia_6"/>
-      <w:bookmarkStart w:id="55" w:name="_Toc518369841_kopia_6"/>
-      <w:bookmarkStart w:id="56" w:name="_Toc516650490_kopia_6"/>
-      <w:bookmarkStart w:id="57" w:name="_Toc516556282_kopia_6"/>
+      <w:bookmarkStart w:id="54" w:name="_Toc516556282_kopia_6"/>
+      <w:bookmarkStart w:id="55" w:name="_Toc516650490_kopia_6"/>
+      <w:bookmarkStart w:id="56" w:name="_Toc518369841_kopia_6"/>
+      <w:bookmarkStart w:id="57" w:name="_Toc518373997_kopia_6"/>
       <w:bookmarkEnd w:id="53"/>
       <w:r>
         <w:rPr>
@@ -3224,12 +3834,12 @@
     </w:p>
     <w:p>
       <w:pPr>
-        <w:pStyle w:val="Nagwek2"/>
+        <w:pStyle w:val="Heading2"/>
         <w:numPr>
           <w:ilvl w:val="1"/>
           <w:numId w:val="1"/>
         </w:numPr>
-        <w:ind w:left="426" w:hanging="426"/>
+        <w:ind w:hanging="426" w:left="426"/>
         <w:jc w:val="both"/>
         <w:rPr>
           <w:lang w:val="pl-PL"/>
@@ -3243,10 +3853,10 @@
         </w:rPr>
         <w:t>Analiza wymagań funkcjonalnych</w:t>
       </w:r>
-      <w:bookmarkStart w:id="59" w:name="_Toc518373996_kopia_1_kopia_4"/>
-      <w:bookmarkStart w:id="60" w:name="_Toc518369840_kopia_1_kopia_4"/>
-      <w:bookmarkStart w:id="61" w:name="_Toc516650489_kopia_1_kopia_4"/>
-      <w:bookmarkStart w:id="62" w:name="_Toc516556281_kopia_1_kopia_4"/>
+      <w:bookmarkStart w:id="59" w:name="_Toc516556281_kopia_1_kopia_4"/>
+      <w:bookmarkStart w:id="60" w:name="_Toc516650489_kopia_1_kopia_4"/>
+      <w:bookmarkStart w:id="61" w:name="_Toc518369840_kopia_1_kopia_4"/>
+      <w:bookmarkStart w:id="62" w:name="_Toc518373996_kopia_1_kopia_4"/>
       <w:r>
         <w:rPr>
           <w:lang w:val="pl-PL"/>
@@ -3290,12 +3900,12 @@
     </w:p>
     <w:p>
       <w:pPr>
-        <w:pStyle w:val="Nagwek2"/>
+        <w:pStyle w:val="Heading2"/>
         <w:numPr>
           <w:ilvl w:val="1"/>
           <w:numId w:val="1"/>
         </w:numPr>
-        <w:ind w:left="426" w:hanging="426"/>
+        <w:ind w:hanging="426" w:left="426"/>
         <w:jc w:val="both"/>
         <w:rPr>
           <w:lang w:val="pl-PL"/>
@@ -3309,10 +3919,10 @@
         </w:rPr>
         <w:t>Analiza wymagań użytkowych</w:t>
       </w:r>
-      <w:bookmarkStart w:id="64" w:name="_Toc518373996_kopia_1_kopia_5"/>
-      <w:bookmarkStart w:id="65" w:name="_Toc518369840_kopia_1_kopia_5"/>
-      <w:bookmarkStart w:id="66" w:name="_Toc516650489_kopia_1_kopia_5"/>
-      <w:bookmarkStart w:id="67" w:name="_Toc516556281_kopia_1_kopia_5"/>
+      <w:bookmarkStart w:id="64" w:name="_Toc516556281_kopia_1_kopia_5"/>
+      <w:bookmarkStart w:id="65" w:name="_Toc516650489_kopia_1_kopia_5"/>
+      <w:bookmarkStart w:id="66" w:name="_Toc518369840_kopia_1_kopia_5"/>
+      <w:bookmarkStart w:id="67" w:name="_Toc518373996_kopia_1_kopia_5"/>
       <w:r>
         <w:rPr>
           <w:lang w:val="pl-PL"/>
@@ -3356,12 +3966,12 @@
     </w:p>
     <w:p>
       <w:pPr>
-        <w:pStyle w:val="Nagwek2"/>
+        <w:pStyle w:val="Heading2"/>
         <w:numPr>
           <w:ilvl w:val="1"/>
           <w:numId w:val="1"/>
         </w:numPr>
-        <w:ind w:left="426" w:hanging="426"/>
+        <w:ind w:hanging="426" w:left="426"/>
         <w:jc w:val="both"/>
         <w:rPr>
           <w:lang w:val="pl-PL"/>
@@ -3375,10 +3985,10 @@
         </w:rPr>
         <w:t>Kryteria akceptacji</w:t>
       </w:r>
-      <w:bookmarkStart w:id="69" w:name="_Toc518373996_kopia_1_kopia_6"/>
-      <w:bookmarkStart w:id="70" w:name="_Toc518369840_kopia_1_kopia_6"/>
-      <w:bookmarkStart w:id="71" w:name="_Toc516650489_kopia_1_kopia_6"/>
-      <w:bookmarkStart w:id="72" w:name="_Toc516556281_kopia_1_kopia_6"/>
+      <w:bookmarkStart w:id="69" w:name="_Toc516556281_kopia_1_kopia_6"/>
+      <w:bookmarkStart w:id="70" w:name="_Toc516650489_kopia_1_kopia_6"/>
+      <w:bookmarkStart w:id="71" w:name="_Toc518369840_kopia_1_kopia_6"/>
+      <w:bookmarkStart w:id="72" w:name="_Toc518373996_kopia_1_kopia_6"/>
       <w:r>
         <w:rPr>
           <w:lang w:val="pl-PL"/>
@@ -3422,12 +4032,12 @@
     </w:p>
     <w:p>
       <w:pPr>
-        <w:pStyle w:val="Nagwek2"/>
+        <w:pStyle w:val="Heading2"/>
         <w:numPr>
           <w:ilvl w:val="1"/>
           <w:numId w:val="1"/>
         </w:numPr>
-        <w:ind w:left="426" w:hanging="426"/>
+        <w:ind w:hanging="426" w:left="426"/>
         <w:jc w:val="both"/>
         <w:rPr>
           <w:lang w:val="pl-PL"/>
@@ -3441,10 +4051,10 @@
         </w:rPr>
         <w:t>Analiza ryzyka</w:t>
       </w:r>
-      <w:bookmarkStart w:id="74" w:name="_Toc518373996_kopia_1_kopia_7_kopia_1"/>
-      <w:bookmarkStart w:id="75" w:name="_Toc518369840_kopia_1_kopia_7_kopia_1"/>
-      <w:bookmarkStart w:id="76" w:name="_Toc516650489_kopia_1_kopia_7_kopia_1"/>
-      <w:bookmarkStart w:id="77" w:name="_Toc516556281_kopia_1_kopia_7_kopia_1"/>
+      <w:bookmarkStart w:id="74" w:name="_Toc516556281_kopia_1_kopia_7_kopia_1"/>
+      <w:bookmarkStart w:id="75" w:name="_Toc516650489_kopia_1_kopia_7_kopia_1"/>
+      <w:bookmarkStart w:id="76" w:name="_Toc518369840_kopia_1_kopia_7_kopia_1"/>
+      <w:bookmarkStart w:id="77" w:name="_Toc518373996_kopia_1_kopia_7_kopia_1"/>
       <w:r>
         <w:rPr>
           <w:lang w:val="pl-PL"/>
@@ -3488,12 +4098,12 @@
     </w:p>
     <w:p>
       <w:pPr>
-        <w:pStyle w:val="Nagwek2"/>
+        <w:pStyle w:val="Heading2"/>
         <w:numPr>
           <w:ilvl w:val="1"/>
           <w:numId w:val="1"/>
         </w:numPr>
-        <w:ind w:left="426" w:hanging="426"/>
+        <w:ind w:hanging="426" w:left="426"/>
         <w:jc w:val="both"/>
         <w:rPr>
           <w:lang w:val="pl-PL"/>
@@ -3507,10 +4117,10 @@
         </w:rPr>
         <w:t>Wybór środowiska implementacji</w:t>
       </w:r>
-      <w:bookmarkStart w:id="79" w:name="_Toc518373996_kopia_1_kopia_7"/>
-      <w:bookmarkStart w:id="80" w:name="_Toc518369840_kopia_1_kopia_7"/>
-      <w:bookmarkStart w:id="81" w:name="_Toc516650489_kopia_1_kopia_7"/>
-      <w:bookmarkStart w:id="82" w:name="_Toc516556281_kopia_1_kopia_7"/>
+      <w:bookmarkStart w:id="79" w:name="_Toc516556281_kopia_1_kopia_7"/>
+      <w:bookmarkStart w:id="80" w:name="_Toc516650489_kopia_1_kopia_7"/>
+      <w:bookmarkStart w:id="81" w:name="_Toc518369840_kopia_1_kopia_7"/>
+      <w:bookmarkStart w:id="82" w:name="_Toc518373996_kopia_1_kopia_7"/>
       <w:r>
         <w:rPr>
           <w:lang w:val="pl-PL"/>
@@ -3554,12 +4164,12 @@
     </w:p>
     <w:p>
       <w:pPr>
-        <w:pStyle w:val="Nagwek2"/>
+        <w:pStyle w:val="Heading2"/>
         <w:numPr>
           <w:ilvl w:val="1"/>
           <w:numId w:val="1"/>
         </w:numPr>
-        <w:ind w:left="426" w:hanging="426"/>
+        <w:ind w:hanging="426" w:left="426"/>
         <w:jc w:val="both"/>
         <w:rPr>
           <w:lang w:val="pl-PL"/>
@@ -3573,10 +4183,10 @@
         </w:rPr>
         <w:t>Rozszerzalność</w:t>
       </w:r>
-      <w:bookmarkStart w:id="84" w:name="_Toc518373996_kopia_1_kopia_8"/>
-      <w:bookmarkStart w:id="85" w:name="_Toc518369840_kopia_1_kopia_8"/>
-      <w:bookmarkStart w:id="86" w:name="_Toc516650489_kopia_1_kopia_8"/>
-      <w:bookmarkStart w:id="87" w:name="_Toc516556281_kopia_1_kopia_8"/>
+      <w:bookmarkStart w:id="84" w:name="_Toc516556281_kopia_1_kopia_8"/>
+      <w:bookmarkStart w:id="85" w:name="_Toc516650489_kopia_1_kopia_8"/>
+      <w:bookmarkStart w:id="86" w:name="_Toc518369840_kopia_1_kopia_8"/>
+      <w:bookmarkStart w:id="87" w:name="_Toc518373996_kopia_1_kopia_8"/>
       <w:r>
         <w:rPr>
           <w:lang w:val="pl-PL"/>
@@ -3620,12 +4230,12 @@
     </w:p>
     <w:p>
       <w:pPr>
-        <w:pStyle w:val="Nagwek2"/>
+        <w:pStyle w:val="Heading2"/>
         <w:numPr>
           <w:ilvl w:val="1"/>
           <w:numId w:val="1"/>
         </w:numPr>
-        <w:ind w:left="426" w:hanging="426"/>
+        <w:ind w:hanging="426" w:left="426"/>
         <w:jc w:val="both"/>
         <w:rPr>
           <w:lang w:val="pl-PL"/>
@@ -3639,10 +4249,10 @@
         </w:rPr>
         <w:t>Planowany sposób realizacji projektu</w:t>
       </w:r>
-      <w:bookmarkStart w:id="89" w:name="_Toc518373996_kopia_1_kopia_9"/>
-      <w:bookmarkStart w:id="90" w:name="_Toc518369840_kopia_1_kopia_9"/>
-      <w:bookmarkStart w:id="91" w:name="_Toc516650489_kopia_1_kopia_9"/>
-      <w:bookmarkStart w:id="92" w:name="_Toc516556281_kopia_1_kopia_9"/>
+      <w:bookmarkStart w:id="89" w:name="_Toc516556281_kopia_1_kopia_9"/>
+      <w:bookmarkStart w:id="90" w:name="_Toc516650489_kopia_1_kopia_9"/>
+      <w:bookmarkStart w:id="91" w:name="_Toc518369840_kopia_1_kopia_9"/>
+      <w:bookmarkStart w:id="92" w:name="_Toc518373996_kopia_1_kopia_9"/>
       <w:r>
         <w:rPr>
           <w:lang w:val="pl-PL"/>
@@ -3686,12 +4296,12 @@
     </w:p>
     <w:p>
       <w:pPr>
-        <w:pStyle w:val="Nagwek3"/>
+        <w:pStyle w:val="Heading3"/>
         <w:numPr>
           <w:ilvl w:val="2"/>
           <w:numId w:val="1"/>
         </w:numPr>
-        <w:ind w:left="709" w:hanging="709"/>
+        <w:ind w:hanging="709" w:left="709"/>
         <w:rPr>
           <w:lang w:val="en-GB"/>
         </w:rPr>
@@ -3730,12 +4340,12 @@
     </w:p>
     <w:p>
       <w:pPr>
-        <w:pStyle w:val="Nagwek2"/>
+        <w:pStyle w:val="Heading2"/>
         <w:numPr>
           <w:ilvl w:val="1"/>
           <w:numId w:val="1"/>
         </w:numPr>
-        <w:ind w:left="426" w:hanging="426"/>
+        <w:ind w:hanging="426" w:left="426"/>
         <w:jc w:val="both"/>
         <w:rPr>
           <w:lang w:val="pl-PL"/>
@@ -3749,10 +4359,10 @@
         </w:rPr>
         <w:t>Planowany harmonogram realizacji</w:t>
       </w:r>
-      <w:bookmarkStart w:id="95" w:name="_Toc518373996_kopia_1_kopia_9_kopia_3_ko"/>
-      <w:bookmarkStart w:id="96" w:name="_Toc518369840_kopia_1_kopia_9_kopia_3_ko"/>
-      <w:bookmarkStart w:id="97" w:name="_Toc516650489_kopia_1_kopia_9_kopia_3_ko"/>
-      <w:bookmarkStart w:id="98" w:name="_Toc516556281_kopia_1_kopia_9_kopia_3_ko"/>
+      <w:bookmarkStart w:id="95" w:name="_Toc516556281_kopia_1_kopia_9_kopia_3_ko"/>
+      <w:bookmarkStart w:id="96" w:name="_Toc516650489_kopia_1_kopia_9_kopia_3_ko"/>
+      <w:bookmarkStart w:id="97" w:name="_Toc518369840_kopia_1_kopia_9_kopia_3_ko"/>
+      <w:bookmarkStart w:id="98" w:name="_Toc518373996_kopia_1_kopia_9_kopia_3_ko"/>
       <w:r>
         <w:rPr>
           <w:lang w:val="pl-PL"/>
@@ -3796,12 +4406,12 @@
     </w:p>
     <w:p>
       <w:pPr>
-        <w:pStyle w:val="Nagwek1"/>
+        <w:pStyle w:val="Heading1"/>
         <w:numPr>
           <w:ilvl w:val="0"/>
           <w:numId w:val="1"/>
         </w:numPr>
-        <w:ind w:left="426" w:hanging="426"/>
+        <w:ind w:hanging="426" w:left="426"/>
         <w:rPr>
           <w:highlight w:val="none"/>
           <w:shd w:fill="81D41A" w:val="clear"/>
@@ -3842,12 +4452,12 @@
     </w:p>
     <w:p>
       <w:pPr>
-        <w:pStyle w:val="Nagwek2"/>
+        <w:pStyle w:val="Heading2"/>
         <w:numPr>
           <w:ilvl w:val="1"/>
           <w:numId w:val="1"/>
         </w:numPr>
-        <w:ind w:left="426" w:hanging="426"/>
+        <w:ind w:hanging="426" w:left="426"/>
         <w:jc w:val="both"/>
         <w:rPr>
           <w:lang w:val="pl-PL"/>
@@ -3861,10 +4471,10 @@
         </w:rPr>
         <w:t>Architektura systemu</w:t>
       </w:r>
-      <w:bookmarkStart w:id="101" w:name="_Toc518373996_kopia_1_kopia_9_kopia_1"/>
-      <w:bookmarkStart w:id="102" w:name="_Toc518369840_kopia_1_kopia_9_kopia_1"/>
-      <w:bookmarkStart w:id="103" w:name="_Toc516650489_kopia_1_kopia_9_kopia_1"/>
-      <w:bookmarkStart w:id="104" w:name="_Toc516556281_kopia_1_kopia_9_kopia_1"/>
+      <w:bookmarkStart w:id="101" w:name="_Toc516556281_kopia_1_kopia_9_kopia_1"/>
+      <w:bookmarkStart w:id="102" w:name="_Toc516650489_kopia_1_kopia_9_kopia_1"/>
+      <w:bookmarkStart w:id="103" w:name="_Toc518369840_kopia_1_kopia_9_kopia_1"/>
+      <w:bookmarkStart w:id="104" w:name="_Toc518373996_kopia_1_kopia_9_kopia_1"/>
       <w:r>
         <w:rPr>
           <w:lang w:val="pl-PL"/>
@@ -3908,12 +4518,12 @@
     </w:p>
     <w:p>
       <w:pPr>
-        <w:pStyle w:val="Nagwek2"/>
+        <w:pStyle w:val="Heading2"/>
         <w:numPr>
           <w:ilvl w:val="1"/>
           <w:numId w:val="1"/>
         </w:numPr>
-        <w:ind w:left="426" w:hanging="426"/>
+        <w:ind w:hanging="426" w:left="426"/>
         <w:jc w:val="both"/>
         <w:rPr>
           <w:lang w:val="pl-PL"/>
@@ -3927,10 +4537,10 @@
         </w:rPr>
         <w:t>Przypadki użycia</w:t>
       </w:r>
-      <w:bookmarkStart w:id="106" w:name="_Toc518373996_kopia_1_kopia_9_kopia_2"/>
-      <w:bookmarkStart w:id="107" w:name="_Toc518369840_kopia_1_kopia_9_kopia_2"/>
-      <w:bookmarkStart w:id="108" w:name="_Toc516650489_kopia_1_kopia_9_kopia_2"/>
-      <w:bookmarkStart w:id="109" w:name="_Toc516556281_kopia_1_kopia_9_kopia_2"/>
+      <w:bookmarkStart w:id="106" w:name="_Toc516556281_kopia_1_kopia_9_kopia_2"/>
+      <w:bookmarkStart w:id="107" w:name="_Toc516650489_kopia_1_kopia_9_kopia_2"/>
+      <w:bookmarkStart w:id="108" w:name="_Toc518369840_kopia_1_kopia_9_kopia_2"/>
+      <w:bookmarkStart w:id="109" w:name="_Toc518373996_kopia_1_kopia_9_kopia_2"/>
       <w:r>
         <w:rPr>
           <w:lang w:val="pl-PL"/>
@@ -3974,12 +4584,12 @@
     </w:p>
     <w:p>
       <w:pPr>
-        <w:pStyle w:val="Nagwek2"/>
+        <w:pStyle w:val="Heading2"/>
         <w:numPr>
           <w:ilvl w:val="1"/>
           <w:numId w:val="1"/>
         </w:numPr>
-        <w:ind w:left="426" w:hanging="426"/>
+        <w:ind w:hanging="426" w:left="426"/>
         <w:jc w:val="both"/>
         <w:rPr>
           <w:lang w:val="pl-PL"/>
@@ -3993,10 +4603,10 @@
         </w:rPr>
         <w:t>Diagram klas</w:t>
       </w:r>
-      <w:bookmarkStart w:id="111" w:name="_Toc518373996_kopia_1_kopia_9_kopia_3"/>
-      <w:bookmarkStart w:id="112" w:name="_Toc518369840_kopia_1_kopia_9_kopia_3"/>
-      <w:bookmarkStart w:id="113" w:name="_Toc516650489_kopia_1_kopia_9_kopia_3"/>
-      <w:bookmarkStart w:id="114" w:name="_Toc516556281_kopia_1_kopia_9_kopia_3"/>
+      <w:bookmarkStart w:id="111" w:name="_Toc516556281_kopia_1_kopia_9_kopia_3"/>
+      <w:bookmarkStart w:id="112" w:name="_Toc516650489_kopia_1_kopia_9_kopia_3"/>
+      <w:bookmarkStart w:id="113" w:name="_Toc518369840_kopia_1_kopia_9_kopia_3"/>
+      <w:bookmarkStart w:id="114" w:name="_Toc518373996_kopia_1_kopia_9_kopia_3"/>
       <w:r>
         <w:rPr>
           <w:lang w:val="pl-PL"/>
@@ -4040,12 +4650,12 @@
     </w:p>
     <w:p>
       <w:pPr>
-        <w:pStyle w:val="Nagwek1"/>
+        <w:pStyle w:val="Heading1"/>
         <w:numPr>
           <w:ilvl w:val="0"/>
           <w:numId w:val="1"/>
         </w:numPr>
-        <w:ind w:left="426" w:hanging="426"/>
+        <w:ind w:hanging="426" w:left="426"/>
         <w:rPr>
           <w:lang w:val="en-GB"/>
         </w:rPr>
@@ -4084,12 +4694,12 @@
     </w:p>
     <w:p>
       <w:pPr>
-        <w:pStyle w:val="Nagwek2"/>
+        <w:pStyle w:val="Heading2"/>
         <w:numPr>
           <w:ilvl w:val="1"/>
           <w:numId w:val="1"/>
         </w:numPr>
-        <w:ind w:left="426" w:hanging="426"/>
+        <w:ind w:hanging="426" w:left="426"/>
         <w:jc w:val="both"/>
         <w:rPr>
           <w:lang w:val="pl-PL"/>
@@ -4103,10 +4713,10 @@
         </w:rPr>
         <w:t>Implementacja systemu</w:t>
       </w:r>
-      <w:bookmarkStart w:id="117" w:name="_Toc518373996_kopia_1_kopia_9_kopia_3_k1"/>
-      <w:bookmarkStart w:id="118" w:name="_Toc518369840_kopia_1_kopia_9_kopia_3_k1"/>
-      <w:bookmarkStart w:id="119" w:name="_Toc516650489_kopia_1_kopia_9_kopia_3_k1"/>
-      <w:bookmarkStart w:id="120" w:name="_Toc516556281_kopia_1_kopia_9_kopia_3_k1"/>
+      <w:bookmarkStart w:id="117" w:name="_Toc516556281_kopia_1_kopia_9_kopia_3_k1"/>
+      <w:bookmarkStart w:id="118" w:name="_Toc516650489_kopia_1_kopia_9_kopia_3_k1"/>
+      <w:bookmarkStart w:id="119" w:name="_Toc518369840_kopia_1_kopia_9_kopia_3_k1"/>
+      <w:bookmarkStart w:id="120" w:name="_Toc518373996_kopia_1_kopia_9_kopia_3_k1"/>
       <w:r>
         <w:rPr>
           <w:lang w:val="pl-PL"/>
@@ -4150,12 +4760,12 @@
     </w:p>
     <w:p>
       <w:pPr>
-        <w:pStyle w:val="Nagwek2"/>
+        <w:pStyle w:val="Heading2"/>
         <w:numPr>
           <w:ilvl w:val="1"/>
           <w:numId w:val="1"/>
         </w:numPr>
-        <w:ind w:left="426" w:hanging="426"/>
+        <w:ind w:hanging="426" w:left="426"/>
         <w:jc w:val="both"/>
         <w:rPr>
           <w:lang w:val="pl-PL"/>
@@ -4169,10 +4779,10 @@
         </w:rPr>
         <w:t>Testowanie</w:t>
       </w:r>
-      <w:bookmarkStart w:id="122" w:name="_Toc518373996_kopia_1_kopia_9_kopia_3_k2"/>
-      <w:bookmarkStart w:id="123" w:name="_Toc518369840_kopia_1_kopia_9_kopia_3_k2"/>
-      <w:bookmarkStart w:id="124" w:name="_Toc516650489_kopia_1_kopia_9_kopia_3_k2"/>
-      <w:bookmarkStart w:id="125" w:name="_Toc516556281_kopia_1_kopia_9_kopia_3_k2"/>
+      <w:bookmarkStart w:id="122" w:name="_Toc516556281_kopia_1_kopia_9_kopia_3_k2"/>
+      <w:bookmarkStart w:id="123" w:name="_Toc516650489_kopia_1_kopia_9_kopia_3_k2"/>
+      <w:bookmarkStart w:id="124" w:name="_Toc518369840_kopia_1_kopia_9_kopia_3_k2"/>
+      <w:bookmarkStart w:id="125" w:name="_Toc518373996_kopia_1_kopia_9_kopia_3_k2"/>
       <w:r>
         <w:rPr>
           <w:lang w:val="pl-PL"/>
@@ -4216,12 +4826,12 @@
     </w:p>
     <w:p>
       <w:pPr>
-        <w:pStyle w:val="Nagwek2"/>
+        <w:pStyle w:val="Heading2"/>
         <w:numPr>
           <w:ilvl w:val="1"/>
           <w:numId w:val="1"/>
         </w:numPr>
-        <w:ind w:left="426" w:hanging="426"/>
+        <w:ind w:hanging="426" w:left="426"/>
         <w:jc w:val="both"/>
         <w:rPr>
           <w:lang w:val="pl-PL"/>
@@ -4235,10 +4845,10 @@
         </w:rPr>
         <w:t>Weryfikacja założeń aplikacji</w:t>
       </w:r>
-      <w:bookmarkStart w:id="127" w:name="_Toc518373996_kopia_1_kopia_9_kopia_3_k3"/>
-      <w:bookmarkStart w:id="128" w:name="_Toc518369840_kopia_1_kopia_9_kopia_3_k3"/>
-      <w:bookmarkStart w:id="129" w:name="_Toc516650489_kopia_1_kopia_9_kopia_3_k3"/>
-      <w:bookmarkStart w:id="130" w:name="_Toc516556281_kopia_1_kopia_9_kopia_3_k3"/>
+      <w:bookmarkStart w:id="127" w:name="_Toc516556281_kopia_1_kopia_9_kopia_3_k3"/>
+      <w:bookmarkStart w:id="128" w:name="_Toc516650489_kopia_1_kopia_9_kopia_3_k3"/>
+      <w:bookmarkStart w:id="129" w:name="_Toc518369840_kopia_1_kopia_9_kopia_3_k3"/>
+      <w:bookmarkStart w:id="130" w:name="_Toc518373996_kopia_1_kopia_9_kopia_3_k3"/>
       <w:r>
         <w:rPr>
           <w:lang w:val="pl-PL"/>
@@ -4282,12 +4892,12 @@
     </w:p>
     <w:p>
       <w:pPr>
-        <w:pStyle w:val="Nagwek2"/>
+        <w:pStyle w:val="Heading2"/>
         <w:numPr>
           <w:ilvl w:val="1"/>
           <w:numId w:val="1"/>
         </w:numPr>
-        <w:ind w:left="426" w:hanging="426"/>
+        <w:ind w:hanging="426" w:left="426"/>
         <w:jc w:val="both"/>
         <w:rPr>
           <w:lang w:val="pl-PL"/>
@@ -4301,10 +4911,10 @@
         </w:rPr>
         <w:t>Walidacja w środowisku docelowym</w:t>
       </w:r>
-      <w:bookmarkStart w:id="132" w:name="_Toc518373996_kopia_1_kopia_9_kopia_3_k4"/>
-      <w:bookmarkStart w:id="133" w:name="_Toc518369840_kopia_1_kopia_9_kopia_3_k4"/>
-      <w:bookmarkStart w:id="134" w:name="_Toc516650489_kopia_1_kopia_9_kopia_3_k4"/>
-      <w:bookmarkStart w:id="135" w:name="_Toc516556281_kopia_1_kopia_9_kopia_3_k4"/>
+      <w:bookmarkStart w:id="132" w:name="_Toc516556281_kopia_1_kopia_9_kopia_3_k4"/>
+      <w:bookmarkStart w:id="133" w:name="_Toc516650489_kopia_1_kopia_9_kopia_3_k4"/>
+      <w:bookmarkStart w:id="134" w:name="_Toc518369840_kopia_1_kopia_9_kopia_3_k4"/>
+      <w:bookmarkStart w:id="135" w:name="_Toc518373996_kopia_1_kopia_9_kopia_3_k4"/>
       <w:r>
         <w:rPr>
           <w:lang w:val="pl-PL"/>
@@ -4348,12 +4958,12 @@
     </w:p>
     <w:p>
       <w:pPr>
-        <w:pStyle w:val="Nagwek1"/>
+        <w:pStyle w:val="Heading1"/>
         <w:numPr>
           <w:ilvl w:val="0"/>
           <w:numId w:val="1"/>
         </w:numPr>
-        <w:ind w:left="426" w:hanging="426"/>
+        <w:ind w:hanging="426" w:left="426"/>
         <w:rPr>
           <w:lang w:val="en-GB"/>
         </w:rPr>
@@ -4392,12 +5002,12 @@
     </w:p>
     <w:p>
       <w:pPr>
-        <w:pStyle w:val="Nagwek2"/>
+        <w:pStyle w:val="Heading2"/>
         <w:numPr>
           <w:ilvl w:val="1"/>
           <w:numId w:val="1"/>
         </w:numPr>
-        <w:ind w:left="426" w:hanging="426"/>
+        <w:ind w:hanging="426" w:left="426"/>
         <w:jc w:val="both"/>
         <w:rPr>
           <w:lang w:val="pl-PL"/>
@@ -4411,10 +5021,10 @@
         </w:rPr>
         <w:t>Opis przeprowadzonego badania</w:t>
       </w:r>
-      <w:bookmarkStart w:id="138" w:name="_Toc518373996_kopia_1_kopia_9_kopia_3_k5"/>
-      <w:bookmarkStart w:id="139" w:name="_Toc518369840_kopia_1_kopia_9_kopia_3_k5"/>
-      <w:bookmarkStart w:id="140" w:name="_Toc516650489_kopia_1_kopia_9_kopia_3_k5"/>
-      <w:bookmarkStart w:id="141" w:name="_Toc516556281_kopia_1_kopia_9_kopia_3_k5"/>
+      <w:bookmarkStart w:id="138" w:name="_Toc516556281_kopia_1_kopia_9_kopia_3_k5"/>
+      <w:bookmarkStart w:id="139" w:name="_Toc516650489_kopia_1_kopia_9_kopia_3_k5"/>
+      <w:bookmarkStart w:id="140" w:name="_Toc518369840_kopia_1_kopia_9_kopia_3_k5"/>
+      <w:bookmarkStart w:id="141" w:name="_Toc518373996_kopia_1_kopia_9_kopia_3_k5"/>
       <w:r>
         <w:rPr>
           <w:lang w:val="pl-PL"/>
@@ -4458,12 +5068,12 @@
     </w:p>
     <w:p>
       <w:pPr>
-        <w:pStyle w:val="Nagwek2"/>
+        <w:pStyle w:val="Heading2"/>
         <w:numPr>
           <w:ilvl w:val="1"/>
           <w:numId w:val="1"/>
         </w:numPr>
-        <w:ind w:left="426" w:hanging="426"/>
+        <w:ind w:hanging="426" w:left="426"/>
         <w:jc w:val="both"/>
         <w:rPr>
           <w:lang w:val="pl-PL"/>
@@ -4477,10 +5087,10 @@
         </w:rPr>
         <w:t>Wyniki badania i wnioski</w:t>
       </w:r>
-      <w:bookmarkStart w:id="143" w:name="_Toc518373996_kopia_1_kopia_9_kopia_3_k6"/>
-      <w:bookmarkStart w:id="144" w:name="_Toc518369840_kopia_1_kopia_9_kopia_3_k6"/>
-      <w:bookmarkStart w:id="145" w:name="_Toc516650489_kopia_1_kopia_9_kopia_3_k6"/>
-      <w:bookmarkStart w:id="146" w:name="_Toc516556281_kopia_1_kopia_9_kopia_3_k6"/>
+      <w:bookmarkStart w:id="143" w:name="_Toc516556281_kopia_1_kopia_9_kopia_3_k6"/>
+      <w:bookmarkStart w:id="144" w:name="_Toc516650489_kopia_1_kopia_9_kopia_3_k6"/>
+      <w:bookmarkStart w:id="145" w:name="_Toc518369840_kopia_1_kopia_9_kopia_3_k6"/>
+      <w:bookmarkStart w:id="146" w:name="_Toc518373996_kopia_1_kopia_9_kopia_3_k6"/>
       <w:r>
         <w:rPr>
           <w:lang w:val="pl-PL"/>
@@ -4524,12 +5134,12 @@
     </w:p>
     <w:p>
       <w:pPr>
-        <w:pStyle w:val="Nagwek1"/>
+        <w:pStyle w:val="Heading1"/>
         <w:numPr>
           <w:ilvl w:val="0"/>
           <w:numId w:val="1"/>
         </w:numPr>
-        <w:ind w:left="426" w:hanging="426"/>
+        <w:ind w:hanging="426" w:left="426"/>
         <w:rPr>
           <w:lang w:val="en-GB"/>
         </w:rPr>
@@ -4568,32 +5178,13 @@
     </w:p>
     <w:p>
       <w:pPr>
-        <w:pStyle w:val="Normal"/>
-        <w:spacing w:lineRule="auto" w:line="360" w:before="0" w:after="120"/>
-        <w:ind w:firstLine="708"/>
-        <w:jc w:val="both"/>
-        <w:rPr>
-          <w:rFonts w:ascii="Arial" w:hAnsi="Arial" w:cs="Arial"/>
-          <w:sz w:val="20"/>
-          <w:szCs w:val="20"/>
-          <w:lang w:val="en-GB"/>
-        </w:rPr>
-      </w:pPr>
-      <w:r>
-        <w:rPr>
-          <w:rFonts w:cs="Arial" w:ascii="Arial" w:hAnsi="Arial"/>
-          <w:sz w:val="20"/>
-          <w:szCs w:val="20"/>
-          <w:lang w:val="en-GB"/>
-        </w:rPr>
-      </w:r>
-    </w:p>
-    <w:p>
-      <w:pPr>
         <w:sectPr>
-          <w:footerReference w:type="even" r:id="rId8"/>
-          <w:footerReference w:type="default" r:id="rId9"/>
-          <w:footerReference w:type="first" r:id="rId10"/>
+          <w:footerReference w:type="even" r:id="rId9"/>
+          <w:footerReference w:type="default" r:id="rId10"/>
+          <w:footerReference w:type="first" r:id="rId11"/>
+          <w:footnotePr>
+            <w:numFmt w:val="chicago"/>
+          </w:footnotePr>
           <w:type w:val="nextPage"/>
           <w:pgSz w:w="11906" w:h="16838"/>
           <w:pgMar w:left="1985" w:right="1418" w:gutter="0" w:header="0" w:top="1418" w:footer="709" w:bottom="1418"/>
@@ -4624,16 +5215,16 @@
     </w:p>
     <w:p>
       <w:pPr>
-        <w:pStyle w:val="Nagwek1"/>
+        <w:pStyle w:val="Heading1"/>
         <w:rPr>
           <w:lang w:val="en-GB"/>
         </w:rPr>
       </w:pPr>
       <w:bookmarkStart w:id="148" w:name="__RefHeading___Toc631_343945465"/>
-      <w:bookmarkStart w:id="149" w:name="_Toc518374000"/>
-      <w:bookmarkStart w:id="150" w:name="_Toc518369844"/>
-      <w:bookmarkStart w:id="151" w:name="_Toc516650493"/>
-      <w:bookmarkStart w:id="152" w:name="_Toc516556285"/>
+      <w:bookmarkStart w:id="149" w:name="_Toc516556285"/>
+      <w:bookmarkStart w:id="150" w:name="_Toc516650493"/>
+      <w:bookmarkStart w:id="151" w:name="_Toc518369844"/>
+      <w:bookmarkStart w:id="152" w:name="_Toc518374000"/>
       <w:bookmarkEnd w:id="148"/>
       <w:r>
         <w:rPr>
@@ -4654,7 +5245,7 @@
           <w:tab w:val="left" w:pos="426" w:leader="none"/>
         </w:tabs>
         <w:spacing w:lineRule="auto" w:line="360"/>
-        <w:ind w:left="425" w:hanging="425"/>
+        <w:ind w:hanging="425" w:left="425"/>
         <w:jc w:val="both"/>
         <w:rPr>
           <w:rFonts w:ascii="Arial" w:hAnsi="Arial" w:cs="Arial"/>
@@ -4705,7 +5296,7 @@
           <w:tab w:val="left" w:pos="426" w:leader="none"/>
         </w:tabs>
         <w:spacing w:lineRule="auto" w:line="360"/>
-        <w:ind w:left="425" w:hanging="425"/>
+        <w:ind w:hanging="425" w:left="425"/>
         <w:jc w:val="both"/>
         <w:rPr>
           <w:rFonts w:ascii="Arial" w:hAnsi="Arial" w:cs="Arial"/>
@@ -4723,6 +5314,48 @@
         </w:rPr>
         <w:t>[2]</w:t>
         <w:tab/>
+      </w:r>
+      <w:r>
+        <w:rPr>
+          <w:rFonts w:cs="Arial" w:ascii="Arial" w:hAnsi="Arial"/>
+          <w:sz w:val="20"/>
+          <w:szCs w:val="20"/>
+          <w:lang w:val="en-GB"/>
+        </w:rPr>
+        <w:t xml:space="preserve">G. C. Burdea, P. Coiffet: </w:t>
+      </w:r>
+      <w:r>
+        <w:rPr>
+          <w:rFonts w:cs="Arial" w:ascii="Arial" w:hAnsi="Arial"/>
+          <w:i/>
+          <w:iCs/>
+          <w:sz w:val="20"/>
+          <w:szCs w:val="20"/>
+          <w:lang w:val="en-GB"/>
+        </w:rPr>
+        <w:t xml:space="preserve">Virtual Reality Technology </w:t>
+      </w:r>
+      <w:r>
+        <w:rPr>
+          <w:rFonts w:cs="Arial" w:ascii="Arial" w:hAnsi="Arial"/>
+          <w:i w:val="false"/>
+          <w:iCs w:val="false"/>
+          <w:sz w:val="20"/>
+          <w:szCs w:val="20"/>
+          <w:lang w:val="en-GB"/>
+        </w:rPr>
+        <w:t xml:space="preserve">(Second Edition). Wiley-Interscience </w:t>
+      </w:r>
+      <w:r>
+        <w:rPr>
+          <w:rFonts w:cs="Arial" w:ascii="Arial" w:hAnsi="Arial"/>
+          <w:i w:val="false"/>
+          <w:iCs w:val="false"/>
+          <w:sz w:val="20"/>
+          <w:szCs w:val="20"/>
+          <w:lang w:val="en-GB"/>
+        </w:rPr>
+        <w:t>2003</w:t>
       </w:r>
     </w:p>
     <w:p>
@@ -4733,7 +5366,7 @@
           <w:tab w:val="left" w:pos="426" w:leader="none"/>
         </w:tabs>
         <w:spacing w:lineRule="auto" w:line="360"/>
-        <w:ind w:left="425" w:hanging="425"/>
+        <w:ind w:hanging="425" w:left="425"/>
         <w:jc w:val="both"/>
         <w:rPr>
           <w:rFonts w:ascii="Arial" w:hAnsi="Arial" w:cs="Arial"/>
@@ -4756,9 +5389,12 @@
     <w:p>
       <w:pPr>
         <w:sectPr>
-          <w:footerReference w:type="even" r:id="rId11"/>
-          <w:footerReference w:type="default" r:id="rId12"/>
-          <w:footerReference w:type="first" r:id="rId13"/>
+          <w:footerReference w:type="even" r:id="rId12"/>
+          <w:footerReference w:type="default" r:id="rId13"/>
+          <w:footerReference w:type="first" r:id="rId14"/>
+          <w:footnotePr>
+            <w:numFmt w:val="chicago"/>
+          </w:footnotePr>
           <w:type w:val="nextPage"/>
           <w:pgSz w:w="11906" w:h="16838"/>
           <w:pgMar w:left="1985" w:right="1418" w:gutter="0" w:header="0" w:top="1418" w:footer="709" w:bottom="1418"/>
@@ -4773,7 +5409,7 @@
           <w:tab w:val="left" w:pos="426" w:leader="none"/>
         </w:tabs>
         <w:spacing w:lineRule="auto" w:line="360"/>
-        <w:ind w:left="425" w:hanging="425"/>
+        <w:ind w:hanging="425" w:left="425"/>
         <w:jc w:val="both"/>
         <w:rPr>
           <w:rFonts w:ascii="Arial" w:hAnsi="Arial" w:cs="Arial"/>
@@ -4795,16 +5431,16 @@
     </w:p>
     <w:p>
       <w:pPr>
-        <w:pStyle w:val="Nagwek1"/>
+        <w:pStyle w:val="Heading1"/>
         <w:rPr>
           <w:lang w:val="pl-PL"/>
         </w:rPr>
       </w:pPr>
       <w:bookmarkStart w:id="153" w:name="__RefHeading___Toc633_343945465"/>
       <w:bookmarkStart w:id="154" w:name="_Toc518374001"/>
-      <w:bookmarkStart w:id="155" w:name="_Toc518369845"/>
+      <w:bookmarkStart w:id="155" w:name="_Toc516556286"/>
       <w:bookmarkStart w:id="156" w:name="_Toc516650494"/>
-      <w:bookmarkStart w:id="157" w:name="_Toc516556286"/>
+      <w:bookmarkStart w:id="157" w:name="_Toc518369845"/>
       <w:bookmarkEnd w:id="153"/>
       <w:r>
         <w:rPr>
@@ -4814,16 +5450,16 @@
       </w:r>
       <w:r>
         <w:rPr>
-          <w:rStyle w:val="Zakotwiczenieprzypisudolnego"/>
-          <w:lang w:val="pl-PL"/>
-        </w:rPr>
-        <w:footnoteReference w:id="2"/>
-      </w:r>
-      <w:r>
-        <w:rPr>
-          <w:lang w:val="pl-PL"/>
-        </w:rPr>
-        <w:t>: Tytuł załącznika nr 1/dodatk</w:t>
+          <w:rStyle w:val="FootnoteReference"/>
+          <w:lang w:val="pl-PL"/>
+        </w:rPr>
+        <w:footnoteReference w:id="3"/>
+      </w:r>
+      <w:r>
+        <w:rPr>
+          <w:lang w:val="pl-PL"/>
+        </w:rPr>
+        <w:t>: Tytuł załącznika nr 1/dodat</w:t>
       </w:r>
       <w:bookmarkEnd w:id="155"/>
       <w:bookmarkEnd w:id="156"/>
@@ -4832,14 +5468,14 @@
         <w:rPr>
           <w:lang w:val="pl-PL"/>
         </w:rPr>
-        <w:t>u</w:t>
+        <w:t>k</w:t>
       </w:r>
       <w:bookmarkEnd w:id="154"/>
       <w:r>
         <w:rPr>
           <w:lang w:val="pl-PL"/>
         </w:rPr>
-        <w:t xml:space="preserve"> A</w:t>
+        <w:t>u A</w:t>
       </w:r>
       <w:r>
         <w:rPr>
@@ -4885,16 +5521,22 @@
         </w:rPr>
       </w:pPr>
       <w:r>
-        <w:rPr/>
+        <w:rPr>
+          <w:rFonts w:cs="Arial" w:ascii="Arial" w:hAnsi="Arial"/>
+          <w:color w:val="000000"/>
+          <w:sz w:val="20"/>
+          <w:szCs w:val="20"/>
+          <w:lang w:val="en-GB"/>
+        </w:rPr>
       </w:r>
     </w:p>
     <w:sectPr>
-      <w:headerReference w:type="even" r:id="rId14"/>
-      <w:headerReference w:type="default" r:id="rId15"/>
-      <w:headerReference w:type="first" r:id="rId16"/>
-      <w:footerReference w:type="even" r:id="rId17"/>
-      <w:footerReference w:type="default" r:id="rId18"/>
-      <w:footerReference w:type="first" r:id="rId19"/>
+      <w:headerReference w:type="even" r:id="rId15"/>
+      <w:headerReference w:type="default" r:id="rId16"/>
+      <w:headerReference w:type="first" r:id="rId17"/>
+      <w:footerReference w:type="even" r:id="rId18"/>
+      <w:footerReference w:type="default" r:id="rId19"/>
+      <w:footerReference w:type="first" r:id="rId20"/>
       <w:footnotePr>
         <w:numFmt w:val="chicago"/>
       </w:footnotePr>
@@ -4914,7 +5556,7 @@
 <w:ftr xmlns:o="urn:schemas-microsoft-com:office:office" xmlns:r="http://schemas.openxmlformats.org/officeDocument/2006/relationships" xmlns:v="urn:schemas-microsoft-com:vml" xmlns:w="http://schemas.openxmlformats.org/wordprocessingml/2006/main" xmlns:w10="urn:schemas-microsoft-com:office:word" xmlns:wp="http://schemas.openxmlformats.org/drawingml/2006/wordprocessingDrawing" xmlns:wps="http://schemas.microsoft.com/office/word/2010/wordprocessingShape" xmlns:wpg="http://schemas.microsoft.com/office/word/2010/wordprocessingGroup" xmlns:mc="http://schemas.openxmlformats.org/markup-compatibility/2006" xmlns:wp14="http://schemas.microsoft.com/office/word/2010/wordprocessingDrawing" xmlns:w14="http://schemas.microsoft.com/office/word/2010/wordml" xmlns:w15="http://schemas.microsoft.com/office/word/2012/wordml" mc:Ignorable="w14 wp14 w15">
   <w:p>
     <w:pPr>
-      <w:pStyle w:val="Stopka"/>
+      <w:pStyle w:val="Footer"/>
       <w:rPr/>
     </w:pPr>
     <w:r>
@@ -4928,7 +5570,7 @@
 <w:ftr xmlns:o="urn:schemas-microsoft-com:office:office" xmlns:r="http://schemas.openxmlformats.org/officeDocument/2006/relationships" xmlns:v="urn:schemas-microsoft-com:vml" xmlns:w="http://schemas.openxmlformats.org/wordprocessingml/2006/main" xmlns:w10="urn:schemas-microsoft-com:office:word" xmlns:wp="http://schemas.openxmlformats.org/drawingml/2006/wordprocessingDrawing" xmlns:wps="http://schemas.microsoft.com/office/word/2010/wordprocessingShape" xmlns:wpg="http://schemas.microsoft.com/office/word/2010/wordprocessingGroup" xmlns:mc="http://schemas.openxmlformats.org/markup-compatibility/2006" xmlns:wp14="http://schemas.microsoft.com/office/word/2010/wordprocessingDrawing" xmlns:w14="http://schemas.microsoft.com/office/word/2010/wordml" xmlns:w15="http://schemas.microsoft.com/office/word/2012/wordml" mc:Ignorable="w14 wp14 w15">
   <w:p>
     <w:pPr>
-      <w:pStyle w:val="Stopka"/>
+      <w:pStyle w:val="Footer"/>
       <w:rPr/>
     </w:pPr>
     <w:r>
@@ -4942,7 +5584,7 @@
 <w:ftr xmlns:o="urn:schemas-microsoft-com:office:office" xmlns:r="http://schemas.openxmlformats.org/officeDocument/2006/relationships" xmlns:v="urn:schemas-microsoft-com:vml" xmlns:w="http://schemas.openxmlformats.org/wordprocessingml/2006/main" xmlns:w10="urn:schemas-microsoft-com:office:word" xmlns:wp="http://schemas.openxmlformats.org/drawingml/2006/wordprocessingDrawing" xmlns:wps="http://schemas.microsoft.com/office/word/2010/wordprocessingShape" xmlns:wpg="http://schemas.microsoft.com/office/word/2010/wordprocessingGroup" xmlns:mc="http://schemas.openxmlformats.org/markup-compatibility/2006" xmlns:wp14="http://schemas.microsoft.com/office/word/2010/wordprocessingDrawing" xmlns:w14="http://schemas.microsoft.com/office/word/2010/wordml" xmlns:w15="http://schemas.microsoft.com/office/word/2012/wordml" mc:Ignorable="w14 wp14 w15">
   <w:p>
     <w:pPr>
-      <w:pStyle w:val="Stopka"/>
+      <w:pStyle w:val="Footer"/>
       <w:jc w:val="center"/>
       <w:rPr>
         <w:rFonts w:ascii="Arial" w:hAnsi="Arial" w:cs="Arial"/>
@@ -4963,7 +5605,7 @@
     </w:r>
     <w:r>
       <w:rPr/>
-      <w:t>14</w:t>
+      <w:t>16</w:t>
     </w:r>
     <w:r>
       <w:rPr/>
@@ -4977,7 +5619,7 @@
 <w:ftr xmlns:o="urn:schemas-microsoft-com:office:office" xmlns:r="http://schemas.openxmlformats.org/officeDocument/2006/relationships" xmlns:v="urn:schemas-microsoft-com:vml" xmlns:w="http://schemas.openxmlformats.org/wordprocessingml/2006/main" xmlns:w10="urn:schemas-microsoft-com:office:word" xmlns:wp="http://schemas.openxmlformats.org/drawingml/2006/wordprocessingDrawing" xmlns:wps="http://schemas.microsoft.com/office/word/2010/wordprocessingShape" xmlns:wpg="http://schemas.microsoft.com/office/word/2010/wordprocessingGroup" xmlns:mc="http://schemas.openxmlformats.org/markup-compatibility/2006" xmlns:wp14="http://schemas.microsoft.com/office/word/2010/wordprocessingDrawing" xmlns:w14="http://schemas.microsoft.com/office/word/2010/wordml" xmlns:w15="http://schemas.microsoft.com/office/word/2012/wordml" mc:Ignorable="w14 wp14 w15">
   <w:p>
     <w:pPr>
-      <w:pStyle w:val="Stopka"/>
+      <w:pStyle w:val="Footer"/>
       <w:jc w:val="center"/>
       <w:rPr>
         <w:rFonts w:ascii="Arial" w:hAnsi="Arial" w:cs="Arial"/>
@@ -4998,7 +5640,7 @@
     </w:r>
     <w:r>
       <w:rPr/>
-      <w:t>14</w:t>
+      <w:t>16</w:t>
     </w:r>
     <w:r>
       <w:rPr/>
@@ -5012,7 +5654,7 @@
 <w:ftr xmlns:o="urn:schemas-microsoft-com:office:office" xmlns:r="http://schemas.openxmlformats.org/officeDocument/2006/relationships" xmlns:v="urn:schemas-microsoft-com:vml" xmlns:w="http://schemas.openxmlformats.org/wordprocessingml/2006/main" xmlns:w10="urn:schemas-microsoft-com:office:word" xmlns:wp="http://schemas.openxmlformats.org/drawingml/2006/wordprocessingDrawing" xmlns:wps="http://schemas.microsoft.com/office/word/2010/wordprocessingShape" xmlns:wpg="http://schemas.microsoft.com/office/word/2010/wordprocessingGroup" xmlns:mc="http://schemas.openxmlformats.org/markup-compatibility/2006" xmlns:wp14="http://schemas.microsoft.com/office/word/2010/wordprocessingDrawing" xmlns:w14="http://schemas.microsoft.com/office/word/2010/wordml" xmlns:w15="http://schemas.microsoft.com/office/word/2012/wordml" mc:Ignorable="w14 wp14 w15">
   <w:p>
     <w:pPr>
-      <w:pStyle w:val="Stopka"/>
+      <w:pStyle w:val="Footer"/>
       <w:jc w:val="center"/>
       <w:rPr>
         <w:rFonts w:ascii="Arial" w:hAnsi="Arial" w:cs="Arial"/>
@@ -5047,7 +5689,7 @@
 <w:ftr xmlns:o="urn:schemas-microsoft-com:office:office" xmlns:r="http://schemas.openxmlformats.org/officeDocument/2006/relationships" xmlns:v="urn:schemas-microsoft-com:vml" xmlns:w="http://schemas.openxmlformats.org/wordprocessingml/2006/main" xmlns:w10="urn:schemas-microsoft-com:office:word" xmlns:wp="http://schemas.openxmlformats.org/drawingml/2006/wordprocessingDrawing" xmlns:wps="http://schemas.microsoft.com/office/word/2010/wordprocessingShape" xmlns:wpg="http://schemas.microsoft.com/office/word/2010/wordprocessingGroup" xmlns:mc="http://schemas.openxmlformats.org/markup-compatibility/2006" xmlns:wp14="http://schemas.microsoft.com/office/word/2010/wordprocessingDrawing" xmlns:w14="http://schemas.microsoft.com/office/word/2010/wordml" xmlns:w15="http://schemas.microsoft.com/office/word/2012/wordml" mc:Ignorable="w14 wp14 w15">
   <w:p>
     <w:pPr>
-      <w:pStyle w:val="Stopka"/>
+      <w:pStyle w:val="Footer"/>
       <w:jc w:val="center"/>
       <w:rPr>
         <w:rFonts w:ascii="Arial" w:hAnsi="Arial" w:cs="Arial"/>
@@ -5068,7 +5710,7 @@
     </w:r>
     <w:r>
       <w:rPr/>
-      <w:t>15</w:t>
+      <w:t>17</w:t>
     </w:r>
     <w:r>
       <w:rPr/>
@@ -5082,7 +5724,7 @@
 <w:ftr xmlns:o="urn:schemas-microsoft-com:office:office" xmlns:r="http://schemas.openxmlformats.org/officeDocument/2006/relationships" xmlns:v="urn:schemas-microsoft-com:vml" xmlns:w="http://schemas.openxmlformats.org/wordprocessingml/2006/main" xmlns:w10="urn:schemas-microsoft-com:office:word" xmlns:wp="http://schemas.openxmlformats.org/drawingml/2006/wordprocessingDrawing" xmlns:wps="http://schemas.microsoft.com/office/word/2010/wordprocessingShape" xmlns:wpg="http://schemas.microsoft.com/office/word/2010/wordprocessingGroup" xmlns:mc="http://schemas.openxmlformats.org/markup-compatibility/2006" xmlns:wp14="http://schemas.microsoft.com/office/word/2010/wordprocessingDrawing" xmlns:w14="http://schemas.microsoft.com/office/word/2010/wordml" xmlns:w15="http://schemas.microsoft.com/office/word/2012/wordml" mc:Ignorable="w14 wp14 w15">
   <w:p>
     <w:pPr>
-      <w:pStyle w:val="Stopka"/>
+      <w:pStyle w:val="Footer"/>
       <w:jc w:val="center"/>
       <w:rPr>
         <w:rFonts w:ascii="Arial" w:hAnsi="Arial" w:cs="Arial"/>
@@ -5103,7 +5745,7 @@
     </w:r>
     <w:r>
       <w:rPr/>
-      <w:t>15</w:t>
+      <w:t>17</w:t>
     </w:r>
     <w:r>
       <w:rPr/>
@@ -5117,7 +5759,7 @@
 <w:ftr xmlns:o="urn:schemas-microsoft-com:office:office" xmlns:r="http://schemas.openxmlformats.org/officeDocument/2006/relationships" xmlns:v="urn:schemas-microsoft-com:vml" xmlns:w="http://schemas.openxmlformats.org/wordprocessingml/2006/main" xmlns:w10="urn:schemas-microsoft-com:office:word" xmlns:wp="http://schemas.openxmlformats.org/drawingml/2006/wordprocessingDrawing" xmlns:wps="http://schemas.microsoft.com/office/word/2010/wordprocessingShape" xmlns:wpg="http://schemas.microsoft.com/office/word/2010/wordprocessingGroup" xmlns:mc="http://schemas.openxmlformats.org/markup-compatibility/2006" xmlns:wp14="http://schemas.microsoft.com/office/word/2010/wordprocessingDrawing" xmlns:w14="http://schemas.microsoft.com/office/word/2010/wordml" xmlns:w15="http://schemas.microsoft.com/office/word/2012/wordml" mc:Ignorable="w14 wp14 w15">
   <w:p>
     <w:pPr>
-      <w:pStyle w:val="Stopka"/>
+      <w:pStyle w:val="Footer"/>
       <w:jc w:val="center"/>
       <w:rPr>
         <w:rFonts w:ascii="Arial" w:hAnsi="Arial" w:cs="Arial"/>
@@ -5167,7 +5809,7 @@
 <w:ftr xmlns:o="urn:schemas-microsoft-com:office:office" xmlns:r="http://schemas.openxmlformats.org/officeDocument/2006/relationships" xmlns:v="urn:schemas-microsoft-com:vml" xmlns:w="http://schemas.openxmlformats.org/wordprocessingml/2006/main" xmlns:w10="urn:schemas-microsoft-com:office:word" xmlns:wp="http://schemas.openxmlformats.org/drawingml/2006/wordprocessingDrawing" xmlns:wps="http://schemas.microsoft.com/office/word/2010/wordprocessingShape" xmlns:wpg="http://schemas.microsoft.com/office/word/2010/wordprocessingGroup" xmlns:mc="http://schemas.openxmlformats.org/markup-compatibility/2006" xmlns:wp14="http://schemas.microsoft.com/office/word/2010/wordprocessingDrawing" xmlns:w14="http://schemas.microsoft.com/office/word/2010/wordml" xmlns:w15="http://schemas.microsoft.com/office/word/2012/wordml" mc:Ignorable="w14 wp14 w15">
   <w:p>
     <w:pPr>
-      <w:pStyle w:val="Stopka"/>
+      <w:pStyle w:val="Footer"/>
       <w:jc w:val="center"/>
       <w:rPr>
         <w:rFonts w:ascii="Arial" w:hAnsi="Arial" w:cs="Arial"/>
@@ -5217,7 +5859,7 @@
 <w:ftr xmlns:o="urn:schemas-microsoft-com:office:office" xmlns:r="http://schemas.openxmlformats.org/officeDocument/2006/relationships" xmlns:v="urn:schemas-microsoft-com:vml" xmlns:w="http://schemas.openxmlformats.org/wordprocessingml/2006/main" xmlns:w10="urn:schemas-microsoft-com:office:word" xmlns:wp="http://schemas.openxmlformats.org/drawingml/2006/wordprocessingDrawing" xmlns:wps="http://schemas.microsoft.com/office/word/2010/wordprocessingShape" xmlns:wpg="http://schemas.microsoft.com/office/word/2010/wordprocessingGroup" xmlns:mc="http://schemas.openxmlformats.org/markup-compatibility/2006" xmlns:wp14="http://schemas.microsoft.com/office/word/2010/wordprocessingDrawing" xmlns:w14="http://schemas.microsoft.com/office/word/2010/wordml" xmlns:w15="http://schemas.microsoft.com/office/word/2012/wordml" mc:Ignorable="w14 wp14 w15">
   <w:p>
     <w:pPr>
-      <w:pStyle w:val="Stopka"/>
+      <w:pStyle w:val="Footer"/>
       <w:rPr/>
     </w:pPr>
     <w:r>
@@ -5231,7 +5873,7 @@
 <w:ftr xmlns:o="urn:schemas-microsoft-com:office:office" xmlns:r="http://schemas.openxmlformats.org/officeDocument/2006/relationships" xmlns:v="urn:schemas-microsoft-com:vml" xmlns:w="http://schemas.openxmlformats.org/wordprocessingml/2006/main" xmlns:w10="urn:schemas-microsoft-com:office:word" xmlns:wp="http://schemas.openxmlformats.org/drawingml/2006/wordprocessingDrawing" xmlns:wps="http://schemas.microsoft.com/office/word/2010/wordprocessingShape" xmlns:wpg="http://schemas.microsoft.com/office/word/2010/wordprocessingGroup" xmlns:mc="http://schemas.openxmlformats.org/markup-compatibility/2006" xmlns:wp14="http://schemas.microsoft.com/office/word/2010/wordprocessingDrawing" xmlns:w14="http://schemas.microsoft.com/office/word/2010/wordml" xmlns:w15="http://schemas.microsoft.com/office/word/2012/wordml" mc:Ignorable="w14 wp14 w15">
   <w:p>
     <w:pPr>
-      <w:pStyle w:val="Stopka"/>
+      <w:pStyle w:val="Footer"/>
       <w:jc w:val="center"/>
       <w:rPr>
         <w:rFonts w:ascii="Arial" w:hAnsi="Arial" w:cs="Arial"/>
@@ -5266,7 +5908,7 @@
 <w:ftr xmlns:o="urn:schemas-microsoft-com:office:office" xmlns:r="http://schemas.openxmlformats.org/officeDocument/2006/relationships" xmlns:v="urn:schemas-microsoft-com:vml" xmlns:w="http://schemas.openxmlformats.org/wordprocessingml/2006/main" xmlns:w10="urn:schemas-microsoft-com:office:word" xmlns:wp="http://schemas.openxmlformats.org/drawingml/2006/wordprocessingDrawing" xmlns:wps="http://schemas.microsoft.com/office/word/2010/wordprocessingShape" xmlns:wpg="http://schemas.microsoft.com/office/word/2010/wordprocessingGroup" xmlns:mc="http://schemas.openxmlformats.org/markup-compatibility/2006" xmlns:wp14="http://schemas.microsoft.com/office/word/2010/wordprocessingDrawing" xmlns:w14="http://schemas.microsoft.com/office/word/2010/wordml" xmlns:w15="http://schemas.microsoft.com/office/word/2012/wordml" mc:Ignorable="w14 wp14 w15">
   <w:p>
     <w:pPr>
-      <w:pStyle w:val="Stopka"/>
+      <w:pStyle w:val="Footer"/>
       <w:jc w:val="center"/>
       <w:rPr>
         <w:rFonts w:ascii="Arial" w:hAnsi="Arial" w:cs="Arial"/>
@@ -5301,7 +5943,7 @@
 <w:ftr xmlns:o="urn:schemas-microsoft-com:office:office" xmlns:r="http://schemas.openxmlformats.org/officeDocument/2006/relationships" xmlns:v="urn:schemas-microsoft-com:vml" xmlns:w="http://schemas.openxmlformats.org/wordprocessingml/2006/main" xmlns:w10="urn:schemas-microsoft-com:office:word" xmlns:wp="http://schemas.openxmlformats.org/drawingml/2006/wordprocessingDrawing" xmlns:wps="http://schemas.microsoft.com/office/word/2010/wordprocessingShape" xmlns:wpg="http://schemas.microsoft.com/office/word/2010/wordprocessingGroup" xmlns:mc="http://schemas.openxmlformats.org/markup-compatibility/2006" xmlns:wp14="http://schemas.microsoft.com/office/word/2010/wordprocessingDrawing" xmlns:w14="http://schemas.microsoft.com/office/word/2010/wordml" xmlns:w15="http://schemas.microsoft.com/office/word/2012/wordml" mc:Ignorable="w14 wp14 w15">
   <w:p>
     <w:pPr>
-      <w:pStyle w:val="Stopka"/>
+      <w:pStyle w:val="Footer"/>
       <w:rPr/>
     </w:pPr>
     <w:r>
@@ -5315,7 +5957,7 @@
 <w:ftr xmlns:o="urn:schemas-microsoft-com:office:office" xmlns:r="http://schemas.openxmlformats.org/officeDocument/2006/relationships" xmlns:v="urn:schemas-microsoft-com:vml" xmlns:w="http://schemas.openxmlformats.org/wordprocessingml/2006/main" xmlns:w10="urn:schemas-microsoft-com:office:word" xmlns:wp="http://schemas.openxmlformats.org/drawingml/2006/wordprocessingDrawing" xmlns:wps="http://schemas.microsoft.com/office/word/2010/wordprocessingShape" xmlns:wpg="http://schemas.microsoft.com/office/word/2010/wordprocessingGroup" xmlns:mc="http://schemas.openxmlformats.org/markup-compatibility/2006" xmlns:wp14="http://schemas.microsoft.com/office/word/2010/wordprocessingDrawing" xmlns:w14="http://schemas.microsoft.com/office/word/2010/wordml" xmlns:w15="http://schemas.microsoft.com/office/word/2012/wordml" mc:Ignorable="w14 wp14 w15">
   <w:p>
     <w:pPr>
-      <w:pStyle w:val="Stopka"/>
+      <w:pStyle w:val="Footer"/>
       <w:jc w:val="center"/>
       <w:rPr>
         <w:rFonts w:ascii="Arial" w:hAnsi="Arial" w:cs="Arial"/>
@@ -5336,7 +5978,7 @@
     </w:r>
     <w:r>
       <w:rPr/>
-      <w:t>13</w:t>
+      <w:t>15</w:t>
     </w:r>
     <w:r>
       <w:rPr/>
@@ -5350,7 +5992,7 @@
 <w:ftr xmlns:o="urn:schemas-microsoft-com:office:office" xmlns:r="http://schemas.openxmlformats.org/officeDocument/2006/relationships" xmlns:v="urn:schemas-microsoft-com:vml" xmlns:w="http://schemas.openxmlformats.org/wordprocessingml/2006/main" xmlns:w10="urn:schemas-microsoft-com:office:word" xmlns:wp="http://schemas.openxmlformats.org/drawingml/2006/wordprocessingDrawing" xmlns:wps="http://schemas.microsoft.com/office/word/2010/wordprocessingShape" xmlns:wpg="http://schemas.microsoft.com/office/word/2010/wordprocessingGroup" xmlns:mc="http://schemas.openxmlformats.org/markup-compatibility/2006" xmlns:wp14="http://schemas.microsoft.com/office/word/2010/wordprocessingDrawing" xmlns:w14="http://schemas.microsoft.com/office/word/2010/wordml" xmlns:w15="http://schemas.microsoft.com/office/word/2012/wordml" mc:Ignorable="w14 wp14 w15">
   <w:p>
     <w:pPr>
-      <w:pStyle w:val="Stopka"/>
+      <w:pStyle w:val="Footer"/>
       <w:jc w:val="center"/>
       <w:rPr>
         <w:rFonts w:ascii="Arial" w:hAnsi="Arial" w:cs="Arial"/>
@@ -5371,7 +6013,7 @@
     </w:r>
     <w:r>
       <w:rPr/>
-      <w:t>13</w:t>
+      <w:t>15</w:t>
     </w:r>
     <w:r>
       <w:rPr/>
@@ -5410,7 +6052,31 @@
   <w:footnote w:id="2">
     <w:p>
       <w:pPr>
-        <w:pStyle w:val="Przypisdolny"/>
+        <w:pStyle w:val="FootnoteText"/>
+        <w:rPr/>
+      </w:pPr>
+      <w:r>
+        <w:rPr>
+          <w:rStyle w:val="Znakiprzypiswdolnych"/>
+        </w:rPr>
+        <w:footnoteRef/>
+      </w:r>
+      <w:r>
+        <w:rPr/>
+        <w:t>Źródło: https://www.historyofinformation.com/image.php?id=2078</w:t>
+      </w:r>
+      <w:hyperlink r:id="rId1">
+        <w:r>
+          <w:rPr/>
+          <w:t xml:space="preserve"> (dostęp: 14.05.2026)</w:t>
+        </w:r>
+      </w:hyperlink>
+    </w:p>
+  </w:footnote>
+  <w:footnote w:id="3">
+    <w:p>
+      <w:pPr>
+        <w:pStyle w:val="FootnoteText"/>
         <w:rPr>
           <w:rFonts w:ascii="Arial" w:hAnsi="Arial" w:cs="Arial"/>
           <w:sz w:val="16"/>
@@ -5442,7 +6108,7 @@
 <w:hdr xmlns:o="urn:schemas-microsoft-com:office:office" xmlns:r="http://schemas.openxmlformats.org/officeDocument/2006/relationships" xmlns:v="urn:schemas-microsoft-com:vml" xmlns:w="http://schemas.openxmlformats.org/wordprocessingml/2006/main" xmlns:w10="urn:schemas-microsoft-com:office:word" xmlns:wp="http://schemas.openxmlformats.org/drawingml/2006/wordprocessingDrawing" xmlns:wps="http://schemas.microsoft.com/office/word/2010/wordprocessingShape" xmlns:wpg="http://schemas.microsoft.com/office/word/2010/wordprocessingGroup" xmlns:mc="http://schemas.openxmlformats.org/markup-compatibility/2006" xmlns:wp14="http://schemas.microsoft.com/office/word/2010/wordprocessingDrawing" xmlns:w14="http://schemas.microsoft.com/office/word/2010/wordml" xmlns:w15="http://schemas.microsoft.com/office/word/2012/wordml" mc:Ignorable="w14 wp14 w15">
   <w:p>
     <w:pPr>
-      <w:pStyle w:val="Gwka"/>
+      <w:pStyle w:val="Header"/>
       <w:rPr/>
     </w:pPr>
     <w:r>
@@ -5456,7 +6122,7 @@
 <w:hdr xmlns:o="urn:schemas-microsoft-com:office:office" xmlns:r="http://schemas.openxmlformats.org/officeDocument/2006/relationships" xmlns:v="urn:schemas-microsoft-com:vml" xmlns:w="http://schemas.openxmlformats.org/wordprocessingml/2006/main" xmlns:w10="urn:schemas-microsoft-com:office:word" xmlns:wp="http://schemas.openxmlformats.org/drawingml/2006/wordprocessingDrawing" xmlns:wps="http://schemas.microsoft.com/office/word/2010/wordprocessingShape" xmlns:wpg="http://schemas.microsoft.com/office/word/2010/wordprocessingGroup" xmlns:mc="http://schemas.openxmlformats.org/markup-compatibility/2006" xmlns:wp14="http://schemas.microsoft.com/office/word/2010/wordprocessingDrawing" xmlns:w14="http://schemas.microsoft.com/office/word/2010/wordml" xmlns:w15="http://schemas.microsoft.com/office/word/2012/wordml" mc:Ignorable="w14 wp14 w15">
   <w:p>
     <w:pPr>
-      <w:pStyle w:val="Gwka"/>
+      <w:pStyle w:val="Header"/>
       <w:rPr/>
     </w:pPr>
     <w:r>
@@ -5470,7 +6136,7 @@
 <w:hdr xmlns:o="urn:schemas-microsoft-com:office:office" xmlns:r="http://schemas.openxmlformats.org/officeDocument/2006/relationships" xmlns:v="urn:schemas-microsoft-com:vml" xmlns:w="http://schemas.openxmlformats.org/wordprocessingml/2006/main" xmlns:w10="urn:schemas-microsoft-com:office:word" xmlns:wp="http://schemas.openxmlformats.org/drawingml/2006/wordprocessingDrawing" xmlns:wps="http://schemas.microsoft.com/office/word/2010/wordprocessingShape" xmlns:wpg="http://schemas.microsoft.com/office/word/2010/wordprocessingGroup" xmlns:mc="http://schemas.openxmlformats.org/markup-compatibility/2006" xmlns:wp14="http://schemas.microsoft.com/office/word/2010/wordprocessingDrawing" xmlns:w14="http://schemas.microsoft.com/office/word/2010/wordml" xmlns:w15="http://schemas.microsoft.com/office/word/2012/wordml" mc:Ignorable="w14 wp14 w15">
   <w:p>
     <w:pPr>
-      <w:pStyle w:val="Gwka"/>
+      <w:pStyle w:val="Header"/>
       <w:rPr/>
     </w:pPr>
     <w:r>
@@ -5909,7 +6575,7 @@
       <w:lang w:val="pl-PL" w:eastAsia="en-US" w:bidi="ar-SA"/>
     </w:rPr>
   </w:style>
-  <w:style w:type="paragraph" w:styleId="Nagwek1">
+  <w:style w:type="paragraph" w:styleId="Heading1">
     <w:name w:val="Heading 1"/>
     <w:basedOn w:val="Normal"/>
     <w:next w:val="Normal"/>
@@ -5932,7 +6598,7 @@
       <w:lang w:val="x-none"/>
     </w:rPr>
   </w:style>
-  <w:style w:type="paragraph" w:styleId="Nagwek2">
+  <w:style w:type="paragraph" w:styleId="Heading2">
     <w:name w:val="Heading 2"/>
     <w:basedOn w:val="Normal"/>
     <w:link w:val="Nagwek2Znak"/>
@@ -5953,7 +6619,7 @@
       <w:lang w:val="x-none" w:eastAsia="x-none"/>
     </w:rPr>
   </w:style>
-  <w:style w:type="paragraph" w:styleId="Nagwek3">
+  <w:style w:type="paragraph" w:styleId="Heading3">
     <w:name w:val="Heading 3"/>
     <w:basedOn w:val="Normal"/>
     <w:next w:val="Normal"/>
@@ -6136,13 +6802,13 @@
       <w:vertAlign w:val="superscript"/>
     </w:rPr>
   </w:style>
-  <w:style w:type="character" w:styleId="Zakotwiczenieprzypisudolnego">
+  <w:style w:type="character" w:styleId="FootnoteReference">
     <w:name w:val="Footnote Reference"/>
     <w:rPr>
       <w:vertAlign w:val="superscript"/>
     </w:rPr>
   </w:style>
-  <w:style w:type="character" w:styleId="Czeinternetowe">
+  <w:style w:type="character" w:styleId="Hyperlink">
     <w:name w:val="Hyperlink"/>
     <w:uiPriority w:val="99"/>
     <w:rsid w:val="000c4900"/>
@@ -6179,7 +6845,7 @@
     <w:qFormat/>
     <w:rPr/>
   </w:style>
-  <w:style w:type="character" w:styleId="Wyrnienie">
+  <w:style w:type="character" w:styleId="Emphasis">
     <w:name w:val="Emphasis"/>
     <w:qFormat/>
     <w:rPr>
@@ -6194,7 +6860,7 @@
       <w:vertAlign w:val="superscript"/>
     </w:rPr>
   </w:style>
-  <w:style w:type="character" w:styleId="Zakotwiczenieprzypisukocowego">
+  <w:style w:type="character" w:styleId="EndnoteReference">
     <w:name w:val="Endnote Reference"/>
     <w:rPr>
       <w:vertAlign w:val="superscript"/>
@@ -6203,7 +6869,7 @@
   <w:style w:type="paragraph" w:styleId="Nagwek">
     <w:name w:val="Nagłówek"/>
     <w:basedOn w:val="Normal"/>
-    <w:next w:val="Tretekstu"/>
+    <w:next w:val="BodyText"/>
     <w:qFormat/>
     <w:pPr>
       <w:keepNext w:val="true"/>
@@ -6215,7 +6881,7 @@
       <w:szCs w:val="28"/>
     </w:rPr>
   </w:style>
-  <w:style w:type="paragraph" w:styleId="Tretekstu">
+  <w:style w:type="paragraph" w:styleId="BodyText">
     <w:name w:val="Body Text"/>
     <w:basedOn w:val="Normal"/>
     <w:link w:val="TekstpodstawowyZnak"/>
@@ -6223,7 +6889,7 @@
     <w:rsid w:val="00b87c5d"/>
     <w:pPr>
       <w:spacing w:lineRule="auto" w:line="360"/>
-      <w:ind w:right="178" w:hanging="0"/>
+      <w:ind w:hanging="0" w:right="178"/>
       <w:jc w:val="both"/>
     </w:pPr>
     <w:rPr>
@@ -6233,15 +6899,15 @@
       <w:lang w:val="x-none" w:eastAsia="x-none"/>
     </w:rPr>
   </w:style>
-  <w:style w:type="paragraph" w:styleId="Lista">
+  <w:style w:type="paragraph" w:styleId="List">
     <w:name w:val="List"/>
-    <w:basedOn w:val="Tretekstu"/>
+    <w:basedOn w:val="BodyText"/>
     <w:pPr/>
     <w:rPr>
       <w:rFonts w:cs="Arial"/>
     </w:rPr>
   </w:style>
-  <w:style w:type="paragraph" w:styleId="Podpis">
+  <w:style w:type="paragraph" w:styleId="Caption">
     <w:name w:val="Caption"/>
     <w:basedOn w:val="Normal"/>
     <w:qFormat/>
@@ -6275,7 +6941,7 @@
     <w:pPr/>
     <w:rPr/>
   </w:style>
-  <w:style w:type="paragraph" w:styleId="Gwka">
+  <w:style w:type="paragraph" w:styleId="Header">
     <w:name w:val="Header"/>
     <w:basedOn w:val="Normal"/>
     <w:link w:val="NagwekZnak"/>
@@ -6293,7 +6959,7 @@
       <w:lang w:val="x-none"/>
     </w:rPr>
   </w:style>
-  <w:style w:type="paragraph" w:styleId="Stopka">
+  <w:style w:type="paragraph" w:styleId="Footer">
     <w:name w:val="Footer"/>
     <w:basedOn w:val="Normal"/>
     <w:link w:val="StopkaZnak"/>
@@ -6369,7 +7035,7 @@
     <w:qFormat/>
     <w:rsid w:val="00107ae7"/>
     <w:pPr>
-      <w:ind w:left="708" w:hanging="0"/>
+      <w:ind w:hanging="0" w:left="708"/>
     </w:pPr>
     <w:rPr/>
   </w:style>
@@ -6426,15 +7092,15 @@
       <w:lang w:val="x-none"/>
     </w:rPr>
   </w:style>
-  <w:style w:type="paragraph" w:styleId="Nagwekindeksu">
+  <w:style w:type="paragraph" w:styleId="IndexHeading">
     <w:name w:val="Index Heading"/>
     <w:basedOn w:val="Nagwek"/>
     <w:pPr/>
     <w:rPr/>
   </w:style>
-  <w:style w:type="paragraph" w:styleId="Nagwekspisutreci">
+  <w:style w:type="paragraph" w:styleId="TOCHeading">
     <w:name w:val="TOC Heading"/>
-    <w:basedOn w:val="Nagwek1"/>
+    <w:basedOn w:val="Heading1"/>
     <w:next w:val="Normal"/>
     <w:uiPriority w:val="39"/>
     <w:qFormat/>
@@ -6447,7 +7113,7 @@
       <w:lang w:val="en-GB"/>
     </w:rPr>
   </w:style>
-  <w:style w:type="paragraph" w:styleId="Przypisdolny">
+  <w:style w:type="paragraph" w:styleId="FootnoteText">
     <w:name w:val="Footnote Text"/>
     <w:basedOn w:val="Normal"/>
     <w:link w:val="TekstprzypisudolnegoZnak"/>
@@ -6465,7 +7131,7 @@
       <w:lang w:val="x-none" w:eastAsia="x-none"/>
     </w:rPr>
   </w:style>
-  <w:style w:type="paragraph" w:styleId="Spistreci1">
+  <w:style w:type="paragraph" w:styleId="TOC1">
     <w:name w:val="TOC 1"/>
     <w:basedOn w:val="Normal"/>
     <w:next w:val="Normal"/>
@@ -6480,7 +7146,7 @@
         <w:tab w:val="right" w:pos="9060" w:leader="dot"/>
       </w:tabs>
       <w:spacing w:lineRule="auto" w:line="360" w:before="0" w:after="120"/>
-      <w:ind w:left="426" w:hanging="426"/>
+      <w:ind w:hanging="426" w:left="426"/>
       <w:jc w:val="both"/>
     </w:pPr>
     <w:rPr>
@@ -6489,7 +7155,7 @@
       <w:szCs w:val="20"/>
     </w:rPr>
   </w:style>
-  <w:style w:type="paragraph" w:styleId="Spistreci2">
+  <w:style w:type="paragraph" w:styleId="TOC2">
     <w:name w:val="TOC 2"/>
     <w:basedOn w:val="Normal"/>
     <w:next w:val="Normal"/>
@@ -6504,14 +7170,14 @@
         <w:tab w:val="right" w:pos="9060" w:leader="dot"/>
       </w:tabs>
       <w:spacing w:lineRule="auto" w:line="360" w:before="0" w:after="120"/>
-      <w:ind w:left="993" w:hanging="567"/>
+      <w:ind w:hanging="567" w:left="993"/>
       <w:jc w:val="both"/>
     </w:pPr>
     <w:rPr/>
   </w:style>
-  <w:style w:type="paragraph" w:styleId="Tytu">
+  <w:style w:type="paragraph" w:styleId="Title">
     <w:name w:val="Title"/>
-    <w:basedOn w:val="Nagwekspisutreci"/>
+    <w:basedOn w:val="TOCHeading"/>
     <w:next w:val="Normal"/>
     <w:link w:val="TytuZnak"/>
     <w:uiPriority w:val="10"/>
@@ -6528,7 +7194,7 @@
       <w:lang w:val="pl-PL"/>
     </w:rPr>
   </w:style>
-  <w:style w:type="paragraph" w:styleId="Spistreci3">
+  <w:style w:type="paragraph" w:styleId="TOC3">
     <w:name w:val="TOC 3"/>
     <w:basedOn w:val="Normal"/>
     <w:next w:val="Normal"/>
@@ -6543,7 +7209,7 @@
         <w:tab w:val="right" w:pos="9060" w:leader="dot"/>
       </w:tabs>
       <w:spacing w:lineRule="auto" w:line="360" w:before="0" w:after="100"/>
-      <w:ind w:left="400" w:firstLine="593"/>
+      <w:ind w:firstLine="593" w:left="400"/>
       <w:jc w:val="both"/>
     </w:pPr>
     <w:rPr>

--- a/documents/praca_dyplomowa_ver1.1.docx
+++ b/documents/praca_dyplomowa_ver1.1.docx
@@ -7,17 +7,12 @@
         <w:pStyle w:val="Title"/>
         <w:spacing w:before="240" w:after="120"/>
         <w:rPr>
-          <w:rFonts w:ascii="Arial" w:hAnsi="Arial" w:cs="Arial"/>
-          <w:bCs/>
-          <w:strike w:val="false"/>
-          <w:dstrike w:val="false"/>
-          <w:sz w:val="20"/>
-          <w:szCs w:val="20"/>
-        </w:rPr>
-      </w:pPr>
-      <w:r>
-        <w:rPr>
-          <w:rFonts w:cs="Arial"/>
+          <w:rFonts w:ascii="Arial" w:hAnsi="Arial"/>
+        </w:rPr>
+      </w:pPr>
+      <w:r>
+        <w:rPr>
+          <w:rFonts w:cs="Arial" w:ascii="Arial" w:hAnsi="Arial"/>
           <w:bCs/>
           <w:strike w:val="false"/>
           <w:dstrike w:val="false"/>
@@ -89,14 +84,20 @@
         <w:pStyle w:val="Normal"/>
         <w:spacing w:before="240" w:after="120"/>
         <w:rPr>
-          <w:rFonts w:ascii="Arial" w:hAnsi="Arial" w:cs="Arial"/>
+          <w:rFonts w:ascii="Arial" w:hAnsi="Arial"/>
+        </w:rPr>
+      </w:pPr>
+      <w:r>
+        <w:rPr>
+          <w:rFonts w:cs="Arial" w:ascii="Arial" w:hAnsi="Arial"/>
           <w:bCs/>
           <w:strike w:val="false"/>
           <w:dstrike w:val="false"/>
           <w:sz w:val="20"/>
           <w:szCs w:val="20"/>
         </w:rPr>
-      </w:pPr>
+        <w:t>WERSJA: 1.2.</w:t>
+      </w:r>
       <w:r>
         <w:rPr>
           <w:rFonts w:cs="Arial" w:ascii="Arial" w:hAnsi="Arial"/>
@@ -106,16 +107,20 @@
           <w:sz w:val="20"/>
           <w:szCs w:val="20"/>
         </w:rPr>
-        <w:t>WERSJA: 1.2</w:t>
+        <w:t>3</w:t>
       </w:r>
     </w:p>
     <w:p>
       <w:pPr>
         <w:pStyle w:val="Title"/>
-        <w:rPr/>
-      </w:pPr>
-      <w:r>
-        <w:rPr/>
+        <w:rPr>
+          <w:rFonts w:ascii="Arial" w:hAnsi="Arial"/>
+        </w:rPr>
+      </w:pPr>
+      <w:r>
+        <w:rPr>
+          <w:rFonts w:ascii="Arial" w:hAnsi="Arial"/>
+        </w:rPr>
         <w:t xml:space="preserve">STRESZCZENIE </w:t>
       </w:r>
     </w:p>
@@ -124,11 +129,7 @@
         <w:pStyle w:val="Normal"/>
         <w:spacing w:lineRule="auto" w:line="360" w:before="0" w:after="120"/>
         <w:rPr>
-          <w:rFonts w:ascii="Arial" w:hAnsi="Arial" w:cs="Arial"/>
-          <w:i/>
-          <w:i/>
-          <w:sz w:val="16"/>
-          <w:szCs w:val="20"/>
+          <w:rFonts w:ascii="Arial" w:hAnsi="Arial"/>
         </w:rPr>
       </w:pPr>
       <w:r>
@@ -158,10 +159,7 @@
         <w:ind w:firstLine="708"/>
         <w:jc w:val="both"/>
         <w:rPr>
-          <w:rFonts w:ascii="Arial" w:hAnsi="Arial" w:cs="Arial"/>
-          <w:sz w:val="20"/>
-          <w:szCs w:val="20"/>
-          <w:lang w:val="en-GB"/>
+          <w:rFonts w:ascii="Arial" w:hAnsi="Arial"/>
         </w:rPr>
       </w:pPr>
       <w:r>
@@ -236,10 +234,7 @@
         <w:ind w:firstLine="708"/>
         <w:jc w:val="both"/>
         <w:rPr>
-          <w:rFonts w:ascii="Arial" w:hAnsi="Arial" w:cs="Arial"/>
-          <w:sz w:val="20"/>
-          <w:szCs w:val="20"/>
-          <w:lang w:val="en-GB"/>
+          <w:rFonts w:ascii="Arial" w:hAnsi="Arial"/>
         </w:rPr>
       </w:pPr>
       <w:r>
@@ -258,10 +253,7 @@
         <w:ind w:firstLine="708"/>
         <w:jc w:val="both"/>
         <w:rPr>
-          <w:rFonts w:ascii="Arial" w:hAnsi="Arial" w:cs="Arial"/>
-          <w:sz w:val="20"/>
-          <w:szCs w:val="20"/>
-          <w:lang w:val="en-GB"/>
+          <w:rFonts w:ascii="Arial" w:hAnsi="Arial"/>
         </w:rPr>
       </w:pPr>
       <w:r>
@@ -280,10 +272,7 @@
         <w:ind w:firstLine="708"/>
         <w:jc w:val="both"/>
         <w:rPr>
-          <w:rFonts w:ascii="Arial" w:hAnsi="Arial" w:cs="Arial"/>
-          <w:sz w:val="20"/>
-          <w:szCs w:val="20"/>
-          <w:lang w:val="en-GB"/>
+          <w:rFonts w:ascii="Arial" w:hAnsi="Arial"/>
         </w:rPr>
       </w:pPr>
       <w:r>
@@ -302,10 +291,7 @@
         <w:ind w:firstLine="708"/>
         <w:jc w:val="both"/>
         <w:rPr>
-          <w:rFonts w:ascii="Arial" w:hAnsi="Arial" w:cs="Arial"/>
-          <w:sz w:val="20"/>
-          <w:szCs w:val="20"/>
-          <w:lang w:val="en-GB"/>
+          <w:rFonts w:ascii="Arial" w:hAnsi="Arial"/>
         </w:rPr>
       </w:pPr>
       <w:r>
@@ -322,11 +308,7 @@
         <w:pStyle w:val="Normal"/>
         <w:spacing w:lineRule="auto" w:line="360" w:before="0" w:after="120"/>
         <w:rPr>
-          <w:rFonts w:ascii="Arial" w:hAnsi="Arial" w:cs="Arial"/>
-          <w:b/>
-          <w:sz w:val="20"/>
-          <w:szCs w:val="20"/>
-          <w:lang w:val="en-GB"/>
+          <w:rFonts w:ascii="Arial" w:hAnsi="Arial"/>
         </w:rPr>
       </w:pPr>
       <w:r>
@@ -357,10 +339,7 @@
         <w:spacing w:lineRule="auto" w:line="360" w:before="0" w:after="120"/>
         <w:jc w:val="both"/>
         <w:rPr>
-          <w:rFonts w:ascii="Arial" w:hAnsi="Arial" w:cs="Arial"/>
-          <w:sz w:val="20"/>
-          <w:szCs w:val="20"/>
-          <w:lang w:val="en-GB"/>
+          <w:rFonts w:ascii="Arial" w:hAnsi="Arial"/>
         </w:rPr>
       </w:pPr>
       <w:r>
@@ -666,24 +645,6 @@
           <w:szCs w:val="20"/>
           <w:lang w:val="en-GB"/>
         </w:rPr>
-      </w:r>
-    </w:p>
-    <w:p>
-      <w:pPr>
-        <w:pStyle w:val="Title"/>
-        <w:rPr>
-          <w:b w:val="false"/>
-          <w:sz w:val="20"/>
-          <w:lang w:val="en-GB"/>
-        </w:rPr>
-      </w:pPr>
-      <w:r>
-        <w:rPr>
-          <w:rStyle w:val="TytuZnak"/>
-          <w:rFonts w:eastAsia="Calibri"/>
-          <w:b/>
-        </w:rPr>
-        <w:t xml:space="preserve">ABSTRACT </w:t>
       </w:r>
     </w:p>
     <w:p>
@@ -700,33 +661,29 @@
           <w:textDirection w:val="lrTb"/>
           <w:docGrid w:type="default" w:linePitch="360" w:charSpace="0"/>
         </w:sectPr>
-        <w:pStyle w:val="Normal"/>
-        <w:spacing w:lineRule="auto" w:line="360" w:before="0" w:after="120"/>
-        <w:ind w:firstLine="708"/>
-        <w:jc w:val="both"/>
-        <w:rPr>
-          <w:rFonts w:ascii="Arial" w:hAnsi="Arial" w:cs="Arial"/>
-          <w:sz w:val="20"/>
-          <w:szCs w:val="20"/>
-          <w:lang w:val="en-GB"/>
-        </w:rPr>
-      </w:pPr>
-      <w:r>
-        <w:rPr>
-          <w:rFonts w:cs="Arial" w:ascii="Arial" w:hAnsi="Arial"/>
-          <w:sz w:val="20"/>
-          <w:szCs w:val="20"/>
-          <w:lang w:val="en-GB"/>
-        </w:rPr>
+        <w:pStyle w:val="Title"/>
+        <w:rPr/>
+      </w:pPr>
+      <w:r>
+        <w:rPr>
+          <w:rStyle w:val="TytuZnak"/>
+          <w:rFonts w:eastAsia="Calibri" w:ascii="Arial" w:hAnsi="Arial"/>
+          <w:b/>
+        </w:rPr>
+        <w:t xml:space="preserve">ABSTRACT </w:t>
       </w:r>
     </w:p>
     <w:p>
       <w:pPr>
         <w:pStyle w:val="TOCHeading"/>
-        <w:rPr/>
-      </w:pPr>
-      <w:r>
-        <w:rPr/>
+        <w:rPr>
+          <w:rFonts w:ascii="Arial" w:hAnsi="Arial"/>
+        </w:rPr>
+      </w:pPr>
+      <w:r>
+        <w:rPr>
+          <w:rFonts w:ascii="Arial" w:hAnsi="Arial"/>
+        </w:rPr>
         <w:t>SPIS TREŚCI</w:t>
       </w:r>
     </w:p>
@@ -756,6 +713,7 @@
               <w:webHidden/>
               <w:rStyle w:val="Czeindeksu"/>
               <w:vanish w:val="false"/>
+              <w:rFonts w:ascii="Arial" w:hAnsi="Arial"/>
             </w:rPr>
             <w:instrText xml:space="preserve"> TOC \z \o "1-3" \u \h</w:instrText>
           </w:r>
@@ -764,6 +722,7 @@
               <w:webHidden/>
               <w:rStyle w:val="Czeindeksu"/>
               <w:vanish w:val="false"/>
+              <w:rFonts w:ascii="Arial" w:hAnsi="Arial"/>
             </w:rPr>
             <w:fldChar w:fldCharType="separate"/>
           </w:r>
@@ -772,6 +731,7 @@
               <w:rPr>
                 <w:webHidden/>
                 <w:rStyle w:val="Czeindeksu"/>
+                <w:rFonts w:ascii="Arial" w:hAnsi="Arial"/>
                 <w:vanish w:val="false"/>
               </w:rPr>
               <w:t>WYKAZ WAŻNIEJSZYCH OZNACZEŃ I SKRÓTÓW</w:t>
@@ -779,6 +739,7 @@
             <w:r>
               <w:rPr>
                 <w:rStyle w:val="Czeindeksu"/>
+                <w:rFonts w:ascii="Arial" w:hAnsi="Arial"/>
                 <w:vanish w:val="false"/>
               </w:rPr>
               <w:tab/>
@@ -801,6 +762,7 @@
               <w:rPr>
                 <w:webHidden/>
                 <w:rStyle w:val="Czeindeksu"/>
+                <w:rFonts w:ascii="Arial" w:hAnsi="Arial"/>
                 <w:vanish w:val="false"/>
               </w:rPr>
               <w:t>1. WSTĘP I CEL PRACY</w:t>
@@ -824,6 +786,7 @@
               <w:rPr>
                 <w:webHidden/>
                 <w:rStyle w:val="Czeindeksu"/>
+                <w:rFonts w:ascii="Arial" w:hAnsi="Arial"/>
                 <w:vanish w:val="false"/>
               </w:rPr>
               <w:t>2. WIRTUALNA RZECZYWISTOŚĆ (Zofia Drożdż)</w:t>
@@ -847,6 +810,7 @@
               <w:rPr>
                 <w:webHidden/>
                 <w:rStyle w:val="Czeindeksu"/>
+                <w:rFonts w:ascii="Arial" w:hAnsi="Arial"/>
                 <w:vanish w:val="false"/>
               </w:rPr>
               <w:t>2.1. Historia rozwoju rzeczywistości wirtualnej (ewentualnie imię i nazwisko autora podrozdziału w przypadku pracy zbiorowej)</w:t>
@@ -870,6 +834,7 @@
               <w:rPr>
                 <w:webHidden/>
                 <w:rStyle w:val="Czeindeksu"/>
+                <w:rFonts w:ascii="Arial" w:hAnsi="Arial"/>
                 <w:vanish w:val="false"/>
               </w:rPr>
               <w:t>2.2. Nowoczesne rozwiązania dla technologii wirtualnej rzeczywistości (ewentualnie imię i nazwisko autora podrozdziału w przypadku pracy zbiorowej)</w:t>
@@ -893,6 +858,7 @@
               <w:rPr>
                 <w:webHidden/>
                 <w:rStyle w:val="Czeindeksu"/>
+                <w:rFonts w:ascii="Arial" w:hAnsi="Arial"/>
                 <w:vanish w:val="false"/>
               </w:rPr>
               <w:t>3. CHARAKETRYSTYKA INSTALACJI TYPU BIGCAVE</w:t>
@@ -916,6 +882,7 @@
               <w:rPr>
                 <w:webHidden/>
                 <w:rStyle w:val="Czeindeksu"/>
+                <w:rFonts w:ascii="Arial" w:hAnsi="Arial"/>
                 <w:vanish w:val="false"/>
               </w:rPr>
               <w:t>3.1. Zasady działania Laboratorium Zanurzonej Wizualizacji Przestrzennej (ewentualnie imię i nazwisko autora podrozdziału w przypadku pracy zbiorowej)</w:t>
@@ -939,6 +906,7 @@
               <w:rPr>
                 <w:webHidden/>
                 <w:rStyle w:val="Czeindeksu"/>
+                <w:rFonts w:ascii="Arial" w:hAnsi="Arial"/>
                 <w:vanish w:val="false"/>
               </w:rPr>
               <w:t>3.2. Narzędzia używane do tworzenia aplikacji dla LZWP (ewentualnie imię i nazwisko autora podrozdziału w przypadku pracy zbiorowej)</w:t>
@@ -962,6 +930,7 @@
               <w:rPr>
                 <w:webHidden/>
                 <w:rStyle w:val="Czeindeksu"/>
+                <w:rFonts w:ascii="Arial" w:hAnsi="Arial"/>
                 <w:vanish w:val="false"/>
               </w:rPr>
               <w:t>4. SPECYFIKACJA I ANALIZA WYMAGAŃ</w:t>
@@ -985,6 +954,7 @@
               <w:rPr>
                 <w:webHidden/>
                 <w:rStyle w:val="Czeindeksu"/>
+                <w:rFonts w:ascii="Arial" w:hAnsi="Arial"/>
                 <w:vanish w:val="false"/>
               </w:rPr>
               <w:t>4.1. Specyfikacja wymagań (Zofia Drożdż)</w:t>
@@ -1008,6 +978,7 @@
               <w:rPr>
                 <w:webHidden/>
                 <w:rStyle w:val="Czeindeksu"/>
+                <w:rFonts w:ascii="Arial" w:hAnsi="Arial"/>
                 <w:vanish w:val="false"/>
               </w:rPr>
               <w:t>4.1.1. Cel i przeznaczenie projektu</w:t>
@@ -1031,6 +1002,7 @@
               <w:rPr>
                 <w:webHidden/>
                 <w:rStyle w:val="Czeindeksu"/>
+                <w:rFonts w:ascii="Arial" w:hAnsi="Arial"/>
                 <w:vanish w:val="false"/>
               </w:rPr>
               <w:t>4.1.2. Kontekst realizacji projektu</w:t>
@@ -1054,6 +1026,7 @@
               <w:rPr>
                 <w:webHidden/>
                 <w:rStyle w:val="Czeindeksu"/>
+                <w:rFonts w:ascii="Arial" w:hAnsi="Arial"/>
                 <w:vanish w:val="false"/>
               </w:rPr>
               <w:t>4.1.3. Ogólna charakterystyka systemu (?)</w:t>
@@ -1077,6 +1050,7 @@
               <w:rPr>
                 <w:webHidden/>
                 <w:rStyle w:val="Czeindeksu"/>
+                <w:rFonts w:ascii="Arial" w:hAnsi="Arial"/>
                 <w:vanish w:val="false"/>
               </w:rPr>
               <w:t>4.2. Analiza wymagań funkcjonalnych (ewentualnie imię i nazwisko autora podrozdziału w przypadku pracy zbiorowej)</w:t>
@@ -1100,6 +1074,7 @@
               <w:rPr>
                 <w:webHidden/>
                 <w:rStyle w:val="Czeindeksu"/>
+                <w:rFonts w:ascii="Arial" w:hAnsi="Arial"/>
                 <w:vanish w:val="false"/>
               </w:rPr>
               <w:t>4.3. Analiza wymagań użytkowych (ewentualnie imię i nazwisko autora podrozdziału w przypadku pracy zbiorowej)</w:t>
@@ -1123,6 +1098,7 @@
               <w:rPr>
                 <w:webHidden/>
                 <w:rStyle w:val="Czeindeksu"/>
+                <w:rFonts w:ascii="Arial" w:hAnsi="Arial"/>
                 <w:vanish w:val="false"/>
               </w:rPr>
               <w:t>4.4. Kryteria akceptacji (Zofia Drożdż)</w:t>
@@ -1146,6 +1122,7 @@
               <w:rPr>
                 <w:webHidden/>
                 <w:rStyle w:val="Czeindeksu"/>
+                <w:rFonts w:ascii="Arial" w:hAnsi="Arial"/>
                 <w:vanish w:val="false"/>
               </w:rPr>
               <w:t>4.5. Analiza ryzyka (Zofia Drożdż)</w:t>
@@ -1169,6 +1146,7 @@
               <w:rPr>
                 <w:webHidden/>
                 <w:rStyle w:val="Czeindeksu"/>
+                <w:rFonts w:ascii="Arial" w:hAnsi="Arial"/>
                 <w:vanish w:val="false"/>
               </w:rPr>
               <w:t>4.6. Wybór środowiska implementacji (ewentualnie imię i nazwisko autora podrozdziału w przypadku pracy zbiorowej)</w:t>
@@ -1192,6 +1170,7 @@
               <w:rPr>
                 <w:webHidden/>
                 <w:rStyle w:val="Czeindeksu"/>
+                <w:rFonts w:ascii="Arial" w:hAnsi="Arial"/>
                 <w:vanish w:val="false"/>
               </w:rPr>
               <w:t>4.7. Rozszerzalność (ewentualnie imię i nazwisko autora podrozdziału w przypadku pracy zbiorowej)</w:t>
@@ -1215,6 +1194,7 @@
               <w:rPr>
                 <w:webHidden/>
                 <w:rStyle w:val="Czeindeksu"/>
+                <w:rFonts w:ascii="Arial" w:hAnsi="Arial"/>
                 <w:vanish w:val="false"/>
               </w:rPr>
               <w:t>4.8. Planowany sposób realizacji projektu (ewentualnie imię i nazwisko autora podrozdziału w przypadku pracy zbiorowej)</w:t>
@@ -1238,6 +1218,7 @@
               <w:rPr>
                 <w:webHidden/>
                 <w:rStyle w:val="Czeindeksu"/>
+                <w:rFonts w:ascii="Arial" w:hAnsi="Arial"/>
                 <w:vanish w:val="false"/>
               </w:rPr>
               <w:t>4.8.1. Członkowie zespołu projektowego</w:t>
@@ -1261,6 +1242,7 @@
               <w:rPr>
                 <w:webHidden/>
                 <w:rStyle w:val="Czeindeksu"/>
+                <w:rFonts w:ascii="Arial" w:hAnsi="Arial"/>
                 <w:vanish w:val="false"/>
               </w:rPr>
               <w:t>4.9. Planowany harmonogram realizacji projektu (ewentualnie imię i nazwisko autora podrozdziału w przypadku pracy zbiorowej)</w:t>
@@ -1284,6 +1266,7 @@
               <w:rPr>
                 <w:webHidden/>
                 <w:rStyle w:val="Czeindeksu"/>
+                <w:rFonts w:ascii="Arial" w:hAnsi="Arial"/>
                 <w:vanish w:val="false"/>
               </w:rPr>
               <w:t>5. PROJEKT SYSTEMU</w:t>
@@ -1307,6 +1290,7 @@
               <w:rPr>
                 <w:webHidden/>
                 <w:rStyle w:val="Czeindeksu"/>
+                <w:rFonts w:ascii="Arial" w:hAnsi="Arial"/>
                 <w:vanish w:val="false"/>
               </w:rPr>
               <w:t>5.1. Architektura systemu (ewentualnie imię i nazwisko autora podrozdziału w przypadku pracy zbiorowej)</w:t>
@@ -1330,6 +1314,7 @@
               <w:rPr>
                 <w:webHidden/>
                 <w:rStyle w:val="Czeindeksu"/>
+                <w:rFonts w:ascii="Arial" w:hAnsi="Arial"/>
                 <w:vanish w:val="false"/>
               </w:rPr>
               <w:t>5.2. Przypadki użycia (ewentualnie imię i nazwisko autora podrozdziału w przypadku pracy zbiorowej)</w:t>
@@ -1353,6 +1338,7 @@
               <w:rPr>
                 <w:webHidden/>
                 <w:rStyle w:val="Czeindeksu"/>
+                <w:rFonts w:ascii="Arial" w:hAnsi="Arial"/>
                 <w:vanish w:val="false"/>
               </w:rPr>
               <w:t>5.3. Diagram klas (ewentualnie imię i nazwisko autora podrozdziału w przypadku pracy zbiorowej)</w:t>
@@ -1376,6 +1362,7 @@
               <w:rPr>
                 <w:webHidden/>
                 <w:rStyle w:val="Czeindeksu"/>
+                <w:rFonts w:ascii="Arial" w:hAnsi="Arial"/>
                 <w:vanish w:val="false"/>
               </w:rPr>
               <w:t>6. IMPLEMENTACJA, TESTOWANIE, WERYFIKACJA I WALIDACJA</w:t>
@@ -1399,6 +1386,7 @@
               <w:rPr>
                 <w:webHidden/>
                 <w:rStyle w:val="Czeindeksu"/>
+                <w:rFonts w:ascii="Arial" w:hAnsi="Arial"/>
                 <w:vanish w:val="false"/>
               </w:rPr>
               <w:t>6.1. Implementacja systemu (ewentualnie imię i nazwisko autora podrozdziału w przypadku pracy zbiorowej)</w:t>
@@ -1422,6 +1410,7 @@
               <w:rPr>
                 <w:webHidden/>
                 <w:rStyle w:val="Czeindeksu"/>
+                <w:rFonts w:ascii="Arial" w:hAnsi="Arial"/>
                 <w:vanish w:val="false"/>
               </w:rPr>
               <w:t>6.2. Testowanie (ewentualnie imię i nazwisko autora podrozdziału w przypadku pracy zbiorowej)</w:t>
@@ -1445,6 +1434,7 @@
               <w:rPr>
                 <w:webHidden/>
                 <w:rStyle w:val="Czeindeksu"/>
+                <w:rFonts w:ascii="Arial" w:hAnsi="Arial"/>
                 <w:vanish w:val="false"/>
               </w:rPr>
               <w:t>6.3. Weryfikacja założeń aplikacji (ewentualnie imię i nazwisko autora podrozdziału w przypadku pracy zbiorowej)</w:t>
@@ -1468,6 +1458,7 @@
               <w:rPr>
                 <w:webHidden/>
                 <w:rStyle w:val="Czeindeksu"/>
+                <w:rFonts w:ascii="Arial" w:hAnsi="Arial"/>
                 <w:vanish w:val="false"/>
               </w:rPr>
               <w:t>6.4. Walidacja w środowisku docelowym (ewentualnie imię i nazwisko autora podrozdziału w przypadku pracy zbiorowej)</w:t>
@@ -1491,6 +1482,7 @@
               <w:rPr>
                 <w:webHidden/>
                 <w:rStyle w:val="Czeindeksu"/>
+                <w:rFonts w:ascii="Arial" w:hAnsi="Arial"/>
                 <w:vanish w:val="false"/>
               </w:rPr>
               <w:t>7. TESTOWANIE I OPINIA OSÓB TRZECICH</w:t>
@@ -1514,6 +1506,7 @@
               <w:rPr>
                 <w:webHidden/>
                 <w:rStyle w:val="Czeindeksu"/>
+                <w:rFonts w:ascii="Arial" w:hAnsi="Arial"/>
                 <w:vanish w:val="false"/>
               </w:rPr>
               <w:t>7.1. Opis przeprowadzonego badania (ewentualnie imię i nazwisko autora podrozdziału w przypadku pracy zbiorowej)</w:t>
@@ -1537,6 +1530,7 @@
               <w:rPr>
                 <w:webHidden/>
                 <w:rStyle w:val="Czeindeksu"/>
+                <w:rFonts w:ascii="Arial" w:hAnsi="Arial"/>
                 <w:vanish w:val="false"/>
               </w:rPr>
               <w:t>7.2. Wyniki badania i wnioski (ewentualnie imię i nazwisko autora podrozdziału w przypadku pracy zbiorowej)</w:t>
@@ -1560,6 +1554,7 @@
               <w:rPr>
                 <w:webHidden/>
                 <w:rStyle w:val="Czeindeksu"/>
+                <w:rFonts w:ascii="Arial" w:hAnsi="Arial"/>
                 <w:vanish w:val="false"/>
               </w:rPr>
               <w:t>8. PODSUMOWANIE</w:t>
@@ -1583,6 +1578,7 @@
               <w:rPr>
                 <w:webHidden/>
                 <w:rStyle w:val="Czeindeksu"/>
+                <w:rFonts w:ascii="Arial" w:hAnsi="Arial"/>
                 <w:vanish w:val="false"/>
               </w:rPr>
               <w:t>WYKAZ LITERATURY</w:t>
@@ -1606,6 +1602,7 @@
               <w:rPr>
                 <w:webHidden/>
                 <w:rStyle w:val="Czeindeksu"/>
+                <w:rFonts w:ascii="Arial" w:hAnsi="Arial"/>
                 <w:vanish w:val="false"/>
               </w:rPr>
               <w:t>Załącznik nr 1/Dodatek A: Tytuł załącznika nr 1/dodatku A</w:t>
@@ -1613,6 +1610,7 @@
             <w:r>
               <w:rPr>
                 <w:rStyle w:val="Czeindeksu"/>
+                <w:rFonts w:ascii="Arial" w:hAnsi="Arial"/>
                 <w:vertAlign w:val="superscript"/>
               </w:rPr>
               <w:t>*</w:t>
@@ -1620,6 +1618,7 @@
             <w:r>
               <w:rPr>
                 <w:rStyle w:val="Czeindeksu"/>
+                <w:rFonts w:ascii="Arial" w:hAnsi="Arial"/>
               </w:rPr>
               <w:tab/>
               <w:t>14</w:t>
@@ -1628,6 +1627,7 @@
           <w:r>
             <w:rPr>
               <w:rStyle w:val="Czeindeksu"/>
+              <w:rFonts w:ascii="Arial" w:hAnsi="Arial"/>
             </w:rPr>
             <w:fldChar w:fldCharType="end"/>
           </w:r>
@@ -1654,17 +1654,18 @@
       <w:pPr>
         <w:pStyle w:val="Heading1"/>
         <w:rPr>
-          <w:lang w:val="pl-PL"/>
+          <w:rFonts w:ascii="Arial" w:hAnsi="Arial"/>
         </w:rPr>
       </w:pPr>
       <w:bookmarkStart w:id="1" w:name="__RefHeading___Toc617_343945465"/>
-      <w:bookmarkStart w:id="2" w:name="_Toc516556278"/>
-      <w:bookmarkStart w:id="3" w:name="_Toc516650486"/>
-      <w:bookmarkStart w:id="4" w:name="_Toc518369837"/>
-      <w:bookmarkStart w:id="5" w:name="_Toc518373993"/>
+      <w:bookmarkStart w:id="2" w:name="_Toc518373993"/>
+      <w:bookmarkStart w:id="3" w:name="_Toc518369837"/>
+      <w:bookmarkStart w:id="4" w:name="_Toc516650486"/>
+      <w:bookmarkStart w:id="5" w:name="_Toc516556278"/>
       <w:bookmarkEnd w:id="1"/>
       <w:r>
         <w:rPr>
+          <w:rFonts w:ascii="Arial" w:hAnsi="Arial"/>
           <w:lang w:val="pl-PL"/>
         </w:rPr>
         <w:t>WYKAZ WAŻNIEJSZYCH OZNACZEŃ I SKRÓTÓW</w:t>
@@ -1684,10 +1685,7 @@
         </w:tabs>
         <w:spacing w:lineRule="auto" w:line="360"/>
         <w:rPr>
-          <w:rFonts w:ascii="Arial" w:hAnsi="Arial" w:cs="Arial"/>
-          <w:sz w:val="20"/>
-          <w:szCs w:val="20"/>
-          <w:lang w:val="en-GB"/>
+          <w:rFonts w:ascii="Arial" w:hAnsi="Arial"/>
         </w:rPr>
       </w:pPr>
       <w:r>
@@ -1734,10 +1732,7 @@
         </w:tabs>
         <w:spacing w:lineRule="auto" w:line="360"/>
         <w:rPr>
-          <w:rFonts w:ascii="Arial" w:hAnsi="Arial" w:cs="Arial"/>
-          <w:sz w:val="20"/>
-          <w:szCs w:val="20"/>
-          <w:lang w:val="en-GB"/>
+          <w:rFonts w:ascii="Arial" w:hAnsi="Arial"/>
         </w:rPr>
       </w:pPr>
       <w:r>
@@ -1784,9 +1779,7 @@
         </w:tabs>
         <w:spacing w:lineRule="auto" w:line="360"/>
         <w:rPr>
-          <w:i w:val="false"/>
-          <w:i w:val="false"/>
-          <w:iCs w:val="false"/>
+          <w:rFonts w:ascii="Arial" w:hAnsi="Arial"/>
         </w:rPr>
       </w:pPr>
       <w:r>
@@ -1811,10 +1804,7 @@
         </w:tabs>
         <w:spacing w:lineRule="auto" w:line="360"/>
         <w:rPr>
-          <w:rFonts w:ascii="Arial" w:hAnsi="Arial" w:cs="Arial"/>
-          <w:sz w:val="20"/>
-          <w:szCs w:val="20"/>
-          <w:lang w:val="en-GB"/>
+          <w:rFonts w:ascii="Arial" w:hAnsi="Arial"/>
         </w:rPr>
       </w:pPr>
       <w:r>
@@ -2610,17 +2600,18 @@
         </w:numPr>
         <w:ind w:hanging="426" w:left="426"/>
         <w:rPr>
-          <w:lang w:val="en-GB"/>
+          <w:rFonts w:ascii="Arial" w:hAnsi="Arial"/>
         </w:rPr>
       </w:pPr>
       <w:bookmarkStart w:id="6" w:name="__RefHeading___Toc619_343945465"/>
-      <w:bookmarkStart w:id="7" w:name="_Toc516556279"/>
-      <w:bookmarkStart w:id="8" w:name="_Toc516650487"/>
-      <w:bookmarkStart w:id="9" w:name="_Toc518369838"/>
-      <w:bookmarkStart w:id="10" w:name="_Toc518373994"/>
+      <w:bookmarkStart w:id="7" w:name="_Toc518373994"/>
+      <w:bookmarkStart w:id="8" w:name="_Toc518369838"/>
+      <w:bookmarkStart w:id="9" w:name="_Toc516650487"/>
+      <w:bookmarkStart w:id="10" w:name="_Toc516556279"/>
       <w:bookmarkEnd w:id="6"/>
       <w:r>
         <w:rPr>
+          <w:rFonts w:ascii="Arial" w:hAnsi="Arial"/>
           <w:lang w:val="en-GB"/>
         </w:rPr>
         <w:t>WSTĘP I CEL PRACY</w:t>
@@ -2637,69 +2628,134 @@
         <w:ind w:firstLine="708"/>
         <w:jc w:val="both"/>
         <w:rPr>
+          <w:rFonts w:ascii="Arial" w:hAnsi="Arial"/>
+          <w:sz w:val="20"/>
+          <w:szCs w:val="20"/>
+        </w:rPr>
+      </w:pPr>
+      <w:r>
+        <w:rPr>
+          <w:rFonts w:ascii="Arial" w:hAnsi="Arial"/>
+          <w:sz w:val="20"/>
+          <w:szCs w:val="20"/>
           <w:lang w:val="pl-PL" w:eastAsia="en-US"/>
         </w:rPr>
-      </w:pPr>
-      <w:r>
-        <w:rPr>
+        <w:t xml:space="preserve">Na przestrzeni ostatnich lat systemy oparte na technologii wirtualnej rzeczywistości </w:t>
+      </w:r>
+      <w:r>
+        <w:rPr>
+          <w:rFonts w:ascii="Arial" w:hAnsi="Arial"/>
+          <w:sz w:val="20"/>
+          <w:szCs w:val="20"/>
           <w:lang w:val="pl-PL" w:eastAsia="en-US"/>
         </w:rPr>
-        <w:t xml:space="preserve">Na przestrzeni ostatnich lat systemy oparte na technologii wirtualnej rzeczywistości (and. </w:t>
-      </w:r>
-      <w:r>
-        <w:rPr>
+        <w:t>VR</w:t>
+      </w:r>
+      <w:r>
+        <w:rPr>
+          <w:rFonts w:ascii="Arial" w:hAnsi="Arial"/>
+          <w:sz w:val="20"/>
+          <w:szCs w:val="20"/>
+          <w:lang w:val="pl-PL" w:eastAsia="en-US"/>
+        </w:rPr>
+        <w:t xml:space="preserve"> (and. </w:t>
+      </w:r>
+      <w:r>
+        <w:rPr>
+          <w:rFonts w:ascii="Arial" w:hAnsi="Arial"/>
           <w:i/>
           <w:iCs/>
+          <w:sz w:val="20"/>
+          <w:szCs w:val="20"/>
           <w:lang w:val="pl-PL" w:eastAsia="en-US"/>
         </w:rPr>
-        <w:t>VR</w:t>
-      </w:r>
-      <w:r>
-        <w:rPr>
+        <w:t>virtual reality</w:t>
+      </w:r>
+      <w:r>
+        <w:rPr>
+          <w:rFonts w:ascii="Arial" w:hAnsi="Arial"/>
+          <w:sz w:val="20"/>
+          <w:szCs w:val="20"/>
           <w:lang w:val="pl-PL" w:eastAsia="en-US"/>
         </w:rPr>
         <w:t xml:space="preserve">) zyskały popularność, w szczególności tzw. zestawy nagłowne (ang. </w:t>
       </w:r>
       <w:r>
         <w:rPr>
+          <w:rFonts w:ascii="Arial" w:hAnsi="Arial"/>
           <w:i/>
           <w:iCs/>
+          <w:sz w:val="20"/>
+          <w:szCs w:val="20"/>
           <w:lang w:val="pl-PL" w:eastAsia="en-US"/>
         </w:rPr>
         <w:t>VR headset</w:t>
       </w:r>
       <w:r>
         <w:rPr>
+          <w:rFonts w:ascii="Arial" w:hAnsi="Arial"/>
+          <w:sz w:val="20"/>
+          <w:szCs w:val="20"/>
           <w:lang w:val="pl-PL" w:eastAsia="en-US"/>
         </w:rPr>
-        <w:t>). Możliwości takiego rozwiązania są jednak ograniczone i nie pozwalają na pełną immersję w wirtualną rzeczywistość – gracz nie widzi w świecie ani swojego ciała, ani prawdziwych ciał swoich współgraczy, jedynie ich awatary; przestrzeń, po której gracz może się poruszać jest często bardzo ograniczona, przez co w rzeczywistości albo gracz biega w miejscu dla symulacji ruchu, albo gra odpowiednio manipuluje wyświetlaną przestrzenią tak, aby gracz mógł się poruszać tylko po ograniczonej przestrzeni; gogle VR będące najpopularniejszym rozwiązaniem na korzystanie z technologii VR, są sporym obciążeniem dla osoby grającej, co ogranicza swobodę. Dużo droższym, aczkolwiek wygodniejszym i bardziej immersyjnym rozwiązaniem są instalacje takie jak jaskinie VR (ang.</w:t>
-      </w:r>
-      <w:r>
-        <w:rPr>
+        <w:t xml:space="preserve">). Możliwości takiego rozwiązania są jednak ograniczone i nie pozwalają na pełną immersję w wirtualną rzeczywistość – gracz nie widzi w świecie ani swojego ciała, ani prawdziwych ciał swoich współgraczy, jedynie ich awatary; przestrzeń, po której gracz może się poruszać jest często bardzo ograniczona, przez co w rzeczywistości albo gracz biega w miejscu dla symulacji ruchu, albo gra odpowiednio manipuluje wyświetlaną przestrzenią tak, aby gracz mógł się poruszać tylko po ograniczonej przestrzeni; gogle VR będące najpopularniejszym rozwiązaniem na korzystanie z technologii VR, są sporym obciążeniem dla osoby grającej, co ogranicza swobodę. Dużo droższym, aczkolwiek wygodniejszym i bardziej immersyjnym rozwiązaniem są instalacje takie jak jaskinie VR </w:t>
+      </w:r>
+      <w:r>
+        <w:rPr>
+          <w:rFonts w:ascii="Arial" w:hAnsi="Arial"/>
+          <w:sz w:val="20"/>
+          <w:szCs w:val="20"/>
+          <w:lang w:val="pl-PL" w:eastAsia="en-US"/>
+        </w:rPr>
+        <w:t xml:space="preserve">typu CAVE </w:t>
+      </w:r>
+      <w:r>
+        <w:rPr>
+          <w:rFonts w:ascii="Arial" w:hAnsi="Arial"/>
+          <w:sz w:val="20"/>
+          <w:szCs w:val="20"/>
+          <w:lang w:val="pl-PL" w:eastAsia="en-US"/>
+        </w:rPr>
+        <w:t>(ang.</w:t>
+      </w:r>
+      <w:r>
+        <w:rPr>
+          <w:rFonts w:ascii="Arial" w:hAnsi="Arial"/>
           <w:i/>
           <w:iCs/>
+          <w:sz w:val="20"/>
+          <w:szCs w:val="20"/>
           <w:lang w:val="pl-PL" w:eastAsia="en-US"/>
         </w:rPr>
-        <w:t xml:space="preserve"> cave automatic virtual environment CAVE</w:t>
-      </w:r>
-      <w:r>
-        <w:rPr>
+        <w:t xml:space="preserve"> cave automatic virtual environment</w:t>
+      </w:r>
+      <w:r>
+        <w:rPr>
+          <w:rFonts w:ascii="Arial" w:hAnsi="Arial"/>
           <w:i w:val="false"/>
           <w:iCs w:val="false"/>
+          <w:sz w:val="20"/>
+          <w:szCs w:val="20"/>
           <w:lang w:val="pl-PL" w:eastAsia="en-US"/>
         </w:rPr>
         <w:t>)</w:t>
       </w:r>
       <w:r>
         <w:rPr>
+          <w:rFonts w:ascii="Arial" w:hAnsi="Arial"/>
           <w:i/>
           <w:iCs/>
+          <w:sz w:val="20"/>
+          <w:szCs w:val="20"/>
           <w:lang w:val="pl-PL" w:eastAsia="en-US"/>
         </w:rPr>
         <w:t xml:space="preserve">  </w:t>
       </w:r>
       <w:r>
         <w:rPr>
+          <w:rFonts w:ascii="Arial" w:hAnsi="Arial"/>
+          <w:sz w:val="20"/>
+          <w:szCs w:val="20"/>
           <w:lang w:val="pl-PL" w:eastAsia="en-US"/>
         </w:rPr>
         <w:t xml:space="preserve">[1].  Przykładowa konstrukcja tego rodzaju znajduje się w Laboratorium Zanurzonej Wirtualizacji Przestrzennej na Politechnice Gdańskiej. Korzystanie z takiej instalacji jest dużo bardziej swobodne niż w przypadku zestawu nagłownego oraz jest bardziej zbliżone do doświadczeń w świecie rzeczywistym. </w:t>
@@ -2712,14 +2768,41 @@
         <w:ind w:firstLine="708"/>
         <w:jc w:val="both"/>
         <w:rPr>
+          <w:rFonts w:ascii="Arial" w:hAnsi="Arial"/>
+          <w:sz w:val="20"/>
+          <w:szCs w:val="20"/>
+        </w:rPr>
+      </w:pPr>
+      <w:r>
+        <w:rPr>
+          <w:rFonts w:ascii="Arial" w:hAnsi="Arial"/>
+          <w:sz w:val="20"/>
+          <w:szCs w:val="20"/>
           <w:lang w:val="pl-PL" w:eastAsia="en-US"/>
         </w:rPr>
-      </w:pPr>
-      <w:r>
-        <w:rPr>
+        <w:t>W ramach niniejszej pracy dyplomowej zespół projektowy postanowił stworzyć przykładową aplikację docelowo wykorzystywaną w LZWP, umożliwiającą obsługę dwóch osób jednocześnie. Aby zaprezentować możliwości synchronizacji akcji obu użytkowników, zadecydowano, że aplikacja będzie grą dwuosobową w wirtualnej rzeczywistości o pokonywaniu duchów, wymagającą kooperacji pomiędzy dwoma graczami.</w:t>
+      </w:r>
+    </w:p>
+    <w:p>
+      <w:pPr>
+        <w:pStyle w:val="Normal"/>
+        <w:spacing w:lineRule="auto" w:line="360" w:before="0" w:after="120"/>
+        <w:ind w:firstLine="708"/>
+        <w:jc w:val="both"/>
+        <w:rPr>
+          <w:rFonts w:ascii="Arial" w:hAnsi="Arial"/>
+          <w:sz w:val="20"/>
+          <w:szCs w:val="20"/>
+        </w:rPr>
+      </w:pPr>
+      <w:r>
+        <w:rPr>
+          <w:rFonts w:ascii="Arial" w:hAnsi="Arial"/>
+          <w:sz w:val="20"/>
+          <w:szCs w:val="20"/>
           <w:lang w:val="pl-PL" w:eastAsia="en-US"/>
         </w:rPr>
-        <w:t>W ramach niniejszej pracy dyplomowej zespół projektowy postanowił stworzyć przykładową aplikację docelowo wykorzystywaną w LZWP, umożliwiającą obsługę dwóch osób jednocześnie. Aby zaprezentować możliwości synchronizacji akcji obu użytkowników, zadecydowano, że aplikacja będzie grą dwuosobową w wirtualnej rzeczywistości o pokonywaniu duchów, wymagającą kooperacji pomiędzy dwoma graczami.</w:t>
+        <w:t>W rozdziale drugim pracy dokładniej wyjaśniono definicję wirtualnej rzeczywistości, opisano historię rozwoju tej technologii oraz obecne rozwiązania. Rozdział trzeci poświęcony został szczegółowej charakterystyce rodzaju instalacji jaskiń VR – BigCAVE, dla którego tworzona była gra. W rozdziale czwartym doprecyzowano cele pracy, przeprowadzono analizę wymagań funkcjonalnych oraz analizę ryzyka, a także przedstawiono planowany sposób realizacji projektu i harmonogram pracy. Rozdział piąty zawiera ogólny projekt systemu. Szczegóły procesu implementacji oraz weryfikowania uzyskanych rozwiązań przedstawiono w rozdziale szóstym. W rozdziale siódmym opisano przebieg badania doświadczeń osób trzecich korzystających z systemu i wyciągnięto wnioski z uzyskanych odpowiedzi. Ogólne wnioski i rozliczenie przebiegu pracy nad projektem zawarto w podsumowaniu.</w:t>
       </w:r>
     </w:p>
     <w:p>
@@ -2734,27 +2817,64 @@
       </w:pPr>
       <w:r>
         <w:rPr>
+          <w:rFonts w:ascii="Arial" w:hAnsi="Arial"/>
+          <w:sz w:val="20"/>
+          <w:szCs w:val="20"/>
+        </w:rPr>
+      </w:r>
+    </w:p>
+    <w:p>
+      <w:pPr>
+        <w:pStyle w:val="Normal"/>
+        <w:spacing w:lineRule="auto" w:line="360" w:before="0" w:after="120"/>
+        <w:ind w:firstLine="708"/>
+        <w:jc w:val="both"/>
+        <w:rPr>
           <w:lang w:val="pl-PL" w:eastAsia="en-US"/>
         </w:rPr>
-        <w:t xml:space="preserve">W rozdziale drugim pracy dokładniej wyjaśniono definicję wirtualnej rzeczywistości, opisano historię rozwoju tej technologii oraz obecne rozwiązania. </w:t>
-      </w:r>
-      <w:r>
+      </w:pPr>
+      <w:r>
+        <w:rPr>
+          <w:rFonts w:ascii="Arial" w:hAnsi="Arial"/>
+          <w:sz w:val="20"/>
+          <w:szCs w:val="20"/>
+        </w:rPr>
+      </w:r>
+    </w:p>
+    <w:p>
+      <w:pPr>
+        <w:pStyle w:val="Normal"/>
+        <w:spacing w:lineRule="auto" w:line="360" w:before="0" w:after="120"/>
+        <w:ind w:firstLine="708"/>
+        <w:jc w:val="both"/>
         <w:rPr>
           <w:lang w:val="pl-PL" w:eastAsia="en-US"/>
         </w:rPr>
-        <w:t xml:space="preserve">Rozdział trzeci poświęcony został szczegółowej charakterystyce rodzaju instalacji jaskiń VR – BigCAVE, dla którego tworzona była gra. W rozdziale czwartym doprecyzowano cele pracy, przeprowadzono analizę wymagań funkcjonalnych oraz analizę ryzyka, a także przedstawiono planowany sposób realizacji projektu i harmonogram pracy. </w:t>
-      </w:r>
-      <w:r>
+      </w:pPr>
+      <w:r>
+        <w:rPr>
+          <w:rFonts w:ascii="Arial" w:hAnsi="Arial"/>
+          <w:sz w:val="20"/>
+          <w:szCs w:val="20"/>
+        </w:rPr>
+      </w:r>
+    </w:p>
+    <w:p>
+      <w:pPr>
+        <w:pStyle w:val="Normal"/>
+        <w:spacing w:lineRule="auto" w:line="360" w:before="0" w:after="120"/>
+        <w:ind w:firstLine="708"/>
+        <w:jc w:val="both"/>
         <w:rPr>
           <w:lang w:val="pl-PL" w:eastAsia="en-US"/>
         </w:rPr>
-        <w:t xml:space="preserve">Rozdział piąty zawiera ogólny projekt systemu. Szczegóły procesu implementacji oraz weryfikowania uzyskanych rozwiązań przedstawiono w rozdziale szóstym. W rozdziale siódmym opisano przebieg badania doświadczeń osób trzecich korzystających z systemu i wyciągnięto wnioski z uzyskanych odpowiedzi. Ogólne wnioski i </w:t>
-      </w:r>
-      <w:r>
-        <w:rPr>
-          <w:lang w:val="pl-PL" w:eastAsia="en-US"/>
-        </w:rPr>
-        <w:t>rozliczenie przebiegu pracy nad projektem zawarto w podsumowaniu.</w:t>
+      </w:pPr>
+      <w:r>
+        <w:rPr>
+          <w:rFonts w:ascii="Arial" w:hAnsi="Arial"/>
+          <w:sz w:val="20"/>
+          <w:szCs w:val="20"/>
+        </w:rPr>
       </w:r>
     </w:p>
     <w:p>
@@ -2767,32 +2887,33 @@
         <w:ind w:hanging="426" w:left="426"/>
         <w:jc w:val="both"/>
         <w:rPr>
-          <w:b w:val="false"/>
-          <w:sz w:val="20"/>
-          <w:lang w:val="pl-PL"/>
+          <w:rFonts w:ascii="Arial" w:hAnsi="Arial"/>
         </w:rPr>
       </w:pPr>
       <w:bookmarkStart w:id="11" w:name="__RefHeading___Toc621_343945465"/>
       <w:bookmarkEnd w:id="11"/>
       <w:r>
         <w:rPr>
-          <w:shd w:fill="81D41A" w:val="clear"/>
+          <w:rFonts w:ascii="Arial" w:hAnsi="Arial"/>
+          <w:shd w:fill="auto" w:val="clear"/>
           <w:lang w:val="pl-PL"/>
         </w:rPr>
         <w:t>WIRTUALNA RZECZYWISTOŚĆ</w:t>
       </w:r>
-      <w:bookmarkStart w:id="12" w:name="_Toc516556280"/>
-      <w:bookmarkStart w:id="13" w:name="_Toc516650488"/>
-      <w:bookmarkStart w:id="14" w:name="_Toc518369839"/>
-      <w:bookmarkStart w:id="15" w:name="_Toc518373995"/>
-      <w:r>
-        <w:rPr>
+      <w:bookmarkStart w:id="12" w:name="_Toc518373995"/>
+      <w:bookmarkStart w:id="13" w:name="_Toc518369839"/>
+      <w:bookmarkStart w:id="14" w:name="_Toc516650488"/>
+      <w:bookmarkStart w:id="15" w:name="_Toc516556280"/>
+      <w:r>
+        <w:rPr>
+          <w:rFonts w:ascii="Arial" w:hAnsi="Arial"/>
           <w:lang w:val="pl-PL"/>
         </w:rPr>
         <w:t xml:space="preserve"> </w:t>
       </w:r>
       <w:r>
         <w:rPr>
+          <w:rFonts w:ascii="Arial" w:hAnsi="Arial"/>
           <w:b w:val="false"/>
           <w:sz w:val="20"/>
           <w:lang w:val="pl-PL"/>
@@ -2811,60 +2932,85 @@
         <w:ind w:firstLine="708"/>
         <w:jc w:val="both"/>
         <w:rPr>
-          <w:lang w:val="pl-PL" w:eastAsia="en-US" w:bidi="ar-SA"/>
-        </w:rPr>
-      </w:pPr>
-      <w:r>
-        <w:rPr>
-          <w:lang w:val="pl-PL" w:eastAsia="en-US" w:bidi="ar-SA"/>
-        </w:rPr>
-        <w:t xml:space="preserve">Choć obecnie technologia rzeczywistości wirtualnej jest bardzo rozpowszechniona, wiele osób błędnie ją definiuje. </w:t>
-      </w:r>
-      <w:r>
-        <w:rPr>
-          <w:lang w:val="pl-PL" w:eastAsia="en-US" w:bidi="ar-SA"/>
-        </w:rPr>
-        <w:t xml:space="preserve">Pojęcia, z którymi najczęściej mylona jest wirtualna rzeczywistość to teleobecność (ang. </w:t>
-      </w:r>
-      <w:r>
-        <w:rPr>
+          <w:rFonts w:ascii="Arial" w:hAnsi="Arial"/>
+          <w:sz w:val="20"/>
+          <w:szCs w:val="20"/>
+        </w:rPr>
+      </w:pPr>
+      <w:r>
+        <w:rPr>
+          <w:rFonts w:ascii="Arial" w:hAnsi="Arial"/>
+          <w:sz w:val="20"/>
+          <w:szCs w:val="20"/>
+          <w:lang w:val="pl-PL" w:eastAsia="en-US" w:bidi="ar-SA"/>
+        </w:rPr>
+        <w:t xml:space="preserve">Choć obecnie technologia rzeczywistości wirtualnej jest bardzo rozpowszechniona, wiele osób błędnie ją definiuje. Pojęcia, z którymi najczęściej mylona jest wirtualna rzeczywistość to teleobecność (ang. </w:t>
+      </w:r>
+      <w:r>
+        <w:rPr>
+          <w:rFonts w:ascii="Arial" w:hAnsi="Arial"/>
           <w:i/>
           <w:iCs/>
+          <w:sz w:val="20"/>
+          <w:szCs w:val="20"/>
           <w:lang w:val="pl-PL" w:eastAsia="en-US" w:bidi="ar-SA"/>
         </w:rPr>
         <w:t>telepresence</w:t>
       </w:r>
       <w:r>
         <w:rPr>
+          <w:rFonts w:ascii="Arial" w:hAnsi="Arial"/>
           <w:i w:val="false"/>
           <w:iCs w:val="false"/>
-          <w:lang w:val="pl-PL" w:eastAsia="en-US" w:bidi="ar-SA"/>
-        </w:rPr>
-        <w:t xml:space="preserve">), czyli technika, dzięki której użytkownik czuje się, jakby był w odległym miejscu bez zmiany lokalizacji oraz rzeczywistość rozszerzona (ang. </w:t>
-      </w:r>
-      <w:r>
-        <w:rPr>
+          <w:sz w:val="20"/>
+          <w:szCs w:val="20"/>
+          <w:lang w:val="pl-PL" w:eastAsia="en-US" w:bidi="ar-SA"/>
+        </w:rPr>
+        <w:t xml:space="preserve">), czyli technika, dzięki której użytkownik czuje się, jakby był w odległym miejscu bez zmiany lokalizacji oraz rzeczywistość rozszerzona </w:t>
+      </w:r>
+      <w:r>
+        <w:rPr>
+          <w:rFonts w:ascii="Arial" w:hAnsi="Arial"/>
+          <w:i w:val="false"/>
+          <w:iCs w:val="false"/>
+          <w:sz w:val="20"/>
+          <w:szCs w:val="20"/>
+          <w:lang w:val="pl-PL" w:eastAsia="en-US" w:bidi="ar-SA"/>
+        </w:rPr>
+        <w:t xml:space="preserve">AR </w:t>
+      </w:r>
+      <w:r>
+        <w:rPr>
+          <w:rFonts w:ascii="Arial" w:hAnsi="Arial"/>
+          <w:i w:val="false"/>
+          <w:iCs w:val="false"/>
+          <w:sz w:val="20"/>
+          <w:szCs w:val="20"/>
+          <w:lang w:val="pl-PL" w:eastAsia="en-US" w:bidi="ar-SA"/>
+        </w:rPr>
+        <w:t xml:space="preserve">(ang. </w:t>
+      </w:r>
+      <w:r>
+        <w:rPr>
+          <w:rFonts w:ascii="Arial" w:hAnsi="Arial"/>
           <w:i/>
           <w:iCs/>
-          <w:lang w:val="pl-PL" w:eastAsia="en-US" w:bidi="ar-SA"/>
-        </w:rPr>
-        <w:t>augmented reality AR</w:t>
-      </w:r>
-      <w:r>
-        <w:rPr>
+          <w:sz w:val="20"/>
+          <w:szCs w:val="20"/>
+          <w:lang w:val="pl-PL" w:eastAsia="en-US" w:bidi="ar-SA"/>
+        </w:rPr>
+        <w:t>augmented reality</w:t>
+      </w:r>
+      <w:r>
+        <w:rPr>
+          <w:rFonts w:ascii="Arial" w:hAnsi="Arial"/>
           <w:i w:val="false"/>
           <w:iCs w:val="false"/>
-          <w:lang w:val="pl-PL" w:eastAsia="en-US" w:bidi="ar-SA"/>
-        </w:rPr>
-        <w:t xml:space="preserve">), w której elementy wirtualne współtworzą środowisko użytkownika wraz z elementami rzeczywistymi. To, co wyróżnia wirtualną rzeczywistość od wyżej wymienionych rozwiązań </w:t>
-      </w:r>
-      <w:r>
-        <w:rPr>
-          <w:i w:val="false"/>
-          <w:iCs w:val="false"/>
-          <w:lang w:val="pl-PL" w:eastAsia="en-US" w:bidi="ar-SA"/>
-        </w:rPr>
-        <w:t>to przede wszystkim całkowicie syntetyczne środowisko oraz responsywność systemu w czasie rzeczywistym na działania użytkownika [2]. Co więcej, interakcja użytkownika z systemem zachodzi poprzez różne kanały sensoryczne – wdoświadczenie wirtualnej rzeczywistości zaangażowane są wzrok, dźwięk, ruch, zapach, a nawet smak.</w:t>
+          <w:sz w:val="20"/>
+          <w:szCs w:val="20"/>
+          <w:lang w:val="pl-PL" w:eastAsia="en-US" w:bidi="ar-SA"/>
+        </w:rPr>
+        <w:t>), w której elementy wirtualne współtworzą środowisko użytkownika wraz z elementami rzeczywistymi. To, co wyróżnia wirtualną rzeczywistość od wyżej wymienionych rozwiązań to przede wszystkim całkowicie syntetyczne środowisko oraz responsywność systemu w czasie rzeczywistym na działania użytkownika [2]. Co więcej, interakcja użytkownika z systemem zachodzi poprzez różne kanały sensoryczne – wdoświadczenie wirtualnej rzeczywistości zaangażowane są wzrok, dźwięk, ruch, zapach, a nawet smak.</w:t>
       </w:r>
     </w:p>
     <w:p>
@@ -2877,21 +3023,22 @@
         <w:ind w:hanging="426" w:left="426"/>
         <w:jc w:val="both"/>
         <w:rPr>
-          <w:lang w:val="pl-PL"/>
+          <w:rFonts w:ascii="Arial" w:hAnsi="Arial"/>
         </w:rPr>
       </w:pPr>
       <w:bookmarkStart w:id="16" w:name="__RefHeading___Toc623_343945465"/>
       <w:bookmarkEnd w:id="16"/>
       <w:r>
         <w:rPr>
+          <w:rFonts w:ascii="Arial" w:hAnsi="Arial"/>
           <w:lang w:val="pl-PL"/>
         </w:rPr>
         <w:t>Historia rozwoju rzeczywistości wirtualnej</w:t>
       </w:r>
-      <w:bookmarkStart w:id="17" w:name="_Toc516556281"/>
-      <w:bookmarkStart w:id="18" w:name="_Toc516650489"/>
-      <w:bookmarkStart w:id="19" w:name="_Toc518369840"/>
-      <w:bookmarkStart w:id="20" w:name="_Toc518373996"/>
+      <w:bookmarkStart w:id="17" w:name="_Toc518373996"/>
+      <w:bookmarkStart w:id="18" w:name="_Toc518369840"/>
+      <w:bookmarkStart w:id="19" w:name="_Toc516650489"/>
+      <w:bookmarkStart w:id="20" w:name="_Toc516556281"/>
       <w:bookmarkEnd w:id="17"/>
       <w:bookmarkEnd w:id="18"/>
       <w:bookmarkEnd w:id="19"/>
@@ -2904,20 +3051,24 @@
         <w:ind w:firstLine="708"/>
         <w:jc w:val="both"/>
         <w:rPr>
-          <w:lang w:val="pl-PL" w:eastAsia="en-US" w:bidi="ar-SA"/>
-        </w:rPr>
-      </w:pPr>
-      <w:r>
-        <w:rPr>
-          <w:lang w:val="pl-PL" w:eastAsia="en-US" w:bidi="ar-SA"/>
-        </w:rPr>
-        <w:t xml:space="preserve">Pierwsze kroki ku osiągnięciu technologii VR, jaką znamy dzisiaj, poczyniono już w latach 60. XX wieku. Jako początki wirtualnej rzeczywistości określa się wynalazek Amerykanina Mortona Heilinga nazwany przez niego Sensorama [2]. Maszyna ta pozwalała na doświadczenie symulacji jazdy motocyklem przez Nowy Jork i była dostosowana do tego, aby wpływać na większość ludzkich zmysłów. </w:t>
-      </w:r>
-      <w:r>
-        <w:rPr>
-          <w:lang w:val="pl-PL" w:eastAsia="en-US" w:bidi="ar-SA"/>
-        </w:rPr>
-        <w:t xml:space="preserve">Oprócz trójwymiarowego obrazu wideo Sensorama oferowała również dźwięk stereo, zapachy adekwatne do tego, co działo się na obrazie, efekt powiewu wiatru osiągany dzięki małym wiatrakom ustawionym przy głowie użytkownika oraz wibrujące siedzisko [2].  </w:t>
+          <w:rFonts w:ascii="Arial" w:hAnsi="Arial"/>
+        </w:rPr>
+      </w:pPr>
+      <w:r>
+        <w:rPr>
+          <w:rFonts w:ascii="Arial" w:hAnsi="Arial"/>
+          <w:sz w:val="20"/>
+          <w:szCs w:val="20"/>
+          <w:lang w:val="pl-PL" w:eastAsia="en-US" w:bidi="ar-SA"/>
+        </w:rPr>
+        <w:t>Pierwsze kroki ku osiągnięciu technologii VR, jaką znamy dzisiaj, poczyniono już w latach 60. XX wieku. Jako początki wirtualnej rzeczywistości określa się wynalazek Amerykanina Mortona Heilinga nazwany przez niego Sensorama [2]. Maszyna ta pozwalała na doświadczenie symulacji jazdy motocyklem przez Nowy Jork i była dostosowana do tego, aby wpływać na większość ludzkich zmysłów. Oprócz trójwymiarowego obrazu wideo Sensorama oferowała dźwięk stereo, zapachy adekwatne do tego, co działo się na obrazie, efekt powiewu wiatru osiągany dzięki małym wiatrakom ustawionym przy głowie użytkownika oraz wibrujące siedzisko [2].</w:t>
+      </w:r>
+      <w:r>
+        <w:rPr>
+          <w:rFonts w:ascii="Arial" w:hAnsi="Arial"/>
+          <w:lang w:val="pl-PL" w:eastAsia="en-US" w:bidi="ar-SA"/>
+        </w:rPr>
+        <w:t xml:space="preserve">  </w:t>
       </w:r>
     </w:p>
     <w:p>
@@ -2927,23 +3078,241 @@
         <w:ind w:firstLine="708"/>
         <w:jc w:val="both"/>
         <w:rPr>
-          <w:lang w:val="pl-PL" w:eastAsia="en-US" w:bidi="ar-SA"/>
-        </w:rPr>
-      </w:pPr>
-      <w:r>
-        <w:rPr>
+          <w:rFonts w:ascii="Arial" w:hAnsi="Arial"/>
+          <w:lang w:val="pl-PL" w:eastAsia="en-US" w:bidi="ar-SA"/>
+        </w:rPr>
+      </w:pPr>
+      <w:r>
+        <w:rPr>
+          <w:rFonts w:ascii="Arial" w:hAnsi="Arial"/>
+          <w:lang w:val="pl-PL" w:eastAsia="en-US" w:bidi="ar-SA"/>
+        </w:rPr>
+      </w:r>
+    </w:p>
+    <w:p>
+      <w:pPr>
+        <w:pStyle w:val="Normal"/>
+        <w:spacing w:lineRule="auto" w:line="360" w:before="0" w:after="120"/>
+        <w:ind w:firstLine="708"/>
+        <w:jc w:val="both"/>
+        <w:rPr>
+          <w:rFonts w:ascii="Arial" w:hAnsi="Arial"/>
+          <w:lang w:val="pl-PL" w:eastAsia="en-US" w:bidi="ar-SA"/>
+        </w:rPr>
+      </w:pPr>
+      <w:r>
+        <w:rPr>
+          <w:rFonts w:ascii="Arial" w:hAnsi="Arial"/>
+          <w:lang w:val="pl-PL" w:eastAsia="en-US" w:bidi="ar-SA"/>
+        </w:rPr>
+      </w:r>
+    </w:p>
+    <w:p>
+      <w:pPr>
+        <w:pStyle w:val="Normal"/>
+        <w:spacing w:lineRule="auto" w:line="360" w:before="0" w:after="120"/>
+        <w:ind w:firstLine="708"/>
+        <w:jc w:val="both"/>
+        <w:rPr>
+          <w:rFonts w:ascii="Arial" w:hAnsi="Arial"/>
+          <w:lang w:val="pl-PL" w:eastAsia="en-US" w:bidi="ar-SA"/>
+        </w:rPr>
+      </w:pPr>
+      <w:r>
+        <w:rPr>
+          <w:rFonts w:ascii="Arial" w:hAnsi="Arial"/>
+          <w:lang w:val="pl-PL" w:eastAsia="en-US" w:bidi="ar-SA"/>
+        </w:rPr>
+      </w:r>
+    </w:p>
+    <w:p>
+      <w:pPr>
+        <w:pStyle w:val="Normal"/>
+        <w:spacing w:lineRule="auto" w:line="360" w:before="0" w:after="120"/>
+        <w:ind w:firstLine="708"/>
+        <w:jc w:val="both"/>
+        <w:rPr>
+          <w:rFonts w:ascii="Arial" w:hAnsi="Arial"/>
+          <w:lang w:val="pl-PL" w:eastAsia="en-US" w:bidi="ar-SA"/>
+        </w:rPr>
+      </w:pPr>
+      <w:r>
+        <w:rPr>
+          <w:rFonts w:ascii="Arial" w:hAnsi="Arial"/>
+          <w:lang w:val="pl-PL" w:eastAsia="en-US" w:bidi="ar-SA"/>
+        </w:rPr>
+      </w:r>
+    </w:p>
+    <w:p>
+      <w:pPr>
+        <w:pStyle w:val="Normal"/>
+        <w:spacing w:lineRule="auto" w:line="360" w:before="0" w:after="120"/>
+        <w:ind w:firstLine="708"/>
+        <w:jc w:val="both"/>
+        <w:rPr>
+          <w:rFonts w:ascii="Arial" w:hAnsi="Arial"/>
+          <w:lang w:val="pl-PL" w:eastAsia="en-US" w:bidi="ar-SA"/>
+        </w:rPr>
+      </w:pPr>
+      <w:r>
+        <w:rPr>
+          <w:rFonts w:ascii="Arial" w:hAnsi="Arial"/>
+          <w:lang w:val="pl-PL" w:eastAsia="en-US" w:bidi="ar-SA"/>
+        </w:rPr>
+      </w:r>
+    </w:p>
+    <w:p>
+      <w:pPr>
+        <w:pStyle w:val="Normal"/>
+        <w:spacing w:lineRule="auto" w:line="360" w:before="0" w:after="120"/>
+        <w:ind w:firstLine="708"/>
+        <w:jc w:val="both"/>
+        <w:rPr>
+          <w:rFonts w:ascii="Arial" w:hAnsi="Arial"/>
+          <w:lang w:val="pl-PL" w:eastAsia="en-US" w:bidi="ar-SA"/>
+        </w:rPr>
+      </w:pPr>
+      <w:r>
+        <w:rPr>
+          <w:rFonts w:ascii="Arial" w:hAnsi="Arial"/>
+          <w:lang w:val="pl-PL" w:eastAsia="en-US" w:bidi="ar-SA"/>
+        </w:rPr>
+      </w:r>
+    </w:p>
+    <w:p>
+      <w:pPr>
+        <w:pStyle w:val="Normal"/>
+        <w:spacing w:lineRule="auto" w:line="360" w:before="0" w:after="120"/>
+        <w:ind w:firstLine="708"/>
+        <w:jc w:val="both"/>
+        <w:rPr>
+          <w:rFonts w:ascii="Arial" w:hAnsi="Arial"/>
+          <w:lang w:val="pl-PL" w:eastAsia="en-US" w:bidi="ar-SA"/>
+        </w:rPr>
+      </w:pPr>
+      <w:r>
+        <w:rPr>
+          <w:rFonts w:ascii="Arial" w:hAnsi="Arial"/>
+          <w:lang w:val="pl-PL" w:eastAsia="en-US" w:bidi="ar-SA"/>
+        </w:rPr>
+      </w:r>
+    </w:p>
+    <w:p>
+      <w:pPr>
+        <w:pStyle w:val="Normal"/>
+        <w:spacing w:lineRule="auto" w:line="360" w:before="0" w:after="120"/>
+        <w:ind w:firstLine="708"/>
+        <w:jc w:val="both"/>
+        <w:rPr>
+          <w:rFonts w:ascii="Arial" w:hAnsi="Arial"/>
+          <w:lang w:val="pl-PL" w:eastAsia="en-US" w:bidi="ar-SA"/>
+        </w:rPr>
+      </w:pPr>
+      <w:r>
+        <w:rPr>
+          <w:rFonts w:ascii="Arial" w:hAnsi="Arial"/>
+          <w:lang w:val="pl-PL" w:eastAsia="en-US" w:bidi="ar-SA"/>
+        </w:rPr>
+      </w:r>
+    </w:p>
+    <w:p>
+      <w:pPr>
+        <w:pStyle w:val="Normal"/>
+        <w:spacing w:lineRule="auto" w:line="360" w:before="0" w:after="120"/>
+        <w:ind w:firstLine="708"/>
+        <w:jc w:val="both"/>
+        <w:rPr>
+          <w:rFonts w:ascii="Arial" w:hAnsi="Arial"/>
+          <w:lang w:val="pl-PL" w:eastAsia="en-US" w:bidi="ar-SA"/>
+        </w:rPr>
+      </w:pPr>
+      <w:r>
+        <w:rPr>
+          <w:rFonts w:ascii="Arial" w:hAnsi="Arial"/>
+          <w:lang w:val="pl-PL" w:eastAsia="en-US" w:bidi="ar-SA"/>
+        </w:rPr>
+      </w:r>
+    </w:p>
+    <w:p>
+      <w:pPr>
+        <w:pStyle w:val="Normal"/>
+        <w:spacing w:lineRule="auto" w:line="360" w:before="0" w:after="120"/>
+        <w:ind w:firstLine="708"/>
+        <w:jc w:val="both"/>
+        <w:rPr>
+          <w:rFonts w:ascii="Arial" w:hAnsi="Arial"/>
+          <w:lang w:val="pl-PL" w:eastAsia="en-US" w:bidi="ar-SA"/>
+        </w:rPr>
+      </w:pPr>
+      <w:r>
+        <w:rPr>
+          <w:rFonts w:ascii="Arial" w:hAnsi="Arial"/>
+          <w:lang w:val="pl-PL" w:eastAsia="en-US" w:bidi="ar-SA"/>
+        </w:rPr>
+      </w:r>
+    </w:p>
+    <w:p>
+      <w:pPr>
+        <w:pStyle w:val="Normal"/>
+        <w:spacing w:lineRule="auto" w:line="360" w:before="0" w:after="120"/>
+        <w:ind w:firstLine="708"/>
+        <w:jc w:val="both"/>
+        <w:rPr>
+          <w:rFonts w:ascii="Arial" w:hAnsi="Arial"/>
+          <w:lang w:val="pl-PL" w:eastAsia="en-US" w:bidi="ar-SA"/>
+        </w:rPr>
+      </w:pPr>
+      <w:r>
+        <w:rPr>
+          <w:rFonts w:ascii="Arial" w:hAnsi="Arial"/>
+          <w:lang w:val="pl-PL" w:eastAsia="en-US" w:bidi="ar-SA"/>
+        </w:rPr>
+      </w:r>
+    </w:p>
+    <w:p>
+      <w:pPr>
+        <w:pStyle w:val="Normal"/>
+        <w:spacing w:lineRule="auto" w:line="360" w:before="0" w:after="120"/>
+        <w:ind w:firstLine="708"/>
+        <w:jc w:val="both"/>
+        <w:rPr>
+          <w:rFonts w:ascii="Arial" w:hAnsi="Arial"/>
+          <w:lang w:val="pl-PL" w:eastAsia="en-US" w:bidi="ar-SA"/>
+        </w:rPr>
+      </w:pPr>
+      <w:r>
+        <w:rPr>
+          <w:rFonts w:ascii="Arial" w:hAnsi="Arial"/>
+          <w:lang w:val="pl-PL" w:eastAsia="en-US" w:bidi="ar-SA"/>
+        </w:rPr>
+      </w:r>
+    </w:p>
+    <w:p>
+      <w:pPr>
+        <w:pStyle w:val="Normal"/>
+        <w:spacing w:lineRule="auto" w:line="360" w:before="0" w:after="120"/>
+        <w:ind w:firstLine="708"/>
+        <w:jc w:val="both"/>
+        <w:rPr>
+          <w:rFonts w:ascii="Arial" w:hAnsi="Arial"/>
+          <w:lang w:val="pl-PL" w:eastAsia="en-US" w:bidi="ar-SA"/>
+        </w:rPr>
+      </w:pPr>
+      <w:r>
+        <w:rPr>
+          <w:rFonts w:ascii="Arial" w:hAnsi="Arial"/>
           <w:lang w:val="pl-PL" w:eastAsia="en-US" w:bidi="ar-SA"/>
         </w:rPr>
         <w:drawing>
           <wp:anchor behindDoc="0" distT="0" distB="0" distL="0" distR="0" simplePos="0" locked="0" layoutInCell="0" allowOverlap="1" relativeHeight="2">
             <wp:simplePos x="0" y="0"/>
             <wp:positionH relativeFrom="column">
-              <wp:posOffset>884555</wp:posOffset>
+              <wp:posOffset>965200</wp:posOffset>
             </wp:positionH>
             <wp:positionV relativeFrom="paragraph">
-              <wp:posOffset>86995</wp:posOffset>
+              <wp:posOffset>-156845</wp:posOffset>
             </wp:positionV>
-            <wp:extent cx="3782060" cy="4840605"/>
+            <wp:extent cx="3423285" cy="4381500"/>
             <wp:effectExtent l="0" t="0" r="0" b="0"/>
             <wp:wrapSquare wrapText="largest"/>
             <wp:docPr id="1" name="Obraz1" descr=""/>
@@ -2968,7 +3337,7 @@
                   <pic:spPr bwMode="auto">
                     <a:xfrm>
                       <a:off x="0" y="0"/>
-                      <a:ext cx="3782060" cy="4840605"/>
+                      <a:ext cx="3423285" cy="4381500"/>
                     </a:xfrm>
                     <a:prstGeom prst="rect">
                       <a:avLst/>
@@ -2988,11 +3357,13 @@
         <w:ind w:firstLine="708"/>
         <w:jc w:val="both"/>
         <w:rPr>
-          <w:lang w:val="pl-PL" w:eastAsia="en-US" w:bidi="ar-SA"/>
-        </w:rPr>
-      </w:pPr>
-      <w:r>
-        <w:rPr>
+          <w:rFonts w:ascii="Arial" w:hAnsi="Arial"/>
+          <w:lang w:val="pl-PL" w:eastAsia="en-US" w:bidi="ar-SA"/>
+        </w:rPr>
+      </w:pPr>
+      <w:r>
+        <w:rPr>
+          <w:rFonts w:ascii="Arial" w:hAnsi="Arial"/>
           <w:lang w:val="pl-PL" w:eastAsia="en-US" w:bidi="ar-SA"/>
         </w:rPr>
       </w:r>
@@ -3004,203 +3375,13 @@
         <w:ind w:firstLine="708"/>
         <w:jc w:val="both"/>
         <w:rPr>
-          <w:lang w:val="pl-PL" w:eastAsia="en-US" w:bidi="ar-SA"/>
-        </w:rPr>
-      </w:pPr>
-      <w:r>
-        <w:rPr>
-          <w:lang w:val="pl-PL" w:eastAsia="en-US" w:bidi="ar-SA"/>
-        </w:rPr>
-      </w:r>
-    </w:p>
-    <w:p>
-      <w:pPr>
-        <w:pStyle w:val="Normal"/>
-        <w:spacing w:lineRule="auto" w:line="360" w:before="0" w:after="120"/>
-        <w:ind w:firstLine="708"/>
-        <w:jc w:val="both"/>
-        <w:rPr>
-          <w:lang w:val="pl-PL" w:eastAsia="en-US" w:bidi="ar-SA"/>
-        </w:rPr>
-      </w:pPr>
-      <w:r>
-        <w:rPr>
-          <w:lang w:val="pl-PL" w:eastAsia="en-US" w:bidi="ar-SA"/>
-        </w:rPr>
-      </w:r>
-    </w:p>
-    <w:p>
-      <w:pPr>
-        <w:pStyle w:val="Normal"/>
-        <w:spacing w:lineRule="auto" w:line="360" w:before="0" w:after="120"/>
-        <w:ind w:firstLine="708"/>
-        <w:jc w:val="both"/>
-        <w:rPr>
-          <w:lang w:val="pl-PL" w:eastAsia="en-US" w:bidi="ar-SA"/>
-        </w:rPr>
-      </w:pPr>
-      <w:r>
-        <w:rPr>
-          <w:lang w:val="pl-PL" w:eastAsia="en-US" w:bidi="ar-SA"/>
-        </w:rPr>
-      </w:r>
-    </w:p>
-    <w:p>
-      <w:pPr>
-        <w:pStyle w:val="Normal"/>
-        <w:spacing w:lineRule="auto" w:line="360" w:before="0" w:after="120"/>
-        <w:ind w:firstLine="708"/>
-        <w:jc w:val="both"/>
-        <w:rPr>
-          <w:lang w:val="pl-PL" w:eastAsia="en-US" w:bidi="ar-SA"/>
-        </w:rPr>
-      </w:pPr>
-      <w:r>
-        <w:rPr>
-          <w:lang w:val="pl-PL" w:eastAsia="en-US" w:bidi="ar-SA"/>
-        </w:rPr>
-      </w:r>
-    </w:p>
-    <w:p>
-      <w:pPr>
-        <w:pStyle w:val="Normal"/>
-        <w:spacing w:lineRule="auto" w:line="360" w:before="0" w:after="120"/>
-        <w:ind w:firstLine="708"/>
-        <w:jc w:val="both"/>
-        <w:rPr>
-          <w:lang w:val="pl-PL" w:eastAsia="en-US" w:bidi="ar-SA"/>
-        </w:rPr>
-      </w:pPr>
-      <w:r>
-        <w:rPr>
-          <w:lang w:val="pl-PL" w:eastAsia="en-US" w:bidi="ar-SA"/>
-        </w:rPr>
-      </w:r>
-    </w:p>
-    <w:p>
-      <w:pPr>
-        <w:pStyle w:val="Normal"/>
-        <w:spacing w:lineRule="auto" w:line="360" w:before="0" w:after="120"/>
-        <w:ind w:firstLine="708"/>
-        <w:jc w:val="both"/>
-        <w:rPr>
-          <w:lang w:val="pl-PL" w:eastAsia="en-US" w:bidi="ar-SA"/>
-        </w:rPr>
-      </w:pPr>
-      <w:r>
-        <w:rPr>
-          <w:lang w:val="pl-PL" w:eastAsia="en-US" w:bidi="ar-SA"/>
-        </w:rPr>
-      </w:r>
-    </w:p>
-    <w:p>
-      <w:pPr>
-        <w:pStyle w:val="Normal"/>
-        <w:spacing w:lineRule="auto" w:line="360" w:before="0" w:after="120"/>
-        <w:ind w:firstLine="708"/>
-        <w:jc w:val="both"/>
-        <w:rPr>
-          <w:lang w:val="pl-PL" w:eastAsia="en-US" w:bidi="ar-SA"/>
-        </w:rPr>
-      </w:pPr>
-      <w:r>
-        <w:rPr>
-          <w:lang w:val="pl-PL" w:eastAsia="en-US" w:bidi="ar-SA"/>
-        </w:rPr>
-      </w:r>
-    </w:p>
-    <w:p>
-      <w:pPr>
-        <w:pStyle w:val="Normal"/>
-        <w:spacing w:lineRule="auto" w:line="360" w:before="0" w:after="120"/>
-        <w:ind w:firstLine="708"/>
-        <w:jc w:val="both"/>
-        <w:rPr>
-          <w:lang w:val="pl-PL" w:eastAsia="en-US" w:bidi="ar-SA"/>
-        </w:rPr>
-      </w:pPr>
-      <w:r>
-        <w:rPr>
-          <w:lang w:val="pl-PL" w:eastAsia="en-US" w:bidi="ar-SA"/>
-        </w:rPr>
-      </w:r>
-    </w:p>
-    <w:p>
-      <w:pPr>
-        <w:pStyle w:val="Normal"/>
-        <w:spacing w:lineRule="auto" w:line="360" w:before="0" w:after="120"/>
-        <w:ind w:firstLine="708"/>
-        <w:jc w:val="both"/>
-        <w:rPr>
-          <w:lang w:val="pl-PL" w:eastAsia="en-US" w:bidi="ar-SA"/>
-        </w:rPr>
-      </w:pPr>
-      <w:r>
-        <w:rPr>
-          <w:lang w:val="pl-PL" w:eastAsia="en-US" w:bidi="ar-SA"/>
-        </w:rPr>
-      </w:r>
-    </w:p>
-    <w:p>
-      <w:pPr>
-        <w:pStyle w:val="Normal"/>
-        <w:spacing w:lineRule="auto" w:line="360" w:before="0" w:after="120"/>
-        <w:ind w:firstLine="708"/>
-        <w:jc w:val="both"/>
-        <w:rPr>
-          <w:lang w:val="pl-PL" w:eastAsia="en-US" w:bidi="ar-SA"/>
-        </w:rPr>
-      </w:pPr>
-      <w:r>
-        <w:rPr>
-          <w:lang w:val="pl-PL" w:eastAsia="en-US" w:bidi="ar-SA"/>
-        </w:rPr>
-      </w:r>
-    </w:p>
-    <w:p>
-      <w:pPr>
-        <w:pStyle w:val="Normal"/>
-        <w:spacing w:lineRule="auto" w:line="360" w:before="0" w:after="120"/>
-        <w:ind w:firstLine="708"/>
-        <w:jc w:val="both"/>
-        <w:rPr>
-          <w:lang w:val="pl-PL" w:eastAsia="en-US" w:bidi="ar-SA"/>
-        </w:rPr>
-      </w:pPr>
-      <w:r>
-        <w:rPr>
-          <w:lang w:val="pl-PL" w:eastAsia="en-US" w:bidi="ar-SA"/>
-        </w:rPr>
-      </w:r>
-    </w:p>
-    <w:p>
-      <w:pPr>
-        <w:pStyle w:val="Normal"/>
-        <w:spacing w:lineRule="auto" w:line="360" w:before="0" w:after="120"/>
-        <w:ind w:firstLine="708"/>
-        <w:jc w:val="both"/>
-        <w:rPr>
-          <w:lang w:val="pl-PL" w:eastAsia="en-US" w:bidi="ar-SA"/>
-        </w:rPr>
-      </w:pPr>
-      <w:r>
-        <w:rPr>
-          <w:lang w:val="pl-PL" w:eastAsia="en-US" w:bidi="ar-SA"/>
-        </w:rPr>
-      </w:r>
-    </w:p>
-    <w:p>
-      <w:pPr>
-        <w:pStyle w:val="Normal"/>
-        <w:spacing w:lineRule="auto" w:line="360" w:before="0" w:after="120"/>
-        <w:ind w:firstLine="708"/>
-        <w:jc w:val="both"/>
-        <w:rPr>
-          <w:lang w:val="pl-PL" w:eastAsia="en-US" w:bidi="ar-SA"/>
-        </w:rPr>
-      </w:pPr>
-      <w:r>
-        <w:rPr>
+          <w:rFonts w:ascii="Arial" w:hAnsi="Arial"/>
+          <w:lang w:val="pl-PL" w:eastAsia="en-US" w:bidi="ar-SA"/>
+        </w:rPr>
+      </w:pPr>
+      <w:r>
+        <w:rPr>
+          <w:rFonts w:ascii="Arial" w:hAnsi="Arial"/>
           <w:lang w:val="pl-PL" w:eastAsia="en-US" w:bidi="ar-SA"/>
         </w:rPr>
       </w:r>
@@ -3212,11 +3393,212 @@
         <w:ind w:firstLine="708"/>
         <w:jc w:val="center"/>
         <w:rPr>
-          <w:lang w:val="pl-PL" w:eastAsia="en-US" w:bidi="ar-SA"/>
-        </w:rPr>
-      </w:pPr>
-      <w:r>
-        <w:rPr>
+          <w:sz w:val="20"/>
+          <w:szCs w:val="20"/>
+          <w:lang w:val="pl-PL" w:eastAsia="en-US" w:bidi="ar-SA"/>
+        </w:rPr>
+      </w:pPr>
+      <w:r>
+        <w:rPr>
+          <w:rFonts w:ascii="Arial" w:hAnsi="Arial"/>
+        </w:rPr>
+      </w:r>
+    </w:p>
+    <w:p>
+      <w:pPr>
+        <w:pStyle w:val="Normal"/>
+        <w:spacing w:lineRule="auto" w:line="360" w:before="0" w:after="120"/>
+        <w:ind w:firstLine="708"/>
+        <w:jc w:val="center"/>
+        <w:rPr>
+          <w:sz w:val="20"/>
+          <w:szCs w:val="20"/>
+          <w:lang w:val="pl-PL" w:eastAsia="en-US" w:bidi="ar-SA"/>
+        </w:rPr>
+      </w:pPr>
+      <w:r>
+        <w:rPr>
+          <w:rFonts w:ascii="Arial" w:hAnsi="Arial"/>
+        </w:rPr>
+      </w:r>
+    </w:p>
+    <w:p>
+      <w:pPr>
+        <w:pStyle w:val="Normal"/>
+        <w:spacing w:lineRule="auto" w:line="360" w:before="0" w:after="120"/>
+        <w:ind w:firstLine="708"/>
+        <w:jc w:val="center"/>
+        <w:rPr>
+          <w:sz w:val="20"/>
+          <w:szCs w:val="20"/>
+          <w:lang w:val="pl-PL" w:eastAsia="en-US" w:bidi="ar-SA"/>
+        </w:rPr>
+      </w:pPr>
+      <w:r>
+        <w:rPr>
+          <w:rFonts w:ascii="Arial" w:hAnsi="Arial"/>
+        </w:rPr>
+      </w:r>
+    </w:p>
+    <w:p>
+      <w:pPr>
+        <w:pStyle w:val="Normal"/>
+        <w:spacing w:lineRule="auto" w:line="360" w:before="0" w:after="120"/>
+        <w:ind w:firstLine="708"/>
+        <w:jc w:val="center"/>
+        <w:rPr>
+          <w:sz w:val="20"/>
+          <w:szCs w:val="20"/>
+          <w:lang w:val="pl-PL" w:eastAsia="en-US" w:bidi="ar-SA"/>
+        </w:rPr>
+      </w:pPr>
+      <w:r>
+        <w:rPr>
+          <w:rFonts w:ascii="Arial" w:hAnsi="Arial"/>
+        </w:rPr>
+      </w:r>
+    </w:p>
+    <w:p>
+      <w:pPr>
+        <w:pStyle w:val="Normal"/>
+        <w:spacing w:lineRule="auto" w:line="360" w:before="0" w:after="120"/>
+        <w:ind w:firstLine="708"/>
+        <w:jc w:val="center"/>
+        <w:rPr>
+          <w:sz w:val="20"/>
+          <w:szCs w:val="20"/>
+          <w:lang w:val="pl-PL" w:eastAsia="en-US" w:bidi="ar-SA"/>
+        </w:rPr>
+      </w:pPr>
+      <w:r>
+        <w:rPr>
+          <w:rFonts w:ascii="Arial" w:hAnsi="Arial"/>
+        </w:rPr>
+      </w:r>
+    </w:p>
+    <w:p>
+      <w:pPr>
+        <w:pStyle w:val="Normal"/>
+        <w:spacing w:lineRule="auto" w:line="360" w:before="0" w:after="120"/>
+        <w:ind w:firstLine="708"/>
+        <w:jc w:val="center"/>
+        <w:rPr>
+          <w:sz w:val="20"/>
+          <w:szCs w:val="20"/>
+          <w:lang w:val="pl-PL" w:eastAsia="en-US" w:bidi="ar-SA"/>
+        </w:rPr>
+      </w:pPr>
+      <w:r>
+        <w:rPr>
+          <w:rFonts w:ascii="Arial" w:hAnsi="Arial"/>
+        </w:rPr>
+      </w:r>
+    </w:p>
+    <w:p>
+      <w:pPr>
+        <w:pStyle w:val="Normal"/>
+        <w:spacing w:lineRule="auto" w:line="360" w:before="0" w:after="120"/>
+        <w:ind w:firstLine="708"/>
+        <w:jc w:val="center"/>
+        <w:rPr>
+          <w:sz w:val="20"/>
+          <w:szCs w:val="20"/>
+          <w:lang w:val="pl-PL" w:eastAsia="en-US" w:bidi="ar-SA"/>
+        </w:rPr>
+      </w:pPr>
+      <w:r>
+        <w:rPr>
+          <w:rFonts w:ascii="Arial" w:hAnsi="Arial"/>
+        </w:rPr>
+      </w:r>
+    </w:p>
+    <w:p>
+      <w:pPr>
+        <w:pStyle w:val="Normal"/>
+        <w:spacing w:lineRule="auto" w:line="360" w:before="0" w:after="120"/>
+        <w:ind w:firstLine="708"/>
+        <w:jc w:val="center"/>
+        <w:rPr>
+          <w:sz w:val="20"/>
+          <w:szCs w:val="20"/>
+          <w:lang w:val="pl-PL" w:eastAsia="en-US" w:bidi="ar-SA"/>
+        </w:rPr>
+      </w:pPr>
+      <w:r>
+        <w:rPr>
+          <w:rFonts w:ascii="Arial" w:hAnsi="Arial"/>
+        </w:rPr>
+      </w:r>
+    </w:p>
+    <w:p>
+      <w:pPr>
+        <w:pStyle w:val="Normal"/>
+        <w:spacing w:lineRule="auto" w:line="360" w:before="0" w:after="120"/>
+        <w:ind w:firstLine="708"/>
+        <w:jc w:val="center"/>
+        <w:rPr>
+          <w:sz w:val="20"/>
+          <w:szCs w:val="20"/>
+          <w:lang w:val="pl-PL" w:eastAsia="en-US" w:bidi="ar-SA"/>
+        </w:rPr>
+      </w:pPr>
+      <w:r>
+        <w:rPr>
+          <w:rFonts w:ascii="Arial" w:hAnsi="Arial"/>
+        </w:rPr>
+      </w:r>
+    </w:p>
+    <w:p>
+      <w:pPr>
+        <w:pStyle w:val="Normal"/>
+        <w:spacing w:lineRule="auto" w:line="360" w:before="0" w:after="120"/>
+        <w:ind w:firstLine="708"/>
+        <w:jc w:val="center"/>
+        <w:rPr>
+          <w:sz w:val="20"/>
+          <w:szCs w:val="20"/>
+          <w:lang w:val="pl-PL" w:eastAsia="en-US" w:bidi="ar-SA"/>
+        </w:rPr>
+      </w:pPr>
+      <w:r>
+        <w:rPr>
+          <w:rFonts w:ascii="Arial" w:hAnsi="Arial"/>
+        </w:rPr>
+      </w:r>
+    </w:p>
+    <w:p>
+      <w:pPr>
+        <w:pStyle w:val="Normal"/>
+        <w:spacing w:lineRule="auto" w:line="360" w:before="0" w:after="120"/>
+        <w:ind w:hanging="0"/>
+        <w:jc w:val="center"/>
+        <w:rPr>
+          <w:sz w:val="20"/>
+          <w:szCs w:val="20"/>
+          <w:lang w:val="pl-PL" w:eastAsia="en-US" w:bidi="ar-SA"/>
+        </w:rPr>
+      </w:pPr>
+      <w:r>
+        <w:rPr>
+          <w:rFonts w:ascii="Arial" w:hAnsi="Arial"/>
+        </w:rPr>
+      </w:r>
+    </w:p>
+    <w:p>
+      <w:pPr>
+        <w:pStyle w:val="Normal"/>
+        <w:spacing w:lineRule="auto" w:line="360" w:before="0" w:after="120"/>
+        <w:ind w:hanging="0"/>
+        <w:jc w:val="center"/>
+        <w:rPr>
+          <w:rFonts w:ascii="Arial" w:hAnsi="Arial"/>
+        </w:rPr>
+      </w:pPr>
+      <w:r>
+        <w:rPr>
+          <w:rFonts w:ascii="Arial" w:hAnsi="Arial"/>
+          <w:sz w:val="20"/>
+          <w:szCs w:val="20"/>
           <w:lang w:val="pl-PL" w:eastAsia="en-US" w:bidi="ar-SA"/>
         </w:rPr>
         <w:t>Rysunek 2.1: Maszyna Sensorama</w:t>
@@ -3224,6 +3606,7 @@
       <w:r>
         <w:rPr>
           <w:rStyle w:val="FootnoteReference"/>
+          <w:rFonts w:ascii="Arial" w:hAnsi="Arial"/>
           <w:lang w:val="pl-PL" w:eastAsia="en-US" w:bidi="ar-SA"/>
         </w:rPr>
         <w:footnoteReference w:id="2"/>
@@ -3236,43 +3619,73 @@
         <w:ind w:hanging="0"/>
         <w:jc w:val="both"/>
         <w:rPr>
-          <w:lang w:val="pl-PL" w:eastAsia="en-US" w:bidi="ar-SA"/>
-        </w:rPr>
-      </w:pPr>
-      <w:r>
-        <w:rPr>
+          <w:rFonts w:ascii="Arial" w:hAnsi="Arial"/>
+        </w:rPr>
+      </w:pPr>
+      <w:r>
+        <w:rPr>
+          <w:rFonts w:ascii="Arial" w:hAnsi="Arial"/>
           <w:lang w:val="pl-PL" w:eastAsia="en-US" w:bidi="ar-SA"/>
         </w:rPr>
         <w:tab/>
-        <w:t xml:space="preserve">Niedaleko stała Sensorama od niedługo później opracowywanych zestawów nagłownych (ang. </w:t>
-      </w:r>
-      <w:r>
-        <w:rPr>
+      </w:r>
+      <w:r>
+        <w:rPr>
+          <w:rFonts w:ascii="Arial" w:hAnsi="Arial"/>
+          <w:sz w:val="20"/>
+          <w:szCs w:val="20"/>
+          <w:lang w:val="pl-PL" w:eastAsia="en-US" w:bidi="ar-SA"/>
+        </w:rPr>
+        <w:t xml:space="preserve">Niedługo po powstaniu Sensoramy zaczęto opracowywać pierwsze zestawy nagłowne </w:t>
+      </w:r>
+      <w:r>
+        <w:rPr>
+          <w:rFonts w:ascii="Arial" w:hAnsi="Arial"/>
+          <w:sz w:val="20"/>
+          <w:szCs w:val="20"/>
+          <w:lang w:val="pl-PL" w:eastAsia="en-US" w:bidi="ar-SA"/>
+        </w:rPr>
+        <w:t>HMD</w:t>
+      </w:r>
+      <w:r>
+        <w:rPr>
+          <w:rFonts w:ascii="Arial" w:hAnsi="Arial"/>
+          <w:sz w:val="20"/>
+          <w:szCs w:val="20"/>
+          <w:lang w:val="pl-PL" w:eastAsia="en-US" w:bidi="ar-SA"/>
+        </w:rPr>
+        <w:t xml:space="preserve"> (ang. </w:t>
+      </w:r>
+      <w:r>
+        <w:rPr>
+          <w:rFonts w:ascii="Arial" w:hAnsi="Arial"/>
           <w:i/>
           <w:iCs/>
-          <w:lang w:val="pl-PL" w:eastAsia="en-US" w:bidi="ar-SA"/>
-        </w:rPr>
-        <w:t>head-mounted display HMD</w:t>
-      </w:r>
-      <w:r>
-        <w:rPr>
+          <w:sz w:val="20"/>
+          <w:szCs w:val="20"/>
+          <w:lang w:val="pl-PL" w:eastAsia="en-US" w:bidi="ar-SA"/>
+        </w:rPr>
+        <w:t>head-mounted display</w:t>
+      </w:r>
+      <w:r>
+        <w:rPr>
+          <w:rFonts w:ascii="Arial" w:hAnsi="Arial"/>
           <w:i w:val="false"/>
           <w:iCs w:val="false"/>
+          <w:sz w:val="20"/>
+          <w:szCs w:val="20"/>
           <w:lang w:val="pl-PL" w:eastAsia="en-US" w:bidi="ar-SA"/>
         </w:rPr>
         <w:t>)</w:t>
       </w:r>
       <w:r>
         <w:rPr>
-          <w:lang w:val="pl-PL" w:eastAsia="en-US" w:bidi="ar-SA"/>
-        </w:rPr>
-        <w:t xml:space="preserve">. Sam Heilig zaprojektował maskę symulującą wirtualną rzeczywistość. </w:t>
-      </w:r>
-      <w:r>
-        <w:rPr>
-          <w:lang w:val="pl-PL" w:eastAsia="en-US" w:bidi="ar-SA"/>
-        </w:rPr>
-        <w:t xml:space="preserve">Jego projekt był następnie kontynuowany przez Ivana Sutherlanda, który wzbogacił maskę Heiliga o dwa kineskopy – to rozwiązanie jest stosowane nawet w dzisiejszych zestawach nagłownych. Co więcej, Sutherland postanowił zastąpić analogowe zdjęcia generowanymi komputerowo obrazami. </w:t>
+          <w:rFonts w:ascii="Arial" w:hAnsi="Arial"/>
+          <w:sz w:val="20"/>
+          <w:szCs w:val="20"/>
+          <w:lang w:val="pl-PL" w:eastAsia="en-US" w:bidi="ar-SA"/>
+        </w:rPr>
+        <w:t xml:space="preserve">. Sam Heilig zaprojektował pierwszą maskę symulującą wirtualną rzeczywistość. Jego projekt był następnie kontynuowany przez Ivana Sutherlanda, który wzbogacił maskę Heiliga o dwa kineskopy – to rozwiązanie jest stosowane również w dzisiejszych zestawach nagłownych [2]. Przy bowiem odpowiednim przewidywaniu ruchu głowy, dynamicznej lokacji wzroku użytkownika, a także korekcji zniekształceń refrakcyjnych i zniekształceń krzywizny charakterystycznych dla kineskopów szklanych, można uzyskać wysokiej jakości obraz stereo [3]. </w:t>
       </w:r>
     </w:p>
     <w:p>
@@ -3280,31 +3693,403 @@
         <w:pStyle w:val="Normal"/>
         <w:spacing w:lineRule="auto" w:line="360" w:before="0" w:after="120"/>
         <w:ind w:hanging="0"/>
-        <w:jc w:val="center"/>
-        <w:rPr>
-          <w:lang w:val="pl-PL" w:eastAsia="en-US" w:bidi="ar-SA"/>
-        </w:rPr>
-      </w:pPr>
-      <w:r>
-        <w:rPr>
-          <w:lang w:val="pl-PL" w:eastAsia="en-US" w:bidi="ar-SA"/>
-        </w:rPr>
-      </w:r>
-    </w:p>
-    <w:p>
-      <w:pPr>
-        <w:pStyle w:val="Normal"/>
-        <w:spacing w:lineRule="auto" w:line="360" w:before="0" w:after="120"/>
-        <w:ind w:firstLine="708"/>
-        <w:jc w:val="both"/>
-        <w:rPr>
-          <w:lang w:val="pl-PL" w:eastAsia="en-US" w:bidi="ar-SA"/>
-        </w:rPr>
-      </w:pPr>
-      <w:r>
-        <w:rPr>
-          <w:lang w:val="pl-PL" w:eastAsia="en-US" w:bidi="ar-SA"/>
-        </w:rPr>
+        <w:jc w:val="both"/>
+        <w:rPr>
+          <w:rFonts w:ascii="Arial" w:hAnsi="Arial"/>
+          <w:sz w:val="20"/>
+          <w:szCs w:val="20"/>
+        </w:rPr>
+      </w:pPr>
+      <w:r>
+        <w:rPr>
+          <w:rFonts w:ascii="Arial" w:hAnsi="Arial"/>
+          <w:sz w:val="20"/>
+          <w:szCs w:val="20"/>
+          <w:lang w:val="pl-PL" w:eastAsia="en-US" w:bidi="ar-SA"/>
+        </w:rPr>
+        <w:tab/>
+        <w:t xml:space="preserve">Co więcej, Sutherland postanowił zastąpić analogowe zdjęcia generowanymi komputerowo obrazami. Każda z generowanych scen nieznacznie różniła się od poprzedniej i była wyświetlana przez krótką chwilę, dzięki czemu można było uzyskać efekt animacji. Pierwsze takie generatory grafik stworzone przez Sutherlanda były w stanie wytworzyć sceny składające się z co najwyżej 400 wielokątów. Dla porównania, w dzisiejszych aplikacjach VR modele postaci złożone są nawet z 50 razy większej liczby wielokątów [4]. Dzięki generatorowi Sutherlanda można było wyświetlać animacje o częstotliwości 20 klatek na sekundę </w:t>
+      </w:r>
+      <w:r>
+        <w:rPr>
+          <w:rFonts w:ascii="Arial" w:hAnsi="Arial"/>
+          <w:sz w:val="20"/>
+          <w:szCs w:val="20"/>
+          <w:lang w:val="pl-PL" w:eastAsia="en-US" w:bidi="ar-SA"/>
+        </w:rPr>
+        <w:t xml:space="preserve">fps </w:t>
+      </w:r>
+      <w:r>
+        <w:rPr>
+          <w:rFonts w:ascii="Arial" w:hAnsi="Arial"/>
+          <w:sz w:val="20"/>
+          <w:szCs w:val="20"/>
+          <w:lang w:val="pl-PL" w:eastAsia="en-US" w:bidi="ar-SA"/>
+        </w:rPr>
+        <w:t xml:space="preserve">(ang. </w:t>
+      </w:r>
+      <w:r>
+        <w:rPr>
+          <w:rFonts w:ascii="Arial" w:hAnsi="Arial"/>
+          <w:i/>
+          <w:iCs/>
+          <w:sz w:val="20"/>
+          <w:szCs w:val="20"/>
+          <w:lang w:val="pl-PL" w:eastAsia="en-US" w:bidi="ar-SA"/>
+        </w:rPr>
+        <w:t>frames per second</w:t>
+      </w:r>
+      <w:r>
+        <w:rPr>
+          <w:rFonts w:ascii="Arial" w:hAnsi="Arial"/>
+          <w:i w:val="false"/>
+          <w:iCs w:val="false"/>
+          <w:sz w:val="20"/>
+          <w:szCs w:val="20"/>
+          <w:lang w:val="pl-PL" w:eastAsia="en-US" w:bidi="ar-SA"/>
+        </w:rPr>
+        <w:t>). Choć bardziej wymagające informacje wymagały dłuższego czasu generowania obrazów, a co za tym idzie, mniejszej częstotliwości wyświetlania, takie wzbogacenie HMD rozpoczętego przez Heiliga, zapoczątkowało drogę do powstania współczesnych  akceleratorów graficznych, powszechnie wykorzystywanych we współczesnym sprzęcie VR [2].</w:t>
+      </w:r>
+    </w:p>
+    <w:p>
+      <w:pPr>
+        <w:pStyle w:val="Normal"/>
+        <w:spacing w:lineRule="auto" w:line="360" w:before="0" w:after="120"/>
+        <w:ind w:hanging="0"/>
+        <w:jc w:val="both"/>
+        <w:rPr>
+          <w:rFonts w:ascii="Arial" w:hAnsi="Arial"/>
+          <w:sz w:val="20"/>
+          <w:szCs w:val="20"/>
+        </w:rPr>
+      </w:pPr>
+      <w:r>
+        <w:rPr>
+          <w:rFonts w:ascii="Arial" w:hAnsi="Arial"/>
+          <w:i w:val="false"/>
+          <w:iCs w:val="false"/>
+          <w:sz w:val="20"/>
+          <w:szCs w:val="20"/>
+          <w:lang w:val="pl-PL" w:eastAsia="en-US" w:bidi="ar-SA"/>
+        </w:rPr>
+        <w:tab/>
+        <w:t xml:space="preserve">Rozwój technologii VR był </w:t>
+      </w:r>
+      <w:r>
+        <w:rPr>
+          <w:rFonts w:ascii="Arial" w:hAnsi="Arial"/>
+          <w:i w:val="false"/>
+          <w:iCs w:val="false"/>
+          <w:sz w:val="20"/>
+          <w:szCs w:val="20"/>
+          <w:lang w:val="pl-PL" w:eastAsia="en-US" w:bidi="ar-SA"/>
+        </w:rPr>
+        <w:t xml:space="preserve">początkowo </w:t>
+      </w:r>
+      <w:r>
+        <w:rPr>
+          <w:rFonts w:ascii="Arial" w:hAnsi="Arial"/>
+          <w:i w:val="false"/>
+          <w:iCs w:val="false"/>
+          <w:sz w:val="20"/>
+          <w:szCs w:val="20"/>
+          <w:lang w:val="pl-PL" w:eastAsia="en-US" w:bidi="ar-SA"/>
+        </w:rPr>
+        <w:t xml:space="preserve">napędzany </w:t>
+      </w:r>
+      <w:r>
+        <w:rPr>
+          <w:rFonts w:ascii="Arial" w:hAnsi="Arial"/>
+          <w:i w:val="false"/>
+          <w:iCs w:val="false"/>
+          <w:sz w:val="20"/>
+          <w:szCs w:val="20"/>
+          <w:lang w:val="pl-PL" w:eastAsia="en-US" w:bidi="ar-SA"/>
+        </w:rPr>
+        <w:t xml:space="preserve">głównie </w:t>
+      </w:r>
+      <w:r>
+        <w:rPr>
+          <w:rFonts w:ascii="Arial" w:hAnsi="Arial"/>
+          <w:i w:val="false"/>
+          <w:iCs w:val="false"/>
+          <w:sz w:val="20"/>
+          <w:szCs w:val="20"/>
+          <w:lang w:val="pl-PL" w:eastAsia="en-US" w:bidi="ar-SA"/>
+        </w:rPr>
+        <w:t xml:space="preserve">przez przemysł wojskowy, który widział w powstających </w:t>
+      </w:r>
+      <w:r>
+        <w:rPr>
+          <w:rFonts w:ascii="Arial" w:hAnsi="Arial"/>
+          <w:i w:val="false"/>
+          <w:iCs w:val="false"/>
+          <w:sz w:val="20"/>
+          <w:szCs w:val="20"/>
+          <w:lang w:val="pl-PL" w:eastAsia="en-US" w:bidi="ar-SA"/>
+        </w:rPr>
+        <w:t>rozwiązaniach</w:t>
+      </w:r>
+      <w:r>
+        <w:rPr>
+          <w:rFonts w:ascii="Arial" w:hAnsi="Arial"/>
+          <w:i w:val="false"/>
+          <w:iCs w:val="false"/>
+          <w:sz w:val="20"/>
+          <w:szCs w:val="20"/>
+          <w:lang w:val="pl-PL" w:eastAsia="en-US" w:bidi="ar-SA"/>
+        </w:rPr>
+        <w:t xml:space="preserve"> potencjał do zastąpienia nimi swoich dotychczasowych analogowych symulatorów lotu samolotem. Te były przystosowane do jednego modelu, przez co wraz z wycofaniem danego modelu samolotu z użytku, symulator analogowy stawał się bezużyteczny. Nowo powstające rozwiązania wirtualnej rzeczywistości oferowały modyfikowanie symulacji od strony programistycznej, co znacznie upraszczało proces przygotow</w:t>
+      </w:r>
+      <w:r>
+        <w:rPr>
+          <w:rFonts w:ascii="Arial" w:hAnsi="Arial"/>
+          <w:i w:val="false"/>
+          <w:iCs w:val="false"/>
+          <w:sz w:val="20"/>
+          <w:szCs w:val="20"/>
+          <w:lang w:val="pl-PL" w:eastAsia="en-US" w:bidi="ar-SA"/>
+        </w:rPr>
+        <w:t>yw</w:t>
+      </w:r>
+      <w:r>
+        <w:rPr>
+          <w:rFonts w:ascii="Arial" w:hAnsi="Arial"/>
+          <w:i w:val="false"/>
+          <w:iCs w:val="false"/>
+          <w:sz w:val="20"/>
+          <w:szCs w:val="20"/>
+          <w:lang w:val="pl-PL" w:eastAsia="en-US" w:bidi="ar-SA"/>
+        </w:rPr>
+        <w:t xml:space="preserve">ania wojskowych do obsługi nowych modeli [2]. </w:t>
+      </w:r>
+    </w:p>
+    <w:p>
+      <w:pPr>
+        <w:pStyle w:val="Normal"/>
+        <w:spacing w:lineRule="auto" w:line="360" w:before="0" w:after="120"/>
+        <w:ind w:hanging="0"/>
+        <w:jc w:val="both"/>
+        <w:rPr>
+          <w:rFonts w:ascii="Arial" w:hAnsi="Arial"/>
+          <w:sz w:val="20"/>
+          <w:szCs w:val="20"/>
+        </w:rPr>
+      </w:pPr>
+      <w:r>
+        <w:rPr>
+          <w:rFonts w:ascii="Arial" w:hAnsi="Arial"/>
+          <w:i w:val="false"/>
+          <w:iCs w:val="false"/>
+          <w:sz w:val="20"/>
+          <w:szCs w:val="20"/>
+          <w:lang w:val="pl-PL" w:eastAsia="en-US" w:bidi="ar-SA"/>
+        </w:rPr>
+        <w:tab/>
+      </w:r>
+      <w:r>
+        <w:rPr>
+          <w:rFonts w:ascii="Arial" w:hAnsi="Arial"/>
+          <w:i w:val="false"/>
+          <w:iCs w:val="false"/>
+          <w:sz w:val="20"/>
+          <w:szCs w:val="20"/>
+          <w:lang w:val="pl-PL" w:eastAsia="en-US" w:bidi="ar-SA"/>
+        </w:rPr>
+        <w:t xml:space="preserve">Potrzebę nowych symulatorów wykazywała również Narodowa Agencja Aeronautyki i Przestrzeni Kosmicznej NASA (ang. </w:t>
+      </w:r>
+      <w:r>
+        <w:rPr>
+          <w:rFonts w:ascii="Arial" w:hAnsi="Arial"/>
+          <w:i/>
+          <w:iCs/>
+          <w:sz w:val="20"/>
+          <w:szCs w:val="20"/>
+          <w:lang w:val="pl-PL" w:eastAsia="en-US" w:bidi="ar-SA"/>
+        </w:rPr>
+        <w:t>National Aeronautics and Space Administration</w:t>
+      </w:r>
+      <w:r>
+        <w:rPr>
+          <w:rFonts w:ascii="Arial" w:hAnsi="Arial"/>
+          <w:i w:val="false"/>
+          <w:iCs w:val="false"/>
+          <w:sz w:val="20"/>
+          <w:szCs w:val="20"/>
+          <w:lang w:val="pl-PL" w:eastAsia="en-US" w:bidi="ar-SA"/>
+        </w:rPr>
+        <w:t xml:space="preserve">), głównie w kontekście szkolenia astronautów i przystosowywania ich do życia w przestrzeni kosmicznej. Wymaganie to przyczyniło się do powstania w 1981 roku prototypu wyświetlacza, nazwanego przez naukowców z NASA VIVED (ang. </w:t>
+      </w:r>
+      <w:r>
+        <w:rPr>
+          <w:rFonts w:ascii="Arial" w:hAnsi="Arial"/>
+          <w:i/>
+          <w:iCs/>
+          <w:sz w:val="20"/>
+          <w:szCs w:val="20"/>
+          <w:lang w:val="pl-PL" w:eastAsia="en-US" w:bidi="ar-SA"/>
+        </w:rPr>
+        <w:t>Virtual Visual Environment Display</w:t>
+      </w:r>
+      <w:r>
+        <w:rPr>
+          <w:rFonts w:ascii="Arial" w:hAnsi="Arial"/>
+          <w:i w:val="false"/>
+          <w:iCs w:val="false"/>
+          <w:sz w:val="20"/>
+          <w:szCs w:val="20"/>
+          <w:lang w:val="pl-PL" w:eastAsia="en-US" w:bidi="ar-SA"/>
+        </w:rPr>
+        <w:t xml:space="preserve">). Opierał się on na wyświetlaczu ciekłokrystalicznym LCD (ang. </w:t>
+      </w:r>
+      <w:r>
+        <w:rPr>
+          <w:rFonts w:ascii="Arial" w:hAnsi="Arial"/>
+          <w:i/>
+          <w:iCs/>
+          <w:sz w:val="20"/>
+          <w:szCs w:val="20"/>
+          <w:lang w:val="pl-PL" w:eastAsia="en-US" w:bidi="ar-SA"/>
+        </w:rPr>
+        <w:t>liquid-crystal display</w:t>
+      </w:r>
+      <w:r>
+        <w:rPr>
+          <w:rFonts w:ascii="Arial" w:hAnsi="Arial"/>
+          <w:i w:val="false"/>
+          <w:iCs w:val="false"/>
+          <w:sz w:val="20"/>
+          <w:szCs w:val="20"/>
+          <w:lang w:val="pl-PL" w:eastAsia="en-US" w:bidi="ar-SA"/>
+        </w:rPr>
+        <w:t xml:space="preserve">) wydobytym z telewizora Sony Watchman </w:t>
+      </w:r>
+      <w:r>
+        <w:rPr>
+          <w:rFonts w:ascii="Arial" w:hAnsi="Arial"/>
+          <w:i w:val="false"/>
+          <w:iCs w:val="false"/>
+          <w:sz w:val="20"/>
+          <w:szCs w:val="20"/>
+          <w:lang w:val="pl-PL" w:eastAsia="en-US" w:bidi="ar-SA"/>
+        </w:rPr>
+        <w:t xml:space="preserve">i osadzonym na specjalnie przystosowanym układzie optycznym. Dołączone do całego zestawu były także komputer główny, komputer graficzny wykorzystany z projektu Sutherlanda oraz bezkontaktowy nadajnik do śledzenia ruchu głowy użytkownika. Następnie w 1985 roku Scott Fisher dołączył do projektu specjalną rękawicę sensoryczną, wynalezioną wcześniej przez Thomasa Zimmermana i Jarona Laniera [2]. Służyła ona do odbierania ruchów ręką użytkownika i przekazywania ich na wejście komputera. Po rozwinięciu projektu o możliwość kontrolowania do czterech trójwymiarowych wirtualnych źródeł dźwięku, VIVED zostało przekształcone w VIEW (ang. </w:t>
+      </w:r>
+      <w:r>
+        <w:rPr>
+          <w:rFonts w:ascii="Arial" w:hAnsi="Arial"/>
+          <w:i/>
+          <w:iCs/>
+          <w:sz w:val="20"/>
+          <w:szCs w:val="20"/>
+          <w:lang w:val="pl-PL" w:eastAsia="en-US" w:bidi="ar-SA"/>
+        </w:rPr>
+        <w:t>Virtual Interface Environment Workstation</w:t>
+      </w:r>
+      <w:r>
+        <w:rPr>
+          <w:rFonts w:ascii="Arial" w:hAnsi="Arial"/>
+          <w:i w:val="false"/>
+          <w:iCs w:val="false"/>
+          <w:sz w:val="20"/>
+          <w:szCs w:val="20"/>
+          <w:lang w:val="pl-PL" w:eastAsia="en-US" w:bidi="ar-SA"/>
+        </w:rPr>
+        <w:t>) [2].</w:t>
+      </w:r>
+    </w:p>
+    <w:p>
+      <w:pPr>
+        <w:pStyle w:val="Normal"/>
+        <w:spacing w:lineRule="auto" w:line="360" w:before="0" w:after="120"/>
+        <w:ind w:hanging="0"/>
+        <w:jc w:val="both"/>
+        <w:rPr>
+          <w:rFonts w:ascii="Arial" w:hAnsi="Arial"/>
+          <w:sz w:val="20"/>
+          <w:szCs w:val="20"/>
+        </w:rPr>
+      </w:pPr>
+      <w:r>
+        <w:rPr>
+          <w:rFonts w:ascii="Arial" w:hAnsi="Arial"/>
+          <w:i w:val="false"/>
+          <w:iCs w:val="false"/>
+          <w:sz w:val="20"/>
+          <w:szCs w:val="20"/>
+          <w:lang w:val="pl-PL" w:eastAsia="en-US" w:bidi="ar-SA"/>
+        </w:rPr>
+        <w:tab/>
+        <w:t xml:space="preserve">Dotychczasowe osiągnięcia pozwoliły na wprowadzenie technologii VR do użytku komercyjnego już w latach </w:t>
+      </w:r>
+      <w:r>
+        <w:rPr>
+          <w:rFonts w:ascii="Arial" w:hAnsi="Arial"/>
+          <w:i w:val="false"/>
+          <w:iCs w:val="false"/>
+          <w:sz w:val="20"/>
+          <w:szCs w:val="20"/>
+          <w:lang w:val="pl-PL" w:eastAsia="en-US" w:bidi="ar-SA"/>
+        </w:rPr>
+        <w:t>osiem</w:t>
+      </w:r>
+      <w:r>
+        <w:rPr>
+          <w:rFonts w:ascii="Arial" w:hAnsi="Arial"/>
+          <w:i w:val="false"/>
+          <w:iCs w:val="false"/>
+          <w:sz w:val="20"/>
+          <w:szCs w:val="20"/>
+          <w:lang w:val="pl-PL" w:eastAsia="en-US" w:bidi="ar-SA"/>
+        </w:rPr>
+        <w:t xml:space="preserve">dziesiątych. Pierwszym produktem pozwalającym na zagłębienie się w wirtualną rzeczywistość było DataGlove od firmy VPL, czyli rękawica sensoryczna oparta o działanie włókien światłowodowych będących czujnikami ruchu. Niestety w tamtych czasach produkt ten był bardzo drogi, a poza tym nie dało się go dostosować do różnych rozmiarów dłoni. Oba te czynniki spowodowały, że DataGlove się nie rozpowszechnił. </w:t>
+      </w:r>
+      <w:r>
+        <w:rPr>
+          <w:rFonts w:ascii="Arial" w:hAnsi="Arial"/>
+          <w:i w:val="false"/>
+          <w:iCs w:val="false"/>
+          <w:sz w:val="20"/>
+          <w:szCs w:val="20"/>
+          <w:lang w:val="pl-PL" w:eastAsia="en-US" w:bidi="ar-SA"/>
+        </w:rPr>
+        <w:t xml:space="preserve">Choć jego następca, PowerGlove, wyprodukowany przez firmę gier konsolowych Nintendo, wykorzystujący technologię czujników ultrasonicznych, trafił do szerszej grupy konsumentów, brak wystarczającej ilości gier wykorzystujących możliwości PowerGlove spowodował, że niedługo później produkcję wstrzymano [2]. </w:t>
+      </w:r>
+    </w:p>
+    <w:p>
+      <w:pPr>
+        <w:pStyle w:val="Normal"/>
+        <w:spacing w:lineRule="auto" w:line="360" w:before="0" w:after="120"/>
+        <w:ind w:hanging="0"/>
+        <w:jc w:val="both"/>
+        <w:rPr>
+          <w:rFonts w:ascii="Arial" w:hAnsi="Arial"/>
+          <w:sz w:val="20"/>
+          <w:szCs w:val="20"/>
+        </w:rPr>
+      </w:pPr>
+      <w:r>
+        <w:rPr>
+          <w:rFonts w:ascii="Arial" w:hAnsi="Arial"/>
+          <w:i w:val="false"/>
+          <w:iCs w:val="false"/>
+          <w:sz w:val="20"/>
+          <w:szCs w:val="20"/>
+          <w:lang w:val="pl-PL" w:eastAsia="en-US" w:bidi="ar-SA"/>
+        </w:rPr>
+        <w:tab/>
+        <w:t xml:space="preserve">Późne lata osiemdziesiąte przyniosły pierwszy komercyjny zestaw nagłowny firmy VPL nazwany EyePhones. W porównaniu do rozwiązań, które rozpowszechniły się na rynku i cieszą się zainteresowaniem do dziś, EyePhones oferował obraz o niskiej rozdzielczości (360 x 240 pikseli), był bardzo drogi i ciężki (2,4 kg) [2]. Co więcej, aby móc korzystać ze stworzonego HMD, potrzebne było odpowiednie oprogramowanie. Inżynierowie musieli się zmierzyć z wyzwaniem polegającym na zmieszczeniu wielu istotnych komponentów: urządzeń wejścia-wyjścia, generatorów obrazów, czujników ruchu itp. w wygodnej do użytku formie. Ważnym  aspektem do naprawienia była masa zestawu nagłownego, która pierwotnie nie pozwalała na wygodne korzystanie z technologii. </w:t>
+      </w:r>
+      <w:r>
+        <w:rPr>
+          <w:rFonts w:ascii="Arial" w:hAnsi="Arial"/>
+          <w:i w:val="false"/>
+          <w:iCs w:val="false"/>
+          <w:sz w:val="20"/>
+          <w:szCs w:val="20"/>
+          <w:lang w:val="pl-PL" w:eastAsia="en-US" w:bidi="ar-SA"/>
+        </w:rPr>
+        <w:t>Nastąpił więc masowy rozwój urządzeń VR. Powstała WorldToolKit, pierwsza biblioteka w języku C udostępniająca zbiór funkcji specyficzny dla aplikacji w wirtualnej rzeczywistości. Każdy kolejny zestaw HMD ważył coraz mniej i pozwalał na swobodę ruchu podczas rozgrywki. Testowano coraz to nowe techniki monitorowania ruchu użytkownika: od mechanicznych, poprzez magnetyczne, ultrasoniczne i optyczne, aż po rozwiązania mieszane, wykorzystujące najlepsze cechy swoich poprzedników i niwelujące ich wady. Wszystko po to, aby doświadczenie wirtualnej rzeczywistości było jak najbardziej immersyjne.</w:t>
       </w:r>
     </w:p>
     <w:p>
@@ -3317,34 +4102,22 @@
         <w:ind w:hanging="426" w:left="426"/>
         <w:jc w:val="both"/>
         <w:rPr>
-          <w:lang w:val="pl-PL"/>
+          <w:rFonts w:ascii="Arial" w:hAnsi="Arial"/>
         </w:rPr>
       </w:pPr>
       <w:bookmarkStart w:id="21" w:name="__RefHeading___Toc627_343945465"/>
       <w:bookmarkEnd w:id="21"/>
       <w:r>
         <w:rPr>
+          <w:rFonts w:ascii="Arial" w:hAnsi="Arial"/>
           <w:lang w:val="pl-PL"/>
         </w:rPr>
         <w:t>Nowoczesne rozwiązania dla technologii wirtualnej rzeczywistości</w:t>
       </w:r>
-      <w:bookmarkStart w:id="22" w:name="_Toc516556283"/>
-      <w:bookmarkStart w:id="23" w:name="_Toc516650491"/>
-      <w:bookmarkStart w:id="24" w:name="_Toc518369842"/>
-      <w:bookmarkStart w:id="25" w:name="_Toc518373998"/>
-      <w:r>
-        <w:rPr>
-          <w:lang w:val="pl-PL"/>
-        </w:rPr>
-        <w:t xml:space="preserve"> </w:t>
-      </w:r>
-      <w:r>
-        <w:rPr>
-          <w:b w:val="false"/>
-          <w:lang w:val="pl-PL"/>
-        </w:rPr>
-        <w:t>(ewentualnie imię i nazwisko autora podrozdziału w przypadku pracy zbiorowej)</w:t>
-      </w:r>
+      <w:bookmarkStart w:id="22" w:name="_Toc518373998"/>
+      <w:bookmarkStart w:id="23" w:name="_Toc518369842"/>
+      <w:bookmarkStart w:id="24" w:name="_Toc516650491"/>
+      <w:bookmarkStart w:id="25" w:name="_Toc516556283"/>
       <w:bookmarkEnd w:id="22"/>
       <w:bookmarkEnd w:id="23"/>
       <w:bookmarkEnd w:id="24"/>
@@ -3357,20 +4130,159 @@
         <w:ind w:firstLine="708"/>
         <w:jc w:val="both"/>
         <w:rPr>
-          <w:rFonts w:ascii="Arial" w:hAnsi="Arial" w:cs="Arial"/>
-          <w:sz w:val="20"/>
-          <w:szCs w:val="20"/>
-          <w:lang w:val="en-GB"/>
-        </w:rPr>
-      </w:pPr>
-      <w:r>
-        <w:rPr>
-          <w:rFonts w:cs="Arial" w:ascii="Arial" w:hAnsi="Arial"/>
-          <w:sz w:val="20"/>
-          <w:szCs w:val="20"/>
-          <w:lang w:val="en-GB"/>
-        </w:rPr>
-        <w:t>Jakie są teraz rodzaje, czego się używa, wspomnieć o CAVE. Xxxxxxxx xxxxxxx xxxxxxxx xxxxxxxxxxxx xxxxxxxx x xxxxxxxxx. Xxxxx xxxxxxxxx xxxx xxxxxx xxxxx. Xxxxxxxx xxxxxxx xxxxxxxx xxxxxxxxxxxx xxxxxxxx x xxxxxxxxx. Xxxxxxxx xxxxxxx xxxxxxxx xxxxxxxxxxxx xxxxxxxx x xxxxxxxxx.</w:t>
+          <w:rFonts w:ascii="Arial" w:hAnsi="Arial"/>
+          <w:lang w:val="pl-PL" w:eastAsia="en-US" w:bidi="ar-SA"/>
+        </w:rPr>
+      </w:pPr>
+      <w:r>
+        <w:rPr>
+          <w:rFonts w:cs="Arial" w:ascii="Arial" w:hAnsi="Arial"/>
+          <w:sz w:val="20"/>
+          <w:szCs w:val="20"/>
+          <w:lang w:val="pl-PL" w:eastAsia="en-US" w:bidi="ar-SA"/>
+        </w:rPr>
+        <w:t xml:space="preserve">Dziś technologia VR jest wykorzystywana w wielu dziedzinach. Są dla nas dostępne rozwiązania takie jak symulatory przemysłowe, symulatory kierowania pojazdem, projektowanie produktów, prototypowanie, wsparcie w edukacji, treningi medyczne, urozmaicenie aktywności fizycznej, wsparcie w terapii, ale też wszelkiego rodzaju możliwości związane z rozrywką i interakcjami społecznymi [5]. </w:t>
+      </w:r>
+      <w:r>
+        <w:rPr>
+          <w:rFonts w:cs="Arial" w:ascii="Arial" w:hAnsi="Arial"/>
+          <w:sz w:val="20"/>
+          <w:szCs w:val="20"/>
+          <w:lang w:val="pl-PL" w:eastAsia="en-US" w:bidi="ar-SA"/>
+        </w:rPr>
+        <w:t xml:space="preserve">Każde z tych rozwiązań można zaimplementować w innej technologii tak, aby maksymalizować pozytywne doświadczenie użytkownika. </w:t>
+      </w:r>
+    </w:p>
+    <w:p>
+      <w:pPr>
+        <w:pStyle w:val="Normal"/>
+        <w:spacing w:lineRule="auto" w:line="360" w:before="0" w:after="120"/>
+        <w:ind w:firstLine="708"/>
+        <w:jc w:val="both"/>
+        <w:rPr>
+          <w:rFonts w:ascii="Arial" w:hAnsi="Arial"/>
+          <w:lang w:val="pl-PL" w:eastAsia="en-US" w:bidi="ar-SA"/>
+        </w:rPr>
+      </w:pPr>
+      <w:r>
+        <w:rPr>
+          <w:rFonts w:cs="Arial" w:ascii="Arial" w:hAnsi="Arial"/>
+          <w:sz w:val="20"/>
+          <w:szCs w:val="20"/>
+          <w:lang w:val="pl-PL" w:eastAsia="en-US" w:bidi="ar-SA"/>
+        </w:rPr>
+        <w:t xml:space="preserve">Wirtualną rzeczywistość możemy podzielić na trzy typy i każdemu z nich przypisać technologie sprzętowe dopasowane do rodzaju doświadczenia. Pierwszym z nich jest nieimmersyjna symulacja, dla której wystarczy jedynie komputer lub konsola wideo, wyświetlacz i urządzenie wejścia </w:t>
+      </w:r>
+      <w:r>
+        <w:rPr>
+          <w:rFonts w:cs="Arial" w:ascii="Arial" w:hAnsi="Arial"/>
+          <w:sz w:val="20"/>
+          <w:szCs w:val="20"/>
+          <w:lang w:val="pl-PL" w:eastAsia="en-US" w:bidi="ar-SA"/>
+        </w:rPr>
+        <w:t>[6]</w:t>
+      </w:r>
+      <w:r>
+        <w:rPr>
+          <w:rFonts w:cs="Arial" w:ascii="Arial" w:hAnsi="Arial"/>
+          <w:sz w:val="20"/>
+          <w:szCs w:val="20"/>
+          <w:lang w:val="pl-PL" w:eastAsia="en-US" w:bidi="ar-SA"/>
+        </w:rPr>
+        <w:t xml:space="preserve">. </w:t>
+      </w:r>
+      <w:r>
+        <w:rPr>
+          <w:rFonts w:cs="Arial" w:ascii="Arial" w:hAnsi="Arial"/>
+          <w:sz w:val="20"/>
+          <w:szCs w:val="20"/>
+          <w:lang w:val="pl-PL" w:eastAsia="en-US" w:bidi="ar-SA"/>
+        </w:rPr>
+        <w:t xml:space="preserve">Jest to rodzaj wirtualnej rzeczywistości nie do końca spójny z definicją przedstawioną przez G. C. Burdea oraz P. Coiffeta w „Virtual Reality Technology”, ponieważ zakłada on środowisko wirtualne nie wchodzące w interakcję z użytkownikiem, a jedynie gracza wpływającego swoimi akcjami, na to, co dzieje się w tym wirtualnym środowisku. Przykładami takich nieimmersyjnych rozwiązań są dobrze nam znane gry komputerowe i konsolowe z realistycznymi światami. </w:t>
+      </w:r>
+    </w:p>
+    <w:p>
+      <w:pPr>
+        <w:pStyle w:val="Normal"/>
+        <w:spacing w:lineRule="auto" w:line="360" w:before="0" w:after="120"/>
+        <w:ind w:firstLine="708"/>
+        <w:jc w:val="both"/>
+        <w:rPr>
+          <w:rFonts w:ascii="Arial" w:hAnsi="Arial"/>
+          <w:lang w:val="pl-PL" w:eastAsia="en-US" w:bidi="ar-SA"/>
+        </w:rPr>
+      </w:pPr>
+      <w:r>
+        <w:rPr>
+          <w:rFonts w:cs="Arial" w:ascii="Arial" w:hAnsi="Arial"/>
+          <w:sz w:val="20"/>
+          <w:szCs w:val="20"/>
+          <w:lang w:val="pl-PL" w:eastAsia="en-US" w:bidi="ar-SA"/>
+        </w:rPr>
+        <w:t>Drugi rodzaj wirtualnej rzeczywistości to symulacja semi-immersyjna. Pozwala ona użytkownikowi wejść do wirtualnego środowiska, jednak robi to jedynie poprzez kanał wizualny, pozbawia za to wrażeń sensorycznych. Z taką rzeczywistością wirtualną mamy styczność w różnego rodzaju symulatorach, a także w kinach IMAX oferujących doświadczenia 3D lub 4D. Jako symulację semi-immersyjną zalicza się też niektóre aplikacje dla zestawów nagłownych [6].</w:t>
+      </w:r>
+    </w:p>
+    <w:p>
+      <w:pPr>
+        <w:pStyle w:val="Normal"/>
+        <w:spacing w:lineRule="auto" w:line="360" w:before="0" w:after="120"/>
+        <w:ind w:firstLine="708"/>
+        <w:jc w:val="both"/>
+        <w:rPr>
+          <w:rFonts w:ascii="Arial" w:hAnsi="Arial"/>
+          <w:lang w:val="pl-PL" w:eastAsia="en-US" w:bidi="ar-SA"/>
+        </w:rPr>
+      </w:pPr>
+      <w:r>
+        <w:rPr>
+          <w:rFonts w:cs="Arial" w:ascii="Arial" w:hAnsi="Arial"/>
+          <w:sz w:val="20"/>
+          <w:szCs w:val="20"/>
+          <w:lang w:val="pl-PL" w:eastAsia="en-US" w:bidi="ar-SA"/>
+        </w:rPr>
+        <w:t xml:space="preserve">Przykładem pełnej immersji w wirtualnej rzeczywistości, wyróżnianym jako trzeci typ VR, są </w:t>
+      </w:r>
+      <w:r>
+        <w:rPr>
+          <w:rFonts w:cs="Arial" w:ascii="Arial" w:hAnsi="Arial"/>
+          <w:sz w:val="20"/>
+          <w:szCs w:val="20"/>
+          <w:lang w:val="pl-PL" w:eastAsia="en-US" w:bidi="ar-SA"/>
+        </w:rPr>
+        <w:t xml:space="preserve">instalacje CAVE (ang. </w:t>
+      </w:r>
+      <w:r>
+        <w:rPr>
+          <w:rFonts w:cs="Arial" w:ascii="Arial" w:hAnsi="Arial"/>
+          <w:i/>
+          <w:iCs/>
+          <w:sz w:val="20"/>
+          <w:szCs w:val="20"/>
+          <w:lang w:val="pl-PL" w:eastAsia="en-US" w:bidi="ar-SA"/>
+        </w:rPr>
+        <w:t>Cave Automated Virtual Environment</w:t>
+      </w:r>
+      <w:r>
+        <w:rPr>
+          <w:rFonts w:cs="Arial" w:ascii="Arial" w:hAnsi="Arial"/>
+          <w:i w:val="false"/>
+          <w:iCs w:val="false"/>
+          <w:sz w:val="20"/>
+          <w:szCs w:val="20"/>
+          <w:lang w:val="pl-PL" w:eastAsia="en-US" w:bidi="ar-SA"/>
+        </w:rPr>
+        <w:t xml:space="preserve">). </w:t>
+      </w:r>
+      <w:r>
+        <w:rPr>
+          <w:rFonts w:cs="Arial" w:ascii="Arial" w:hAnsi="Arial"/>
+          <w:i w:val="false"/>
+          <w:iCs w:val="false"/>
+          <w:sz w:val="20"/>
+          <w:szCs w:val="20"/>
+          <w:lang w:val="pl-PL" w:eastAsia="en-US" w:bidi="ar-SA"/>
+        </w:rPr>
+        <w:t>Aby umożliwić użytkownikowi jak najbardziej realistyczne odbieranie symulacji, stworzono pomieszczenia, najczęściej w kształcie sześcianu, których każda powierzchnia (ściany, sufit i  podłoga) służą jako wyświetlacze. Osoba korzystająca z instalacji CAVE ma na sobie jedynie specjalne okulary oraz urządzenie do odbierania jej akcji, takie jak np. pałeczki, rękawice lub joysticki [6]. Dzięki wejściu przekazywanym do systemu za pomocą tych urządzeń użytkownik realnie wpływa na to, co dzieje się w przestrzeni, w której się znajduje i widzi tego realne skutki. Na podstawie ruchu użytkownika (zarówno przemieszczania się jego sylwetki jak i ruchu gałek ocznych), instalacje CAVE generują stereoskopowe obrazy o wysokiej rozdzielczości dostosowane bezpośrednio do osoby korzystającej z tej technologii, aby doświadczenie było dla niej jak najbardziej realistyczne. Jest to obecnie jedno z najbardziej immersyjnych rozwiązań technologii wirtualnej rzeczywistości.</w:t>
       </w:r>
     </w:p>
     <w:p>
@@ -3382,17 +4294,18 @@
         </w:numPr>
         <w:ind w:hanging="426" w:left="426"/>
         <w:rPr>
-          <w:lang w:val="en-GB"/>
+          <w:rFonts w:ascii="Arial" w:hAnsi="Arial"/>
         </w:rPr>
       </w:pPr>
       <w:bookmarkStart w:id="26" w:name="__RefHeading___Toc629_343945465"/>
-      <w:bookmarkStart w:id="27" w:name="_Toc516556284"/>
-      <w:bookmarkStart w:id="28" w:name="_Toc516650492"/>
-      <w:bookmarkStart w:id="29" w:name="_Toc518369843"/>
-      <w:bookmarkStart w:id="30" w:name="_Toc518373999"/>
+      <w:bookmarkStart w:id="27" w:name="_Toc518373999"/>
+      <w:bookmarkStart w:id="28" w:name="_Toc518369843"/>
+      <w:bookmarkStart w:id="29" w:name="_Toc516650492"/>
+      <w:bookmarkStart w:id="30" w:name="_Toc516556284"/>
       <w:bookmarkEnd w:id="26"/>
       <w:r>
         <w:rPr>
+          <w:rFonts w:ascii="Arial" w:hAnsi="Arial"/>
           <w:lang w:val="en-GB"/>
         </w:rPr>
         <w:t>C</w:t>
@@ -3403,6 +4316,7 @@
       <w:bookmarkEnd w:id="30"/>
       <w:r>
         <w:rPr>
+          <w:rFonts w:ascii="Arial" w:hAnsi="Arial"/>
           <w:lang w:val="en-GB"/>
         </w:rPr>
         <w:t>HARAKETRYSTYKA INSTALACJI TYPU BIGCAVE</w:t>
@@ -3415,18 +4329,16 @@
         <w:ind w:firstLine="708"/>
         <w:jc w:val="both"/>
         <w:rPr>
-          <w:rFonts w:ascii="Arial" w:hAnsi="Arial" w:cs="Arial"/>
-          <w:sz w:val="20"/>
-          <w:szCs w:val="20"/>
-          <w:lang w:val="en-GB"/>
-        </w:rPr>
-      </w:pPr>
-      <w:r>
-        <w:rPr>
-          <w:rFonts w:cs="Arial" w:ascii="Arial" w:hAnsi="Arial"/>
-          <w:sz w:val="20"/>
-          <w:szCs w:val="20"/>
-          <w:lang w:val="en-GB"/>
+          <w:rFonts w:ascii="Arial" w:hAnsi="Arial"/>
+          <w:lang w:val="pl-PL" w:eastAsia="en-US" w:bidi="ar-SA"/>
+        </w:rPr>
+      </w:pPr>
+      <w:r>
+        <w:rPr>
+          <w:rFonts w:cs="Arial" w:ascii="Arial" w:hAnsi="Arial"/>
+          <w:sz w:val="20"/>
+          <w:szCs w:val="20"/>
+          <w:lang w:val="pl-PL" w:eastAsia="en-US" w:bidi="ar-SA"/>
         </w:rPr>
         <w:t>Opisać jak działa na przykładzie LZWP. Xxxxxxxx xxxxxxx xxxxxxxx xxxxxxxxxxxx xxxxxxxx x xxxxxxxxx. Xxxxx xxxxxxxxx xxxx xxxxxx xxxxx. Xxxxxxxx xxxxxxx xxxxxxxx xxxxxxxxxxxx xxxxxxxx x xxxxxxxxx. Xxxxxxxx xxxxxxx xxxxxxxx xxxxxxxxxxxx xxxxxxxx x xxxxxxxxx.</w:t>
       </w:r>
@@ -3441,29 +4353,32 @@
         <w:ind w:hanging="426" w:left="426"/>
         <w:jc w:val="both"/>
         <w:rPr>
-          <w:lang w:val="pl-PL"/>
+          <w:rFonts w:ascii="Arial" w:hAnsi="Arial"/>
         </w:rPr>
       </w:pPr>
       <w:bookmarkStart w:id="31" w:name="__RefHeading___Toc623_343945465_kopia_1"/>
       <w:bookmarkEnd w:id="31"/>
       <w:r>
         <w:rPr>
+          <w:rFonts w:ascii="Arial" w:hAnsi="Arial"/>
           <w:lang w:val="pl-PL"/>
         </w:rPr>
         <w:t>Zasady działania Laboratorium Zanurzonej Wizualizacji Przestrzennej</w:t>
       </w:r>
-      <w:bookmarkStart w:id="32" w:name="_Toc516556281_kopia_1"/>
-      <w:bookmarkStart w:id="33" w:name="_Toc516650489_kopia_1"/>
-      <w:bookmarkStart w:id="34" w:name="_Toc518369840_kopia_1"/>
-      <w:bookmarkStart w:id="35" w:name="_Toc518373996_kopia_1"/>
-      <w:r>
-        <w:rPr>
+      <w:bookmarkStart w:id="32" w:name="_Toc518373996_kopia_1"/>
+      <w:bookmarkStart w:id="33" w:name="_Toc518369840_kopia_1"/>
+      <w:bookmarkStart w:id="34" w:name="_Toc516650489_kopia_1"/>
+      <w:bookmarkStart w:id="35" w:name="_Toc516556281_kopia_1"/>
+      <w:r>
+        <w:rPr>
+          <w:rFonts w:ascii="Arial" w:hAnsi="Arial"/>
           <w:lang w:val="pl-PL"/>
         </w:rPr>
         <w:t xml:space="preserve"> </w:t>
       </w:r>
       <w:r>
         <w:rPr>
+          <w:rFonts w:ascii="Arial" w:hAnsi="Arial"/>
           <w:b w:val="false"/>
           <w:lang w:val="pl-PL"/>
         </w:rPr>
@@ -3481,10 +4396,7 @@
         <w:ind w:firstLine="708"/>
         <w:jc w:val="both"/>
         <w:rPr>
-          <w:rFonts w:ascii="Arial" w:hAnsi="Arial" w:cs="Arial"/>
-          <w:sz w:val="20"/>
-          <w:szCs w:val="20"/>
-          <w:lang w:val="en-GB"/>
+          <w:rFonts w:ascii="Arial" w:hAnsi="Arial"/>
         </w:rPr>
       </w:pPr>
       <w:r>
@@ -3507,29 +4419,32 @@
         <w:ind w:hanging="426" w:left="426"/>
         <w:jc w:val="both"/>
         <w:rPr>
-          <w:lang w:val="pl-PL"/>
+          <w:rFonts w:ascii="Arial" w:hAnsi="Arial"/>
         </w:rPr>
       </w:pPr>
       <w:bookmarkStart w:id="36" w:name="__RefHeading___Toc623_343945465_kopia_1_"/>
       <w:bookmarkEnd w:id="36"/>
       <w:r>
         <w:rPr>
+          <w:rFonts w:ascii="Arial" w:hAnsi="Arial"/>
           <w:lang w:val="pl-PL"/>
         </w:rPr>
         <w:t>Narzędzia używane do tworzenia aplikacji dla LZWP</w:t>
       </w:r>
-      <w:bookmarkStart w:id="37" w:name="_Toc516556281_kopia_1_kopia_1"/>
-      <w:bookmarkStart w:id="38" w:name="_Toc516650489_kopia_1_kopia_1"/>
-      <w:bookmarkStart w:id="39" w:name="_Toc518369840_kopia_1_kopia_1"/>
-      <w:bookmarkStart w:id="40" w:name="_Toc518373996_kopia_1_kopia_1"/>
-      <w:r>
-        <w:rPr>
+      <w:bookmarkStart w:id="37" w:name="_Toc518373996_kopia_1_kopia_1"/>
+      <w:bookmarkStart w:id="38" w:name="_Toc518369840_kopia_1_kopia_1"/>
+      <w:bookmarkStart w:id="39" w:name="_Toc516650489_kopia_1_kopia_1"/>
+      <w:bookmarkStart w:id="40" w:name="_Toc516556281_kopia_1_kopia_1"/>
+      <w:r>
+        <w:rPr>
+          <w:rFonts w:ascii="Arial" w:hAnsi="Arial"/>
           <w:lang w:val="pl-PL"/>
         </w:rPr>
         <w:t xml:space="preserve"> </w:t>
       </w:r>
       <w:r>
         <w:rPr>
+          <w:rFonts w:ascii="Arial" w:hAnsi="Arial"/>
           <w:b w:val="false"/>
           <w:lang w:val="pl-PL"/>
         </w:rPr>
@@ -3547,10 +4462,7 @@
         <w:ind w:firstLine="708"/>
         <w:jc w:val="both"/>
         <w:rPr>
-          <w:rFonts w:ascii="Arial" w:hAnsi="Arial" w:cs="Arial"/>
-          <w:sz w:val="20"/>
-          <w:szCs w:val="20"/>
-          <w:lang w:val="en-GB"/>
+          <w:rFonts w:ascii="Arial" w:hAnsi="Arial"/>
         </w:rPr>
       </w:pPr>
       <w:r>
@@ -3572,15 +4484,17 @@
         </w:numPr>
         <w:ind w:hanging="426" w:left="426"/>
         <w:rPr>
+          <w:rFonts w:ascii="Arial" w:hAnsi="Arial"/>
           <w:highlight w:val="none"/>
-          <w:shd w:fill="81D41A" w:val="clear"/>
+          <w:shd w:fill="auto" w:val="clear"/>
         </w:rPr>
       </w:pPr>
       <w:bookmarkStart w:id="41" w:name="__RefHeading___Toc629_343945465_kopia_1"/>
       <w:bookmarkEnd w:id="41"/>
       <w:r>
         <w:rPr>
-          <w:shd w:fill="81D41A" w:val="clear"/>
+          <w:rFonts w:ascii="Arial" w:hAnsi="Arial"/>
+          <w:shd w:fill="auto" w:val="clear"/>
           <w:lang w:val="en-GB"/>
         </w:rPr>
         <w:t>SPECYFIKACJA I ANALIZA WYMAGAŃ</w:t>
@@ -3593,10 +4507,7 @@
         <w:ind w:firstLine="708"/>
         <w:jc w:val="both"/>
         <w:rPr>
-          <w:rFonts w:ascii="Arial" w:hAnsi="Arial" w:cs="Arial"/>
-          <w:sz w:val="20"/>
-          <w:szCs w:val="20"/>
-          <w:lang w:val="en-GB"/>
+          <w:rFonts w:ascii="Arial" w:hAnsi="Arial"/>
         </w:rPr>
       </w:pPr>
       <w:r>
@@ -3619,29 +4530,33 @@
         <w:ind w:hanging="426" w:left="426"/>
         <w:jc w:val="both"/>
         <w:rPr>
-          <w:lang w:val="pl-PL"/>
+          <w:rFonts w:ascii="Arial" w:hAnsi="Arial"/>
         </w:rPr>
       </w:pPr>
       <w:bookmarkStart w:id="42" w:name="__RefHeading___Toc623_343945465_kopia_11"/>
       <w:bookmarkEnd w:id="42"/>
       <w:r>
         <w:rPr>
+          <w:rFonts w:ascii="Arial" w:hAnsi="Arial"/>
+          <w:shd w:fill="81D41A" w:val="clear"/>
           <w:lang w:val="pl-PL"/>
         </w:rPr>
         <w:t>Specyfikacja wymagań</w:t>
       </w:r>
-      <w:bookmarkStart w:id="43" w:name="_Toc516556281_kopia_1_kopia_3"/>
-      <w:bookmarkStart w:id="44" w:name="_Toc516650489_kopia_1_kopia_3"/>
-      <w:bookmarkStart w:id="45" w:name="_Toc518369840_kopia_1_kopia_3"/>
-      <w:bookmarkStart w:id="46" w:name="_Toc518373996_kopia_1_kopia_3"/>
-      <w:r>
-        <w:rPr>
+      <w:bookmarkStart w:id="43" w:name="_Toc518373996_kopia_1_kopia_3"/>
+      <w:bookmarkStart w:id="44" w:name="_Toc518369840_kopia_1_kopia_3"/>
+      <w:bookmarkStart w:id="45" w:name="_Toc516650489_kopia_1_kopia_3"/>
+      <w:bookmarkStart w:id="46" w:name="_Toc516556281_kopia_1_kopia_3"/>
+      <w:r>
+        <w:rPr>
+          <w:rFonts w:ascii="Arial" w:hAnsi="Arial"/>
           <w:lang w:val="pl-PL"/>
         </w:rPr>
         <w:t xml:space="preserve"> </w:t>
       </w:r>
       <w:r>
         <w:rPr>
+          <w:rFonts w:ascii="Arial" w:hAnsi="Arial"/>
           <w:b w:val="false"/>
           <w:lang w:val="pl-PL"/>
         </w:rPr>
@@ -3659,10 +4574,7 @@
         <w:ind w:firstLine="708"/>
         <w:jc w:val="both"/>
         <w:rPr>
-          <w:rFonts w:ascii="Arial" w:hAnsi="Arial" w:cs="Arial"/>
-          <w:sz w:val="20"/>
-          <w:szCs w:val="20"/>
-          <w:lang w:val="en-GB"/>
+          <w:rFonts w:ascii="Arial" w:hAnsi="Arial"/>
         </w:rPr>
       </w:pPr>
       <w:r>
@@ -3684,17 +4596,18 @@
         </w:numPr>
         <w:ind w:hanging="709" w:left="709"/>
         <w:rPr>
-          <w:lang w:val="pl-PL" w:eastAsia="en-US" w:bidi="ar-SA"/>
+          <w:rFonts w:ascii="Arial" w:hAnsi="Arial"/>
         </w:rPr>
       </w:pPr>
       <w:bookmarkStart w:id="47" w:name="__RefHeading___Toc625_343945465_kopia_1"/>
-      <w:bookmarkStart w:id="48" w:name="_Toc516556282_kopia_1"/>
-      <w:bookmarkStart w:id="49" w:name="_Toc516650490_kopia_1"/>
-      <w:bookmarkStart w:id="50" w:name="_Toc518369841_kopia_1"/>
-      <w:bookmarkStart w:id="51" w:name="_Toc518373997_kopia_1"/>
+      <w:bookmarkStart w:id="48" w:name="_Toc518373997_kopia_1"/>
+      <w:bookmarkStart w:id="49" w:name="_Toc518369841_kopia_1"/>
+      <w:bookmarkStart w:id="50" w:name="_Toc516650490_kopia_1"/>
+      <w:bookmarkStart w:id="51" w:name="_Toc516556282_kopia_1"/>
       <w:bookmarkEnd w:id="47"/>
       <w:r>
         <w:rPr>
+          <w:rFonts w:ascii="Arial" w:hAnsi="Arial"/>
           <w:lang w:val="pl-PL" w:eastAsia="en-US" w:bidi="ar-SA"/>
         </w:rPr>
         <w:t>C</w:t>
@@ -3705,6 +4618,7 @@
       <w:bookmarkEnd w:id="51"/>
       <w:r>
         <w:rPr>
+          <w:rFonts w:ascii="Arial" w:hAnsi="Arial"/>
           <w:lang w:val="pl-PL" w:eastAsia="en-US" w:bidi="ar-SA"/>
         </w:rPr>
         <w:t>el i przeznaczenie projektu</w:t>
@@ -3717,7 +4631,7 @@
         <w:ind w:firstLine="708"/>
         <w:jc w:val="both"/>
         <w:rPr>
-          <w:lang w:val="pl-PL" w:eastAsia="en-US" w:bidi="ar-SA"/>
+          <w:rFonts w:ascii="Arial" w:hAnsi="Arial"/>
         </w:rPr>
       </w:pPr>
       <w:r>
@@ -3739,13 +4653,14 @@
         </w:numPr>
         <w:ind w:hanging="709" w:left="709"/>
         <w:rPr>
-          <w:lang w:val="en-GB"/>
+          <w:rFonts w:ascii="Arial" w:hAnsi="Arial"/>
         </w:rPr>
       </w:pPr>
       <w:bookmarkStart w:id="52" w:name="__RefHeading___Toc625_343945465_kopia_2"/>
       <w:bookmarkEnd w:id="52"/>
       <w:r>
         <w:rPr>
+          <w:rFonts w:ascii="Arial" w:hAnsi="Arial"/>
           <w:lang w:val="en-GB"/>
         </w:rPr>
         <w:t>Kontekst realizacji projektu</w:t>
@@ -3758,10 +4673,7 @@
         <w:ind w:firstLine="708"/>
         <w:jc w:val="both"/>
         <w:rPr>
-          <w:rFonts w:ascii="Arial" w:hAnsi="Arial" w:cs="Arial"/>
-          <w:sz w:val="20"/>
-          <w:szCs w:val="20"/>
-          <w:lang w:val="en-GB"/>
+          <w:rFonts w:ascii="Arial" w:hAnsi="Arial"/>
         </w:rPr>
       </w:pPr>
       <w:r>
@@ -3783,17 +4695,18 @@
         </w:numPr>
         <w:ind w:hanging="709" w:left="709"/>
         <w:rPr>
-          <w:lang w:val="en-GB"/>
+          <w:rFonts w:ascii="Arial" w:hAnsi="Arial"/>
         </w:rPr>
       </w:pPr>
       <w:bookmarkStart w:id="53" w:name="__RefHeading___Toc625_343945465_kopia_5"/>
-      <w:bookmarkStart w:id="54" w:name="_Toc516556282_kopia_6"/>
-      <w:bookmarkStart w:id="55" w:name="_Toc516650490_kopia_6"/>
-      <w:bookmarkStart w:id="56" w:name="_Toc518369841_kopia_6"/>
-      <w:bookmarkStart w:id="57" w:name="_Toc518373997_kopia_6"/>
+      <w:bookmarkStart w:id="54" w:name="_Toc518373997_kopia_6"/>
+      <w:bookmarkStart w:id="55" w:name="_Toc518369841_kopia_6"/>
+      <w:bookmarkStart w:id="56" w:name="_Toc516650490_kopia_6"/>
+      <w:bookmarkStart w:id="57" w:name="_Toc516556282_kopia_6"/>
       <w:bookmarkEnd w:id="53"/>
       <w:r>
         <w:rPr>
+          <w:rFonts w:ascii="Arial" w:hAnsi="Arial"/>
           <w:lang w:val="en-GB"/>
         </w:rPr>
         <w:t>O</w:t>
@@ -3804,6 +4717,7 @@
       <w:bookmarkEnd w:id="57"/>
       <w:r>
         <w:rPr>
+          <w:rFonts w:ascii="Arial" w:hAnsi="Arial"/>
           <w:lang w:val="en-GB"/>
         </w:rPr>
         <w:t>gólna charakterystyka systemu (?)</w:t>
@@ -3816,10 +4730,7 @@
         <w:ind w:firstLine="708"/>
         <w:jc w:val="both"/>
         <w:rPr>
-          <w:rFonts w:ascii="Arial" w:hAnsi="Arial" w:cs="Arial"/>
-          <w:sz w:val="20"/>
-          <w:szCs w:val="20"/>
-          <w:lang w:val="en-GB"/>
+          <w:rFonts w:ascii="Arial" w:hAnsi="Arial"/>
         </w:rPr>
       </w:pPr>
       <w:r>
@@ -3842,29 +4753,32 @@
         <w:ind w:hanging="426" w:left="426"/>
         <w:jc w:val="both"/>
         <w:rPr>
-          <w:lang w:val="pl-PL"/>
+          <w:rFonts w:ascii="Arial" w:hAnsi="Arial"/>
         </w:rPr>
       </w:pPr>
       <w:bookmarkStart w:id="58" w:name="__RefHeading___Toc623_343945465_kopia_12"/>
       <w:bookmarkEnd w:id="58"/>
       <w:r>
         <w:rPr>
+          <w:rFonts w:ascii="Arial" w:hAnsi="Arial"/>
           <w:lang w:val="pl-PL"/>
         </w:rPr>
         <w:t>Analiza wymagań funkcjonalnych</w:t>
       </w:r>
-      <w:bookmarkStart w:id="59" w:name="_Toc516556281_kopia_1_kopia_4"/>
-      <w:bookmarkStart w:id="60" w:name="_Toc516650489_kopia_1_kopia_4"/>
-      <w:bookmarkStart w:id="61" w:name="_Toc518369840_kopia_1_kopia_4"/>
-      <w:bookmarkStart w:id="62" w:name="_Toc518373996_kopia_1_kopia_4"/>
-      <w:r>
-        <w:rPr>
+      <w:bookmarkStart w:id="59" w:name="_Toc518373996_kopia_1_kopia_4"/>
+      <w:bookmarkStart w:id="60" w:name="_Toc518369840_kopia_1_kopia_4"/>
+      <w:bookmarkStart w:id="61" w:name="_Toc516650489_kopia_1_kopia_4"/>
+      <w:bookmarkStart w:id="62" w:name="_Toc516556281_kopia_1_kopia_4"/>
+      <w:r>
+        <w:rPr>
+          <w:rFonts w:ascii="Arial" w:hAnsi="Arial"/>
           <w:lang w:val="pl-PL"/>
         </w:rPr>
         <w:t xml:space="preserve"> </w:t>
       </w:r>
       <w:r>
         <w:rPr>
+          <w:rFonts w:ascii="Arial" w:hAnsi="Arial"/>
           <w:b w:val="false"/>
           <w:lang w:val="pl-PL"/>
         </w:rPr>
@@ -3882,10 +4796,7 @@
         <w:ind w:firstLine="708"/>
         <w:jc w:val="both"/>
         <w:rPr>
-          <w:rFonts w:ascii="Arial" w:hAnsi="Arial" w:cs="Arial"/>
-          <w:sz w:val="20"/>
-          <w:szCs w:val="20"/>
-          <w:lang w:val="en-GB"/>
+          <w:rFonts w:ascii="Arial" w:hAnsi="Arial"/>
         </w:rPr>
       </w:pPr>
       <w:r>
@@ -3908,29 +4819,32 @@
         <w:ind w:hanging="426" w:left="426"/>
         <w:jc w:val="both"/>
         <w:rPr>
-          <w:lang w:val="pl-PL"/>
+          <w:rFonts w:ascii="Arial" w:hAnsi="Arial"/>
         </w:rPr>
       </w:pPr>
       <w:bookmarkStart w:id="63" w:name="__RefHeading___Toc623_343945465_kopia_13"/>
       <w:bookmarkEnd w:id="63"/>
       <w:r>
         <w:rPr>
+          <w:rFonts w:ascii="Arial" w:hAnsi="Arial"/>
           <w:lang w:val="pl-PL"/>
         </w:rPr>
         <w:t>Analiza wymagań użytkowych</w:t>
       </w:r>
-      <w:bookmarkStart w:id="64" w:name="_Toc516556281_kopia_1_kopia_5"/>
-      <w:bookmarkStart w:id="65" w:name="_Toc516650489_kopia_1_kopia_5"/>
-      <w:bookmarkStart w:id="66" w:name="_Toc518369840_kopia_1_kopia_5"/>
-      <w:bookmarkStart w:id="67" w:name="_Toc518373996_kopia_1_kopia_5"/>
-      <w:r>
-        <w:rPr>
+      <w:bookmarkStart w:id="64" w:name="_Toc518373996_kopia_1_kopia_5"/>
+      <w:bookmarkStart w:id="65" w:name="_Toc518369840_kopia_1_kopia_5"/>
+      <w:bookmarkStart w:id="66" w:name="_Toc516650489_kopia_1_kopia_5"/>
+      <w:bookmarkStart w:id="67" w:name="_Toc516556281_kopia_1_kopia_5"/>
+      <w:r>
+        <w:rPr>
+          <w:rFonts w:ascii="Arial" w:hAnsi="Arial"/>
           <w:lang w:val="pl-PL"/>
         </w:rPr>
         <w:t xml:space="preserve"> </w:t>
       </w:r>
       <w:r>
         <w:rPr>
+          <w:rFonts w:ascii="Arial" w:hAnsi="Arial"/>
           <w:b w:val="false"/>
           <w:lang w:val="pl-PL"/>
         </w:rPr>
@@ -3948,10 +4862,7 @@
         <w:ind w:firstLine="708"/>
         <w:jc w:val="both"/>
         <w:rPr>
-          <w:rFonts w:ascii="Arial" w:hAnsi="Arial" w:cs="Arial"/>
-          <w:sz w:val="20"/>
-          <w:szCs w:val="20"/>
-          <w:lang w:val="en-GB"/>
+          <w:rFonts w:ascii="Arial" w:hAnsi="Arial"/>
         </w:rPr>
       </w:pPr>
       <w:r>
@@ -3974,33 +4885,28 @@
         <w:ind w:hanging="426" w:left="426"/>
         <w:jc w:val="both"/>
         <w:rPr>
-          <w:lang w:val="pl-PL"/>
+          <w:rFonts w:ascii="Arial" w:hAnsi="Arial"/>
         </w:rPr>
       </w:pPr>
       <w:bookmarkStart w:id="68" w:name="__RefHeading___Toc623_343945465_kopia_14"/>
       <w:bookmarkEnd w:id="68"/>
       <w:r>
         <w:rPr>
+          <w:rFonts w:ascii="Arial" w:hAnsi="Arial"/>
           <w:lang w:val="pl-PL"/>
         </w:rPr>
         <w:t>Kryteria akceptacji</w:t>
       </w:r>
-      <w:bookmarkStart w:id="69" w:name="_Toc516556281_kopia_1_kopia_6"/>
-      <w:bookmarkStart w:id="70" w:name="_Toc516650489_kopia_1_kopia_6"/>
-      <w:bookmarkStart w:id="71" w:name="_Toc518369840_kopia_1_kopia_6"/>
-      <w:bookmarkStart w:id="72" w:name="_Toc518373996_kopia_1_kopia_6"/>
-      <w:r>
-        <w:rPr>
+      <w:bookmarkStart w:id="69" w:name="_Toc518373996_kopia_1_kopia_6"/>
+      <w:bookmarkStart w:id="70" w:name="_Toc518369840_kopia_1_kopia_6"/>
+      <w:bookmarkStart w:id="71" w:name="_Toc516650489_kopia_1_kopia_6"/>
+      <w:bookmarkStart w:id="72" w:name="_Toc516556281_kopia_1_kopia_6"/>
+      <w:r>
+        <w:rPr>
+          <w:rFonts w:ascii="Arial" w:hAnsi="Arial"/>
           <w:lang w:val="pl-PL"/>
         </w:rPr>
         <w:t xml:space="preserve"> </w:t>
-      </w:r>
-      <w:r>
-        <w:rPr>
-          <w:b w:val="false"/>
-          <w:lang w:val="pl-PL"/>
-        </w:rPr>
-        <w:t>(Zofia Drożdż)</w:t>
       </w:r>
       <w:bookmarkEnd w:id="69"/>
       <w:bookmarkEnd w:id="70"/>
@@ -4014,10 +4920,7 @@
         <w:ind w:firstLine="708"/>
         <w:jc w:val="both"/>
         <w:rPr>
-          <w:rFonts w:ascii="Arial" w:hAnsi="Arial" w:cs="Arial"/>
-          <w:sz w:val="20"/>
-          <w:szCs w:val="20"/>
-          <w:lang w:val="en-GB"/>
+          <w:rFonts w:ascii="Arial" w:hAnsi="Arial"/>
         </w:rPr>
       </w:pPr>
       <w:r>
@@ -4040,29 +4943,33 @@
         <w:ind w:hanging="426" w:left="426"/>
         <w:jc w:val="both"/>
         <w:rPr>
-          <w:lang w:val="pl-PL"/>
+          <w:rFonts w:ascii="Arial" w:hAnsi="Arial"/>
         </w:rPr>
       </w:pPr>
       <w:bookmarkStart w:id="73" w:name="__RefHeading___Toc623_343945465_kopia_15"/>
       <w:bookmarkEnd w:id="73"/>
       <w:r>
         <w:rPr>
+          <w:rFonts w:ascii="Arial" w:hAnsi="Arial"/>
+          <w:shd w:fill="81D41A" w:val="clear"/>
           <w:lang w:val="pl-PL"/>
         </w:rPr>
         <w:t>Analiza ryzyka</w:t>
       </w:r>
-      <w:bookmarkStart w:id="74" w:name="_Toc516556281_kopia_1_kopia_7_kopia_1"/>
-      <w:bookmarkStart w:id="75" w:name="_Toc516650489_kopia_1_kopia_7_kopia_1"/>
-      <w:bookmarkStart w:id="76" w:name="_Toc518369840_kopia_1_kopia_7_kopia_1"/>
-      <w:bookmarkStart w:id="77" w:name="_Toc518373996_kopia_1_kopia_7_kopia_1"/>
-      <w:r>
-        <w:rPr>
+      <w:bookmarkStart w:id="74" w:name="_Toc518373996_kopia_1_kopia_7_kopia_1"/>
+      <w:bookmarkStart w:id="75" w:name="_Toc518369840_kopia_1_kopia_7_kopia_1"/>
+      <w:bookmarkStart w:id="76" w:name="_Toc516650489_kopia_1_kopia_7_kopia_1"/>
+      <w:bookmarkStart w:id="77" w:name="_Toc516556281_kopia_1_kopia_7_kopia_1"/>
+      <w:r>
+        <w:rPr>
+          <w:rFonts w:ascii="Arial" w:hAnsi="Arial"/>
           <w:lang w:val="pl-PL"/>
         </w:rPr>
         <w:t xml:space="preserve"> </w:t>
       </w:r>
       <w:r>
         <w:rPr>
+          <w:rFonts w:ascii="Arial" w:hAnsi="Arial"/>
           <w:b w:val="false"/>
           <w:lang w:val="pl-PL"/>
         </w:rPr>
@@ -4080,10 +4987,7 @@
         <w:ind w:firstLine="708"/>
         <w:jc w:val="both"/>
         <w:rPr>
-          <w:rFonts w:ascii="Arial" w:hAnsi="Arial" w:cs="Arial"/>
-          <w:sz w:val="20"/>
-          <w:szCs w:val="20"/>
-          <w:lang w:val="en-GB"/>
+          <w:rFonts w:ascii="Arial" w:hAnsi="Arial"/>
         </w:rPr>
       </w:pPr>
       <w:r>
@@ -4106,29 +5010,32 @@
         <w:ind w:hanging="426" w:left="426"/>
         <w:jc w:val="both"/>
         <w:rPr>
-          <w:lang w:val="pl-PL"/>
+          <w:rFonts w:ascii="Arial" w:hAnsi="Arial"/>
         </w:rPr>
       </w:pPr>
       <w:bookmarkStart w:id="78" w:name="__RefHeading___Toc623_343945465_kopia_16"/>
       <w:bookmarkEnd w:id="78"/>
       <w:r>
         <w:rPr>
+          <w:rFonts w:ascii="Arial" w:hAnsi="Arial"/>
           <w:lang w:val="pl-PL"/>
         </w:rPr>
         <w:t>Wybór środowiska implementacji</w:t>
       </w:r>
-      <w:bookmarkStart w:id="79" w:name="_Toc516556281_kopia_1_kopia_7"/>
-      <w:bookmarkStart w:id="80" w:name="_Toc516650489_kopia_1_kopia_7"/>
-      <w:bookmarkStart w:id="81" w:name="_Toc518369840_kopia_1_kopia_7"/>
-      <w:bookmarkStart w:id="82" w:name="_Toc518373996_kopia_1_kopia_7"/>
-      <w:r>
-        <w:rPr>
+      <w:bookmarkStart w:id="79" w:name="_Toc518373996_kopia_1_kopia_7"/>
+      <w:bookmarkStart w:id="80" w:name="_Toc518369840_kopia_1_kopia_7"/>
+      <w:bookmarkStart w:id="81" w:name="_Toc516650489_kopia_1_kopia_7"/>
+      <w:bookmarkStart w:id="82" w:name="_Toc516556281_kopia_1_kopia_7"/>
+      <w:r>
+        <w:rPr>
+          <w:rFonts w:ascii="Arial" w:hAnsi="Arial"/>
           <w:lang w:val="pl-PL"/>
         </w:rPr>
         <w:t xml:space="preserve"> </w:t>
       </w:r>
       <w:r>
         <w:rPr>
+          <w:rFonts w:ascii="Arial" w:hAnsi="Arial"/>
           <w:b w:val="false"/>
           <w:lang w:val="pl-PL"/>
         </w:rPr>
@@ -4146,10 +5053,7 @@
         <w:ind w:firstLine="708"/>
         <w:jc w:val="both"/>
         <w:rPr>
-          <w:rFonts w:ascii="Arial" w:hAnsi="Arial" w:cs="Arial"/>
-          <w:sz w:val="20"/>
-          <w:szCs w:val="20"/>
-          <w:lang w:val="en-GB"/>
+          <w:rFonts w:ascii="Arial" w:hAnsi="Arial"/>
         </w:rPr>
       </w:pPr>
       <w:r>
@@ -4172,29 +5076,32 @@
         <w:ind w:hanging="426" w:left="426"/>
         <w:jc w:val="both"/>
         <w:rPr>
-          <w:lang w:val="pl-PL"/>
+          <w:rFonts w:ascii="Arial" w:hAnsi="Arial"/>
         </w:rPr>
       </w:pPr>
       <w:bookmarkStart w:id="83" w:name="__RefHeading___Toc623_343945465_kopia_17"/>
       <w:bookmarkEnd w:id="83"/>
       <w:r>
         <w:rPr>
+          <w:rFonts w:ascii="Arial" w:hAnsi="Arial"/>
           <w:lang w:val="pl-PL"/>
         </w:rPr>
         <w:t>Rozszerzalność</w:t>
       </w:r>
-      <w:bookmarkStart w:id="84" w:name="_Toc516556281_kopia_1_kopia_8"/>
-      <w:bookmarkStart w:id="85" w:name="_Toc516650489_kopia_1_kopia_8"/>
-      <w:bookmarkStart w:id="86" w:name="_Toc518369840_kopia_1_kopia_8"/>
-      <w:bookmarkStart w:id="87" w:name="_Toc518373996_kopia_1_kopia_8"/>
-      <w:r>
-        <w:rPr>
+      <w:bookmarkStart w:id="84" w:name="_Toc518373996_kopia_1_kopia_8"/>
+      <w:bookmarkStart w:id="85" w:name="_Toc518369840_kopia_1_kopia_8"/>
+      <w:bookmarkStart w:id="86" w:name="_Toc516650489_kopia_1_kopia_8"/>
+      <w:bookmarkStart w:id="87" w:name="_Toc516556281_kopia_1_kopia_8"/>
+      <w:r>
+        <w:rPr>
+          <w:rFonts w:ascii="Arial" w:hAnsi="Arial"/>
           <w:lang w:val="pl-PL"/>
         </w:rPr>
         <w:t xml:space="preserve"> </w:t>
       </w:r>
       <w:r>
         <w:rPr>
+          <w:rFonts w:ascii="Arial" w:hAnsi="Arial"/>
           <w:b w:val="false"/>
           <w:lang w:val="pl-PL"/>
         </w:rPr>
@@ -4212,10 +5119,7 @@
         <w:ind w:firstLine="708"/>
         <w:jc w:val="both"/>
         <w:rPr>
-          <w:rFonts w:ascii="Arial" w:hAnsi="Arial" w:cs="Arial"/>
-          <w:sz w:val="20"/>
-          <w:szCs w:val="20"/>
-          <w:lang w:val="en-GB"/>
+          <w:rFonts w:ascii="Arial" w:hAnsi="Arial"/>
         </w:rPr>
       </w:pPr>
       <w:r>
@@ -4238,29 +5142,32 @@
         <w:ind w:hanging="426" w:left="426"/>
         <w:jc w:val="both"/>
         <w:rPr>
-          <w:lang w:val="pl-PL"/>
+          <w:rFonts w:ascii="Arial" w:hAnsi="Arial"/>
         </w:rPr>
       </w:pPr>
       <w:bookmarkStart w:id="88" w:name="__RefHeading___Toc623_343945465_kopia_18"/>
       <w:bookmarkEnd w:id="88"/>
       <w:r>
         <w:rPr>
+          <w:rFonts w:ascii="Arial" w:hAnsi="Arial"/>
           <w:lang w:val="pl-PL"/>
         </w:rPr>
         <w:t>Planowany sposób realizacji projektu</w:t>
       </w:r>
-      <w:bookmarkStart w:id="89" w:name="_Toc516556281_kopia_1_kopia_9"/>
-      <w:bookmarkStart w:id="90" w:name="_Toc516650489_kopia_1_kopia_9"/>
-      <w:bookmarkStart w:id="91" w:name="_Toc518369840_kopia_1_kopia_9"/>
-      <w:bookmarkStart w:id="92" w:name="_Toc518373996_kopia_1_kopia_9"/>
-      <w:r>
-        <w:rPr>
+      <w:bookmarkStart w:id="89" w:name="_Toc518373996_kopia_1_kopia_9"/>
+      <w:bookmarkStart w:id="90" w:name="_Toc518369840_kopia_1_kopia_9"/>
+      <w:bookmarkStart w:id="91" w:name="_Toc516650489_kopia_1_kopia_9"/>
+      <w:bookmarkStart w:id="92" w:name="_Toc516556281_kopia_1_kopia_9"/>
+      <w:r>
+        <w:rPr>
+          <w:rFonts w:ascii="Arial" w:hAnsi="Arial"/>
           <w:lang w:val="pl-PL"/>
         </w:rPr>
         <w:t xml:space="preserve"> </w:t>
       </w:r>
       <w:r>
         <w:rPr>
+          <w:rFonts w:ascii="Arial" w:hAnsi="Arial"/>
           <w:b w:val="false"/>
           <w:lang w:val="pl-PL"/>
         </w:rPr>
@@ -4278,10 +5185,7 @@
         <w:ind w:firstLine="708"/>
         <w:jc w:val="both"/>
         <w:rPr>
-          <w:rFonts w:ascii="Arial" w:hAnsi="Arial" w:cs="Arial"/>
-          <w:sz w:val="20"/>
-          <w:szCs w:val="20"/>
-          <w:lang w:val="en-GB"/>
+          <w:rFonts w:ascii="Arial" w:hAnsi="Arial"/>
         </w:rPr>
       </w:pPr>
       <w:r>
@@ -4303,13 +5207,14 @@
         </w:numPr>
         <w:ind w:hanging="709" w:left="709"/>
         <w:rPr>
-          <w:lang w:val="en-GB"/>
+          <w:rFonts w:ascii="Arial" w:hAnsi="Arial"/>
         </w:rPr>
       </w:pPr>
       <w:bookmarkStart w:id="93" w:name="__RefHeading___Toc625_343945465_kopia_5_"/>
       <w:bookmarkEnd w:id="93"/>
       <w:r>
         <w:rPr>
+          <w:rFonts w:ascii="Arial" w:hAnsi="Arial"/>
           <w:lang w:val="en-GB"/>
         </w:rPr>
         <w:t>Członkowie zespołu projektowego</w:t>
@@ -4322,10 +5227,7 @@
         <w:ind w:firstLine="708"/>
         <w:jc w:val="both"/>
         <w:rPr>
-          <w:rFonts w:ascii="Arial" w:hAnsi="Arial" w:cs="Arial"/>
-          <w:sz w:val="20"/>
-          <w:szCs w:val="20"/>
-          <w:lang w:val="en-GB"/>
+          <w:rFonts w:ascii="Arial" w:hAnsi="Arial"/>
         </w:rPr>
       </w:pPr>
       <w:r>
@@ -4348,29 +5250,32 @@
         <w:ind w:hanging="426" w:left="426"/>
         <w:jc w:val="both"/>
         <w:rPr>
-          <w:lang w:val="pl-PL"/>
+          <w:rFonts w:ascii="Arial" w:hAnsi="Arial"/>
         </w:rPr>
       </w:pPr>
       <w:bookmarkStart w:id="94" w:name="__RefHeading___Toc623_343945465_kopia_19"/>
       <w:bookmarkEnd w:id="94"/>
       <w:r>
         <w:rPr>
+          <w:rFonts w:ascii="Arial" w:hAnsi="Arial"/>
           <w:lang w:val="pl-PL"/>
         </w:rPr>
         <w:t>Planowany harmonogram realizacji</w:t>
       </w:r>
-      <w:bookmarkStart w:id="95" w:name="_Toc516556281_kopia_1_kopia_9_kopia_3_ko"/>
-      <w:bookmarkStart w:id="96" w:name="_Toc516650489_kopia_1_kopia_9_kopia_3_ko"/>
-      <w:bookmarkStart w:id="97" w:name="_Toc518369840_kopia_1_kopia_9_kopia_3_ko"/>
-      <w:bookmarkStart w:id="98" w:name="_Toc518373996_kopia_1_kopia_9_kopia_3_ko"/>
-      <w:r>
-        <w:rPr>
+      <w:bookmarkStart w:id="95" w:name="_Toc518373996_kopia_1_kopia_9_kopia_3_ko"/>
+      <w:bookmarkStart w:id="96" w:name="_Toc518369840_kopia_1_kopia_9_kopia_3_ko"/>
+      <w:bookmarkStart w:id="97" w:name="_Toc516650489_kopia_1_kopia_9_kopia_3_ko"/>
+      <w:bookmarkStart w:id="98" w:name="_Toc516556281_kopia_1_kopia_9_kopia_3_ko"/>
+      <w:r>
+        <w:rPr>
+          <w:rFonts w:ascii="Arial" w:hAnsi="Arial"/>
           <w:lang w:val="pl-PL"/>
         </w:rPr>
         <w:t xml:space="preserve"> projektu </w:t>
       </w:r>
       <w:r>
         <w:rPr>
+          <w:rFonts w:ascii="Arial" w:hAnsi="Arial"/>
           <w:b w:val="false"/>
           <w:lang w:val="pl-PL"/>
         </w:rPr>
@@ -4388,10 +5293,7 @@
         <w:ind w:firstLine="708"/>
         <w:jc w:val="both"/>
         <w:rPr>
-          <w:rFonts w:ascii="Arial" w:hAnsi="Arial" w:cs="Arial"/>
-          <w:sz w:val="20"/>
-          <w:szCs w:val="20"/>
-          <w:lang w:val="en-GB"/>
+          <w:rFonts w:ascii="Arial" w:hAnsi="Arial"/>
         </w:rPr>
       </w:pPr>
       <w:r>
@@ -4413,15 +5315,17 @@
         </w:numPr>
         <w:ind w:hanging="426" w:left="426"/>
         <w:rPr>
+          <w:rFonts w:ascii="Arial" w:hAnsi="Arial"/>
           <w:highlight w:val="none"/>
-          <w:shd w:fill="81D41A" w:val="clear"/>
+          <w:shd w:fill="auto" w:val="clear"/>
         </w:rPr>
       </w:pPr>
       <w:bookmarkStart w:id="99" w:name="__RefHeading___Toc629_343945465_kopia_1_"/>
       <w:bookmarkEnd w:id="99"/>
       <w:r>
         <w:rPr>
-          <w:shd w:fill="81D41A" w:val="clear"/>
+          <w:rFonts w:ascii="Arial" w:hAnsi="Arial"/>
+          <w:shd w:fill="auto" w:val="clear"/>
           <w:lang w:val="en-GB"/>
         </w:rPr>
         <w:t>PROJEKT SYSTEMU</w:t>
@@ -4434,10 +5338,7 @@
         <w:ind w:firstLine="708"/>
         <w:jc w:val="both"/>
         <w:rPr>
-          <w:rFonts w:ascii="Arial" w:hAnsi="Arial" w:cs="Arial"/>
-          <w:sz w:val="20"/>
-          <w:szCs w:val="20"/>
-          <w:lang w:val="en-GB"/>
+          <w:rFonts w:ascii="Arial" w:hAnsi="Arial"/>
         </w:rPr>
       </w:pPr>
       <w:r>
@@ -4460,29 +5361,32 @@
         <w:ind w:hanging="426" w:left="426"/>
         <w:jc w:val="both"/>
         <w:rPr>
-          <w:lang w:val="pl-PL"/>
+          <w:rFonts w:ascii="Arial" w:hAnsi="Arial"/>
         </w:rPr>
       </w:pPr>
       <w:bookmarkStart w:id="100" w:name="__RefHeading___Toc623_343945465_kopia_1a"/>
       <w:bookmarkEnd w:id="100"/>
       <w:r>
         <w:rPr>
+          <w:rFonts w:ascii="Arial" w:hAnsi="Arial"/>
           <w:lang w:val="pl-PL"/>
         </w:rPr>
         <w:t>Architektura systemu</w:t>
       </w:r>
-      <w:bookmarkStart w:id="101" w:name="_Toc516556281_kopia_1_kopia_9_kopia_1"/>
-      <w:bookmarkStart w:id="102" w:name="_Toc516650489_kopia_1_kopia_9_kopia_1"/>
-      <w:bookmarkStart w:id="103" w:name="_Toc518369840_kopia_1_kopia_9_kopia_1"/>
-      <w:bookmarkStart w:id="104" w:name="_Toc518373996_kopia_1_kopia_9_kopia_1"/>
-      <w:r>
-        <w:rPr>
+      <w:bookmarkStart w:id="101" w:name="_Toc518373996_kopia_1_kopia_9_kopia_1"/>
+      <w:bookmarkStart w:id="102" w:name="_Toc518369840_kopia_1_kopia_9_kopia_1"/>
+      <w:bookmarkStart w:id="103" w:name="_Toc516650489_kopia_1_kopia_9_kopia_1"/>
+      <w:bookmarkStart w:id="104" w:name="_Toc516556281_kopia_1_kopia_9_kopia_1"/>
+      <w:r>
+        <w:rPr>
+          <w:rFonts w:ascii="Arial" w:hAnsi="Arial"/>
           <w:lang w:val="pl-PL"/>
         </w:rPr>
         <w:t xml:space="preserve"> </w:t>
       </w:r>
       <w:r>
         <w:rPr>
+          <w:rFonts w:ascii="Arial" w:hAnsi="Arial"/>
           <w:b w:val="false"/>
           <w:lang w:val="pl-PL"/>
         </w:rPr>
@@ -4500,10 +5404,7 @@
         <w:ind w:firstLine="708"/>
         <w:jc w:val="both"/>
         <w:rPr>
-          <w:rFonts w:ascii="Arial" w:hAnsi="Arial" w:cs="Arial"/>
-          <w:sz w:val="20"/>
-          <w:szCs w:val="20"/>
-          <w:lang w:val="en-GB"/>
+          <w:rFonts w:ascii="Arial" w:hAnsi="Arial"/>
         </w:rPr>
       </w:pPr>
       <w:r>
@@ -4526,29 +5427,32 @@
         <w:ind w:hanging="426" w:left="426"/>
         <w:jc w:val="both"/>
         <w:rPr>
-          <w:lang w:val="pl-PL"/>
+          <w:rFonts w:ascii="Arial" w:hAnsi="Arial"/>
         </w:rPr>
       </w:pPr>
       <w:bookmarkStart w:id="105" w:name="__RefHeading___Toc623_343945465_kopia_1b"/>
       <w:bookmarkEnd w:id="105"/>
       <w:r>
         <w:rPr>
+          <w:rFonts w:ascii="Arial" w:hAnsi="Arial"/>
           <w:lang w:val="pl-PL"/>
         </w:rPr>
         <w:t>Przypadki użycia</w:t>
       </w:r>
-      <w:bookmarkStart w:id="106" w:name="_Toc516556281_kopia_1_kopia_9_kopia_2"/>
-      <w:bookmarkStart w:id="107" w:name="_Toc516650489_kopia_1_kopia_9_kopia_2"/>
-      <w:bookmarkStart w:id="108" w:name="_Toc518369840_kopia_1_kopia_9_kopia_2"/>
-      <w:bookmarkStart w:id="109" w:name="_Toc518373996_kopia_1_kopia_9_kopia_2"/>
-      <w:r>
-        <w:rPr>
+      <w:bookmarkStart w:id="106" w:name="_Toc518373996_kopia_1_kopia_9_kopia_2"/>
+      <w:bookmarkStart w:id="107" w:name="_Toc518369840_kopia_1_kopia_9_kopia_2"/>
+      <w:bookmarkStart w:id="108" w:name="_Toc516650489_kopia_1_kopia_9_kopia_2"/>
+      <w:bookmarkStart w:id="109" w:name="_Toc516556281_kopia_1_kopia_9_kopia_2"/>
+      <w:r>
+        <w:rPr>
+          <w:rFonts w:ascii="Arial" w:hAnsi="Arial"/>
           <w:lang w:val="pl-PL"/>
         </w:rPr>
         <w:t xml:space="preserve"> </w:t>
       </w:r>
       <w:r>
         <w:rPr>
+          <w:rFonts w:ascii="Arial" w:hAnsi="Arial"/>
           <w:b w:val="false"/>
           <w:lang w:val="pl-PL"/>
         </w:rPr>
@@ -4566,10 +5470,7 @@
         <w:ind w:firstLine="708"/>
         <w:jc w:val="both"/>
         <w:rPr>
-          <w:rFonts w:ascii="Arial" w:hAnsi="Arial" w:cs="Arial"/>
-          <w:sz w:val="20"/>
-          <w:szCs w:val="20"/>
-          <w:lang w:val="en-GB"/>
+          <w:rFonts w:ascii="Arial" w:hAnsi="Arial"/>
         </w:rPr>
       </w:pPr>
       <w:r>
@@ -4592,29 +5493,32 @@
         <w:ind w:hanging="426" w:left="426"/>
         <w:jc w:val="both"/>
         <w:rPr>
-          <w:lang w:val="pl-PL"/>
+          <w:rFonts w:ascii="Arial" w:hAnsi="Arial"/>
         </w:rPr>
       </w:pPr>
       <w:bookmarkStart w:id="110" w:name="__RefHeading___Toc623_343945465_kopia_1c"/>
       <w:bookmarkEnd w:id="110"/>
       <w:r>
         <w:rPr>
+          <w:rFonts w:ascii="Arial" w:hAnsi="Arial"/>
           <w:lang w:val="pl-PL"/>
         </w:rPr>
         <w:t>Diagram klas</w:t>
       </w:r>
-      <w:bookmarkStart w:id="111" w:name="_Toc516556281_kopia_1_kopia_9_kopia_3"/>
-      <w:bookmarkStart w:id="112" w:name="_Toc516650489_kopia_1_kopia_9_kopia_3"/>
-      <w:bookmarkStart w:id="113" w:name="_Toc518369840_kopia_1_kopia_9_kopia_3"/>
-      <w:bookmarkStart w:id="114" w:name="_Toc518373996_kopia_1_kopia_9_kopia_3"/>
-      <w:r>
-        <w:rPr>
+      <w:bookmarkStart w:id="111" w:name="_Toc518373996_kopia_1_kopia_9_kopia_3"/>
+      <w:bookmarkStart w:id="112" w:name="_Toc518369840_kopia_1_kopia_9_kopia_3"/>
+      <w:bookmarkStart w:id="113" w:name="_Toc516650489_kopia_1_kopia_9_kopia_3"/>
+      <w:bookmarkStart w:id="114" w:name="_Toc516556281_kopia_1_kopia_9_kopia_3"/>
+      <w:r>
+        <w:rPr>
+          <w:rFonts w:ascii="Arial" w:hAnsi="Arial"/>
           <w:lang w:val="pl-PL"/>
         </w:rPr>
         <w:t xml:space="preserve"> </w:t>
       </w:r>
       <w:r>
         <w:rPr>
+          <w:rFonts w:ascii="Arial" w:hAnsi="Arial"/>
           <w:b w:val="false"/>
           <w:lang w:val="pl-PL"/>
         </w:rPr>
@@ -4632,10 +5536,7 @@
         <w:ind w:firstLine="708"/>
         <w:jc w:val="both"/>
         <w:rPr>
-          <w:rFonts w:ascii="Arial" w:hAnsi="Arial" w:cs="Arial"/>
-          <w:sz w:val="20"/>
-          <w:szCs w:val="20"/>
-          <w:lang w:val="en-GB"/>
+          <w:rFonts w:ascii="Arial" w:hAnsi="Arial"/>
         </w:rPr>
       </w:pPr>
       <w:r>
@@ -4657,13 +5558,14 @@
         </w:numPr>
         <w:ind w:hanging="426" w:left="426"/>
         <w:rPr>
-          <w:lang w:val="en-GB"/>
+          <w:rFonts w:ascii="Arial" w:hAnsi="Arial"/>
         </w:rPr>
       </w:pPr>
       <w:bookmarkStart w:id="115" w:name="__RefHeading___Toc629_343945465_kopia_11"/>
       <w:bookmarkEnd w:id="115"/>
       <w:r>
         <w:rPr>
+          <w:rFonts w:ascii="Arial" w:hAnsi="Arial"/>
           <w:lang w:val="en-GB"/>
         </w:rPr>
         <w:t>IMPLEMENTACJA, TESTOWANIE, WERYFIKACJA I WALIDACJA</w:t>
@@ -4676,10 +5578,7 @@
         <w:ind w:firstLine="708"/>
         <w:jc w:val="both"/>
         <w:rPr>
-          <w:rFonts w:ascii="Arial" w:hAnsi="Arial" w:cs="Arial"/>
-          <w:sz w:val="20"/>
-          <w:szCs w:val="20"/>
-          <w:lang w:val="en-GB"/>
+          <w:rFonts w:ascii="Arial" w:hAnsi="Arial"/>
         </w:rPr>
       </w:pPr>
       <w:r>
@@ -4702,29 +5601,32 @@
         <w:ind w:hanging="426" w:left="426"/>
         <w:jc w:val="both"/>
         <w:rPr>
-          <w:lang w:val="pl-PL"/>
+          <w:rFonts w:ascii="Arial" w:hAnsi="Arial"/>
         </w:rPr>
       </w:pPr>
       <w:bookmarkStart w:id="116" w:name="__RefHeading___Toc623_343945465_kopia_1d"/>
       <w:bookmarkEnd w:id="116"/>
       <w:r>
         <w:rPr>
+          <w:rFonts w:ascii="Arial" w:hAnsi="Arial"/>
           <w:lang w:val="pl-PL"/>
         </w:rPr>
         <w:t>Implementacja systemu</w:t>
       </w:r>
-      <w:bookmarkStart w:id="117" w:name="_Toc516556281_kopia_1_kopia_9_kopia_3_k1"/>
-      <w:bookmarkStart w:id="118" w:name="_Toc516650489_kopia_1_kopia_9_kopia_3_k1"/>
-      <w:bookmarkStart w:id="119" w:name="_Toc518369840_kopia_1_kopia_9_kopia_3_k1"/>
-      <w:bookmarkStart w:id="120" w:name="_Toc518373996_kopia_1_kopia_9_kopia_3_k1"/>
-      <w:r>
-        <w:rPr>
+      <w:bookmarkStart w:id="117" w:name="_Toc518373996_kopia_1_kopia_9_kopia_3_k1"/>
+      <w:bookmarkStart w:id="118" w:name="_Toc518369840_kopia_1_kopia_9_kopia_3_k1"/>
+      <w:bookmarkStart w:id="119" w:name="_Toc516650489_kopia_1_kopia_9_kopia_3_k1"/>
+      <w:bookmarkStart w:id="120" w:name="_Toc516556281_kopia_1_kopia_9_kopia_3_k1"/>
+      <w:r>
+        <w:rPr>
+          <w:rFonts w:ascii="Arial" w:hAnsi="Arial"/>
           <w:lang w:val="pl-PL"/>
         </w:rPr>
         <w:t xml:space="preserve"> </w:t>
       </w:r>
       <w:r>
         <w:rPr>
+          <w:rFonts w:ascii="Arial" w:hAnsi="Arial"/>
           <w:b w:val="false"/>
           <w:lang w:val="pl-PL"/>
         </w:rPr>
@@ -4742,10 +5644,7 @@
         <w:ind w:firstLine="708"/>
         <w:jc w:val="both"/>
         <w:rPr>
-          <w:rFonts w:ascii="Arial" w:hAnsi="Arial" w:cs="Arial"/>
-          <w:sz w:val="20"/>
-          <w:szCs w:val="20"/>
-          <w:lang w:val="en-GB"/>
+          <w:rFonts w:ascii="Arial" w:hAnsi="Arial"/>
         </w:rPr>
       </w:pPr>
       <w:r>
@@ -4768,29 +5667,32 @@
         <w:ind w:hanging="426" w:left="426"/>
         <w:jc w:val="both"/>
         <w:rPr>
-          <w:lang w:val="pl-PL"/>
+          <w:rFonts w:ascii="Arial" w:hAnsi="Arial"/>
         </w:rPr>
       </w:pPr>
       <w:bookmarkStart w:id="121" w:name="__RefHeading___Toc623_343945465_kopia_1e"/>
       <w:bookmarkEnd w:id="121"/>
       <w:r>
         <w:rPr>
+          <w:rFonts w:ascii="Arial" w:hAnsi="Arial"/>
           <w:lang w:val="pl-PL"/>
         </w:rPr>
         <w:t>Testowanie</w:t>
       </w:r>
-      <w:bookmarkStart w:id="122" w:name="_Toc516556281_kopia_1_kopia_9_kopia_3_k2"/>
-      <w:bookmarkStart w:id="123" w:name="_Toc516650489_kopia_1_kopia_9_kopia_3_k2"/>
-      <w:bookmarkStart w:id="124" w:name="_Toc518369840_kopia_1_kopia_9_kopia_3_k2"/>
-      <w:bookmarkStart w:id="125" w:name="_Toc518373996_kopia_1_kopia_9_kopia_3_k2"/>
-      <w:r>
-        <w:rPr>
+      <w:bookmarkStart w:id="122" w:name="_Toc518373996_kopia_1_kopia_9_kopia_3_k2"/>
+      <w:bookmarkStart w:id="123" w:name="_Toc518369840_kopia_1_kopia_9_kopia_3_k2"/>
+      <w:bookmarkStart w:id="124" w:name="_Toc516650489_kopia_1_kopia_9_kopia_3_k2"/>
+      <w:bookmarkStart w:id="125" w:name="_Toc516556281_kopia_1_kopia_9_kopia_3_k2"/>
+      <w:r>
+        <w:rPr>
+          <w:rFonts w:ascii="Arial" w:hAnsi="Arial"/>
           <w:lang w:val="pl-PL"/>
         </w:rPr>
         <w:t xml:space="preserve"> </w:t>
       </w:r>
       <w:r>
         <w:rPr>
+          <w:rFonts w:ascii="Arial" w:hAnsi="Arial"/>
           <w:b w:val="false"/>
           <w:lang w:val="pl-PL"/>
         </w:rPr>
@@ -4808,10 +5710,7 @@
         <w:ind w:firstLine="708"/>
         <w:jc w:val="both"/>
         <w:rPr>
-          <w:rFonts w:ascii="Arial" w:hAnsi="Arial" w:cs="Arial"/>
-          <w:sz w:val="20"/>
-          <w:szCs w:val="20"/>
-          <w:lang w:val="en-GB"/>
+          <w:rFonts w:ascii="Arial" w:hAnsi="Arial"/>
         </w:rPr>
       </w:pPr>
       <w:r>
@@ -4834,29 +5733,32 @@
         <w:ind w:hanging="426" w:left="426"/>
         <w:jc w:val="both"/>
         <w:rPr>
-          <w:lang w:val="pl-PL"/>
+          <w:rFonts w:ascii="Arial" w:hAnsi="Arial"/>
         </w:rPr>
       </w:pPr>
       <w:bookmarkStart w:id="126" w:name="__RefHeading___Toc623_343945465_kopia_1f"/>
       <w:bookmarkEnd w:id="126"/>
       <w:r>
         <w:rPr>
+          <w:rFonts w:ascii="Arial" w:hAnsi="Arial"/>
           <w:lang w:val="pl-PL"/>
         </w:rPr>
         <w:t>Weryfikacja założeń aplikacji</w:t>
       </w:r>
-      <w:bookmarkStart w:id="127" w:name="_Toc516556281_kopia_1_kopia_9_kopia_3_k3"/>
-      <w:bookmarkStart w:id="128" w:name="_Toc516650489_kopia_1_kopia_9_kopia_3_k3"/>
-      <w:bookmarkStart w:id="129" w:name="_Toc518369840_kopia_1_kopia_9_kopia_3_k3"/>
-      <w:bookmarkStart w:id="130" w:name="_Toc518373996_kopia_1_kopia_9_kopia_3_k3"/>
-      <w:r>
-        <w:rPr>
+      <w:bookmarkStart w:id="127" w:name="_Toc518373996_kopia_1_kopia_9_kopia_3_k3"/>
+      <w:bookmarkStart w:id="128" w:name="_Toc518369840_kopia_1_kopia_9_kopia_3_k3"/>
+      <w:bookmarkStart w:id="129" w:name="_Toc516650489_kopia_1_kopia_9_kopia_3_k3"/>
+      <w:bookmarkStart w:id="130" w:name="_Toc516556281_kopia_1_kopia_9_kopia_3_k3"/>
+      <w:r>
+        <w:rPr>
+          <w:rFonts w:ascii="Arial" w:hAnsi="Arial"/>
           <w:lang w:val="pl-PL"/>
         </w:rPr>
         <w:t xml:space="preserve"> </w:t>
       </w:r>
       <w:r>
         <w:rPr>
+          <w:rFonts w:ascii="Arial" w:hAnsi="Arial"/>
           <w:b w:val="false"/>
           <w:lang w:val="pl-PL"/>
         </w:rPr>
@@ -4874,10 +5776,7 @@
         <w:ind w:firstLine="708"/>
         <w:jc w:val="both"/>
         <w:rPr>
-          <w:rFonts w:ascii="Arial" w:hAnsi="Arial" w:cs="Arial"/>
-          <w:sz w:val="20"/>
-          <w:szCs w:val="20"/>
-          <w:lang w:val="en-GB"/>
+          <w:rFonts w:ascii="Arial" w:hAnsi="Arial"/>
         </w:rPr>
       </w:pPr>
       <w:r>
@@ -4900,29 +5799,32 @@
         <w:ind w:hanging="426" w:left="426"/>
         <w:jc w:val="both"/>
         <w:rPr>
-          <w:lang w:val="pl-PL"/>
+          <w:rFonts w:ascii="Arial" w:hAnsi="Arial"/>
         </w:rPr>
       </w:pPr>
       <w:bookmarkStart w:id="131" w:name="__RefHeading___Toc623_343945465_kopia_1g"/>
       <w:bookmarkEnd w:id="131"/>
       <w:r>
         <w:rPr>
+          <w:rFonts w:ascii="Arial" w:hAnsi="Arial"/>
           <w:lang w:val="pl-PL"/>
         </w:rPr>
         <w:t>Walidacja w środowisku docelowym</w:t>
       </w:r>
-      <w:bookmarkStart w:id="132" w:name="_Toc516556281_kopia_1_kopia_9_kopia_3_k4"/>
-      <w:bookmarkStart w:id="133" w:name="_Toc516650489_kopia_1_kopia_9_kopia_3_k4"/>
-      <w:bookmarkStart w:id="134" w:name="_Toc518369840_kopia_1_kopia_9_kopia_3_k4"/>
-      <w:bookmarkStart w:id="135" w:name="_Toc518373996_kopia_1_kopia_9_kopia_3_k4"/>
-      <w:r>
-        <w:rPr>
+      <w:bookmarkStart w:id="132" w:name="_Toc518373996_kopia_1_kopia_9_kopia_3_k4"/>
+      <w:bookmarkStart w:id="133" w:name="_Toc518369840_kopia_1_kopia_9_kopia_3_k4"/>
+      <w:bookmarkStart w:id="134" w:name="_Toc516650489_kopia_1_kopia_9_kopia_3_k4"/>
+      <w:bookmarkStart w:id="135" w:name="_Toc516556281_kopia_1_kopia_9_kopia_3_k4"/>
+      <w:r>
+        <w:rPr>
+          <w:rFonts w:ascii="Arial" w:hAnsi="Arial"/>
           <w:lang w:val="pl-PL"/>
         </w:rPr>
         <w:t xml:space="preserve"> </w:t>
       </w:r>
       <w:r>
         <w:rPr>
+          <w:rFonts w:ascii="Arial" w:hAnsi="Arial"/>
           <w:b w:val="false"/>
           <w:lang w:val="pl-PL"/>
         </w:rPr>
@@ -4940,10 +5842,7 @@
         <w:ind w:firstLine="708"/>
         <w:jc w:val="both"/>
         <w:rPr>
-          <w:rFonts w:ascii="Arial" w:hAnsi="Arial" w:cs="Arial"/>
-          <w:sz w:val="20"/>
-          <w:szCs w:val="20"/>
-          <w:lang w:val="en-GB"/>
+          <w:rFonts w:ascii="Arial" w:hAnsi="Arial"/>
         </w:rPr>
       </w:pPr>
       <w:r>
@@ -4965,13 +5864,14 @@
         </w:numPr>
         <w:ind w:hanging="426" w:left="426"/>
         <w:rPr>
-          <w:lang w:val="en-GB"/>
+          <w:rFonts w:ascii="Arial" w:hAnsi="Arial"/>
         </w:rPr>
       </w:pPr>
       <w:bookmarkStart w:id="136" w:name="__RefHeading___Toc629_343945465_kopia_12"/>
       <w:bookmarkEnd w:id="136"/>
       <w:r>
         <w:rPr>
+          <w:rFonts w:ascii="Arial" w:hAnsi="Arial"/>
           <w:lang w:val="en-GB"/>
         </w:rPr>
         <w:t>TESTOWANIE I OPINIA OSÓB TRZECICH</w:t>
@@ -4984,10 +5884,7 @@
         <w:ind w:firstLine="708"/>
         <w:jc w:val="both"/>
         <w:rPr>
-          <w:rFonts w:ascii="Arial" w:hAnsi="Arial" w:cs="Arial"/>
-          <w:sz w:val="20"/>
-          <w:szCs w:val="20"/>
-          <w:lang w:val="en-GB"/>
+          <w:rFonts w:ascii="Arial" w:hAnsi="Arial"/>
         </w:rPr>
       </w:pPr>
       <w:r>
@@ -5010,29 +5907,32 @@
         <w:ind w:hanging="426" w:left="426"/>
         <w:jc w:val="both"/>
         <w:rPr>
-          <w:lang w:val="pl-PL"/>
+          <w:rFonts w:ascii="Arial" w:hAnsi="Arial"/>
         </w:rPr>
       </w:pPr>
       <w:bookmarkStart w:id="137" w:name="__RefHeading___Toc623_343945465_kopia_1h"/>
       <w:bookmarkEnd w:id="137"/>
       <w:r>
         <w:rPr>
+          <w:rFonts w:ascii="Arial" w:hAnsi="Arial"/>
           <w:lang w:val="pl-PL"/>
         </w:rPr>
         <w:t>Opis przeprowadzonego badania</w:t>
       </w:r>
-      <w:bookmarkStart w:id="138" w:name="_Toc516556281_kopia_1_kopia_9_kopia_3_k5"/>
-      <w:bookmarkStart w:id="139" w:name="_Toc516650489_kopia_1_kopia_9_kopia_3_k5"/>
-      <w:bookmarkStart w:id="140" w:name="_Toc518369840_kopia_1_kopia_9_kopia_3_k5"/>
-      <w:bookmarkStart w:id="141" w:name="_Toc518373996_kopia_1_kopia_9_kopia_3_k5"/>
-      <w:r>
-        <w:rPr>
+      <w:bookmarkStart w:id="138" w:name="_Toc518373996_kopia_1_kopia_9_kopia_3_k5"/>
+      <w:bookmarkStart w:id="139" w:name="_Toc518369840_kopia_1_kopia_9_kopia_3_k5"/>
+      <w:bookmarkStart w:id="140" w:name="_Toc516650489_kopia_1_kopia_9_kopia_3_k5"/>
+      <w:bookmarkStart w:id="141" w:name="_Toc516556281_kopia_1_kopia_9_kopia_3_k5"/>
+      <w:r>
+        <w:rPr>
+          <w:rFonts w:ascii="Arial" w:hAnsi="Arial"/>
           <w:lang w:val="pl-PL"/>
         </w:rPr>
         <w:t xml:space="preserve"> </w:t>
       </w:r>
       <w:r>
         <w:rPr>
+          <w:rFonts w:ascii="Arial" w:hAnsi="Arial"/>
           <w:b w:val="false"/>
           <w:lang w:val="pl-PL"/>
         </w:rPr>
@@ -5050,10 +5950,7 @@
         <w:ind w:firstLine="708"/>
         <w:jc w:val="both"/>
         <w:rPr>
-          <w:rFonts w:ascii="Arial" w:hAnsi="Arial" w:cs="Arial"/>
-          <w:sz w:val="20"/>
-          <w:szCs w:val="20"/>
-          <w:lang w:val="en-GB"/>
+          <w:rFonts w:ascii="Arial" w:hAnsi="Arial"/>
         </w:rPr>
       </w:pPr>
       <w:r>
@@ -5076,29 +5973,32 @@
         <w:ind w:hanging="426" w:left="426"/>
         <w:jc w:val="both"/>
         <w:rPr>
-          <w:lang w:val="pl-PL"/>
+          <w:rFonts w:ascii="Arial" w:hAnsi="Arial"/>
         </w:rPr>
       </w:pPr>
       <w:bookmarkStart w:id="142" w:name="__RefHeading___Toc623_343945465_kopia_1i"/>
       <w:bookmarkEnd w:id="142"/>
       <w:r>
         <w:rPr>
+          <w:rFonts w:ascii="Arial" w:hAnsi="Arial"/>
           <w:lang w:val="pl-PL"/>
         </w:rPr>
         <w:t>Wyniki badania i wnioski</w:t>
       </w:r>
-      <w:bookmarkStart w:id="143" w:name="_Toc516556281_kopia_1_kopia_9_kopia_3_k6"/>
-      <w:bookmarkStart w:id="144" w:name="_Toc516650489_kopia_1_kopia_9_kopia_3_k6"/>
-      <w:bookmarkStart w:id="145" w:name="_Toc518369840_kopia_1_kopia_9_kopia_3_k6"/>
-      <w:bookmarkStart w:id="146" w:name="_Toc518373996_kopia_1_kopia_9_kopia_3_k6"/>
-      <w:r>
-        <w:rPr>
+      <w:bookmarkStart w:id="143" w:name="_Toc518373996_kopia_1_kopia_9_kopia_3_k6"/>
+      <w:bookmarkStart w:id="144" w:name="_Toc518369840_kopia_1_kopia_9_kopia_3_k6"/>
+      <w:bookmarkStart w:id="145" w:name="_Toc516650489_kopia_1_kopia_9_kopia_3_k6"/>
+      <w:bookmarkStart w:id="146" w:name="_Toc516556281_kopia_1_kopia_9_kopia_3_k6"/>
+      <w:r>
+        <w:rPr>
+          <w:rFonts w:ascii="Arial" w:hAnsi="Arial"/>
           <w:lang w:val="pl-PL"/>
         </w:rPr>
         <w:t xml:space="preserve"> </w:t>
       </w:r>
       <w:r>
         <w:rPr>
+          <w:rFonts w:ascii="Arial" w:hAnsi="Arial"/>
           <w:b w:val="false"/>
           <w:lang w:val="pl-PL"/>
         </w:rPr>
@@ -5116,10 +6016,7 @@
         <w:ind w:firstLine="708"/>
         <w:jc w:val="both"/>
         <w:rPr>
-          <w:rFonts w:ascii="Arial" w:hAnsi="Arial" w:cs="Arial"/>
-          <w:sz w:val="20"/>
-          <w:szCs w:val="20"/>
-          <w:lang w:val="en-GB"/>
+          <w:rFonts w:ascii="Arial" w:hAnsi="Arial"/>
         </w:rPr>
       </w:pPr>
       <w:r>
@@ -5141,39 +6038,17 @@
         </w:numPr>
         <w:ind w:hanging="426" w:left="426"/>
         <w:rPr>
-          <w:lang w:val="en-GB"/>
+          <w:rFonts w:ascii="Arial" w:hAnsi="Arial"/>
         </w:rPr>
       </w:pPr>
       <w:bookmarkStart w:id="147" w:name="__RefHeading___Toc629_343945465_kopia_13"/>
       <w:bookmarkEnd w:id="147"/>
       <w:r>
         <w:rPr>
+          <w:rFonts w:ascii="Arial" w:hAnsi="Arial"/>
           <w:lang w:val="en-GB"/>
         </w:rPr>
         <w:t>PODSUMOWANIE</w:t>
-      </w:r>
-    </w:p>
-    <w:p>
-      <w:pPr>
-        <w:pStyle w:val="Normal"/>
-        <w:spacing w:lineRule="auto" w:line="360" w:before="0" w:after="120"/>
-        <w:ind w:firstLine="708"/>
-        <w:jc w:val="both"/>
-        <w:rPr>
-          <w:rFonts w:ascii="Arial" w:hAnsi="Arial" w:cs="Arial"/>
-          <w:sz w:val="20"/>
-          <w:szCs w:val="20"/>
-          <w:lang w:val="en-GB"/>
-        </w:rPr>
-      </w:pPr>
-      <w:r>
-        <w:rPr>
-          <w:rFonts w:cs="Arial" w:ascii="Arial" w:hAnsi="Arial"/>
-          <w:sz w:val="20"/>
-          <w:szCs w:val="20"/>
-          <w:lang w:val="en-GB"/>
-        </w:rPr>
-        <w:t>Xxxxxxxx xxxxxxx xxxxxxxx xxxxxxxxxxxx xxxxxxxx x xxxxxxxxx. Xxxxx xxxxxxxxx xxxx xxxxxx xxxxx. Xxxxxxxx xxxxxxx xxxxxxxx xxxxxxxxxxxx xxxxxxxx x xxxxxxxxx.</w:t>
       </w:r>
     </w:p>
     <w:p>
@@ -5198,36 +6073,35 @@
         <w:ind w:firstLine="708"/>
         <w:jc w:val="both"/>
         <w:rPr>
-          <w:rFonts w:ascii="Arial" w:hAnsi="Arial" w:cs="Arial"/>
-          <w:sz w:val="20"/>
-          <w:szCs w:val="20"/>
-          <w:lang w:val="en-GB"/>
-        </w:rPr>
-      </w:pPr>
-      <w:r>
-        <w:rPr>
-          <w:rFonts w:cs="Arial" w:ascii="Arial" w:hAnsi="Arial"/>
-          <w:sz w:val="20"/>
-          <w:szCs w:val="20"/>
-          <w:lang w:val="en-GB"/>
-        </w:rPr>
+          <w:rFonts w:ascii="Arial" w:hAnsi="Arial"/>
+        </w:rPr>
+      </w:pPr>
+      <w:r>
+        <w:rPr>
+          <w:rFonts w:cs="Arial" w:ascii="Arial" w:hAnsi="Arial"/>
+          <w:sz w:val="20"/>
+          <w:szCs w:val="20"/>
+          <w:lang w:val="en-GB"/>
+        </w:rPr>
+        <w:t>Xxxxxxxx xxxxxxx xxxxxxxx xxxxxxxxxxxx xxxxxxxx x xxxxxxxxx. Xxxxx xxxxxxxxx xxxx xxxxxx xxxxx. Xxxxxxxx xxxxxxx xxxxxxxx xxxxxxxxxxxx xxxxxxxx x xxxxxxxxx.</w:t>
       </w:r>
     </w:p>
     <w:p>
       <w:pPr>
         <w:pStyle w:val="Heading1"/>
         <w:rPr>
-          <w:lang w:val="en-GB"/>
+          <w:rFonts w:ascii="Arial" w:hAnsi="Arial"/>
         </w:rPr>
       </w:pPr>
       <w:bookmarkStart w:id="148" w:name="__RefHeading___Toc631_343945465"/>
-      <w:bookmarkStart w:id="149" w:name="_Toc516556285"/>
-      <w:bookmarkStart w:id="150" w:name="_Toc516650493"/>
-      <w:bookmarkStart w:id="151" w:name="_Toc518369844"/>
-      <w:bookmarkStart w:id="152" w:name="_Toc518374000"/>
+      <w:bookmarkStart w:id="149" w:name="_Toc518374000"/>
+      <w:bookmarkStart w:id="150" w:name="_Toc518369844"/>
+      <w:bookmarkStart w:id="151" w:name="_Toc516650493"/>
+      <w:bookmarkStart w:id="152" w:name="_Toc516556285"/>
       <w:bookmarkEnd w:id="148"/>
       <w:r>
         <w:rPr>
+          <w:rFonts w:ascii="Arial" w:hAnsi="Arial"/>
           <w:lang w:val="en-GB"/>
         </w:rPr>
         <w:t>WYKAZ LITERATURY</w:t>
@@ -5248,10 +6122,7 @@
         <w:ind w:hanging="425" w:left="425"/>
         <w:jc w:val="both"/>
         <w:rPr>
-          <w:rFonts w:ascii="Arial" w:hAnsi="Arial" w:cs="Arial"/>
-          <w:sz w:val="20"/>
-          <w:szCs w:val="20"/>
-          <w:lang w:val="en-GB"/>
+          <w:rFonts w:ascii="Arial" w:hAnsi="Arial"/>
         </w:rPr>
       </w:pPr>
       <w:r>
@@ -5299,10 +6170,7 @@
         <w:ind w:hanging="425" w:left="425"/>
         <w:jc w:val="both"/>
         <w:rPr>
-          <w:rFonts w:ascii="Arial" w:hAnsi="Arial" w:cs="Arial"/>
-          <w:sz w:val="20"/>
-          <w:szCs w:val="20"/>
-          <w:lang w:val="en-GB"/>
+          <w:rFonts w:ascii="Arial" w:hAnsi="Arial"/>
         </w:rPr>
       </w:pPr>
       <w:r>
@@ -5314,14 +6182,6 @@
         </w:rPr>
         <w:t>[2]</w:t>
         <w:tab/>
-      </w:r>
-      <w:r>
-        <w:rPr>
-          <w:rFonts w:cs="Arial" w:ascii="Arial" w:hAnsi="Arial"/>
-          <w:sz w:val="20"/>
-          <w:szCs w:val="20"/>
-          <w:lang w:val="en-GB"/>
-        </w:rPr>
         <w:t xml:space="preserve">G. C. Burdea, P. Coiffet: </w:t>
       </w:r>
       <w:r>
@@ -5344,18 +6204,7 @@
           <w:szCs w:val="20"/>
           <w:lang w:val="en-GB"/>
         </w:rPr>
-        <w:t xml:space="preserve">(Second Edition). Wiley-Interscience </w:t>
-      </w:r>
-      <w:r>
-        <w:rPr>
-          <w:rFonts w:cs="Arial" w:ascii="Arial" w:hAnsi="Arial"/>
-          <w:i w:val="false"/>
-          <w:iCs w:val="false"/>
-          <w:sz w:val="20"/>
-          <w:szCs w:val="20"/>
-          <w:lang w:val="en-GB"/>
-        </w:rPr>
-        <w:t>2003</w:t>
+        <w:t>(Second Edition). Wiley-Interscience 2003</w:t>
       </w:r>
     </w:p>
     <w:p>
@@ -5369,10 +6218,7 @@
         <w:ind w:hanging="425" w:left="425"/>
         <w:jc w:val="both"/>
         <w:rPr>
-          <w:rFonts w:ascii="Arial" w:hAnsi="Arial" w:cs="Arial"/>
-          <w:sz w:val="20"/>
-          <w:szCs w:val="20"/>
-          <w:lang w:val="en-GB"/>
+          <w:rFonts w:ascii="Arial" w:hAnsi="Arial"/>
         </w:rPr>
       </w:pPr>
       <w:r>
@@ -5384,6 +6230,137 @@
         </w:rPr>
         <w:t>[3]</w:t>
         <w:tab/>
+        <w:t xml:space="preserve">M. Deering: </w:t>
+      </w:r>
+      <w:r>
+        <w:rPr>
+          <w:rFonts w:cs="Arial" w:ascii="Arial" w:hAnsi="Arial"/>
+          <w:i w:val="false"/>
+          <w:iCs w:val="false"/>
+          <w:sz w:val="20"/>
+          <w:szCs w:val="20"/>
+          <w:lang w:val="en-GB"/>
+        </w:rPr>
+        <w:t xml:space="preserve">High resolution virtual reality. </w:t>
+      </w:r>
+      <w:r>
+        <w:rPr>
+          <w:rFonts w:cs="Arial" w:ascii="Arial" w:hAnsi="Arial"/>
+          <w:i/>
+          <w:iCs/>
+          <w:sz w:val="20"/>
+          <w:szCs w:val="20"/>
+          <w:lang w:val="en-GB"/>
+        </w:rPr>
+        <w:t>Proceedings of the 19</w:t>
+      </w:r>
+      <w:r>
+        <w:rPr>
+          <w:rFonts w:cs="Arial" w:ascii="Arial" w:hAnsi="Arial"/>
+          <w:i/>
+          <w:iCs/>
+          <w:sz w:val="20"/>
+          <w:szCs w:val="20"/>
+          <w:vertAlign w:val="superscript"/>
+          <w:lang w:val="en-GB"/>
+        </w:rPr>
+        <w:t>th</w:t>
+      </w:r>
+      <w:r>
+        <w:rPr>
+          <w:rFonts w:cs="Arial" w:ascii="Arial" w:hAnsi="Arial"/>
+          <w:i/>
+          <w:iCs/>
+          <w:sz w:val="20"/>
+          <w:szCs w:val="20"/>
+          <w:lang w:val="en-GB"/>
+        </w:rPr>
+        <w:t xml:space="preserve"> annual conference on Computer graphics and interactive techniques. </w:t>
+      </w:r>
+      <w:r>
+        <w:rPr>
+          <w:rFonts w:cs="Arial" w:ascii="Arial" w:hAnsi="Arial"/>
+          <w:i w:val="false"/>
+          <w:iCs w:val="false"/>
+          <w:sz w:val="20"/>
+          <w:szCs w:val="20"/>
+          <w:lang w:val="en-GB"/>
+        </w:rPr>
+        <w:t>1992. s. 195-202</w:t>
+      </w:r>
+    </w:p>
+    <w:p>
+      <w:pPr>
+        <w:pStyle w:val="Normal"/>
+        <w:tabs>
+          <w:tab w:val="clear" w:pos="708"/>
+          <w:tab w:val="left" w:pos="426" w:leader="none"/>
+        </w:tabs>
+        <w:spacing w:lineRule="auto" w:line="360"/>
+        <w:ind w:hanging="425" w:left="425"/>
+        <w:jc w:val="both"/>
+        <w:rPr>
+          <w:rFonts w:ascii="Arial" w:hAnsi="Arial"/>
+        </w:rPr>
+      </w:pPr>
+      <w:r>
+        <w:rPr>
+          <w:rFonts w:cs="Arial" w:ascii="Arial" w:hAnsi="Arial"/>
+          <w:sz w:val="20"/>
+          <w:szCs w:val="20"/>
+          <w:lang w:val="en-GB"/>
+        </w:rPr>
+        <w:t>[4]</w:t>
+        <w:tab/>
+        <w:t>What is the recommended polygon count for game and VR/AR models?: https://help.cgtrader.com/hc/en-us/articles/360015142757-What-is-the-recommended-polygon-count-for-game-and-VR-AR-models (dostęp: 15.05.2026)</w:t>
+      </w:r>
+    </w:p>
+    <w:p>
+      <w:pPr>
+        <w:pStyle w:val="Normal"/>
+        <w:tabs>
+          <w:tab w:val="clear" w:pos="708"/>
+          <w:tab w:val="left" w:pos="426" w:leader="none"/>
+        </w:tabs>
+        <w:spacing w:lineRule="auto" w:line="360"/>
+        <w:ind w:hanging="425" w:left="425"/>
+        <w:jc w:val="both"/>
+        <w:rPr>
+          <w:rFonts w:ascii="Arial" w:hAnsi="Arial"/>
+        </w:rPr>
+      </w:pPr>
+      <w:r>
+        <w:rPr>
+          <w:rFonts w:cs="Arial" w:ascii="Arial" w:hAnsi="Arial"/>
+          <w:sz w:val="20"/>
+          <w:szCs w:val="20"/>
+          <w:lang w:val="en-GB"/>
+        </w:rPr>
+        <w:t>[5]</w:t>
+        <w:tab/>
+        <w:t xml:space="preserve">HAMAD, Ayah; JIA, Bochen. How virtual reality technology has changed our lives: an overview of the current and potential applications and limitations. </w:t>
+      </w:r>
+      <w:r>
+        <w:rPr>
+          <w:rFonts w:cs="Arial" w:ascii="Arial" w:hAnsi="Arial"/>
+          <w:i/>
+          <w:iCs/>
+          <w:sz w:val="20"/>
+          <w:szCs w:val="20"/>
+          <w:lang w:val="en-GB"/>
+        </w:rPr>
+        <w:t>International journal of environmental research and public health</w:t>
+      </w:r>
+      <w:r>
+        <w:rPr>
+          <w:rFonts w:cs="Arial" w:ascii="Arial" w:hAnsi="Arial"/>
+          <w:i w:val="false"/>
+          <w:iCs w:val="false"/>
+          <w:sz w:val="20"/>
+          <w:szCs w:val="20"/>
+          <w:lang w:val="en-GB"/>
+        </w:rPr>
+        <w:t>, 2022, 19.18: 11278</w:t>
       </w:r>
     </w:p>
     <w:p>
@@ -5412,38 +6389,61 @@
         <w:ind w:hanging="425" w:left="425"/>
         <w:jc w:val="both"/>
         <w:rPr>
-          <w:rFonts w:ascii="Arial" w:hAnsi="Arial" w:cs="Arial"/>
-          <w:sz w:val="20"/>
-          <w:szCs w:val="20"/>
-          <w:lang w:val="en-GB"/>
-        </w:rPr>
-      </w:pPr>
-      <w:r>
-        <w:rPr>
-          <w:rFonts w:cs="Arial" w:ascii="Arial" w:hAnsi="Arial"/>
-          <w:sz w:val="20"/>
-          <w:szCs w:val="20"/>
-          <w:lang w:val="en-GB"/>
-        </w:rPr>
-        <w:t>[4]</w:t>
+          <w:rFonts w:ascii="Arial" w:hAnsi="Arial"/>
+        </w:rPr>
+      </w:pPr>
+      <w:r>
+        <w:rPr>
+          <w:rFonts w:cs="Arial" w:ascii="Arial" w:hAnsi="Arial"/>
+          <w:i w:val="false"/>
+          <w:iCs w:val="false"/>
+          <w:sz w:val="20"/>
+          <w:szCs w:val="20"/>
+          <w:lang w:val="en-GB"/>
+        </w:rPr>
+        <w:t>[6]</w:t>
         <w:tab/>
+        <w:t xml:space="preserve">MUSA, MOHAMMAD; RAHMAN, PREETHU; BUHALIS, DIMITRIOS. Virtual reality (VR) types. </w:t>
+      </w:r>
+      <w:r>
+        <w:rPr>
+          <w:rFonts w:cs="Arial" w:ascii="Arial" w:hAnsi="Arial"/>
+          <w:i/>
+          <w:iCs/>
+          <w:sz w:val="20"/>
+          <w:szCs w:val="20"/>
+          <w:lang w:val="en-GB"/>
+        </w:rPr>
+        <w:t>Encyclopedia of tourism management and marketing</w:t>
+      </w:r>
+      <w:r>
+        <w:rPr>
+          <w:rFonts w:cs="Arial" w:ascii="Arial" w:hAnsi="Arial"/>
+          <w:i w:val="false"/>
+          <w:iCs w:val="false"/>
+          <w:sz w:val="20"/>
+          <w:szCs w:val="20"/>
+          <w:lang w:val="en-GB"/>
+        </w:rPr>
+        <w:t>, 2022, 679-683</w:t>
       </w:r>
     </w:p>
     <w:p>
       <w:pPr>
         <w:pStyle w:val="Heading1"/>
         <w:rPr>
-          <w:lang w:val="pl-PL"/>
+          <w:rFonts w:ascii="Arial" w:hAnsi="Arial"/>
         </w:rPr>
       </w:pPr>
       <w:bookmarkStart w:id="153" w:name="__RefHeading___Toc633_343945465"/>
       <w:bookmarkStart w:id="154" w:name="_Toc518374001"/>
-      <w:bookmarkStart w:id="155" w:name="_Toc516556286"/>
+      <w:bookmarkStart w:id="155" w:name="_Toc518369845"/>
       <w:bookmarkStart w:id="156" w:name="_Toc516650494"/>
-      <w:bookmarkStart w:id="157" w:name="_Toc518369845"/>
+      <w:bookmarkStart w:id="157" w:name="_Toc516556286"/>
       <w:bookmarkEnd w:id="153"/>
       <w:r>
         <w:rPr>
+          <w:rFonts w:ascii="Arial" w:hAnsi="Arial"/>
           <w:lang w:val="pl-PL"/>
         </w:rPr>
         <w:t>Załącznik nr 1/Dodatek A</w:t>
@@ -5451,12 +6451,14 @@
       <w:r>
         <w:rPr>
           <w:rStyle w:val="FootnoteReference"/>
+          <w:rFonts w:ascii="Arial" w:hAnsi="Arial"/>
           <w:lang w:val="pl-PL"/>
         </w:rPr>
         <w:footnoteReference w:id="3"/>
       </w:r>
       <w:r>
         <w:rPr>
+          <w:rFonts w:ascii="Arial" w:hAnsi="Arial"/>
           <w:lang w:val="pl-PL"/>
         </w:rPr>
         <w:t>: Tytuł załącznika nr 1/dodat</w:t>
@@ -5466,6 +6468,7 @@
       <w:bookmarkEnd w:id="157"/>
       <w:r>
         <w:rPr>
+          <w:rFonts w:ascii="Arial" w:hAnsi="Arial"/>
           <w:lang w:val="pl-PL"/>
         </w:rPr>
         <w:t>k</w:t>
@@ -5473,12 +6476,14 @@
       <w:bookmarkEnd w:id="154"/>
       <w:r>
         <w:rPr>
+          <w:rFonts w:ascii="Arial" w:hAnsi="Arial"/>
           <w:lang w:val="pl-PL"/>
         </w:rPr>
         <w:t>u A</w:t>
       </w:r>
       <w:r>
         <w:rPr>
+          <w:rFonts w:ascii="Arial" w:hAnsi="Arial"/>
           <w:vertAlign w:val="superscript"/>
           <w:lang w:val="pl-PL"/>
         </w:rPr>
@@ -5491,10 +6496,7 @@
         <w:spacing w:lineRule="auto" w:line="360" w:before="0" w:after="120"/>
         <w:jc w:val="both"/>
         <w:rPr>
-          <w:rFonts w:ascii="Arial" w:hAnsi="Arial" w:cs="Arial"/>
-          <w:sz w:val="20"/>
-          <w:szCs w:val="20"/>
-          <w:lang w:val="en-GB"/>
+          <w:rFonts w:ascii="Arial" w:hAnsi="Arial"/>
         </w:rPr>
       </w:pPr>
       <w:r>
@@ -5605,7 +6607,7 @@
     </w:r>
     <w:r>
       <w:rPr/>
-      <w:t>16</w:t>
+      <w:t>18</w:t>
     </w:r>
     <w:r>
       <w:rPr/>
@@ -5640,7 +6642,7 @@
     </w:r>
     <w:r>
       <w:rPr/>
-      <w:t>16</w:t>
+      <w:t>18</w:t>
     </w:r>
     <w:r>
       <w:rPr/>
@@ -5710,7 +6712,7 @@
     </w:r>
     <w:r>
       <w:rPr/>
-      <w:t>17</w:t>
+      <w:t>19</w:t>
     </w:r>
     <w:r>
       <w:rPr/>
@@ -5745,7 +6747,7 @@
     </w:r>
     <w:r>
       <w:rPr/>
-      <w:t>17</w:t>
+      <w:t>19</w:t>
     </w:r>
     <w:r>
       <w:rPr/>
@@ -5978,7 +6980,7 @@
     </w:r>
     <w:r>
       <w:rPr/>
-      <w:t>15</w:t>
+      <w:t>17</w:t>
     </w:r>
     <w:r>
       <w:rPr/>
@@ -6013,7 +7015,7 @@
     </w:r>
     <w:r>
       <w:rPr/>
-      <w:t>15</w:t>
+      <w:t>17</w:t>
     </w:r>
     <w:r>
       <w:rPr/>
@@ -6063,14 +7065,8 @@
       </w:r>
       <w:r>
         <w:rPr/>
-        <w:t>Źródło: https://www.historyofinformation.com/image.php?id=2078</w:t>
-      </w:r>
-      <w:hyperlink r:id="rId1">
-        <w:r>
-          <w:rPr/>
-          <w:t xml:space="preserve"> (dostęp: 14.05.2026)</w:t>
-        </w:r>
-      </w:hyperlink>
+        <w:t>Źródło: https://www.historyofinformation.com/image.php?id=2078 (dostęp: 14.05.2026)</w:t>
+      </w:r>
     </w:p>
   </w:footnote>
   <w:footnote w:id="3">

--- a/documents/praca_dyplomowa_ver1.1.docx
+++ b/documents/praca_dyplomowa_ver1.1.docx
@@ -4,7 +4,7 @@
   <w:body>
     <w:p>
       <w:pPr>
-        <w:pStyle w:val="Title"/>
+        <w:pStyle w:val="Tytu"/>
         <w:spacing w:before="240" w:after="120"/>
         <w:rPr>
           <w:rFonts w:ascii="Arial" w:hAnsi="Arial"/>
@@ -12,7 +12,7 @@
       </w:pPr>
       <w:r>
         <w:rPr>
-          <w:rFonts w:cs="Arial" w:ascii="Arial" w:hAnsi="Arial"/>
+          <w:rFonts w:cs="Arial"/>
           <w:bCs/>
           <w:strike w:val="false"/>
           <w:dstrike w:val="false"/>
@@ -96,31 +96,18 @@
           <w:sz w:val="20"/>
           <w:szCs w:val="20"/>
         </w:rPr>
-        <w:t>WERSJA: 1.2.</w:t>
-      </w:r>
-      <w:r>
-        <w:rPr>
-          <w:rFonts w:cs="Arial" w:ascii="Arial" w:hAnsi="Arial"/>
-          <w:bCs/>
-          <w:strike w:val="false"/>
-          <w:dstrike w:val="false"/>
-          <w:sz w:val="20"/>
-          <w:szCs w:val="20"/>
-        </w:rPr>
-        <w:t>3</w:t>
-      </w:r>
-    </w:p>
-    <w:p>
-      <w:pPr>
-        <w:pStyle w:val="Title"/>
-        <w:rPr>
-          <w:rFonts w:ascii="Arial" w:hAnsi="Arial"/>
-        </w:rPr>
-      </w:pPr>
-      <w:r>
-        <w:rPr>
-          <w:rFonts w:ascii="Arial" w:hAnsi="Arial"/>
-        </w:rPr>
+        <w:t>WERSJA: 1.2.3</w:t>
+      </w:r>
+    </w:p>
+    <w:p>
+      <w:pPr>
+        <w:pStyle w:val="Tytu"/>
+        <w:rPr>
+          <w:rFonts w:ascii="Arial" w:hAnsi="Arial"/>
+        </w:rPr>
+      </w:pPr>
+      <w:r>
+        <w:rPr/>
         <w:t xml:space="preserve">STRESZCZENIE </w:t>
       </w:r>
     </w:p>
@@ -661,13 +648,13 @@
           <w:textDirection w:val="lrTb"/>
           <w:docGrid w:type="default" w:linePitch="360" w:charSpace="0"/>
         </w:sectPr>
-        <w:pStyle w:val="Title"/>
+        <w:pStyle w:val="Tytu"/>
         <w:rPr/>
       </w:pPr>
       <w:r>
         <w:rPr>
           <w:rStyle w:val="TytuZnak"/>
-          <w:rFonts w:eastAsia="Calibri" w:ascii="Arial" w:hAnsi="Arial"/>
+          <w:rFonts w:eastAsia="Calibri"/>
           <w:b/>
         </w:rPr>
         <w:t xml:space="preserve">ABSTRACT </w:t>
@@ -675,15 +662,13 @@
     </w:p>
     <w:p>
       <w:pPr>
-        <w:pStyle w:val="TOCHeading"/>
-        <w:rPr>
-          <w:rFonts w:ascii="Arial" w:hAnsi="Arial"/>
-        </w:rPr>
-      </w:pPr>
-      <w:r>
-        <w:rPr>
-          <w:rFonts w:ascii="Arial" w:hAnsi="Arial"/>
-        </w:rPr>
+        <w:pStyle w:val="Nagwekspisutreci"/>
+        <w:rPr>
+          <w:rFonts w:ascii="Arial" w:hAnsi="Arial"/>
+        </w:rPr>
+      </w:pPr>
+      <w:r>
+        <w:rPr/>
         <w:t>SPIS TREŚCI</w:t>
       </w:r>
     </w:p>
@@ -697,7 +682,7 @@
       <w:sdtContent>
         <w:p>
           <w:pPr>
-            <w:pStyle w:val="TOC1"/>
+            <w:pStyle w:val="Spistreci1"/>
             <w:tabs>
               <w:tab w:val="clear" w:pos="426"/>
               <w:tab w:val="clear" w:pos="9060"/>
@@ -713,7 +698,6 @@
               <w:webHidden/>
               <w:rStyle w:val="Czeindeksu"/>
               <w:vanish w:val="false"/>
-              <w:rFonts w:ascii="Arial" w:hAnsi="Arial"/>
             </w:rPr>
             <w:instrText xml:space="preserve"> TOC \z \o "1-3" \u \h</w:instrText>
           </w:r>
@@ -722,7 +706,6 @@
               <w:webHidden/>
               <w:rStyle w:val="Czeindeksu"/>
               <w:vanish w:val="false"/>
-              <w:rFonts w:ascii="Arial" w:hAnsi="Arial"/>
             </w:rPr>
             <w:fldChar w:fldCharType="separate"/>
           </w:r>
@@ -731,17 +714,9 @@
               <w:rPr>
                 <w:webHidden/>
                 <w:rStyle w:val="Czeindeksu"/>
-                <w:rFonts w:ascii="Arial" w:hAnsi="Arial"/>
                 <w:vanish w:val="false"/>
               </w:rPr>
               <w:t>WYKAZ WAŻNIEJSZYCH OZNACZEŃ I SKRÓTÓW</w:t>
-            </w:r>
-            <w:r>
-              <w:rPr>
-                <w:rStyle w:val="Czeindeksu"/>
-                <w:rFonts w:ascii="Arial" w:hAnsi="Arial"/>
-                <w:vanish w:val="false"/>
-              </w:rPr>
               <w:tab/>
               <w:t>6</w:t>
             </w:r>
@@ -749,7 +724,7 @@
         </w:p>
         <w:p>
           <w:pPr>
-            <w:pStyle w:val="TOC1"/>
+            <w:pStyle w:val="Spistreci1"/>
             <w:tabs>
               <w:tab w:val="clear" w:pos="426"/>
               <w:tab w:val="clear" w:pos="9060"/>
@@ -762,7 +737,6 @@
               <w:rPr>
                 <w:webHidden/>
                 <w:rStyle w:val="Czeindeksu"/>
-                <w:rFonts w:ascii="Arial" w:hAnsi="Arial"/>
                 <w:vanish w:val="false"/>
               </w:rPr>
               <w:t>1. WSTĘP I CEL PRACY</w:t>
@@ -773,7 +747,7 @@
         </w:p>
         <w:p>
           <w:pPr>
-            <w:pStyle w:val="TOC1"/>
+            <w:pStyle w:val="Spistreci1"/>
             <w:tabs>
               <w:tab w:val="clear" w:pos="426"/>
               <w:tab w:val="clear" w:pos="9060"/>
@@ -786,7 +760,6 @@
               <w:rPr>
                 <w:webHidden/>
                 <w:rStyle w:val="Czeindeksu"/>
-                <w:rFonts w:ascii="Arial" w:hAnsi="Arial"/>
                 <w:vanish w:val="false"/>
               </w:rPr>
               <w:t>2. WIRTUALNA RZECZYWISTOŚĆ (Zofia Drożdż)</w:t>
@@ -797,7 +770,7 @@
         </w:p>
         <w:p>
           <w:pPr>
-            <w:pStyle w:val="TOC2"/>
+            <w:pStyle w:val="Spistreci2"/>
             <w:tabs>
               <w:tab w:val="clear" w:pos="993"/>
               <w:tab w:val="clear" w:pos="9060"/>
@@ -821,7 +794,7 @@
         </w:p>
         <w:p>
           <w:pPr>
-            <w:pStyle w:val="TOC2"/>
+            <w:pStyle w:val="Spistreci2"/>
             <w:tabs>
               <w:tab w:val="clear" w:pos="993"/>
               <w:tab w:val="clear" w:pos="9060"/>
@@ -845,7 +818,7 @@
         </w:p>
         <w:p>
           <w:pPr>
-            <w:pStyle w:val="TOC1"/>
+            <w:pStyle w:val="Spistreci1"/>
             <w:tabs>
               <w:tab w:val="clear" w:pos="426"/>
               <w:tab w:val="clear" w:pos="9060"/>
@@ -858,7 +831,6 @@
               <w:rPr>
                 <w:webHidden/>
                 <w:rStyle w:val="Czeindeksu"/>
-                <w:rFonts w:ascii="Arial" w:hAnsi="Arial"/>
                 <w:vanish w:val="false"/>
               </w:rPr>
               <w:t>3. CHARAKETRYSTYKA INSTALACJI TYPU BIGCAVE</w:t>
@@ -869,7 +841,7 @@
         </w:p>
         <w:p>
           <w:pPr>
-            <w:pStyle w:val="TOC2"/>
+            <w:pStyle w:val="Spistreci2"/>
             <w:tabs>
               <w:tab w:val="clear" w:pos="993"/>
               <w:tab w:val="clear" w:pos="9060"/>
@@ -893,7 +865,7 @@
         </w:p>
         <w:p>
           <w:pPr>
-            <w:pStyle w:val="TOC2"/>
+            <w:pStyle w:val="Spistreci2"/>
             <w:tabs>
               <w:tab w:val="clear" w:pos="993"/>
               <w:tab w:val="clear" w:pos="9060"/>
@@ -917,7 +889,7 @@
         </w:p>
         <w:p>
           <w:pPr>
-            <w:pStyle w:val="TOC1"/>
+            <w:pStyle w:val="Spistreci1"/>
             <w:tabs>
               <w:tab w:val="clear" w:pos="426"/>
               <w:tab w:val="clear" w:pos="9060"/>
@@ -930,7 +902,6 @@
               <w:rPr>
                 <w:webHidden/>
                 <w:rStyle w:val="Czeindeksu"/>
-                <w:rFonts w:ascii="Arial" w:hAnsi="Arial"/>
                 <w:vanish w:val="false"/>
               </w:rPr>
               <w:t>4. SPECYFIKACJA I ANALIZA WYMAGAŃ</w:t>
@@ -941,7 +912,7 @@
         </w:p>
         <w:p>
           <w:pPr>
-            <w:pStyle w:val="TOC2"/>
+            <w:pStyle w:val="Spistreci2"/>
             <w:tabs>
               <w:tab w:val="clear" w:pos="993"/>
               <w:tab w:val="clear" w:pos="9060"/>
@@ -965,7 +936,7 @@
         </w:p>
         <w:p>
           <w:pPr>
-            <w:pStyle w:val="TOC3"/>
+            <w:pStyle w:val="Spistreci3"/>
             <w:tabs>
               <w:tab w:val="clear" w:pos="1701"/>
               <w:tab w:val="clear" w:pos="9060"/>
@@ -978,7 +949,6 @@
               <w:rPr>
                 <w:webHidden/>
                 <w:rStyle w:val="Czeindeksu"/>
-                <w:rFonts w:ascii="Arial" w:hAnsi="Arial"/>
                 <w:vanish w:val="false"/>
               </w:rPr>
               <w:t>4.1.1. Cel i przeznaczenie projektu</w:t>
@@ -989,7 +959,7 @@
         </w:p>
         <w:p>
           <w:pPr>
-            <w:pStyle w:val="TOC3"/>
+            <w:pStyle w:val="Spistreci3"/>
             <w:tabs>
               <w:tab w:val="clear" w:pos="1701"/>
               <w:tab w:val="clear" w:pos="9060"/>
@@ -1002,7 +972,6 @@
               <w:rPr>
                 <w:webHidden/>
                 <w:rStyle w:val="Czeindeksu"/>
-                <w:rFonts w:ascii="Arial" w:hAnsi="Arial"/>
                 <w:vanish w:val="false"/>
               </w:rPr>
               <w:t>4.1.2. Kontekst realizacji projektu</w:t>
@@ -1013,7 +982,7 @@
         </w:p>
         <w:p>
           <w:pPr>
-            <w:pStyle w:val="TOC3"/>
+            <w:pStyle w:val="Spistreci3"/>
             <w:tabs>
               <w:tab w:val="clear" w:pos="1701"/>
               <w:tab w:val="clear" w:pos="9060"/>
@@ -1026,7 +995,6 @@
               <w:rPr>
                 <w:webHidden/>
                 <w:rStyle w:val="Czeindeksu"/>
-                <w:rFonts w:ascii="Arial" w:hAnsi="Arial"/>
                 <w:vanish w:val="false"/>
               </w:rPr>
               <w:t>4.1.3. Ogólna charakterystyka systemu (?)</w:t>
@@ -1037,7 +1005,7 @@
         </w:p>
         <w:p>
           <w:pPr>
-            <w:pStyle w:val="TOC2"/>
+            <w:pStyle w:val="Spistreci2"/>
             <w:tabs>
               <w:tab w:val="clear" w:pos="993"/>
               <w:tab w:val="clear" w:pos="9060"/>
@@ -1061,7 +1029,7 @@
         </w:p>
         <w:p>
           <w:pPr>
-            <w:pStyle w:val="TOC2"/>
+            <w:pStyle w:val="Spistreci2"/>
             <w:tabs>
               <w:tab w:val="clear" w:pos="993"/>
               <w:tab w:val="clear" w:pos="9060"/>
@@ -1085,7 +1053,7 @@
         </w:p>
         <w:p>
           <w:pPr>
-            <w:pStyle w:val="TOC2"/>
+            <w:pStyle w:val="Spistreci2"/>
             <w:tabs>
               <w:tab w:val="clear" w:pos="993"/>
               <w:tab w:val="clear" w:pos="9060"/>
@@ -1109,7 +1077,7 @@
         </w:p>
         <w:p>
           <w:pPr>
-            <w:pStyle w:val="TOC2"/>
+            <w:pStyle w:val="Spistreci2"/>
             <w:tabs>
               <w:tab w:val="clear" w:pos="993"/>
               <w:tab w:val="clear" w:pos="9060"/>
@@ -1133,7 +1101,7 @@
         </w:p>
         <w:p>
           <w:pPr>
-            <w:pStyle w:val="TOC2"/>
+            <w:pStyle w:val="Spistreci2"/>
             <w:tabs>
               <w:tab w:val="clear" w:pos="993"/>
               <w:tab w:val="clear" w:pos="9060"/>
@@ -1157,7 +1125,7 @@
         </w:p>
         <w:p>
           <w:pPr>
-            <w:pStyle w:val="TOC2"/>
+            <w:pStyle w:val="Spistreci2"/>
             <w:tabs>
               <w:tab w:val="clear" w:pos="993"/>
               <w:tab w:val="clear" w:pos="9060"/>
@@ -1181,7 +1149,7 @@
         </w:p>
         <w:p>
           <w:pPr>
-            <w:pStyle w:val="TOC2"/>
+            <w:pStyle w:val="Spistreci2"/>
             <w:tabs>
               <w:tab w:val="clear" w:pos="993"/>
               <w:tab w:val="clear" w:pos="9060"/>
@@ -1205,7 +1173,7 @@
         </w:p>
         <w:p>
           <w:pPr>
-            <w:pStyle w:val="TOC3"/>
+            <w:pStyle w:val="Spistreci3"/>
             <w:tabs>
               <w:tab w:val="clear" w:pos="1701"/>
               <w:tab w:val="clear" w:pos="9060"/>
@@ -1218,7 +1186,6 @@
               <w:rPr>
                 <w:webHidden/>
                 <w:rStyle w:val="Czeindeksu"/>
-                <w:rFonts w:ascii="Arial" w:hAnsi="Arial"/>
                 <w:vanish w:val="false"/>
               </w:rPr>
               <w:t>4.8.1. Członkowie zespołu projektowego</w:t>
@@ -1229,7 +1196,7 @@
         </w:p>
         <w:p>
           <w:pPr>
-            <w:pStyle w:val="TOC2"/>
+            <w:pStyle w:val="Spistreci2"/>
             <w:tabs>
               <w:tab w:val="clear" w:pos="993"/>
               <w:tab w:val="clear" w:pos="9060"/>
@@ -1253,7 +1220,7 @@
         </w:p>
         <w:p>
           <w:pPr>
-            <w:pStyle w:val="TOC1"/>
+            <w:pStyle w:val="Spistreci1"/>
             <w:tabs>
               <w:tab w:val="clear" w:pos="426"/>
               <w:tab w:val="clear" w:pos="9060"/>
@@ -1266,7 +1233,6 @@
               <w:rPr>
                 <w:webHidden/>
                 <w:rStyle w:val="Czeindeksu"/>
-                <w:rFonts w:ascii="Arial" w:hAnsi="Arial"/>
                 <w:vanish w:val="false"/>
               </w:rPr>
               <w:t>5. PROJEKT SYSTEMU</w:t>
@@ -1277,7 +1243,7 @@
         </w:p>
         <w:p>
           <w:pPr>
-            <w:pStyle w:val="TOC2"/>
+            <w:pStyle w:val="Spistreci2"/>
             <w:tabs>
               <w:tab w:val="clear" w:pos="993"/>
               <w:tab w:val="clear" w:pos="9060"/>
@@ -1301,7 +1267,7 @@
         </w:p>
         <w:p>
           <w:pPr>
-            <w:pStyle w:val="TOC2"/>
+            <w:pStyle w:val="Spistreci2"/>
             <w:tabs>
               <w:tab w:val="clear" w:pos="993"/>
               <w:tab w:val="clear" w:pos="9060"/>
@@ -1325,7 +1291,7 @@
         </w:p>
         <w:p>
           <w:pPr>
-            <w:pStyle w:val="TOC2"/>
+            <w:pStyle w:val="Spistreci2"/>
             <w:tabs>
               <w:tab w:val="clear" w:pos="993"/>
               <w:tab w:val="clear" w:pos="9060"/>
@@ -1349,7 +1315,7 @@
         </w:p>
         <w:p>
           <w:pPr>
-            <w:pStyle w:val="TOC1"/>
+            <w:pStyle w:val="Spistreci1"/>
             <w:tabs>
               <w:tab w:val="clear" w:pos="426"/>
               <w:tab w:val="clear" w:pos="9060"/>
@@ -1362,7 +1328,6 @@
               <w:rPr>
                 <w:webHidden/>
                 <w:rStyle w:val="Czeindeksu"/>
-                <w:rFonts w:ascii="Arial" w:hAnsi="Arial"/>
                 <w:vanish w:val="false"/>
               </w:rPr>
               <w:t>6. IMPLEMENTACJA, TESTOWANIE, WERYFIKACJA I WALIDACJA</w:t>
@@ -1373,7 +1338,7 @@
         </w:p>
         <w:p>
           <w:pPr>
-            <w:pStyle w:val="TOC2"/>
+            <w:pStyle w:val="Spistreci2"/>
             <w:tabs>
               <w:tab w:val="clear" w:pos="993"/>
               <w:tab w:val="clear" w:pos="9060"/>
@@ -1397,7 +1362,7 @@
         </w:p>
         <w:p>
           <w:pPr>
-            <w:pStyle w:val="TOC2"/>
+            <w:pStyle w:val="Spistreci2"/>
             <w:tabs>
               <w:tab w:val="clear" w:pos="993"/>
               <w:tab w:val="clear" w:pos="9060"/>
@@ -1421,7 +1386,7 @@
         </w:p>
         <w:p>
           <w:pPr>
-            <w:pStyle w:val="TOC2"/>
+            <w:pStyle w:val="Spistreci2"/>
             <w:tabs>
               <w:tab w:val="clear" w:pos="993"/>
               <w:tab w:val="clear" w:pos="9060"/>
@@ -1445,7 +1410,7 @@
         </w:p>
         <w:p>
           <w:pPr>
-            <w:pStyle w:val="TOC2"/>
+            <w:pStyle w:val="Spistreci2"/>
             <w:tabs>
               <w:tab w:val="clear" w:pos="993"/>
               <w:tab w:val="clear" w:pos="9060"/>
@@ -1469,7 +1434,7 @@
         </w:p>
         <w:p>
           <w:pPr>
-            <w:pStyle w:val="TOC1"/>
+            <w:pStyle w:val="Spistreci1"/>
             <w:tabs>
               <w:tab w:val="clear" w:pos="426"/>
               <w:tab w:val="clear" w:pos="9060"/>
@@ -1482,7 +1447,6 @@
               <w:rPr>
                 <w:webHidden/>
                 <w:rStyle w:val="Czeindeksu"/>
-                <w:rFonts w:ascii="Arial" w:hAnsi="Arial"/>
                 <w:vanish w:val="false"/>
               </w:rPr>
               <w:t>7. TESTOWANIE I OPINIA OSÓB TRZECICH</w:t>
@@ -1493,7 +1457,7 @@
         </w:p>
         <w:p>
           <w:pPr>
-            <w:pStyle w:val="TOC2"/>
+            <w:pStyle w:val="Spistreci2"/>
             <w:tabs>
               <w:tab w:val="clear" w:pos="993"/>
               <w:tab w:val="clear" w:pos="9060"/>
@@ -1517,7 +1481,7 @@
         </w:p>
         <w:p>
           <w:pPr>
-            <w:pStyle w:val="TOC2"/>
+            <w:pStyle w:val="Spistreci2"/>
             <w:tabs>
               <w:tab w:val="clear" w:pos="993"/>
               <w:tab w:val="clear" w:pos="9060"/>
@@ -1541,7 +1505,7 @@
         </w:p>
         <w:p>
           <w:pPr>
-            <w:pStyle w:val="TOC1"/>
+            <w:pStyle w:val="Spistreci1"/>
             <w:tabs>
               <w:tab w:val="clear" w:pos="426"/>
               <w:tab w:val="clear" w:pos="9060"/>
@@ -1554,7 +1518,6 @@
               <w:rPr>
                 <w:webHidden/>
                 <w:rStyle w:val="Czeindeksu"/>
-                <w:rFonts w:ascii="Arial" w:hAnsi="Arial"/>
                 <w:vanish w:val="false"/>
               </w:rPr>
               <w:t>8. PODSUMOWANIE</w:t>
@@ -1565,7 +1528,7 @@
         </w:p>
         <w:p>
           <w:pPr>
-            <w:pStyle w:val="TOC1"/>
+            <w:pStyle w:val="Spistreci1"/>
             <w:tabs>
               <w:tab w:val="clear" w:pos="426"/>
               <w:tab w:val="clear" w:pos="9060"/>
@@ -1578,7 +1541,6 @@
               <w:rPr>
                 <w:webHidden/>
                 <w:rStyle w:val="Czeindeksu"/>
-                <w:rFonts w:ascii="Arial" w:hAnsi="Arial"/>
                 <w:vanish w:val="false"/>
               </w:rPr>
               <w:t>WYKAZ LITERATURY</w:t>
@@ -1589,7 +1551,7 @@
         </w:p>
         <w:p>
           <w:pPr>
-            <w:pStyle w:val="TOC1"/>
+            <w:pStyle w:val="Spistreci1"/>
             <w:tabs>
               <w:tab w:val="clear" w:pos="426"/>
               <w:tab w:val="clear" w:pos="9060"/>
@@ -1602,7 +1564,6 @@
               <w:rPr>
                 <w:webHidden/>
                 <w:rStyle w:val="Czeindeksu"/>
-                <w:rFonts w:ascii="Arial" w:hAnsi="Arial"/>
                 <w:vanish w:val="false"/>
               </w:rPr>
               <w:t>Załącznik nr 1/Dodatek A: Tytuł załącznika nr 1/dodatku A</w:t>
@@ -1610,7 +1571,6 @@
             <w:r>
               <w:rPr>
                 <w:rStyle w:val="Czeindeksu"/>
-                <w:rFonts w:ascii="Arial" w:hAnsi="Arial"/>
                 <w:vertAlign w:val="superscript"/>
               </w:rPr>
               <w:t>*</w:t>
@@ -1618,7 +1578,6 @@
             <w:r>
               <w:rPr>
                 <w:rStyle w:val="Czeindeksu"/>
-                <w:rFonts w:ascii="Arial" w:hAnsi="Arial"/>
               </w:rPr>
               <w:tab/>
               <w:t>14</w:t>
@@ -1627,7 +1586,6 @@
           <w:r>
             <w:rPr>
               <w:rStyle w:val="Czeindeksu"/>
-              <w:rFonts w:ascii="Arial" w:hAnsi="Arial"/>
             </w:rPr>
             <w:fldChar w:fldCharType="end"/>
           </w:r>
@@ -1652,20 +1610,19 @@
     </w:sdt>
     <w:p>
       <w:pPr>
-        <w:pStyle w:val="Heading1"/>
+        <w:pStyle w:val="Nagwek1"/>
         <w:rPr>
           <w:rFonts w:ascii="Arial" w:hAnsi="Arial"/>
         </w:rPr>
       </w:pPr>
       <w:bookmarkStart w:id="1" w:name="__RefHeading___Toc617_343945465"/>
-      <w:bookmarkStart w:id="2" w:name="_Toc518373993"/>
-      <w:bookmarkStart w:id="3" w:name="_Toc518369837"/>
-      <w:bookmarkStart w:id="4" w:name="_Toc516650486"/>
-      <w:bookmarkStart w:id="5" w:name="_Toc516556278"/>
+      <w:bookmarkStart w:id="2" w:name="_Toc516556278"/>
+      <w:bookmarkStart w:id="3" w:name="_Toc516650486"/>
+      <w:bookmarkStart w:id="4" w:name="_Toc518369837"/>
+      <w:bookmarkStart w:id="5" w:name="_Toc518373993"/>
       <w:bookmarkEnd w:id="1"/>
       <w:r>
         <w:rPr>
-          <w:rFonts w:ascii="Arial" w:hAnsi="Arial"/>
           <w:lang w:val="pl-PL"/>
         </w:rPr>
         <w:t>WYKAZ WAŻNIEJSZYCH OZNACZEŃ I SKRÓTÓW</w:t>
@@ -2593,25 +2550,24 @@
     </w:p>
     <w:p>
       <w:pPr>
-        <w:pStyle w:val="Heading1"/>
+        <w:pStyle w:val="Nagwek1"/>
         <w:numPr>
           <w:ilvl w:val="0"/>
           <w:numId w:val="1"/>
         </w:numPr>
-        <w:ind w:hanging="426" w:left="426"/>
+        <w:ind w:left="426" w:hanging="426"/>
         <w:rPr>
           <w:rFonts w:ascii="Arial" w:hAnsi="Arial"/>
         </w:rPr>
       </w:pPr>
       <w:bookmarkStart w:id="6" w:name="__RefHeading___Toc619_343945465"/>
-      <w:bookmarkStart w:id="7" w:name="_Toc518373994"/>
-      <w:bookmarkStart w:id="8" w:name="_Toc518369838"/>
-      <w:bookmarkStart w:id="9" w:name="_Toc516650487"/>
-      <w:bookmarkStart w:id="10" w:name="_Toc516556279"/>
+      <w:bookmarkStart w:id="7" w:name="_Toc516556279"/>
+      <w:bookmarkStart w:id="8" w:name="_Toc516650487"/>
+      <w:bookmarkStart w:id="9" w:name="_Toc518369838"/>
+      <w:bookmarkStart w:id="10" w:name="_Toc518373994"/>
       <w:bookmarkEnd w:id="6"/>
       <w:r>
         <w:rPr>
-          <w:rFonts w:ascii="Arial" w:hAnsi="Arial"/>
           <w:lang w:val="en-GB"/>
         </w:rPr>
         <w:t>WSTĘP I CEL PRACY</w:t>
@@ -2640,25 +2596,7 @@
           <w:szCs w:val="20"/>
           <w:lang w:val="pl-PL" w:eastAsia="en-US"/>
         </w:rPr>
-        <w:t xml:space="preserve">Na przestrzeni ostatnich lat systemy oparte na technologii wirtualnej rzeczywistości </w:t>
-      </w:r>
-      <w:r>
-        <w:rPr>
-          <w:rFonts w:ascii="Arial" w:hAnsi="Arial"/>
-          <w:sz w:val="20"/>
-          <w:szCs w:val="20"/>
-          <w:lang w:val="pl-PL" w:eastAsia="en-US"/>
-        </w:rPr>
-        <w:t>VR</w:t>
-      </w:r>
-      <w:r>
-        <w:rPr>
-          <w:rFonts w:ascii="Arial" w:hAnsi="Arial"/>
-          <w:sz w:val="20"/>
-          <w:szCs w:val="20"/>
-          <w:lang w:val="pl-PL" w:eastAsia="en-US"/>
-        </w:rPr>
-        <w:t xml:space="preserve"> (and. </w:t>
+        <w:t xml:space="preserve">Na przestrzeni ostatnich lat systemy oparte na technologii wirtualnej rzeczywistości VR (and. </w:t>
       </w:r>
       <w:r>
         <w:rPr>
@@ -2698,25 +2636,7 @@
           <w:szCs w:val="20"/>
           <w:lang w:val="pl-PL" w:eastAsia="en-US"/>
         </w:rPr>
-        <w:t xml:space="preserve">). Możliwości takiego rozwiązania są jednak ograniczone i nie pozwalają na pełną immersję w wirtualną rzeczywistość – gracz nie widzi w świecie ani swojego ciała, ani prawdziwych ciał swoich współgraczy, jedynie ich awatary; przestrzeń, po której gracz może się poruszać jest często bardzo ograniczona, przez co w rzeczywistości albo gracz biega w miejscu dla symulacji ruchu, albo gra odpowiednio manipuluje wyświetlaną przestrzenią tak, aby gracz mógł się poruszać tylko po ograniczonej przestrzeni; gogle VR będące najpopularniejszym rozwiązaniem na korzystanie z technologii VR, są sporym obciążeniem dla osoby grającej, co ogranicza swobodę. Dużo droższym, aczkolwiek wygodniejszym i bardziej immersyjnym rozwiązaniem są instalacje takie jak jaskinie VR </w:t>
-      </w:r>
-      <w:r>
-        <w:rPr>
-          <w:rFonts w:ascii="Arial" w:hAnsi="Arial"/>
-          <w:sz w:val="20"/>
-          <w:szCs w:val="20"/>
-          <w:lang w:val="pl-PL" w:eastAsia="en-US"/>
-        </w:rPr>
-        <w:t xml:space="preserve">typu CAVE </w:t>
-      </w:r>
-      <w:r>
-        <w:rPr>
-          <w:rFonts w:ascii="Arial" w:hAnsi="Arial"/>
-          <w:sz w:val="20"/>
-          <w:szCs w:val="20"/>
-          <w:lang w:val="pl-PL" w:eastAsia="en-US"/>
-        </w:rPr>
-        <w:t>(ang.</w:t>
+        <w:t>). Możliwości takiego rozwiązania są jednak ograniczone i nie pozwalają na pełną immersję w wirtualną rzeczywistość – gracz nie widzi w świecie ani swojego ciała, ani prawdziwych ciał swoich współgraczy, jedynie ich awatary; przestrzeń, po której gracz może się poruszać jest często bardzo ograniczona, przez co w rzeczywistości albo gracz biega w miejscu dla symulacji ruchu, albo gra odpowiednio manipuluje wyświetlaną przestrzenią tak, aby gracz mógł się poruszać tylko po ograniczonej przestrzeni; gogle VR będące najpopularniejszym rozwiązaniem na korzystanie z technologii VR, są sporym obciążeniem dla osoby grającej, co ogranicza swobodę. Dużo droższym, aczkolwiek wygodniejszym i bardziej immersyjnym rozwiązaniem są instalacje takie jak jaskinie VR typu CAVE (ang.</w:t>
       </w:r>
       <w:r>
         <w:rPr>
@@ -2817,9 +2737,7 @@
       </w:pPr>
       <w:r>
         <w:rPr>
-          <w:rFonts w:ascii="Arial" w:hAnsi="Arial"/>
-          <w:sz w:val="20"/>
-          <w:szCs w:val="20"/>
+          <w:lang w:val="pl-PL" w:eastAsia="en-US"/>
         </w:rPr>
       </w:r>
     </w:p>
@@ -2835,9 +2753,7 @@
       </w:pPr>
       <w:r>
         <w:rPr>
-          <w:rFonts w:ascii="Arial" w:hAnsi="Arial"/>
-          <w:sz w:val="20"/>
-          <w:szCs w:val="20"/>
+          <w:lang w:val="pl-PL" w:eastAsia="en-US"/>
         </w:rPr>
       </w:r>
     </w:p>
@@ -2853,9 +2769,7 @@
       </w:pPr>
       <w:r>
         <w:rPr>
-          <w:rFonts w:ascii="Arial" w:hAnsi="Arial"/>
-          <w:sz w:val="20"/>
-          <w:szCs w:val="20"/>
+          <w:lang w:val="pl-PL" w:eastAsia="en-US"/>
         </w:rPr>
       </w:r>
     </w:p>
@@ -2871,20 +2785,18 @@
       </w:pPr>
       <w:r>
         <w:rPr>
-          <w:rFonts w:ascii="Arial" w:hAnsi="Arial"/>
-          <w:sz w:val="20"/>
-          <w:szCs w:val="20"/>
-        </w:rPr>
-      </w:r>
-    </w:p>
-    <w:p>
-      <w:pPr>
-        <w:pStyle w:val="Heading1"/>
+          <w:lang w:val="pl-PL" w:eastAsia="en-US"/>
+        </w:rPr>
+      </w:r>
+    </w:p>
+    <w:p>
+      <w:pPr>
+        <w:pStyle w:val="Nagwek1"/>
         <w:numPr>
           <w:ilvl w:val="0"/>
           <w:numId w:val="1"/>
         </w:numPr>
-        <w:ind w:hanging="426" w:left="426"/>
+        <w:ind w:left="426" w:hanging="426"/>
         <w:jc w:val="both"/>
         <w:rPr>
           <w:rFonts w:ascii="Arial" w:hAnsi="Arial"/>
@@ -2894,26 +2806,23 @@
       <w:bookmarkEnd w:id="11"/>
       <w:r>
         <w:rPr>
-          <w:rFonts w:ascii="Arial" w:hAnsi="Arial"/>
           <w:shd w:fill="auto" w:val="clear"/>
           <w:lang w:val="pl-PL"/>
         </w:rPr>
         <w:t>WIRTUALNA RZECZYWISTOŚĆ</w:t>
       </w:r>
-      <w:bookmarkStart w:id="12" w:name="_Toc518373995"/>
-      <w:bookmarkStart w:id="13" w:name="_Toc518369839"/>
-      <w:bookmarkStart w:id="14" w:name="_Toc516650488"/>
-      <w:bookmarkStart w:id="15" w:name="_Toc516556280"/>
-      <w:r>
-        <w:rPr>
-          <w:rFonts w:ascii="Arial" w:hAnsi="Arial"/>
+      <w:bookmarkStart w:id="12" w:name="_Toc516556280"/>
+      <w:bookmarkStart w:id="13" w:name="_Toc516650488"/>
+      <w:bookmarkStart w:id="14" w:name="_Toc518369839"/>
+      <w:bookmarkStart w:id="15" w:name="_Toc518373995"/>
+      <w:r>
+        <w:rPr>
           <w:lang w:val="pl-PL"/>
         </w:rPr>
         <w:t xml:space="preserve"> </w:t>
       </w:r>
       <w:r>
         <w:rPr>
-          <w:rFonts w:ascii="Arial" w:hAnsi="Arial"/>
           <w:b w:val="false"/>
           <w:sz w:val="20"/>
           <w:lang w:val="pl-PL"/>
@@ -2966,7 +2875,18 @@
           <w:szCs w:val="20"/>
           <w:lang w:val="pl-PL" w:eastAsia="en-US" w:bidi="ar-SA"/>
         </w:rPr>
-        <w:t xml:space="preserve">), czyli technika, dzięki której użytkownik czuje się, jakby był w odległym miejscu bez zmiany lokalizacji oraz rzeczywistość rozszerzona </w:t>
+        <w:t xml:space="preserve">), czyli technika, dzięki której użytkownik czuje się, jakby był w odległym miejscu bez zmiany lokalizacji oraz rzeczywistość rozszerzona AR (ang. </w:t>
+      </w:r>
+      <w:r>
+        <w:rPr>
+          <w:rFonts w:ascii="Arial" w:hAnsi="Arial"/>
+          <w:i/>
+          <w:iCs/>
+          <w:sz w:val="20"/>
+          <w:szCs w:val="20"/>
+          <w:lang w:val="pl-PL" w:eastAsia="en-US" w:bidi="ar-SA"/>
+        </w:rPr>
+        <w:t>augmented reality</w:t>
       </w:r>
       <w:r>
         <w:rPr>
@@ -2977,50 +2897,17 @@
           <w:szCs w:val="20"/>
           <w:lang w:val="pl-PL" w:eastAsia="en-US" w:bidi="ar-SA"/>
         </w:rPr>
-        <w:t xml:space="preserve">AR </w:t>
-      </w:r>
-      <w:r>
-        <w:rPr>
-          <w:rFonts w:ascii="Arial" w:hAnsi="Arial"/>
-          <w:i w:val="false"/>
-          <w:iCs w:val="false"/>
-          <w:sz w:val="20"/>
-          <w:szCs w:val="20"/>
-          <w:lang w:val="pl-PL" w:eastAsia="en-US" w:bidi="ar-SA"/>
-        </w:rPr>
-        <w:t xml:space="preserve">(ang. </w:t>
-      </w:r>
-      <w:r>
-        <w:rPr>
-          <w:rFonts w:ascii="Arial" w:hAnsi="Arial"/>
-          <w:i/>
-          <w:iCs/>
-          <w:sz w:val="20"/>
-          <w:szCs w:val="20"/>
-          <w:lang w:val="pl-PL" w:eastAsia="en-US" w:bidi="ar-SA"/>
-        </w:rPr>
-        <w:t>augmented reality</w:t>
-      </w:r>
-      <w:r>
-        <w:rPr>
-          <w:rFonts w:ascii="Arial" w:hAnsi="Arial"/>
-          <w:i w:val="false"/>
-          <w:iCs w:val="false"/>
-          <w:sz w:val="20"/>
-          <w:szCs w:val="20"/>
-          <w:lang w:val="pl-PL" w:eastAsia="en-US" w:bidi="ar-SA"/>
-        </w:rPr>
         <w:t>), w której elementy wirtualne współtworzą środowisko użytkownika wraz z elementami rzeczywistymi. To, co wyróżnia wirtualną rzeczywistość od wyżej wymienionych rozwiązań to przede wszystkim całkowicie syntetyczne środowisko oraz responsywność systemu w czasie rzeczywistym na działania użytkownika [2]. Co więcej, interakcja użytkownika z systemem zachodzi poprzez różne kanały sensoryczne – wdoświadczenie wirtualnej rzeczywistości zaangażowane są wzrok, dźwięk, ruch, zapach, a nawet smak.</w:t>
       </w:r>
     </w:p>
     <w:p>
       <w:pPr>
-        <w:pStyle w:val="Heading2"/>
+        <w:pStyle w:val="Nagwek2"/>
         <w:numPr>
           <w:ilvl w:val="1"/>
           <w:numId w:val="1"/>
         </w:numPr>
-        <w:ind w:hanging="426" w:left="426"/>
+        <w:ind w:left="426" w:hanging="426"/>
         <w:jc w:val="both"/>
         <w:rPr>
           <w:rFonts w:ascii="Arial" w:hAnsi="Arial"/>
@@ -3030,15 +2917,14 @@
       <w:bookmarkEnd w:id="16"/>
       <w:r>
         <w:rPr>
-          <w:rFonts w:ascii="Arial" w:hAnsi="Arial"/>
           <w:lang w:val="pl-PL"/>
         </w:rPr>
         <w:t>Historia rozwoju rzeczywistości wirtualnej</w:t>
       </w:r>
-      <w:bookmarkStart w:id="17" w:name="_Toc518373996"/>
-      <w:bookmarkStart w:id="18" w:name="_Toc518369840"/>
-      <w:bookmarkStart w:id="19" w:name="_Toc516650489"/>
-      <w:bookmarkStart w:id="20" w:name="_Toc516556281"/>
+      <w:bookmarkStart w:id="17" w:name="_Toc516556281"/>
+      <w:bookmarkStart w:id="18" w:name="_Toc516650489"/>
+      <w:bookmarkStart w:id="19" w:name="_Toc518369840"/>
+      <w:bookmarkStart w:id="20" w:name="_Toc518373996"/>
       <w:bookmarkEnd w:id="17"/>
       <w:bookmarkEnd w:id="18"/>
       <w:bookmarkEnd w:id="19"/>
@@ -3400,7 +3286,9 @@
       </w:pPr>
       <w:r>
         <w:rPr>
-          <w:rFonts w:ascii="Arial" w:hAnsi="Arial"/>
+          <w:sz w:val="20"/>
+          <w:szCs w:val="20"/>
+          <w:lang w:val="pl-PL" w:eastAsia="en-US" w:bidi="ar-SA"/>
         </w:rPr>
       </w:r>
     </w:p>
@@ -3418,7 +3306,9 @@
       </w:pPr>
       <w:r>
         <w:rPr>
-          <w:rFonts w:ascii="Arial" w:hAnsi="Arial"/>
+          <w:sz w:val="20"/>
+          <w:szCs w:val="20"/>
+          <w:lang w:val="pl-PL" w:eastAsia="en-US" w:bidi="ar-SA"/>
         </w:rPr>
       </w:r>
     </w:p>
@@ -3436,7 +3326,9 @@
       </w:pPr>
       <w:r>
         <w:rPr>
-          <w:rFonts w:ascii="Arial" w:hAnsi="Arial"/>
+          <w:sz w:val="20"/>
+          <w:szCs w:val="20"/>
+          <w:lang w:val="pl-PL" w:eastAsia="en-US" w:bidi="ar-SA"/>
         </w:rPr>
       </w:r>
     </w:p>
@@ -3454,7 +3346,9 @@
       </w:pPr>
       <w:r>
         <w:rPr>
-          <w:rFonts w:ascii="Arial" w:hAnsi="Arial"/>
+          <w:sz w:val="20"/>
+          <w:szCs w:val="20"/>
+          <w:lang w:val="pl-PL" w:eastAsia="en-US" w:bidi="ar-SA"/>
         </w:rPr>
       </w:r>
     </w:p>
@@ -3472,7 +3366,9 @@
       </w:pPr>
       <w:r>
         <w:rPr>
-          <w:rFonts w:ascii="Arial" w:hAnsi="Arial"/>
+          <w:sz w:val="20"/>
+          <w:szCs w:val="20"/>
+          <w:lang w:val="pl-PL" w:eastAsia="en-US" w:bidi="ar-SA"/>
         </w:rPr>
       </w:r>
     </w:p>
@@ -3490,7 +3386,9 @@
       </w:pPr>
       <w:r>
         <w:rPr>
-          <w:rFonts w:ascii="Arial" w:hAnsi="Arial"/>
+          <w:sz w:val="20"/>
+          <w:szCs w:val="20"/>
+          <w:lang w:val="pl-PL" w:eastAsia="en-US" w:bidi="ar-SA"/>
         </w:rPr>
       </w:r>
     </w:p>
@@ -3508,7 +3406,9 @@
       </w:pPr>
       <w:r>
         <w:rPr>
-          <w:rFonts w:ascii="Arial" w:hAnsi="Arial"/>
+          <w:sz w:val="20"/>
+          <w:szCs w:val="20"/>
+          <w:lang w:val="pl-PL" w:eastAsia="en-US" w:bidi="ar-SA"/>
         </w:rPr>
       </w:r>
     </w:p>
@@ -3526,7 +3426,9 @@
       </w:pPr>
       <w:r>
         <w:rPr>
-          <w:rFonts w:ascii="Arial" w:hAnsi="Arial"/>
+          <w:sz w:val="20"/>
+          <w:szCs w:val="20"/>
+          <w:lang w:val="pl-PL" w:eastAsia="en-US" w:bidi="ar-SA"/>
         </w:rPr>
       </w:r>
     </w:p>
@@ -3544,7 +3446,9 @@
       </w:pPr>
       <w:r>
         <w:rPr>
-          <w:rFonts w:ascii="Arial" w:hAnsi="Arial"/>
+          <w:sz w:val="20"/>
+          <w:szCs w:val="20"/>
+          <w:lang w:val="pl-PL" w:eastAsia="en-US" w:bidi="ar-SA"/>
         </w:rPr>
       </w:r>
     </w:p>
@@ -3562,7 +3466,9 @@
       </w:pPr>
       <w:r>
         <w:rPr>
-          <w:rFonts w:ascii="Arial" w:hAnsi="Arial"/>
+          <w:sz w:val="20"/>
+          <w:szCs w:val="20"/>
+          <w:lang w:val="pl-PL" w:eastAsia="en-US" w:bidi="ar-SA"/>
         </w:rPr>
       </w:r>
     </w:p>
@@ -3580,7 +3486,9 @@
       </w:pPr>
       <w:r>
         <w:rPr>
-          <w:rFonts w:ascii="Arial" w:hAnsi="Arial"/>
+          <w:sz w:val="20"/>
+          <w:szCs w:val="20"/>
+          <w:lang w:val="pl-PL" w:eastAsia="en-US" w:bidi="ar-SA"/>
         </w:rPr>
       </w:r>
     </w:p>
@@ -3605,7 +3513,7 @@
       </w:r>
       <w:r>
         <w:rPr>
-          <w:rStyle w:val="FootnoteReference"/>
+          <w:rStyle w:val="Zakotwiczenieprzypisudolnego"/>
           <w:rFonts w:ascii="Arial" w:hAnsi="Arial"/>
           <w:lang w:val="pl-PL" w:eastAsia="en-US" w:bidi="ar-SA"/>
         </w:rPr>
@@ -3636,25 +3544,7 @@
           <w:szCs w:val="20"/>
           <w:lang w:val="pl-PL" w:eastAsia="en-US" w:bidi="ar-SA"/>
         </w:rPr>
-        <w:t xml:space="preserve">Niedługo po powstaniu Sensoramy zaczęto opracowywać pierwsze zestawy nagłowne </w:t>
-      </w:r>
-      <w:r>
-        <w:rPr>
-          <w:rFonts w:ascii="Arial" w:hAnsi="Arial"/>
-          <w:sz w:val="20"/>
-          <w:szCs w:val="20"/>
-          <w:lang w:val="pl-PL" w:eastAsia="en-US" w:bidi="ar-SA"/>
-        </w:rPr>
-        <w:t>HMD</w:t>
-      </w:r>
-      <w:r>
-        <w:rPr>
-          <w:rFonts w:ascii="Arial" w:hAnsi="Arial"/>
-          <w:sz w:val="20"/>
-          <w:szCs w:val="20"/>
-          <w:lang w:val="pl-PL" w:eastAsia="en-US" w:bidi="ar-SA"/>
-        </w:rPr>
-        <w:t xml:space="preserve"> (ang. </w:t>
+        <w:t xml:space="preserve">Niedługo po powstaniu Sensoramy zaczęto opracowywać pierwsze zestawy nagłowne HMD (ang. </w:t>
       </w:r>
       <w:r>
         <w:rPr>
@@ -3708,25 +3598,7 @@
           <w:lang w:val="pl-PL" w:eastAsia="en-US" w:bidi="ar-SA"/>
         </w:rPr>
         <w:tab/>
-        <w:t xml:space="preserve">Co więcej, Sutherland postanowił zastąpić analogowe zdjęcia generowanymi komputerowo obrazami. Każda z generowanych scen nieznacznie różniła się od poprzedniej i była wyświetlana przez krótką chwilę, dzięki czemu można było uzyskać efekt animacji. Pierwsze takie generatory grafik stworzone przez Sutherlanda były w stanie wytworzyć sceny składające się z co najwyżej 400 wielokątów. Dla porównania, w dzisiejszych aplikacjach VR modele postaci złożone są nawet z 50 razy większej liczby wielokątów [4]. Dzięki generatorowi Sutherlanda można było wyświetlać animacje o częstotliwości 20 klatek na sekundę </w:t>
-      </w:r>
-      <w:r>
-        <w:rPr>
-          <w:rFonts w:ascii="Arial" w:hAnsi="Arial"/>
-          <w:sz w:val="20"/>
-          <w:szCs w:val="20"/>
-          <w:lang w:val="pl-PL" w:eastAsia="en-US" w:bidi="ar-SA"/>
-        </w:rPr>
-        <w:t xml:space="preserve">fps </w:t>
-      </w:r>
-      <w:r>
-        <w:rPr>
-          <w:rFonts w:ascii="Arial" w:hAnsi="Arial"/>
-          <w:sz w:val="20"/>
-          <w:szCs w:val="20"/>
-          <w:lang w:val="pl-PL" w:eastAsia="en-US" w:bidi="ar-SA"/>
-        </w:rPr>
-        <w:t xml:space="preserve">(ang. </w:t>
+        <w:t xml:space="preserve">Co więcej, Sutherland postanowił zastąpić analogowe zdjęcia generowanymi komputerowo obrazami. Każda z generowanych scen nieznacznie różniła się od poprzedniej i była wyświetlana przez krótką chwilę, dzięki czemu można było uzyskać efekt animacji. Pierwsze takie generatory grafik stworzone przez Sutherlanda były w stanie wytworzyć sceny składające się z co najwyżej 400 wielokątów. Dla porównania, w dzisiejszych aplikacjach VR modele postaci złożone są nawet z 50 razy większej liczby wielokątów [4]. Dzięki generatorowi Sutherlanda można było wyświetlać animacje o częstotliwości 20 klatek na sekundę fps (ang. </w:t>
       </w:r>
       <w:r>
         <w:rPr>
@@ -3773,8 +3645,21 @@
           <w:lang w:val="pl-PL" w:eastAsia="en-US" w:bidi="ar-SA"/>
         </w:rPr>
         <w:tab/>
-        <w:t xml:space="preserve">Rozwój technologii VR był </w:t>
-      </w:r>
+        <w:t xml:space="preserve">Rozwój technologii VR był początkowo napędzany głównie przez przemysł wojskowy, który widział w powstających rozwiązaniach potencjał do zastąpienia nimi swoich dotychczasowych analogowych symulatorów lotu samolotem. Te były przystosowane do jednego modelu, przez co wraz z wycofaniem danego modelu samolotu z użytku, symulator analogowy stawał się bezużyteczny. Nowo powstające rozwiązania wirtualnej rzeczywistości oferowały modyfikowanie symulacji od strony programistycznej, co znacznie upraszczało proces przygotowywania wojskowych do obsługi nowych modeli [2]. </w:t>
+      </w:r>
+    </w:p>
+    <w:p>
+      <w:pPr>
+        <w:pStyle w:val="Normal"/>
+        <w:spacing w:lineRule="auto" w:line="360" w:before="0" w:after="120"/>
+        <w:ind w:hanging="0"/>
+        <w:jc w:val="both"/>
+        <w:rPr>
+          <w:rFonts w:ascii="Arial" w:hAnsi="Arial"/>
+          <w:sz w:val="20"/>
+          <w:szCs w:val="20"/>
+        </w:rPr>
+      </w:pPr>
       <w:r>
         <w:rPr>
           <w:rFonts w:ascii="Arial" w:hAnsi="Arial"/>
@@ -3784,7 +3669,19 @@
           <w:szCs w:val="20"/>
           <w:lang w:val="pl-PL" w:eastAsia="en-US" w:bidi="ar-SA"/>
         </w:rPr>
-        <w:t xml:space="preserve">początkowo </w:t>
+        <w:tab/>
+        <w:t xml:space="preserve">Potrzebę nowych symulatorów wykazywała również Narodowa Agencja Aeronautyki i Przestrzeni Kosmicznej NASA (ang. </w:t>
+      </w:r>
+      <w:r>
+        <w:rPr>
+          <w:rFonts w:ascii="Arial" w:hAnsi="Arial"/>
+          <w:i/>
+          <w:iCs/>
+          <w:sz w:val="20"/>
+          <w:szCs w:val="20"/>
+          <w:lang w:val="pl-PL" w:eastAsia="en-US" w:bidi="ar-SA"/>
+        </w:rPr>
+        <w:t>National Aeronautics and Space Administration</w:t>
       </w:r>
       <w:r>
         <w:rPr>
@@ -3795,7 +3692,18 @@
           <w:szCs w:val="20"/>
           <w:lang w:val="pl-PL" w:eastAsia="en-US" w:bidi="ar-SA"/>
         </w:rPr>
-        <w:t xml:space="preserve">napędzany </w:t>
+        <w:t xml:space="preserve">), głównie w kontekście szkolenia astronautów i przystosowywania ich do życia w przestrzeni kosmicznej. Wymaganie to przyczyniło się do powstania w 1981 roku prototypu wyświetlacza, nazwanego przez naukowców z NASA VIVED (ang. </w:t>
+      </w:r>
+      <w:r>
+        <w:rPr>
+          <w:rFonts w:ascii="Arial" w:hAnsi="Arial"/>
+          <w:i/>
+          <w:iCs/>
+          <w:sz w:val="20"/>
+          <w:szCs w:val="20"/>
+          <w:lang w:val="pl-PL" w:eastAsia="en-US" w:bidi="ar-SA"/>
+        </w:rPr>
+        <w:t>Virtual Visual Environment Display</w:t>
       </w:r>
       <w:r>
         <w:rPr>
@@ -3806,7 +3714,18 @@
           <w:szCs w:val="20"/>
           <w:lang w:val="pl-PL" w:eastAsia="en-US" w:bidi="ar-SA"/>
         </w:rPr>
-        <w:t xml:space="preserve">głównie </w:t>
+        <w:t xml:space="preserve">). Opierał się on na wyświetlaczu ciekłokrystalicznym LCD (ang. </w:t>
+      </w:r>
+      <w:r>
+        <w:rPr>
+          <w:rFonts w:ascii="Arial" w:hAnsi="Arial"/>
+          <w:i/>
+          <w:iCs/>
+          <w:sz w:val="20"/>
+          <w:szCs w:val="20"/>
+          <w:lang w:val="pl-PL" w:eastAsia="en-US" w:bidi="ar-SA"/>
+        </w:rPr>
+        <w:t>liquid-crystal display</w:t>
       </w:r>
       <w:r>
         <w:rPr>
@@ -3817,7 +3736,18 @@
           <w:szCs w:val="20"/>
           <w:lang w:val="pl-PL" w:eastAsia="en-US" w:bidi="ar-SA"/>
         </w:rPr>
-        <w:t xml:space="preserve">przez przemysł wojskowy, który widział w powstających </w:t>
+        <w:t xml:space="preserve">) wydobytym z telewizora Sony Watchman i osadzonym na specjalnie przystosowanym układzie optycznym. Dołączone do całego zestawu były także komputer główny, komputer graficzny wykorzystany z projektu Sutherlanda oraz bezkontaktowy nadajnik do śledzenia ruchu głowy użytkownika. Następnie w 1985 roku Scott Fisher dołączył do projektu specjalną rękawicę sensoryczną, wynalezioną wcześniej przez Thomasa Zimmermana i Jarona Laniera [2]. Służyła ona do odbierania ruchów ręką użytkownika i przekazywania ich na wejście komputera. Po rozwinięciu projektu o możliwość kontrolowania do czterech trójwymiarowych wirtualnych źródeł dźwięku, VIVED zostało przekształcone w VIEW (ang. </w:t>
+      </w:r>
+      <w:r>
+        <w:rPr>
+          <w:rFonts w:ascii="Arial" w:hAnsi="Arial"/>
+          <w:i/>
+          <w:iCs/>
+          <w:sz w:val="20"/>
+          <w:szCs w:val="20"/>
+          <w:lang w:val="pl-PL" w:eastAsia="en-US" w:bidi="ar-SA"/>
+        </w:rPr>
+        <w:t>Virtual Interface Environment Workstation</w:t>
       </w:r>
       <w:r>
         <w:rPr>
@@ -3828,8 +3758,21 @@
           <w:szCs w:val="20"/>
           <w:lang w:val="pl-PL" w:eastAsia="en-US" w:bidi="ar-SA"/>
         </w:rPr>
-        <w:t>rozwiązaniach</w:t>
-      </w:r>
+        <w:t>) [2].</w:t>
+      </w:r>
+    </w:p>
+    <w:p>
+      <w:pPr>
+        <w:pStyle w:val="Normal"/>
+        <w:spacing w:lineRule="auto" w:line="360" w:before="0" w:after="120"/>
+        <w:ind w:hanging="0"/>
+        <w:jc w:val="both"/>
+        <w:rPr>
+          <w:rFonts w:ascii="Arial" w:hAnsi="Arial"/>
+          <w:sz w:val="20"/>
+          <w:szCs w:val="20"/>
+        </w:rPr>
+      </w:pPr>
       <w:r>
         <w:rPr>
           <w:rFonts w:ascii="Arial" w:hAnsi="Arial"/>
@@ -3839,8 +3782,22 @@
           <w:szCs w:val="20"/>
           <w:lang w:val="pl-PL" w:eastAsia="en-US" w:bidi="ar-SA"/>
         </w:rPr>
-        <w:t xml:space="preserve"> potencjał do zastąpienia nimi swoich dotychczasowych analogowych symulatorów lotu samolotem. Te były przystosowane do jednego modelu, przez co wraz z wycofaniem danego modelu samolotu z użytku, symulator analogowy stawał się bezużyteczny. Nowo powstające rozwiązania wirtualnej rzeczywistości oferowały modyfikowanie symulacji od strony programistycznej, co znacznie upraszczało proces przygotow</w:t>
-      </w:r>
+        <w:tab/>
+        <w:t xml:space="preserve">Dotychczasowe osiągnięcia pozwoliły na wprowadzenie technologii VR do użytku komercyjnego już w latach osiemdziesiątych. Pierwszym produktem pozwalającym na zagłębienie się w wirtualną rzeczywistość było DataGlove od firmy VPL, czyli rękawica sensoryczna oparta o działanie włókien światłowodowych będących czujnikami ruchu. Niestety w tamtych czasach produkt ten był bardzo drogi, a poza tym nie dało się go dostosować do różnych rozmiarów dłoni. Oba te czynniki spowodowały, że DataGlove się nie rozpowszechnił. Choć jego następca, PowerGlove, wyprodukowany przez firmę gier konsolowych Nintendo, wykorzystujący technologię czujników ultrasonicznych, trafił do szerszej grupy konsumentów, brak wystarczającej ilości gier wykorzystujących możliwości PowerGlove spowodował, że niedługo później produkcję wstrzymano [2]. </w:t>
+      </w:r>
+    </w:p>
+    <w:p>
+      <w:pPr>
+        <w:pStyle w:val="Normal"/>
+        <w:spacing w:lineRule="auto" w:line="360" w:before="0" w:after="120"/>
+        <w:ind w:hanging="0"/>
+        <w:jc w:val="both"/>
+        <w:rPr>
+          <w:rFonts w:ascii="Arial" w:hAnsi="Arial"/>
+          <w:sz w:val="20"/>
+          <w:szCs w:val="20"/>
+        </w:rPr>
+      </w:pPr>
       <w:r>
         <w:rPr>
           <w:rFonts w:ascii="Arial" w:hAnsi="Arial"/>
@@ -3850,256 +3807,18 @@
           <w:szCs w:val="20"/>
           <w:lang w:val="pl-PL" w:eastAsia="en-US" w:bidi="ar-SA"/>
         </w:rPr>
-        <w:t>yw</w:t>
-      </w:r>
-      <w:r>
-        <w:rPr>
-          <w:rFonts w:ascii="Arial" w:hAnsi="Arial"/>
-          <w:i w:val="false"/>
-          <w:iCs w:val="false"/>
-          <w:sz w:val="20"/>
-          <w:szCs w:val="20"/>
-          <w:lang w:val="pl-PL" w:eastAsia="en-US" w:bidi="ar-SA"/>
-        </w:rPr>
-        <w:t xml:space="preserve">ania wojskowych do obsługi nowych modeli [2]. </w:t>
-      </w:r>
-    </w:p>
-    <w:p>
-      <w:pPr>
-        <w:pStyle w:val="Normal"/>
-        <w:spacing w:lineRule="auto" w:line="360" w:before="0" w:after="120"/>
-        <w:ind w:hanging="0"/>
-        <w:jc w:val="both"/>
-        <w:rPr>
-          <w:rFonts w:ascii="Arial" w:hAnsi="Arial"/>
-          <w:sz w:val="20"/>
-          <w:szCs w:val="20"/>
-        </w:rPr>
-      </w:pPr>
-      <w:r>
-        <w:rPr>
-          <w:rFonts w:ascii="Arial" w:hAnsi="Arial"/>
-          <w:i w:val="false"/>
-          <w:iCs w:val="false"/>
-          <w:sz w:val="20"/>
-          <w:szCs w:val="20"/>
-          <w:lang w:val="pl-PL" w:eastAsia="en-US" w:bidi="ar-SA"/>
-        </w:rPr>
         <w:tab/>
-      </w:r>
-      <w:r>
-        <w:rPr>
-          <w:rFonts w:ascii="Arial" w:hAnsi="Arial"/>
-          <w:i w:val="false"/>
-          <w:iCs w:val="false"/>
-          <w:sz w:val="20"/>
-          <w:szCs w:val="20"/>
-          <w:lang w:val="pl-PL" w:eastAsia="en-US" w:bidi="ar-SA"/>
-        </w:rPr>
-        <w:t xml:space="preserve">Potrzebę nowych symulatorów wykazywała również Narodowa Agencja Aeronautyki i Przestrzeni Kosmicznej NASA (ang. </w:t>
-      </w:r>
-      <w:r>
-        <w:rPr>
-          <w:rFonts w:ascii="Arial" w:hAnsi="Arial"/>
-          <w:i/>
-          <w:iCs/>
-          <w:sz w:val="20"/>
-          <w:szCs w:val="20"/>
-          <w:lang w:val="pl-PL" w:eastAsia="en-US" w:bidi="ar-SA"/>
-        </w:rPr>
-        <w:t>National Aeronautics and Space Administration</w:t>
-      </w:r>
-      <w:r>
-        <w:rPr>
-          <w:rFonts w:ascii="Arial" w:hAnsi="Arial"/>
-          <w:i w:val="false"/>
-          <w:iCs w:val="false"/>
-          <w:sz w:val="20"/>
-          <w:szCs w:val="20"/>
-          <w:lang w:val="pl-PL" w:eastAsia="en-US" w:bidi="ar-SA"/>
-        </w:rPr>
-        <w:t xml:space="preserve">), głównie w kontekście szkolenia astronautów i przystosowywania ich do życia w przestrzeni kosmicznej. Wymaganie to przyczyniło się do powstania w 1981 roku prototypu wyświetlacza, nazwanego przez naukowców z NASA VIVED (ang. </w:t>
-      </w:r>
-      <w:r>
-        <w:rPr>
-          <w:rFonts w:ascii="Arial" w:hAnsi="Arial"/>
-          <w:i/>
-          <w:iCs/>
-          <w:sz w:val="20"/>
-          <w:szCs w:val="20"/>
-          <w:lang w:val="pl-PL" w:eastAsia="en-US" w:bidi="ar-SA"/>
-        </w:rPr>
-        <w:t>Virtual Visual Environment Display</w:t>
-      </w:r>
-      <w:r>
-        <w:rPr>
-          <w:rFonts w:ascii="Arial" w:hAnsi="Arial"/>
-          <w:i w:val="false"/>
-          <w:iCs w:val="false"/>
-          <w:sz w:val="20"/>
-          <w:szCs w:val="20"/>
-          <w:lang w:val="pl-PL" w:eastAsia="en-US" w:bidi="ar-SA"/>
-        </w:rPr>
-        <w:t xml:space="preserve">). Opierał się on na wyświetlaczu ciekłokrystalicznym LCD (ang. </w:t>
-      </w:r>
-      <w:r>
-        <w:rPr>
-          <w:rFonts w:ascii="Arial" w:hAnsi="Arial"/>
-          <w:i/>
-          <w:iCs/>
-          <w:sz w:val="20"/>
-          <w:szCs w:val="20"/>
-          <w:lang w:val="pl-PL" w:eastAsia="en-US" w:bidi="ar-SA"/>
-        </w:rPr>
-        <w:t>liquid-crystal display</w:t>
-      </w:r>
-      <w:r>
-        <w:rPr>
-          <w:rFonts w:ascii="Arial" w:hAnsi="Arial"/>
-          <w:i w:val="false"/>
-          <w:iCs w:val="false"/>
-          <w:sz w:val="20"/>
-          <w:szCs w:val="20"/>
-          <w:lang w:val="pl-PL" w:eastAsia="en-US" w:bidi="ar-SA"/>
-        </w:rPr>
-        <w:t xml:space="preserve">) wydobytym z telewizora Sony Watchman </w:t>
-      </w:r>
-      <w:r>
-        <w:rPr>
-          <w:rFonts w:ascii="Arial" w:hAnsi="Arial"/>
-          <w:i w:val="false"/>
-          <w:iCs w:val="false"/>
-          <w:sz w:val="20"/>
-          <w:szCs w:val="20"/>
-          <w:lang w:val="pl-PL" w:eastAsia="en-US" w:bidi="ar-SA"/>
-        </w:rPr>
-        <w:t xml:space="preserve">i osadzonym na specjalnie przystosowanym układzie optycznym. Dołączone do całego zestawu były także komputer główny, komputer graficzny wykorzystany z projektu Sutherlanda oraz bezkontaktowy nadajnik do śledzenia ruchu głowy użytkownika. Następnie w 1985 roku Scott Fisher dołączył do projektu specjalną rękawicę sensoryczną, wynalezioną wcześniej przez Thomasa Zimmermana i Jarona Laniera [2]. Służyła ona do odbierania ruchów ręką użytkownika i przekazywania ich na wejście komputera. Po rozwinięciu projektu o możliwość kontrolowania do czterech trójwymiarowych wirtualnych źródeł dźwięku, VIVED zostało przekształcone w VIEW (ang. </w:t>
-      </w:r>
-      <w:r>
-        <w:rPr>
-          <w:rFonts w:ascii="Arial" w:hAnsi="Arial"/>
-          <w:i/>
-          <w:iCs/>
-          <w:sz w:val="20"/>
-          <w:szCs w:val="20"/>
-          <w:lang w:val="pl-PL" w:eastAsia="en-US" w:bidi="ar-SA"/>
-        </w:rPr>
-        <w:t>Virtual Interface Environment Workstation</w:t>
-      </w:r>
-      <w:r>
-        <w:rPr>
-          <w:rFonts w:ascii="Arial" w:hAnsi="Arial"/>
-          <w:i w:val="false"/>
-          <w:iCs w:val="false"/>
-          <w:sz w:val="20"/>
-          <w:szCs w:val="20"/>
-          <w:lang w:val="pl-PL" w:eastAsia="en-US" w:bidi="ar-SA"/>
-        </w:rPr>
-        <w:t>) [2].</w:t>
-      </w:r>
-    </w:p>
-    <w:p>
-      <w:pPr>
-        <w:pStyle w:val="Normal"/>
-        <w:spacing w:lineRule="auto" w:line="360" w:before="0" w:after="120"/>
-        <w:ind w:hanging="0"/>
-        <w:jc w:val="both"/>
-        <w:rPr>
-          <w:rFonts w:ascii="Arial" w:hAnsi="Arial"/>
-          <w:sz w:val="20"/>
-          <w:szCs w:val="20"/>
-        </w:rPr>
-      </w:pPr>
-      <w:r>
-        <w:rPr>
-          <w:rFonts w:ascii="Arial" w:hAnsi="Arial"/>
-          <w:i w:val="false"/>
-          <w:iCs w:val="false"/>
-          <w:sz w:val="20"/>
-          <w:szCs w:val="20"/>
-          <w:lang w:val="pl-PL" w:eastAsia="en-US" w:bidi="ar-SA"/>
-        </w:rPr>
-        <w:tab/>
-        <w:t xml:space="preserve">Dotychczasowe osiągnięcia pozwoliły na wprowadzenie technologii VR do użytku komercyjnego już w latach </w:t>
-      </w:r>
-      <w:r>
-        <w:rPr>
-          <w:rFonts w:ascii="Arial" w:hAnsi="Arial"/>
-          <w:i w:val="false"/>
-          <w:iCs w:val="false"/>
-          <w:sz w:val="20"/>
-          <w:szCs w:val="20"/>
-          <w:lang w:val="pl-PL" w:eastAsia="en-US" w:bidi="ar-SA"/>
-        </w:rPr>
-        <w:t>osiem</w:t>
-      </w:r>
-      <w:r>
-        <w:rPr>
-          <w:rFonts w:ascii="Arial" w:hAnsi="Arial"/>
-          <w:i w:val="false"/>
-          <w:iCs w:val="false"/>
-          <w:sz w:val="20"/>
-          <w:szCs w:val="20"/>
-          <w:lang w:val="pl-PL" w:eastAsia="en-US" w:bidi="ar-SA"/>
-        </w:rPr>
-        <w:t xml:space="preserve">dziesiątych. Pierwszym produktem pozwalającym na zagłębienie się w wirtualną rzeczywistość było DataGlove od firmy VPL, czyli rękawica sensoryczna oparta o działanie włókien światłowodowych będących czujnikami ruchu. Niestety w tamtych czasach produkt ten był bardzo drogi, a poza tym nie dało się go dostosować do różnych rozmiarów dłoni. Oba te czynniki spowodowały, że DataGlove się nie rozpowszechnił. </w:t>
-      </w:r>
-      <w:r>
-        <w:rPr>
-          <w:rFonts w:ascii="Arial" w:hAnsi="Arial"/>
-          <w:i w:val="false"/>
-          <w:iCs w:val="false"/>
-          <w:sz w:val="20"/>
-          <w:szCs w:val="20"/>
-          <w:lang w:val="pl-PL" w:eastAsia="en-US" w:bidi="ar-SA"/>
-        </w:rPr>
-        <w:t xml:space="preserve">Choć jego następca, PowerGlove, wyprodukowany przez firmę gier konsolowych Nintendo, wykorzystujący technologię czujników ultrasonicznych, trafił do szerszej grupy konsumentów, brak wystarczającej ilości gier wykorzystujących możliwości PowerGlove spowodował, że niedługo później produkcję wstrzymano [2]. </w:t>
-      </w:r>
-    </w:p>
-    <w:p>
-      <w:pPr>
-        <w:pStyle w:val="Normal"/>
-        <w:spacing w:lineRule="auto" w:line="360" w:before="0" w:after="120"/>
-        <w:ind w:hanging="0"/>
-        <w:jc w:val="both"/>
-        <w:rPr>
-          <w:rFonts w:ascii="Arial" w:hAnsi="Arial"/>
-          <w:sz w:val="20"/>
-          <w:szCs w:val="20"/>
-        </w:rPr>
-      </w:pPr>
-      <w:r>
-        <w:rPr>
-          <w:rFonts w:ascii="Arial" w:hAnsi="Arial"/>
-          <w:i w:val="false"/>
-          <w:iCs w:val="false"/>
-          <w:sz w:val="20"/>
-          <w:szCs w:val="20"/>
-          <w:lang w:val="pl-PL" w:eastAsia="en-US" w:bidi="ar-SA"/>
-        </w:rPr>
-        <w:tab/>
-        <w:t xml:space="preserve">Późne lata osiemdziesiąte przyniosły pierwszy komercyjny zestaw nagłowny firmy VPL nazwany EyePhones. W porównaniu do rozwiązań, które rozpowszechniły się na rynku i cieszą się zainteresowaniem do dziś, EyePhones oferował obraz o niskiej rozdzielczości (360 x 240 pikseli), był bardzo drogi i ciężki (2,4 kg) [2]. Co więcej, aby móc korzystać ze stworzonego HMD, potrzebne było odpowiednie oprogramowanie. Inżynierowie musieli się zmierzyć z wyzwaniem polegającym na zmieszczeniu wielu istotnych komponentów: urządzeń wejścia-wyjścia, generatorów obrazów, czujników ruchu itp. w wygodnej do użytku formie. Ważnym  aspektem do naprawienia była masa zestawu nagłownego, która pierwotnie nie pozwalała na wygodne korzystanie z technologii. </w:t>
-      </w:r>
-      <w:r>
-        <w:rPr>
-          <w:rFonts w:ascii="Arial" w:hAnsi="Arial"/>
-          <w:i w:val="false"/>
-          <w:iCs w:val="false"/>
-          <w:sz w:val="20"/>
-          <w:szCs w:val="20"/>
-          <w:lang w:val="pl-PL" w:eastAsia="en-US" w:bidi="ar-SA"/>
-        </w:rPr>
-        <w:t>Nastąpił więc masowy rozwój urządzeń VR. Powstała WorldToolKit, pierwsza biblioteka w języku C udostępniająca zbiór funkcji specyficzny dla aplikacji w wirtualnej rzeczywistości. Każdy kolejny zestaw HMD ważył coraz mniej i pozwalał na swobodę ruchu podczas rozgrywki. Testowano coraz to nowe techniki monitorowania ruchu użytkownika: od mechanicznych, poprzez magnetyczne, ultrasoniczne i optyczne, aż po rozwiązania mieszane, wykorzystujące najlepsze cechy swoich poprzedników i niwelujące ich wady. Wszystko po to, aby doświadczenie wirtualnej rzeczywistości było jak najbardziej immersyjne.</w:t>
-      </w:r>
-    </w:p>
-    <w:p>
-      <w:pPr>
-        <w:pStyle w:val="Heading2"/>
+        <w:t>Późne lata osiemdziesiąte przyniosły pierwszy komercyjny zestaw nagłowny firmy VPL nazwany EyePhones. W porównaniu do rozwiązań, które rozpowszechniły się na rynku i cieszą się zainteresowaniem do dziś, EyePhones oferował obraz o niskiej rozdzielczości (360 x 240 pikseli), był bardzo drogi i ciężki (2,4 kg) [2]. Co więcej, aby móc korzystać ze stworzonego HMD, potrzebne było odpowiednie oprogramowanie. Inżynierowie musieli się zmierzyć z wyzwaniem polegającym na zmieszczeniu wielu istotnych komponentów: urządzeń wejścia-wyjścia, generatorów obrazów, czujników ruchu itp. w wygodnej do użytku formie. Ważnym  aspektem do naprawienia była masa zestawu nagłownego, która pierwotnie nie pozwalała na wygodne korzystanie z technologii. Nastąpił więc masowy rozwój urządzeń VR. Powstała WorldToolKit, pierwsza biblioteka w języku C udostępniająca zbiór funkcji specyficzny dla aplikacji w wirtualnej rzeczywistości. Każdy kolejny zestaw HMD ważył coraz mniej i pozwalał na swobodę ruchu podczas rozgrywki. Testowano coraz to nowe techniki monitorowania ruchu użytkownika: od mechanicznych, poprzez magnetyczne, ultrasoniczne i optyczne, aż po rozwiązania mieszane, wykorzystujące najlepsze cechy swoich poprzedników i niwelujące ich wady. Wszystko po to, aby doświadczenie wirtualnej rzeczywistości było jak najbardziej immersyjne.</w:t>
+      </w:r>
+    </w:p>
+    <w:p>
+      <w:pPr>
+        <w:pStyle w:val="Nagwek2"/>
         <w:numPr>
           <w:ilvl w:val="1"/>
           <w:numId w:val="1"/>
         </w:numPr>
-        <w:ind w:hanging="426" w:left="426"/>
+        <w:ind w:left="426" w:hanging="426"/>
         <w:jc w:val="both"/>
         <w:rPr>
           <w:rFonts w:ascii="Arial" w:hAnsi="Arial"/>
@@ -4109,15 +3828,14 @@
       <w:bookmarkEnd w:id="21"/>
       <w:r>
         <w:rPr>
-          <w:rFonts w:ascii="Arial" w:hAnsi="Arial"/>
           <w:lang w:val="pl-PL"/>
         </w:rPr>
         <w:t>Nowoczesne rozwiązania dla technologii wirtualnej rzeczywistości</w:t>
       </w:r>
-      <w:bookmarkStart w:id="22" w:name="_Toc518373998"/>
-      <w:bookmarkStart w:id="23" w:name="_Toc518369842"/>
-      <w:bookmarkStart w:id="24" w:name="_Toc516650491"/>
-      <w:bookmarkStart w:id="25" w:name="_Toc516556283"/>
+      <w:bookmarkStart w:id="22" w:name="_Toc516556283"/>
+      <w:bookmarkStart w:id="23" w:name="_Toc516650491"/>
+      <w:bookmarkStart w:id="24" w:name="_Toc518369842"/>
+      <w:bookmarkStart w:id="25" w:name="_Toc518373998"/>
       <w:bookmarkEnd w:id="22"/>
       <w:bookmarkEnd w:id="23"/>
       <w:bookmarkEnd w:id="24"/>
@@ -4141,16 +3859,7 @@
           <w:szCs w:val="20"/>
           <w:lang w:val="pl-PL" w:eastAsia="en-US" w:bidi="ar-SA"/>
         </w:rPr>
-        <w:t xml:space="preserve">Dziś technologia VR jest wykorzystywana w wielu dziedzinach. Są dla nas dostępne rozwiązania takie jak symulatory przemysłowe, symulatory kierowania pojazdem, projektowanie produktów, prototypowanie, wsparcie w edukacji, treningi medyczne, urozmaicenie aktywności fizycznej, wsparcie w terapii, ale też wszelkiego rodzaju możliwości związane z rozrywką i interakcjami społecznymi [5]. </w:t>
-      </w:r>
-      <w:r>
-        <w:rPr>
-          <w:rFonts w:cs="Arial" w:ascii="Arial" w:hAnsi="Arial"/>
-          <w:sz w:val="20"/>
-          <w:szCs w:val="20"/>
-          <w:lang w:val="pl-PL" w:eastAsia="en-US" w:bidi="ar-SA"/>
-        </w:rPr>
-        <w:t xml:space="preserve">Każde z tych rozwiązań można zaimplementować w innej technologii tak, aby maksymalizować pozytywne doświadczenie użytkownika. </w:t>
+        <w:t xml:space="preserve">Dziś technologia VR jest wykorzystywana w wielu dziedzinach. Są dla nas dostępne rozwiązania takie jak symulatory przemysłowe, symulatory kierowania pojazdem, projektowanie produktów, prototypowanie, wsparcie w edukacji, treningi medyczne, urozmaicenie aktywności fizycznej, wsparcie w terapii, ale też wszelkiego rodzaju możliwości związane z rozrywką i interakcjami społecznymi [5]. Każde z tych rozwiązań można zaimplementować w innej technologii tak, aby maksymalizować pozytywne doświadczenie użytkownika. </w:t>
       </w:r>
     </w:p>
     <w:p>
@@ -4171,34 +3880,7 @@
           <w:szCs w:val="20"/>
           <w:lang w:val="pl-PL" w:eastAsia="en-US" w:bidi="ar-SA"/>
         </w:rPr>
-        <w:t xml:space="preserve">Wirtualną rzeczywistość możemy podzielić na trzy typy i każdemu z nich przypisać technologie sprzętowe dopasowane do rodzaju doświadczenia. Pierwszym z nich jest nieimmersyjna symulacja, dla której wystarczy jedynie komputer lub konsola wideo, wyświetlacz i urządzenie wejścia </w:t>
-      </w:r>
-      <w:r>
-        <w:rPr>
-          <w:rFonts w:cs="Arial" w:ascii="Arial" w:hAnsi="Arial"/>
-          <w:sz w:val="20"/>
-          <w:szCs w:val="20"/>
-          <w:lang w:val="pl-PL" w:eastAsia="en-US" w:bidi="ar-SA"/>
-        </w:rPr>
-        <w:t>[6]</w:t>
-      </w:r>
-      <w:r>
-        <w:rPr>
-          <w:rFonts w:cs="Arial" w:ascii="Arial" w:hAnsi="Arial"/>
-          <w:sz w:val="20"/>
-          <w:szCs w:val="20"/>
-          <w:lang w:val="pl-PL" w:eastAsia="en-US" w:bidi="ar-SA"/>
-        </w:rPr>
-        <w:t xml:space="preserve">. </w:t>
-      </w:r>
-      <w:r>
-        <w:rPr>
-          <w:rFonts w:cs="Arial" w:ascii="Arial" w:hAnsi="Arial"/>
-          <w:sz w:val="20"/>
-          <w:szCs w:val="20"/>
-          <w:lang w:val="pl-PL" w:eastAsia="en-US" w:bidi="ar-SA"/>
-        </w:rPr>
-        <w:t xml:space="preserve">Jest to rodzaj wirtualnej rzeczywistości nie do końca spójny z definicją przedstawioną przez G. C. Burdea oraz P. Coiffeta w „Virtual Reality Technology”, ponieważ zakłada on środowisko wirtualne nie wchodzące w interakcję z użytkownikiem, a jedynie gracza wpływającego swoimi akcjami, na to, co dzieje się w tym wirtualnym środowisku. Przykładami takich nieimmersyjnych rozwiązań są dobrze nam znane gry komputerowe i konsolowe z realistycznymi światami. </w:t>
+        <w:t xml:space="preserve">Wirtualną rzeczywistość możemy podzielić na trzy typy i każdemu z nich przypisać technologie sprzętowe dopasowane do rodzaju doświadczenia. Pierwszym z nich jest nieimmersyjna symulacja, dla której wystarczy jedynie komputer lub konsola wideo, wyświetlacz i urządzenie wejścia [6]. Jest to rodzaj wirtualnej rzeczywistości nie do końca spójny z definicją przedstawioną przez G. C. Burdea oraz P. Coiffeta w „Virtual Reality Technology”, ponieważ zakłada on środowisko wirtualne nie wchodzące w interakcję z użytkownikiem, a jedynie gracza wpływającego swoimi akcjami, na to, co dzieje się w tym wirtualnym środowisku. Przykładami takich nieimmersyjnych rozwiązań są dobrze nam znane gry komputerowe i konsolowe z realistycznymi światami. </w:t>
       </w:r>
     </w:p>
     <w:p>
@@ -4240,16 +3922,7 @@
           <w:szCs w:val="20"/>
           <w:lang w:val="pl-PL" w:eastAsia="en-US" w:bidi="ar-SA"/>
         </w:rPr>
-        <w:t xml:space="preserve">Przykładem pełnej immersji w wirtualnej rzeczywistości, wyróżnianym jako trzeci typ VR, są </w:t>
-      </w:r>
-      <w:r>
-        <w:rPr>
-          <w:rFonts w:cs="Arial" w:ascii="Arial" w:hAnsi="Arial"/>
-          <w:sz w:val="20"/>
-          <w:szCs w:val="20"/>
-          <w:lang w:val="pl-PL" w:eastAsia="en-US" w:bidi="ar-SA"/>
-        </w:rPr>
-        <w:t xml:space="preserve">instalacje CAVE (ang. </w:t>
+        <w:t xml:space="preserve">Przykładem pełnej immersji w wirtualnej rzeczywistości, wyróżnianym jako trzeci typ VR, są instalacje CAVE (ang. </w:t>
       </w:r>
       <w:r>
         <w:rPr>
@@ -4271,41 +3944,29 @@
           <w:szCs w:val="20"/>
           <w:lang w:val="pl-PL" w:eastAsia="en-US" w:bidi="ar-SA"/>
         </w:rPr>
-        <w:t xml:space="preserve">). </w:t>
-      </w:r>
-      <w:r>
-        <w:rPr>
-          <w:rFonts w:cs="Arial" w:ascii="Arial" w:hAnsi="Arial"/>
-          <w:i w:val="false"/>
-          <w:iCs w:val="false"/>
-          <w:sz w:val="20"/>
-          <w:szCs w:val="20"/>
-          <w:lang w:val="pl-PL" w:eastAsia="en-US" w:bidi="ar-SA"/>
-        </w:rPr>
-        <w:t>Aby umożliwić użytkownikowi jak najbardziej realistyczne odbieranie symulacji, stworzono pomieszczenia, najczęściej w kształcie sześcianu, których każda powierzchnia (ściany, sufit i  podłoga) służą jako wyświetlacze. Osoba korzystająca z instalacji CAVE ma na sobie jedynie specjalne okulary oraz urządzenie do odbierania jej akcji, takie jak np. pałeczki, rękawice lub joysticki [6]. Dzięki wejściu przekazywanym do systemu za pomocą tych urządzeń użytkownik realnie wpływa na to, co dzieje się w przestrzeni, w której się znajduje i widzi tego realne skutki. Na podstawie ruchu użytkownika (zarówno przemieszczania się jego sylwetki jak i ruchu gałek ocznych), instalacje CAVE generują stereoskopowe obrazy o wysokiej rozdzielczości dostosowane bezpośrednio do osoby korzystającej z tej technologii, aby doświadczenie było dla niej jak najbardziej realistyczne. Jest to obecnie jedno z najbardziej immersyjnych rozwiązań technologii wirtualnej rzeczywistości.</w:t>
-      </w:r>
-    </w:p>
-    <w:p>
-      <w:pPr>
-        <w:pStyle w:val="Heading1"/>
+        <w:t>). Aby umożliwić użytkownikowi jak najbardziej realistyczne odbieranie symulacji, stworzono pomieszczenia, najczęściej w kształcie sześcianu, których każda powierzchnia (ściany, sufit i  podłoga) służą jako wyświetlacze. Osoba korzystająca z instalacji CAVE ma na sobie jedynie specjalne okulary oraz urządzenie do odbierania jej akcji, takie jak np. pałeczki, rękawice lub joysticki [6]. Dzięki wejściu przekazywanym do systemu za pomocą tych urządzeń użytkownik realnie wpływa na to, co dzieje się w przestrzeni, w której się znajduje i widzi tego realne skutki. Na podstawie ruchu użytkownika (zarówno przemieszczania się jego sylwetki jak i ruchu gałek ocznych), instalacje CAVE generują stereoskopowe obrazy o wysokiej rozdzielczości dostosowane bezpośrednio do osoby korzystającej z tej technologii, aby doświadczenie było dla niej jak najbardziej realistyczne. Jest to obecnie jedno z najbardziej immersyjnych rozwiązań technologii wirtualnej rzeczywistości.</w:t>
+      </w:r>
+    </w:p>
+    <w:p>
+      <w:pPr>
+        <w:pStyle w:val="Nagwek1"/>
         <w:numPr>
           <w:ilvl w:val="0"/>
           <w:numId w:val="1"/>
         </w:numPr>
-        <w:ind w:hanging="426" w:left="426"/>
+        <w:ind w:left="426" w:hanging="426"/>
         <w:rPr>
           <w:rFonts w:ascii="Arial" w:hAnsi="Arial"/>
         </w:rPr>
       </w:pPr>
       <w:bookmarkStart w:id="26" w:name="__RefHeading___Toc629_343945465"/>
-      <w:bookmarkStart w:id="27" w:name="_Toc518373999"/>
-      <w:bookmarkStart w:id="28" w:name="_Toc518369843"/>
-      <w:bookmarkStart w:id="29" w:name="_Toc516650492"/>
-      <w:bookmarkStart w:id="30" w:name="_Toc516556284"/>
+      <w:bookmarkStart w:id="27" w:name="_Toc516556284"/>
+      <w:bookmarkStart w:id="28" w:name="_Toc516650492"/>
+      <w:bookmarkStart w:id="29" w:name="_Toc518369843"/>
+      <w:bookmarkStart w:id="30" w:name="_Toc518373999"/>
       <w:bookmarkEnd w:id="26"/>
       <w:r>
         <w:rPr>
-          <w:rFonts w:ascii="Arial" w:hAnsi="Arial"/>
           <w:lang w:val="en-GB"/>
         </w:rPr>
         <w:t>C</w:t>
@@ -4316,7 +3977,6 @@
       <w:bookmarkEnd w:id="30"/>
       <w:r>
         <w:rPr>
-          <w:rFonts w:ascii="Arial" w:hAnsi="Arial"/>
           <w:lang w:val="en-GB"/>
         </w:rPr>
         <w:t>HARAKETRYSTYKA INSTALACJI TYPU BIGCAVE</w:t>
@@ -4345,12 +4005,12 @@
     </w:p>
     <w:p>
       <w:pPr>
-        <w:pStyle w:val="Heading2"/>
+        <w:pStyle w:val="Nagwek2"/>
         <w:numPr>
           <w:ilvl w:val="1"/>
           <w:numId w:val="1"/>
         </w:numPr>
-        <w:ind w:hanging="426" w:left="426"/>
+        <w:ind w:left="426" w:hanging="426"/>
         <w:jc w:val="both"/>
         <w:rPr>
           <w:rFonts w:ascii="Arial" w:hAnsi="Arial"/>
@@ -4360,25 +4020,22 @@
       <w:bookmarkEnd w:id="31"/>
       <w:r>
         <w:rPr>
-          <w:rFonts w:ascii="Arial" w:hAnsi="Arial"/>
           <w:lang w:val="pl-PL"/>
         </w:rPr>
         <w:t>Zasady działania Laboratorium Zanurzonej Wizualizacji Przestrzennej</w:t>
       </w:r>
-      <w:bookmarkStart w:id="32" w:name="_Toc518373996_kopia_1"/>
-      <w:bookmarkStart w:id="33" w:name="_Toc518369840_kopia_1"/>
-      <w:bookmarkStart w:id="34" w:name="_Toc516650489_kopia_1"/>
-      <w:bookmarkStart w:id="35" w:name="_Toc516556281_kopia_1"/>
-      <w:r>
-        <w:rPr>
-          <w:rFonts w:ascii="Arial" w:hAnsi="Arial"/>
+      <w:bookmarkStart w:id="32" w:name="_Toc516556281_kopia_1"/>
+      <w:bookmarkStart w:id="33" w:name="_Toc516650489_kopia_1"/>
+      <w:bookmarkStart w:id="34" w:name="_Toc518369840_kopia_1"/>
+      <w:bookmarkStart w:id="35" w:name="_Toc518373996_kopia_1"/>
+      <w:r>
+        <w:rPr>
           <w:lang w:val="pl-PL"/>
         </w:rPr>
         <w:t xml:space="preserve"> </w:t>
       </w:r>
       <w:r>
         <w:rPr>
-          <w:rFonts w:ascii="Arial" w:hAnsi="Arial"/>
           <w:b w:val="false"/>
           <w:lang w:val="pl-PL"/>
         </w:rPr>
@@ -4411,12 +4068,12 @@
     </w:p>
     <w:p>
       <w:pPr>
-        <w:pStyle w:val="Heading2"/>
+        <w:pStyle w:val="Nagwek2"/>
         <w:numPr>
           <w:ilvl w:val="1"/>
           <w:numId w:val="1"/>
         </w:numPr>
-        <w:ind w:hanging="426" w:left="426"/>
+        <w:ind w:left="426" w:hanging="426"/>
         <w:jc w:val="both"/>
         <w:rPr>
           <w:rFonts w:ascii="Arial" w:hAnsi="Arial"/>
@@ -4426,25 +4083,22 @@
       <w:bookmarkEnd w:id="36"/>
       <w:r>
         <w:rPr>
-          <w:rFonts w:ascii="Arial" w:hAnsi="Arial"/>
           <w:lang w:val="pl-PL"/>
         </w:rPr>
         <w:t>Narzędzia używane do tworzenia aplikacji dla LZWP</w:t>
       </w:r>
-      <w:bookmarkStart w:id="37" w:name="_Toc518373996_kopia_1_kopia_1"/>
-      <w:bookmarkStart w:id="38" w:name="_Toc518369840_kopia_1_kopia_1"/>
-      <w:bookmarkStart w:id="39" w:name="_Toc516650489_kopia_1_kopia_1"/>
-      <w:bookmarkStart w:id="40" w:name="_Toc516556281_kopia_1_kopia_1"/>
-      <w:r>
-        <w:rPr>
-          <w:rFonts w:ascii="Arial" w:hAnsi="Arial"/>
+      <w:bookmarkStart w:id="37" w:name="_Toc516556281_kopia_1_kopia_1"/>
+      <w:bookmarkStart w:id="38" w:name="_Toc516650489_kopia_1_kopia_1"/>
+      <w:bookmarkStart w:id="39" w:name="_Toc518369840_kopia_1_kopia_1"/>
+      <w:bookmarkStart w:id="40" w:name="_Toc518373996_kopia_1_kopia_1"/>
+      <w:r>
+        <w:rPr>
           <w:lang w:val="pl-PL"/>
         </w:rPr>
         <w:t xml:space="preserve"> </w:t>
       </w:r>
       <w:r>
         <w:rPr>
-          <w:rFonts w:ascii="Arial" w:hAnsi="Arial"/>
           <w:b w:val="false"/>
           <w:lang w:val="pl-PL"/>
         </w:rPr>
@@ -4477,12 +4131,12 @@
     </w:p>
     <w:p>
       <w:pPr>
-        <w:pStyle w:val="Heading1"/>
+        <w:pStyle w:val="Nagwek1"/>
         <w:numPr>
           <w:ilvl w:val="0"/>
           <w:numId w:val="1"/>
         </w:numPr>
-        <w:ind w:hanging="426" w:left="426"/>
+        <w:ind w:left="426" w:hanging="426"/>
         <w:rPr>
           <w:rFonts w:ascii="Arial" w:hAnsi="Arial"/>
           <w:highlight w:val="none"/>
@@ -4493,7 +4147,6 @@
       <w:bookmarkEnd w:id="41"/>
       <w:r>
         <w:rPr>
-          <w:rFonts w:ascii="Arial" w:hAnsi="Arial"/>
           <w:shd w:fill="auto" w:val="clear"/>
           <w:lang w:val="en-GB"/>
         </w:rPr>
@@ -4508,26 +4161,29 @@
         <w:jc w:val="both"/>
         <w:rPr>
           <w:rFonts w:ascii="Arial" w:hAnsi="Arial"/>
-        </w:rPr>
-      </w:pPr>
-      <w:r>
-        <w:rPr>
-          <w:rFonts w:cs="Arial" w:ascii="Arial" w:hAnsi="Arial"/>
-          <w:sz w:val="20"/>
-          <w:szCs w:val="20"/>
-          <w:lang w:val="en-GB"/>
-        </w:rPr>
-        <w:t>Xxxxxxxx xxxxxxx xxxxxxxx xxxxxxxxxxxx xxxxxxxx x xxxxxxxxx. Xxxxx xxxxxxxxx xxxx xxxxxx xxxxx. Xxxxxxxx xxxxxxx xxxxxxxx xxxxxxxxxxxx xxxxxxxx x xxxxxxxxx.</w:t>
-      </w:r>
-    </w:p>
-    <w:p>
-      <w:pPr>
-        <w:pStyle w:val="Heading2"/>
+          <w:sz w:val="20"/>
+          <w:szCs w:val="20"/>
+          <w:lang w:val="pl-PL" w:eastAsia="en-US" w:bidi="ar-SA"/>
+        </w:rPr>
+      </w:pPr>
+      <w:r>
+        <w:rPr>
+          <w:rFonts w:ascii="Arial" w:hAnsi="Arial"/>
+          <w:sz w:val="20"/>
+          <w:szCs w:val="20"/>
+          <w:lang w:val="pl-PL" w:eastAsia="en-US" w:bidi="ar-SA"/>
+        </w:rPr>
+        <w:t>W tym rozdziale przedstawiono szczegółowe cele postawione zespołowi projektowemu i opisano wymagania wobec systemu. Poruszono także temat możliwego ryzyka na drodze pracy nad projektem oraz doprecyzowano plan pracy zespołu projektowego.</w:t>
+      </w:r>
+    </w:p>
+    <w:p>
+      <w:pPr>
+        <w:pStyle w:val="Nagwek2"/>
         <w:numPr>
           <w:ilvl w:val="1"/>
           <w:numId w:val="1"/>
         </w:numPr>
-        <w:ind w:hanging="426" w:left="426"/>
+        <w:ind w:left="426" w:hanging="426"/>
         <w:jc w:val="both"/>
         <w:rPr>
           <w:rFonts w:ascii="Arial" w:hAnsi="Arial"/>
@@ -4537,26 +4193,23 @@
       <w:bookmarkEnd w:id="42"/>
       <w:r>
         <w:rPr>
-          <w:rFonts w:ascii="Arial" w:hAnsi="Arial"/>
           <w:shd w:fill="81D41A" w:val="clear"/>
           <w:lang w:val="pl-PL"/>
         </w:rPr>
         <w:t>Specyfikacja wymagań</w:t>
       </w:r>
-      <w:bookmarkStart w:id="43" w:name="_Toc518373996_kopia_1_kopia_3"/>
-      <w:bookmarkStart w:id="44" w:name="_Toc518369840_kopia_1_kopia_3"/>
-      <w:bookmarkStart w:id="45" w:name="_Toc516650489_kopia_1_kopia_3"/>
-      <w:bookmarkStart w:id="46" w:name="_Toc516556281_kopia_1_kopia_3"/>
-      <w:r>
-        <w:rPr>
-          <w:rFonts w:ascii="Arial" w:hAnsi="Arial"/>
+      <w:bookmarkStart w:id="43" w:name="_Toc516556281_kopia_1_kopia_3"/>
+      <w:bookmarkStart w:id="44" w:name="_Toc516650489_kopia_1_kopia_3"/>
+      <w:bookmarkStart w:id="45" w:name="_Toc518369840_kopia_1_kopia_3"/>
+      <w:bookmarkStart w:id="46" w:name="_Toc518373996_kopia_1_kopia_3"/>
+      <w:r>
+        <w:rPr>
           <w:lang w:val="pl-PL"/>
         </w:rPr>
         <w:t xml:space="preserve"> </w:t>
       </w:r>
       <w:r>
         <w:rPr>
-          <w:rFonts w:ascii="Arial" w:hAnsi="Arial"/>
           <w:b w:val="false"/>
           <w:lang w:val="pl-PL"/>
         </w:rPr>
@@ -4575,39 +4228,41 @@
         <w:jc w:val="both"/>
         <w:rPr>
           <w:rFonts w:ascii="Arial" w:hAnsi="Arial"/>
-        </w:rPr>
-      </w:pPr>
-      <w:r>
-        <w:rPr>
-          <w:rFonts w:cs="Arial" w:ascii="Arial" w:hAnsi="Arial"/>
-          <w:sz w:val="20"/>
-          <w:szCs w:val="20"/>
-          <w:lang w:val="en-GB"/>
-        </w:rPr>
-        <w:t>Xxxxxxxx xxxxxxx xxxxxxxx xxxxxxxxxxxx xxxxxxxx x xxxxxxxxx. Xxxxx xxxxxxxxx xxxx xxxxxx xxxxx. Xxxxxxxx xxxxxxx xxxxxxxx xxxxxxxxxxxx xxxxxxxx x xxxxxxxxx. Xxxxxxxx xxxxxxx xxxxxxxx xxxxxxxxxxxx xxxxxxxx x xxxxxxxxx.</w:t>
-      </w:r>
-    </w:p>
-    <w:p>
-      <w:pPr>
-        <w:pStyle w:val="Heading3"/>
+          <w:sz w:val="20"/>
+          <w:szCs w:val="20"/>
+          <w:lang w:val="pl-PL" w:eastAsia="en-US" w:bidi="ar-SA"/>
+        </w:rPr>
+      </w:pPr>
+      <w:r>
+        <w:rPr>
+          <w:rFonts w:ascii="Arial" w:hAnsi="Arial"/>
+          <w:sz w:val="20"/>
+          <w:szCs w:val="20"/>
+          <w:lang w:val="pl-PL" w:eastAsia="en-US" w:bidi="ar-SA"/>
+        </w:rPr>
+        <w:t>Ten podrozdział przeznaczony został zagłębieniu się w genezę tematu projektowego, przyczyny zapotrzebowania na taki projekt oraz doprecyzowaniu zamysłu na całość systemu.</w:t>
+      </w:r>
+    </w:p>
+    <w:p>
+      <w:pPr>
+        <w:pStyle w:val="Nagwek3"/>
         <w:numPr>
           <w:ilvl w:val="2"/>
           <w:numId w:val="1"/>
         </w:numPr>
-        <w:ind w:hanging="709" w:left="709"/>
+        <w:ind w:left="709" w:hanging="709"/>
         <w:rPr>
           <w:rFonts w:ascii="Arial" w:hAnsi="Arial"/>
         </w:rPr>
       </w:pPr>
       <w:bookmarkStart w:id="47" w:name="__RefHeading___Toc625_343945465_kopia_1"/>
-      <w:bookmarkStart w:id="48" w:name="_Toc518373997_kopia_1"/>
-      <w:bookmarkStart w:id="49" w:name="_Toc518369841_kopia_1"/>
-      <w:bookmarkStart w:id="50" w:name="_Toc516650490_kopia_1"/>
-      <w:bookmarkStart w:id="51" w:name="_Toc516556282_kopia_1"/>
+      <w:bookmarkStart w:id="48" w:name="_Toc516556282_kopia_1"/>
+      <w:bookmarkStart w:id="49" w:name="_Toc516650490_kopia_1"/>
+      <w:bookmarkStart w:id="50" w:name="_Toc518369841_kopia_1"/>
+      <w:bookmarkStart w:id="51" w:name="_Toc518373997_kopia_1"/>
       <w:bookmarkEnd w:id="47"/>
       <w:r>
         <w:rPr>
-          <w:rFonts w:ascii="Arial" w:hAnsi="Arial"/>
           <w:lang w:val="pl-PL" w:eastAsia="en-US" w:bidi="ar-SA"/>
         </w:rPr>
         <w:t>C</w:t>
@@ -4618,7 +4273,6 @@
       <w:bookmarkEnd w:id="51"/>
       <w:r>
         <w:rPr>
-          <w:rFonts w:ascii="Arial" w:hAnsi="Arial"/>
           <w:lang w:val="pl-PL" w:eastAsia="en-US" w:bidi="ar-SA"/>
         </w:rPr>
         <w:t>el i przeznaczenie projektu</w:t>
@@ -4641,17 +4295,17 @@
           <w:szCs w:val="20"/>
           <w:lang w:val="pl-PL" w:eastAsia="en-US" w:bidi="ar-SA"/>
         </w:rPr>
-        <w:t>Xxxxxxxx xxxxxxx xxxxxxxx xxxxxxxxxxxx xxxxxxxx x xxxxxxxxx. Xxxxx xxxxxxxxx xxxx xxxxxx xxxxx. Xxxxxxxx xxxxxxx xxxxxxxx xxxxxxxxxxxx xxxxxxxx x xxxxxxxxx. Xxxxxxxx xxxxxxx xxxxxxxx xxxxxxxxxxxx xxxxxxxx x xxxxxxxxx.</w:t>
-      </w:r>
-    </w:p>
-    <w:p>
-      <w:pPr>
-        <w:pStyle w:val="Heading3"/>
+        <w:t>Gra VR „Pogromcy wirtualnych duchów” ma na celu nakierować graczy na współpracę. Według pierwotnego zamysłu, użytkownicy, aby pokonać pojawiające się w przestrzeni wirtualnej duchy, muszą je zaatakować w tym samym momencie. Zmotywuje ich to do odpowiedniej komunikacji między sobą i współpracy, a od systemu będzie wymagało synchronizacji akcji graczy tak, aby mogli się liczyć z adekwatnymi do ich ruchów efektami. Ponadto, aby dodatkowo nakłonić użytkowników do kooperacji, zaatakowanie ducha przez tylko jednego gracza ma spowodować reakcję danego ducha – zacznie on gonić osobę, która go zaatakowała, a każdy kolejny cios zadany samodzielnie będzie przyspieszał gonitwę. Taka konstrukcja rozgrywki ma pozwolić przeanalizować technologię LZWP pozwalającą na korzystanie z przestrzeni wirtualnej przez dwóch graczy jednocześnie. Umożliwi ona badanie poziomu synchronizacji systemu i immersji użytkowników. Jeśli wyniki uzyskane na ukończeniu projektu pokryją się z oczekiwaniami wobec systemu, aplikacja będzie mogła być wykorzystywana do prezentowania technologii wirtualnej przestrzeni dwuosobowej interesariuszom.</w:t>
+      </w:r>
+    </w:p>
+    <w:p>
+      <w:pPr>
+        <w:pStyle w:val="Nagwek3"/>
         <w:numPr>
           <w:ilvl w:val="2"/>
           <w:numId w:val="1"/>
         </w:numPr>
-        <w:ind w:hanging="709" w:left="709"/>
+        <w:ind w:left="709" w:hanging="709"/>
         <w:rPr>
           <w:rFonts w:ascii="Arial" w:hAnsi="Arial"/>
         </w:rPr>
@@ -4660,7 +4314,6 @@
       <w:bookmarkEnd w:id="52"/>
       <w:r>
         <w:rPr>
-          <w:rFonts w:ascii="Arial" w:hAnsi="Arial"/>
           <w:lang w:val="en-GB"/>
         </w:rPr>
         <w:t>Kontekst realizacji projektu</w:t>
@@ -4674,39 +4327,41 @@
         <w:jc w:val="both"/>
         <w:rPr>
           <w:rFonts w:ascii="Arial" w:hAnsi="Arial"/>
-        </w:rPr>
-      </w:pPr>
-      <w:r>
-        <w:rPr>
-          <w:rFonts w:cs="Arial" w:ascii="Arial" w:hAnsi="Arial"/>
-          <w:sz w:val="20"/>
-          <w:szCs w:val="20"/>
-          <w:lang w:val="en-GB"/>
-        </w:rPr>
-        <w:t>Xxxxxxxx xxxxxxx xxxxxxxx xxxxxxxxxxxx xxxxxxxx x xxxxxxxxx. Xxxxx xxxxxxxxx xxxx xxxxxx xxxxx. Xxxxxxxx xxxxxxx xxxxxxxx xxxxxxxxxxxx xxxxxxxx x xxxxxxxxx. Xxxxxxxx xxxxxxx xxxxxxxx xxxxxxxxxxxx xxxxxxxx x xxxxxxxxx.</w:t>
-      </w:r>
-    </w:p>
-    <w:p>
-      <w:pPr>
-        <w:pStyle w:val="Heading3"/>
+          <w:sz w:val="20"/>
+          <w:szCs w:val="20"/>
+          <w:lang w:val="pl-PL" w:eastAsia="en-US" w:bidi="ar-SA"/>
+        </w:rPr>
+      </w:pPr>
+      <w:r>
+        <w:rPr>
+          <w:rFonts w:ascii="Arial" w:hAnsi="Arial"/>
+          <w:sz w:val="20"/>
+          <w:szCs w:val="20"/>
+          <w:lang w:val="pl-PL" w:eastAsia="en-US" w:bidi="ar-SA"/>
+        </w:rPr>
+        <w:t>Temat projektu inżynierskiego został zaproponowany przez dr inż. Jacka Lebiedzia, kierownika Laboratorium Zanurzonej Wizualizacji Przestrzennej. Dotychczas technologia wykorzystywana w laboratorium przystosowana była do tworzenia symulacji tylko dla jednej osoby. Podejmowano się prób dostosowywania tego rozwiązania pod rozgrywki dwuosobowe, jednak kilka lat po tych doświadczeniach postanowiono zainstalować w laboratorium nową technologię odgórnie przystosowaną do użytkowania przez dwie osoby jednocześnie. Zaproponowany przez dr inż. Lebiedzia koncept „Pogromców wirtualnych duchów” miał być jedną z pierwszych aplikacji napisanych specjalnie pod wykorzystanie w nowej technologii zainstalowanej w LZWP. Natura kooperacyjna gry ma pozwolić jak najlepiej pokazać możliwości przestrzeni wirtualnej tworzonej dla dwóch osób jednocześnie, zarówno dla zbadania nowej technologii VR, jak i dla zaprezentowania nowych możliwości laboratorium. Takie zastosowanie będzie można bowiem przedstawić osobom zwiedzającym wydział Elektroniki, Telekomunikacji i Informatyki Politechniki Gdańskiej podczas takich wydarzeń jak np. drzwi otwarte oraz inżynierom, naukowcom i innym interesariuszom chętnym do pracy z technologią VR w Laboratorium Zanurzonej Wizualizacji Przestrzennej.</w:t>
+      </w:r>
+    </w:p>
+    <w:p>
+      <w:pPr>
+        <w:pStyle w:val="Nagwek3"/>
         <w:numPr>
           <w:ilvl w:val="2"/>
           <w:numId w:val="1"/>
         </w:numPr>
-        <w:ind w:hanging="709" w:left="709"/>
+        <w:ind w:left="709" w:hanging="709"/>
         <w:rPr>
           <w:rFonts w:ascii="Arial" w:hAnsi="Arial"/>
         </w:rPr>
       </w:pPr>
       <w:bookmarkStart w:id="53" w:name="__RefHeading___Toc625_343945465_kopia_5"/>
-      <w:bookmarkStart w:id="54" w:name="_Toc518373997_kopia_6"/>
-      <w:bookmarkStart w:id="55" w:name="_Toc518369841_kopia_6"/>
-      <w:bookmarkStart w:id="56" w:name="_Toc516650490_kopia_6"/>
-      <w:bookmarkStart w:id="57" w:name="_Toc516556282_kopia_6"/>
+      <w:bookmarkStart w:id="54" w:name="_Toc516556282_kopia_6"/>
+      <w:bookmarkStart w:id="55" w:name="_Toc516650490_kopia_6"/>
+      <w:bookmarkStart w:id="56" w:name="_Toc518369841_kopia_6"/>
+      <w:bookmarkStart w:id="57" w:name="_Toc518373997_kopia_6"/>
       <w:bookmarkEnd w:id="53"/>
       <w:r>
         <w:rPr>
-          <w:rFonts w:ascii="Arial" w:hAnsi="Arial"/>
           <w:lang w:val="en-GB"/>
         </w:rPr>
         <w:t>O</w:t>
@@ -4717,7 +4372,6 @@
       <w:bookmarkEnd w:id="57"/>
       <w:r>
         <w:rPr>
-          <w:rFonts w:ascii="Arial" w:hAnsi="Arial"/>
           <w:lang w:val="en-GB"/>
         </w:rPr>
         <w:t>gólna charakterystyka systemu (?)</w:t>
@@ -4745,12 +4399,12 @@
     </w:p>
     <w:p>
       <w:pPr>
-        <w:pStyle w:val="Heading2"/>
+        <w:pStyle w:val="Nagwek2"/>
         <w:numPr>
           <w:ilvl w:val="1"/>
           <w:numId w:val="1"/>
         </w:numPr>
-        <w:ind w:hanging="426" w:left="426"/>
+        <w:ind w:left="426" w:hanging="426"/>
         <w:jc w:val="both"/>
         <w:rPr>
           <w:rFonts w:ascii="Arial" w:hAnsi="Arial"/>
@@ -4760,25 +4414,22 @@
       <w:bookmarkEnd w:id="58"/>
       <w:r>
         <w:rPr>
-          <w:rFonts w:ascii="Arial" w:hAnsi="Arial"/>
           <w:lang w:val="pl-PL"/>
         </w:rPr>
         <w:t>Analiza wymagań funkcjonalnych</w:t>
       </w:r>
-      <w:bookmarkStart w:id="59" w:name="_Toc518373996_kopia_1_kopia_4"/>
-      <w:bookmarkStart w:id="60" w:name="_Toc518369840_kopia_1_kopia_4"/>
-      <w:bookmarkStart w:id="61" w:name="_Toc516650489_kopia_1_kopia_4"/>
-      <w:bookmarkStart w:id="62" w:name="_Toc516556281_kopia_1_kopia_4"/>
-      <w:r>
-        <w:rPr>
-          <w:rFonts w:ascii="Arial" w:hAnsi="Arial"/>
+      <w:bookmarkStart w:id="59" w:name="_Toc516556281_kopia_1_kopia_4"/>
+      <w:bookmarkStart w:id="60" w:name="_Toc516650489_kopia_1_kopia_4"/>
+      <w:bookmarkStart w:id="61" w:name="_Toc518369840_kopia_1_kopia_4"/>
+      <w:bookmarkStart w:id="62" w:name="_Toc518373996_kopia_1_kopia_4"/>
+      <w:r>
+        <w:rPr>
           <w:lang w:val="pl-PL"/>
         </w:rPr>
         <w:t xml:space="preserve"> </w:t>
       </w:r>
       <w:r>
         <w:rPr>
-          <w:rFonts w:ascii="Arial" w:hAnsi="Arial"/>
           <w:b w:val="false"/>
           <w:lang w:val="pl-PL"/>
         </w:rPr>
@@ -4811,12 +4462,12 @@
     </w:p>
     <w:p>
       <w:pPr>
-        <w:pStyle w:val="Heading2"/>
+        <w:pStyle w:val="Nagwek2"/>
         <w:numPr>
           <w:ilvl w:val="1"/>
           <w:numId w:val="1"/>
         </w:numPr>
-        <w:ind w:hanging="426" w:left="426"/>
+        <w:ind w:left="426" w:hanging="426"/>
         <w:jc w:val="both"/>
         <w:rPr>
           <w:rFonts w:ascii="Arial" w:hAnsi="Arial"/>
@@ -4826,25 +4477,22 @@
       <w:bookmarkEnd w:id="63"/>
       <w:r>
         <w:rPr>
-          <w:rFonts w:ascii="Arial" w:hAnsi="Arial"/>
           <w:lang w:val="pl-PL"/>
         </w:rPr>
         <w:t>Analiza wymagań użytkowych</w:t>
       </w:r>
-      <w:bookmarkStart w:id="64" w:name="_Toc518373996_kopia_1_kopia_5"/>
-      <w:bookmarkStart w:id="65" w:name="_Toc518369840_kopia_1_kopia_5"/>
-      <w:bookmarkStart w:id="66" w:name="_Toc516650489_kopia_1_kopia_5"/>
-      <w:bookmarkStart w:id="67" w:name="_Toc516556281_kopia_1_kopia_5"/>
-      <w:r>
-        <w:rPr>
-          <w:rFonts w:ascii="Arial" w:hAnsi="Arial"/>
+      <w:bookmarkStart w:id="64" w:name="_Toc516556281_kopia_1_kopia_5"/>
+      <w:bookmarkStart w:id="65" w:name="_Toc516650489_kopia_1_kopia_5"/>
+      <w:bookmarkStart w:id="66" w:name="_Toc518369840_kopia_1_kopia_5"/>
+      <w:bookmarkStart w:id="67" w:name="_Toc518373996_kopia_1_kopia_5"/>
+      <w:r>
+        <w:rPr>
           <w:lang w:val="pl-PL"/>
         </w:rPr>
         <w:t xml:space="preserve"> </w:t>
       </w:r>
       <w:r>
         <w:rPr>
-          <w:rFonts w:ascii="Arial" w:hAnsi="Arial"/>
           <w:b w:val="false"/>
           <w:lang w:val="pl-PL"/>
         </w:rPr>
@@ -4877,12 +4525,12 @@
     </w:p>
     <w:p>
       <w:pPr>
-        <w:pStyle w:val="Heading2"/>
+        <w:pStyle w:val="Nagwek2"/>
         <w:numPr>
           <w:ilvl w:val="1"/>
           <w:numId w:val="1"/>
         </w:numPr>
-        <w:ind w:hanging="426" w:left="426"/>
+        <w:ind w:left="426" w:hanging="426"/>
         <w:jc w:val="both"/>
         <w:rPr>
           <w:rFonts w:ascii="Arial" w:hAnsi="Arial"/>
@@ -4892,18 +4540,16 @@
       <w:bookmarkEnd w:id="68"/>
       <w:r>
         <w:rPr>
-          <w:rFonts w:ascii="Arial" w:hAnsi="Arial"/>
           <w:lang w:val="pl-PL"/>
         </w:rPr>
         <w:t>Kryteria akceptacji</w:t>
       </w:r>
-      <w:bookmarkStart w:id="69" w:name="_Toc518373996_kopia_1_kopia_6"/>
-      <w:bookmarkStart w:id="70" w:name="_Toc518369840_kopia_1_kopia_6"/>
-      <w:bookmarkStart w:id="71" w:name="_Toc516650489_kopia_1_kopia_6"/>
-      <w:bookmarkStart w:id="72" w:name="_Toc516556281_kopia_1_kopia_6"/>
-      <w:r>
-        <w:rPr>
-          <w:rFonts w:ascii="Arial" w:hAnsi="Arial"/>
+      <w:bookmarkStart w:id="69" w:name="_Toc516556281_kopia_1_kopia_6"/>
+      <w:bookmarkStart w:id="70" w:name="_Toc516650489_kopia_1_kopia_6"/>
+      <w:bookmarkStart w:id="71" w:name="_Toc518369840_kopia_1_kopia_6"/>
+      <w:bookmarkStart w:id="72" w:name="_Toc518373996_kopia_1_kopia_6"/>
+      <w:r>
+        <w:rPr>
           <w:lang w:val="pl-PL"/>
         </w:rPr>
         <w:t xml:space="preserve"> </w:t>
@@ -4935,12 +4581,12 @@
     </w:p>
     <w:p>
       <w:pPr>
-        <w:pStyle w:val="Heading2"/>
+        <w:pStyle w:val="Nagwek2"/>
         <w:numPr>
           <w:ilvl w:val="1"/>
           <w:numId w:val="1"/>
         </w:numPr>
-        <w:ind w:hanging="426" w:left="426"/>
+        <w:ind w:left="426" w:hanging="426"/>
         <w:jc w:val="both"/>
         <w:rPr>
           <w:rFonts w:ascii="Arial" w:hAnsi="Arial"/>
@@ -4950,26 +4596,23 @@
       <w:bookmarkEnd w:id="73"/>
       <w:r>
         <w:rPr>
-          <w:rFonts w:ascii="Arial" w:hAnsi="Arial"/>
           <w:shd w:fill="81D41A" w:val="clear"/>
           <w:lang w:val="pl-PL"/>
         </w:rPr>
         <w:t>Analiza ryzyka</w:t>
       </w:r>
-      <w:bookmarkStart w:id="74" w:name="_Toc518373996_kopia_1_kopia_7_kopia_1"/>
-      <w:bookmarkStart w:id="75" w:name="_Toc518369840_kopia_1_kopia_7_kopia_1"/>
-      <w:bookmarkStart w:id="76" w:name="_Toc516650489_kopia_1_kopia_7_kopia_1"/>
-      <w:bookmarkStart w:id="77" w:name="_Toc516556281_kopia_1_kopia_7_kopia_1"/>
-      <w:r>
-        <w:rPr>
-          <w:rFonts w:ascii="Arial" w:hAnsi="Arial"/>
+      <w:bookmarkStart w:id="74" w:name="_Toc516556281_kopia_1_kopia_7_kopia_1"/>
+      <w:bookmarkStart w:id="75" w:name="_Toc516650489_kopia_1_kopia_7_kopia_1"/>
+      <w:bookmarkStart w:id="76" w:name="_Toc518369840_kopia_1_kopia_7_kopia_1"/>
+      <w:bookmarkStart w:id="77" w:name="_Toc518373996_kopia_1_kopia_7_kopia_1"/>
+      <w:r>
+        <w:rPr>
           <w:lang w:val="pl-PL"/>
         </w:rPr>
         <w:t xml:space="preserve"> </w:t>
       </w:r>
       <w:r>
         <w:rPr>
-          <w:rFonts w:ascii="Arial" w:hAnsi="Arial"/>
           <w:b w:val="false"/>
           <w:lang w:val="pl-PL"/>
         </w:rPr>
@@ -5002,12 +4645,12 @@
     </w:p>
     <w:p>
       <w:pPr>
-        <w:pStyle w:val="Heading2"/>
+        <w:pStyle w:val="Nagwek2"/>
         <w:numPr>
           <w:ilvl w:val="1"/>
           <w:numId w:val="1"/>
         </w:numPr>
-        <w:ind w:hanging="426" w:left="426"/>
+        <w:ind w:left="426" w:hanging="426"/>
         <w:jc w:val="both"/>
         <w:rPr>
           <w:rFonts w:ascii="Arial" w:hAnsi="Arial"/>
@@ -5017,25 +4660,22 @@
       <w:bookmarkEnd w:id="78"/>
       <w:r>
         <w:rPr>
-          <w:rFonts w:ascii="Arial" w:hAnsi="Arial"/>
           <w:lang w:val="pl-PL"/>
         </w:rPr>
         <w:t>Wybór środowiska implementacji</w:t>
       </w:r>
-      <w:bookmarkStart w:id="79" w:name="_Toc518373996_kopia_1_kopia_7"/>
-      <w:bookmarkStart w:id="80" w:name="_Toc518369840_kopia_1_kopia_7"/>
-      <w:bookmarkStart w:id="81" w:name="_Toc516650489_kopia_1_kopia_7"/>
-      <w:bookmarkStart w:id="82" w:name="_Toc516556281_kopia_1_kopia_7"/>
-      <w:r>
-        <w:rPr>
-          <w:rFonts w:ascii="Arial" w:hAnsi="Arial"/>
+      <w:bookmarkStart w:id="79" w:name="_Toc516556281_kopia_1_kopia_7"/>
+      <w:bookmarkStart w:id="80" w:name="_Toc516650489_kopia_1_kopia_7"/>
+      <w:bookmarkStart w:id="81" w:name="_Toc518369840_kopia_1_kopia_7"/>
+      <w:bookmarkStart w:id="82" w:name="_Toc518373996_kopia_1_kopia_7"/>
+      <w:r>
+        <w:rPr>
           <w:lang w:val="pl-PL"/>
         </w:rPr>
         <w:t xml:space="preserve"> </w:t>
       </w:r>
       <w:r>
         <w:rPr>
-          <w:rFonts w:ascii="Arial" w:hAnsi="Arial"/>
           <w:b w:val="false"/>
           <w:lang w:val="pl-PL"/>
         </w:rPr>
@@ -5068,12 +4708,12 @@
     </w:p>
     <w:p>
       <w:pPr>
-        <w:pStyle w:val="Heading2"/>
+        <w:pStyle w:val="Nagwek2"/>
         <w:numPr>
           <w:ilvl w:val="1"/>
           <w:numId w:val="1"/>
         </w:numPr>
-        <w:ind w:hanging="426" w:left="426"/>
+        <w:ind w:left="426" w:hanging="426"/>
         <w:jc w:val="both"/>
         <w:rPr>
           <w:rFonts w:ascii="Arial" w:hAnsi="Arial"/>
@@ -5083,25 +4723,22 @@
       <w:bookmarkEnd w:id="83"/>
       <w:r>
         <w:rPr>
-          <w:rFonts w:ascii="Arial" w:hAnsi="Arial"/>
           <w:lang w:val="pl-PL"/>
         </w:rPr>
         <w:t>Rozszerzalność</w:t>
       </w:r>
-      <w:bookmarkStart w:id="84" w:name="_Toc518373996_kopia_1_kopia_8"/>
-      <w:bookmarkStart w:id="85" w:name="_Toc518369840_kopia_1_kopia_8"/>
-      <w:bookmarkStart w:id="86" w:name="_Toc516650489_kopia_1_kopia_8"/>
-      <w:bookmarkStart w:id="87" w:name="_Toc516556281_kopia_1_kopia_8"/>
-      <w:r>
-        <w:rPr>
-          <w:rFonts w:ascii="Arial" w:hAnsi="Arial"/>
+      <w:bookmarkStart w:id="84" w:name="_Toc516556281_kopia_1_kopia_8"/>
+      <w:bookmarkStart w:id="85" w:name="_Toc516650489_kopia_1_kopia_8"/>
+      <w:bookmarkStart w:id="86" w:name="_Toc518369840_kopia_1_kopia_8"/>
+      <w:bookmarkStart w:id="87" w:name="_Toc518373996_kopia_1_kopia_8"/>
+      <w:r>
+        <w:rPr>
           <w:lang w:val="pl-PL"/>
         </w:rPr>
         <w:t xml:space="preserve"> </w:t>
       </w:r>
       <w:r>
         <w:rPr>
-          <w:rFonts w:ascii="Arial" w:hAnsi="Arial"/>
           <w:b w:val="false"/>
           <w:lang w:val="pl-PL"/>
         </w:rPr>
@@ -5134,12 +4771,12 @@
     </w:p>
     <w:p>
       <w:pPr>
-        <w:pStyle w:val="Heading2"/>
+        <w:pStyle w:val="Nagwek2"/>
         <w:numPr>
           <w:ilvl w:val="1"/>
           <w:numId w:val="1"/>
         </w:numPr>
-        <w:ind w:hanging="426" w:left="426"/>
+        <w:ind w:left="426" w:hanging="426"/>
         <w:jc w:val="both"/>
         <w:rPr>
           <w:rFonts w:ascii="Arial" w:hAnsi="Arial"/>
@@ -5149,25 +4786,22 @@
       <w:bookmarkEnd w:id="88"/>
       <w:r>
         <w:rPr>
-          <w:rFonts w:ascii="Arial" w:hAnsi="Arial"/>
           <w:lang w:val="pl-PL"/>
         </w:rPr>
         <w:t>Planowany sposób realizacji projektu</w:t>
       </w:r>
-      <w:bookmarkStart w:id="89" w:name="_Toc518373996_kopia_1_kopia_9"/>
-      <w:bookmarkStart w:id="90" w:name="_Toc518369840_kopia_1_kopia_9"/>
-      <w:bookmarkStart w:id="91" w:name="_Toc516650489_kopia_1_kopia_9"/>
-      <w:bookmarkStart w:id="92" w:name="_Toc516556281_kopia_1_kopia_9"/>
-      <w:r>
-        <w:rPr>
-          <w:rFonts w:ascii="Arial" w:hAnsi="Arial"/>
+      <w:bookmarkStart w:id="89" w:name="_Toc516556281_kopia_1_kopia_9"/>
+      <w:bookmarkStart w:id="90" w:name="_Toc516650489_kopia_1_kopia_9"/>
+      <w:bookmarkStart w:id="91" w:name="_Toc518369840_kopia_1_kopia_9"/>
+      <w:bookmarkStart w:id="92" w:name="_Toc518373996_kopia_1_kopia_9"/>
+      <w:r>
+        <w:rPr>
           <w:lang w:val="pl-PL"/>
         </w:rPr>
         <w:t xml:space="preserve"> </w:t>
       </w:r>
       <w:r>
         <w:rPr>
-          <w:rFonts w:ascii="Arial" w:hAnsi="Arial"/>
           <w:b w:val="false"/>
           <w:lang w:val="pl-PL"/>
         </w:rPr>
@@ -5200,12 +4834,12 @@
     </w:p>
     <w:p>
       <w:pPr>
-        <w:pStyle w:val="Heading3"/>
+        <w:pStyle w:val="Nagwek3"/>
         <w:numPr>
           <w:ilvl w:val="2"/>
           <w:numId w:val="1"/>
         </w:numPr>
-        <w:ind w:hanging="709" w:left="709"/>
+        <w:ind w:left="709" w:hanging="709"/>
         <w:rPr>
           <w:rFonts w:ascii="Arial" w:hAnsi="Arial"/>
         </w:rPr>
@@ -5214,7 +4848,6 @@
       <w:bookmarkEnd w:id="93"/>
       <w:r>
         <w:rPr>
-          <w:rFonts w:ascii="Arial" w:hAnsi="Arial"/>
           <w:lang w:val="en-GB"/>
         </w:rPr>
         <w:t>Członkowie zespołu projektowego</w:t>
@@ -5242,12 +4875,12 @@
     </w:p>
     <w:p>
       <w:pPr>
-        <w:pStyle w:val="Heading2"/>
+        <w:pStyle w:val="Nagwek2"/>
         <w:numPr>
           <w:ilvl w:val="1"/>
           <w:numId w:val="1"/>
         </w:numPr>
-        <w:ind w:hanging="426" w:left="426"/>
+        <w:ind w:left="426" w:hanging="426"/>
         <w:jc w:val="both"/>
         <w:rPr>
           <w:rFonts w:ascii="Arial" w:hAnsi="Arial"/>
@@ -5257,25 +4890,22 @@
       <w:bookmarkEnd w:id="94"/>
       <w:r>
         <w:rPr>
-          <w:rFonts w:ascii="Arial" w:hAnsi="Arial"/>
           <w:lang w:val="pl-PL"/>
         </w:rPr>
         <w:t>Planowany harmonogram realizacji</w:t>
       </w:r>
-      <w:bookmarkStart w:id="95" w:name="_Toc518373996_kopia_1_kopia_9_kopia_3_ko"/>
-      <w:bookmarkStart w:id="96" w:name="_Toc518369840_kopia_1_kopia_9_kopia_3_ko"/>
-      <w:bookmarkStart w:id="97" w:name="_Toc516650489_kopia_1_kopia_9_kopia_3_ko"/>
-      <w:bookmarkStart w:id="98" w:name="_Toc516556281_kopia_1_kopia_9_kopia_3_ko"/>
-      <w:r>
-        <w:rPr>
-          <w:rFonts w:ascii="Arial" w:hAnsi="Arial"/>
+      <w:bookmarkStart w:id="95" w:name="_Toc516556281_kopia_1_kopia_9_kopia_3_ko"/>
+      <w:bookmarkStart w:id="96" w:name="_Toc516650489_kopia_1_kopia_9_kopia_3_ko"/>
+      <w:bookmarkStart w:id="97" w:name="_Toc518369840_kopia_1_kopia_9_kopia_3_ko"/>
+      <w:bookmarkStart w:id="98" w:name="_Toc518373996_kopia_1_kopia_9_kopia_3_ko"/>
+      <w:r>
+        <w:rPr>
           <w:lang w:val="pl-PL"/>
         </w:rPr>
         <w:t xml:space="preserve"> projektu </w:t>
       </w:r>
       <w:r>
         <w:rPr>
-          <w:rFonts w:ascii="Arial" w:hAnsi="Arial"/>
           <w:b w:val="false"/>
           <w:lang w:val="pl-PL"/>
         </w:rPr>
@@ -5308,12 +4938,12 @@
     </w:p>
     <w:p>
       <w:pPr>
-        <w:pStyle w:val="Heading1"/>
+        <w:pStyle w:val="Nagwek1"/>
         <w:numPr>
           <w:ilvl w:val="0"/>
           <w:numId w:val="1"/>
         </w:numPr>
-        <w:ind w:hanging="426" w:left="426"/>
+        <w:ind w:left="426" w:hanging="426"/>
         <w:rPr>
           <w:rFonts w:ascii="Arial" w:hAnsi="Arial"/>
           <w:highlight w:val="none"/>
@@ -5324,7 +4954,6 @@
       <w:bookmarkEnd w:id="99"/>
       <w:r>
         <w:rPr>
-          <w:rFonts w:ascii="Arial" w:hAnsi="Arial"/>
           <w:shd w:fill="auto" w:val="clear"/>
           <w:lang w:val="en-GB"/>
         </w:rPr>
@@ -5353,12 +4982,12 @@
     </w:p>
     <w:p>
       <w:pPr>
-        <w:pStyle w:val="Heading2"/>
+        <w:pStyle w:val="Nagwek2"/>
         <w:numPr>
           <w:ilvl w:val="1"/>
           <w:numId w:val="1"/>
         </w:numPr>
-        <w:ind w:hanging="426" w:left="426"/>
+        <w:ind w:left="426" w:hanging="426"/>
         <w:jc w:val="both"/>
         <w:rPr>
           <w:rFonts w:ascii="Arial" w:hAnsi="Arial"/>
@@ -5368,25 +4997,22 @@
       <w:bookmarkEnd w:id="100"/>
       <w:r>
         <w:rPr>
-          <w:rFonts w:ascii="Arial" w:hAnsi="Arial"/>
           <w:lang w:val="pl-PL"/>
         </w:rPr>
         <w:t>Architektura systemu</w:t>
       </w:r>
-      <w:bookmarkStart w:id="101" w:name="_Toc518373996_kopia_1_kopia_9_kopia_1"/>
-      <w:bookmarkStart w:id="102" w:name="_Toc518369840_kopia_1_kopia_9_kopia_1"/>
-      <w:bookmarkStart w:id="103" w:name="_Toc516650489_kopia_1_kopia_9_kopia_1"/>
-      <w:bookmarkStart w:id="104" w:name="_Toc516556281_kopia_1_kopia_9_kopia_1"/>
-      <w:r>
-        <w:rPr>
-          <w:rFonts w:ascii="Arial" w:hAnsi="Arial"/>
+      <w:bookmarkStart w:id="101" w:name="_Toc516556281_kopia_1_kopia_9_kopia_1"/>
+      <w:bookmarkStart w:id="102" w:name="_Toc516650489_kopia_1_kopia_9_kopia_1"/>
+      <w:bookmarkStart w:id="103" w:name="_Toc518369840_kopia_1_kopia_9_kopia_1"/>
+      <w:bookmarkStart w:id="104" w:name="_Toc518373996_kopia_1_kopia_9_kopia_1"/>
+      <w:r>
+        <w:rPr>
           <w:lang w:val="pl-PL"/>
         </w:rPr>
         <w:t xml:space="preserve"> </w:t>
       </w:r>
       <w:r>
         <w:rPr>
-          <w:rFonts w:ascii="Arial" w:hAnsi="Arial"/>
           <w:b w:val="false"/>
           <w:lang w:val="pl-PL"/>
         </w:rPr>
@@ -5419,12 +5045,12 @@
     </w:p>
     <w:p>
       <w:pPr>
-        <w:pStyle w:val="Heading2"/>
+        <w:pStyle w:val="Nagwek2"/>
         <w:numPr>
           <w:ilvl w:val="1"/>
           <w:numId w:val="1"/>
         </w:numPr>
-        <w:ind w:hanging="426" w:left="426"/>
+        <w:ind w:left="426" w:hanging="426"/>
         <w:jc w:val="both"/>
         <w:rPr>
           <w:rFonts w:ascii="Arial" w:hAnsi="Arial"/>
@@ -5434,25 +5060,22 @@
       <w:bookmarkEnd w:id="105"/>
       <w:r>
         <w:rPr>
-          <w:rFonts w:ascii="Arial" w:hAnsi="Arial"/>
           <w:lang w:val="pl-PL"/>
         </w:rPr>
         <w:t>Przypadki użycia</w:t>
       </w:r>
-      <w:bookmarkStart w:id="106" w:name="_Toc518373996_kopia_1_kopia_9_kopia_2"/>
-      <w:bookmarkStart w:id="107" w:name="_Toc518369840_kopia_1_kopia_9_kopia_2"/>
-      <w:bookmarkStart w:id="108" w:name="_Toc516650489_kopia_1_kopia_9_kopia_2"/>
-      <w:bookmarkStart w:id="109" w:name="_Toc516556281_kopia_1_kopia_9_kopia_2"/>
-      <w:r>
-        <w:rPr>
-          <w:rFonts w:ascii="Arial" w:hAnsi="Arial"/>
+      <w:bookmarkStart w:id="106" w:name="_Toc516556281_kopia_1_kopia_9_kopia_2"/>
+      <w:bookmarkStart w:id="107" w:name="_Toc516650489_kopia_1_kopia_9_kopia_2"/>
+      <w:bookmarkStart w:id="108" w:name="_Toc518369840_kopia_1_kopia_9_kopia_2"/>
+      <w:bookmarkStart w:id="109" w:name="_Toc518373996_kopia_1_kopia_9_kopia_2"/>
+      <w:r>
+        <w:rPr>
           <w:lang w:val="pl-PL"/>
         </w:rPr>
         <w:t xml:space="preserve"> </w:t>
       </w:r>
       <w:r>
         <w:rPr>
-          <w:rFonts w:ascii="Arial" w:hAnsi="Arial"/>
           <w:b w:val="false"/>
           <w:lang w:val="pl-PL"/>
         </w:rPr>
@@ -5485,12 +5108,12 @@
     </w:p>
     <w:p>
       <w:pPr>
-        <w:pStyle w:val="Heading2"/>
+        <w:pStyle w:val="Nagwek2"/>
         <w:numPr>
           <w:ilvl w:val="1"/>
           <w:numId w:val="1"/>
         </w:numPr>
-        <w:ind w:hanging="426" w:left="426"/>
+        <w:ind w:left="426" w:hanging="426"/>
         <w:jc w:val="both"/>
         <w:rPr>
           <w:rFonts w:ascii="Arial" w:hAnsi="Arial"/>
@@ -5500,25 +5123,22 @@
       <w:bookmarkEnd w:id="110"/>
       <w:r>
         <w:rPr>
-          <w:rFonts w:ascii="Arial" w:hAnsi="Arial"/>
           <w:lang w:val="pl-PL"/>
         </w:rPr>
         <w:t>Diagram klas</w:t>
       </w:r>
-      <w:bookmarkStart w:id="111" w:name="_Toc518373996_kopia_1_kopia_9_kopia_3"/>
-      <w:bookmarkStart w:id="112" w:name="_Toc518369840_kopia_1_kopia_9_kopia_3"/>
-      <w:bookmarkStart w:id="113" w:name="_Toc516650489_kopia_1_kopia_9_kopia_3"/>
-      <w:bookmarkStart w:id="114" w:name="_Toc516556281_kopia_1_kopia_9_kopia_3"/>
-      <w:r>
-        <w:rPr>
-          <w:rFonts w:ascii="Arial" w:hAnsi="Arial"/>
+      <w:bookmarkStart w:id="111" w:name="_Toc516556281_kopia_1_kopia_9_kopia_3"/>
+      <w:bookmarkStart w:id="112" w:name="_Toc516650489_kopia_1_kopia_9_kopia_3"/>
+      <w:bookmarkStart w:id="113" w:name="_Toc518369840_kopia_1_kopia_9_kopia_3"/>
+      <w:bookmarkStart w:id="114" w:name="_Toc518373996_kopia_1_kopia_9_kopia_3"/>
+      <w:r>
+        <w:rPr>
           <w:lang w:val="pl-PL"/>
         </w:rPr>
         <w:t xml:space="preserve"> </w:t>
       </w:r>
       <w:r>
         <w:rPr>
-          <w:rFonts w:ascii="Arial" w:hAnsi="Arial"/>
           <w:b w:val="false"/>
           <w:lang w:val="pl-PL"/>
         </w:rPr>
@@ -5551,12 +5171,12 @@
     </w:p>
     <w:p>
       <w:pPr>
-        <w:pStyle w:val="Heading1"/>
+        <w:pStyle w:val="Nagwek1"/>
         <w:numPr>
           <w:ilvl w:val="0"/>
           <w:numId w:val="1"/>
         </w:numPr>
-        <w:ind w:hanging="426" w:left="426"/>
+        <w:ind w:left="426" w:hanging="426"/>
         <w:rPr>
           <w:rFonts w:ascii="Arial" w:hAnsi="Arial"/>
         </w:rPr>
@@ -5565,7 +5185,6 @@
       <w:bookmarkEnd w:id="115"/>
       <w:r>
         <w:rPr>
-          <w:rFonts w:ascii="Arial" w:hAnsi="Arial"/>
           <w:lang w:val="en-GB"/>
         </w:rPr>
         <w:t>IMPLEMENTACJA, TESTOWANIE, WERYFIKACJA I WALIDACJA</w:t>
@@ -5593,12 +5212,12 @@
     </w:p>
     <w:p>
       <w:pPr>
-        <w:pStyle w:val="Heading2"/>
+        <w:pStyle w:val="Nagwek2"/>
         <w:numPr>
           <w:ilvl w:val="1"/>
           <w:numId w:val="1"/>
         </w:numPr>
-        <w:ind w:hanging="426" w:left="426"/>
+        <w:ind w:left="426" w:hanging="426"/>
         <w:jc w:val="both"/>
         <w:rPr>
           <w:rFonts w:ascii="Arial" w:hAnsi="Arial"/>
@@ -5608,25 +5227,22 @@
       <w:bookmarkEnd w:id="116"/>
       <w:r>
         <w:rPr>
-          <w:rFonts w:ascii="Arial" w:hAnsi="Arial"/>
           <w:lang w:val="pl-PL"/>
         </w:rPr>
         <w:t>Implementacja systemu</w:t>
       </w:r>
-      <w:bookmarkStart w:id="117" w:name="_Toc518373996_kopia_1_kopia_9_kopia_3_k1"/>
-      <w:bookmarkStart w:id="118" w:name="_Toc518369840_kopia_1_kopia_9_kopia_3_k1"/>
-      <w:bookmarkStart w:id="119" w:name="_Toc516650489_kopia_1_kopia_9_kopia_3_k1"/>
-      <w:bookmarkStart w:id="120" w:name="_Toc516556281_kopia_1_kopia_9_kopia_3_k1"/>
-      <w:r>
-        <w:rPr>
-          <w:rFonts w:ascii="Arial" w:hAnsi="Arial"/>
+      <w:bookmarkStart w:id="117" w:name="_Toc516556281_kopia_1_kopia_9_kopia_3_k1"/>
+      <w:bookmarkStart w:id="118" w:name="_Toc516650489_kopia_1_kopia_9_kopia_3_k1"/>
+      <w:bookmarkStart w:id="119" w:name="_Toc518369840_kopia_1_kopia_9_kopia_3_k1"/>
+      <w:bookmarkStart w:id="120" w:name="_Toc518373996_kopia_1_kopia_9_kopia_3_k1"/>
+      <w:r>
+        <w:rPr>
           <w:lang w:val="pl-PL"/>
         </w:rPr>
         <w:t xml:space="preserve"> </w:t>
       </w:r>
       <w:r>
         <w:rPr>
-          <w:rFonts w:ascii="Arial" w:hAnsi="Arial"/>
           <w:b w:val="false"/>
           <w:lang w:val="pl-PL"/>
         </w:rPr>
@@ -5659,12 +5275,12 @@
     </w:p>
     <w:p>
       <w:pPr>
-        <w:pStyle w:val="Heading2"/>
+        <w:pStyle w:val="Nagwek2"/>
         <w:numPr>
           <w:ilvl w:val="1"/>
           <w:numId w:val="1"/>
         </w:numPr>
-        <w:ind w:hanging="426" w:left="426"/>
+        <w:ind w:left="426" w:hanging="426"/>
         <w:jc w:val="both"/>
         <w:rPr>
           <w:rFonts w:ascii="Arial" w:hAnsi="Arial"/>
@@ -5674,25 +5290,22 @@
       <w:bookmarkEnd w:id="121"/>
       <w:r>
         <w:rPr>
-          <w:rFonts w:ascii="Arial" w:hAnsi="Arial"/>
           <w:lang w:val="pl-PL"/>
         </w:rPr>
         <w:t>Testowanie</w:t>
       </w:r>
-      <w:bookmarkStart w:id="122" w:name="_Toc518373996_kopia_1_kopia_9_kopia_3_k2"/>
-      <w:bookmarkStart w:id="123" w:name="_Toc518369840_kopia_1_kopia_9_kopia_3_k2"/>
-      <w:bookmarkStart w:id="124" w:name="_Toc516650489_kopia_1_kopia_9_kopia_3_k2"/>
-      <w:bookmarkStart w:id="125" w:name="_Toc516556281_kopia_1_kopia_9_kopia_3_k2"/>
-      <w:r>
-        <w:rPr>
-          <w:rFonts w:ascii="Arial" w:hAnsi="Arial"/>
+      <w:bookmarkStart w:id="122" w:name="_Toc516556281_kopia_1_kopia_9_kopia_3_k2"/>
+      <w:bookmarkStart w:id="123" w:name="_Toc516650489_kopia_1_kopia_9_kopia_3_k2"/>
+      <w:bookmarkStart w:id="124" w:name="_Toc518369840_kopia_1_kopia_9_kopia_3_k2"/>
+      <w:bookmarkStart w:id="125" w:name="_Toc518373996_kopia_1_kopia_9_kopia_3_k2"/>
+      <w:r>
+        <w:rPr>
           <w:lang w:val="pl-PL"/>
         </w:rPr>
         <w:t xml:space="preserve"> </w:t>
       </w:r>
       <w:r>
         <w:rPr>
-          <w:rFonts w:ascii="Arial" w:hAnsi="Arial"/>
           <w:b w:val="false"/>
           <w:lang w:val="pl-PL"/>
         </w:rPr>
@@ -5725,12 +5338,12 @@
     </w:p>
     <w:p>
       <w:pPr>
-        <w:pStyle w:val="Heading2"/>
+        <w:pStyle w:val="Nagwek2"/>
         <w:numPr>
           <w:ilvl w:val="1"/>
           <w:numId w:val="1"/>
         </w:numPr>
-        <w:ind w:hanging="426" w:left="426"/>
+        <w:ind w:left="426" w:hanging="426"/>
         <w:jc w:val="both"/>
         <w:rPr>
           <w:rFonts w:ascii="Arial" w:hAnsi="Arial"/>
@@ -5740,25 +5353,22 @@
       <w:bookmarkEnd w:id="126"/>
       <w:r>
         <w:rPr>
-          <w:rFonts w:ascii="Arial" w:hAnsi="Arial"/>
           <w:lang w:val="pl-PL"/>
         </w:rPr>
         <w:t>Weryfikacja założeń aplikacji</w:t>
       </w:r>
-      <w:bookmarkStart w:id="127" w:name="_Toc518373996_kopia_1_kopia_9_kopia_3_k3"/>
-      <w:bookmarkStart w:id="128" w:name="_Toc518369840_kopia_1_kopia_9_kopia_3_k3"/>
-      <w:bookmarkStart w:id="129" w:name="_Toc516650489_kopia_1_kopia_9_kopia_3_k3"/>
-      <w:bookmarkStart w:id="130" w:name="_Toc516556281_kopia_1_kopia_9_kopia_3_k3"/>
-      <w:r>
-        <w:rPr>
-          <w:rFonts w:ascii="Arial" w:hAnsi="Arial"/>
+      <w:bookmarkStart w:id="127" w:name="_Toc516556281_kopia_1_kopia_9_kopia_3_k3"/>
+      <w:bookmarkStart w:id="128" w:name="_Toc516650489_kopia_1_kopia_9_kopia_3_k3"/>
+      <w:bookmarkStart w:id="129" w:name="_Toc518369840_kopia_1_kopia_9_kopia_3_k3"/>
+      <w:bookmarkStart w:id="130" w:name="_Toc518373996_kopia_1_kopia_9_kopia_3_k3"/>
+      <w:r>
+        <w:rPr>
           <w:lang w:val="pl-PL"/>
         </w:rPr>
         <w:t xml:space="preserve"> </w:t>
       </w:r>
       <w:r>
         <w:rPr>
-          <w:rFonts w:ascii="Arial" w:hAnsi="Arial"/>
           <w:b w:val="false"/>
           <w:lang w:val="pl-PL"/>
         </w:rPr>
@@ -5791,12 +5401,12 @@
     </w:p>
     <w:p>
       <w:pPr>
-        <w:pStyle w:val="Heading2"/>
+        <w:pStyle w:val="Nagwek2"/>
         <w:numPr>
           <w:ilvl w:val="1"/>
           <w:numId w:val="1"/>
         </w:numPr>
-        <w:ind w:hanging="426" w:left="426"/>
+        <w:ind w:left="426" w:hanging="426"/>
         <w:jc w:val="both"/>
         <w:rPr>
           <w:rFonts w:ascii="Arial" w:hAnsi="Arial"/>
@@ -5806,25 +5416,22 @@
       <w:bookmarkEnd w:id="131"/>
       <w:r>
         <w:rPr>
-          <w:rFonts w:ascii="Arial" w:hAnsi="Arial"/>
           <w:lang w:val="pl-PL"/>
         </w:rPr>
         <w:t>Walidacja w środowisku docelowym</w:t>
       </w:r>
-      <w:bookmarkStart w:id="132" w:name="_Toc518373996_kopia_1_kopia_9_kopia_3_k4"/>
-      <w:bookmarkStart w:id="133" w:name="_Toc518369840_kopia_1_kopia_9_kopia_3_k4"/>
-      <w:bookmarkStart w:id="134" w:name="_Toc516650489_kopia_1_kopia_9_kopia_3_k4"/>
-      <w:bookmarkStart w:id="135" w:name="_Toc516556281_kopia_1_kopia_9_kopia_3_k4"/>
-      <w:r>
-        <w:rPr>
-          <w:rFonts w:ascii="Arial" w:hAnsi="Arial"/>
+      <w:bookmarkStart w:id="132" w:name="_Toc516556281_kopia_1_kopia_9_kopia_3_k4"/>
+      <w:bookmarkStart w:id="133" w:name="_Toc516650489_kopia_1_kopia_9_kopia_3_k4"/>
+      <w:bookmarkStart w:id="134" w:name="_Toc518369840_kopia_1_kopia_9_kopia_3_k4"/>
+      <w:bookmarkStart w:id="135" w:name="_Toc518373996_kopia_1_kopia_9_kopia_3_k4"/>
+      <w:r>
+        <w:rPr>
           <w:lang w:val="pl-PL"/>
         </w:rPr>
         <w:t xml:space="preserve"> </w:t>
       </w:r>
       <w:r>
         <w:rPr>
-          <w:rFonts w:ascii="Arial" w:hAnsi="Arial"/>
           <w:b w:val="false"/>
           <w:lang w:val="pl-PL"/>
         </w:rPr>
@@ -5857,12 +5464,12 @@
     </w:p>
     <w:p>
       <w:pPr>
-        <w:pStyle w:val="Heading1"/>
+        <w:pStyle w:val="Nagwek1"/>
         <w:numPr>
           <w:ilvl w:val="0"/>
           <w:numId w:val="1"/>
         </w:numPr>
-        <w:ind w:hanging="426" w:left="426"/>
+        <w:ind w:left="426" w:hanging="426"/>
         <w:rPr>
           <w:rFonts w:ascii="Arial" w:hAnsi="Arial"/>
         </w:rPr>
@@ -5871,7 +5478,6 @@
       <w:bookmarkEnd w:id="136"/>
       <w:r>
         <w:rPr>
-          <w:rFonts w:ascii="Arial" w:hAnsi="Arial"/>
           <w:lang w:val="en-GB"/>
         </w:rPr>
         <w:t>TESTOWANIE I OPINIA OSÓB TRZECICH</w:t>
@@ -5899,12 +5505,12 @@
     </w:p>
     <w:p>
       <w:pPr>
-        <w:pStyle w:val="Heading2"/>
+        <w:pStyle w:val="Nagwek2"/>
         <w:numPr>
           <w:ilvl w:val="1"/>
           <w:numId w:val="1"/>
         </w:numPr>
-        <w:ind w:hanging="426" w:left="426"/>
+        <w:ind w:left="426" w:hanging="426"/>
         <w:jc w:val="both"/>
         <w:rPr>
           <w:rFonts w:ascii="Arial" w:hAnsi="Arial"/>
@@ -5914,25 +5520,22 @@
       <w:bookmarkEnd w:id="137"/>
       <w:r>
         <w:rPr>
-          <w:rFonts w:ascii="Arial" w:hAnsi="Arial"/>
           <w:lang w:val="pl-PL"/>
         </w:rPr>
         <w:t>Opis przeprowadzonego badania</w:t>
       </w:r>
-      <w:bookmarkStart w:id="138" w:name="_Toc518373996_kopia_1_kopia_9_kopia_3_k5"/>
-      <w:bookmarkStart w:id="139" w:name="_Toc518369840_kopia_1_kopia_9_kopia_3_k5"/>
-      <w:bookmarkStart w:id="140" w:name="_Toc516650489_kopia_1_kopia_9_kopia_3_k5"/>
-      <w:bookmarkStart w:id="141" w:name="_Toc516556281_kopia_1_kopia_9_kopia_3_k5"/>
-      <w:r>
-        <w:rPr>
-          <w:rFonts w:ascii="Arial" w:hAnsi="Arial"/>
+      <w:bookmarkStart w:id="138" w:name="_Toc516556281_kopia_1_kopia_9_kopia_3_k5"/>
+      <w:bookmarkStart w:id="139" w:name="_Toc516650489_kopia_1_kopia_9_kopia_3_k5"/>
+      <w:bookmarkStart w:id="140" w:name="_Toc518369840_kopia_1_kopia_9_kopia_3_k5"/>
+      <w:bookmarkStart w:id="141" w:name="_Toc518373996_kopia_1_kopia_9_kopia_3_k5"/>
+      <w:r>
+        <w:rPr>
           <w:lang w:val="pl-PL"/>
         </w:rPr>
         <w:t xml:space="preserve"> </w:t>
       </w:r>
       <w:r>
         <w:rPr>
-          <w:rFonts w:ascii="Arial" w:hAnsi="Arial"/>
           <w:b w:val="false"/>
           <w:lang w:val="pl-PL"/>
         </w:rPr>
@@ -5965,12 +5568,12 @@
     </w:p>
     <w:p>
       <w:pPr>
-        <w:pStyle w:val="Heading2"/>
+        <w:pStyle w:val="Nagwek2"/>
         <w:numPr>
           <w:ilvl w:val="1"/>
           <w:numId w:val="1"/>
         </w:numPr>
-        <w:ind w:hanging="426" w:left="426"/>
+        <w:ind w:left="426" w:hanging="426"/>
         <w:jc w:val="both"/>
         <w:rPr>
           <w:rFonts w:ascii="Arial" w:hAnsi="Arial"/>
@@ -5980,25 +5583,22 @@
       <w:bookmarkEnd w:id="142"/>
       <w:r>
         <w:rPr>
-          <w:rFonts w:ascii="Arial" w:hAnsi="Arial"/>
           <w:lang w:val="pl-PL"/>
         </w:rPr>
         <w:t>Wyniki badania i wnioski</w:t>
       </w:r>
-      <w:bookmarkStart w:id="143" w:name="_Toc518373996_kopia_1_kopia_9_kopia_3_k6"/>
-      <w:bookmarkStart w:id="144" w:name="_Toc518369840_kopia_1_kopia_9_kopia_3_k6"/>
-      <w:bookmarkStart w:id="145" w:name="_Toc516650489_kopia_1_kopia_9_kopia_3_k6"/>
-      <w:bookmarkStart w:id="146" w:name="_Toc516556281_kopia_1_kopia_9_kopia_3_k6"/>
-      <w:r>
-        <w:rPr>
-          <w:rFonts w:ascii="Arial" w:hAnsi="Arial"/>
+      <w:bookmarkStart w:id="143" w:name="_Toc516556281_kopia_1_kopia_9_kopia_3_k6"/>
+      <w:bookmarkStart w:id="144" w:name="_Toc516650489_kopia_1_kopia_9_kopia_3_k6"/>
+      <w:bookmarkStart w:id="145" w:name="_Toc518369840_kopia_1_kopia_9_kopia_3_k6"/>
+      <w:bookmarkStart w:id="146" w:name="_Toc518373996_kopia_1_kopia_9_kopia_3_k6"/>
+      <w:r>
+        <w:rPr>
           <w:lang w:val="pl-PL"/>
         </w:rPr>
         <w:t xml:space="preserve"> </w:t>
       </w:r>
       <w:r>
         <w:rPr>
-          <w:rFonts w:ascii="Arial" w:hAnsi="Arial"/>
           <w:b w:val="false"/>
           <w:lang w:val="pl-PL"/>
         </w:rPr>
@@ -6031,12 +5631,12 @@
     </w:p>
     <w:p>
       <w:pPr>
-        <w:pStyle w:val="Heading1"/>
+        <w:pStyle w:val="Nagwek1"/>
         <w:numPr>
           <w:ilvl w:val="0"/>
           <w:numId w:val="1"/>
         </w:numPr>
-        <w:ind w:hanging="426" w:left="426"/>
+        <w:ind w:left="426" w:hanging="426"/>
         <w:rPr>
           <w:rFonts w:ascii="Arial" w:hAnsi="Arial"/>
         </w:rPr>
@@ -6045,7 +5645,6 @@
       <w:bookmarkEnd w:id="147"/>
       <w:r>
         <w:rPr>
-          <w:rFonts w:ascii="Arial" w:hAnsi="Arial"/>
           <w:lang w:val="en-GB"/>
         </w:rPr>
         <w:t>PODSUMOWANIE</w:t>
@@ -6088,20 +5687,19 @@
     </w:p>
     <w:p>
       <w:pPr>
-        <w:pStyle w:val="Heading1"/>
+        <w:pStyle w:val="Nagwek1"/>
         <w:rPr>
           <w:rFonts w:ascii="Arial" w:hAnsi="Arial"/>
         </w:rPr>
       </w:pPr>
       <w:bookmarkStart w:id="148" w:name="__RefHeading___Toc631_343945465"/>
-      <w:bookmarkStart w:id="149" w:name="_Toc518374000"/>
-      <w:bookmarkStart w:id="150" w:name="_Toc518369844"/>
-      <w:bookmarkStart w:id="151" w:name="_Toc516650493"/>
-      <w:bookmarkStart w:id="152" w:name="_Toc516556285"/>
+      <w:bookmarkStart w:id="149" w:name="_Toc516556285"/>
+      <w:bookmarkStart w:id="150" w:name="_Toc516650493"/>
+      <w:bookmarkStart w:id="151" w:name="_Toc518369844"/>
+      <w:bookmarkStart w:id="152" w:name="_Toc518374000"/>
       <w:bookmarkEnd w:id="148"/>
       <w:r>
         <w:rPr>
-          <w:rFonts w:ascii="Arial" w:hAnsi="Arial"/>
           <w:lang w:val="en-GB"/>
         </w:rPr>
         <w:t>WYKAZ LITERATURY</w:t>
@@ -6119,7 +5717,7 @@
           <w:tab w:val="left" w:pos="426" w:leader="none"/>
         </w:tabs>
         <w:spacing w:lineRule="auto" w:line="360"/>
-        <w:ind w:hanging="425" w:left="425"/>
+        <w:ind w:left="425" w:hanging="425"/>
         <w:jc w:val="both"/>
         <w:rPr>
           <w:rFonts w:ascii="Arial" w:hAnsi="Arial"/>
@@ -6167,7 +5765,7 @@
           <w:tab w:val="left" w:pos="426" w:leader="none"/>
         </w:tabs>
         <w:spacing w:lineRule="auto" w:line="360"/>
-        <w:ind w:hanging="425" w:left="425"/>
+        <w:ind w:left="425" w:hanging="425"/>
         <w:jc w:val="both"/>
         <w:rPr>
           <w:rFonts w:ascii="Arial" w:hAnsi="Arial"/>
@@ -6215,7 +5813,7 @@
           <w:tab w:val="left" w:pos="426" w:leader="none"/>
         </w:tabs>
         <w:spacing w:lineRule="auto" w:line="360"/>
-        <w:ind w:hanging="425" w:left="425"/>
+        <w:ind w:left="425" w:hanging="425"/>
         <w:jc w:val="both"/>
         <w:rPr>
           <w:rFonts w:ascii="Arial" w:hAnsi="Arial"/>
@@ -6297,7 +5895,7 @@
           <w:tab w:val="left" w:pos="426" w:leader="none"/>
         </w:tabs>
         <w:spacing w:lineRule="auto" w:line="360"/>
-        <w:ind w:hanging="425" w:left="425"/>
+        <w:ind w:left="425" w:hanging="425"/>
         <w:jc w:val="both"/>
         <w:rPr>
           <w:rFonts w:ascii="Arial" w:hAnsi="Arial"/>
@@ -6323,7 +5921,7 @@
           <w:tab w:val="left" w:pos="426" w:leader="none"/>
         </w:tabs>
         <w:spacing w:lineRule="auto" w:line="360"/>
-        <w:ind w:hanging="425" w:left="425"/>
+        <w:ind w:left="425" w:hanging="425"/>
         <w:jc w:val="both"/>
         <w:rPr>
           <w:rFonts w:ascii="Arial" w:hAnsi="Arial"/>
@@ -6386,7 +5984,7 @@
           <w:tab w:val="left" w:pos="426" w:leader="none"/>
         </w:tabs>
         <w:spacing w:lineRule="auto" w:line="360"/>
-        <w:ind w:hanging="425" w:left="425"/>
+        <w:ind w:left="425" w:hanging="425"/>
         <w:jc w:val="both"/>
         <w:rPr>
           <w:rFonts w:ascii="Arial" w:hAnsi="Arial"/>
@@ -6430,35 +6028,32 @@
     </w:p>
     <w:p>
       <w:pPr>
-        <w:pStyle w:val="Heading1"/>
+        <w:pStyle w:val="Nagwek1"/>
         <w:rPr>
           <w:rFonts w:ascii="Arial" w:hAnsi="Arial"/>
         </w:rPr>
       </w:pPr>
       <w:bookmarkStart w:id="153" w:name="__RefHeading___Toc633_343945465"/>
       <w:bookmarkStart w:id="154" w:name="_Toc518374001"/>
-      <w:bookmarkStart w:id="155" w:name="_Toc518369845"/>
+      <w:bookmarkStart w:id="155" w:name="_Toc516556286"/>
       <w:bookmarkStart w:id="156" w:name="_Toc516650494"/>
-      <w:bookmarkStart w:id="157" w:name="_Toc516556286"/>
+      <w:bookmarkStart w:id="157" w:name="_Toc518369845"/>
       <w:bookmarkEnd w:id="153"/>
       <w:r>
         <w:rPr>
-          <w:rFonts w:ascii="Arial" w:hAnsi="Arial"/>
           <w:lang w:val="pl-PL"/>
         </w:rPr>
         <w:t>Załącznik nr 1/Dodatek A</w:t>
       </w:r>
       <w:r>
         <w:rPr>
-          <w:rStyle w:val="FootnoteReference"/>
-          <w:rFonts w:ascii="Arial" w:hAnsi="Arial"/>
+          <w:rStyle w:val="Zakotwiczenieprzypisudolnego"/>
           <w:lang w:val="pl-PL"/>
         </w:rPr>
         <w:footnoteReference w:id="3"/>
       </w:r>
       <w:r>
         <w:rPr>
-          <w:rFonts w:ascii="Arial" w:hAnsi="Arial"/>
           <w:lang w:val="pl-PL"/>
         </w:rPr>
         <w:t>: Tytuł załącznika nr 1/dodat</w:t>
@@ -6468,7 +6063,6 @@
       <w:bookmarkEnd w:id="157"/>
       <w:r>
         <w:rPr>
-          <w:rFonts w:ascii="Arial" w:hAnsi="Arial"/>
           <w:lang w:val="pl-PL"/>
         </w:rPr>
         <w:t>k</w:t>
@@ -6476,14 +6070,12 @@
       <w:bookmarkEnd w:id="154"/>
       <w:r>
         <w:rPr>
-          <w:rFonts w:ascii="Arial" w:hAnsi="Arial"/>
           <w:lang w:val="pl-PL"/>
         </w:rPr>
         <w:t>u A</w:t>
       </w:r>
       <w:r>
         <w:rPr>
-          <w:rFonts w:ascii="Arial" w:hAnsi="Arial"/>
           <w:vertAlign w:val="superscript"/>
           <w:lang w:val="pl-PL"/>
         </w:rPr>
@@ -6523,13 +6115,7 @@
         </w:rPr>
       </w:pPr>
       <w:r>
-        <w:rPr>
-          <w:rFonts w:cs="Arial" w:ascii="Arial" w:hAnsi="Arial"/>
-          <w:color w:val="000000"/>
-          <w:sz w:val="20"/>
-          <w:szCs w:val="20"/>
-          <w:lang w:val="en-GB"/>
-        </w:rPr>
+        <w:rPr/>
       </w:r>
     </w:p>
     <w:sectPr>
@@ -6558,7 +6144,7 @@
 <w:ftr xmlns:o="urn:schemas-microsoft-com:office:office" xmlns:r="http://schemas.openxmlformats.org/officeDocument/2006/relationships" xmlns:v="urn:schemas-microsoft-com:vml" xmlns:w="http://schemas.openxmlformats.org/wordprocessingml/2006/main" xmlns:w10="urn:schemas-microsoft-com:office:word" xmlns:wp="http://schemas.openxmlformats.org/drawingml/2006/wordprocessingDrawing" xmlns:wps="http://schemas.microsoft.com/office/word/2010/wordprocessingShape" xmlns:wpg="http://schemas.microsoft.com/office/word/2010/wordprocessingGroup" xmlns:mc="http://schemas.openxmlformats.org/markup-compatibility/2006" xmlns:wp14="http://schemas.microsoft.com/office/word/2010/wordprocessingDrawing" xmlns:w14="http://schemas.microsoft.com/office/word/2010/wordml" xmlns:w15="http://schemas.microsoft.com/office/word/2012/wordml" mc:Ignorable="w14 wp14 w15">
   <w:p>
     <w:pPr>
-      <w:pStyle w:val="Footer"/>
+      <w:pStyle w:val="Stopka"/>
       <w:rPr/>
     </w:pPr>
     <w:r>
@@ -6572,7 +6158,7 @@
 <w:ftr xmlns:o="urn:schemas-microsoft-com:office:office" xmlns:r="http://schemas.openxmlformats.org/officeDocument/2006/relationships" xmlns:v="urn:schemas-microsoft-com:vml" xmlns:w="http://schemas.openxmlformats.org/wordprocessingml/2006/main" xmlns:w10="urn:schemas-microsoft-com:office:word" xmlns:wp="http://schemas.openxmlformats.org/drawingml/2006/wordprocessingDrawing" xmlns:wps="http://schemas.microsoft.com/office/word/2010/wordprocessingShape" xmlns:wpg="http://schemas.microsoft.com/office/word/2010/wordprocessingGroup" xmlns:mc="http://schemas.openxmlformats.org/markup-compatibility/2006" xmlns:wp14="http://schemas.microsoft.com/office/word/2010/wordprocessingDrawing" xmlns:w14="http://schemas.microsoft.com/office/word/2010/wordml" xmlns:w15="http://schemas.microsoft.com/office/word/2012/wordml" mc:Ignorable="w14 wp14 w15">
   <w:p>
     <w:pPr>
-      <w:pStyle w:val="Footer"/>
+      <w:pStyle w:val="Stopka"/>
       <w:rPr/>
     </w:pPr>
     <w:r>
@@ -6586,7 +6172,7 @@
 <w:ftr xmlns:o="urn:schemas-microsoft-com:office:office" xmlns:r="http://schemas.openxmlformats.org/officeDocument/2006/relationships" xmlns:v="urn:schemas-microsoft-com:vml" xmlns:w="http://schemas.openxmlformats.org/wordprocessingml/2006/main" xmlns:w10="urn:schemas-microsoft-com:office:word" xmlns:wp="http://schemas.openxmlformats.org/drawingml/2006/wordprocessingDrawing" xmlns:wps="http://schemas.microsoft.com/office/word/2010/wordprocessingShape" xmlns:wpg="http://schemas.microsoft.com/office/word/2010/wordprocessingGroup" xmlns:mc="http://schemas.openxmlformats.org/markup-compatibility/2006" xmlns:wp14="http://schemas.microsoft.com/office/word/2010/wordprocessingDrawing" xmlns:w14="http://schemas.microsoft.com/office/word/2010/wordml" xmlns:w15="http://schemas.microsoft.com/office/word/2012/wordml" mc:Ignorable="w14 wp14 w15">
   <w:p>
     <w:pPr>
-      <w:pStyle w:val="Footer"/>
+      <w:pStyle w:val="Stopka"/>
       <w:jc w:val="center"/>
       <w:rPr>
         <w:rFonts w:ascii="Arial" w:hAnsi="Arial" w:cs="Arial"/>
@@ -6621,7 +6207,7 @@
 <w:ftr xmlns:o="urn:schemas-microsoft-com:office:office" xmlns:r="http://schemas.openxmlformats.org/officeDocument/2006/relationships" xmlns:v="urn:schemas-microsoft-com:vml" xmlns:w="http://schemas.openxmlformats.org/wordprocessingml/2006/main" xmlns:w10="urn:schemas-microsoft-com:office:word" xmlns:wp="http://schemas.openxmlformats.org/drawingml/2006/wordprocessingDrawing" xmlns:wps="http://schemas.microsoft.com/office/word/2010/wordprocessingShape" xmlns:wpg="http://schemas.microsoft.com/office/word/2010/wordprocessingGroup" xmlns:mc="http://schemas.openxmlformats.org/markup-compatibility/2006" xmlns:wp14="http://schemas.microsoft.com/office/word/2010/wordprocessingDrawing" xmlns:w14="http://schemas.microsoft.com/office/word/2010/wordml" xmlns:w15="http://schemas.microsoft.com/office/word/2012/wordml" mc:Ignorable="w14 wp14 w15">
   <w:p>
     <w:pPr>
-      <w:pStyle w:val="Footer"/>
+      <w:pStyle w:val="Stopka"/>
       <w:jc w:val="center"/>
       <w:rPr>
         <w:rFonts w:ascii="Arial" w:hAnsi="Arial" w:cs="Arial"/>
@@ -6656,7 +6242,7 @@
 <w:ftr xmlns:o="urn:schemas-microsoft-com:office:office" xmlns:r="http://schemas.openxmlformats.org/officeDocument/2006/relationships" xmlns:v="urn:schemas-microsoft-com:vml" xmlns:w="http://schemas.openxmlformats.org/wordprocessingml/2006/main" xmlns:w10="urn:schemas-microsoft-com:office:word" xmlns:wp="http://schemas.openxmlformats.org/drawingml/2006/wordprocessingDrawing" xmlns:wps="http://schemas.microsoft.com/office/word/2010/wordprocessingShape" xmlns:wpg="http://schemas.microsoft.com/office/word/2010/wordprocessingGroup" xmlns:mc="http://schemas.openxmlformats.org/markup-compatibility/2006" xmlns:wp14="http://schemas.microsoft.com/office/word/2010/wordprocessingDrawing" xmlns:w14="http://schemas.microsoft.com/office/word/2010/wordml" xmlns:w15="http://schemas.microsoft.com/office/word/2012/wordml" mc:Ignorable="w14 wp14 w15">
   <w:p>
     <w:pPr>
-      <w:pStyle w:val="Footer"/>
+      <w:pStyle w:val="Stopka"/>
       <w:jc w:val="center"/>
       <w:rPr>
         <w:rFonts w:ascii="Arial" w:hAnsi="Arial" w:cs="Arial"/>
@@ -6691,7 +6277,7 @@
 <w:ftr xmlns:o="urn:schemas-microsoft-com:office:office" xmlns:r="http://schemas.openxmlformats.org/officeDocument/2006/relationships" xmlns:v="urn:schemas-microsoft-com:vml" xmlns:w="http://schemas.openxmlformats.org/wordprocessingml/2006/main" xmlns:w10="urn:schemas-microsoft-com:office:word" xmlns:wp="http://schemas.openxmlformats.org/drawingml/2006/wordprocessingDrawing" xmlns:wps="http://schemas.microsoft.com/office/word/2010/wordprocessingShape" xmlns:wpg="http://schemas.microsoft.com/office/word/2010/wordprocessingGroup" xmlns:mc="http://schemas.openxmlformats.org/markup-compatibility/2006" xmlns:wp14="http://schemas.microsoft.com/office/word/2010/wordprocessingDrawing" xmlns:w14="http://schemas.microsoft.com/office/word/2010/wordml" xmlns:w15="http://schemas.microsoft.com/office/word/2012/wordml" mc:Ignorable="w14 wp14 w15">
   <w:p>
     <w:pPr>
-      <w:pStyle w:val="Footer"/>
+      <w:pStyle w:val="Stopka"/>
       <w:jc w:val="center"/>
       <w:rPr>
         <w:rFonts w:ascii="Arial" w:hAnsi="Arial" w:cs="Arial"/>
@@ -6726,7 +6312,7 @@
 <w:ftr xmlns:o="urn:schemas-microsoft-com:office:office" xmlns:r="http://schemas.openxmlformats.org/officeDocument/2006/relationships" xmlns:v="urn:schemas-microsoft-com:vml" xmlns:w="http://schemas.openxmlformats.org/wordprocessingml/2006/main" xmlns:w10="urn:schemas-microsoft-com:office:word" xmlns:wp="http://schemas.openxmlformats.org/drawingml/2006/wordprocessingDrawing" xmlns:wps="http://schemas.microsoft.com/office/word/2010/wordprocessingShape" xmlns:wpg="http://schemas.microsoft.com/office/word/2010/wordprocessingGroup" xmlns:mc="http://schemas.openxmlformats.org/markup-compatibility/2006" xmlns:wp14="http://schemas.microsoft.com/office/word/2010/wordprocessingDrawing" xmlns:w14="http://schemas.microsoft.com/office/word/2010/wordml" xmlns:w15="http://schemas.microsoft.com/office/word/2012/wordml" mc:Ignorable="w14 wp14 w15">
   <w:p>
     <w:pPr>
-      <w:pStyle w:val="Footer"/>
+      <w:pStyle w:val="Stopka"/>
       <w:jc w:val="center"/>
       <w:rPr>
         <w:rFonts w:ascii="Arial" w:hAnsi="Arial" w:cs="Arial"/>
@@ -6761,7 +6347,7 @@
 <w:ftr xmlns:o="urn:schemas-microsoft-com:office:office" xmlns:r="http://schemas.openxmlformats.org/officeDocument/2006/relationships" xmlns:v="urn:schemas-microsoft-com:vml" xmlns:w="http://schemas.openxmlformats.org/wordprocessingml/2006/main" xmlns:w10="urn:schemas-microsoft-com:office:word" xmlns:wp="http://schemas.openxmlformats.org/drawingml/2006/wordprocessingDrawing" xmlns:wps="http://schemas.microsoft.com/office/word/2010/wordprocessingShape" xmlns:wpg="http://schemas.microsoft.com/office/word/2010/wordprocessingGroup" xmlns:mc="http://schemas.openxmlformats.org/markup-compatibility/2006" xmlns:wp14="http://schemas.microsoft.com/office/word/2010/wordprocessingDrawing" xmlns:w14="http://schemas.microsoft.com/office/word/2010/wordml" xmlns:w15="http://schemas.microsoft.com/office/word/2012/wordml" mc:Ignorable="w14 wp14 w15">
   <w:p>
     <w:pPr>
-      <w:pStyle w:val="Footer"/>
+      <w:pStyle w:val="Stopka"/>
       <w:jc w:val="center"/>
       <w:rPr>
         <w:rFonts w:ascii="Arial" w:hAnsi="Arial" w:cs="Arial"/>
@@ -6811,7 +6397,7 @@
 <w:ftr xmlns:o="urn:schemas-microsoft-com:office:office" xmlns:r="http://schemas.openxmlformats.org/officeDocument/2006/relationships" xmlns:v="urn:schemas-microsoft-com:vml" xmlns:w="http://schemas.openxmlformats.org/wordprocessingml/2006/main" xmlns:w10="urn:schemas-microsoft-com:office:word" xmlns:wp="http://schemas.openxmlformats.org/drawingml/2006/wordprocessingDrawing" xmlns:wps="http://schemas.microsoft.com/office/word/2010/wordprocessingShape" xmlns:wpg="http://schemas.microsoft.com/office/word/2010/wordprocessingGroup" xmlns:mc="http://schemas.openxmlformats.org/markup-compatibility/2006" xmlns:wp14="http://schemas.microsoft.com/office/word/2010/wordprocessingDrawing" xmlns:w14="http://schemas.microsoft.com/office/word/2010/wordml" xmlns:w15="http://schemas.microsoft.com/office/word/2012/wordml" mc:Ignorable="w14 wp14 w15">
   <w:p>
     <w:pPr>
-      <w:pStyle w:val="Footer"/>
+      <w:pStyle w:val="Stopka"/>
       <w:jc w:val="center"/>
       <w:rPr>
         <w:rFonts w:ascii="Arial" w:hAnsi="Arial" w:cs="Arial"/>
@@ -6861,7 +6447,7 @@
 <w:ftr xmlns:o="urn:schemas-microsoft-com:office:office" xmlns:r="http://schemas.openxmlformats.org/officeDocument/2006/relationships" xmlns:v="urn:schemas-microsoft-com:vml" xmlns:w="http://schemas.openxmlformats.org/wordprocessingml/2006/main" xmlns:w10="urn:schemas-microsoft-com:office:word" xmlns:wp="http://schemas.openxmlformats.org/drawingml/2006/wordprocessingDrawing" xmlns:wps="http://schemas.microsoft.com/office/word/2010/wordprocessingShape" xmlns:wpg="http://schemas.microsoft.com/office/word/2010/wordprocessingGroup" xmlns:mc="http://schemas.openxmlformats.org/markup-compatibility/2006" xmlns:wp14="http://schemas.microsoft.com/office/word/2010/wordprocessingDrawing" xmlns:w14="http://schemas.microsoft.com/office/word/2010/wordml" xmlns:w15="http://schemas.microsoft.com/office/word/2012/wordml" mc:Ignorable="w14 wp14 w15">
   <w:p>
     <w:pPr>
-      <w:pStyle w:val="Footer"/>
+      <w:pStyle w:val="Stopka"/>
       <w:rPr/>
     </w:pPr>
     <w:r>
@@ -6875,7 +6461,7 @@
 <w:ftr xmlns:o="urn:schemas-microsoft-com:office:office" xmlns:r="http://schemas.openxmlformats.org/officeDocument/2006/relationships" xmlns:v="urn:schemas-microsoft-com:vml" xmlns:w="http://schemas.openxmlformats.org/wordprocessingml/2006/main" xmlns:w10="urn:schemas-microsoft-com:office:word" xmlns:wp="http://schemas.openxmlformats.org/drawingml/2006/wordprocessingDrawing" xmlns:wps="http://schemas.microsoft.com/office/word/2010/wordprocessingShape" xmlns:wpg="http://schemas.microsoft.com/office/word/2010/wordprocessingGroup" xmlns:mc="http://schemas.openxmlformats.org/markup-compatibility/2006" xmlns:wp14="http://schemas.microsoft.com/office/word/2010/wordprocessingDrawing" xmlns:w14="http://schemas.microsoft.com/office/word/2010/wordml" xmlns:w15="http://schemas.microsoft.com/office/word/2012/wordml" mc:Ignorable="w14 wp14 w15">
   <w:p>
     <w:pPr>
-      <w:pStyle w:val="Footer"/>
+      <w:pStyle w:val="Stopka"/>
       <w:jc w:val="center"/>
       <w:rPr>
         <w:rFonts w:ascii="Arial" w:hAnsi="Arial" w:cs="Arial"/>
@@ -6910,7 +6496,7 @@
 <w:ftr xmlns:o="urn:schemas-microsoft-com:office:office" xmlns:r="http://schemas.openxmlformats.org/officeDocument/2006/relationships" xmlns:v="urn:schemas-microsoft-com:vml" xmlns:w="http://schemas.openxmlformats.org/wordprocessingml/2006/main" xmlns:w10="urn:schemas-microsoft-com:office:word" xmlns:wp="http://schemas.openxmlformats.org/drawingml/2006/wordprocessingDrawing" xmlns:wps="http://schemas.microsoft.com/office/word/2010/wordprocessingShape" xmlns:wpg="http://schemas.microsoft.com/office/word/2010/wordprocessingGroup" xmlns:mc="http://schemas.openxmlformats.org/markup-compatibility/2006" xmlns:wp14="http://schemas.microsoft.com/office/word/2010/wordprocessingDrawing" xmlns:w14="http://schemas.microsoft.com/office/word/2010/wordml" xmlns:w15="http://schemas.microsoft.com/office/word/2012/wordml" mc:Ignorable="w14 wp14 w15">
   <w:p>
     <w:pPr>
-      <w:pStyle w:val="Footer"/>
+      <w:pStyle w:val="Stopka"/>
       <w:jc w:val="center"/>
       <w:rPr>
         <w:rFonts w:ascii="Arial" w:hAnsi="Arial" w:cs="Arial"/>
@@ -6945,7 +6531,7 @@
 <w:ftr xmlns:o="urn:schemas-microsoft-com:office:office" xmlns:r="http://schemas.openxmlformats.org/officeDocument/2006/relationships" xmlns:v="urn:schemas-microsoft-com:vml" xmlns:w="http://schemas.openxmlformats.org/wordprocessingml/2006/main" xmlns:w10="urn:schemas-microsoft-com:office:word" xmlns:wp="http://schemas.openxmlformats.org/drawingml/2006/wordprocessingDrawing" xmlns:wps="http://schemas.microsoft.com/office/word/2010/wordprocessingShape" xmlns:wpg="http://schemas.microsoft.com/office/word/2010/wordprocessingGroup" xmlns:mc="http://schemas.openxmlformats.org/markup-compatibility/2006" xmlns:wp14="http://schemas.microsoft.com/office/word/2010/wordprocessingDrawing" xmlns:w14="http://schemas.microsoft.com/office/word/2010/wordml" xmlns:w15="http://schemas.microsoft.com/office/word/2012/wordml" mc:Ignorable="w14 wp14 w15">
   <w:p>
     <w:pPr>
-      <w:pStyle w:val="Footer"/>
+      <w:pStyle w:val="Stopka"/>
       <w:rPr/>
     </w:pPr>
     <w:r>
@@ -6959,7 +6545,7 @@
 <w:ftr xmlns:o="urn:schemas-microsoft-com:office:office" xmlns:r="http://schemas.openxmlformats.org/officeDocument/2006/relationships" xmlns:v="urn:schemas-microsoft-com:vml" xmlns:w="http://schemas.openxmlformats.org/wordprocessingml/2006/main" xmlns:w10="urn:schemas-microsoft-com:office:word" xmlns:wp="http://schemas.openxmlformats.org/drawingml/2006/wordprocessingDrawing" xmlns:wps="http://schemas.microsoft.com/office/word/2010/wordprocessingShape" xmlns:wpg="http://schemas.microsoft.com/office/word/2010/wordprocessingGroup" xmlns:mc="http://schemas.openxmlformats.org/markup-compatibility/2006" xmlns:wp14="http://schemas.microsoft.com/office/word/2010/wordprocessingDrawing" xmlns:w14="http://schemas.microsoft.com/office/word/2010/wordml" xmlns:w15="http://schemas.microsoft.com/office/word/2012/wordml" mc:Ignorable="w14 wp14 w15">
   <w:p>
     <w:pPr>
-      <w:pStyle w:val="Footer"/>
+      <w:pStyle w:val="Stopka"/>
       <w:jc w:val="center"/>
       <w:rPr>
         <w:rFonts w:ascii="Arial" w:hAnsi="Arial" w:cs="Arial"/>
@@ -6994,7 +6580,7 @@
 <w:ftr xmlns:o="urn:schemas-microsoft-com:office:office" xmlns:r="http://schemas.openxmlformats.org/officeDocument/2006/relationships" xmlns:v="urn:schemas-microsoft-com:vml" xmlns:w="http://schemas.openxmlformats.org/wordprocessingml/2006/main" xmlns:w10="urn:schemas-microsoft-com:office:word" xmlns:wp="http://schemas.openxmlformats.org/drawingml/2006/wordprocessingDrawing" xmlns:wps="http://schemas.microsoft.com/office/word/2010/wordprocessingShape" xmlns:wpg="http://schemas.microsoft.com/office/word/2010/wordprocessingGroup" xmlns:mc="http://schemas.openxmlformats.org/markup-compatibility/2006" xmlns:wp14="http://schemas.microsoft.com/office/word/2010/wordprocessingDrawing" xmlns:w14="http://schemas.microsoft.com/office/word/2010/wordml" xmlns:w15="http://schemas.microsoft.com/office/word/2012/wordml" mc:Ignorable="w14 wp14 w15">
   <w:p>
     <w:pPr>
-      <w:pStyle w:val="Footer"/>
+      <w:pStyle w:val="Stopka"/>
       <w:jc w:val="center"/>
       <w:rPr>
         <w:rFonts w:ascii="Arial" w:hAnsi="Arial" w:cs="Arial"/>
@@ -7054,7 +6640,7 @@
   <w:footnote w:id="2">
     <w:p>
       <w:pPr>
-        <w:pStyle w:val="FootnoteText"/>
+        <w:pStyle w:val="Przypisdolny"/>
         <w:rPr/>
       </w:pPr>
       <w:r>
@@ -7072,7 +6658,7 @@
   <w:footnote w:id="3">
     <w:p>
       <w:pPr>
-        <w:pStyle w:val="FootnoteText"/>
+        <w:pStyle w:val="Przypisdolny"/>
         <w:rPr>
           <w:rFonts w:ascii="Arial" w:hAnsi="Arial" w:cs="Arial"/>
           <w:sz w:val="16"/>
@@ -7104,7 +6690,7 @@
 <w:hdr xmlns:o="urn:schemas-microsoft-com:office:office" xmlns:r="http://schemas.openxmlformats.org/officeDocument/2006/relationships" xmlns:v="urn:schemas-microsoft-com:vml" xmlns:w="http://schemas.openxmlformats.org/wordprocessingml/2006/main" xmlns:w10="urn:schemas-microsoft-com:office:word" xmlns:wp="http://schemas.openxmlformats.org/drawingml/2006/wordprocessingDrawing" xmlns:wps="http://schemas.microsoft.com/office/word/2010/wordprocessingShape" xmlns:wpg="http://schemas.microsoft.com/office/word/2010/wordprocessingGroup" xmlns:mc="http://schemas.openxmlformats.org/markup-compatibility/2006" xmlns:wp14="http://schemas.microsoft.com/office/word/2010/wordprocessingDrawing" xmlns:w14="http://schemas.microsoft.com/office/word/2010/wordml" xmlns:w15="http://schemas.microsoft.com/office/word/2012/wordml" mc:Ignorable="w14 wp14 w15">
   <w:p>
     <w:pPr>
-      <w:pStyle w:val="Header"/>
+      <w:pStyle w:val="Gwka"/>
       <w:rPr/>
     </w:pPr>
     <w:r>
@@ -7118,7 +6704,7 @@
 <w:hdr xmlns:o="urn:schemas-microsoft-com:office:office" xmlns:r="http://schemas.openxmlformats.org/officeDocument/2006/relationships" xmlns:v="urn:schemas-microsoft-com:vml" xmlns:w="http://schemas.openxmlformats.org/wordprocessingml/2006/main" xmlns:w10="urn:schemas-microsoft-com:office:word" xmlns:wp="http://schemas.openxmlformats.org/drawingml/2006/wordprocessingDrawing" xmlns:wps="http://schemas.microsoft.com/office/word/2010/wordprocessingShape" xmlns:wpg="http://schemas.microsoft.com/office/word/2010/wordprocessingGroup" xmlns:mc="http://schemas.openxmlformats.org/markup-compatibility/2006" xmlns:wp14="http://schemas.microsoft.com/office/word/2010/wordprocessingDrawing" xmlns:w14="http://schemas.microsoft.com/office/word/2010/wordml" xmlns:w15="http://schemas.microsoft.com/office/word/2012/wordml" mc:Ignorable="w14 wp14 w15">
   <w:p>
     <w:pPr>
-      <w:pStyle w:val="Header"/>
+      <w:pStyle w:val="Gwka"/>
       <w:rPr/>
     </w:pPr>
     <w:r>
@@ -7132,7 +6718,7 @@
 <w:hdr xmlns:o="urn:schemas-microsoft-com:office:office" xmlns:r="http://schemas.openxmlformats.org/officeDocument/2006/relationships" xmlns:v="urn:schemas-microsoft-com:vml" xmlns:w="http://schemas.openxmlformats.org/wordprocessingml/2006/main" xmlns:w10="urn:schemas-microsoft-com:office:word" xmlns:wp="http://schemas.openxmlformats.org/drawingml/2006/wordprocessingDrawing" xmlns:wps="http://schemas.microsoft.com/office/word/2010/wordprocessingShape" xmlns:wpg="http://schemas.microsoft.com/office/word/2010/wordprocessingGroup" xmlns:mc="http://schemas.openxmlformats.org/markup-compatibility/2006" xmlns:wp14="http://schemas.microsoft.com/office/word/2010/wordprocessingDrawing" xmlns:w14="http://schemas.microsoft.com/office/word/2010/wordml" xmlns:w15="http://schemas.microsoft.com/office/word/2012/wordml" mc:Ignorable="w14 wp14 w15">
   <w:p>
     <w:pPr>
-      <w:pStyle w:val="Header"/>
+      <w:pStyle w:val="Gwka"/>
       <w:rPr/>
     </w:pPr>
     <w:r>
@@ -7571,7 +7157,7 @@
       <w:lang w:val="pl-PL" w:eastAsia="en-US" w:bidi="ar-SA"/>
     </w:rPr>
   </w:style>
-  <w:style w:type="paragraph" w:styleId="Heading1">
+  <w:style w:type="paragraph" w:styleId="Nagwek1">
     <w:name w:val="Heading 1"/>
     <w:basedOn w:val="Normal"/>
     <w:next w:val="Normal"/>
@@ -7594,7 +7180,7 @@
       <w:lang w:val="x-none"/>
     </w:rPr>
   </w:style>
-  <w:style w:type="paragraph" w:styleId="Heading2">
+  <w:style w:type="paragraph" w:styleId="Nagwek2">
     <w:name w:val="Heading 2"/>
     <w:basedOn w:val="Normal"/>
     <w:link w:val="Nagwek2Znak"/>
@@ -7615,7 +7201,7 @@
       <w:lang w:val="x-none" w:eastAsia="x-none"/>
     </w:rPr>
   </w:style>
-  <w:style w:type="paragraph" w:styleId="Heading3">
+  <w:style w:type="paragraph" w:styleId="Nagwek3">
     <w:name w:val="Heading 3"/>
     <w:basedOn w:val="Normal"/>
     <w:next w:val="Normal"/>
@@ -7798,13 +7384,13 @@
       <w:vertAlign w:val="superscript"/>
     </w:rPr>
   </w:style>
-  <w:style w:type="character" w:styleId="FootnoteReference">
+  <w:style w:type="character" w:styleId="Zakotwiczenieprzypisudolnego">
     <w:name w:val="Footnote Reference"/>
     <w:rPr>
       <w:vertAlign w:val="superscript"/>
     </w:rPr>
   </w:style>
-  <w:style w:type="character" w:styleId="Hyperlink">
+  <w:style w:type="character" w:styleId="Czeinternetowe">
     <w:name w:val="Hyperlink"/>
     <w:uiPriority w:val="99"/>
     <w:rsid w:val="000c4900"/>
@@ -7841,7 +7427,7 @@
     <w:qFormat/>
     <w:rPr/>
   </w:style>
-  <w:style w:type="character" w:styleId="Emphasis">
+  <w:style w:type="character" w:styleId="Wyrnienie">
     <w:name w:val="Emphasis"/>
     <w:qFormat/>
     <w:rPr>
@@ -7856,7 +7442,7 @@
       <w:vertAlign w:val="superscript"/>
     </w:rPr>
   </w:style>
-  <w:style w:type="character" w:styleId="EndnoteReference">
+  <w:style w:type="character" w:styleId="Zakotwiczenieprzypisukocowego">
     <w:name w:val="Endnote Reference"/>
     <w:rPr>
       <w:vertAlign w:val="superscript"/>
@@ -7865,7 +7451,7 @@
   <w:style w:type="paragraph" w:styleId="Nagwek">
     <w:name w:val="Nagłówek"/>
     <w:basedOn w:val="Normal"/>
-    <w:next w:val="BodyText"/>
+    <w:next w:val="Tretekstu"/>
     <w:qFormat/>
     <w:pPr>
       <w:keepNext w:val="true"/>
@@ -7877,7 +7463,7 @@
       <w:szCs w:val="28"/>
     </w:rPr>
   </w:style>
-  <w:style w:type="paragraph" w:styleId="BodyText">
+  <w:style w:type="paragraph" w:styleId="Tretekstu">
     <w:name w:val="Body Text"/>
     <w:basedOn w:val="Normal"/>
     <w:link w:val="TekstpodstawowyZnak"/>
@@ -7885,7 +7471,7 @@
     <w:rsid w:val="00b87c5d"/>
     <w:pPr>
       <w:spacing w:lineRule="auto" w:line="360"/>
-      <w:ind w:hanging="0" w:right="178"/>
+      <w:ind w:right="178" w:hanging="0"/>
       <w:jc w:val="both"/>
     </w:pPr>
     <w:rPr>
@@ -7895,15 +7481,15 @@
       <w:lang w:val="x-none" w:eastAsia="x-none"/>
     </w:rPr>
   </w:style>
-  <w:style w:type="paragraph" w:styleId="List">
+  <w:style w:type="paragraph" w:styleId="Lista">
     <w:name w:val="List"/>
-    <w:basedOn w:val="BodyText"/>
+    <w:basedOn w:val="Tretekstu"/>
     <w:pPr/>
     <w:rPr>
       <w:rFonts w:cs="Arial"/>
     </w:rPr>
   </w:style>
-  <w:style w:type="paragraph" w:styleId="Caption">
+  <w:style w:type="paragraph" w:styleId="Podpis">
     <w:name w:val="Caption"/>
     <w:basedOn w:val="Normal"/>
     <w:qFormat/>
@@ -7937,7 +7523,7 @@
     <w:pPr/>
     <w:rPr/>
   </w:style>
-  <w:style w:type="paragraph" w:styleId="Header">
+  <w:style w:type="paragraph" w:styleId="Gwka">
     <w:name w:val="Header"/>
     <w:basedOn w:val="Normal"/>
     <w:link w:val="NagwekZnak"/>
@@ -7955,7 +7541,7 @@
       <w:lang w:val="x-none"/>
     </w:rPr>
   </w:style>
-  <w:style w:type="paragraph" w:styleId="Footer">
+  <w:style w:type="paragraph" w:styleId="Stopka">
     <w:name w:val="Footer"/>
     <w:basedOn w:val="Normal"/>
     <w:link w:val="StopkaZnak"/>
@@ -8031,7 +7617,7 @@
     <w:qFormat/>
     <w:rsid w:val="00107ae7"/>
     <w:pPr>
-      <w:ind w:hanging="0" w:left="708"/>
+      <w:ind w:left="708" w:hanging="0"/>
     </w:pPr>
     <w:rPr/>
   </w:style>
@@ -8088,15 +7674,15 @@
       <w:lang w:val="x-none"/>
     </w:rPr>
   </w:style>
-  <w:style w:type="paragraph" w:styleId="IndexHeading">
+  <w:style w:type="paragraph" w:styleId="Nagwekindeksu">
     <w:name w:val="Index Heading"/>
     <w:basedOn w:val="Nagwek"/>
     <w:pPr/>
     <w:rPr/>
   </w:style>
-  <w:style w:type="paragraph" w:styleId="TOCHeading">
+  <w:style w:type="paragraph" w:styleId="Nagwekspisutreci">
     <w:name w:val="TOC Heading"/>
-    <w:basedOn w:val="Heading1"/>
+    <w:basedOn w:val="Nagwek1"/>
     <w:next w:val="Normal"/>
     <w:uiPriority w:val="39"/>
     <w:qFormat/>
@@ -8109,7 +7695,7 @@
       <w:lang w:val="en-GB"/>
     </w:rPr>
   </w:style>
-  <w:style w:type="paragraph" w:styleId="FootnoteText">
+  <w:style w:type="paragraph" w:styleId="Przypisdolny">
     <w:name w:val="Footnote Text"/>
     <w:basedOn w:val="Normal"/>
     <w:link w:val="TekstprzypisudolnegoZnak"/>
@@ -8127,7 +7713,7 @@
       <w:lang w:val="x-none" w:eastAsia="x-none"/>
     </w:rPr>
   </w:style>
-  <w:style w:type="paragraph" w:styleId="TOC1">
+  <w:style w:type="paragraph" w:styleId="Spistreci1">
     <w:name w:val="TOC 1"/>
     <w:basedOn w:val="Normal"/>
     <w:next w:val="Normal"/>
@@ -8142,7 +7728,7 @@
         <w:tab w:val="right" w:pos="9060" w:leader="dot"/>
       </w:tabs>
       <w:spacing w:lineRule="auto" w:line="360" w:before="0" w:after="120"/>
-      <w:ind w:hanging="426" w:left="426"/>
+      <w:ind w:left="426" w:hanging="426"/>
       <w:jc w:val="both"/>
     </w:pPr>
     <w:rPr>
@@ -8151,7 +7737,7 @@
       <w:szCs w:val="20"/>
     </w:rPr>
   </w:style>
-  <w:style w:type="paragraph" w:styleId="TOC2">
+  <w:style w:type="paragraph" w:styleId="Spistreci2">
     <w:name w:val="TOC 2"/>
     <w:basedOn w:val="Normal"/>
     <w:next w:val="Normal"/>
@@ -8166,14 +7752,14 @@
         <w:tab w:val="right" w:pos="9060" w:leader="dot"/>
       </w:tabs>
       <w:spacing w:lineRule="auto" w:line="360" w:before="0" w:after="120"/>
-      <w:ind w:hanging="567" w:left="993"/>
+      <w:ind w:left="993" w:hanging="567"/>
       <w:jc w:val="both"/>
     </w:pPr>
     <w:rPr/>
   </w:style>
-  <w:style w:type="paragraph" w:styleId="Title">
+  <w:style w:type="paragraph" w:styleId="Tytu">
     <w:name w:val="Title"/>
-    <w:basedOn w:val="TOCHeading"/>
+    <w:basedOn w:val="Nagwekspisutreci"/>
     <w:next w:val="Normal"/>
     <w:link w:val="TytuZnak"/>
     <w:uiPriority w:val="10"/>
@@ -8190,7 +7776,7 @@
       <w:lang w:val="pl-PL"/>
     </w:rPr>
   </w:style>
-  <w:style w:type="paragraph" w:styleId="TOC3">
+  <w:style w:type="paragraph" w:styleId="Spistreci3">
     <w:name w:val="TOC 3"/>
     <w:basedOn w:val="Normal"/>
     <w:next w:val="Normal"/>
@@ -8205,7 +7791,7 @@
         <w:tab w:val="right" w:pos="9060" w:leader="dot"/>
       </w:tabs>
       <w:spacing w:lineRule="auto" w:line="360" w:before="0" w:after="100"/>
-      <w:ind w:firstLine="593" w:left="400"/>
+      <w:ind w:left="400" w:firstLine="593"/>
       <w:jc w:val="both"/>
     </w:pPr>
     <w:rPr>
